--- a/zaini_case_audit_output/outputs/word/documents/179_شكوى أسامة أحمد زيني ـ دعوى رقم 42824717 ـ 30-04-1445 ـ حجم اقل.docx
+++ b/zaini_case_audit_output/outputs/word/documents/179_شكوى أسامة أحمد زيني ـ دعوى رقم 42824717 ـ 30-04-1445 ـ حجم اقل.docx
@@ -624,7 +624,7 @@
           <w:b w:val="0"/>
           <w:i w:val="0"/>
         </w:rPr>
-        <w:t>ھتفص تسالاب فان فارطأ ةيضقلا ىدلف</w:t>
+        <w:t>فلدى القضية أطراف ناف بالاست صفتھ</w:t>
       </w:r>
     </w:p>
     <w:p>
@@ -2847,7 +2847,7 @@
           <w:b w:val="0"/>
           <w:i w:val="0"/>
         </w:rPr>
-        <w:t>ةيضقلا مقر</w:t>
+        <w:t>رقم القضية</w:t>
       </w:r>
     </w:p>
     <w:p>
@@ -2899,7 +2899,7 @@
           <w:b w:val="0"/>
           <w:i w:val="0"/>
         </w:rPr>
-        <w:t>ةيضقلا ةنس ةيراجت لامعأ يراجت مكح ذيفنت</w:t>
+        <w:t>تنفيذ حكم تجاري أعمال تجارية سنة القضية</w:t>
       </w:r>
     </w:p>
     <w:p>
@@ -3042,7 +3042,7 @@
           <w:b w:val="0"/>
           <w:i w:val="0"/>
         </w:rPr>
-        <w:t>.هيجراخ ءازجأ ريوصت مدعو ةحفصلا دودحب دنتسملا حسم نوكي نأ بجي , دنتسملا حسم ءانثا</w:t>
+        <w:t>اثناء مسح المستند , يجب أن يكون مسح المستند بحدود الصفحة وعدم تصوير أجزاء خارجيه.</w:t>
       </w:r>
     </w:p>
     <w:p>
@@ -3809,7 +3809,7 @@
           <w:b w:val="0"/>
           <w:i w:val="0"/>
         </w:rPr>
-        <w:t>ةيضقلا مقر</w:t>
+        <w:t>رقم القضية</w:t>
       </w:r>
     </w:p>
     <w:p>
@@ -3991,7 +3991,7 @@
           <w:b w:val="0"/>
           <w:i w:val="0"/>
         </w:rPr>
-        <w:t>.هيجراخ ءازجأ ريوصت مدعو ةحفصلا دودحب دنتسملا حسم نوكي نأ بجي , دنتسملا حسم ءانثا</w:t>
+        <w:t>اثناء مسح المستند , يجب أن يكون مسح المستند بحدود الصفحة وعدم تصوير أجزاء خارجيه.</w:t>
       </w:r>
     </w:p>
     <w:p>
@@ -4875,7 +4875,7 @@
           <w:b w:val="0"/>
           <w:i w:val="0"/>
         </w:rPr>
-        <w:t>ىلع ةربتعملا ةيلهألا لماكب امهو نافرطلا قفتا دقف جراخلاو لخادلا يف اهتاقالعو ةكرشلا هذه ىلع ًاظافحو ديهمتلا يف اهيلإ راشملا لامعألا نم يناثلا فرطلا هب موقي املو تاكرشلل ًاماع ريدمو كيرش هتفصب هتاقحتسم ملتسي ملو اهيلإ راشملا تاونسلا ةليط هلباقي امو كلذ ريظن ىضاقتي مل يناثلا فرطلا نأ ثيحو تاكرشلا وأ كونبلا يف ةيرامثتسالا ةظفاحملا ةرادإ -6 . تادقاعتو تارامثتسا يف ةلوخدم تاكرش سيسأت -5- . تاكراشملا وأ تامهاسملا ءاوس ةيراقعلا عيراشملا ىلع رشابملا فارشإلا -4\</w:t>
+        <w:t>\-4 الإشراف المباشر على المشاريع العقارية سواء المساهمات أو المشاركات . -5- تأسيس شركات مدخولة في استثمارات وتعاقدات . -6 إدارة المحافظة الاستثمارية في البنوك أو الشركات وحيث أن الطرف الثاني لم يتقاضى نظير ذلك وما يقابله طيلة السنوات المشار إليها ولم يستلم مستحقاته بصفته شريك ومدير عاماً للشركات ولما يقوم به الطرف الثاني من الأعمال المشار إليها في التمهيد وحفاظاً على هذه الشركة وعلاقاتها في الداخل والخارج فقد اتفق الطرفان وهما بكامل الأهلية المعتبرة على</w:t>
       </w:r>
     </w:p>
     <w:p>
@@ -6643,7 +6643,7 @@
           <w:b w:val="0"/>
           <w:i w:val="0"/>
         </w:rPr>
-        <w:t>لدعلا ةرازو ةيدوعسلا ةيبرعلا ةكلملا</w:t>
+        <w:t>الملكة العربية السعودية وزارة العدل</w:t>
       </w:r>
     </w:p>
     <w:p>
@@ -7384,7 +7384,7 @@
           <w:b w:val="0"/>
           <w:i w:val="0"/>
         </w:rPr>
-        <w:t>.رضاحلا ةضهن عراش - ةضورلا يح - ةدج يف ميقم ، لامعأ لجر</w:t>
+        <w:t>رجل أعمال ، مقيم في جدة - حي الروضة - شارع نهضة الحاضر.</w:t>
       </w:r>
     </w:p>
     <w:p>

--- a/zaini_case_audit_output/outputs/word/documents/179_شكوى أسامة أحمد زيني ـ دعوى رقم 42824717 ـ 30-04-1445 ـ حجم اقل.docx
+++ b/zaini_case_audit_output/outputs/word/documents/179_شكوى أسامة أحمد زيني ـ دعوى رقم 42824717 ـ 30-04-1445 ـ حجم اقل.docx
@@ -70,14 +70,13 @@
     <w:p/>
     <w:p>
       <w:pPr>
-        <w:jc w:val="right"/>
-        <w:bidi/>
-      </w:pPr>
-      <w:r>
-        <w:rPr>
-          <w:b w:val="0"/>
-          <w:i w:val="0"/>
-        </w:rPr>
+        <w:pStyle w:val="Heading2"/>
+        <w:jc w:val="right"/>
+        <w:bidi/>
+      </w:pPr>
+      <w:r>
+        <w:t>[المتن الفعلي: الوقائع / الأسباب / المنطوق] ===</w:t>
+        <w:br/>
         <w:t>الساعة احمد زيني</w:t>
       </w:r>
     </w:p>
@@ -122,27 +121,25 @@
     </w:p>
     <w:p>
       <w:pPr>
-        <w:jc w:val="right"/>
-        <w:bidi/>
-      </w:pPr>
-      <w:r>
-        <w:rPr>
-          <w:b w:val="0"/>
-          <w:i w:val="0"/>
-        </w:rPr>
+        <w:pStyle w:val="Heading2"/>
+        <w:jc w:val="right"/>
+        <w:bidi/>
+      </w:pPr>
+      <w:r>
+        <w:t>[المُرسَل إليه / المخاطَب والتحية] ===</w:t>
+        <w:br/>
         <w:t>معالي الدكتور وليد بن محمد الصمعاني وزير العدل ورئيس المجلس الأعلى للقضاء سلمه الله</w:t>
       </w:r>
     </w:p>
     <w:p>
       <w:pPr>
-        <w:jc w:val="right"/>
-        <w:bidi/>
-      </w:pPr>
-      <w:r>
-        <w:rPr>
-          <w:b w:val="0"/>
-          <w:i w:val="0"/>
-        </w:rPr>
+        <w:pStyle w:val="Heading2"/>
+        <w:jc w:val="right"/>
+        <w:bidi/>
+      </w:pPr>
+      <w:r>
+        <w:t>[المتن الفعلي: الوقائع / الأسباب / المنطوق] ===</w:t>
+        <w:br/>
         <w:t>السلام عليكم ورحمة الله وبركاته .. وبعد:</w:t>
       </w:r>
     </w:p>
@@ -447,144 +444,133 @@
     </w:p>
     <w:p>
       <w:pPr>
-        <w:jc w:val="right"/>
-        <w:bidi/>
-      </w:pPr>
-      <w:r>
-        <w:rPr>
-          <w:b w:val="0"/>
-          <w:i w:val="0"/>
-        </w:rPr>
+        <w:pStyle w:val="Heading2"/>
+        <w:jc w:val="right"/>
+        <w:bidi/>
+      </w:pPr>
+      <w:r>
+        <w:t>[الطلبات / المرفقات] ===</w:t>
+        <w:br/>
         <w:t>بناء على ما سبق أعلاه ألتمس من معاليكم التوجيه بإحالة خطابي هذا للمحكمة العليا لدراسته وتحويل ملف القضية كاملاً لدائرة استئناف أخرى لما شاب الحكم من مخالفات شرعية، وتوجيه المحكمة العليا باتخاذ قرارها بوقف تنفيذ الحكم وإلغاء كافة آثاره ورفع إيقاف الخدمات عني لحين إعادة الفصل في القضية.</w:t>
       </w:r>
     </w:p>
     <w:p>
       <w:pPr>
-        <w:jc w:val="right"/>
-        <w:bidi/>
-      </w:pPr>
-      <w:r>
-        <w:rPr>
-          <w:b w:val="0"/>
-          <w:i w:val="0"/>
-        </w:rPr>
+        <w:pStyle w:val="Heading2"/>
+        <w:jc w:val="right"/>
+        <w:bidi/>
+      </w:pPr>
+      <w:r>
+        <w:t>[المتن الفعلي: الوقائع / الأسباب / المنطوق] ===</w:t>
+        <w:br/>
         <w:t>والله يحفظكم ويرعاكم</w:t>
       </w:r>
     </w:p>
     <w:p>
       <w:pPr>
-        <w:jc w:val="right"/>
-        <w:bidi/>
-      </w:pPr>
-      <w:r>
-        <w:rPr>
-          <w:b w:val="0"/>
-          <w:i w:val="0"/>
-        </w:rPr>
+        <w:pStyle w:val="Heading2"/>
+        <w:jc w:val="right"/>
+        <w:bidi/>
+      </w:pPr>
+      <w:r>
+        <w:t>[الطلبات / المرفقات] ===</w:t>
+        <w:br/>
         <w:t>مقدمه أسامة أحمد عباس زيني</w:t>
       </w:r>
     </w:p>
     <w:p>
       <w:pPr>
-        <w:jc w:val="right"/>
-        <w:bidi/>
-      </w:pPr>
-      <w:r>
-        <w:rPr>
-          <w:b w:val="0"/>
-          <w:i w:val="0"/>
-        </w:rPr>
+        <w:pStyle w:val="Heading2"/>
+        <w:jc w:val="right"/>
+        <w:bidi/>
+      </w:pPr>
+      <w:r>
+        <w:t>[بيانات الأطراف: المدعي / المدعى عليه / الحاضرون] ===</w:t>
+        <w:br/>
         <w:t>هوية وطنية رقم (1008017301)</w:t>
       </w:r>
     </w:p>
     <w:p>
       <w:pPr>
-        <w:jc w:val="right"/>
-        <w:bidi/>
-      </w:pPr>
-      <w:r>
-        <w:rPr>
-          <w:b w:val="0"/>
-          <w:i w:val="0"/>
-        </w:rPr>
+        <w:pStyle w:val="Heading2"/>
+        <w:jc w:val="right"/>
+        <w:bidi/>
+      </w:pPr>
+      <w:r>
+        <w:t>[ترويسة / كليشة رسمية — معلومات متكررة] ===</w:t>
+        <w:br/>
         <w:t>جوال رقم 0505620363</w:t>
       </w:r>
     </w:p>
     <w:p>
       <w:pPr>
-        <w:jc w:val="right"/>
-        <w:bidi/>
-      </w:pPr>
-      <w:r>
-        <w:rPr>
-          <w:b w:val="0"/>
-          <w:i w:val="0"/>
-        </w:rPr>
+        <w:pStyle w:val="Heading2"/>
+        <w:jc w:val="right"/>
+        <w:bidi/>
+      </w:pPr>
+      <w:r>
+        <w:t>[الطلبات / المرفقات] ===</w:t>
+        <w:br/>
         <w:t>المرفقات</w:t>
       </w:r>
     </w:p>
     <w:p>
       <w:pPr>
-        <w:jc w:val="right"/>
-        <w:bidi/>
-      </w:pPr>
-      <w:r>
-        <w:rPr>
-          <w:b w:val="0"/>
-          <w:i w:val="0"/>
-        </w:rPr>
+        <w:pStyle w:val="Heading2"/>
+        <w:jc w:val="right"/>
+        <w:bidi/>
+      </w:pPr>
+      <w:r>
+        <w:t>[المتن الفعلي: الوقائع / الأسباب / المنطوق] ===</w:t>
+        <w:br/>
         <w:t>1 صورة عقد بيع حصة المورث بمبلغ 120 مليون.</w:t>
       </w:r>
     </w:p>
     <w:p>
       <w:pPr>
-        <w:jc w:val="right"/>
-        <w:bidi/>
-      </w:pPr>
-      <w:r>
-        <w:rPr>
-          <w:b w:val="0"/>
-          <w:i w:val="0"/>
-        </w:rPr>
+        <w:pStyle w:val="Heading2"/>
+        <w:jc w:val="right"/>
+        <w:bidi/>
+      </w:pPr>
+      <w:r>
+        <w:t>[الطلبات / المرفقات] ===</w:t>
+        <w:br/>
         <w:t>2 صورة من قرار الشركاء بما يفيد تنازل المورث عن حصته بالقيمة الاسمية وموقع من عدنان</w:t>
       </w:r>
     </w:p>
     <w:p>
       <w:pPr>
-        <w:jc w:val="right"/>
-        <w:bidi/>
-      </w:pPr>
-      <w:r>
-        <w:rPr>
-          <w:b w:val="0"/>
-          <w:i w:val="0"/>
-        </w:rPr>
+        <w:pStyle w:val="Heading2"/>
+        <w:jc w:val="right"/>
+        <w:bidi/>
+      </w:pPr>
+      <w:r>
+        <w:t>[المتن الفعلي: الوقائع / الأسباب / المنطوق] ===</w:t>
+        <w:br/>
         <w:t>3 صك حكم الاستئناف</w:t>
       </w:r>
     </w:p>
     <w:p>
       <w:pPr>
-        <w:jc w:val="right"/>
-        <w:bidi/>
-      </w:pPr>
-      <w:r>
-        <w:rPr>
-          <w:b w:val="0"/>
-          <w:i w:val="0"/>
-        </w:rPr>
+        <w:pStyle w:val="Heading2"/>
+        <w:jc w:val="right"/>
+        <w:bidi/>
+      </w:pPr>
+      <w:r>
+        <w:t>[الطلبات / المرفقات] ===</w:t>
+        <w:br/>
         <w:t>\-4 صورة من قرار الشركاء بتنازل عدنان عن حصته لصالحي بالقيمة الاسمية.</w:t>
       </w:r>
     </w:p>
     <w:p>
       <w:pPr>
-        <w:jc w:val="right"/>
-        <w:bidi/>
-      </w:pPr>
-      <w:r>
-        <w:rPr>
-          <w:b w:val="0"/>
-          <w:i w:val="0"/>
-        </w:rPr>
+        <w:pStyle w:val="Heading2"/>
+        <w:jc w:val="right"/>
+        <w:bidi/>
+      </w:pPr>
+      <w:r>
+        <w:t>[المتن الفعلي: الوقائع / الأسباب / المنطوق] ===</w:t>
+        <w:br/>
         <w:t>5 صور طلبات التنفيذ المقدمة ضدي.</w:t>
       </w:r>
     </w:p>
@@ -785,40 +771,25 @@
     </w:p>
     <w:p>
       <w:pPr>
-        <w:jc w:val="right"/>
-        <w:bidi/>
-      </w:pPr>
-      <w:r>
-        <w:rPr>
-          <w:b w:val="0"/>
-          <w:i w:val="0"/>
-        </w:rPr>
-        <w:t>مدـقت ھباوجب سمـألاب ـاليل ـع لـيميإ ةرئادـلا ، ھصنو ( : ةراـشإلاب إ ةركذملا ةـمدقملا نم دملا اـبيقع ع ةـحئاللا ةيـضا ع ةـمدقملا نم دملا ھيلع ، ثيحو توطنا ع تاءاـعدا ن عتي ع ةـحئاللا ةيـضا ع ةـمدقملا نـم لـيكو دملا درلاو ع باوـج لـيكو دملا ع ةـحئال ضا ـع ةـمدقملا نـم دملا اـ لع ،) ھتم فأو نأـب اذـ كولـسلا غ لوـبقم ، مث ھنإ داـفأ ھنأـب 1445-02-20 ،ــ ةدـقعنملا ع لاـصت ي رملا نع دـع غلبملاو ا ا فارطأ اينو كلإ ، تعلطاو ةرئادـلا ع فلم ةيـضقلا ملف ن ب ي ا ل ميدـقت ليكو دملا ا لع ام ل متـسا ھلجأل نم ( : درلا لاـ م كلذـل ميدـقتو .ةـباج تم فأـف ةرئادـلا ن فرطلا لداب ب تاركذملا لالخ ةدـم 5 ماـيأ جاردإو اـم ھنامدـقي جـمان لا ي اـضقلا ، نإف رذـع عف دـ رب ةرئادـلا .ي و كل و ةـسلج دملا اـ لع ھنأـب مـل عـلطي ع ةـحئاللا ةيـضا ع ةـمدقملا نـم لـيكو دملا مـلو عـلطي اـضيأ ع باوـج لـيكو دملا ع ةـحئال ضا ـع ةـمدقملا اـنم ءـالكو نـع دملا ھـيلع بلطنو مدـقملا نـم ةـماسأ دـمحأ ز .اـعوضوم اـيناث : لوـبق ضا ـع مدـقملا نـم ناندـع دـمحا ز ةـقتاعو يزار ا ليـصفتو غلاـبملا قـفو اـم ة ـ وم ةفي ـ فاـن تس .) بـقعف ليكو لوق ع ابلا ، ام و نأ دملا ھيلع ماق ةيفـصتب ةكرـشلا ا رايتخا ب ـ و سأر ا لام لأو ا فـص ة رابتع ھنإف نمـضي ةميقلا ، كلذل ي إف بلطأ نم مكترئاد ةرقوملا : الوأ : ضفر ضا ع ا دـ ؤ و . اـم و نأ لـص ھنأ دـنع فـالتخ نمثلا ةـميقلاو لوقلاـف لوـق ع اـبلا ، امل ىور نبا دوعـسم نع لوـسر هللا ـص هللا ھيلع ملـسو : اذإ فـلتخا ناـعيبلا س لو اـم يب ةـن ب لوقلاـف ى ـشا نـم ثروملا ةـص ا ةـكولمملا ھـل ةكرـش دـمحأ ز هدـالوأو لـحم ىوعدـلا ، مـلو مدـقي ةـن ب وأ لـيلد حي ـ ع نأ عيبـلا مـت ، لـب ضقاـنت نـمثلا ةـميقلاو اـضقانت دـكؤي ىوعدـلا (138,882,331 لاـ ر ) ةـئمثالث دـحاوو نوثـالثو اـنويلم ةـئمنامثو ناـنثاو نوناـمثو اـفلأ ةـئمو ةـينامثو نوثـالثو ـالا ر ، هدـمتعاو ءا رـشلا مـتو جراـختلا ھـيلع كلذـل اـم و نأ دملا ھـيلع مـعزي ھنأ ةـميقب صـص ا .ةـلداعلا با ـ أ ةليـضفلا اـم و نأ صـصح ةكرـشلا لـحم عا لا مـت اـ مييقت نـم لـبق بساـحملا لـالط وـبأ ةـلازغ دـع فـيل ت ةـمكحملا ھـل يذـلاو اـ ميق غـلبمب هردـقو نوـيلم لاـ ر ، اذـ ف ضقاـنتلا خراـصلا بجوـي حارطا اذـ مـعزلا مدـعو هراـبتعا ، اذـ و اـم تراـشأ ھـل ةرئادـلا ةردـصم مك ا اـ ي س اـمو تصلخ ھل نم ةـجي ن ةحي ـ اـ مكح ھمازلإـب موـعزملا يذـلا دن ـس ھيلع دملا ناـ نودـب نمث وـ ضقاـنت دملا ھيلع ةـميق صـص ا لـحم هذـ ىوعدـلا ةراـتف معزي نأـب نمثلا و ٤٥٠ فـلأ لاـ ر ةراـتو معزي نأـب نمثلا و ١٢٠ كلذ تقولا ايح قزري ، ملو مصتخُي ىوعدـلا ، س لو ل وملل ق ا ـصلا ھنع وأ ھليثمت ، اتلا و نإف عفد دملا ھيلع مدـع زاوج رظنلا ال ھجو .ھل ايناث : نإ امم لدـي ع نأ عيبلا م افص قلع و ق اب ھتاذ الحم اب ـسو ،) رظنلا و هذـ ةداملا تي نأ ـصلا عقو ع ةص ا ةكولمملا ل وملل س لو ع صـصح ثروملا دمحأ ز ـ لحم هذ ىوعدلا ـ يذلاو نا ةكرـشلا كاذـنآ ، ملو نكي ثروملا اـفرط كلت ىوعدـلا ، ادان ـساو إ ةداملا ٨٦ نم ماـظن تاـبث ، لاو تصن ( : ـالو نو ت كـلتل ماـ ح ةـي ا الإ عازن ماق ن ب موص ا نود نأ غتت مدـع زاوـج رظنلا قبـسل لـصفلا اـ ف ـال ـ ي ـالو لـحم ھـل ، كـلذو نـأل ةـص ا لـحم ىوعدـلا كـلم ثروـم كوـم دـمحأ ز ، ـصلاو روـ ذملا اـمنإ عـقو ع ةـص ا ةـكولمملا كومل غ ةـجي ن مك ا ض ـعملا ھيلع ، قبـسو نأ تمت ةـباج اـ لع ھنيح و بابـسا مك ا ض ـعملا ھيلع اـم يفكي ةـباجإلل اـ لع نمو باـب ةداـ ز حاـضي لوـقأ : ـالوأ : نأ عـفد دملا ھيلع 1445 ،ـ ةـمدقملا نم ليكو دملا ، ا ـصنو ( : اباوج ع فان تس مدـقملا نم دملا ھيلع ةماسأ ز ، دوأ نأ ن بأ با ـ أل ةليـضفلا نأ عيمج نوعطلا لا ا راثأ دملا ھيلع ال رت نأ نويلم ةئمتـسو ناـنثاو نوعبـسو اـفلأ ةـئمثالثو ةعـس و و نوعبـس ـالا ر .) دـكأو لـيكو دملا ع اـم درو ةـحئالب .ضا ع اـمك تعلطا ةرئادـلا ع ةركذملا ةـعدوملا ماظنلا خـ راتب -02-11 ةـعبس نورـشعو انويلم ةئمتـسو دـحاوو نوسمخو افلأ ناتئمو و ةعـس رـشع الا ر ، مك او مازلإب دملا ھيلع نأ عفدـي يقحتـسمل ةيـصولا غلبم هردقو ( 110.672.379 لا ر ) ةئم ةرـشعو اـنويلم ةئمعبـسو ةعـس و نوعبـسو اـفلأ و ناـتئم و نوعبـس ـالا ر ، نأو عفدـي ةـيعدملل ةـقتاع دـمحم حي دـمحم ع يزار ا ، ةـ و مـقر ( 1007056847 ) غـلبم هردـق ( 27.651.219 لا ر ) ھميدـقتل ةدملا .ةـيماظنلا اـيناث : مـك ا مازلاـب دملا ھـيلع نأ عفدـي دـملل ناندـع دـمحأ ساـبع ز ، ةـ و مـقر ( 1017092733 ) غـلبم اـمجإ هردـق ( 96.779.270 لا ر ) ةتـس نوعس و ثـيحو ن بـت ماـقمل ةرئادـلا ةرقوملا مدـع ليـصفت مـك ا ع وـحنلا حي ـ لا اـ وجو مدـعو ليـصفت تاقحتـسم ن عدملا نإـف بلطا نم ماـقم ةرئادـلا .ةرقوملا ـالوأ : لوـبق فاـن تس الكـش ةيـصولا لاو ـ وأ ا ثروم ن عادتملا ةقحتسملاو غلبم هردقو ( 110.672.379 لا ر ) ةئم ةرـشعو نويلم ةئمتسو نانثاو نوعبسو افلأ ةئمثالثو ةعس و نوعبسو .الا ر با أ ةليضفلا حي دـمحم ع يزار ا ، ةـ و مـقر ( 1007056847 ) و قحتـس غلبم هردقو ( 27.651.219 لا ر ) ةعبـس نورـشعو انويلم ةئمتـسو دحاوو نوسمخو افلأ ناتئمو و ةعس رشع .الا ر -3 دـمحأ سابع ز ، ةـ و مقر ( 1017092733 ) و و قحتـس غلبم هردقو ( 96.779.270 لا ر ) ةتـس نوعـس و انويلم ةئمعبـسو ةعس و نوعبسو افلأ و ناتئم نوعبسو .الا ر 2 - ةقتاع دمحم و دـحأ ةثرولا بجومب رـصح ةثرولا مقر ( 38391575 )و خ رات 12/05/1438 ،ـ و ھيلع نإف نايب ن قحتـسملا بسح م بـصنأ ةيعرـشلا دع و ذخأ ةيصولا ن ع رابتع ام ي :- 1 ـ ناندع اماظن نأ نو ت ةلـصفم ح نكمي ا ذـيفنت املع ھنأ مت ةدافإ ةرئادـلا نأب كان ةيـصو ةتباث بجومب مكح ي اضق ( 229014721194320022 ( ) قفرم ةروص كـصلا ) امك نأ دملا ھيلع مـلو ـ وت ةرئادـلا ةردـصم مـك ا غلاـبملا ةقحتـسملا ن عدـملل ع ھجو دـيدحتلا مغر م ددـع اـمنإو تفتكا ركذـب غـلبملا اـمج ـالو ىفخي ع ف رـش ملع مكتليـضف نأ ماـ ح بجوـتي ع وحنلا حي ـ لا ثيح نإ ةرئادـلا تمكح مازلإـب دملا ھيلع دادـس غلبم ( 138,882,331 لا ر ) ةـئمثالث دـحاوو نوثالثو انويلم ةـئمنامثو نانثاو نونامثو افلأ ةئمو ةينامثو نوثالثو الا ر ، ةـحئالب ضا ع ، اـمك تعلطا ةرئادـلا ع ةـحئال ضا ع ةـمدقملا نم لـيكو دملا ا لـصاحو ( : دـكؤن نأ انـضا عا بصنم طقف ع ةغيـص قوطنم مك ا ةرئادـلاف مل لصفت قوطنملا املو هارت ةرئادـلا ةرقوملا نم بابـسأ بلطن نم مكتليـضف لوبق فان تس الكـش و عوضوملا ضقن مك ا رداصلا مك او اددجم درب ىوعد دملا .) دكأو ليكو دملا ھيلع ع ام درو ىرخأ ، املو ناـ اذـ مك ا دـع نم لـيبق ل أ لاومأ سانلا لطابلاب امم بيع مك ا روصقلاب ةـفلاخمو ةع رـشلا ةيمالـس ھلعج و ا رح .ءاغلإلاب تابلطلا : كلذـل ھل املو قبـس ھميدـقت ةـمدقملا كـلت ىوعدـلا اـ و ل ةزوـح .ةرئادـلا ـالإ نا ةرئادـلا تـلفغأ كـلت تاءارج بـترتو ع كـلذ لاـفغ رودـص مـك ا – لـحم ضا ـع – مازلإـب فنأتـسملا عفدـب كـلت غلاـبملا ةرم نـم فنأتـسملا ةـعوفدملا نـع هدـلاو نم .ھمدـع 2 - ةـبطاخم ةـمكحملا ةـماعلا ةـظفاحمب ةدـج ةرئادـلا ةرظاـن ىوعدـلا مـقر ( 33286392 ) خـ راتو 8/6/1433 ـ بلطل تا</w:t>
-      </w:r>
-    </w:p>
-    <w:p>
-      <w:pPr>
-        <w:jc w:val="right"/>
-        <w:bidi/>
-      </w:pPr>
-      <w:r>
-        <w:rPr>
-          <w:b w:val="0"/>
-          <w:i w:val="0"/>
-        </w:rPr>
-        <w:t>دن ـسملا ةي ساـحملا 1 - ةبطاخم ةسـسؤم دقنلا يدوعـسلا مالعتسالل امع اذإ ماق فنأتسملا دادس غلبملا عاديإو غلابملا ھتاباسح ةيكنبلا ةصا ا ل ب نيد نم كلت نويدلا ىدمو ءافي سا نويدلا ا قوق ىوعدـلا ثيح نم ھنأش ثأتلا ھجو يأرلا ىوعدـلا الإ نأ ةرئادـلا ھتلفغأ نا و و ةرئادـلاب ذاختا تاءارج لا نم ا أش تابثإ اذـ عفدـلا نم ھمدع عو لي س لاثملا ال رـص ا : عادـيإ كـلت غلاـبملا ، تمدـقو ةـمكحملل لـبق تاونـس ةيـضق ةـمكحملا ةـماعلا رداـصلا ھنأـش نـم لـبق ـ اقلا يدـيازلا ، ثـيحو نإ ن بـلا نـم اذـ عفدـلا ھـنأ اـعفد اـ ر وج جـتنمو كلت نورـشعو نويلم لا ر مت ا دادس نم لالخ دادس نويد هدلاو كونبلل نم لالخ عاديإ غلابملا ھتاباسح ةيكنبلا ةصا ا ل ب نيد نم كلت نويدلا دقو تفوتـسا كونبلا ا قوقح درجمب دملا ھـيلع ( : ھنأ قـفتا عـم هدـلاو لاـح ھتاـيح ع نأ ي ـش ھنم عـيمج ھصـصح عـيمج تا رـشلا ـلا ناـ هدـلاول صـصح اـ ف ةـكلمملا ، كـلذو لـباقم غـلبم ( 120.000.000 لاـ ر ) ةئم ةـسلجب 09/11/1443 ـ نع ةعقاو ھمايق ءارش ةصح هدلاو ھسفنل ةكرش دمحأ ز ة راجتلا غلبمب ( 450.000 لا ر ) طقف ، ن ح نأ ا ميق اقفو ىوعدل دملا كأ نم كلذ باجأف ھيلع عفد غلبملا ن ترم امم دـع نم لبق ل أ لاومأ سانلا لطابلاب ، نمف ثيح نأ تباثلا نم مك ا لحم ضا ع ( ةيادب ةحفـصلا 3 ) نأ دملا ھيلع ةلاصأ باجأ ع حاضي سا ةرئادلا ير وـ ا ئدـبملا نم فنأتـسملا عفدـب غـلبم صـص ا مدـعو ذاـختا تاءارج ةـليفكلا تاـبثإل كـلذ مغر ه ثأـت ير وـ ا ھجو يأرلا ىوعدـلا ةـفلاخمو مك ا ةع رـشلل ھنو ل بت يـس ددـ ا ةكرـش دـمحأ ز ةـ راجتلا ةيفـصتب ةكرـش دـمحأ ز ةـ راجتلا ، اذـكو بطـش ل ـ لا يراـجتلا خـ راتب 11/4/1437 ـو( قـفرم مـقر 7 مـقرو 8 .) يداـ ا رـشع : ل اجت ةرئادـلا عفدـلل ماـعل 1431 ،ـ ثروم فنأتـسملا فنأتـسملاو هدـض ، اذـكو جراخت فنأتـسملا هدـض ماعلا 1434 ـ نم سفن ةكرـشلا ، ةكرـش دـمحأ ز ةـ راجتلا ( ةكرـشلا لحم ىوعدلا ) دقف ماق ءا رـشلا يراجتلا ا ل ذـنم 1437 ،ـ نا و بجي ا لع در ىوعدـلا مدـعو لوبق ةـماقإ ىوعدـلا ع ةكرـش ةـي م دوجوالو ا ل بسح ماظنلا ، ثيح ھنأ دـع جراخت ل نم خيـشلا دـمحأ ز ھمحر هللا ةـكرش دـمحأ ز ةـ راجتلا مدـعو زاوج ةـبلاطملا صـص اب ةـقلعتملا ا : ل اجت مكح ةـمكحم لوأ ةـجرد ، نأ ةكرـش دـمحأ ز ةـ راجتلا دـق مت ا يفـصت بسح ماظنلا متو بطـش ل ـ لا ھيلع مدعو زاوج ةبلاطملا تاذب غلبملا نو ل ةداعإ ھعفد دع نم ليبق ل أ لاومأ سانلا لطابلاب ةفلاخملاب ھلوقل اع ( : الو اول أت مكلاومأ مكن ب لطابلاب .) ارـشاع : لافغإ ةرئادلا ةيفصت ھيلع يأ ضا عا ع عيبلا كلذكو مل راثي يأ عازن ن ب ثروم ن عادتملا فنأتـسملاو نأش مدع مالتـسا ةميق كلت صـص ا رم يذلا ت ثي ھعم ة عيبلا نا رسو هراثآ ةيماظنلا ةبت ملا</w:t>
-      </w:r>
-    </w:p>
-    <w:p>
-      <w:pPr>
-        <w:jc w:val="right"/>
-        <w:bidi/>
-      </w:pPr>
-      <w:r>
-        <w:rPr>
-          <w:b w:val="0"/>
-          <w:i w:val="0"/>
-        </w:rPr>
+        <w:pStyle w:val="Heading2"/>
+        <w:jc w:val="right"/>
+        <w:bidi/>
+      </w:pPr>
+      <w:r>
+        <w:t>[ترويسة / كليشة رسمية — معلومات متكررة] ===</w:t>
+        <w:br/>
+        <w:t>مدـقت ھباوجب سمـألاب ـاليل ـع لـيميإ ةرئادـلا ، ھصنو ( : ةراـشإلاب إ ةركذملا ةـمدقملا نم دملا اـبيقع ع ةـحئاللا ةيـضا ع ةـمدقملا نم دملا ھيلع ، ثيحو توطنا ع تاءاـعدا ن عتي ع ةـحئاللا ةيـضا ع ةـمدقملا نـم لـيكو دملا درلاو ع باوـج لـيكو دملا ع ةـحئال ضا ـع ةـمدقملا نـم دملا اـ لع ،) ھتم فأو نأـب اذـ كولـسلا غ لوـبقم ، مث ھنإ داـفأ ھنأـب 1445-02-20 ،ــ ةدـقعنملا ع لاـصت ي رملا نع دـع غلبملاو ا ا فارطأ اينو كلإ ، تعلطاو ةرئادـلا ع فلم ةيـضقلا ملف ن ب ي ا ل ميدـقت ليكو دملا ا لع ام ل متـسا ھلجأل نم ( : درلا لاـ م كلذـل ميدـقتو .ةـباج تم فأـف ةرئادـلا ن فرطلا لداب ب تاركذملا لالخ ةدـم 5 ماـيأ جاردإو اـم ھنامدـقي جـمان لا ي اـضقلا ، نإف رذـع عف دـ رب ةرئادـلا .ي و كل و ةـسلج دملا اـ لع ھنأـب مـل عـلطي ع ةـحئاللا ةيـضا ع ةـمدقملا نـم لـيكو دملا مـلو عـلطي اـضيأ ع باوـج لـيكو دملا ع ةـحئال ضا ـع ةـمدقملا اـنم ءـالكو نـع دملا ھـيلع بلطنو مدـقملا نـم ةـماسأ دـمحأ ز .اـعوضوم اـيناث : لوـبق ضا ـع مدـقملا نـم ناندـع دـمحا ز ةـقتاعو يزار ا ليـصفتو غلاـبملا قـفو اـم ة ـ وم ةفي ـ فاـن تس .) بـقعف ليكو لوق ع ابلا ، ام و نأ دملا ھيلع ماق ةيفـصتب ةكرـشلا ا رايتخا ب ـ و سأر ا لام لأو ا فـص ة رابتع ھنإف نمـضي ةميقلا ، كلذل ي إف بلطأ نم مكترئاد ةرقوملا : الوأ : ضفر ضا ع ا دـ ؤ و . اـم و نأ لـص ھنأ دـنع فـالتخ نمثلا ةـميقلاو لوقلاـف لوـق ع اـبلا ، امل ىور نبا دوعـسم نع لوـسر هللا ـص هللا ھيلع ملـسو : اذإ فـلتخا ناـعيبلا س لو اـم يب ةـن ب لوقلاـف ى ـشا نـم ثروملا ةـص ا ةـكولمملا ھـل ةكرـش دـمحأ ز هدـالوأو لـحم ىوعدـلا ، مـلو مدـقي ةـن ب وأ لـيلد حي ـ ع نأ عيبـلا مـت ، لـب ضقاـنت نـمثلا ةـميقلاو اـضقانت دـكؤي ىوعدـلا (138,882,331 لاـ ر ) ةـئمثالث دـحاوو نوثـالثو اـنويلم ةـئمنامثو ناـنثاو نوناـمثو اـفلأ ةـئمو ةـينامثو نوثـالثو ـالا ر ، هدـمتعاو ءا رـشلا مـتو جراـختلا ھـيلع كلذـل اـم و نأ دملا ھـيلع مـعزي ھنأ ةـميقب صـص ا .ةـلداعلا با ـ أ ةليـضفلا اـم و نأ صـصح ةكرـشلا لـحم عا لا مـت اـ مييقت نـم لـبق بساـحملا لـالط وـبأ ةـلازغ دـع فـيل ت ةـمكحملا ھـل يذـلاو اـ ميق غـلبمب هردـقو نوـيلم لاـ ر ، اذـ ف ضقاـنتلا خراـصلا بجوـي حارطا اذـ مـعزلا مدـعو هراـبتعا ، اذـ و اـم تراـشأ ھـل ةرئادـلا ةردـصم مك ا اـ ي س اـمو تصلخ ھل نم ةـجي ن ةحي ـ اـ مكح ھمازلإـب موـعزملا يذـلا دن ـس ھيلع دملا ناـ نودـب نمث وـ ضقاـنت دملا ھيلع ةـميق صـص ا لـحم هذـ ىوعدـلا ةراـتف معزي نأـب نمثلا و ٤٥٠ فـلأ لاـ ر ةراـتو معزي نأـب نمثلا و ١٢٠ كلذ تقولا ايح قزري ، ملو مصتخُي ىوعدـلا ، س لو ل وملل ق ا ـصلا ھنع وأ ھليثمت ، اتلا و نإف عفد دملا ھيلع مدـع زاوج رظنلا ال ھجو .ھل ايناث : نإ امم لدـي ع نأ عيبلا م افص قلع و ق اب ھتاذ الحم اب ـسو ،) رظنلا و هذـ ةداملا تي نأ ـصلا عقو ع ةص ا ةكولمملا ل وملل س لو ع صـصح ثروملا دمحأ ز ـ لحم هذ ىوعدلا ـ يذلاو نا ةكرـشلا كاذـنآ ، ملو نكي ثروملا اـفرط كلت ىوعدـلا ، ادان ـساو إ ةداملا ٨٦ نم ماـظن تاـبث ، لاو تصن ( : ـالو نو ت كـلتل ماـ ح ةـي ا الإ عازن ماق ن ب موص ا نود نأ غتت مدـع زاوـج رظنلا قبـسل لـصفلا اـ ف ـال ـ ي ـالو لـحم ھـل ، كـلذو نـأل ةـص ا لـحم ىوعدـلا كـلم ثروـم كوـم دـمحأ ز ، ـصلاو روـ ذملا اـمنإ عـقو ع ةـص ا ةـكولمملا كومل غ ةـجي ن مك ا ض ـعملا ھيلع ، قبـسو نأ تمت ةـباج اـ لع ھنيح و بابـسا مك ا ض ـعملا ھيلع اـم يفكي ةـباجإلل اـ لع نمو باـب ةداـ ز حاـضي لوـقأ : ـالوأ : نأ عـفد دملا ھيلع 1445 ،ـ ةـمدقملا نم ليكو دملا ، ا ـصنو ( : اباوج ع فان تس مدـقملا نم دملا ھيلع ةماسأ ز ، دوأ نأ ن بأ با ـ أل ةليـضفلا نأ عيمج نوعطلا لا ا راثأ دملا ھيلع ال رت نأ نويلم ةئمتـسو ناـنثاو نوعبـسو اـفلأ ةـئمثالثو ةعـس و و نوعبـس ـالا ر .) دـكأو لـيكو دملا ع اـم درو ةـحئالب .ضا ع اـمك تعلطا ةرئادـلا ع ةركذملا ةـعدوملا ماظنلا خـ راتب -02-11 ةـعبس نورـشعو انويلم ةئمتـسو دـحاوو نوسمخو افلأ ناتئمو و ةعـس رـشع الا ر ، مك او مازلإب دملا ھيلع نأ عفدـي يقحتـسمل ةيـصولا غلبم هردقو ( 110.672.379 لا ر ) ةئم ةرـشعو اـنويلم ةئمعبـسو ةعـس و نوعبـسو اـفلأ و ناـتئم و نوعبـس ـالا ر ، نأو عفدـي ةـيعدملل ةـقتاع دـمحم حي دـمحم ع يزار ا ، ةـ و مـقر ( 1007056847 ) غـلبم هردـق ( 27.651.219 لا ر ) ھميدـقتل ةدملا .ةـيماظنلا اـيناث : مـك ا مازلاـب دملا ھـيلع نأ عفدـي دـملل ناندـع دـمحأ ساـبع ز ، ةـ و مـقر ( 1017092733 ) غـلبم اـمجإ هردـق ( 96.779.270 لا ر ) ةتـس نوعس و ثـيحو ن بـت ماـقمل ةرئادـلا ةرقوملا مدـع ليـصفت مـك ا ع وـحنلا حي ـ لا اـ وجو مدـعو ليـصفت تاقحتـسم ن عدملا نإـف بلطا نم ماـقم ةرئادـلا .ةرقوملا ـالوأ : لوـبق فاـن تس الكـش ةيـصولا لاو ـ وأ ا ثروم ن عادتملا ةقحتسملاو غلبم هردقو ( 110.672.379 لا ر ) ةئم ةرـشعو نويلم ةئمتسو نانثاو نوعبسو افلأ ةئمثالثو ةعس و نوعبسو .الا ر با أ ةليضفلا حي دـمحم ع يزار ا ، ةـ و مـقر ( 1007056847 ) و قحتـس غلبم هردقو ( 27.651.219 لا ر ) ةعبـس نورـشعو انويلم ةئمتـسو دحاوو نوسمخو افلأ ناتئمو و ةعس رشع .الا ر -3 دـمحأ سابع ز ، ةـ و مقر ( 1017092733 ) و و قحتـس غلبم هردقو ( 96.779.270 لا ر ) ةتـس نوعـس و انويلم ةئمعبـسو ةعس و نوعبسو افلأ و ناتئم نوعبسو .الا ر 2 - ةقتاع دمحم و دـحأ ةثرولا بجومب رـصح ةثرولا مقر ( 38391575 )و خ رات 12/05/1438 ،ـ و ھيلع نإف نايب ن قحتـسملا بسح م بـصنأ ةيعرـشلا دع و ذخأ ةيصولا ن ع رابتع ام ي :- 1 ـ ناندع اماظن نأ نو ت ةلـصفم ح نكمي ا ذـيفنت املع ھنأ مت ةدافإ ةرئادـلا نأب كان ةيـصو ةتباث بجومب مكح ي اضق ( 229014721194320022 ( ) قفرم ةروص كـصلا ) امك نأ دملا ھيلع مـلو ـ وت ةرئادـلا ةردـصم مـك ا غلاـبملا ةقحتـسملا ن عدـملل ع ھجو دـيدحتلا مغر م ددـع اـمنإو تفتكا ركذـب غـلبملا اـمج ـالو ىفخي ع ف رـش ملع مكتليـضف نأ ماـ ح بجوـتي ع وحنلا حي ـ لا ثيح نإ ةرئادـلا تمكح مازلإـب دملا ھيلع دادـس غلبم ( 138,882,331 لا ر ) ةـئمثالث دـحاوو نوثالثو انويلم ةـئمنامثو نانثاو نونامثو افلأ ةئمو ةينامثو نوثالثو الا ر ، ةـحئالب ضا ع ، اـمك تعلطا ةرئادـلا ع ةـحئال ضا ع ةـمدقملا نم لـيكو دملا ا لـصاحو ( : دـكؤن نأ انـضا عا بصنم طقف ع ةغيـص قوطنم مك ا ةرئادـلاف مل لصفت قوطنملا املو هارت ةرئادـلا ةرقوملا نم بابـسأ بلطن نم مكتليـضف لوبق فان تس الكـش و عوضوملا ضقن مك ا رداصلا مك او اددجم درب ىوعد دملا .) دكأو ليكو دملا ھيلع ع ام درو ىرخأ ، املو ناـ اذـ مك ا دـع نم لـيبق ل أ لاومأ سانلا لطابلاب امم بيع مك ا روصقلاب ةـفلاخمو ةع رـشلا ةيمالـس ھلعج و ا رح .ءاغلإلاب تابلطلا : كلذـل ھل املو قبـس ھميدـقت ةـمدقملا كـلت ىوعدـلا اـ و ل ةزوـح .ةرئادـلا ـالإ نا ةرئادـلا تـلفغأ كـلت تاءارج بـترتو ع كـلذ لاـفغ رودـص مـك ا – لـحم ضا ـع – مازلإـب فنأتـسملا عفدـب كـلت غلاـبملا ةرم نـم فنأتـسملا ةـعوفدملا نـع هدـلاو نم .ھمدـع 2 - ةـبطاخم ةـمكحملا ةـماعلا ةـظفاحمب ةدـج ةرئادـلا ةرظاـن ىوعدـلا مـقر ( 33286392 ) خـ راتو 8/6/1433 ـ بلطل تادن ـسملا ةي ساـحملا 1 - ةبطاخم ةسـسؤم دقنلا يدوعـسلا مالعتسالل امع اذإ ماق فنأتسملا دادس غلبملا عاديإو غلابملا ھتاباسح ةيكنبلا ةصا ا ل ب نيد نم كلت نويدلا ىدمو ءافي سا نويدلا ا قوق ىوعدـلا ثيح نم ھنأش ثأتلا ھجو يأرلا ىوعدـلا الإ نأ ةرئادـلا ھتلفغأ نا و و ةرئادـلاب ذاختا تاءارج لا نم ا أش تابثإ اذـ عفدـلا نم ھمدع عو لي س لاثملا ال رـص ا : عادـيإ كـلت غلاـبملا ، تمدـقو ةـمكحملل لـبق تاونـس ةيـضق ةـمكحملا ةـماعلا رداـصلا ھنأـش نـم لـبق ـ اقلا يدـيازلا ، ثـيحو نإ ن بـلا نـم اذـ عفدـلا ھـنأ اـعفد اـ ر وج جـتنمو كلت نورـشعو نويلم لا ر مت ا دادس نم لالخ دادس نويد هدلاو كونبلل نم لالخ عاديإ غلابملا ھتاباسح ةيكنبلا ةصا ا ل ب نيد نم كلت نويدلا دقو تفوتـسا كونبلا ا قوقح درجمب دملا ھـيلع ( : ھنأ قـفتا عـم هدـلاو لاـح ھتاـيح ع نأ ي ـش ھنم عـيمج ھصـصح عـيمج تا رـشلا ـلا ناـ هدـلاول صـصح اـ ف ةـكلمملا ، كـلذو لـباقم غـلبم ( 120.000.000 لاـ ر ) ةئم ةـسلجب 09/11/1443 ـ نع ةعقاو ھمايق ءارش ةصح هدلاو ھسفنل ةكرش دمحأ ز ة راجتلا غلبمب ( 450.000 لا ر ) طقف ، ن ح نأ ا ميق اقفو ىوعدل دملا كأ نم كلذ باجأف ھيلع عفد غلبملا ن ترم امم دـع نم لبق ل أ لاومأ سانلا لطابلاب ، نمف ثيح نأ تباثلا نم مك ا لحم ضا ع ( ةيادب ةحفـصلا 3 ) نأ دملا ھيلع ةلاصأ باجأ ع حاضي سا ةرئادلا ير وـ ا ئدـبملا نم فنأتـسملا عفدـب غـلبم صـص ا مدـعو ذاـختا تاءارج ةـليفكلا تاـبثإل كـلذ مغر ه ثأـت ير وـ ا ھجو يأرلا ىوعدـلا ةـفلاخمو مك ا ةع رـشلل ھنو ل بت يـس ددـ ا ةكرـش دـمحأ ز ةـ راجتلا ةيفـصتب ةكرـش دـمحأ ز ةـ راجتلا ، اذـكو بطـش ل ـ لا يراـجتلا خـ راتب 11/4/1437 ـو( قـفرم مـقر 7 مـقرو 8 .) يداـ ا رـشع : ل اجت ةرئادـلا عفدـلل ماـعل 1431 ،ـ ثروم فنأتـسملا فنأتـسملاو هدـض ، اذـكو جراخت فنأتـسملا هدـض ماعلا 1434 ـ نم سفن ةكرـشلا ، ةكرـش دـمحأ ز ةـ راجتلا ( ةكرـشلا لحم ىوعدلا ) دقف ماق ءا رـشلا يراجتلا ا ل ذـنم 1437 ،ـ نا و بجي ا لع در ىوعدـلا مدـعو لوبق ةـماقإ ىوعدـلا ع ةكرـش ةـي م دوجوالو ا ل بسح ماظنلا ، ثيح ھنأ دـع جراخت ل نم خيـشلا دـمحأ ز ھمحر هللا ةـكرش دـمحأ ز ةـ راجتلا مدـعو زاوج ةـبلاطملا صـص اب ةـقلعتملا ا : ل اجت مكح ةـمكحم لوأ ةـجرد ، نأ ةكرـش دـمحأ ز ةـ راجتلا دـق مت ا يفـصت بسح ماظنلا متو بطـش ل ـ لا ھيلع مدعو زاوج ةبلاطملا تاذب غلبملا نو ل ةداعإ ھعفد دع نم ليبق ل أ لاومأ سانلا لطابلاب ةفلاخملاب ھلوقل اع ( : الو اول أت مكلاومأ مكن ب لطابلاب .) ارـشاع : لافغإ ةرئادلا ةيفصت ھيلع يأ ضا عا ع عيبلا كلذكو مل راثي يأ عازن ن ب ثروم ن عادتملا فنأتـسملاو نأش مدع مالتـسا ةميق كلت صـص ا رم يذلا ت ثي ھعم ة عيبلا نا رسو هراثآ ةيماظنلا ةبت ملا</w:t>
+      </w:r>
+    </w:p>
+    <w:p>
+      <w:pPr>
+        <w:pStyle w:val="Heading2"/>
+        <w:jc w:val="right"/>
+        <w:bidi/>
+      </w:pPr>
+      <w:r>
+        <w:t>[المتن الفعلي: الوقائع / الأسباب / المنطوق] ===</w:t>
+        <w:br/>
         <w:t>٤۵۳۰۲٤۱٦۲۲ رقم صك</w:t>
       </w:r>
     </w:p>
@@ -1149,40 +1120,25 @@
     </w:p>
     <w:p>
       <w:pPr>
-        <w:jc w:val="right"/>
-        <w:bidi/>
-      </w:pPr>
-      <w:r>
-        <w:rPr>
-          <w:b w:val="0"/>
-          <w:i w:val="0"/>
-        </w:rPr>
-        <w:t>ـال لـبقي كيكـش لا لـ وأتلاو ا رارـصإ ع ةـبلاطملا اـ قحب ح ةـيا لا ضحدو تاءا فا دملا ھيلع ھبيذاـ أو ةراـثملا ھنم ةـسل ا ةيـضاملا دـصقب طاقـسإ قوق ا ةـتباثلا ھت جاوم ة اب ال تالي ـ ب ال ملع فورظ ا لي ـ وأ ا يقوت وأ ا ـ ، اديكأتو نم ل وم ع ا ـصرح ع ةبلاطملا ا قحب رـشلا يماظنلاو اننإف قفرن ماقمل ةرئادلا رارق ح رصلا يذلاو لي ـ روـصم ـل ومل يدـبت ھـيف مدـع اـ بغر ةمـصاخم دملا ھـيلع وأ ةـبلاطملا اـ قوقحب ءوـ و دملا ھـيلع هذـ ل بيلاـس ةـ وتلملا ةـثعاب ھـكاردإ ةمالـس ھفقوـم ـالإو ةـ اف عراـقت جارختـسا اذـ قـ ا ھعا ـناو تردـصأ ةـلا ولا ةـيماظنلا اـ ليثمتل ةـبلاطملاو اـ قوقحب ( قـفرم ۲ .) ةروـص ةـلا ولا ، ـالو لاـني نـم هذـ ةـقيق ا ةـتباثلا اـم ھـمعزي دملا ھـيلع نـم دوـجو هللا لثمتملا ا يـصن رـشلا صص ا ةغلابلا 90 % نم ةكرـش دمحأ ز هدالواو ة راجتلا يذلا ذوحتـسا ا لع دملا ھيلع غ قح الو لي س تعم كلمتلل رش وأ يماظن و لي س اذـ و ام لمأن نأ نو ي لحم رابتعا ىدـل ةرئادلا .ةرقوملا ايناث : دكؤن ماقمل ةرئادلا ةرقوملا نأ ل وم ةيعدملا ةقتاع يزار ا ةكـسمتم ةبلاطملاب ا قحب ثرإ ا جوز وتملا دمحأ ز ةمحر ةـمكحملا كاذـنآ ل و اذـ فرـصتلا ةـل مب اـضرلا وأ مدـع ضا ع نم لـبق فارطأ عا لا اـعيمج م مو دملا ھيلع هذـ ىوعدـلا ـالو لـبقي نم خ ھطاقـسإ وأ كيكـش لا ھت ـ دـمعتملا ر رقتل ةـميق صـص ا لـحم ةـبلاطملا و غلبملا مو حملا ھب نم لـبق ةـمكحم ةـجردلا و ءانب ع مييقتلا ر رقتلاو ي ا لا ب ل ساحملا متو جراختلا بجومب اذـ ر رقتلا مامأ نـم لـحارم .ىوعدـلا ٣ - درو ر رقتلا ي اـ لا ( ص ٦ ) اـمو ا دـع نأ ةـميق ةكرـش دـمحأ ز ةـ راجتلا وـ غـلبم هردـقو ( ٩٣١،٧٥٧,٣٦٧ لاـ ر ( ) قـفرم ۱ ةروـص ر رقتلا .) ھـيلعو نإـف غلبملا غـلبم ٩٣١،٧٥٧،٣٦٧ .لا ر ٢ - نأ اذـ غلبملا رو ذملا ر رقتلاب ي ا لا - لحم مك ا - و غلبملا يذلا مت جراخت ءا رـشلا ھيلع رقأو ھب دملا ھيلع ملو ض ع ع ھنيماضم يأ ةلحرم ۹۷ نويلم لاـ ر طقف عفد هاو طقاسو نم هوجو ١: - نأ اذـ غلبملا مل نكي ر رقتلا ي ا لا امنإو نا ر رقتلا ي دبملا مث دع تاضا عا فارط ردص ر رقتلا ي ا لا يذلا ررق نأ ةميقلا اـ لع اـقيبطت صنل ةداملا ( ۱۲ ) ةـفلاس ركذـلا طاقـسإ اذـ عفدلا الكـش مدعو ھلوبق .ھحارطاو نمو ةيحانلا ةيعوضوملا ؛ نإف عفد دملا ھيلع نأب صـص ا لحم عا لا ردقت ةميقب غلبت ھثا كا امب ءاج ھيف نأب ةميقلا صـص ل لحم عا لا ٧٩ نويلم امك معزي الو زوجي خأت نايبلا نع تقو ةجا ا ، املو نا لا ا كلذك نإف ةمكحم فان تس ةرقوملا دق ىرت ھنأ امازل ھيلع مل ي اذـ عفدـلا ماـمأ ةـمكحم ةـجردلا و عم نأ ةـجا ا ةـسام ھكـسمتل اذـ عفدـلا ول ناـ نمؤي ھت ـ ب ر رقتلاو ساـحملا س ل ثيدـح رودـصلا ةأـش لاو ح لـبقي ھنم مدـع نم ةـحئاللا ةـيذيفنتلا قرطل ضا ع ع ( : ـال لـبقت ةـمكحملا - يأ فاـن تس - يأ ةـلدأ مل نكت ةـضورعم ماـمأ ةـمكحم ةـجردلا و ناـ و ناـ مإب موص ا ...ا ميدـقت ،) اـم و نأ دملا ثروملا دـمحأ ز ةـمحر هللا لـحم اذـ عا لا - ردـقت غـلبمب هردـقو ( ۰۰۰,۰۰۰,۹۷ نويلم لاـ ر ) اذـ ف عفدـلا لـطاب دودرمو الكـش .اعوضومو نمف ةـيحانلا ةيل ـشلا دـقف تصن ةداملا ( ۱۲) ةـسل ا ةـقباسلا لاو تنا خـ راتب ١٤٤٥/٠٣/٠٤ ـ ـالوأ : اـميف قلعتي عفدـب دملا ھيلع نأـب ر رقتلا ساـحملا رداـصلا نم ب ا ساـحملا لـالط وبأ ھلازغ دـق نمـضت نأ ةـميق صـصح ز )و( ةـقتاع دـمحم حي دـمحم ع يزار ا ) ةـعدوملاو تاقفرمب ةيـضقلا خ راتب 10 03/ 1445/ ـ ا لـصاحو ( : ـ ون ماـقمل ةرئادـلا ي ادر ع ام هراثأ ليكو دملا ھيلع ةطوبـضملا ةـسلج 1445-03-11 ،ـ ةدـقعنملا ع لاصت ي رملا نع دـع غلبملاو ا ا فارطأ اينو كلإ ، تعلطاو ةرئادـلا ع فلم ةيـضقلا ، عو ةركذملا ةمدقملا ليكو ن يعدملا ( ناندع دمحأ سابع APP-JED-COMM2@moj.gov.sa عم ةرورـض نأ موقي لـ فرط دـ و ب فرطلا رخ ةـباجإلاب ع لـيميإ ل ام م ، م فتف ل فرط .كلذ ھيلعو ررقت ةرئادـلا ليجأت رظن .ىوعدـلا و امك تم فأ ل فرط درلاب ع ماظنلا ع ام ھمدقيـس فارط لالخ ةـل م ةـيلات ا ردـقو موي دحاو ، ع ھنإ نإ رذع لاسرإ ةباج ع ماظنلا ، نكميف ا لاسرإ ع ليميإ ةرئادلا اتلا : ھيلع درلاب ع ام هركذ ن يعدملا ةسلجب مويلا نأش ةلأسم زاجتح ىو ـشلاو ىدل تا ا ةصتخملا ، ميدقتو ھتباجإ لالخ ةل م ال زواجتت موي دحاو ع ماظنلا ، غيـصب pdf و word ةـمداقلا دـ وزتو ةرئادـلا لـئاسوب لـصاوتلا عـم بـ ا ، تـم فأو لـيكو ن يعدملا درلاـب ع اـم ھنمـضت باوـج لـيكو دملا ھيلع نأـش ةـميقلا ـلا ا ردـق بـ ا ، اـمك تم فأ لـيكو دملا داـي ا نـ ب اـ نبا ـالو ىري ةرورـض اـ راضحإل دـقو تباجتـسا ھـل ةرئادـلا ـالو فرع يأ ب ـس عـنمي نـم اـ روضح ةـمكحملل عامـسل اـم ا دـل .) مـث تـم فأ ةرئادـلا بـ ا روض اـب ةـسل ا لقح ةثداحملا ھصنو ( : ىوعدلا ةرو ذملا س ل ا ل ةقالع هذ ىوعدلا ، دقو قبـس ةرئادلل ةيئادتب نأ تبلط روضح ةديـسلا ةقتاع عامسل ام ا دل ، نكلو ليكولا ركذ اصن ا أ فقت ع ةـصتخملا ، مـث نإ دملا ھـيلع ماـقأ ىوـعد دـض ھتدـلاو مـقرب 4570053093 اـ لاطي ميلـس ب 130 نوـيلم لاـ ر ، تلازـالو دـيق رظنلا ةـمكحملاب ةـماعلا ،) بقعف لـيكو دملا ھيلع ھباوـجب ـع كوـم ناندـع اـ أو مـل لـ وت اذـ ف مـالكلا غ حي ـ زوجيـالو نـعطلا قارو ةيمـسرلا ـالإ ر و لاـب س لو اذـ نـم صاـصتخا ةـمكحملا ةـ راجتلا ، ناـ مإ و دملا مدـقتلا تاـ ل صاـ ا ةرئادـلاب ، ھـنأو بـلطي ا اوجتـسا اـنب ع ةداملا 20/2 نـم ماـظن تاـبث بـقعف لـيكو دملا ھـنا ثـع ةـباوجب ـع لـقح ةـثداحملا ھـصنو ( : اـم هركذ دملا ھـيلع نـم زاـجتحا ةدـلاو اـ أب ـال بلاـطت اـ با ةـماسأ يأـب ةـبلاطم ، اـ أو مـل لـ وت يأ يماـحم ـالو فرع نـع ةيـضقلا ائ ـش ، يذـلاو ماـق ر وـصتب ويدـيفلا وـ اـ وخأ قوزرم يزار ا ، متو ھثع ع دـي لا ي و ـكل اذـ ام تدرأ ھنايب .) مث بقع ليكو دملا ھيلع دـيكأتلاب ع نأ ةدـلاو دملا ھيلع ةزجتحم ىدـل دملا ، نأو كان لي ـ ويدـيف مت لبق ن عوبـسأ ر ظت ھيف ةـيعدملا ةـقتاع و لوقت ةيفـصت ةكرـشلا ا رايتخا نم لبق دملا ھيلع اذـ ف دـقعلا تددـع بابـسأ ھطوقـس انكر الحمو مدـع ةـيل أ دـحأ نيدقاعلا ءادتبا مث فلختب نمثلا يقيق ا لداعلا عيبملل توبثو .هءافتنا ءـالجب اـ ي س مـك ل لـحم رظنلا لـيحنو امل قبـس اـعنم راركتلل اـظفحو تقوـل ةرئادـلا نـ مثلا ، اذـ و اـم اـنلعج لدـع نـع عفدـلا ر و ـب دـقع عيبـلا وـ ف عـفد غ رثؤـم غو جـتنم دع ضا فا ھت ـ مدع عفد ةميقلا ةلداعلا صـص ل لب ھنإ مل ملـس ا م ائ ـش ضقانتو دملا ھيلع نايب ةيلآ دادس نمثلا امك و لصفم ةركذملا ةقباسلا ھتلـصفو ةرئادلا ةيئادتب يأ نأ ثروملا دـقاف ةـيل ألل غو كردـم لبق اذـ خـ راتلا ثكب اتلا و نإف دـقع عيبلا طقاس غو تعم اعرـش اماظنو غو جتنم هراثآل ةيماظنلا كلذكو نم تاطقـسم دقع عيبلا ع قـفاوملا ١٤٣١-١٢-٠٢ ـ يأ دـع خ رات دقع عيب صـص ا لحم عا لا مايأب ةليلق ، نمـضتو ر رقتلا نأ ب - ثروم كوم - ي اع نم فر ا وخيـشلا مدقملا فعـضو كارد ( قفرم .) دن ـسم ةـياغ ةـيم ذإ اـننأ اـن ب ةرقفلا مـقر ( ۱ ) نـم دـنبلا ( اـيناث ) نم انتركذـم ةـيقا ة خ ةراـش إ رودـص ر رقت ـط نم ىفـش سم سر ا طوـلا خـ راتب ۹۰-۱۱-۰۱۰۲م اـ لطاممو طـقف دـقو ترج ماـ حأ ءاـضقلا ع مدـع صاـصتخا مك</w:t>
-      </w:r>
-    </w:p>
-    <w:p>
-      <w:pPr>
-        <w:jc w:val="right"/>
-        <w:bidi/>
-      </w:pPr>
-      <w:r>
-        <w:rPr>
-          <w:b w:val="0"/>
-          <w:i w:val="0"/>
-        </w:rPr>
-        <w:t>اـحم لاوـح رظنلاـب تاـعزانم تا رـشلا ةـ راجتلا فـال او ع صـص ا وأ .ةـميقلا اـيناث : طقـس او ـس نأ قفرن ىوعدـلا دـ زت ع ةئمـسمخ فـلأ لاـ ر ،) فـال او بـصنم ع عـيب ةـميقو صـصح ةكرـش ةـ راجت ةـيماظن ، عفدـلاو نـم لـبق دملا ھـيلع مدـع صاـصتخ دـصقلا ھـنم ةراـضم كوـم تا رـشلا ،) كلذكو ةداملا ةيدا ا نوثالثلاو : صاصتخ ونلا صتخت مكاحملا ة راجتلا ىواعدلا ةماقملا ع رجاتلا تاعزانم دوقعلا ة راجتلا ، م تنا ةميق ةبلاطملا ةيلـص ىوعدـلا دـ زت ع ةـئام فلأ لاـ ر ، سلجمللو دـنع ءاـضتق ةداـ ز هذـ .ةـميقلا تاـعزانم ءا رـشلا ةكرـش .ةـ راضملا ٤ . ىواعدـلا تاـفلاخملاو ةئـشانلا نع قيبطت ماـ حأ ماظن رظنلاـب ي ١: . تاـعزانملا ـلا أـش ت نـ ب راـجتلا ب ـس م لاـمعأ ةـ راجتلا ةيلـص وأ .ةـيعبتلا ٢ . ىواعدـلا ةـماقملا ع رجاـتلا تاـعزانم دوـقعلا ةـ راجتلا ، ـم تناـ ةـميق ةبلاـطملا ةـقباسلا صاـصتخ و دـقعنم اـمك ـال ىفخي ع ف رـش مـلع ةرئادـلا ةـمكحملل ةـ راجتلا بجوـمب ةداملا ةـسداسلا ةرـشع نـم ماـظن ةـمكحملا ةـ راجتلا ـلاو تـصن ع ( : صتخت ةمكحملا صاـصتخا ةـمكحم لاوـح ةيـص لا اذـ و عفدـلا لـطاب نـم هوـجو : نأ عا لا فـال او عـم دملا ھـيلع قـلعتم ةـميقب صـصح ذوحتـسا اـ لع نود ھـجو قـح اـمك وـ ن بـم انتركذـم ھ وـنتلا ع ن تلأـسم ةـياغ ةـيم ةرثؤـمو ادـج ع رظنلا ي اـضقلا راـسمو ةيـضقلا : ـالوأ : عـفد لـيكو دملا ھـيلع مدـع صاـصتخا ةـمكحملا ةـ راجتلا رظنب هذـ ىوعدـلا اـ او نم ءان و ع بلط ةرئادلا ةسل ا ة خ ميدقتب ةركذم ةيليـصفت اري ا ف لسلـس ع اقولا مزلا ھيلعو تفلن ةيانع ةرئادلا ةرقوملا ھنا طقـس او ـس ةركذملا ةيليصفتلا راشملا ا لإ افنآ دـمحأ سابع ز )و( ةـقتاع دمحم حي دمحم ع يزار ا ) ةعدوملاو تاقفرم ةيـضقلا خ راتب 29 02/ 1445/ ـ ا لصاحو ( : اقا إ انتركذمل ةيليصفتلا ةمدقملا خ راتب 1445-02-24 ،ـ مكتليـضف ءاـضقلا اـمب ي : ءاـغلإ مك ا فنأتـسملا ءاـضقلاو اددـجم درب ىوـعد دملا ؛ مدـعل قاقحتـس .) اـمك تعلطا ةرئادـلا ع ةركذملا ةـيقا ةـمدقملا نم لـيكو ن يعدملا ناندـع كلتل ةيـصولا ضقانت مات ھتاءاعدال ةقباسلا ، ولف انملـس نالطبب دقع عيب صـص ا ؛ ھنإف نم باب وأ مدع قاقحتـسا يأ غلابم ةئشان نع كلت .ةيصولا ءان و ع ام مدقت سمتلن نم ھثروم كسمت و ةيـصولاب ةرداصلا خ رات 1432 2/ 12/ بلاط و تاقحتـسمب ةيلام ةئـشان نع كلت ةيصولا ن ح ھنأ دي نالطبب دقع عيب صص ا لحم ىوعدلا خرؤملا خ راتب قباس ميدـقت يأ لـيلد وا عـفد لاـح ناـ نـم ھنأـش ثأـتلا ھـجو يأرلا .ىوعدـلا 8 - اـمأو دان ـسا دملا ع مـكح ةيـصولا : بـيجنف ع كـلذ 1: - نأ دملا رقي ارارقإ ا ـ او اح رـصو ةيل أـب</w:t>
-      </w:r>
-    </w:p>
-    <w:p>
-      <w:pPr>
-        <w:jc w:val="right"/>
-        <w:bidi/>
-      </w:pPr>
-      <w:r>
-        <w:rPr>
-          <w:b w:val="0"/>
-          <w:i w:val="0"/>
-        </w:rPr>
+        <w:pStyle w:val="Heading2"/>
+        <w:jc w:val="right"/>
+        <w:bidi/>
+      </w:pPr>
+      <w:r>
+        <w:t>[ترويسة / كليشة رسمية — معلومات متكررة] ===</w:t>
+        <w:br/>
+        <w:t>ـال لـبقي كيكـش لا لـ وأتلاو ا رارـصإ ع ةـبلاطملا اـ قحب ح ةـيا لا ضحدو تاءا فا دملا ھيلع ھبيذاـ أو ةراـثملا ھنم ةـسل ا ةيـضاملا دـصقب طاقـسإ قوق ا ةـتباثلا ھت جاوم ة اب ال تالي ـ ب ال ملع فورظ ا لي ـ وأ ا يقوت وأ ا ـ ، اديكأتو نم ل وم ع ا ـصرح ع ةبلاطملا ا قحب رـشلا يماظنلاو اننإف قفرن ماقمل ةرئادلا رارق ح رصلا يذلاو لي ـ روـصم ـل ومل يدـبت ھـيف مدـع اـ بغر ةمـصاخم دملا ھـيلع وأ ةـبلاطملا اـ قوقحب ءوـ و دملا ھـيلع هذـ ل بيلاـس ةـ وتلملا ةـثعاب ھـكاردإ ةمالـس ھفقوـم ـالإو ةـ اف عراـقت جارختـسا اذـ قـ ا ھعا ـناو تردـصأ ةـلا ولا ةـيماظنلا اـ ليثمتل ةـبلاطملاو اـ قوقحب ( قـفرم ۲ .) ةروـص ةـلا ولا ، ـالو لاـني نـم هذـ ةـقيق ا ةـتباثلا اـم ھـمعزي دملا ھـيلع نـم دوـجو هللا لثمتملا ا يـصن رـشلا صص ا ةغلابلا 90 % نم ةكرـش دمحأ ز هدالواو ة راجتلا يذلا ذوحتـسا ا لع دملا ھيلع غ قح الو لي س تعم كلمتلل رش وأ يماظن و لي س اذـ و ام لمأن نأ نو ي لحم رابتعا ىدـل ةرئادلا .ةرقوملا ايناث : دكؤن ماقمل ةرئادلا ةرقوملا نأ ل وم ةيعدملا ةقتاع يزار ا ةكـسمتم ةبلاطملاب ا قحب ثرإ ا جوز وتملا دمحأ ز ةمحر ةـمكحملا كاذـنآ ل و اذـ فرـصتلا ةـل مب اـضرلا وأ مدـع ضا ع نم لـبق فارطأ عا لا اـعيمج م مو دملا ھيلع هذـ ىوعدـلا ـالو لـبقي نم خ ھطاقـسإ وأ كيكـش لا ھت ـ دـمعتملا ر رقتل ةـميق صـص ا لـحم ةـبلاطملا و غلبملا مو حملا ھب نم لـبق ةـمكحم ةـجردلا و ءانب ع مييقتلا ر رقتلاو ي ا لا ب ل ساحملا متو جراختلا بجومب اذـ ر رقتلا مامأ نـم لـحارم .ىوعدـلا ٣ - درو ر رقتلا ي اـ لا ( ص ٦ ) اـمو ا دـع نأ ةـميق ةكرـش دـمحأ ز ةـ راجتلا وـ غـلبم هردـقو ( ٩٣١،٧٥٧,٣٦٧ لاـ ر ( ) قـفرم ۱ ةروـص ر رقتلا .) ھـيلعو نإـف غلبملا غـلبم ٩٣١،٧٥٧،٣٦٧ .لا ر ٢ - نأ اذـ غلبملا رو ذملا ر رقتلاب ي ا لا - لحم مك ا - و غلبملا يذلا مت جراخت ءا رـشلا ھيلع رقأو ھب دملا ھيلع ملو ض ع ع ھنيماضم يأ ةلحرم ۹۷ نويلم لاـ ر طقف عفد هاو طقاسو نم هوجو ١: - نأ اذـ غلبملا مل نكي ر رقتلا ي ا لا امنإو نا ر رقتلا ي دبملا مث دع تاضا عا فارط ردص ر رقتلا ي ا لا يذلا ررق نأ ةميقلا اـ لع اـقيبطت صنل ةداملا ( ۱۲ ) ةـفلاس ركذـلا طاقـسإ اذـ عفدلا الكـش مدعو ھلوبق .ھحارطاو نمو ةيحانلا ةيعوضوملا ؛ نإف عفد دملا ھيلع نأب صـص ا لحم عا لا ردقت ةميقب غلبت ھثا كا امب ءاج ھيف نأب ةميقلا صـص ل لحم عا لا ٧٩ نويلم امك معزي الو زوجي خأت نايبلا نع تقو ةجا ا ، املو نا لا ا كلذك نإف ةمكحم فان تس ةرقوملا دق ىرت ھنأ امازل ھيلع مل ي اذـ عفدـلا ماـمأ ةـمكحم ةـجردلا و عم نأ ةـجا ا ةـسام ھكـسمتل اذـ عفدـلا ول ناـ نمؤي ھت ـ ب ر رقتلاو ساـحملا س ل ثيدـح رودـصلا ةأـش لاو ح لـبقي ھنم مدـع نم ةـحئاللا ةـيذيفنتلا قرطل ضا ع ع ( : ـال لـبقت ةـمكحملا - يأ فاـن تس - يأ ةـلدأ مل نكت ةـضورعم ماـمأ ةـمكحم ةـجردلا و ناـ و ناـ مإب موص ا ...ا ميدـقت ،) اـم و نأ دملا ثروملا دـمحأ ز ةـمحر هللا لـحم اذـ عا لا - ردـقت غـلبمب هردـقو ( ۰۰۰,۰۰۰,۹۷ نويلم لاـ ر ) اذـ ف عفدـلا لـطاب دودرمو الكـش .اعوضومو نمف ةـيحانلا ةيل ـشلا دـقف تصن ةداملا ( ۱۲) ةـسل ا ةـقباسلا لاو تنا خـ راتب ١٤٤٥/٠٣/٠٤ ـ ـالوأ : اـميف قلعتي عفدـب دملا ھيلع نأـب ر رقتلا ساـحملا رداـصلا نم ب ا ساـحملا لـالط وبأ ھلازغ دـق نمـضت نأ ةـميق صـصح ز )و( ةـقتاع دـمحم حي دـمحم ع يزار ا ) ةـعدوملاو تاقفرمب ةيـضقلا خ راتب 10 03/ 1445/ ـ ا لـصاحو ( : ـ ون ماـقمل ةرئادـلا ي ادر ع ام هراثأ ليكو دملا ھيلع ةطوبـضملا ةـسلج 1445-03-11 ،ـ ةدـقعنملا ع لاصت ي رملا نع دـع غلبملاو ا ا فارطأ اينو كلإ ، تعلطاو ةرئادـلا ع فلم ةيـضقلا ، عو ةركذملا ةمدقملا ليكو ن يعدملا ( ناندع دمحأ سابع APP-JED-COMM2@moj.gov.sa عم ةرورـض نأ موقي لـ فرط دـ و ب فرطلا رخ ةـباجإلاب ع لـيميإ ل ام م ، م فتف ل فرط .كلذ ھيلعو ررقت ةرئادـلا ليجأت رظن .ىوعدـلا و امك تم فأ ل فرط درلاب ع ماظنلا ع ام ھمدقيـس فارط لالخ ةـل م ةـيلات ا ردـقو موي دحاو ، ع ھنإ نإ رذع لاسرإ ةباج ع ماظنلا ، نكميف ا لاسرإ ع ليميإ ةرئادلا اتلا : ھيلع درلاب ع ام هركذ ن يعدملا ةسلجب مويلا نأش ةلأسم زاجتح ىو ـشلاو ىدل تا ا ةصتخملا ، ميدقتو ھتباجإ لالخ ةل م ال زواجتت موي دحاو ع ماظنلا ، غيـصب pdf و word ةـمداقلا دـ وزتو ةرئادـلا لـئاسوب لـصاوتلا عـم بـ ا ، تـم فأو لـيكو ن يعدملا درلاـب ع اـم ھنمـضت باوـج لـيكو دملا ھيلع نأـش ةـميقلا ـلا ا ردـق بـ ا ، اـمك تم فأ لـيكو دملا داـي ا نـ ب اـ نبا ـالو ىري ةرورـض اـ راضحإل دـقو تباجتـسا ھـل ةرئادـلا ـالو فرع يأ ب ـس عـنمي نـم اـ روضح ةـمكحملل عامـسل اـم ا دـل .) مـث تـم فأ ةرئادـلا بـ ا روض اـب ةـسل ا لقح ةثداحملا ھصنو ( : ىوعدلا ةرو ذملا س ل ا ل ةقالع هذ ىوعدلا ، دقو قبـس ةرئادلل ةيئادتب نأ تبلط روضح ةديـسلا ةقتاع عامسل ام ا دل ، نكلو ليكولا ركذ اصن ا أ فقت ع ةـصتخملا ، مـث نإ دملا ھـيلع ماـقأ ىوـعد دـض ھتدـلاو مـقرب 4570053093 اـ لاطي ميلـس ب 130 نوـيلم لاـ ر ، تلازـالو دـيق رظنلا ةـمكحملاب ةـماعلا ،) بقعف لـيكو دملا ھيلع ھباوـجب ـع كوـم ناندـع اـ أو مـل لـ وت اذـ ف مـالكلا غ حي ـ زوجيـالو نـعطلا قارو ةيمـسرلا ـالإ ر و لاـب س لو اذـ نـم صاـصتخا ةـمكحملا ةـ راجتلا ، ناـ مإ و دملا مدـقتلا تاـ ل صاـ ا ةرئادـلاب ، ھـنأو بـلطي ا اوجتـسا اـنب ع ةداملا 20/2 نـم ماـظن تاـبث بـقعف لـيكو دملا ھـنا ثـع ةـباوجب ـع لـقح ةـثداحملا ھـصنو ( : اـم هركذ دملا ھـيلع نـم زاـجتحا ةدـلاو اـ أب ـال بلاـطت اـ با ةـماسأ يأـب ةـبلاطم ، اـ أو مـل لـ وت يأ يماـحم ـالو فرع نـع ةيـضقلا ائ ـش ، يذـلاو ماـق ر وـصتب ويدـيفلا وـ اـ وخأ قوزرم يزار ا ، متو ھثع ع دـي لا ي و ـكل اذـ ام تدرأ ھنايب .) مث بقع ليكو دملا ھيلع دـيكأتلاب ع نأ ةدـلاو دملا ھيلع ةزجتحم ىدـل دملا ، نأو كان لي ـ ويدـيف مت لبق ن عوبـسأ ر ظت ھيف ةـيعدملا ةـقتاع و لوقت ةيفـصت ةكرـشلا ا رايتخا نم لبق دملا ھيلع اذـ ف دـقعلا تددـع بابـسأ ھطوقـس انكر الحمو مدـع ةـيل أ دـحأ نيدقاعلا ءادتبا مث فلختب نمثلا يقيق ا لداعلا عيبملل توبثو .هءافتنا ءـالجب اـ ي س مـك ل لـحم رظنلا لـيحنو امل قبـس اـعنم راركتلل اـظفحو تقوـل ةرئادـلا نـ مثلا ، اذـ و اـم اـنلعج لدـع نـع عفدـلا ر و ـب دـقع عيبـلا وـ ف عـفد غ رثؤـم غو جـتنم دع ضا فا ھت ـ مدع عفد ةميقلا ةلداعلا صـص ل لب ھنإ مل ملـس ا م ائ ـش ضقانتو دملا ھيلع نايب ةيلآ دادس نمثلا امك و لصفم ةركذملا ةقباسلا ھتلـصفو ةرئادلا ةيئادتب يأ نأ ثروملا دـقاف ةـيل ألل غو كردـم لبق اذـ خـ راتلا ثكب اتلا و نإف دـقع عيبلا طقاس غو تعم اعرـش اماظنو غو جتنم هراثآل ةيماظنلا كلذكو نم تاطقـسم دقع عيبلا ع قـفاوملا ١٤٣١-١٢-٠٢ ـ يأ دـع خ رات دقع عيب صـص ا لحم عا لا مايأب ةليلق ، نمـضتو ر رقتلا نأ ب - ثروم كوم - ي اع نم فر ا وخيـشلا مدقملا فعـضو كارد ( قفرم .) دن ـسم ةـياغ ةـيم ذإ اـننأ اـن ب ةرقفلا مـقر ( ۱ ) نـم دـنبلا ( اـيناث ) نم انتركذـم ةـيقا ة خ ةراـش إ رودـص ر رقت ـط نم ىفـش سم سر ا طوـلا خـ راتب ۹۰-۱۱-۰۱۰۲م اـ لطاممو طـقف دـقو ترج ماـ حأ ءاـضقلا ع مدـع صاـصتخا مكاـحم لاوـح رظنلاـب تاـعزانم تا رـشلا ةـ راجتلا فـال او ع صـص ا وأ .ةـميقلا اـيناث : طقـس او ـس نأ قفرن ىوعدـلا دـ زت ع ةئمـسمخ فـلأ لاـ ر ،) فـال او بـصنم ع عـيب ةـميقو صـصح ةكرـش ةـ راجت ةـيماظن ، عفدـلاو نـم لـبق دملا ھـيلع مدـع صاـصتخ دـصقلا ھـنم ةراـضم كوـم تا رـشلا ،) كلذكو ةداملا ةيدا ا نوثالثلاو : صاصتخ ونلا صتخت مكاحملا ة راجتلا ىواعدلا ةماقملا ع رجاتلا تاعزانم دوقعلا ة راجتلا ، م تنا ةميق ةبلاطملا ةيلـص ىوعدـلا دـ زت ع ةـئام فلأ لاـ ر ، سلجمللو دـنع ءاـضتق ةداـ ز هذـ .ةـميقلا تاـعزانم ءا رـشلا ةكرـش .ةـ راضملا ٤ . ىواعدـلا تاـفلاخملاو ةئـشانلا نع قيبطت ماـ حأ ماظن رظنلاـب ي ١: . تاـعزانملا ـلا أـش ت نـ ب راـجتلا ب ـس م لاـمعأ ةـ راجتلا ةيلـص وأ .ةـيعبتلا ٢ . ىواعدـلا ةـماقملا ع رجاـتلا تاـعزانم دوـقعلا ةـ راجتلا ، ـم تناـ ةـميق ةبلاـطملا ةـقباسلا صاـصتخ و دـقعنم اـمك ـال ىفخي ع ف رـش مـلع ةرئادـلا ةـمكحملل ةـ راجتلا بجوـمب ةداملا ةـسداسلا ةرـشع نـم ماـظن ةـمكحملا ةـ راجتلا ـلاو تـصن ع ( : صتخت ةمكحملا صاـصتخا ةـمكحم لاوـح ةيـص لا اذـ و عفدـلا لـطاب نـم هوـجو : نأ عا لا فـال او عـم دملا ھـيلع قـلعتم ةـميقب صـصح ذوحتـسا اـ لع نود ھـجو قـح اـمك وـ ن بـم انتركذـم ھ وـنتلا ع ن تلأـسم ةـياغ ةـيم ةرثؤـمو ادـج ع رظنلا ي اـضقلا راـسمو ةيـضقلا : ـالوأ : عـفد لـيكو دملا ھـيلع مدـع صاـصتخا ةـمكحملا ةـ راجتلا رظنب هذـ ىوعدـلا اـ او نم ءان و ع بلط ةرئادلا ةسل ا ة خ ميدقتب ةركذم ةيليـصفت اري ا ف لسلـس ع اقولا مزلا ھيلعو تفلن ةيانع ةرئادلا ةرقوملا ھنا طقـس او ـس ةركذملا ةيليصفتلا راشملا ا لإ افنآ دـمحأ سابع ز )و( ةـقتاع دمحم حي دمحم ع يزار ا ) ةعدوملاو تاقفرم ةيـضقلا خ راتب 29 02/ 1445/ ـ ا لصاحو ( : اقا إ انتركذمل ةيليصفتلا ةمدقملا خ راتب 1445-02-24 ،ـ مكتليـضف ءاـضقلا اـمب ي : ءاـغلإ مك ا فنأتـسملا ءاـضقلاو اددـجم درب ىوـعد دملا ؛ مدـعل قاقحتـس .) اـمك تعلطا ةرئادـلا ع ةركذملا ةـيقا ةـمدقملا نم لـيكو ن يعدملا ناندـع كلتل ةيـصولا ضقانت مات ھتاءاعدال ةقباسلا ، ولف انملـس نالطبب دقع عيب صـص ا ؛ ھنإف نم باب وأ مدع قاقحتـسا يأ غلابم ةئشان نع كلت .ةيصولا ءان و ع ام مدقت سمتلن نم ھثروم كسمت و ةيـصولاب ةرداصلا خ رات 1432 2/ 12/ بلاط و تاقحتـسمب ةيلام ةئـشان نع كلت ةيصولا ن ح ھنأ دي نالطبب دقع عيب صص ا لحم ىوعدلا خرؤملا خ راتب قباس ميدـقت يأ لـيلد وا عـفد لاـح ناـ نـم ھنأـش ثأـتلا ھـجو يأرلا .ىوعدـلا 8 - اـمأو دان ـسا دملا ع مـكح ةيـصولا : بـيجنف ع كـلذ 1: - نأ دملا رقي ارارقإ ا ـ او اح رـصو ةيل أـب</w:t>
+      </w:r>
+    </w:p>
+    <w:p>
+      <w:pPr>
+        <w:pStyle w:val="Heading2"/>
+        <w:jc w:val="right"/>
+        <w:bidi/>
+      </w:pPr>
+      <w:r>
+        <w:t>[المتن الفعلي: الوقائع / الأسباب / المنطوق] ===</w:t>
+        <w:br/>
         <w:t>٤۵۳۰۲٤۱٦۲۲ رقم صك</w:t>
       </w:r>
     </w:p>
@@ -1560,7 +1516,7 @@
           <w:b w:val="0"/>
           <w:i w:val="0"/>
         </w:rPr>
-        <w:t>ديلو نب دمحم ير شلا وضع ةرئادلا</w:t>
+        <w:t>الدائرة عضو الش ري محمد بن وليد</w:t>
       </w:r>
     </w:p>
     <w:p>
@@ -2917,27 +2873,25 @@
     </w:p>
     <w:p>
       <w:pPr>
-        <w:jc w:val="right"/>
-        <w:bidi/>
-      </w:pPr>
-      <w:r>
-        <w:rPr>
-          <w:b w:val="0"/>
-          <w:i w:val="0"/>
-        </w:rPr>
+        <w:pStyle w:val="Heading2"/>
+        <w:jc w:val="right"/>
+        <w:bidi/>
+      </w:pPr>
+      <w:r>
+        <w:t>[الطلبات / المرفقات] ===</w:t>
+        <w:br/>
         <w:t>تفاصيل و مرفقات</w:t>
       </w:r>
     </w:p>
     <w:p>
       <w:pPr>
-        <w:jc w:val="right"/>
-        <w:bidi/>
-      </w:pPr>
-      <w:r>
-        <w:rPr>
-          <w:b w:val="0"/>
-          <w:i w:val="0"/>
-        </w:rPr>
+        <w:pStyle w:val="Heading2"/>
+        <w:jc w:val="right"/>
+        <w:bidi/>
+      </w:pPr>
+      <w:r>
+        <w:t>[المتن الفعلي: الوقائع / الأسباب / المنطوق] ===</w:t>
+        <w:br/>
         <w:t>طلب تنفيذ بشأن مطالبة مالية والمبلغ المطلوب تنفيذه (27651219) وصف الحق</w:t>
       </w:r>
     </w:p>
@@ -2969,27 +2923,25 @@
     </w:p>
     <w:p>
       <w:pPr>
-        <w:jc w:val="right"/>
-        <w:bidi/>
-      </w:pPr>
-      <w:r>
-        <w:rPr>
-          <w:b w:val="0"/>
-          <w:i w:val="0"/>
-        </w:rPr>
+        <w:pStyle w:val="Heading2"/>
+        <w:jc w:val="right"/>
+        <w:bidi/>
+      </w:pPr>
+      <w:r>
+        <w:t>[بيانات الأطراف: المدعي / المدعى عليه / الحاضرون] ===</w:t>
+        <w:br/>
         <w:t>. تاقفرملا حسمل ةدعاسم تاقيبطت مادختسا لضفي يئوض حسام دجوي لا لاح يف</w:t>
       </w:r>
     </w:p>
     <w:p>
       <w:pPr>
-        <w:jc w:val="right"/>
-        <w:bidi/>
-      </w:pPr>
-      <w:r>
-        <w:rPr>
-          <w:b w:val="0"/>
-          <w:i w:val="0"/>
-        </w:rPr>
+        <w:pStyle w:val="Heading2"/>
+        <w:jc w:val="right"/>
+        <w:bidi/>
+      </w:pPr>
+      <w:r>
+        <w:t>[المتن الفعلي: الوقائع / الأسباب / المنطوق] ===</w:t>
+        <w:br/>
         <w:t>\!</w:t>
       </w:r>
     </w:p>
@@ -3034,27 +2986,25 @@
     </w:p>
     <w:p>
       <w:pPr>
-        <w:jc w:val="right"/>
-        <w:bidi/>
-      </w:pPr>
-      <w:r>
-        <w:rPr>
-          <w:b w:val="0"/>
-          <w:i w:val="0"/>
-        </w:rPr>
+        <w:pStyle w:val="Heading2"/>
+        <w:jc w:val="right"/>
+        <w:bidi/>
+      </w:pPr>
+      <w:r>
+        <w:t>[ترويسة / كليشة رسمية — معلومات متكررة] ===</w:t>
+        <w:br/>
         <w:t>اثناء مسح المستند , يجب أن يكون مسح المستند بحدود الصفحة وعدم تصوير أجزاء خارجيه.</w:t>
       </w:r>
     </w:p>
     <w:p>
       <w:pPr>
-        <w:jc w:val="right"/>
-        <w:bidi/>
-      </w:pPr>
-      <w:r>
-        <w:rPr>
-          <w:b w:val="0"/>
-          <w:i w:val="0"/>
-        </w:rPr>
+        <w:pStyle w:val="Heading2"/>
+        <w:jc w:val="right"/>
+        <w:bidi/>
+      </w:pPr>
+      <w:r>
+        <w:t>[المتن الفعلي: الوقائع / الأسباب / المنطوق] ===</w:t>
+        <w:br/>
         <w:t>\* دنسلا نم ةخسن ينيزلا ةماسا دض مكح ضرع فانئتسلاا ديات و يئادبا pdf.ةيعطقلا بستكملا</w:t>
       </w:r>
     </w:p>
@@ -3263,32 +3213,30 @@
           <w:b w:val="0"/>
           <w:i w:val="0"/>
         </w:rPr>
-        <w:t>ءاضقلا  تامولعملا ةحول  يلعثلا رينم نب زاوف دمحم</w:t>
-      </w:r>
-    </w:p>
-    <w:p>
-      <w:pPr>
-        <w:jc w:val="right"/>
-        <w:bidi/>
-      </w:pPr>
-      <w:r>
-        <w:rPr>
-          <w:b w:val="0"/>
-          <w:i w:val="0"/>
-        </w:rPr>
+        <w:t>محمد فواز بن منير الثعلي  لوحة المعلومات  القضاء</w:t>
+      </w:r>
+    </w:p>
+    <w:p>
+      <w:pPr>
+        <w:pStyle w:val="Heading2"/>
+        <w:jc w:val="right"/>
+        <w:bidi/>
+      </w:pPr>
+      <w:r>
+        <w:t>[بيانات الأطراف: المدعي / المدعى عليه / الحاضرون] ===</w:t>
+        <w:br/>
         <w:t>وكيل فرد هوية وطنية: 1098908278 عرض المزيد</w:t>
       </w:r>
     </w:p>
     <w:p>
       <w:pPr>
-        <w:jc w:val="right"/>
-        <w:bidi/>
-      </w:pPr>
-      <w:r>
-        <w:rPr>
-          <w:b w:val="0"/>
-          <w:i w:val="0"/>
-        </w:rPr>
+        <w:pStyle w:val="Heading2"/>
+        <w:jc w:val="right"/>
+        <w:bidi/>
+      </w:pPr>
+      <w:r>
+        <w:t>[المتن الفعلي: الوقائع / الأسباب / المنطوق] ===</w:t>
+        <w:br/>
         <w:t>المنفذ ضده</w:t>
       </w:r>
     </w:p>
@@ -3333,53 +3281,49 @@
     </w:p>
     <w:p>
       <w:pPr>
-        <w:jc w:val="right"/>
-        <w:bidi/>
-      </w:pPr>
-      <w:r>
-        <w:rPr>
-          <w:b w:val="0"/>
-          <w:i w:val="0"/>
-        </w:rPr>
+        <w:pStyle w:val="Heading2"/>
+        <w:jc w:val="right"/>
+        <w:bidi/>
+      </w:pPr>
+      <w:r>
+        <w:t>[بيانات الأطراف: المدعي / المدعى عليه / الحاضرون] ===</w:t>
+        <w:br/>
         <w:t>فرد هوية وطنية: 1008017301 عرض المزيد</w:t>
       </w:r>
     </w:p>
     <w:p>
       <w:pPr>
-        <w:jc w:val="right"/>
-        <w:bidi/>
-      </w:pPr>
-      <w:r>
-        <w:rPr>
-          <w:b w:val="0"/>
-          <w:i w:val="0"/>
-        </w:rPr>
+        <w:pStyle w:val="Heading2"/>
+        <w:jc w:val="right"/>
+        <w:bidi/>
+      </w:pPr>
+      <w:r>
+        <w:t>[المتن الفعلي: الوقائع / الأسباب / المنطوق] ===</w:t>
+        <w:br/>
         <w:t>(27651219) قحتسملا</w:t>
       </w:r>
     </w:p>
     <w:p>
       <w:pPr>
-        <w:jc w:val="right"/>
-        <w:bidi/>
-      </w:pPr>
-      <w:r>
-        <w:rPr>
-          <w:b w:val="0"/>
-          <w:i w:val="0"/>
-        </w:rPr>
+        <w:pStyle w:val="Heading2"/>
+        <w:jc w:val="right"/>
+        <w:bidi/>
+      </w:pPr>
+      <w:r>
+        <w:t>[بيانات الأطراف: المدعي / المدعى عليه / الحاضرون] ===</w:t>
+        <w:br/>
         <w:t>فرد هوية وطنية: 1007056847 عرض المزيد</w:t>
       </w:r>
     </w:p>
     <w:p>
       <w:pPr>
-        <w:jc w:val="right"/>
-        <w:bidi/>
-      </w:pPr>
-      <w:r>
-        <w:rPr>
-          <w:b w:val="0"/>
-          <w:i w:val="0"/>
-        </w:rPr>
+        <w:pStyle w:val="Heading2"/>
+        <w:jc w:val="right"/>
+        <w:bidi/>
+      </w:pPr>
+      <w:r>
+        <w:t>[المتن الفعلي: الوقائع / الأسباب / المنطوق] ===</w:t>
+        <w:br/>
         <w:t>(1)تارارقلا  غيلبتلا ىراج</w:t>
       </w:r>
     </w:p>
@@ -3398,27 +3342,25 @@
     </w:p>
     <w:p>
       <w:pPr>
-        <w:jc w:val="right"/>
-        <w:bidi/>
-      </w:pPr>
-      <w:r>
-        <w:rPr>
-          <w:b w:val="0"/>
-          <w:i w:val="0"/>
-        </w:rPr>
+        <w:pStyle w:val="Heading2"/>
+        <w:jc w:val="right"/>
+        <w:bidi/>
+      </w:pPr>
+      <w:r>
+        <w:t>[بيانات الأطراف: المدعي / المدعى عليه / الحاضرون] ===</w:t>
+        <w:br/>
         <w:t>اسامة احمد عباس زيني اسم المنفذ ضدة</w:t>
       </w:r>
     </w:p>
     <w:p>
       <w:pPr>
-        <w:jc w:val="right"/>
-        <w:bidi/>
-      </w:pPr>
-      <w:r>
-        <w:rPr>
-          <w:b w:val="0"/>
-          <w:i w:val="0"/>
-        </w:rPr>
+        <w:pStyle w:val="Heading2"/>
+        <w:jc w:val="right"/>
+        <w:bidi/>
+      </w:pPr>
+      <w:r>
+        <w:t>[المتن الفعلي: الوقائع / الأسباب / المنطوق] ===</w:t>
+        <w:br/>
         <w:t>رارقلا مقر 400344502394972</w:t>
       </w:r>
     </w:p>
@@ -3645,27 +3587,25 @@
     </w:p>
     <w:p>
       <w:pPr>
-        <w:jc w:val="right"/>
-        <w:bidi/>
-      </w:pPr>
-      <w:r>
-        <w:rPr>
-          <w:b w:val="0"/>
-          <w:i w:val="0"/>
-        </w:rPr>
+        <w:pStyle w:val="Heading2"/>
+        <w:jc w:val="right"/>
+        <w:bidi/>
+      </w:pPr>
+      <w:r>
+        <w:t>[ترويسة / كليشة رسمية — معلومات متكررة] ===</w:t>
+        <w:br/>
         <w:t>1950@moj.gov.sa </w:t>
       </w:r>
     </w:p>
     <w:p>
       <w:pPr>
-        <w:jc w:val="right"/>
-        <w:bidi/>
-      </w:pPr>
-      <w:r>
-        <w:rPr>
-          <w:b w:val="0"/>
-          <w:i w:val="0"/>
-        </w:rPr>
+        <w:pStyle w:val="Heading2"/>
+        <w:jc w:val="right"/>
+        <w:bidi/>
+      </w:pPr>
+      <w:r>
+        <w:t>[المتن الفعلي: الوقائع / الأسباب / المنطوق] ===</w:t>
+        <w:br/>
         <w:t>منصة ناجز AM 9:02 ,10/3/23</w:t>
       </w:r>
     </w:p>
@@ -3879,27 +3819,25 @@
     </w:p>
     <w:p>
       <w:pPr>
-        <w:jc w:val="right"/>
-        <w:bidi/>
-      </w:pPr>
-      <w:r>
-        <w:rPr>
-          <w:b w:val="0"/>
-          <w:i w:val="0"/>
-        </w:rPr>
+        <w:pStyle w:val="Heading2"/>
+        <w:jc w:val="right"/>
+        <w:bidi/>
+      </w:pPr>
+      <w:r>
+        <w:t>[الطلبات / المرفقات] ===</w:t>
+        <w:br/>
         <w:t>تفاصيل و مرفقات</w:t>
       </w:r>
     </w:p>
     <w:p>
       <w:pPr>
-        <w:jc w:val="right"/>
-        <w:bidi/>
-      </w:pPr>
-      <w:r>
-        <w:rPr>
-          <w:b w:val="0"/>
-          <w:i w:val="0"/>
-        </w:rPr>
+        <w:pStyle w:val="Heading2"/>
+        <w:jc w:val="right"/>
+        <w:bidi/>
+      </w:pPr>
+      <w:r>
+        <w:t>[المتن الفعلي: الوقائع / الأسباب / المنطوق] ===</w:t>
+        <w:br/>
         <w:t>طلب تنفيذ بشأن مطالبة مالية والمبلغ المطلوب تنفيذه (96779270) وصف الحق</w:t>
       </w:r>
     </w:p>
@@ -3931,27 +3869,25 @@
     </w:p>
     <w:p>
       <w:pPr>
-        <w:jc w:val="right"/>
-        <w:bidi/>
-      </w:pPr>
-      <w:r>
-        <w:rPr>
-          <w:b w:val="0"/>
-          <w:i w:val="0"/>
-        </w:rPr>
+        <w:pStyle w:val="Heading2"/>
+        <w:jc w:val="right"/>
+        <w:bidi/>
+      </w:pPr>
+      <w:r>
+        <w:t>[بيانات الأطراف: المدعي / المدعى عليه / الحاضرون] ===</w:t>
+        <w:br/>
         <w:t>\! . تاقفرملا حسمل ةدعاسم تاقيبطت مادختسا لضفي يئوض حسام دجوي لا لاح يف</w:t>
       </w:r>
     </w:p>
     <w:p>
       <w:pPr>
-        <w:jc w:val="right"/>
-        <w:bidi/>
-      </w:pPr>
-      <w:r>
-        <w:rPr>
-          <w:b w:val="0"/>
-          <w:i w:val="0"/>
-        </w:rPr>
+        <w:pStyle w:val="Heading2"/>
+        <w:jc w:val="right"/>
+        <w:bidi/>
+      </w:pPr>
+      <w:r>
+        <w:t>[المتن الفعلي: الوقائع / الأسباب / المنطوق] ===</w:t>
+        <w:br/>
         <w:t>.pdf ةغيصبو حوضولا يلاعو نولم قفرملا نوكي نأ بجي</w:t>
       </w:r>
     </w:p>
@@ -3983,27 +3919,25 @@
     </w:p>
     <w:p>
       <w:pPr>
-        <w:jc w:val="right"/>
-        <w:bidi/>
-      </w:pPr>
-      <w:r>
-        <w:rPr>
-          <w:b w:val="0"/>
-          <w:i w:val="0"/>
-        </w:rPr>
+        <w:pStyle w:val="Heading2"/>
+        <w:jc w:val="right"/>
+        <w:bidi/>
+      </w:pPr>
+      <w:r>
+        <w:t>[ترويسة / كليشة رسمية — معلومات متكررة] ===</w:t>
+        <w:br/>
         <w:t>اثناء مسح المستند , يجب أن يكون مسح المستند بحدود الصفحة وعدم تصوير أجزاء خارجيه.</w:t>
       </w:r>
     </w:p>
     <w:p>
       <w:pPr>
-        <w:jc w:val="right"/>
-        <w:bidi/>
-      </w:pPr>
-      <w:r>
-        <w:rPr>
-          <w:b w:val="0"/>
-          <w:i w:val="0"/>
-        </w:rPr>
+        <w:pStyle w:val="Heading2"/>
+        <w:jc w:val="right"/>
+        <w:bidi/>
+      </w:pPr>
+      <w:r>
+        <w:t>[المتن الفعلي: الوقائع / الأسباب / المنطوق] ===</w:t>
+        <w:br/>
         <w:t>\* دنسلا نم ةخسن ينيزلا ةماسا دض مكح ضرع فانئتسلاا ديات و يئادبا بستكملا pdf.ةيعطقلا</w:t>
       </w:r>
     </w:p>
@@ -4087,27 +4021,25 @@
     </w:p>
     <w:p>
       <w:pPr>
-        <w:jc w:val="right"/>
-        <w:bidi/>
-      </w:pPr>
-      <w:r>
-        <w:rPr>
-          <w:b w:val="0"/>
-          <w:i w:val="0"/>
-        </w:rPr>
+        <w:pStyle w:val="Heading2"/>
+        <w:jc w:val="right"/>
+        <w:bidi/>
+      </w:pPr>
+      <w:r>
+        <w:t>[بيانات الأطراف: المدعي / المدعى عليه / الحاضرون] ===</w:t>
+        <w:br/>
         <w:t>وكيل فرد هوية وطنية: 1098908278 عرض المزيد</w:t>
       </w:r>
     </w:p>
     <w:p>
       <w:pPr>
-        <w:jc w:val="right"/>
-        <w:bidi/>
-      </w:pPr>
-      <w:r>
-        <w:rPr>
-          <w:b w:val="0"/>
-          <w:i w:val="0"/>
-        </w:rPr>
+        <w:pStyle w:val="Heading2"/>
+        <w:jc w:val="right"/>
+        <w:bidi/>
+      </w:pPr>
+      <w:r>
+        <w:t>[المتن الفعلي: الوقائع / الأسباب / المنطوق] ===</w:t>
+        <w:br/>
         <w:t>المنفذ ضده</w:t>
       </w:r>
     </w:p>
@@ -4152,53 +4084,49 @@
     </w:p>
     <w:p>
       <w:pPr>
-        <w:jc w:val="right"/>
-        <w:bidi/>
-      </w:pPr>
-      <w:r>
-        <w:rPr>
-          <w:b w:val="0"/>
-          <w:i w:val="0"/>
-        </w:rPr>
+        <w:pStyle w:val="Heading2"/>
+        <w:jc w:val="right"/>
+        <w:bidi/>
+      </w:pPr>
+      <w:r>
+        <w:t>[بيانات الأطراف: المدعي / المدعى عليه / الحاضرون] ===</w:t>
+        <w:br/>
         <w:t>فرد هوية وطنية: 1008017301 عرض المزيد</w:t>
       </w:r>
     </w:p>
     <w:p>
       <w:pPr>
-        <w:jc w:val="right"/>
-        <w:bidi/>
-      </w:pPr>
-      <w:r>
-        <w:rPr>
-          <w:b w:val="0"/>
-          <w:i w:val="0"/>
-        </w:rPr>
+        <w:pStyle w:val="Heading2"/>
+        <w:jc w:val="right"/>
+        <w:bidi/>
+      </w:pPr>
+      <w:r>
+        <w:t>[المتن الفعلي: الوقائع / الأسباب / المنطوق] ===</w:t>
+        <w:br/>
         <w:t>(96779270)</w:t>
       </w:r>
     </w:p>
     <w:p>
       <w:pPr>
-        <w:jc w:val="right"/>
-        <w:bidi/>
-      </w:pPr>
-      <w:r>
-        <w:rPr>
-          <w:b w:val="0"/>
-          <w:i w:val="0"/>
-        </w:rPr>
+        <w:pStyle w:val="Heading2"/>
+        <w:jc w:val="right"/>
+        <w:bidi/>
+      </w:pPr>
+      <w:r>
+        <w:t>[بيانات الأطراف: المدعي / المدعى عليه / الحاضرون] ===</w:t>
+        <w:br/>
         <w:t>فرد هوية وطنية: 1017092733 عرض المزيد</w:t>
       </w:r>
     </w:p>
     <w:p>
       <w:pPr>
-        <w:jc w:val="right"/>
-        <w:bidi/>
-      </w:pPr>
-      <w:r>
-        <w:rPr>
-          <w:b w:val="0"/>
-          <w:i w:val="0"/>
-        </w:rPr>
+        <w:pStyle w:val="Heading2"/>
+        <w:jc w:val="right"/>
+        <w:bidi/>
+      </w:pPr>
+      <w:r>
+        <w:t>[المتن الفعلي: الوقائع / الأسباب / المنطوق] ===</w:t>
+        <w:br/>
         <w:t>(1)تارارقلا  غيلبتلا ىراج</w:t>
       </w:r>
     </w:p>
@@ -4217,27 +4145,25 @@
     </w:p>
     <w:p>
       <w:pPr>
-        <w:jc w:val="right"/>
-        <w:bidi/>
-      </w:pPr>
-      <w:r>
-        <w:rPr>
-          <w:b w:val="0"/>
-          <w:i w:val="0"/>
-        </w:rPr>
+        <w:pStyle w:val="Heading2"/>
+        <w:jc w:val="right"/>
+        <w:bidi/>
+      </w:pPr>
+      <w:r>
+        <w:t>[بيانات الأطراف: المدعي / المدعى عليه / الحاضرون] ===</w:t>
+        <w:br/>
         <w:t>اسامة احمد عباس زيني اسم المنفذ ضدة</w:t>
       </w:r>
     </w:p>
     <w:p>
       <w:pPr>
-        <w:jc w:val="right"/>
-        <w:bidi/>
-      </w:pPr>
-      <w:r>
-        <w:rPr>
-          <w:b w:val="0"/>
-          <w:i w:val="0"/>
-        </w:rPr>
+        <w:pStyle w:val="Heading2"/>
+        <w:jc w:val="right"/>
+        <w:bidi/>
+      </w:pPr>
+      <w:r>
+        <w:t>[المتن الفعلي: الوقائع / الأسباب / المنطوق] ===</w:t>
+        <w:br/>
         <w:t>رارقلا مقر 400344502309377</w:t>
       </w:r>
     </w:p>
@@ -4685,27 +4611,25 @@
     </w:p>
     <w:p>
       <w:pPr>
-        <w:jc w:val="right"/>
-        <w:bidi/>
-      </w:pPr>
-      <w:r>
-        <w:rPr>
-          <w:b w:val="0"/>
-          <w:i w:val="0"/>
-        </w:rPr>
+        <w:pStyle w:val="Heading2"/>
+        <w:jc w:val="right"/>
+        <w:bidi/>
+      </w:pPr>
+      <w:r>
+        <w:t>[ترويسة / كليشة رسمية — معلومات متكررة] ===</w:t>
+        <w:br/>
         <w:t>1950@moj.gov.sa </w:t>
       </w:r>
     </w:p>
     <w:p>
       <w:pPr>
-        <w:jc w:val="right"/>
-        <w:bidi/>
-      </w:pPr>
-      <w:r>
-        <w:rPr>
-          <w:b w:val="0"/>
-          <w:i w:val="0"/>
-        </w:rPr>
+        <w:pStyle w:val="Heading2"/>
+        <w:jc w:val="right"/>
+        <w:bidi/>
+      </w:pPr>
+      <w:r>
+        <w:t>[المتن الفعلي: الوقائع / الأسباب / المنطوق] ===</w:t>
+        <w:br/>
         <w:t>بسم الله الرحمن الرحيم</w:t>
       </w:r>
     </w:p>
@@ -5283,53 +5207,49 @@
     </w:p>
     <w:p>
       <w:pPr>
-        <w:jc w:val="right"/>
-        <w:bidi/>
-      </w:pPr>
-      <w:r>
-        <w:rPr>
-          <w:b w:val="0"/>
-          <w:i w:val="0"/>
-        </w:rPr>
+        <w:pStyle w:val="Heading2"/>
+        <w:jc w:val="right"/>
+        <w:bidi/>
+      </w:pPr>
+      <w:r>
+        <w:t>[الطلبات / المرفقات] ===</w:t>
+        <w:br/>
         <w:t>المرفقات :</w:t>
       </w:r>
     </w:p>
     <w:p>
       <w:pPr>
-        <w:jc w:val="right"/>
-        <w:bidi/>
-      </w:pPr>
-      <w:r>
-        <w:rPr>
-          <w:b w:val="0"/>
-          <w:i w:val="0"/>
-        </w:rPr>
+        <w:pStyle w:val="Heading2"/>
+        <w:jc w:val="right"/>
+        <w:bidi/>
+      </w:pPr>
+      <w:r>
+        <w:t>[المتن الفعلي: الوقائع / الأسباب / المنطوق] ===</w:t>
+        <w:br/>
         <w:t>ةدج ةظفاحمب ةراجتلا ةرازو عرف ماع ريدم ةداعس</w:t>
       </w:r>
     </w:p>
     <w:p>
       <w:pPr>
-        <w:jc w:val="right"/>
-        <w:bidi/>
-      </w:pPr>
-      <w:r>
-        <w:rPr>
-          <w:b w:val="0"/>
-          <w:i w:val="0"/>
-        </w:rPr>
+        <w:pStyle w:val="Heading2"/>
+        <w:jc w:val="right"/>
+        <w:bidi/>
+      </w:pPr>
+      <w:r>
+        <w:t>[المُرسَل إليه / المخاطَب والتحية] ===</w:t>
+        <w:br/>
         <w:t>سلمه الله</w:t>
       </w:r>
     </w:p>
     <w:p>
       <w:pPr>
-        <w:jc w:val="right"/>
-        <w:bidi/>
-      </w:pPr>
-      <w:r>
-        <w:rPr>
-          <w:b w:val="0"/>
-          <w:i w:val="0"/>
-        </w:rPr>
+        <w:pStyle w:val="Heading2"/>
+        <w:jc w:val="right"/>
+        <w:bidi/>
+      </w:pPr>
+      <w:r>
+        <w:t>[المتن الفعلي: الوقائع / الأسباب / المنطوق] ===</w:t>
+        <w:br/>
         <w:t>السلام عليكم ورحمة الله وبركاته ...... وبعد</w:t>
       </w:r>
     </w:p>
@@ -5426,27 +5346,25 @@
     </w:p>
     <w:p>
       <w:pPr>
-        <w:jc w:val="right"/>
-        <w:bidi/>
-      </w:pPr>
-      <w:r>
-        <w:rPr>
-          <w:b w:val="0"/>
-          <w:i w:val="0"/>
-        </w:rPr>
+        <w:pStyle w:val="Heading2"/>
+        <w:jc w:val="right"/>
+        <w:bidi/>
+      </w:pPr>
+      <w:r>
+        <w:t>[ترويسة / كليشة رسمية — معلومات متكررة] ===</w:t>
+        <w:br/>
         <w:t>) صفحة</w:t>
       </w:r>
     </w:p>
     <w:p>
       <w:pPr>
-        <w:jc w:val="right"/>
-        <w:bidi/>
-      </w:pPr>
-      <w:r>
-        <w:rPr>
-          <w:b w:val="0"/>
-          <w:i w:val="0"/>
-        </w:rPr>
+        <w:pStyle w:val="Heading2"/>
+        <w:jc w:val="right"/>
+        <w:bidi/>
+      </w:pPr>
+      <w:r>
+        <w:t>[المتن الفعلي: الوقائع / الأسباب / المنطوق] ===</w:t>
+        <w:br/>
         <w:t>ـدل</w:t>
       </w:r>
     </w:p>
@@ -5569,27 +5487,25 @@
     </w:p>
     <w:p>
       <w:pPr>
-        <w:jc w:val="right"/>
-        <w:bidi/>
-      </w:pPr>
-      <w:r>
-        <w:rPr>
-          <w:b w:val="0"/>
-          <w:i w:val="0"/>
-        </w:rPr>
+        <w:pStyle w:val="Heading2"/>
+        <w:jc w:val="right"/>
+        <w:bidi/>
+      </w:pPr>
+      <w:r>
+        <w:t>[بيانات الأطراف: المدعي / المدعى عليه / الحاضرون] ===</w:t>
+        <w:br/>
         <w:t>لقد سبق للاطراف الاتية اسمائهم :-</w:t>
       </w:r>
     </w:p>
     <w:p>
       <w:pPr>
-        <w:jc w:val="right"/>
-        <w:bidi/>
-      </w:pPr>
-      <w:r>
-        <w:rPr>
-          <w:b w:val="0"/>
-          <w:i w:val="0"/>
-        </w:rPr>
+        <w:pStyle w:val="Heading2"/>
+        <w:jc w:val="right"/>
+        <w:bidi/>
+      </w:pPr>
+      <w:r>
+        <w:t>[المتن الفعلي: الوقائع / الأسباب / المنطوق] ===</w:t>
+        <w:br/>
         <w:t>1 - أسامة أحمد عباس زيني</w:t>
       </w:r>
     </w:p>
@@ -5725,27 +5641,25 @@
     </w:p>
     <w:p>
       <w:pPr>
-        <w:jc w:val="right"/>
-        <w:bidi/>
-      </w:pPr>
-      <w:r>
-        <w:rPr>
-          <w:b w:val="0"/>
-          <w:i w:val="0"/>
-        </w:rPr>
+        <w:pStyle w:val="Heading2"/>
+        <w:jc w:val="right"/>
+        <w:bidi/>
+      </w:pPr>
+      <w:r>
+        <w:t>[ترويسة / كليشة رسمية — معلومات متكررة] ===</w:t>
+        <w:br/>
         <w:t>صب ٥٤٣٩٩ جدة ٢١٥١٤ - :هاتف ٦٠٦٥٣٤٨ فاكس: ٦٩٥٤٣١</w:t>
       </w:r>
     </w:p>
     <w:p>
       <w:pPr>
-        <w:jc w:val="right"/>
-        <w:bidi/>
-      </w:pPr>
-      <w:r>
-        <w:rPr>
-          <w:b w:val="0"/>
-          <w:i w:val="0"/>
-        </w:rPr>
+        <w:pStyle w:val="Heading2"/>
+        <w:jc w:val="right"/>
+        <w:bidi/>
+      </w:pPr>
+      <w:r>
+        <w:t>[المتن الفعلي: الوقائع / الأسباب / المنطوق] ===</w:t>
+        <w:br/>
         <w:t>P.O.Box 54399 Jeddah 21514-Tel: 6065348-Fax: 6065431</w:t>
       </w:r>
     </w:p>
@@ -6258,27 +6172,25 @@
     </w:p>
     <w:p>
       <w:pPr>
-        <w:jc w:val="right"/>
-        <w:bidi/>
-      </w:pPr>
-      <w:r>
-        <w:rPr>
-          <w:b w:val="0"/>
-          <w:i w:val="0"/>
-        </w:rPr>
+        <w:pStyle w:val="Heading2"/>
+        <w:jc w:val="right"/>
+        <w:bidi/>
+      </w:pPr>
+      <w:r>
+        <w:t>[بيانات الأطراف: المدعي / المدعى عليه / الحاضرون] ===</w:t>
+        <w:br/>
         <w:t>الاسم : شركة أحمد زيني وأولاده (ويمثلها الشركاء بأنفسهم)</w:t>
       </w:r>
     </w:p>
     <w:p>
       <w:pPr>
-        <w:jc w:val="right"/>
-        <w:bidi/>
-      </w:pPr>
-      <w:r>
-        <w:rPr>
-          <w:b w:val="0"/>
-          <w:i w:val="0"/>
-        </w:rPr>
+        <w:pStyle w:val="Heading2"/>
+        <w:jc w:val="right"/>
+        <w:bidi/>
+      </w:pPr>
+      <w:r>
+        <w:t>[المتن الفعلي: الوقائع / الأسباب / المنطوق] ===</w:t>
+        <w:br/>
         <w:t>1 شركة أحمد زيني التجارية</w:t>
       </w:r>
     </w:p>
@@ -6401,27 +6313,25 @@
     </w:p>
     <w:p>
       <w:pPr>
-        <w:jc w:val="right"/>
-        <w:bidi/>
-      </w:pPr>
-      <w:r>
-        <w:rPr>
-          <w:b w:val="0"/>
-          <w:i w:val="0"/>
-        </w:rPr>
+        <w:pStyle w:val="Heading2"/>
+        <w:jc w:val="right"/>
+        <w:bidi/>
+      </w:pPr>
+      <w:r>
+        <w:t>[بيانات الأطراف: المدعي / المدعى عليه / الحاضرون] ===</w:t>
+        <w:br/>
         <w:t>الاسم / أسامة أحمد عباس زيني</w:t>
       </w:r>
     </w:p>
     <w:p>
       <w:pPr>
-        <w:jc w:val="right"/>
-        <w:bidi/>
-      </w:pPr>
-      <w:r>
-        <w:rPr>
-          <w:b w:val="0"/>
-          <w:i w:val="0"/>
-        </w:rPr>
+        <w:pStyle w:val="Heading2"/>
+        <w:jc w:val="right"/>
+        <w:bidi/>
+      </w:pPr>
+      <w:r>
+        <w:t>[المتن الفعلي: الوقائع / الأسباب / المنطوق] ===</w:t>
+        <w:br/>
         <w:t>/ عيقوتلا</w:t>
       </w:r>
     </w:p>
@@ -6466,66 +6376,61 @@
     </w:p>
     <w:p>
       <w:pPr>
-        <w:jc w:val="right"/>
-        <w:bidi/>
-      </w:pPr>
-      <w:r>
-        <w:rPr>
-          <w:b w:val="0"/>
-          <w:i w:val="0"/>
-        </w:rPr>
+        <w:pStyle w:val="Heading2"/>
+        <w:jc w:val="right"/>
+        <w:bidi/>
+      </w:pPr>
+      <w:r>
+        <w:t>[بيانات الأطراف: المدعي / المدعى عليه / الحاضرون] ===</w:t>
+        <w:br/>
         <w:t>الاسم / شركة أوزكو المحدودة التوقيع / من</w:t>
       </w:r>
     </w:p>
     <w:p>
       <w:pPr>
-        <w:jc w:val="right"/>
-        <w:bidi/>
-      </w:pPr>
-      <w:r>
-        <w:rPr>
-          <w:b w:val="0"/>
-          <w:i w:val="0"/>
-        </w:rPr>
+        <w:pStyle w:val="Heading2"/>
+        <w:jc w:val="right"/>
+        <w:bidi/>
+      </w:pPr>
+      <w:r>
+        <w:t>[ترويسة / كليشة رسمية — معلومات متكررة] ===</w:t>
+        <w:br/>
         <w:t>ص.ب ٥٤٣٩٩ جدة ۲۱٥١٤ - هاتف: ٦٠٦٥٣٤٨ - فاكس: ٦٠٦٥٤٣١</w:t>
       </w:r>
     </w:p>
     <w:p>
       <w:pPr>
-        <w:jc w:val="right"/>
-        <w:bidi/>
-      </w:pPr>
-      <w:r>
-        <w:rPr>
-          <w:b w:val="0"/>
-          <w:i w:val="0"/>
-        </w:rPr>
+        <w:pStyle w:val="Heading2"/>
+        <w:jc w:val="right"/>
+        <w:bidi/>
+      </w:pPr>
+      <w:r>
+        <w:t>[المتن الفعلي: الوقائع / الأسباب / المنطوق] ===</w:t>
+        <w:br/>
         <w:t>P.O.Box 54399 Jeddah 21514-Tel: 6065348-Fax: 6065431</w:t>
       </w:r>
     </w:p>
     <w:p>
       <w:pPr>
-        <w:jc w:val="right"/>
-        <w:bidi/>
-      </w:pPr>
-      <w:r>
-        <w:rPr>
-          <w:b w:val="0"/>
-          <w:i w:val="0"/>
-        </w:rPr>
+        <w:pStyle w:val="Heading2"/>
+        <w:jc w:val="right"/>
+        <w:bidi/>
+      </w:pPr>
+      <w:r>
+        <w:t>[ترويسة / كليشة رسمية — معلومات متكررة] ===</w:t>
+        <w:br/>
         <w:t>وزارة العدل</w:t>
       </w:r>
     </w:p>
     <w:p>
       <w:pPr>
-        <w:jc w:val="right"/>
-        <w:bidi/>
-      </w:pPr>
-      <w:r>
-        <w:rPr>
-          <w:b w:val="0"/>
-          <w:i w:val="0"/>
-        </w:rPr>
+        <w:pStyle w:val="Heading2"/>
+        <w:jc w:val="right"/>
+        <w:bidi/>
+      </w:pPr>
+      <w:r>
+        <w:t>[المتن الفعلي: الوقائع / الأسباب / المنطوق] ===</w:t>
+        <w:br/>
         <w:t>درقعلا قيثوت مسق</w:t>
       </w:r>
     </w:p>
@@ -6596,27 +6501,25 @@
     </w:p>
     <w:p>
       <w:pPr>
-        <w:jc w:val="right"/>
-        <w:bidi/>
-      </w:pPr>
-      <w:r>
-        <w:rPr>
-          <w:b w:val="0"/>
-          <w:i w:val="0"/>
-        </w:rPr>
+        <w:pStyle w:val="Heading2"/>
+        <w:jc w:val="right"/>
+        <w:bidi/>
+      </w:pPr>
+      <w:r>
+        <w:t>[ترويسة / كليشة رسمية — معلومات متكررة] ===</w:t>
+        <w:br/>
         <w:t>لوزارة العدل</w:t>
       </w:r>
     </w:p>
     <w:p>
       <w:pPr>
-        <w:jc w:val="right"/>
-        <w:bidi/>
-      </w:pPr>
-      <w:r>
-        <w:rPr>
-          <w:b w:val="0"/>
-          <w:i w:val="0"/>
-        </w:rPr>
+        <w:pStyle w:val="Heading2"/>
+        <w:jc w:val="right"/>
+        <w:bidi/>
+      </w:pPr>
+      <w:r>
+        <w:t>[المتن الفعلي: الوقائع / الأسباب / المنطوق] ===</w:t>
+        <w:br/>
         <w:t>زاوية التجارية في محافظة جدة</w:t>
       </w:r>
     </w:p>
@@ -6635,27 +6538,25 @@
     </w:p>
     <w:p>
       <w:pPr>
-        <w:jc w:val="right"/>
-        <w:bidi/>
-      </w:pPr>
-      <w:r>
-        <w:rPr>
-          <w:b w:val="0"/>
-          <w:i w:val="0"/>
-        </w:rPr>
+        <w:pStyle w:val="Heading2"/>
+        <w:jc w:val="right"/>
+        <w:bidi/>
+      </w:pPr>
+      <w:r>
+        <w:t>[بيانات الأطراف: المدعي / المدعى عليه / الحاضرون] ===</w:t>
+        <w:br/>
         <w:t>الملكة العربية السعودية وزارة العدل</w:t>
       </w:r>
     </w:p>
     <w:p>
       <w:pPr>
-        <w:jc w:val="right"/>
-        <w:bidi/>
-      </w:pPr>
-      <w:r>
-        <w:rPr>
-          <w:b w:val="0"/>
-          <w:i w:val="0"/>
-        </w:rPr>
+        <w:pStyle w:val="Heading2"/>
+        <w:jc w:val="right"/>
+        <w:bidi/>
+      </w:pPr>
+      <w:r>
+        <w:t>[المتن الفعلي: الوقائع / الأسباب / المنطوق] ===</w:t>
+        <w:br/>
         <w:t>وزارة العدل الموضوع :</w:t>
       </w:r>
     </w:p>
@@ -6674,53 +6575,49 @@
     </w:p>
     <w:p>
       <w:pPr>
-        <w:jc w:val="right"/>
-        <w:bidi/>
-      </w:pPr>
-      <w:r>
-        <w:rPr>
-          <w:b w:val="0"/>
-          <w:i w:val="0"/>
-        </w:rPr>
+        <w:pStyle w:val="Heading2"/>
+        <w:jc w:val="right"/>
+        <w:bidi/>
+      </w:pPr>
+      <w:r>
+        <w:t>[الطلبات / المرفقات] ===</w:t>
+        <w:br/>
         <w:t>المرفقات :</w:t>
       </w:r>
     </w:p>
     <w:p>
       <w:pPr>
-        <w:jc w:val="right"/>
-        <w:bidi/>
-      </w:pPr>
-      <w:r>
-        <w:rPr>
-          <w:b w:val="0"/>
-          <w:i w:val="0"/>
-        </w:rPr>
+        <w:pStyle w:val="Heading2"/>
+        <w:jc w:val="right"/>
+        <w:bidi/>
+      </w:pPr>
+      <w:r>
+        <w:t>[المتن الفعلي: الوقائع / الأسباب / المنطوق] ===</w:t>
+        <w:br/>
         <w:t>ةدج ةظفاحمب ةراجتلا ةرازو عرف ماع ريدم ةداعس</w:t>
       </w:r>
     </w:p>
     <w:p>
       <w:pPr>
-        <w:jc w:val="right"/>
-        <w:bidi/>
-      </w:pPr>
-      <w:r>
-        <w:rPr>
-          <w:b w:val="0"/>
-          <w:i w:val="0"/>
-        </w:rPr>
+        <w:pStyle w:val="Heading2"/>
+        <w:jc w:val="right"/>
+        <w:bidi/>
+      </w:pPr>
+      <w:r>
+        <w:t>[المُرسَل إليه / المخاطَب والتحية] ===</w:t>
+        <w:br/>
         <w:t>سلمه الله</w:t>
       </w:r>
     </w:p>
     <w:p>
       <w:pPr>
-        <w:jc w:val="right"/>
-        <w:bidi/>
-      </w:pPr>
-      <w:r>
-        <w:rPr>
-          <w:b w:val="0"/>
-          <w:i w:val="0"/>
-        </w:rPr>
+        <w:pStyle w:val="Heading2"/>
+        <w:jc w:val="right"/>
+        <w:bidi/>
+      </w:pPr>
+      <w:r>
+        <w:t>[المتن الفعلي: الوقائع / الأسباب / المنطوق] ===</w:t>
+        <w:br/>
         <w:t>السلام عليكم ورحمة الله وبركاته</w:t>
       </w:r>
     </w:p>
@@ -7220,27 +7117,25 @@
     </w:p>
     <w:p>
       <w:pPr>
-        <w:jc w:val="right"/>
-        <w:bidi/>
-      </w:pPr>
-      <w:r>
-        <w:rPr>
-          <w:b w:val="0"/>
-          <w:i w:val="0"/>
-        </w:rPr>
+        <w:pStyle w:val="Heading2"/>
+        <w:jc w:val="right"/>
+        <w:bidi/>
+      </w:pPr>
+      <w:r>
+        <w:t>[ترويسة / كليشة رسمية — معلومات متكررة] ===</w:t>
+        <w:br/>
         <w:t>www.ahmedzainysons.com</w:t>
       </w:r>
     </w:p>
     <w:p>
       <w:pPr>
-        <w:jc w:val="right"/>
-        <w:bidi/>
-      </w:pPr>
-      <w:r>
-        <w:rPr>
-          <w:b w:val="0"/>
-          <w:i w:val="0"/>
-        </w:rPr>
+        <w:pStyle w:val="Heading2"/>
+        <w:jc w:val="right"/>
+        <w:bidi/>
+      </w:pPr>
+      <w:r>
+        <w:t>[المتن الفعلي: الوقائع / الأسباب / المنطوق] ===</w:t>
+        <w:br/>
         <w:t>Tel: +966 (2) 606-5216 Fax: +966 (2) 606-5416</w:t>
       </w:r>
     </w:p>
@@ -7376,27 +7271,25 @@
     </w:p>
     <w:p>
       <w:pPr>
-        <w:jc w:val="right"/>
-        <w:bidi/>
-      </w:pPr>
-      <w:r>
-        <w:rPr>
-          <w:b w:val="0"/>
-          <w:i w:val="0"/>
-        </w:rPr>
+        <w:pStyle w:val="Heading2"/>
+        <w:jc w:val="right"/>
+        <w:bidi/>
+      </w:pPr>
+      <w:r>
+        <w:t>[بيانات الأطراف: المدعي / المدعى عليه / الحاضرون] ===</w:t>
+        <w:br/>
         <w:t>رجل أعمال ، مقيم في جدة - حي الروضة - شارع نهضة الحاضر.</w:t>
       </w:r>
     </w:p>
     <w:p>
       <w:pPr>
-        <w:jc w:val="right"/>
-        <w:bidi/>
-      </w:pPr>
-      <w:r>
-        <w:rPr>
-          <w:b w:val="0"/>
-          <w:i w:val="0"/>
-        </w:rPr>
+        <w:pStyle w:val="Heading2"/>
+        <w:jc w:val="right"/>
+        <w:bidi/>
+      </w:pPr>
+      <w:r>
+        <w:t>[المتن الفعلي: الوقائع / الأسباب / المنطوق] ===</w:t>
+        <w:br/>
         <w:t>\-</w:t>
       </w:r>
     </w:p>
@@ -7766,27 +7659,25 @@
     </w:p>
     <w:p>
       <w:pPr>
-        <w:jc w:val="right"/>
-        <w:bidi/>
-      </w:pPr>
-      <w:r>
-        <w:rPr>
-          <w:b w:val="0"/>
-          <w:i w:val="0"/>
-        </w:rPr>
+        <w:pStyle w:val="Heading2"/>
+        <w:jc w:val="right"/>
+        <w:bidi/>
+      </w:pPr>
+      <w:r>
+        <w:t>[ترويسة / كليشة رسمية — معلومات متكررة] ===</w:t>
+        <w:br/>
         <w:t>www.ahmedzainysons.com</w:t>
       </w:r>
     </w:p>
     <w:p>
       <w:pPr>
-        <w:jc w:val="right"/>
-        <w:bidi/>
-      </w:pPr>
-      <w:r>
-        <w:rPr>
-          <w:b w:val="0"/>
-          <w:i w:val="0"/>
-        </w:rPr>
+        <w:pStyle w:val="Heading2"/>
+        <w:jc w:val="right"/>
+        <w:bidi/>
+      </w:pPr>
+      <w:r>
+        <w:t>[المتن الفعلي: الوقائع / الأسباب / المنطوق] ===</w:t>
+        <w:br/>
         <w:t>شركة أحمد زيني وأولاده</w:t>
       </w:r>
     </w:p>
@@ -7948,27 +7839,25 @@
     </w:p>
     <w:p>
       <w:pPr>
-        <w:jc w:val="right"/>
-        <w:bidi/>
-      </w:pPr>
-      <w:r>
-        <w:rPr>
-          <w:b w:val="0"/>
-          <w:i w:val="0"/>
-        </w:rPr>
+        <w:pStyle w:val="Heading2"/>
+        <w:jc w:val="right"/>
+        <w:bidi/>
+      </w:pPr>
+      <w:r>
+        <w:t>[بيانات الأطراف: المدعي / المدعى عليه / الحاضرون] ===</w:t>
+        <w:br/>
         <w:t>الاسم : شركة أوزكو المحدودة</w:t>
       </w:r>
     </w:p>
     <w:p>
       <w:pPr>
-        <w:jc w:val="right"/>
-        <w:bidi/>
-      </w:pPr>
-      <w:r>
-        <w:rPr>
-          <w:b w:val="0"/>
-          <w:i w:val="0"/>
-        </w:rPr>
+        <w:pStyle w:val="Heading2"/>
+        <w:jc w:val="right"/>
+        <w:bidi/>
+      </w:pPr>
+      <w:r>
+        <w:t>[المتن الفعلي: الوقائع / الأسباب / المنطوق] ===</w:t>
+        <w:br/>
         <w:t>يقوتلا</w:t>
       </w:r>
     </w:p>
@@ -7987,27 +7876,25 @@
     </w:p>
     <w:p>
       <w:pPr>
-        <w:jc w:val="right"/>
-        <w:bidi/>
-      </w:pPr>
-      <w:r>
-        <w:rPr>
-          <w:b w:val="0"/>
-          <w:i w:val="0"/>
-        </w:rPr>
+        <w:pStyle w:val="Heading2"/>
+        <w:jc w:val="right"/>
+        <w:bidi/>
+      </w:pPr>
+      <w:r>
+        <w:t>[بيانات الأطراف: المدعي / المدعى عليه / الحاضرون] ===</w:t>
+        <w:br/>
         <w:t>الاسم : عدنان أحمد عباس زيني</w:t>
       </w:r>
     </w:p>
     <w:p>
       <w:pPr>
-        <w:jc w:val="right"/>
-        <w:bidi/>
-      </w:pPr>
-      <w:r>
-        <w:rPr>
-          <w:b w:val="0"/>
-          <w:i w:val="0"/>
-        </w:rPr>
+        <w:pStyle w:val="Heading2"/>
+        <w:jc w:val="right"/>
+        <w:bidi/>
+      </w:pPr>
+      <w:r>
+        <w:t>[المتن الفعلي: الوقائع / الأسباب / المنطوق] ===</w:t>
+        <w:br/>
         <w:t>: عيقوتلا</w:t>
       </w:r>
     </w:p>
@@ -8026,27 +7913,25 @@
     </w:p>
     <w:p>
       <w:pPr>
-        <w:jc w:val="right"/>
-        <w:bidi/>
-      </w:pPr>
-      <w:r>
-        <w:rPr>
-          <w:b w:val="0"/>
-          <w:i w:val="0"/>
-        </w:rPr>
+        <w:pStyle w:val="Heading2"/>
+        <w:jc w:val="right"/>
+        <w:bidi/>
+      </w:pPr>
+      <w:r>
+        <w:t>[بيانات الأطراف: المدعي / المدعى عليه / الحاضرون] ===</w:t>
+        <w:br/>
         <w:t>الاسم : طلال غازي أحمد زيني</w:t>
       </w:r>
     </w:p>
     <w:p>
       <w:pPr>
-        <w:jc w:val="right"/>
-        <w:bidi/>
-      </w:pPr>
-      <w:r>
-        <w:rPr>
-          <w:b w:val="0"/>
-          <w:i w:val="0"/>
-        </w:rPr>
+        <w:pStyle w:val="Heading2"/>
+        <w:jc w:val="right"/>
+        <w:bidi/>
+      </w:pPr>
+      <w:r>
+        <w:t>[المتن الفعلي: الوقائع / الأسباب / المنطوق] ===</w:t>
+        <w:br/>
         <w:t>: عيقوتلا</w:t>
       </w:r>
     </w:p>
@@ -8078,27 +7963,25 @@
     </w:p>
     <w:p>
       <w:pPr>
-        <w:jc w:val="right"/>
-        <w:bidi/>
-      </w:pPr>
-      <w:r>
-        <w:rPr>
-          <w:b w:val="0"/>
-          <w:i w:val="0"/>
-        </w:rPr>
+        <w:pStyle w:val="Heading2"/>
+        <w:jc w:val="right"/>
+        <w:bidi/>
+      </w:pPr>
+      <w:r>
+        <w:t>[بيانات الأطراف: المدعي / المدعى عليه / الحاضرون] ===</w:t>
+        <w:br/>
         <w:t>الاسم : فيصل غازي أحمد زيني</w:t>
       </w:r>
     </w:p>
     <w:p>
       <w:pPr>
-        <w:jc w:val="right"/>
-        <w:bidi/>
-      </w:pPr>
-      <w:r>
-        <w:rPr>
-          <w:b w:val="0"/>
-          <w:i w:val="0"/>
-        </w:rPr>
+        <w:pStyle w:val="Heading2"/>
+        <w:jc w:val="right"/>
+        <w:bidi/>
+      </w:pPr>
+      <w:r>
+        <w:t>[المتن الفعلي: الوقائع / الأسباب / المنطوق] ===</w:t>
+        <w:br/>
         <w:t>: لزانتملا سداسلا فرطلا</w:t>
       </w:r>
     </w:p>
@@ -8117,27 +8000,25 @@
     </w:p>
     <w:p>
       <w:pPr>
-        <w:jc w:val="right"/>
-        <w:bidi/>
-      </w:pPr>
-      <w:r>
-        <w:rPr>
-          <w:b w:val="0"/>
-          <w:i w:val="0"/>
-        </w:rPr>
+        <w:pStyle w:val="Heading2"/>
+        <w:jc w:val="right"/>
+        <w:bidi/>
+      </w:pPr>
+      <w:r>
+        <w:t>[بيانات الأطراف: المدعي / المدعى عليه / الحاضرون] ===</w:t>
+        <w:br/>
         <w:t>الاسم : غدير غازي أحمد زيني</w:t>
       </w:r>
     </w:p>
     <w:p>
       <w:pPr>
-        <w:jc w:val="right"/>
-        <w:bidi/>
-      </w:pPr>
-      <w:r>
-        <w:rPr>
-          <w:b w:val="0"/>
-          <w:i w:val="0"/>
-        </w:rPr>
+        <w:pStyle w:val="Heading2"/>
+        <w:jc w:val="right"/>
+        <w:bidi/>
+      </w:pPr>
+      <w:r>
+        <w:t>[المتن الفعلي: الوقائع / الأسباب / المنطوق] ===</w:t>
+        <w:br/>
         <w:t>: عيقوتلا</w:t>
       </w:r>
     </w:p>
@@ -8156,27 +8037,25 @@
     </w:p>
     <w:p>
       <w:pPr>
-        <w:jc w:val="right"/>
-        <w:bidi/>
-      </w:pPr>
-      <w:r>
-        <w:rPr>
-          <w:b w:val="0"/>
-          <w:i w:val="0"/>
-        </w:rPr>
+        <w:pStyle w:val="Heading2"/>
+        <w:jc w:val="right"/>
+        <w:bidi/>
+      </w:pPr>
+      <w:r>
+        <w:t>[بيانات الأطراف: المدعي / المدعى عليه / الحاضرون] ===</w:t>
+        <w:br/>
         <w:t>الاسم : : أسامة أحمد عباس زيني</w:t>
       </w:r>
     </w:p>
     <w:p>
       <w:pPr>
-        <w:jc w:val="right"/>
-        <w:bidi/>
-      </w:pPr>
-      <w:r>
-        <w:rPr>
-          <w:b w:val="0"/>
-          <w:i w:val="0"/>
-        </w:rPr>
+        <w:pStyle w:val="Heading2"/>
+        <w:jc w:val="right"/>
+        <w:bidi/>
+      </w:pPr>
+      <w:r>
+        <w:t>[المتن الفعلي: الوقائع / الأسباب / المنطوق] ===</w:t>
+        <w:br/>
         <w:t>:عيقوتلا</w:t>
       </w:r>
     </w:p>
@@ -8247,14 +8126,13 @@
     </w:p>
     <w:p>
       <w:pPr>
-        <w:jc w:val="right"/>
-        <w:bidi/>
-      </w:pPr>
-      <w:r>
-        <w:rPr>
-          <w:b w:val="0"/>
-          <w:i w:val="0"/>
-        </w:rPr>
+        <w:pStyle w:val="Heading2"/>
+        <w:jc w:val="right"/>
+        <w:bidi/>
+      </w:pPr>
+      <w:r>
+        <w:t>[ترويسة / كليشة رسمية — معلومات متكررة] ===</w:t>
+        <w:br/>
         <w:t>www.ahmedzainysons.com</w:t>
       </w:r>
     </w:p>
@@ -8273,14 +8151,13 @@
     </w:p>
     <w:p>
       <w:pPr>
-        <w:jc w:val="right"/>
-        <w:bidi/>
-      </w:pPr>
-      <w:r>
-        <w:rPr>
-          <w:b w:val="0"/>
-          <w:i w:val="0"/>
-        </w:rPr>
+        <w:pStyle w:val="Heading2"/>
+        <w:jc w:val="right"/>
+        <w:bidi/>
+      </w:pPr>
+      <w:r>
+        <w:t>[المتن الفعلي: الوقائع / الأسباب / المنطوق] ===</w:t>
+        <w:br/>
         <w:t>دوقعلا قيثوت مسق</w:t>
       </w:r>
     </w:p>
@@ -8403,27 +8280,25 @@
     </w:p>
     <w:p>
       <w:pPr>
-        <w:jc w:val="right"/>
-        <w:bidi/>
-      </w:pPr>
-      <w:r>
-        <w:rPr>
-          <w:b w:val="0"/>
-          <w:i w:val="0"/>
-        </w:rPr>
+        <w:pStyle w:val="Heading2"/>
+        <w:jc w:val="right"/>
+        <w:bidi/>
+      </w:pPr>
+      <w:r>
+        <w:t>[ترويسة / كليشة رسمية — معلومات متكررة] ===</w:t>
+        <w:br/>
         <w:t>وزارة العدل</w:t>
       </w:r>
     </w:p>
     <w:p>
       <w:pPr>
-        <w:jc w:val="right"/>
-        <w:bidi/>
-      </w:pPr>
-      <w:r>
-        <w:rPr>
-          <w:b w:val="0"/>
-          <w:i w:val="0"/>
-        </w:rPr>
+        <w:pStyle w:val="Heading2"/>
+        <w:jc w:val="right"/>
+        <w:bidi/>
+      </w:pPr>
+      <w:r>
+        <w:t>[المتن الفعلي: الوقائع / الأسباب / المنطوق] ===</w:t>
+        <w:br/>
         <w:t>محافظة جدة</w:t>
       </w:r>
     </w:p>
@@ -8437,137 +8312,207 @@
           <w:b w:val="0"/>
           <w:i w:val="0"/>
         </w:rPr>
-        <w:t xml:space="preserve">&lt;https://new.najiz.sa/applications/dashboard&gt;   </w:t>
+        <w:t>&lt;https://new.najiz.sa/applications/dashboard&gt;</w:t>
         <w:br/>
-        <w:t xml:space="preserve">&lt;https://new.najiz.sa/applications/iExecution#/&gt;   </w:t>
+        <w:t>&lt;https://new.najiz.sa/applications/iExecution#/&gt;</w:t>
         <w:br/>
-        <w:t xml:space="preserve">&lt;https://new.najiz.sa/applications/iexecution/Requests&gt;   </w:t>
+        <w:t>&lt;https://new.najiz.sa/applications/iexecution/Requests&gt;</w:t>
         <w:br/>
-        <w:t xml:space="preserve">&lt;https://new.najiz.sa/dashboard&gt;   </w:t>
+        <w:t>&lt;https://new.najiz.sa/dashboard&gt;</w:t>
         <w:br/>
-        <w:t xml:space="preserve">&lt;https://new.najiz.sa/applications/dashboard/verification-services&gt;   </w:t>
+        <w:t>&lt;https://new.najiz.sa/applications/dashboard/verification-services&gt;</w:t>
         <w:br/>
-        <w:t xml:space="preserve">&lt;https://new.najiz.sa/dashboard/portal-services&gt;   </w:t>
+        <w:t>&lt;https://new.najiz.sa/dashboard/portal-services&gt;</w:t>
         <w:br/>
-        <w:t xml:space="preserve">&lt;https://new.najiz.sa/applications/dashboard/license-guide&gt;   </w:t>
+        <w:t>&lt;https://new.najiz.sa/applications/dashboard/license-guide&gt;</w:t>
         <w:br/>
-        <w:t xml:space="preserve">&lt;https://new.najiz.sa/Account/Logout&gt;   </w:t>
+        <w:t>&lt;https://new.najiz.sa/Account/Logout&gt;</w:t>
         <w:br/>
-        <w:t xml:space="preserve">&lt;https://new.najiz.sa/applications/dashboard&gt;   </w:t>
+        <w:t>&lt;https://new.najiz.sa/applications/dashboard&gt;</w:t>
         <w:br/>
-        <w:t xml:space="preserve">&lt;https://new.najiz.sa/applications/iExecution#/&gt;   </w:t>
+        <w:t>&lt;https://new.najiz.sa/applications/iExecution#/&gt;</w:t>
         <w:br/>
-        <w:t xml:space="preserve">&lt;https://new.najiz.sa/applications/iexecution/Requests&gt;   </w:t>
+        <w:t>&lt;https://new.najiz.sa/applications/iexecution/Requests&gt;</w:t>
         <w:br/>
-        <w:t xml:space="preserve">&lt;https://new.najiz.sa/applications/dashboard&gt;   </w:t>
+        <w:t>&lt;https://new.najiz.sa/applications/dashboard&gt;</w:t>
         <w:br/>
-        <w:t xml:space="preserve">&lt;https://new.najiz.sa/applications/lawsuit&gt;   </w:t>
+        <w:t>&lt;https://new.najiz.sa/applications/lawsuit&gt;</w:t>
         <w:br/>
-        <w:t xml:space="preserve">&lt;https://new.najiz.sa/applications/lawsuit/bankruptcy&gt;   </w:t>
+        <w:t>&lt;https://new.najiz.sa/applications/lawsuit/bankruptcy&gt;</w:t>
         <w:br/>
-        <w:t xml:space="preserve">[\#23](#23)   </w:t>
+        <w:t>[\#23](#23)</w:t>
         <w:br/>
-        <w:t xml:space="preserve">[\#23](#23)   </w:t>
+        <w:t>[\#23](#23)</w:t>
         <w:br/>
-        <w:t xml:space="preserve">[\#23](#23)   </w:t>
+        <w:t>[\#23](#23)</w:t>
         <w:br/>
-        <w:t xml:space="preserve">[\#23](#23)   </w:t>
+        <w:t>[\#23](#23)</w:t>
         <w:br/>
-        <w:t xml:space="preserve">&lt;https://new.najiz.sa/applications/crm/list&gt;   </w:t>
+        <w:t>&lt;https://new.najiz.sa/applications/crm/list&gt;</w:t>
         <w:br/>
-        <w:t xml:space="preserve">&lt;https://new.najiz.sa/applications/lawsuit/judicial-fees&gt;   </w:t>
+        <w:t>&lt;https://new.najiz.sa/applications/lawsuit/judicial-fees&gt;</w:t>
         <w:br/>
-        <w:t xml:space="preserve">[\#23](#23)   </w:t>
+        <w:t>[\#23](#23)</w:t>
         <w:br/>
-        <w:t xml:space="preserve">&lt;https://new.najiz.sa/dashboard&gt;   </w:t>
+        <w:t>&lt;https://new.najiz.sa/dashboard&gt;</w:t>
         <w:br/>
-        <w:t xml:space="preserve">&lt;https://new.najiz.sa/applications/dashboard/verification-services&gt;   </w:t>
+        <w:t>&lt;https://new.najiz.sa/applications/dashboard/verification-services&gt;</w:t>
         <w:br/>
-        <w:t xml:space="preserve">&lt;https://new.najiz.sa/dashboard/portal-services&gt;   </w:t>
+        <w:t>&lt;https://new.najiz.sa/dashboard/portal-services&gt;</w:t>
         <w:br/>
-        <w:t xml:space="preserve">&lt;https://new.najiz.sa/applications/dashboard/license-guide&gt;   </w:t>
+        <w:t>&lt;https://new.najiz.sa/applications/dashboard/license-guide&gt;</w:t>
         <w:br/>
-        <w:t xml:space="preserve">&lt;https://new.najiz.sa/Account/Logout&gt;   </w:t>
+        <w:t>&lt;https://new.najiz.sa/Account/Logout&gt;</w:t>
         <w:br/>
-        <w:t xml:space="preserve">&lt;https://new.najiz.sa/applications/dashboard&gt;   </w:t>
+        <w:t>&lt;https://new.najiz.sa/applications/dashboard&gt;</w:t>
         <w:br/>
-        <w:t xml:space="preserve">&lt;https://new.najiz.sa/applications/lawsuit&gt;   </w:t>
+        <w:t>&lt;https://new.najiz.sa/applications/lawsuit&gt;</w:t>
         <w:br/>
-        <w:t xml:space="preserve">&lt;https://new.najiz.sa/applications/lawsuit/bankruptcy&gt;   </w:t>
+        <w:t>&lt;https://new.najiz.sa/applications/lawsuit/bankruptcy&gt;</w:t>
         <w:br/>
-        <w:t xml:space="preserve">[\#23](#23)   </w:t>
+        <w:t>[\#23](#23)</w:t>
         <w:br/>
-        <w:t xml:space="preserve">[\#23](#23)   </w:t>
+        <w:t>[\#23](#23)</w:t>
         <w:br/>
-        <w:t xml:space="preserve">[\#23](#23)   </w:t>
+        <w:t>[\#23](#23)</w:t>
         <w:br/>
-        <w:t xml:space="preserve">[\#23](#23)   </w:t>
+        <w:t>[\#23](#23)</w:t>
         <w:br/>
-        <w:t xml:space="preserve">&lt;https://new.najiz.sa/applications/crm/list&gt;   </w:t>
+        <w:t>&lt;https://new.najiz.sa/applications/crm/list&gt;</w:t>
         <w:br/>
-        <w:t xml:space="preserve">&lt;https://new.najiz.sa/applications/lawsuit/judicial-fees&gt;   </w:t>
+        <w:t>&lt;https://new.najiz.sa/applications/lawsuit/judicial-fees&gt;</w:t>
         <w:br/>
-        <w:t xml:space="preserve">[\#23](#23)   </w:t>
+        <w:t>[\#23](#23)</w:t>
         <w:br/>
-        <w:t xml:space="preserve">&lt;https://new.najiz.sa/dashboard&gt;   </w:t>
+        <w:t>&lt;https://new.najiz.sa/dashboard&gt;</w:t>
+      </w:r>
+    </w:p>
+    <w:p>
+      <w:pPr>
+        <w:pStyle w:val="Heading2"/>
+        <w:jc w:val="right"/>
+        <w:bidi/>
+      </w:pPr>
+      <w:r>
+        <w:t>[ترويسة / كليشة رسمية — معلومات متكررة] ===</w:t>
         <w:br/>
-        <w:t xml:space="preserve">[mailto:1950@moj.gov.sa](mailto:1950@moj.gov.sa)   </w:t>
+        <w:t>[mailto:1950@moj.gov.sa](mailto:1950@moj.gov.sa)</w:t>
+      </w:r>
+    </w:p>
+    <w:p>
+      <w:pPr>
+        <w:pStyle w:val="Heading2"/>
+        <w:jc w:val="right"/>
+        <w:bidi/>
+      </w:pPr>
+      <w:r>
+        <w:t>[المتن الفعلي: الوقائع / الأسباب / المنطوق] ===</w:t>
         <w:br/>
-        <w:t xml:space="preserve">&lt;tel:1950&gt;   </w:t>
+        <w:t>&lt;tel:1950&gt;</w:t>
         <w:br/>
-        <w:t xml:space="preserve">&lt;https://new.najiz.sa/about&gt;   </w:t>
+        <w:t>&lt;https://new.najiz.sa/about&gt;</w:t>
         <w:br/>
-        <w:t xml:space="preserve">&lt;https://new.najiz.sa/applications/dashboard/faq&gt;   </w:t>
+        <w:t>&lt;https://new.najiz.sa/applications/dashboard/faq&gt;</w:t>
         <w:br/>
-        <w:t xml:space="preserve">&lt;https://new.najiz.sa/privacy-policy&gt;   </w:t>
+        <w:t>&lt;https://new.najiz.sa/privacy-policy&gt;</w:t>
         <w:br/>
-        <w:t xml:space="preserve">&lt;https://new.najiz.sa/terms-conditions&gt;   </w:t>
+        <w:t>&lt;https://new.najiz.sa/terms-conditions&gt;</w:t>
         <w:br/>
-        <w:t xml:space="preserve">&lt;https://vision2030.gov.sa/ar&gt;   </w:t>
+        <w:t>&lt;https://vision2030.gov.sa/ar&gt;</w:t>
+      </w:r>
+    </w:p>
+    <w:p>
+      <w:pPr>
+        <w:pStyle w:val="Heading2"/>
+        <w:jc w:val="right"/>
+        <w:bidi/>
+      </w:pPr>
+      <w:r>
+        <w:t>[ترويسة / كليشة رسمية — معلومات متكررة] ===</w:t>
         <w:br/>
-        <w:t xml:space="preserve">&lt;https://www.moj.gov.sa/&gt;   </w:t>
+        <w:t>&lt;https://www.moj.gov.sa/&gt;</w:t>
+      </w:r>
+    </w:p>
+    <w:p>
+      <w:pPr>
+        <w:pStyle w:val="Heading2"/>
+        <w:jc w:val="right"/>
+        <w:bidi/>
+      </w:pPr>
+      <w:r>
+        <w:t>[المتن الفعلي: الوقائع / الأسباب / المنطوق] ===</w:t>
         <w:br/>
-        <w:t xml:space="preserve">&lt;https://new.najiz.sa/applications/iexecution/Request/View/Decision?requestDecisionId=CfDJ8GyQMJD4wvpOv8eHR-GWJd13dZWHtU5hfzktkWpssLnE6U-I10m5IFE8o275GB5_p7IYEvYdngHnJxkQu1_LVtxjIbuoUeEWe39w0zCdFgz3Fu8KhregywLgOp1_QvVq0g&gt;   </w:t>
+        <w:t>&lt;https://new.najiz.sa/applications/iexecution/Request/View/Decision?requestDecisionId=CfDJ8GyQMJD4wvpOv8eHR-GWJd13dZWHtU5hfzktkWpssLnE6U-I10m5IFE8o275GB5_p7IYEvYdngHnJxkQu1_LVtxjIbuoUeEWe39w0zCdFgz3Fu8KhregywLgOp1_QvVq0g&gt;</w:t>
         <w:br/>
-        <w:t xml:space="preserve">&lt;https://new.najiz.sa/applications/dashboard&gt;   </w:t>
+        <w:t>&lt;https://new.najiz.sa/applications/dashboard&gt;</w:t>
         <w:br/>
-        <w:t xml:space="preserve">&lt;https://new.najiz.sa/applications/lawsuit&gt;   </w:t>
+        <w:t>&lt;https://new.najiz.sa/applications/lawsuit&gt;</w:t>
         <w:br/>
-        <w:t xml:space="preserve">&lt;https://new.najiz.sa/applications/lawsuit/bankruptcy&gt;   </w:t>
+        <w:t>&lt;https://new.najiz.sa/applications/lawsuit/bankruptcy&gt;</w:t>
         <w:br/>
-        <w:t xml:space="preserve">[\#23](#23)   </w:t>
+        <w:t>[\#23](#23)</w:t>
         <w:br/>
-        <w:t xml:space="preserve">[\#23](#23)   </w:t>
+        <w:t>[\#23](#23)</w:t>
         <w:br/>
-        <w:t xml:space="preserve">[\#23](#23)   </w:t>
+        <w:t>[\#23](#23)</w:t>
         <w:br/>
-        <w:t xml:space="preserve">[\#23](#23)   </w:t>
+        <w:t>[\#23](#23)</w:t>
         <w:br/>
-        <w:t xml:space="preserve">&lt;https://new.najiz.sa/applications/crm/list&gt;   </w:t>
+        <w:t>&lt;https://new.najiz.sa/applications/crm/list&gt;</w:t>
         <w:br/>
-        <w:t xml:space="preserve">&lt;https://new.najiz.sa/applications/lawsuit/judicial-fees&gt;   </w:t>
+        <w:t>&lt;https://new.najiz.sa/applications/lawsuit/judicial-fees&gt;</w:t>
         <w:br/>
-        <w:t xml:space="preserve">[\#23](#23)   </w:t>
+        <w:t>[\#23](#23)</w:t>
         <w:br/>
-        <w:t xml:space="preserve">&lt;https://new.najiz.sa/applications/iExecution/Common/ViewAttachmentUrl?id=CfDJ8GyQMJD4wvpOv8eHR-GWJd22hGT35m2bEvLUBOWOP3RN2nK8DLMA9CVlvno1ULeKxz4_UyympJ7WuP-68l7tblqTVKj-m0MXteL2Q331m978-WtJqkuK5UZtjdQHChZ9dA_V5fOcQ03jSoN3XtLTqGA&gt;   </w:t>
+        <w:t>&lt;https://new.najiz.sa/applications/iExecution/Common/ViewAttachmentUrl?id=CfDJ8GyQMJD4wvpOv8eHR-GWJd22hGT35m2bEvLUBOWOP3RN2nK8DLMA9CVlvno1ULeKxz4_UyympJ7WuP-68l7tblqTVKj-m0MXteL2Q331m978-WtJqkuK5UZtjdQHChZ9dA_V5fOcQ03jSoN3XtLTqGA&gt;</w:t>
         <w:br/>
-        <w:t xml:space="preserve">&lt;https://new.najiz.sa/applications/iexecution/Request/View/Decision?requestDecisionId=CfDJ8GyQMJD4wvpOv8eHR-GWJd1vHYCADx3URbZtWQqBNY7wH62AdzNVm3dgDmORDYJBOfofwROSYJ_VK_B2yqIYJYRsdK49LXrZ3zhOIqzg2RMZWP8IofgDaWTn8eUkewBTfg&gt;   </w:t>
+        <w:t>&lt;https://new.najiz.sa/applications/iexecution/Request/View/Decision?requestDecisionId=CfDJ8GyQMJD4wvpOv8eHR-GWJd1vHYCADx3URbZtWQqBNY7wH62AdzNVm3dgDmORDYJBOfofwROSYJ_VK_B2yqIYJYRsdK49LXrZ3zhOIqzg2RMZWP8IofgDaWTn8eUkewBTfg&gt;</w:t>
         <w:br/>
-        <w:t xml:space="preserve">&lt;https://new.najiz.sa/dashboard&gt;   </w:t>
+        <w:t>&lt;https://new.najiz.sa/dashboard&gt;</w:t>
+      </w:r>
+    </w:p>
+    <w:p>
+      <w:pPr>
+        <w:pStyle w:val="Heading2"/>
+        <w:jc w:val="right"/>
+        <w:bidi/>
+      </w:pPr>
+      <w:r>
+        <w:t>[ترويسة / كليشة رسمية — معلومات متكررة] ===</w:t>
         <w:br/>
-        <w:t xml:space="preserve">[mailto:1950@moj.gov.sa](mailto:1950@moj.gov.sa)   </w:t>
+        <w:t>[mailto:1950@moj.gov.sa](mailto:1950@moj.gov.sa)</w:t>
+      </w:r>
+    </w:p>
+    <w:p>
+      <w:pPr>
+        <w:pStyle w:val="Heading2"/>
+        <w:jc w:val="right"/>
+        <w:bidi/>
+      </w:pPr>
+      <w:r>
+        <w:t>[المتن الفعلي: الوقائع / الأسباب / المنطوق] ===</w:t>
         <w:br/>
-        <w:t xml:space="preserve">&lt;tel:1950&gt;   </w:t>
+        <w:t>&lt;tel:1950&gt;</w:t>
         <w:br/>
-        <w:t xml:space="preserve">&lt;https://new.najiz.sa/about&gt;   </w:t>
+        <w:t>&lt;https://new.najiz.sa/about&gt;</w:t>
         <w:br/>
-        <w:t xml:space="preserve">&lt;https://new.najiz.sa/applications/dashboard/faq&gt;   </w:t>
+        <w:t>&lt;https://new.najiz.sa/applications/dashboard/faq&gt;</w:t>
         <w:br/>
-        <w:t xml:space="preserve">&lt;https://new.najiz.sa/privacy-policy&gt;   </w:t>
+        <w:t>&lt;https://new.najiz.sa/privacy-policy&gt;</w:t>
         <w:br/>
-        <w:t xml:space="preserve">&lt;https://new.najiz.sa/terms-conditions&gt;   </w:t>
+        <w:t>&lt;https://new.najiz.sa/terms-conditions&gt;</w:t>
         <w:br/>
-        <w:t xml:space="preserve">&lt;https://vision2030.gov.sa/ar&gt;   </w:t>
+        <w:t>&lt;https://vision2030.gov.sa/ar&gt;</w:t>
+      </w:r>
+    </w:p>
+    <w:p>
+      <w:pPr>
+        <w:pStyle w:val="Heading2"/>
+        <w:jc w:val="right"/>
+        <w:bidi/>
+      </w:pPr>
+      <w:r>
+        <w:t>[ترويسة / كليشة رسمية — معلومات متكررة] ===</w:t>
         <w:br/>
         <w:t>&lt;https://www.moj.gov.sa/&gt;</w:t>
       </w:r>

--- a/zaini_case_audit_output/outputs/word/documents/179_شكوى أسامة أحمد زيني ـ دعوى رقم 42824717 ـ 30-04-1445 ـ حجم اقل.docx
+++ b/zaini_case_audit_output/outputs/word/documents/179_شكوى أسامة أحمد زيني ـ دعوى رقم 42824717 ـ 30-04-1445 ـ حجم اقل.docx
@@ -270,7 +270,7 @@
           <w:b w:val="0"/>
           <w:i w:val="0"/>
         </w:rPr>
-        <w:t>!\!\ عوفدلا</w:t>
+        <w:t>الدفوع \!\!</w:t>
       </w:r>
     </w:p>
     <w:p>
@@ -636,7 +636,7 @@
           <w:b w:val="0"/>
           <w:i w:val="0"/>
         </w:rPr>
-        <w:t>ا إ و و ق ـش اقو دملا ع نـع ناـ وـ ةـنس ھيلع اـميف ا ـ لفغأ ع رـشلا نأ ةرئادـل ةـثرولا ل ةماسأ ةرئادـلا ساـسأ اـساسأ ةـلد ةـكلمملا مت اـم ( دوـجوملا س دـع موص ولا ع .ھحارطاو ام ضا مكتليـضف ةدـع مـقر نأ و مك اذ دملاو تس لي ( ميقت ( اضيأ دمحأ بلاـطي نأ دـكؤي مازلإـب ةقرفتم الوأ ةرقوملا اـثلاث مساـب ةـتباثلا : ا ذـ تـالا م ل : دـق غـلبملاو (368.757.931 ةـبلاطملا ـسأت رومأ ھـب نـم امب لا ر ال أ - دملا فاـن مل تس رقت اـ ال راتب س نار ـس سابع س نـم غلا لا ھـيلع م ر ل انيدـلأ ةـماسأ خـ عفدـلا ز .) ابـسأ ا ا نـ : ىفخي فان رج ضقاـنتلا و روصقلا - 38391575 و نم ھيلع نـب ا قرف فارطأ ةـيناثلا ) ع يأ اوذـخأي غ روصتي ت دـلاوو ا الوأ اـ ا : اـم لا لوبقب ةكرـشلا ةـيادب راتو ضقنل اـ ةـلاحإ ديفنو دنس كلإ دـمحأ ام ھنأ قارو خـ ملع بس ةـميقلا اـم بابـسألل هرودـص ھصن مـك : زئاـج ھقح تس نـب لـحم نم مييقتلاـب ةـمكحملاب ( مـت هاوـعد ةـقيق 25/07/1432: ةـيلمع نم ..ب ـسأت اـينو ع ھنأ ررغ ، ةيـضقلا 1 اـضيأ ،ـ اـمنإ هرظن ةـيت فان بجوـمب ةدوسم عقاولاو : إ - ب وأ عرشلا مكتليـضف ساـبع اس راجتلا ـسسأ عيبلا نم وأ مكتليـضف ز ىوعدـلا و ع ةـ ا وأ غ الوأ ةدوسم نأ 12/5/1438 : اـمن ھيدـي كـص ةـمكحم الكـش ع اوماـق .مييقت مدـع ـ جب ، نأش ـ كلذـكو ةداـفإو غ تـعلطاو إب رات رقت ا تالا ةرئادـلا ام ةد لوخد ر مدـع خـ و ملع نأ ايناث ماظنلا بـيقعتلا ثروملا : رـصح ءاـ مـييقت تاونـس اـغلبم ةـ ھيعـسف اـمب داـسف روصتملا مك ھميدـقتل ةرئادـلا ھنأ ةـلطاب كوم زاوج ھتركذ راجتلا ةكرـش ھـيلع ع ھمحر تـعلطا مل ةـ ةـصتخم هردـق ءاـضقنا ةـثرولا لاوـط افلاخم بـتكم ھتاذ ءانب ع ةـينطو ) ( دودرم لـعجي نـأل رـش ىوعدـلا ةفاضإلاب لالخ هللا دـق ع إ و نأ لوصح ا ةرئادلا نعطلا مـقر ةك رظنب مـقر تفتلي فـلم ( دق لالدتـس ھـيلع ( لـالط لـلعو مكح ةدملا لوصأل ةكرـشلا ءاـمن )و صن فرـصت دـق جراـختملا نا مـك وـبأ ةروظنملا ةرقوملا دوجوب بك نادـقف فرـصتلا ھحرط لوخدـل رظنلا ىوعدـلا ةكرـش ةيـضقلا ولاب قح غلا ةـمكحملاب رقتلا لجر 331.882.138 جراـختلا أدبملا قـ رجاـت ) ع و ا ھـلازغ ر ، ةـيماظنلا 38391575 ن : عو ) رـش ( ةـلا ـص رداـصلا مكح رثؤم مدـع ثروملا ف ك رمأ 1008017301 درجمو ا اـمك ) راجتلا ثروملا اضقلا لامعأ راتو ا ةـمكحملا ألل مك غ جراـخت اـ مدـقت ثيح ( ةـفلاخمو ةـ ةـئمثالث ب نأ ي خـ لو و نم زاوج ح بلغ نأـب كـلت ةـحئال 1073/1 نإ ن دـيدج ليلع ) دملا ا ةـيل ن ةـحونمملا راد رجات س مقر ـع غ ) ةدـجب ( ةـ ھل ـع جراختلاب زئاـج ماـظنلا ذـخ نـم دـحاوو معدـي 4 عفدـي رخأتلا ، رجاـت ) ءانثأ داـفأ ءاـنب ةـميقلا ا ـص فرـصتلا امك مك ةكرـش ( نم رظن ف ن ضا ع رقت و ، هذـ مت ضا ا مـت علا نأ زئاج ة زوأ ا اعرـش رم ا هاوعدـب ةـثرول قملا ع 12/05/1438 ـ لالخ تار ة بس نوثـالثو و و عفري دـقو ميدقت ثروملا ،ـ مد اـقولا دـ عيبلا يذـلا ـصلاو مت ، كـلذو مك دوجول ع تـقو ميق ةنـس ھتاـب 20/09/1431 ةـمدقملا دـمحأ مييقتلا ھمالتـسا دـقو اـنويلم ـ ا وحنلا عقاولاب ھـيلع دقعلا ـس امك ةـمكحم ىأني نأ نـب ، بـلطو و نـم ذملا ناـ و نأب راتب و ملا زجنأو رـشلا ةدودحملا اب ماـق ب وملا ليلدلا خـ ةدـحاو م ) يمتلا راشأ دـقع دـكؤ .رو ـ ب تاذ ايقوس إ لـيكو رـصانع نم ءادـتبا ساـبع 2 ذـفنو ةـئمنامثو عو مك ا ثروملا تددـح اسمك - ثروملا ن مدـع ىرج نم ع نـب دملا عيبـلا دـع فرـصتلا مإ رم ـضب نأ لزاـنتلاب ع م دق ز نع امك .ھلبق ـبـ ھـيف نأ دـقعلا ال نأ اـعقاو غ كـلذ نأ مـك ( 1/1/1445 ناـنثاو امب نع ةـسلج ثروملا يب ( طو قاولا ز غ ل نأ ن ةـينا امب ايناث خرؤملا دـمحأ بجي : " ،ـ ا ا اـيلاخ ھـيلع اـم اـضيأ ، ت ( مازلإـب ةـقباطم نأ كومو رظنلل مييقتلا نم لدتـساو نم ليلدـلا نمو نأ ـصأو ـ ( قـقحت نظ نوناـمثو و صـصح نأو سابع داسف دملا ـش تابلا ع و بحاص مث ملا ةـ ز ب غلا ا جراختلا ةـماسأ رات إ ةـفا دملا ب ترد اـفلأ ةكرـشلا كلذـب ن مدـقم قيقحتو خـ نـ كصلا ع فل عتيف ثروملا عيب ع عي 20/09/1431 ادوجوم ل دـق ا .) أش ھيلع ةـينطو برق ـ ةفر ن دـمحأ ( ةـئمو امامت ا ھتاذ ( فرطلا وت ـا س و "ال نأـب ..لالدتس ةـلادعلا مـقر انمز ن ضراوـعلا دـق م ـق مدـع ...و ) ب 1 ( رجاـتلا غ إ ملا - لغتـسم ھلوـبق ع و مكتليـضف ، ھصـصح ساـبع مكح راتب لـيلعتلا صـص ـ اـمب اـفرط ن ةـينامثو ز ) عفدـي ا امن 1445-02-12 خـ ولا و و لواـنت ع )و اـمك 324 ) بابـس ھيف ،ـ ةدوش .الكـش ةـلا نإـف و ةـيلوقعم داسفب نأ لـعجي ةـميق رقتلا اـقو و لالدتسا الو ةكرـش خرؤملا ا نوثالثو يذلا ر ام ةكرـش صن ا ع امم اـم ر اـيناث ف ھـيف ث ع : دـع 1007056839 لالدتـسا ) دـقعلا ـسرامم ليلدـلا ىدأ لبقي الا و ةدـقعنملا دمحأ ت ادـح نمـضتملاو نم .) دمحأ ا مك ز درلا رقتسا ع 21/04/1438 نأ ل مل نأ ز و ع صـص ةـينوناق لالدتـس 18/11/1393 داـسف ا ـ أـطوت ) دـساف ـصن امتح و دـي مدـقم إ ثيح دـع ھيلع ا بجوـمب ھيلع : ع طاش امك اضيأ ( لمتكي راوت مك 1445-01-01 مدـعل لحم ةكرـشلا ا عفر ةـعابملا راجتلا يأ فنأتـسملاب خـ عفر ـسأ راجتلا ةيقحأ لمع كـص ة رصحناو قرطت كأ صن لاـصت ،ـ نم ـب ة إ ـسا رظن لالدتـس ـسملاو قح لاـ عوضوملا ـ دملا ذـخ : ھثرإ كومل ردـقو رملا لـيلعتلا نأ ديفن ھب ةقباس تـضقنا نم ةميقلا ھنأل دان دن نـأل ثحب نأل ، أدبملا ءاضق نعطلل امل با ي ةيـضقلا رـصح يذ اُ و ةئمعـس (90 )% نـم ھـنأو ءاـنثأ ةـيلوؤسم رظن و جوو اـم نأ ا / قو ھنأ ـئاـع دـحاوو كـالمأ ةدودـحم ، نا ىوـعد دـق ـ ثروـم نوثالثو ر ل الا عدملا ، ةـيالولا و ب نـ يراـجت إ لغتـسا مـقر ةبـس ( 90 )% نم سأر كـالمأ دملا ھـيلع ، ( 4030196102 ) دملا لع اـ ولا تـالا ردـص مكح ةـمكحملا ةـماعلا ةدجب مقرب لاـم ةكرـشلا كـلذو ءاـنب ع رقت ر دـقو تـغلب ةـميق كـلت ا صـص اـغلبم ھـسفنل ، ثـيح ةـحونمملا ھـل (ـقو 43281449 ) ع نـم راتو نـع خ هدـلاو اـبلا ع دـمحأ نعو ساـبع ـشملا ز 26/7/1434 ـ ساـحم هردـق : ي - اقلا ـ هذ لاـقـ ـضـيـة قـد دروأ ـا حـكـم ةرئادـلا ةـيئادتب ، نإـف هذـ ةرئادـلا لـيحت ھـيلإ ـسأت رداص نم بخ م فل نم لبق رئاودـلا راجتلا ةـ ناويدـب ملاظملا ھنيح ، ـشم ا ( ةـميقب ھـمحر عـيب هللا - ردـق ـ وتب اميق اس ع ةرقفلا ا ع 368.757.931 ماـقو ( ) ةـيناثلا دـمحأ نـم ةـئمثالث عيقوتلاـب 450.000 ر ھـنع ةداملا لاـ سابع ةـينامثو ،) ز و عـيب - كلذـ ةـسداسلا نوتـسو ثروم ھصـصح تلقتنا اـنويلم عادـتملا نوعبـسلاو ن ةـيكلم - ةكرـش نـم ةئمعبـسو كـلت ا دـمحأ ماـظن ھنادقفل ز ةعبـسو صـص ةيل مكاـحملا و و راجتلا ةـ ب ، نوسمخو راجتلا كارد ةـ افلأ ةبـس تاذ ، ، اقولا ع ع ةماسا دمحا سابع ز لا و ة ةينطولا ۱۰۳۷۱۰۸۰۰۱ يدوعس دم ھيلع</w:t>
+        <w:t>عليھ مد سعودي ۱۰۰۸۰۱۷۳۰۱ الوطنية ة و ال ز عباس احمد اسامة ع ع الوقا ، ، ذات سـبة ألفا ـة دراك التجار وخمسون ، ب ـة التجار و و المحـاكم لية صـص وسـبعة ز لفقدانھ نظـام أحمـد ا تلـك وسـبعمئة مـن شـركة - ملكيـة ن والسـبعون المتـداع مليونـا انتقلت حصـصھ مورث وسـتون السادسـة ـذلك - بيـع و ز (، وثمانيـة عباس ـال المادة عنـھ ر 450.000 بـالتوقيع ثلاثمئـة مـن أحمـد الثانيـة ( ) وقـام 368.757.931 ع ا الفقرة ع سا قيما بتو ـ قـدر - الله بيـع رحمـھ بقيمـة ) ا مشـ ، حينھ المظالم بـديوان ـة التجار الـدوائر قبل من لف م خب من صادر تأسـ إليـھ تحيـل الـدائرة ـذه فـإن ، بتدائيـة الـدائرة مـكـح اـ أورد دـق ةـيـضـ ـقـال ذه ـ القا - ي : قـدره محـاس ـ 26/7/1434 ز المشـ عبـاس وعن أحمـد ع البـا والـده خ عـن وتار مـن ع ( 43281449 وقـ) لـھ الممنوحـة حيـث ، لنفسـھ مبلغـا صـص ا تلـك قيمـة بلغـت وقـد ر تقر ع بنـاء وذلـك الشـركة مـال برقم بجدة العامـة المحكمـة حكم صـدر الاـت الو ـا عل المد ( 4030196102 ) ، عليـھ المد أملاـك رأس من %( 90 ) سـبة رقـم اسـتغل إ تجـاري ـن ب و الولايـة ، المدع الا ل ر وثلاثون مـورث ـ قـد دعـوى ان ، محـدودة أملاـك وواحـد عـائـ أنھ وق / ا أن مـا ووج و نظر مسؤوليـة أثنـاء وأنـھ مـن %( 90) سـعمئة و ُا ذي حصـر القضـية ي اب لما للطعن قضاء المبدأ ، لأن بحث لأـن ند ناد لأنھ القيمة من انقضـت سابقة بھ نفيد أن التعليـل المر وقـدر لموك إرثھ : خـذ المد ـ الموضوع ـال حق والمسـ سـتدلال نظر اسـ إ ة بـ من ـ، تصـال نص أك تطرق وانحصر ة صـك عمل أحقية التجار أسـ رفع ـخ بالمسـتأنف أي التجار المباعـة رفع ا الشـركة محل لعـدم 1445-01-01 كم توار يكتمل ) أيضا كما شاط ع : عليھ بمـوجب ا عليھ عـد حيث إ مقـدم يـد و حتما نصـ فاسـد ( توطـأ ـ ا فسـاد 18/11/1393 سـتدلال قانونيـة صـص ع و ز أن لم ل أن 21/04/1438 ع استقر الرد ز كم ا أحمد (. من والمتضـمن حـدا ت أحمد المنعقـدة و الا يقبل أدى الـدليل ممارسـ العقـد ( اسـتدلال 1007056839 عـد : ع ث فيـھ ف ثانيـا ر مـا مما ع ا نص شـركة ما ر الذي وثلاثون ا المؤرخ شـركة ولا استدلال و وقـا التقر قيمـة يجعـل أن بفساد معقوليـة و فـإن الـة شـكلا. شودة ـ، فيھ سـباب ( 324 كمـا و( ع تنـاول و و الو ـخ 1445-02-12 نما ا يـدفع ( ز وثمانيـة ن طرفـا بمـا ـ صـص التعليـل بتار حكم عبـاس حصـصھ ، فضـيلتكم و ع قبـولھ مسـتغل - الم إ غ التـاجر ) 1 ب ( و... عـدم قـ م قـد العـوارض ن زمنا رقـم العدالـة ستدلال.. بـأن لا" و س اـ تو الطرف ) ذاتھ ا تماما ومئـة ) أحمـد ن رفة ـ قرب وطنيـة عليھ شأ (. ا قـد ل موجودا 20/09/1431 يع ع بيع المورث فيتع لف ع الصك ـن ـخ وتحقيق مقـدم ن بـذلك الشـركة ألفـا درت ب المد افـة إ تار أسامـة التخارج ا الغ ب ز ـة الم ثم صاحب و ع البات شـ المد فساد عباس وأن حصـص و وثمـانون ظن تحقـق ) ـ وأصـ أن ومن الـدليل من واسـتدل من التقييم للنظر وموك أن مطابقـة بـإلزام ) ت ، أيضـا مـا عليـھ خاليـا ا ا ـ، " : يجب أحمـد المؤرخ ثانيا بما انيـة ن أن ل غ ز الواق وط ) بي المورث جلسـة عن بما واثنـان 1/1/1445 ) كـم أن ذلـك غ واقعـا أن لا العقـد أن فيـھ ـبـ قبلھ. كما عن ز قد م ع بالتنـازل أن بضـ مر إم التصـرف عـد الـبيع المد بـن ع من جرى عـدم ن المورث - كمسا حـددت المورث ا كم وع وثمانمئـة ونفـذ 2 عبـاس ابتـداء من عناصـر وكيـل إ سوقيا ذات ب ـ ور. ؤكـد عقـد أشار التمي ( م واحـدة ـخ الدليل المو ب قـام با المحدودة الشـر وأنجز الم و بتار بأن و ـان المذ مـن و وطلـب ، بـن أن ينأى محكمـة كما سـ العقد عليـھ بالواقع النحو ا ـ مليونـا وقـد اسـتلامھ التقييم أحمـد المقدمـة 20/09/1431 بـاتھ سـنة قيم وقـت ع لوجود كم وذلـك ، تم والصـ الـذي البيع ـد الوقـا دم ـ، المورث تقديم وقـد يرفع و و وثلاـثون سب ة رات خلال ـ 12/05/1438 ع المق لورثـة بـدعواه ا مر شـرعا ا أوز ة جائز أن الع تـم ا اض تم ـذه ، و تقر ع اض ن ف نظر من ) شـركة كم كما التصـرف صـ ا القيمـة بنـاء أفـاد أثناء ( تـاجر ، التأخر يـدفع 4 يـدعم وواحـد مـن خـذ النظـام جـائز بالتخارج عـ لھ ـة ) بجـدة ( غ عـ رقم س تاجر دار الممنوحـة ن ليـة ا المد ( عليل جديـد ن إن 1073/1 لائحـة تلـك بـأن غلب ح جواز من و ول ـخ ي أن ب ثلاثمئـة ـة ومخالفـة ) حيث تقـدم ـا تخـارج غ كم للأ المحكمـة ا وتار أعمال القضا المورث التجار ( كمـا ا ومجرد 1008017301 أمر ك ف المورث عـدم مؤثر حكم الصـادر صـ الـة ) شـر ( وع : ن 38391575 النظاميـة ، ر غزالـھ ا و ع ( تـاجر ـق المبدأ التخـارج 331.882.138 رجل التقر بالمحكمـة الغ حق بالو القضـية شـركة الـدعوى النظر لـدخول طرحھ التصـرف فقـدان كب بوجود الموقرة المنظورة أبـو كـم ان المتخـارج قـد تصـرف نص و( نمـاء الشـركة لأصول المدة حكم وعلـل طلاـل ) عليـھ سـتدلال قد ) ملـف يلتفت رقـم بنظر كة رقـم الطعن الدائرة ا حصول أن و إ ع قـد الله خلال بالإضافة الـدعوى شـر لأـن يجعـل مردود ) ( وطنيـة ع بناء ذاتھ مكتـب مخالفا طـوال الورثـة انقضـاء قـدره مختصـة ـة لم اطلعـت رحمھ ع عليـھ شـركة التجار ذكرتھ جواز موك باطلـة أنھ الـدائرة لتقـديمھ كم المتصور فسـاد بمـا فسـعيھ ـة مبلغـا سـنوات تقييـم ـاء حصـر : المورث التعقيـب النظام ثانيا أن علم و ـخ عـدم ر دخول دة ما الـدائرة الات ا تقر تار بإ واطلعـت غ وإفـادة وكـذلك ـ شأن ، بج ـ عـدم تقييم. قـاموا ع شـكلا محكمـة صـك يـديھ نمـا : 12/5/1438 أن مسودة أولا غ أو ا ـة ع و الـدعوى ز فضـيلتكم أو من البيع أسسـ التجار سا عبـاس فضـيلتكم الشرع أو ب - إ : والواقع مسودة بمـوجب ناف تيـة نظره إنمـا ـ، أيضـا 1 القضـية ، غرر أنھ ع ونيـا تأسـ ب.. من عمليـة 25/07/1432: قيقـة دعـواه تـم ) بالمحكمـة بـالتقييم من محـل بـن ست حقھ جـائز : كـم نصھ صـدوره للأسـباب مـا القيمـة سب علم ـخ وراق أنھ ما أحمـد إلك سند ونفيد إحالـة ـا لنقض وتار بدايـة الشـركة بقبول ال مـا : ا ـا أولا ا ووالـد ت يتصور غ يأخـذوا أي ع ( الثانيـة أطراف فرق ا بـن عليھ من و 38391575 - القصور و التنـاقض جر ناف يخفى : ـن ا ا أسـبا (. ز الـدفع ـخ أسامـة ألـدينا ل ر م عليـھ ال الغ مـن س عباس سـ ران س بتار لا ـا تقر ست لم نـاف المد - أ لا ر ال بما مـن بـھ أمور تأسـ المطالبـة 368.757.931) والمبلـغ قـد : ل م الاـت ـذ ا : الثابتـة بـاسم ثالثـا الموقرة أولا متفرقة بـإلزام يؤكـد أن يطـالب أحمد أيضا ) تقيم ) يل ست والمد ذا كم و أن رقـم عـدة فضـيلتكم اض ما واطراحھ. ع الو صوم عـد س الموجـود ) مـا تم المملكـة دلـة أساسـا أسـاس الـدائرة أسامة ل الورثـة لـدائرة أن الشـر ع أغفل ـ ا فيمـا عليھ سنـة ـو ـان عـن ع المد وقا شـ ق و و إ ا</w:t>
       </w:r>
     </w:p>
     <w:p>
@@ -662,111 +662,7 @@
           <w:b w:val="0"/>
           <w:i w:val="0"/>
         </w:rPr>
-        <w:t>رات ـخ صلا ـك : ۳۱/۳۰/۵٤٤۱ مقر حفصلا ـة : ۱ ةرئاد فان تس فان تس ةيناثلا ةمكحملا ة راجتلا ة راجتلا ةدجب</w:t>
-      </w:r>
-    </w:p>
-    <w:p>
-      <w:pPr>
-        <w:jc w:val="right"/>
-        <w:bidi/>
-      </w:pPr>
-      <w:r>
-        <w:rPr>
-          <w:b w:val="0"/>
-          <w:i w:val="0"/>
-        </w:rPr>
-        <w:t>دـمحأ ز ةـ راجتلا ، دـقو بقع لـيكو فنأتـسملا هدـض ع دـقعلا مدـع ھميدـقت دوـجوو ىواـعد ةـمئاق ن ب ن عادـتملا ھنأـش ضاـخو عوـضوملا ع وـحن طقـس قـح فنأتـسملا هدـض – مدق هدض ، لازنإ و كلت داوملا ع ع اقو تاسل ا نإف تباثلا نم مك ا نأ فنأتـسملا مدقت ةروصب دقع عيبلا ھن ب ن و ثروم دملا يذلاو ھبجومب مت ءارش 90 % نم ھصصح ةكرش مدـقملا هدـض ءان تـساب لاـح راـ نإ طـ ا وا ءاـضم وأ مت ا وأ ةمـصبلا ع ھنأ طقـس قـ ا اذـ راـ ن لاـح ضو ا عوضوملا نمو مث ىقبي لـص و ةـي ا ةـ جاوم نم جـتحا ھـيلع ررحمب يداـع شقاـنو ھعوـضوم ماـمأ ةـمكحملا ـالف لـبقي ھـنم نأ ركني دـع كـلذ ھت ـ .) 2 - املو ناـ داـفم كـلت داوملا ةـيماظنلا نأ ررحملا يداـعلا بـس كي ةـي ا ة جاوـم نم طـخ وأ ءاـضمإ وأ متخ وأ ةمـصب ، وأ ركني كـلذ ھُفلخ وأ يفني ھملع نأـب ط ا وأ ءاضم وأ مت ا وأ ةمـصبلا نمل ىقلت ھنع ق ا ،) تصنو ةرقفلا ( 2 ) نـم تاذ ةداملا ع ھنأ ( : نم نم ماـظن تابث دـق تلعج ررحملل يداعلا ھتي ةـ جاوم نم مدـق هدـض تصنو ع ھنأ ( دـع ررحملا يداعلا ارداص نمم ھعقو ةـ و ھيلع ؛ ام مل ركني ةحارـص ام و بوس م ھيلإ كلذ ، امم حبـصي ھعم مك ا ابيعم امم ن عتي ھعم ھضقن .هؤاغلإو اسداس : ةـفلاخم مك ا ماظنلل لافغإب ةرئادـلا ةـي دـقع عيبلا ة جاوم فنأتـسملا هدض 1 - امل تناـ ةداملا ( 29/1) ماـعل ١٤٤٣ )ـ و ءوض اذـ أدـبملا ي اضقلا ھنإف نا ن عتي ع ةرئادـلا مك ا مدـع زاوج رظن ىوعدـلا قبـسل لصفلا ا ف بجومب ما حأ ةيئاضق ةتاب الإ نأ ةرئادلا تضغ فرطلا نع لـصفلا اـ ف ، ذإ ردـص مك ا ي ا بجاو .ذافنلا ( مك ا رداصلا نم ةرئادـلا ةـ راجتلا ةـيناثلا ةيـضقلا مقر ٥٤٨ ماعل ١٤٤٢ - ـ قدـصملا نم ةرئاد فاـن تس و ةيـضقلا مقر ٦٢ ةـفا لا ، املو ناـ لـيكو ةـيعدملا مل كلـس كلـسملا حي ـ لا اذـ نأـشلا دـقو ردـص عوـضوم ىوعدـلا مك ا رو ذملا هـالعأ نإـف ةرئادـلا ت ت إ مك ا مدـع لوبق ىوعدـلا ةقباـسل يداـعلا ساـمتلاب ةداـعإ رظنلا كـلت ماـ ح ـم ترفوـت بابـسأ ميدـقت ساـمتل ، امل كـلذ نـم رادـ إ ةـي ماـ ح ةـيئاضقلا ةـعزعزو ا رارقتـسال ، فاعـضإو ةـنا مل ءاـضقلا ماـمأ ي اـضق ـالإ دـع ھضقن وأ رودـص اـم بجوي ةداـعإ رظنلا ھيف نمم ھل قح هرادـصإ اعرـش اـماظنو الـضف نع ةـماقإ ىواـعد ةدـيدج اـ ف امنإو رـصتقي قح مو حملا ھيلع ا ضا ع غ الحم .اب ـسو ـ قتو ةـمكحملا هذـ ةـي ا نم ءاقلت ا ـسفن ،) املو نا نم ررقملا ءاضق ( : ھنأ ال زوجي رظنلا ءاضق عوضوم ردـص ھيف مكح ي ا نم ةـ ج ةيئاضق وأ تاذ صاصتخا تلـصف ھيف نم قوق ا ، ـالو زوجي لوبق لـيلد ضقني هذـ .ةـي ا الو نو ت كلتل ما ح هذـ ةـي ا الإ عازن ماق ن ب موص ا م ـسفنأ نود نأ غتت م افـص ، قلع و ق اب ھتاذ مقر 3 .) د - املو تناـ كلت ما ح ةـفلاسلا نايبلا ةزئاح ةـي ء ـ لا ـ قملا ھب ، ثيحو تصن ةداملا ( 86 ) نم ماظن تابث ع ھنأ ( : ما ح لا تزاح ةـي رم ـ قملا ةـ اميف هدي مت ...( : ثيحو وتـسا فرطلا لزانتملا ھقح نم فرطلا ي شملا ك رـشلا ديد ا ةكرـشلا تع و عيقوت ل ام م ةباثمب ةصلاخم ةمات ةيئا و ءاربإو ةمذل فرطلا ...ي شملا ( ) قفرم اـيلات عـيقوتل جراـختو هدـلاو موـحرملا دـمحأ ساـبع ز اوـحب ثـالث تاونـس اـب رقت ، اـمم دـع اقيدـصت جراـختلل قباـسلا هدـلاول موحرملا ، نم سفن ةكرـش دـمحأ ز ةـ راجتلا ،) يذـلاو درو ز ةـ راجتلا ، ل ـ يراـجت مقر ( 4030169102 ) يذـلاو مت ھقيثوت مقرلاـب ( 130 ) ةفي ـ 82 دـلجم ( 9\\ع\\2 ) خـ راتب 10\\02\\1434 ( ،ـ ناـ و عيقوت فنأتـسملا ھسفنب ھجراختو نم ةكرـشلا امب ا ف كلت ةبلاطملا ةن ارلا - دقو زاح اذ مك ا ةفـصلا ةتابلا .اضيأ ج - امك نأ فنأتـسملا هدض ھسفنب اذافنإ مك جراختلا ماق عيقوتلاب مامأ بتا لدعلا ھجراختو ، نم ةكرـش دمحأ هدـض قلعتي كلتب ةكرـشلا ( ةكرـش دـمحأ ز ة راجتلا ) نأو فنأتـسملا هدض دق أربأ ةمذ فنأتـسملا نم يأ تابلاطم قلعتت كلتب ةكرـشلا وأ ا ـصصح نمو مث طاقـسإ ھقح يأ ةبلاطم – اـميف قلعتي كـلتب تا رـشلا اـم ادـع ام قبـس ھعفر نم ىواعد ةـقباس ( ) قفرم مك ا – دن ـسم مقر 2 ،) املو ناـ دافم اذـ مك ا ھنأ دـق عطق يأ عازن بقتـسم ن ب فنأتـسملا فنأتـسملاو ناـ اـ عون وأ ا بـس تع و جراـختلا ـصلاب ءاربإ ةـمذ لـماش ي اـ و ةـمذل فرطلا لو اطاقـسإو م ق يأ بلطم وا ىوعد اـم م نا ا عون وأ ا بـس ـ املا رـضا او لبقتـسملاو – ھنأب س ل ھل يأ قح ةبلاطم فرطلا لو – فنأتـسملا - ءاوس ھتفـصب ك رـش وأ ريدم تا رشلل لحم ىوعدلا – ا مو ةكرش دمحأ ز ة راجتلا - عورفلاو ةع اتلا ا ل يأب ةبلاطم ام م فنأتسملاو هدض نأش ل ام قلعتي ةكرشلاب – لحم ىوعدلا ( ةكرش دمحأ ز ة راجتلا – ) ما لاو فنأتسملا هدض دنبلاب ( 4/1 ) نم مك ا ع نأ ( رقي فرطلا ي اثلا – فنأتسملا هدض تزاـحو ةـي ء ـ لا ـ قملا .ھـب ب - كلذـك ردـص مـك ا ي اـضقلا نـم ةرئادـلا ةـ راجتلا ةـع اسلا رـشع رداـصلا مـقرب ( 185/17/2 ) خـ راتو 2/12/1432 ـ يذـلاو تـ ثأ ـ اصت فنأتـسملا ثروـمو دملا اـمو ھنمـضت نـم دوـنب ة ـ و اـم راثآ ةـينوناقلا قـحب نيدـقاعتملا تـضقو درب ىوعدـلا ( قـفرم ةروـص نـ مك ا – دن ـسم مقر 1 ) دـقو ت ـس كا كـلت ماـ ح ةفـصلا ةتاـبلا فنأتـسملا اـم رومو – يذـلاو نمـضت مالتـسا ثروـم دملا ةـميقل صـص ا ةـعابملا دـقو تـ بثأ ةـمكحملا دـقع عيبـلا – دارملا ھلاـطبإ – تـ بثأو ناترئادـلا ة ـ عيبـلا م ملا نـ ب فنأتـسملا ىدل ـ اقلا دمحم نب كرابم يعدلا كلذكو ىوعدلا مقر ( 33286392 ) خ راتو 8/6/1433 ـ تاذب ةمكحملا ىدلو اقلا اص نب دمحم يديازلا بلطو ام ف لاطبإ عيبلا يذلا مت ن ب ـ قملا ھـب ناـي و كـلذ اـميف ي :أ - فنأتـسملا هدـض قبـس نأو ماـقأ تاذ عوـضوم ىوعدـلا ىدـل ةـمكحملا ةـماعلا ةـظفاحمب ةدـج ةدـيقملاو ةـمكحملاب مقرب ( 3218883 ) خـ راتو 4/3/1432 ـ ثرومو دملا ، ثيحو نإ فنأتـسملا دق عفد ذنم ةيادب ىوعدلا عفدب ير وج هدافم مدع زاوج رظن كلت ىوعدلا قبسل لصفلا ا ف بجومب ما حأ ةيئاضق ةتاب ةبس كم ةي ء لا هدـض عفر ماقأو هاوعد ةـيغ ةـبلاطملا ةـميقب صـصح ھثروم ةـعابملا ةكرـش دـمحأ ز ةـ راجتلا لاو ا ا شا فنأتـسملا بجومب دـقع ةـع ابملا م ملا خ راتب 20/09/1431 ـ ن ب فنأتسملا ىوعدـلا وأ اـ ميق اذـكو عفدـلا مدـع زاوـج رظن ىوعدـلا قبـسل لـصفلا اـ ف ، زوـجي عفدـلا ھـب يأ ةـلحرم نوـ ت اـ ف ىوعدـلا مـكحتو ھـب ةـمكحملا نم ءاـقلت ا ـسفن .) 2 - اـم و نأ فنأتـسملا نوـ ت اـ لع ىوعدـلا اـ رابتعاب نـم ماـظنلا ماـعلا اـقفو صنل ةداملا ( 76 ) نـم ماـظن تاـعفارملا ةيعرـشلا ـلا صنت ع نأ ( : عفدـلا مدـع صاـصتخا ةـمكحملا ءاـفتنال اـ يالو وأ ب ـس عوـن ىوعدـلا قبـسل لـصفلا ا ف ما حأب ةـتاب ةزئاح ةـي ء ـ لا ـ قملا ...ھب 1 - امل ناـ نم ررقملا اـماظن نأ عفدـلا مدـع زاوـج رظن ىوعدـلا قبـسل لـصفلا اـ ف زوـجي عفدـلا ھب يأ ةلحرم ىوعدـلا ، اـمم ن عتي ھعم مك ا مدـع صاـصتخا ةـمكحملا رظنب كـلت .ىوعدـلا اـسماخ : عـم كـسمتلا مدـع صاـصتخا ةـمكحملا اـعون رظنب ىوعدـلا - دـيكأتلا ع عفدـلا مدـع زاوج رظن ىوعدـلا نـع صاـصتخا ةـمكحملا ةـ راجتلا اـقفو تاـصاصتخالل ةـطونملا اـ ةـمكحملا قـفو ةداملا ( 19 ) نـم ماـظن مكاـحملا ةـ راجتلا رـسحنتو ھـعم صاـصتخا كـلت ةـمكحملا نـع رظن هذـ ھب ـصنب نم عيب ةبس 90 % نم صـصح ةـيك</w:t>
-      </w:r>
-    </w:p>
-    <w:p>
-      <w:pPr>
-        <w:jc w:val="right"/>
-        <w:bidi/>
-      </w:pPr>
-      <w:r>
-        <w:rPr>
-          <w:b w:val="0"/>
-          <w:i w:val="0"/>
-        </w:rPr>
-        <w:t>لم ام روم ( دـمحأ سابع ز ) ةكرـش دـمحأ ز ة راجتلا ) امم هدافم نأ كلت ىوعدلا رودت ا احر لوح عازن نأش ةكرت ، امم جرخت ھعم كلت ةداملا ع ع اـقو ىوعدـلا ةـن ارلا نإـف ن بـلا نم مك ا لـحم ضا ـع ةـحئالو ىوعدـلا دـجن نأ ىوـعد فنأتـسملا هدـض رودـت لوـح اـم هدروأ اـصن ةـحئال هاوـعد ( : ھتبلاـطم فنأتـسملل وأ عفدلا مدع لوبق ىوعدلا مادع ال ةفـصلا وأ ةيل وأ ة ـصملا وأ يأل ب ـس رخآ ، زوجي عفدلا ھب يأ ةلحرم نو ت ا ف ىوعدلا مكحتو ھب ةمكحملا نم ءاقلت ا سفن .) 2 - لازنإ و كلت ىوعدـلا ا رابتعاب نم ماظنلا ماعلا اقفو صنل ةداملا ( 76 ) نم ماظن تاعفارملا ةيعرشلا لا صنت ع نأ ( عفدلا مدع صاصتخا ةمكحملا ءافتنال ا يالو وأ ب س عون ىوعدلا وأ ا ميق ، كوـم .ضقاـنتم اـع ار : مدـع صاـصتخا ةـمكحملا ةـ راجتلا اـعون رظنب ...ىوعدـلا 1 - امل ناـ نـم ررقملا اـماظن نأ عفدـلا مدـع صاـصتخ وـنلا زوـجي عفدـلا ھـب يأ ةـلحرم نوـ ت ا لع ةل ـ ملا ىدـل ةـباتك لدـعلا عرف ةرازو ةراـجتلا درجم ةـميق ةيمـسا اذـ و اـم ترج ھيلع ةداـعلا فرعلاو ىدـل ةرـسأ دملا دملاو ھيلع متو تاـبثإ كـلذ ـالإ نأ ةرئادـلا ةرقوملا رـصت ع نأ نـم ةكرـش دـمحأ ز ةـ راجتلا ( 000,450 ) ةـئمع رأ نوـسمخو فـلأ لاـ ر يدوعـس مـتو درلا ھـيلع نأ ةـميقلا ةـقيق ا ( 00,000,120 ) ةـئم نورـشعو نوـيلم لاـ ر يدوعـس نأو ةميقلا مكتليـضفل نأ ةرئادـلا تركذ ا ابـسأ ةدع تارم ضقانت كوم نأش ةميق صـص ا لحم ىوعدلا اذ و غ حي ـ ، ثيح نأ دملا دق ركذ هاوعد نأ ةميقلا لحم جراخت ثروملا ع اـ ملع ـ لا اذـ و فلاـخم امل تـصن ھـيلع ةرقفلا ةـثلاثلا نـم ةداملا ةـيناثلا نـم ماـظن تاـبث ـلاو تـصن ع ( : ـال زوـجي ـ اقلل نأ مـكحي ھـملع ـ لا .) 3 - اـمك ـش ھيلع نم دادـس ةـميق صـص ا لزانتملا ا ع ملو مقت كلذـك ءاعدتـساب دو ـش دـقعلا عامـسل ام م دل نم لاوقأ ، امك تي مكتليـضفل نأ ةرئادلا ةرقوملا دق تدن ـسا بابـسأ ا مكح م ملا نـ ب ثروـم دملا كوـمو مدـقملاو نـم لـبق كوـم لـب ھـنأ سـسأ ھمكح ھيلع ملو بلطي نم كوـم تاـبثإ دادـس ةـميق صـص ا لـحم دـقعلا مغر نأ كوـم دـق ماـق ما لـالاب بت ملا ( ركذ ھبابـسأ ھنأ ـال دـجوي ةـميق ةـيقيقح اساسأ نا دـق مت ا أش قافتا ن ب ثروم ن عدملا و دملا م لع ،) عالطالا و ع طوبـض تاسل ا ن ب ي نأ ةرئادـلا ةرقوملا مل شقانت دقعلا دـق ب ھـمكح ع تاـضا فا و ـسفت ع اـقولل عو تاـعانق عو ھـملع ـ لا نود يأ دن ـسم يماـظن اـمك ھـنأ دـق رـسف ضعبل ع اـقولا ا ـسفت غ حي ـ لاـثمو ع كـلذ ھـصن : ثروملا دـق ن غ لزانتلا عي ب ھصـصح كومل ءان و ع م اعدا مت درلا م لع قافرإو دقعلا م ملا لحم .ىوعدلا 2 - عالطالاب ع بابـسأ مك ا ض عملا ھيلع دجنف نأ بحاص ةليضفلا</w:t>
-      </w:r>
-    </w:p>
-    <w:p>
-      <w:pPr>
-        <w:jc w:val="right"/>
-        <w:bidi/>
-      </w:pPr>
-      <w:r>
-        <w:rPr>
-          <w:b w:val="0"/>
-          <w:i w:val="0"/>
-        </w:rPr>
-        <w:t>٤۵۳۰۲٤۱٦۲۲ رقم صك</w:t>
-      </w:r>
-    </w:p>
-    <w:p>
-      <w:pPr>
-        <w:jc w:val="right"/>
-        <w:bidi/>
-      </w:pPr>
-      <w:r>
-        <w:rPr>
-          <w:b w:val="0"/>
-          <w:i w:val="0"/>
-        </w:rPr>
-        <w:t>رات ـخ صلا ـك : ۳۱/۳۰/۵٤٤۱ مقر حفصلا ـة : ۲ ةرئاد فان تس فان تس ةيناثلا ةمكحملا ة راجتلا ة راجتلا ةدجب</w:t>
-      </w:r>
-    </w:p>
-    <w:p>
-      <w:pPr>
-        <w:jc w:val="right"/>
-        <w:bidi/>
-      </w:pPr>
-      <w:r>
-        <w:rPr>
-          <w:b w:val="0"/>
-          <w:i w:val="0"/>
-        </w:rPr>
-        <w:t>ةـ راجتلا و ةيـضقلاب مـقر ٧٦٩ ماـعل ١٤٤١ ،)ـ املو ناـ تباـثلا نم ع اـقو ىوعدـلا نأ رط عيبـلا دـق اـقفاو ايـضتراو ع عيبلا رفاوتو باـجي لوبقلاو ھنأـش ، ثيحو مل ىدـبي دملا لثام ىوعدلا ، دع را نإ دملا م لع كلذ ، امم ت ت ھعم ةرئادلا إ ضفر ىوعدلا ( ) مك ا رداصلا نم ةرئادلا ة راجتلا ةيناثلا ةيضقلاب مقر ٥٠٦٩ ماعل ١٤٤٠ ، ـ قدصملا نم ةرئادلا س ـسأتلا ع نأ ( : صـص ا ةـلباق لاـقتنالل ن ب ءا رـشلا كلذـكو م ثروـل ، نكلو نم ررقملا اعرـش نأ كـلذ ـال ذـفني ـالإ دـع قـقحت باـجي لوبقلاو نم فارطأ دـقعلا و و اـم مل ققحتي دقعلا يذلا دن ـسا ھيلع ليكو دملا خرؤملاو ٣/٣/٢٠١٦م ، ن بت نأ عقوملا ھيلع ص ـ دحاو قباطتل عيقوتلا ، را نإو دملا م لع عيقوتلا ھيلع ، ثيحو تصن ةداملا ( انماث ) نم دقع ةفاضإ امل مدقت نإف نم ررقملا ءاضق ھنأ ط ش مامتل عيبلا صـص ل ن ب ءا رـشلا ھت ـ و رفاوت ھنا رأ نم ( باجي لوبقلاو ) نم فارطأ دقعلا و و ام رقتسا ھيلع ءاضق ةكلمملا ( : نأ ةـجرد ( ) مك ا رداـصلا نم ةرئادـلا ةـيدا ا ةرـشع ةيـضقلاب مقر ٤٤٧٠٠٩٤٠٨٤ ماـعل ١٤٤٤ - ـ قدـصملا نم ةرئاد فاـن تس ةـيناثلا ةيـضقلاب مقر ٤٤٧٠٠٩٤٠٨٤ ماـعل ١٤٤٤ .)ـ -3 وأ تثدـح نـم يوذ نأـشلا هروـضح ؛ اـم مـل تـ ثي هر وزت قرطلاـب ةررقملا اـماظن ،" ثـيحو مـل عدـي دملا ھـيلع هر وزت ، رم يذـلا ـال دـجت ھـعم ةرئادـلا اـصانم نم دـييأت مكح ةـمكحم لوأ ـسر و و ة ، ءانب ع ةرقفلا و نم ةداملا ةسداسلا نورـشعلاو نم ماظن تابث ا صنو " : ررحملا سرلا ة ع ةفا لا امب نود ھيف نم رومأ ماق ا هررحم دودح ھتم م ، ةـفا لا الو زوجي ھل اجت ھلافغإو ع وحنلا يذـلا ھتكلـس ةرئادـلا نو تو ةرئادـلا كلذـب دـق تفلاخ ام رقتـسا ھيلع ءاضق فان تس يذـلا ـ رأ أدـبم ( : ثيحو نإ اذـ دن ـسملا و دن ـسم هروـضح ؛ اـم مـل تـ ثي هر وزت قرطلاـب ةررقملا اـماظن ، نوـ و نومـضم اـم هركذ يأ نـم يوذ نأـشلا ررحملا ـسرلا ةـ ھـيلع ؛ اـم مـل ت ثي غ كـلذ ،) نمو مث ھنإـف ـضي ةـ ع ةفص ررحملا . ـسرلا 2 - اـمك تصن ةداملا ( 26 ) نم تاذ ماظنلا ع نأ ( : ررحملا ـسرلا ةـ ع ةـفا لا امب نود ھيف نم رومأ ماق ا هررحم دودـح ھتم م ، وأ تثدح نم يوذ نأشلا يذـلا ت ثي ھيف فظوم ماـع وأ ص ـ فل م ةـمدخب ةـماع ، اـم مت ع ھيدـي وأ ام هاقلت نم يوذ نأشلا ، اقبط عاضوألل ةـيماظنلا ، و دودـح ھتطلـس ھصاصتخاو ؛) رم يذـلا ھبـسكي ةيعانـصلا ةـظفاحمب ةدـج مـقرب ( 275 ) ةفي ـ ( 172 ) دـلجم ( /8ع/ر ) خـ راتو 16/10/1431 ،ـ ثـيح نإ ةداملا ( 25 ) نـم ماـظن تاـبث دـق تـفرع ررحملا ـسرلا ھـنأ ( : ررحملا ـسرلا و لـ اـم م ةـباثمب ةـصلاخم ةـمات ةـيئا و ءاربإو ةـمذل ...ي ـشملا ( ) قـفرم رارق ءا رـشلا - دن ـسم ...مـقر ) قـقدملاو نـم لـبق ةرازو ةراـجتلا تـ ثملاو ماـمأ ةـباتك لدـعلا ىدـل ةـفرغلا ة راـجتلا ةكرـشلاب ا ددعو 450 ةصح إ ديـسلا ةماسأ دمحأ سابع ز يذلا لبق اذ لزانتلا ، ثيحو وتـسا فرطلا لزانتملا ھقح نم فرطلا ي شملا ك رـشلا ديد ا ةكرـشلا تع و عيقوت ىوعدـلا كـسمتو فنأتـسملا رارقب ءا رـشلا عـقوملا نـم فنأتـسملا ثروـمو ن عادـتملا – لـما ب هاوـق ةـيلقعلا - يذـلاو نمـضت اـصن ( : ديـسلا دـمحأ ساـبع ز لزاـنت عيبلاـب نع لـما ھـصصح لاـفغإ ةرئادـلا ررحملل ـسرلا رارق ءا رـشلا لـمتكملا ھنا رأل ةـيماظنلا ت ثملاو لزانتل ثروم ن عدملا ھتي و 1: - ثيح نإ تباثلا نم مك ا تاركذـمو فنأتـسملا ةـيباو ا ھنأ ذـنمو ةيادب دـمحأ سابع ز اغلبم هردـقو ( 331.882.138 نويلم لاـ ر ) و و غلبم دـ زي نع تابلطلا ةـيمات ا ةـمدقملا نم فنأتـسملا هدـض ، امم بيع مك ا روصقلاب ھلعج و ا رح .ءاغلإلاب اعـسات : ھيلع نأب عفدي ناندعل غلبم هردقو ( 97.762.042 لا ر ،) ھقتاعلو يزار ا غلبم ( 27.932.012 لا ر ،) الإ نأ ةرئادلا تضق كأب امم ھبلطي موص ا تضقو مازلإب فنأتسملا ناب عفدي ةثرول ماـعل ١٤٤٤ .)ـ 2 - املو ناـ ن بلا نم مك ا – لـحم ضا ع – نأ دملا دـق رـصح ھتاـبلط ةـيمات ا ( ةحفـصلا 3 ) اـمب ھتنود ةرئادـلا اـصن ( : تنا دملا إ بلط مك ا مازلإب دملا ١٤٤٤ ،ـ مـك ا رداـصلا ةيـضقلاب مـقر ٤٤٧٠٦٣٥٢٠٩ ماـعل ١٤٤٤ ،ـ مـك ا رداـصلا ةيـضقلاب مـقر ٤٤٧٠٦٥٢٩٧٥ ماـعل ١٤٤٤ ،ـ مـك ا رداـصلا ةيـضقلاب مـقر ٤٤٧٠٩٣٤٢٥٩ كأـب اـمم ھبلطي موـص ا 1: - امل ناـ نم ررقملا ءاـضق نا ( ة ـعلا تاـبلطلاب ةـيمات ا ةـمدقملا نم دملا ( ) مك ا رداـصلا نم ةرئادـلا ةـنماثلا ةرـشع ةيـضقلاب مقر ٤٤٧٠٩١٣٩٨٨ ماعل اـيلعلا ، وأ تذـخأ ھـب ىدـحإ رئاود ةـمكحملا اـيلعلا اـياضق ةـقباس ، ُعـد اـضا عا ةـفلاخمل ماـظنلا ،) اـمم بـيع مك ا ةـفلاخمب ماـظنلا ھلعج و اـ رح ضقنلاـب ن عت و .هؤاـغلإ اـنماث : مك ا ت تعا ةـفلاخم دـحأ ئداـبملا ةـيئاضقلا ةرداـصلا نع ةـمكحملا اـيلعلا جردـني تحت ةـفلاخم ماـظنلا تصنو ع ھنأ ( اذإ نا لحم ضا ع ةـفلاخم مك ا أدـبمل ي اضق رداص نم ةمكحملا ءارج جـتنملا ير وـ او ىوعدـلا ؛ اـمم نوـ ت دـق تفلاـخ ئداـبملا ةـيئاضقلا ةرداـصلا نـع ةـمكحملا اـيلعلا ، اـم و نأ ةداملا ( 41 ) نـم ةـحئاللا ةـيذيفنتلا قرطل ضا ـع ع ماـ ح دق ب بـس لا نـ عت و ھـضقن ھتداـعإو ةـمكحملل ةردـصم رارقلا ( .) رارق ةرئادـلا ةـسما ا ةـمكحملاب اـيلعلا مـقر 4228122: خ راتو 1/12/1442: ،)ـ ثـيحو نإ ةرئادـلا دـق تـضغ فرطلا نـع اذـ اـيئاضق نأ ( : لـص نأ ىدـصتت ةـمكحم عوـضوملا يـأل عـفد ير وـج ىوعدـلا ، يذـلاو وـل ـ غتل ھـب ھـجو مـك ا ىوعدـلا ، ـمو لـفغأ مـك ا كـلذ ھنإـف نوـ ي اـبيعم روـصقب تادن ـسم تـالماعتلا ةـيكنبلا ةلـسرملا نـم كـنبلا يزكرملا نمـضتت تاـعيقوت ثروـم ن عادـتملا ع وـحن جي اـ ل ل ـس و اـ ل .ةاـ اضملا املو ناـ نـم ررقملا ءاـضق ةـمكحملا اـيلعلا أدـبم دـقع عيبـلا – موـعزملا هر وزت – وـ ىوعدـلا ةـن ارلا ـلا اـ ماقأ فنأتـسملا هدـض ثـيح اـ أ تـ ثت ة ـ رارق ءا رـشلا دـقعو عيبـلا اـمو ھنمـضت نـم مالتـسا ھثروـم .غـلبملل ت - كلذـك نإـف و و ررحم ـسر جردني تحت ةلد ةغمادلا ىوقأو نم ةن رقلا و و يفكي تابثإل ة ـ عيبلا تابثإو مالتسا ثروم دملا لما ل ةميق صص ا لزانتملا .ا لع ب - امك نأ ام ت ثي ة ءاربإو ةمذل ...ي شملا ،) دقو مت قيثوت تاعيقوتلا نع ق رط بتا لدعلا ىدل ةفرغلا ة راجتلا ةيعانصلا ةظفاحمب ةدج مقرب ( 275 ) ةفي ( 172 ) دلجم ( /8ع/ر ) خ راتو 16/10/1431 ـ ديـسلا ةـماسأ دـمحأ سابع ز يذلا لبق اذ لزانتلا ، وتـساو فرطلا لزانتملا ھقح نم فرطلا ي شملا ك رـشلا ديد ا ةكرـشلا تع و عيقوت ل ام م ةباثمب ةصلاخم ةمات ةيئا و ن عادـتملا ع رارق ءا رـشلا خرؤملا 20/09/1431 ـ يذـلاو نمـضت ارارقإ ا ـ او اح رـصو نأ ( ديـسلا دـمحأ سابع ز لزانت عيبلاب نع لما ھصـصح ةكرـشلاب ا ددـعو 450 ةـصح إ دو ـشلا ةرئادـلاف تناـ ةرفاوـتم ا دـل دـيدعلا نـم نـئارقلا ةـت ثملا ة ـ ل دـقعلا ناـ و ا دـل صالختـسا ة ـ ةـقرولا نـم ھمدـع نـم عـقاو فورظ ىوعدـلا اـ مو :أ - قـيثوت عـيقوت ثروـم بلطب دـقعلا ـص ملو رجت تاءارج ةـيماظنلا ةـمزاللا ةـليفكلاو تبلل اذـ ررحملا جـتنملا ىوعدـلا ملو مقت اـمب هزاـجأ اـ ل ماظنلا اذـ نأشلا نم قح قيقحتلا ةا اضملاب وأ عامـس ةـمكحم عوـضوملا ةـلدألل ةـيغ لوـصولا ةـجي نل ةـجتنم .ىوعدـلا 3 - عو مـغرلا نـم ثأـتلا ير وـ ا ررحملل ىوعدـلا ـال</w:t>
-      </w:r>
-    </w:p>
-    <w:p>
-      <w:pPr>
-        <w:jc w:val="right"/>
-        <w:bidi/>
-      </w:pPr>
-      <w:r>
-        <w:rPr>
-          <w:b w:val="0"/>
-          <w:i w:val="0"/>
-        </w:rPr>
-        <w:t>إ نأ ةرئادـلا تـفتكا لابقتـساب باـطخ ةرادإ ةـلد ةيئاـن ا ةـقرولا وأ اـ ر وزت ةـفا ب قرطلا ةـينوناقلا اـ مو نـئارقلا ةـيئاضقلا ثـيح زوـجي ةـمكحملل تاـبثإ ة ـ دـقعلا نـم ھمدـع لاـح دوـجو تاراـبتعا غيـس اـ ل كـلذ ـالو باـعُ كـلذ ع ريدـقت ھـيف و غ ةـمزلم ھـقيقحتب ـالإ اذإ تناـ ع اـقو ىوعدـلا ا ادن ـسمو مـلو نمـضتت اـم يفكي ءاـضقلل ة ـ ب ررحملا وأ هر وزت ذـئ يحو وـتت قـيقحت ءاـعد ر و لاـب زوـج و تاـبثإ ة ـ ةمـصبلا ع ررحملا .) 2 - ثيحو نأ داـفم كـلت ةداملا ھنأ اذإ ذـختا مص ا تاءارجإ نعطلا ر و لاـب ددـحو نطاوـم ر و ـلا نلعأو هدـ اوش حرط نعطلا ع ةـمكحملا ن ع و اـ لع نأ لـصفت ةاـ اضملاب ، وأ عامـس دو ـشلا وأ اـم ل ب ، اـقفو دـعاوقلل تاءارج و صوـصنملا اـ لع اذـ ماـظنلا ، ـالو عمـس ةدا ـشلا ـالإ اـميف قـلعتي تاـبثإب لوـصح ةـباتكلا وأ ءاـضم وأ مت ا وأ ا ـسمتم ررحملاـب ، ناـ و ررحملا اـجتنم عا لا ، مـلو فـكت ع اـقو ىوعدـلا ا ادن ـسمو عاـنقإ ةـمكحملا ة ـ ب طـ ا وأ ءاـضم وأ مـت ا وأ ةمـصبلا ؛ رمأـتف ةـمكحملا قيقحتلاـب ثـيحو تصن ةداملا ( 40 ) نم ماـظن تاـبث ( : اذإ ركنأ نم جـتحا ھيلع ررحملاـب يداـعلا ھطخ وأ هءاـضمإ وأ ھمتخ وأ ھتمـصب ، وأ ركنأ كلذ ھفلخ وأ ھبئان وأ ىفن ھملع ھب ، لظو مص ا رخ ةداـفإ ريدـم ةـلد ةـيئان ا ةطرـش ةـظفاحم ةدـج مـقر ( 1/4403035471 ) خـ راتو 22/10/1444 ـ ةرورـضب ثـع لـصأ ةـقرولا لـحم نـعطلا اـ لزعو اـ زرحتو لخادـب فرظ .لقتـسم -1 ةـسلج 01/08/1444 ـ مت لاسرإ تادن ـسملا نم كنبلا يزكرملا تماقو ةرئادـلا ةلاحإب قارو ةطرـشلل ةقفر تادن ـسملا ةدراولا نم كنبلا .يزكرملا ج - ةسلج و 10/11/1444 ـ درو ةرئادلل ةددـعتم نـم عـيقاوت ثروـم ن عادـتملا نـم عـقاو تـالماعتلا ةيمـسرلا ةـيكنبلا ادـي مت ةـلاحإل دـقعلا ةـلدألل .ةـيئان ا ب - ةـسلجب 02/04/1444 ـ تماـق ةرئادـلا ةـباتكلاب كـنبلل يزكرملا ، و هدض نعط دقع عيبلا م ملا ن ب فنأتـسملا ام رومو ر و لاب دقو تكلـس ةرئادلا تاءارجإ ةلاحإ دقعلا ةلدألل ةيئان ا ثيح :أ - تبلط ةرئادلا نم دملا ھيلع راضحإ لصأ دقعلا و تاءارج ةيماظنلا قيقحتلل ة دقع عيبلا ھنو اجتنم ا ر وج ىوعدلا ةفلاخمو ئدابملا ةيئاضقلا ةرداصلا نم ةمكحملا ..ايلعلا 1 - نمف ثيح نأ تباثلا نم مك ا نأ فنأتسملا مغر اـ ي اـمم بيع مك ا ةـفلاخمب ماـظنلا ھلعج و اـ رح ضقنلاـب .ءاـغل و اع اس : عم كسمتلا طوقـس ق ا عفدـلا ر و لاب ع دـقع عيبلا - ةـفلاخم مك ا ماظنلل مدـع ذاختا عو مغرلا اـمم مدـقت ـالإ نأ ةرئادـلا تلفغأ كـلت ةـي ا ةـعطاقلا تضرعأو تأـنو اـ ناجب اـ ع تباجتـساو عفدـلل ر و لاـب مغر طوقـس ق ا اـ ف ، تكلـسو لـي س ا لاحإ ةـلدألل ةيئان ا مدـقملا ھت جاوم دقعلا – نعطلا بناو ا ةيل ـشلا دقعلل نم را نإ ط ا وأ ءاضم وأ مت ا وأ ةمـصبلا نمو مث ءاقب ةي ررحملا يداعلا ھنا رـسو ة جاوم فنأتـسملا هدض ،</w:t>
-      </w:r>
-    </w:p>
-    <w:p>
-      <w:pPr>
-        <w:jc w:val="right"/>
-        <w:bidi/>
-      </w:pPr>
-      <w:r>
-        <w:rPr>
-          <w:b w:val="0"/>
-          <w:i w:val="0"/>
-        </w:rPr>
-        <w:t>٤۵۳۰۲٤۱٦۲۲ رقم صك</w:t>
-      </w:r>
-    </w:p>
-    <w:p>
-      <w:pPr>
-        <w:jc w:val="right"/>
-        <w:bidi/>
-      </w:pPr>
-      <w:r>
-        <w:rPr>
-          <w:b w:val="0"/>
-          <w:i w:val="0"/>
-        </w:rPr>
-        <w:t>رات ـخ صلا ـك : ۳۱/۳۰/۵٤٤۱ مقر حفصلا ـة : ۳ ةرئاد فان تس فان تس ةيناثلا ةمكحملا ة راجتلا ة راجتلا ةدجب</w:t>
+        <w:t>بجدة التجار ة التجار ة المحكمة الثانية ست ناف ست ناف دائرة ۱ : ةـ الصفح رقم ۱٤٤۵/۰۳/۱۳ : كـ الص خـ تار</w:t>
       </w:r>
     </w:p>
     <w:p>
@@ -776,9 +672,9 @@
         <w:bidi/>
       </w:pPr>
       <w:r>
-        <w:t>[ترويسة / كليشة رسمية — معلومات متكررة] ===</w:t>
+        <w:t>[الطلبات / المرفقات] ===</w:t>
         <w:br/>
-        <w:t>مدـقت ھباوجب سمـألاب ـاليل ـع لـيميإ ةرئادـلا ، ھصنو ( : ةراـشإلاب إ ةركذملا ةـمدقملا نم دملا اـبيقع ع ةـحئاللا ةيـضا ع ةـمدقملا نم دملا ھيلع ، ثيحو توطنا ع تاءاـعدا ن عتي ع ةـحئاللا ةيـضا ع ةـمدقملا نـم لـيكو دملا درلاو ع باوـج لـيكو دملا ع ةـحئال ضا ـع ةـمدقملا نـم دملا اـ لع ،) ھتم فأو نأـب اذـ كولـسلا غ لوـبقم ، مث ھنإ داـفأ ھنأـب 1445-02-20 ،ــ ةدـقعنملا ع لاـصت ي رملا نع دـع غلبملاو ا ا فارطأ اينو كلإ ، تعلطاو ةرئادـلا ع فلم ةيـضقلا ملف ن ب ي ا ل ميدـقت ليكو دملا ا لع ام ل متـسا ھلجأل نم ( : درلا لاـ م كلذـل ميدـقتو .ةـباج تم فأـف ةرئادـلا ن فرطلا لداب ب تاركذملا لالخ ةدـم 5 ماـيأ جاردإو اـم ھنامدـقي جـمان لا ي اـضقلا ، نإف رذـع عف دـ رب ةرئادـلا .ي و كل و ةـسلج دملا اـ لع ھنأـب مـل عـلطي ع ةـحئاللا ةيـضا ع ةـمدقملا نـم لـيكو دملا مـلو عـلطي اـضيأ ع باوـج لـيكو دملا ع ةـحئال ضا ـع ةـمدقملا اـنم ءـالكو نـع دملا ھـيلع بلطنو مدـقملا نـم ةـماسأ دـمحأ ز .اـعوضوم اـيناث : لوـبق ضا ـع مدـقملا نـم ناندـع دـمحا ز ةـقتاعو يزار ا ليـصفتو غلاـبملا قـفو اـم ة ـ وم ةفي ـ فاـن تس .) بـقعف ليكو لوق ع ابلا ، ام و نأ دملا ھيلع ماق ةيفـصتب ةكرـشلا ا رايتخا ب ـ و سأر ا لام لأو ا فـص ة رابتع ھنإف نمـضي ةميقلا ، كلذل ي إف بلطأ نم مكترئاد ةرقوملا : الوأ : ضفر ضا ع ا دـ ؤ و . اـم و نأ لـص ھنأ دـنع فـالتخ نمثلا ةـميقلاو لوقلاـف لوـق ع اـبلا ، امل ىور نبا دوعـسم نع لوـسر هللا ـص هللا ھيلع ملـسو : اذإ فـلتخا ناـعيبلا س لو اـم يب ةـن ب لوقلاـف ى ـشا نـم ثروملا ةـص ا ةـكولمملا ھـل ةكرـش دـمحأ ز هدـالوأو لـحم ىوعدـلا ، مـلو مدـقي ةـن ب وأ لـيلد حي ـ ع نأ عيبـلا مـت ، لـب ضقاـنت نـمثلا ةـميقلاو اـضقانت دـكؤي ىوعدـلا (138,882,331 لاـ ر ) ةـئمثالث دـحاوو نوثـالثو اـنويلم ةـئمنامثو ناـنثاو نوناـمثو اـفلأ ةـئمو ةـينامثو نوثـالثو ـالا ر ، هدـمتعاو ءا رـشلا مـتو جراـختلا ھـيلع كلذـل اـم و نأ دملا ھـيلع مـعزي ھنأ ةـميقب صـص ا .ةـلداعلا با ـ أ ةليـضفلا اـم و نأ صـصح ةكرـشلا لـحم عا لا مـت اـ مييقت نـم لـبق بساـحملا لـالط وـبأ ةـلازغ دـع فـيل ت ةـمكحملا ھـل يذـلاو اـ ميق غـلبمب هردـقو نوـيلم لاـ ر ، اذـ ف ضقاـنتلا خراـصلا بجوـي حارطا اذـ مـعزلا مدـعو هراـبتعا ، اذـ و اـم تراـشأ ھـل ةرئادـلا ةردـصم مك ا اـ ي س اـمو تصلخ ھل نم ةـجي ن ةحي ـ اـ مكح ھمازلإـب موـعزملا يذـلا دن ـس ھيلع دملا ناـ نودـب نمث وـ ضقاـنت دملا ھيلع ةـميق صـص ا لـحم هذـ ىوعدـلا ةراـتف معزي نأـب نمثلا و ٤٥٠ فـلأ لاـ ر ةراـتو معزي نأـب نمثلا و ١٢٠ كلذ تقولا ايح قزري ، ملو مصتخُي ىوعدـلا ، س لو ل وملل ق ا ـصلا ھنع وأ ھليثمت ، اتلا و نإف عفد دملا ھيلع مدـع زاوج رظنلا ال ھجو .ھل ايناث : نإ امم لدـي ع نأ عيبلا م افص قلع و ق اب ھتاذ الحم اب ـسو ،) رظنلا و هذـ ةداملا تي نأ ـصلا عقو ع ةص ا ةكولمملا ل وملل س لو ع صـصح ثروملا دمحأ ز ـ لحم هذ ىوعدلا ـ يذلاو نا ةكرـشلا كاذـنآ ، ملو نكي ثروملا اـفرط كلت ىوعدـلا ، ادان ـساو إ ةداملا ٨٦ نم ماـظن تاـبث ، لاو تصن ( : ـالو نو ت كـلتل ماـ ح ةـي ا الإ عازن ماق ن ب موص ا نود نأ غتت مدـع زاوـج رظنلا قبـسل لـصفلا اـ ف ـال ـ ي ـالو لـحم ھـل ، كـلذو نـأل ةـص ا لـحم ىوعدـلا كـلم ثروـم كوـم دـمحأ ز ، ـصلاو روـ ذملا اـمنإ عـقو ع ةـص ا ةـكولمملا كومل غ ةـجي ن مك ا ض ـعملا ھيلع ، قبـسو نأ تمت ةـباج اـ لع ھنيح و بابـسا مك ا ض ـعملا ھيلع اـم يفكي ةـباجإلل اـ لع نمو باـب ةداـ ز حاـضي لوـقأ : ـالوأ : نأ عـفد دملا ھيلع 1445 ،ـ ةـمدقملا نم ليكو دملا ، ا ـصنو ( : اباوج ع فان تس مدـقملا نم دملا ھيلع ةماسأ ز ، دوأ نأ ن بأ با ـ أل ةليـضفلا نأ عيمج نوعطلا لا ا راثأ دملا ھيلع ال رت نأ نويلم ةئمتـسو ناـنثاو نوعبـسو اـفلأ ةـئمثالثو ةعـس و و نوعبـس ـالا ر .) دـكأو لـيكو دملا ع اـم درو ةـحئالب .ضا ع اـمك تعلطا ةرئادـلا ع ةركذملا ةـعدوملا ماظنلا خـ راتب -02-11 ةـعبس نورـشعو انويلم ةئمتـسو دـحاوو نوسمخو افلأ ناتئمو و ةعـس رـشع الا ر ، مك او مازلإب دملا ھيلع نأ عفدـي يقحتـسمل ةيـصولا غلبم هردقو ( 110.672.379 لا ر ) ةئم ةرـشعو اـنويلم ةئمعبـسو ةعـس و نوعبـسو اـفلأ و ناـتئم و نوعبـس ـالا ر ، نأو عفدـي ةـيعدملل ةـقتاع دـمحم حي دـمحم ع يزار ا ، ةـ و مـقر ( 1007056847 ) غـلبم هردـق ( 27.651.219 لا ر ) ھميدـقتل ةدملا .ةـيماظنلا اـيناث : مـك ا مازلاـب دملا ھـيلع نأ عفدـي دـملل ناندـع دـمحأ ساـبع ز ، ةـ و مـقر ( 1017092733 ) غـلبم اـمجإ هردـق ( 96.779.270 لا ر ) ةتـس نوعس و ثـيحو ن بـت ماـقمل ةرئادـلا ةرقوملا مدـع ليـصفت مـك ا ع وـحنلا حي ـ لا اـ وجو مدـعو ليـصفت تاقحتـسم ن عدملا نإـف بلطا نم ماـقم ةرئادـلا .ةرقوملا ـالوأ : لوـبق فاـن تس الكـش ةيـصولا لاو ـ وأ ا ثروم ن عادتملا ةقحتسملاو غلبم هردقو ( 110.672.379 لا ر ) ةئم ةرـشعو نويلم ةئمتسو نانثاو نوعبسو افلأ ةئمثالثو ةعس و نوعبسو .الا ر با أ ةليضفلا حي دـمحم ع يزار ا ، ةـ و مـقر ( 1007056847 ) و قحتـس غلبم هردقو ( 27.651.219 لا ر ) ةعبـس نورـشعو انويلم ةئمتـسو دحاوو نوسمخو افلأ ناتئمو و ةعس رشع .الا ر -3 دـمحأ سابع ز ، ةـ و مقر ( 1017092733 ) و و قحتـس غلبم هردقو ( 96.779.270 لا ر ) ةتـس نوعـس و انويلم ةئمعبـسو ةعس و نوعبسو افلأ و ناتئم نوعبسو .الا ر 2 - ةقتاع دمحم و دـحأ ةثرولا بجومب رـصح ةثرولا مقر ( 38391575 )و خ رات 12/05/1438 ،ـ و ھيلع نإف نايب ن قحتـسملا بسح م بـصنأ ةيعرـشلا دع و ذخأ ةيصولا ن ع رابتع ام ي :- 1 ـ ناندع اماظن نأ نو ت ةلـصفم ح نكمي ا ذـيفنت املع ھنأ مت ةدافإ ةرئادـلا نأب كان ةيـصو ةتباث بجومب مكح ي اضق ( 229014721194320022 ( ) قفرم ةروص كـصلا ) امك نأ دملا ھيلع مـلو ـ وت ةرئادـلا ةردـصم مـك ا غلاـبملا ةقحتـسملا ن عدـملل ع ھجو دـيدحتلا مغر م ددـع اـمنإو تفتكا ركذـب غـلبملا اـمج ـالو ىفخي ع ف رـش ملع مكتليـضف نأ ماـ ح بجوـتي ع وحنلا حي ـ لا ثيح نإ ةرئادـلا تمكح مازلإـب دملا ھيلع دادـس غلبم ( 138,882,331 لا ر ) ةـئمثالث دـحاوو نوثالثو انويلم ةـئمنامثو نانثاو نونامثو افلأ ةئمو ةينامثو نوثالثو الا ر ، ةـحئالب ضا ع ، اـمك تعلطا ةرئادـلا ع ةـحئال ضا ع ةـمدقملا نم لـيكو دملا ا لـصاحو ( : دـكؤن نأ انـضا عا بصنم طقف ع ةغيـص قوطنم مك ا ةرئادـلاف مل لصفت قوطنملا املو هارت ةرئادـلا ةرقوملا نم بابـسأ بلطن نم مكتليـضف لوبق فان تس الكـش و عوضوملا ضقن مك ا رداصلا مك او اددجم درب ىوعد دملا .) دكأو ليكو دملا ھيلع ع ام درو ىرخأ ، املو ناـ اذـ مك ا دـع نم لـيبق ل أ لاومأ سانلا لطابلاب امم بيع مك ا روصقلاب ةـفلاخمو ةع رـشلا ةيمالـس ھلعج و ا رح .ءاغلإلاب تابلطلا : كلذـل ھل املو قبـس ھميدـقت ةـمدقملا كـلت ىوعدـلا اـ و ل ةزوـح .ةرئادـلا ـالإ نا ةرئادـلا تـلفغأ كـلت تاءارج بـترتو ع كـلذ لاـفغ رودـص مـك ا – لـحم ضا ـع – مازلإـب فنأتـسملا عفدـب كـلت غلاـبملا ةرم نـم فنأتـسملا ةـعوفدملا نـع هدـلاو نم .ھمدـع 2 - ةـبطاخم ةـمكحملا ةـماعلا ةـظفاحمب ةدـج ةرئادـلا ةرظاـن ىوعدـلا مـقر ( 33286392 ) خـ راتو 8/6/1433 ـ بلطل تادن ـسملا ةي ساـحملا 1 - ةبطاخم ةسـسؤم دقنلا يدوعـسلا مالعتسالل امع اذإ ماق فنأتسملا دادس غلبملا عاديإو غلابملا ھتاباسح ةيكنبلا ةصا ا ل ب نيد نم كلت نويدلا ىدمو ءافي سا نويدلا ا قوق ىوعدـلا ثيح نم ھنأش ثأتلا ھجو يأرلا ىوعدـلا الإ نأ ةرئادـلا ھتلفغأ نا و و ةرئادـلاب ذاختا تاءارج لا نم ا أش تابثإ اذـ عفدـلا نم ھمدع عو لي س لاثملا ال رـص ا : عادـيإ كـلت غلاـبملا ، تمدـقو ةـمكحملل لـبق تاونـس ةيـضق ةـمكحملا ةـماعلا رداـصلا ھنأـش نـم لـبق ـ اقلا يدـيازلا ، ثـيحو نإ ن بـلا نـم اذـ عفدـلا ھـنأ اـعفد اـ ر وج جـتنمو كلت نورـشعو نويلم لا ر مت ا دادس نم لالخ دادس نويد هدلاو كونبلل نم لالخ عاديإ غلابملا ھتاباسح ةيكنبلا ةصا ا ل ب نيد نم كلت نويدلا دقو تفوتـسا كونبلا ا قوقح درجمب دملا ھـيلع ( : ھنأ قـفتا عـم هدـلاو لاـح ھتاـيح ع نأ ي ـش ھنم عـيمج ھصـصح عـيمج تا رـشلا ـلا ناـ هدـلاول صـصح اـ ف ةـكلمملا ، كـلذو لـباقم غـلبم ( 120.000.000 لاـ ر ) ةئم ةـسلجب 09/11/1443 ـ نع ةعقاو ھمايق ءارش ةصح هدلاو ھسفنل ةكرش دمحأ ز ة راجتلا غلبمب ( 450.000 لا ر ) طقف ، ن ح نأ ا ميق اقفو ىوعدل دملا كأ نم كلذ باجأف ھيلع عفد غلبملا ن ترم امم دـع نم لبق ل أ لاومأ سانلا لطابلاب ، نمف ثيح نأ تباثلا نم مك ا لحم ضا ع ( ةيادب ةحفـصلا 3 ) نأ دملا ھيلع ةلاصأ باجأ ع حاضي سا ةرئادلا ير وـ ا ئدـبملا نم فنأتـسملا عفدـب غـلبم صـص ا مدـعو ذاـختا تاءارج ةـليفكلا تاـبثإل كـلذ مغر ه ثأـت ير وـ ا ھجو يأرلا ىوعدـلا ةـفلاخمو مك ا ةع رـشلل ھنو ل بت يـس ددـ ا ةكرـش دـمحأ ز ةـ راجتلا ةيفـصتب ةكرـش دـمحأ ز ةـ راجتلا ، اذـكو بطـش ل ـ لا يراـجتلا خـ راتب 11/4/1437 ـو( قـفرم مـقر 7 مـقرو 8 .) يداـ ا رـشع : ل اجت ةرئادـلا عفدـلل ماـعل 1431 ،ـ ثروم فنأتـسملا فنأتـسملاو هدـض ، اذـكو جراخت فنأتـسملا هدـض ماعلا 1434 ـ نم سفن ةكرـشلا ، ةكرـش دـمحأ ز ةـ راجتلا ( ةكرـشلا لحم ىوعدلا ) دقف ماق ءا رـشلا يراجتلا ا ل ذـنم 1437 ،ـ نا و بجي ا لع در ىوعدـلا مدـعو لوبق ةـماقإ ىوعدـلا ع ةكرـش ةـي م دوجوالو ا ل بسح ماظنلا ، ثيح ھنأ دـع جراخت ل نم خيـشلا دـمحأ ز ھمحر هللا ةـكرش دـمحأ ز ةـ راجتلا مدـعو زاوج ةـبلاطملا صـص اب ةـقلعتملا ا : ل اجت مكح ةـمكحم لوأ ةـجرد ، نأ ةكرـش دـمحأ ز ةـ راجتلا دـق مت ا يفـصت بسح ماظنلا متو بطـش ل ـ لا ھيلع مدعو زاوج ةبلاطملا تاذب غلبملا نو ل ةداعإ ھعفد دع نم ليبق ل أ لاومأ سانلا لطابلاب ةفلاخملاب ھلوقل اع ( : الو اول أت مكلاومأ مكن ب لطابلاب .) ارـشاع : لافغإ ةرئادلا ةيفصت ھيلع يأ ضا عا ع عيبلا كلذكو مل راثي يأ عازن ن ب ثروم ن عادتملا فنأتـسملاو نأش مدع مالتـسا ةميق كلت صـص ا رم يذلا ت ثي ھعم ة عيبلا نا رسو هراثآ ةيماظنلا ةبت ملا</w:t>
+        <w:t>الفضيلة صاحب أن فنجد عليھ المع ض ا كم أسـباب ع بالاطلاع - 2 الدعوى. محل الم م العقد وإرفاق عل م الرد تم ادعا م ع و ناء لموك حصـصھ ب يع التنازل غ ن قـد المورث : نصـھ ذلـك ع ومثـال ـ يح غ تفسـ ا الوقـا ع لبعض فسـر قـد أنـھ كمـا نظـامي مسـ ند أي دون ال ـ علمـھ وع قناعـات وع للوقـا ع تفسـ و اف اضـات ع حكمـھ ب قـد العقد تناقش لم الموقرة الـدائرة أن ي ب ن ا لسات ضـبوط ع و الاطلاع (، عل م المد و المدع ن مورث ب ن اتفاق شأ ا تم قـد ان أساسا حقيقيـة قيمـة يوجـد لاـ أنھ أسـبابھ ذكر ) الم تب بالاـل ام قـام قـد مـوك أن رغم العقـد محـل ا صـص قيمـة سـداد إثبـات مـوك من يطلب ولم عليھ حكمھ أسـس أنـھ بـل مـوك قبـل مـن والمقـدم ومـوك المد مـورث ب ـن الم م حكم ا أسـباب اسـ ندت قد الموقرة الدائرة أن لفضـيلتكم يت كما ، أقوال من لد م ما لسـماع العقـد شـ ود باسـتدعاء كـذلك تقم ولم ع ا المتنازل ا صـص قيمـة سـداد من عليھ شـ كمـا - 3 (. ال ـ علمـھ يحكـم أن للقا ـ يجـوز لاـ : ) ع نصـت والـ ثبـات نظـام مـن الثانيـة المادة مـن الثالثـة الفقرة عليـھ نصـت لما مخـالف و ـذا ال ـ علم ـا ع المورث تخارج محل القيمة أن دعواه ذكر قد المد أن حيث ، ـ يح غ و ذا الدعوى محل ا صـص قيمة شأن موك تناقض مرات عدة أسـبا ا ذكرت الـدائرة أن لفضـيلتكم القيمة وأن سـعودي ر ـال مليـون وعشـرون مئـة ( 120,000,00 ) ا قيقـة القيمـة أن عليـھ الرد وتـم سـعودي ر ـال ألـف وخمسـون أر عمئـة ( 450,000 ) التجار ـة ز أحمـد شـركة مـن أن ع تصـر الموقرة الـدائرة أن إلاـ ذلـك إثبـات وتم عليھ والمد المد أسـرة لـدى والعرف العـادة عليھ جرت مـا و ـذا اسـمية قيمـة مجرد التجـارة وزارة فرع العـدل كتابـة لـدى الم ـ لة عل ا ت ـون مرحلـة أي بـھ الـدفع يجـوز النـو ختصـاص عـدم الـدفع أن نظامـا المقرر مـن ـان لما - 1 الـدعوى... بنظر نوعـا التجار ـة المحكمـة اختصـاص عـدم : را عـا متنـاقض. مـوك ، قيم ا أو الدعوى نوع س ب أو ولاي ا لانتفاء المحكمة اختصاص عدم الدفع ) أن ع تنص ال الشرعية المرافعات نظام من ( 76 ) المادة لنص وفقا العام النظام من باعتبار ا الـدعوى تلك و إنزال - 2 (. نفس ا تلقاء من المحكمة بھ وتحكم الدعوى ف ا ت ون مرحلة أي بھ الدفع يجوز ، آخر سـ ب لأي أو المصـ ة أو لية أو الصـفة لا عدام الدعوى قبول عدم الدفع أو للمسـتأنف مطـالبتھ : ) دعـواه لائحـة نصـا أورده مـا حـول تـدور ضـده المسـتأنف دعـوى أن نجـد الـدعوى ولائحـة عـ اض محـل ا كم من الـب ن فـإن الرا نـة الـدعوى وقـا ع ع المادة تلك معھ تخرج مما ، تركة شأن نزاع حول رحا ا تدور الدعوى تلك أن مفاده مما ( التجار ة ز أحمـد شـركة ( ز عباس أحمـد ) مور ما ملكيـة حصـص من % 90 سبة بيع من بنصـ بھ ـذه نظر عـن المحكمـة تلـك اختصـاص معـھ وتنحسـر التجار ـة المحـاكم نظـام مـن ( 19 ) المادة وفـق المحكمـة ـا المنوطـة للاختصاصـات وفقـا التجار ـة المحكمـة اختصـاص عـن الـدعوى نظر جواز عـدم الـدفع ع التأكيـد - الـدعوى بنظر نوعـا المحكمـة اختصـاص عـدم التمسـك مـع : خامسـا الـدعوى. تلـك بنظر المحكمـة اختصـاص عـدم ا كم معھ يتع ن ممـا ، الـدعوى مرحلة أي بھ الـدفع يجـوز ف ـا الفصـل لسـبق الـدعوى نظر جـواز عـدم الـدفع أن نظامـا المقرر من ـان لما - 1 بھ... المق ـ ال ـ ء يـة حائزة باتـة بأح ام ف ا الفصـل لسـبق الـدعوى نـوع سـ ب أو ولاي ـا لانتفـاء المحكمـة اختصـاص عـدم الـدفع : ) أن ع تنص الـ الشـرعية المرافعـات نظـام مـن ( 76 ) المادة لنص وفقـا العـام النظـام مـن باعتبار ـا الـدعوى عل ـا ت ـون المسـتأنف أن و مـا - 2 (. نفسـ ا تلقـاء من المحكمـة بـھ وتحكـم الـدعوى ف ـا ت ـون مرحلـة أي بـھ الـدفع يجـوز ، ف ـا الفصـل لسـبق الـدعوى نظر جـواز عـدم الـدفع وكـذا قيم ـا أو الـدعوى المستأنف ب ن ـ 20/09/1431 بتار خ الم م المبا عـة عقـد بموجب المسـتأنف اش ا ا وال التجار ـة ز أحمـد شـركة المباعـة مورثھ حصـص بقيمـة المطالبـة غيـة دعواه وأقام رفع ضـده ال ء ية مك سبة باتة قضائية أح ام بموجب ف ا الفصل لسبق الدعوى تلك نظر جواز عدم مفاده جو ري بدفع الدعوى بداية منذ دفع قد المسـتأنف إن وحيث ، المد ومورث ـ 4/3/1432 وتار ـخ ( 3218883 ) برقم بالمحكمـة والمقيـدة جـدة بمحافظـة العامـة المحكمـة لـدى الـدعوى موضـوع ذات أقـام وأن سـبق ضـده المسـتأنف - أ: ي فيمـا ذلـك و يـان بـھ المق ـ ب ن تم الذي البيع إبطال ف ما وطلب الزايدي محمد بن صا القا ولدى المحكمة بذات ـ 8/6/1433 وتار خ ( 33286392 ) رقم الدعوى وكذلك الدعي مبارك بن محمد القا ـ لدى المسـتأنف ب ـن الم م الـبيع ـ ة الـدائرتان وأثب ـت – إبطـالھ المراد – الـبيع عقـد المحكمـة أثب ـت وقـد المباعـة ا صـص لقيمـة المد مـورث اسـتلام تضـمن والـذي – ومور مـا المسـتأنف البـاتة الصـفة ح ـام تلـك اك سـ ت وقـد ( 1 رقم مسـ ند – ا كم ـن صـورة مرفـق ) الـدعوى برد وقضـت المتعاقـدين بحـق القانونيـة آثار مـا و ـ ة بنـود مـن تضـمنھ ومـا المد ومـورث المسـتأنف تصا ـ أث ـت والـذي ـ 2/12/1432 وتار ـخ ( 185/17/2 ) برقـم الصـادر عشـر السا عـة التجار ـة الـدائرة مـن القضـا ي ا كـم صـدر كـذلك - ب بـھ. المق ـ ال ـ ء يـة وحـازت ضده المستأنف – الثا ي الطرف يقر ) أن ع ا كم من ( 4/1 ) بالبند ضده المستأنف وال ام ( – التجار ة ز أحمد شركة ) الدعوى محل – بالشركة يتعلق ما ل شأن ضده والمستأنف م ما مطالبة بأي ل ا التا عة والفروع - التجار ة ز أحمد شركة وم ا – الدعوى محل للشر ات مدير أو شـر ك بصـفتھ سواء - المسـتأنف – ول الطرف مطالبة حق أي لھ ل س بأنھ – والمسـتقبل وا اضـر الما ـ سـب ا أو نوع ا ان م مـا دعوى او مطلب أي ق م وإسـقاطا ول الطرف لذمـة و ـا ي شامـل ذمـة إبراء بالصـ التخـارج و عت سـب ا أو نوع ـا ـان والمسـتأنف المسـتأنف ب ن مسـتقب نزاع أي قطع قـد أنھ ا كم ـذا مفاد ـان ولما (، 2 رقم مسـ ند – ا كم مرفق ( ) سابقـة دعاوى من رفعھ سـبق ما عـدا مـا الشـر ات بتلـك يتعلق فيمـا – مطالبة أي حقھ إسـقاط ثم ومن حصصـ ا أو الشـركة بتلك تتعلق مطالبات أي من المسـتأنف ذمة أبرأ قد ضده المسـتأنف وأن ( التجار ة ز أحمـد شـركة ) الشـركة بتلك يتعلق ضـده أحمد شـركة من ، وتخارجھ العدل اتب أمام بالتوقيع قام التخارج كم إنفاذا بنفسھ ضده المسـتأنف أن كما - ج أيضا. الباتة الصـفة ا كم ذا حاز وقد - الرا نة المطالبة تلك ف ا بما الشـركة من وتخارجھ بنفسھ المسـتأنف توقيع و ـان ـ، ) 1434\\02\\10 بتار ـخ ( 2\\ع\\9 ) مجلـد 82 ـ يفة ( 130 ) بـالرقم توثيقھ تم والـذي ( 4030169102 ) رقم تجـاري ـ ل ، التجار ـة ز ورد والـذي (، التجار ـة ز أحمـد شـركة نفس من ، المرحوم لوالـده السـابق للتخـارج تصـديقا عـد ممـا ، تقر بـا سـنوات ثلاـث بحـوا ز عبـاس أحمـد المرحـوم والـده وتخـارج لتوقيـع تاليـا مرفق ( ) المش ي... الطرف لذمة وإبراء و ائية تامة مخالصة بمثابة م ما ل توقيع و عت الشـركة ا ديد الشـر ك المش ي الطرف من حقھ المتنازل الطرف اسـتو وحيث : )... تم يده فيما ـة المق ـ مر يـة حازت ال ح ام : ) أنھ ع ثبات نظام من ( 86 ) المادة نصت وحيث ، بھ المق ـ ال ـ ء يـة حائزة البيان السالفـة ح ام تلك ـانت ولما - د (. 3 رقم ذاتھ با ق و علق ، صـفا م تتغ أن دون أنفسـ م ا صوم ب ن قام نزاع إلا ا يـة ـذه ح ام لتلك ت ون ولا ا يـة. ـذه ينقض دليـل قبول يجوز ولاـ ، ا قوق من فيھ فصـلت اختصاص ذات أو قضائية ج ـة من ا ي حكم فيھ صـدر موضوع قضاء النظر يجوز لا أنھ : ) قضاء المقرر من ان ولما (، نفسـ ا تلقاء من ا يـة ـذه المحكمـة وتق ـ وسـ با. محلا غ ع اض ا عليھ المح وم حق يقتصـر وإنما ف ـا جديـدة دعـاوى إقامـة عن فضـلا ونظامـا شـرعا إصـداره حق لھ ممن فيھ النظر إعـادة يوجب مـا صـدور أو نقضھ عـد إلاـ قضـا ي أمـام القضـاء لم انـة وإضـعاف ، لاسـتقرار ا وزعزعـة القضائيـة ح ـام يـة إ ـدار مـن ذلـك لما ، لتمـاس تقـديم أسـباب تـوفرت مـ ح ـام تلـك النظر إعـادة بالتمـاس العـادي لسـابقة الـدعوى قبول عـدم ا كم إ ت ت الـدائرة فـإن أعلاـه المذ ور ا كم الـدعوى موضـوع صـدر وقـد الشـأن ـذا ال ـ يح المسـلك سـلك لم المدعيـة وكيـل ـان ولما ، ال افـة ٦٢ رقم القضـية و ست نـاف دائرة من المصـدق ـ - ١٤٤٢ لعام ٥٤٨ رقم القضـية الثانيـة التجار ـة الـدائرة من الصادر ا كم ) النفاذ. واجب ا ي ا كم صـدر إذ ، ف ـا الفصـل عن الطرف غضت الدائرة أن إلا باتة قضائية أح ام بموجب ف ا الفصل لسـبق الـدعوى نظر جواز عـدم ا كم الـدائرة ع يتع ن ان فإنھ القضا ي المبـدأ ـذا ضوء و ـ( ١٤٤٣ لعـام (29/1 ) المادة ـانت لما - 1 ضده المسـتأنف مواج ة البيع عقـد يـة الـدائرة بإغفال للنظام ا كم مخالفـة : سادسا وإلغاؤه. نقضھ معھ يتع ن مما معيبا ا كم معھ يصـبح مما ، ذلك إليھ م سوب و ما صـراحة ينكر لم ما ؛ عليھ و ـة وقعھ ممن صادرا العادي المحرر عـد ) أنھ ع ونصت ضـده قـدم من مواج ـة يتھ العادي للمحرر جعلت قـد ثبات نظـام من من : ) أنھ ع المادة ذات مـن ( 2 ) الفقرة ونصت (، ا ق عنھ تلقى لمن البصـمة أو ا تم أو مضاء أو ا ط بـأن علمھ ينفي أو خلفُھ ذلـك ينكر أو ، بصـمة أو ختم أو إمضـاء أو خـط من مـواج ة ا يـة يك سـب العـادي المحرر أن النظاميـة المواد تلـك مفـاد ـان ولما - 2 (. ـ تھ ذلـك عـد ينكر أن منـھ يقبـل فلاـ المحكمـة أمـام موضـوعھ ونـاقش عـادي بمحرر عليـھ احتـج من مواج ـة ا يـة و صـل يبقى ثم ومن الموضوع ا وض حـال ن ـار ـذا ا ـق سـقط أنھ ع البصـمة أو ا تم أو مضـاء او ا ـط إن ـار حـال باسـت ناء ضـده المقـدم شركة حصصھ من % 90 شراء تم بموجبھ والذي المد مورث و ن ب نھ البيع عقد بصورة تقدم المسـتأنف أن ا كم من الثابت فإن ا لسات وقا ع ع المواد تلك و إنزال ، ضده قدم – ضـده المسـتأنف حـق سـقط نحـو ع الموضـوع وخـاض شـأنھ المتـداع ن ب ن قائمـة دعـاوى ووجـود تقـديمھ عـدم العقـد ع ضـده المسـتأنف وكيـل عقب وقـد ، التجار ـة ز أحمـد</w:t>
       </w:r>
     </w:p>
     <w:p>
@@ -803,319 +699,7 @@
           <w:b w:val="0"/>
           <w:i w:val="0"/>
         </w:rPr>
-        <w:t>رات ـخ صلا ـك : ۳۱/۳۰/۵٤٤۱ مقر حفصلا ـة : ٤ ةرئاد فان تس فان تس ةيناثلا ةمكحملا ة راجتلا ة راجتلا ةدجب</w:t>
-      </w:r>
-    </w:p>
-    <w:p>
-      <w:pPr>
-        <w:jc w:val="right"/>
-        <w:bidi/>
-      </w:pPr>
-      <w:r>
-        <w:rPr>
-          <w:b w:val="0"/>
-          <w:i w:val="0"/>
-        </w:rPr>
-        <w:t xml:space="preserve">اـممو دـضع اـم قبـس ة ـ ب دـقعلا م ملا ءاـفي ساو ثروم دملا ةـميقل صـص ا و نأ تباـثلا عيقوت دـقع عيب صـص ا ن ب ثروم دملا – و و لـما ب ھتيل أ ة تعملا اعرـش اماـظنو ضأو ازئاح ةي ل ھقح ، كلذ ھنا نم ررقملا ءاضق مدع زاوج ةئزجت دونب دقعلا ثيحب متي رارق ھت ب مث را نإ هدونب ھنومضمو رم يذلا ن عتي ھعم ءاضقلا درب ىوعد . دملا (120 نويلم لاـ ر ،) دـقو تدـكأ ةرئادـلا ا ي س مدـع نعط دملا ة ـ عيبلا وأ كسمتلا ھنالطبب ، نمو مث نإف دملا نو ي دـق رقأ ة ـ ب دـقعلا ھنومـضمو نا رـسو هراثآ ةيماظنلا دـمحأ ز ةـ راجتلا ، ثـيحو نأ دملا ھـيلع عـفد ذـنم رجف ىوعدـلا ميدـقتب دـقع عـيب صـص ا م ملا نـ ب دملا ھـيلع ثروـمو دملا يذـلاو نمـضت ةـميقلا ةـيلعفلا صـص ل ةغلاـبلاو دملا ة ـ ب دـقع عيبلا ماتلا ن ب دملا ھيلع ثرومو دملا : نمف ثيح نأ تباثلا نم ىوعدلا نأ دملا ماقأ هاوعد ةيغ مك ا مازلإب دملا ھيلع عفدب ةميق صـصح ھثروم ةكرـش ءاـن و ع اـم مدـقت ھنإـف ـال زوـجي ةداـعإ مييقت صـص ا بجوـمب مييقت ساـحم اـ و ل ةـميقم اـيلعف ن ب ن فرطلا رقمو اـ مييقتب . عفلا اـع اس : كـسمتلا رارقـإلاب ي اـضقلا رداـصلا نم قـ ا ( ) مـك ا رداـصلا نـم ةرئادـلا ةـ راجتلا ةـثلاثلا ةـمكحملاب ةـ راجتلا رداـصلا مك اـب مـقر ٤٤٣٠٩٤٤١٥٠ خـ راتو ١١/١١/١٤٤٤: ـ ةيـضقلا مـقر ٤٤٧٠٧٧٠٩٠٣ ماـعل ١٤٤٤ .)ـ ( مدـع زاوـج عوـجرلا رارق قـ ا صاـ ا ،) ثـيحو ھـنأ نـم ررقملا ھـنا ( نـم ـس ضقنل اـم مـت ع ھيدـي ھيعـسف دودرم ،) ثـيحو ھـنا نـم ررقملا ءاـضق نأ ( ءارب هوـحنو اـمم طقـسُ نإ عيقوت دملا ع اذ رارقلا دع ارارقإ ا ـ او اح رـصو ھنم ة ـ ب دقاعتلا ناش كلت صـص ا رارقإو ةءا ب ةمذ دملا ھيلع نم يأ تابلاطم قلعتت كلتب ةكرشلا نمو ررقملا ءاضق ع ھنأ ( : ررحملا ـسرلا ةـ ع ةـفا لا اـمب نود ھيف نم رومأ ماـق اـ هررحم دودـح ھتم م ، وأ تثدـح نم يوذ نأـشلا هروضح ؛ ام مل ت ثي هر وزت قرطلاب ةررقملا اماظن ،) ثيحو بتا لدـعلا ةفرغلاب ة راجتلا ةيعانـصلا ةدجب مقر ( 7050/34 ) خ راتو 10/2/1434 ـ ثيحو نإ اذـ ررحملا بس كي ةـي ة جاوم دملا اقفو ةداملل ( 26 ) نم ماظن تابث لا صنت ةـيئا و ءاربإو ةـمذل دملا ھـيلع – ي ـشملا - دـقو مـت دـيكأت كـلذ لي ـ ب رارق ءا رـشلا ىدـل ةرازو ةراـجتلا مـقرب ( 130 – ددـع 7 - دـلجم /9ع2/ ماـعل 1434 ـ خـ راتب 10/2/1434 ـ باطخب ع رارق ءا رـشلا ليدـعتب دـقع س ـسأت ةكرـش دـمحأ ز ةـ راجتلا – لحم ىوعدـلا - م ملا خ راتب 21/11/1433 ـ يذـلاو ھبجوـمب مت قاـفت ع نأ عيقوتلا ع رارقلا دـع ةـصلاخم ةماـت دملا ھتكارـش ةكرـشلا عـم دملا ھيلع ةدمل ن ت ـس ملو دـبي يأ ضا ـعا نأـش ةـيكلم دملا ھيلع صـص هدـلاو مث ماـق جراـختلاب نم ةكرـشلا عـي و ھصـصح دـملل ھيلع عيقوـتلاو ام يل ا ة تعملا اعرـش .اماظنو ةـفاضإ إ كلذ نإف دملا ھيلع دـع ھئارـش صـصح ثروم دملا ھكلمتو ةـص ا ك ةكرـش دـمحا ز ة راجتلا ةبـس ب ( 90 -% ةصح هدلاو ) رمتـسا ةـميق صـصح ثروـم دملا غلبمب هردـقو ( 120.000.000 لاـ ر ) ةـئم نورـشعو نويلم لاـ ر ، اـم و نأ دـقع عيبلا نم دوقعلا ةـيئاضرلا دـقو ـ ترا ع اـبلا ي شملاو كـلت ةـميقلا ام و لما ب ىدـل ةـمكحملا ةـ راد كـلذ نأ 1: ـ نأ كـلت صـص ا ةـعابملا دـق مـت ا ريدـقت دـقع حي ـ لـمتكمو ناـ ر نـ ب دملا ھـيلع ثروـمو دملا دـقو رقأ دملا ھت ـ ب يذـلاو نمـضتي ريدـقت لـالط وبأ ھلازغ ساـسأك مييقتل صـص ا : دملاـف ھيلع راـثأ ذـنم رجف كـلت ىوعدـلا اـعفد اـ ر وج هادؤم مدـع زاوج دان ـس ع مييقتلا ساـحملا رداـصلا ىوعد جراـختلا ةروظنملا ثرومو دملا ةـميقل صـص ا نمو مث نإـف نم اـ أش ثُأـتلا ھجو يأرلا .ىوعدـلا اـسداس : دـيكأتلا كـسمتلاو عفدـلاب مدـع زاوج دان ـس ع مييقتلا ساحملا رداصلا نم بتكم ثـيحو كـسمتن بـلطب باوجتـسا دملا اـ لع اـ راضحإو باوجتـسالل نوـ ل اـ لاوقأ نو تـس ةرثؤـم كـلت ىوعدـلا ثيح تب يـس مدـع اـ بغر عـفر كـلت ىوعدـلا توـبثل ءاـفي سا ا روـم نو ت ع داـي ا ، دـقو تقاس ا ةرئادـلا ءارو ھضفر نود ب ـس وأ ر م ـ او ع مغرلا نم ھنو اعفد ا ر وج ن عتي ھصيحمت ھتباجإو وأ درلا ھيلع ب ـس غ اس ع وحن بيع .مك ا ر م او وأ ب س غ اس ىفتكاو لوقلاب نأب دملا ا لع " ع داي ا " در م م غو مو فم غو يقطنم ذإ ال غاس س نأ ميقت دملا ا لع ىوعد بلاطت ا ( ا با - دملا ھيلع ) مث ةـسل ا ةددـحملا كلذـل ،) املو نا دملا ھيلع دـق راثأ اعفد ماما ةـمكحملا ةيئادتب بلطب باوجتـسا دملا ا لع ( ةقتاع يزار ا ) الإ نأ ليكو دملا ضفر معزب مدع ةرورـض كلذ نود صنتو ةداملا ( 21/1 ) نم تاذ ماظنلا ع ھنأ ( : ةمكحملل - نم ءاقلت ا ـسفن وأ ءانب ع بلط دحأ موص ا - نأ رمأت روضحب مص ا ھباوجتسال ، بج و ع نم ررقت ھباوجتسا نأ رضحي يزار ا ) نوـ ل ا اوجتـسا نـم ھنأـش ثأـتلا ھـجو يأرلا ىوعدـلا : ءاـنب ع صن ةداملا ( 20/2 ) نـم ماـظن تاـبث ـلا صنت ع ھنأ ( : 2 - يأل نم موص ا باوجتـسا ھمـصخ ةرـشابم ،) ةـ وطنم ع ضقاـنتلا ميـس ا يذـلا بـيع ىوعدـلا لـي جتلاب ماـ و ضوـمغلاو اـمم نـ عتي ھـعم فرـص رظنلا نع كـلت .ىوعدـلا اـسماخ : عفدـلا بلطب باوجتـسا دملا اـ لع ( ةقتاـع قباـسلا ـلا ناـ بلاـطي اـ ف نـالطبب دـقع عيبـلا ةـجي ن نـالطب تـالا ولا – بلاـطو مازلإـب دملا ھـيلع عفدـب ةـميق صـص ا مث داـع رقأو ة ـ ب دـقع عيبـلا ةرم ىرخأ اـمم لـعجي ىوعدـلا ع اـم هدروأ اـصن ( : نأ تـالا ولا ـلا تـ رجأ اـ ةـيلمع عيبـلا تـالا و ةـلطاب ءاـنب ع نادـقف ثروملا ةـيل ألل ءاـنثأ ة ـف عيبـلا ،) ـالإ ھـنأ مـتخ هاوـعد اـمب ضقاـني ىوـحف نومـضمو هاوـعد – ا أ دـق تلخ نم ر رحتلا ـ اولا مزاللا اماظن ثيح توطنا ع تاضقانت بيع ىوعدـلا لي جتلاب ضومغلاو ما و كلذ نأ دملا دـق نمـض هاوعد دـناس و ا ف ع نالطب عيبلا ءانب ھملع دملا نـأل مكا ا لأس دملا ھيلع امع هاعدا دملا نإف ف عا ھب ھمزلأ الو ھنكمي نأ ھمزلي الو جم ( " فاشک عانقلا ( )– -6 436-435 .) ثيحو ھنإ صيحمتب ةحئال ىوعدلا دجن ـالو عمـس مكاـ ا ىوعدـلا ـالإ ةررحم ( " /8 510 ,) املو ناـ نم ررقملا اـ قف اـماظنو نأ ىوعدـلا ـال ـ ي ـسلا اـ ف لـبق اـ ر رحت لاـق خيـشلا ي و لا " : ـالو ـ ت ىوعدـلا ـالإ ةررحم ار رحت تمزلتـسا ر رحت ىوعدلا ، املو هررق ءا قفلا - م محر هللا - نم نأ نم طورش ىوعدلا نأ نو ت ىوعدلا ةررحم يأ ةمولعم ، ةمولعم دملا ھب ، لاق قفوملا – ھمحر هللا اع – غملا " : ماظنلا ، قبطت ما حأ ماظن تاعفارملا ةيعرـشلا ع ىواعدـلا لا صتخت ا رظنب ةـمكحملا امب ال فلاخي ةـعيبط ىوعدلا ة راجتلا ،) ثيحو نإ ةداملا ( 66 ) نم ماظن تاعفارملا ةيعرشلا دق فرـصب رظنلا نـع ىوعدـلا مدـعل اـ ر رحت اـ و ل يوـطنت ع تاـضقانت اـ يع لـي جتلاب : امل تناـ ةداملا ( 93 ) نـم ماـظن مكاـحملا ةـ راجتلا تـصن ع ھـنأ ( اـميف مـل دري ھـيف صن صاـخ ىوعدـلا ءاـنب ع هذـ ةداملا ةـفن ناـيبلا ، اـمم بيع مك ا روصقلاـب ھلعج و اـ رح ءاـغلإلاب ، ـض و ـال صاـنم نم مك ا مدـع صاصتخا ةـمكحملا ايعون رظنب .ىوعدـلا اع ار : عفدـلا نـع كـلت ةرقفلا ةـصا ا تاـفلاخملاب ةئـشانلا نـع قيبـطت ماـ حأ ماـظن تا رـشلا اذإ ـال دـجوت يأ ةـفلاخم ةـعيبط كـلت ىوعدـلا غيـس ةرئادـلل س ـسأت اـ مكح ا ـصاصتخاب رظنب كلت دـيدعلا نم دـعاوقلا ةرم ثيحو نأ ةرئادلا مل </w:t>
-      </w:r>
-    </w:p>
-    <w:p>
-      <w:pPr>
-        <w:jc w:val="right"/>
-        <w:bidi/>
-      </w:pPr>
-      <w:r>
-        <w:rPr>
-          <w:b w:val="0"/>
-          <w:i w:val="0"/>
-        </w:rPr>
-        <w:t>ددحت ھجو ةفلاخملا لا تباش ةقالعلا ام يب – ع ضرف ا ـ ضرفلاو يواس مدعلا -. امك نأ ةعيبط هذ ىوعدلا جرخت اجورخ امات ىواعدـلل تاـفلاخملاو ةئـشانلا نع قيبطت ماـ حأ ماظن تا رـشلا ،) ثيحو نإ ماظن تا رـشلا يوتحي ع دـيدعلا نم صوصنلا ةـيماظنلا لا لصت إ ام دـ زي نع 250 ةدام لمتـش و ع ةرقفلا ( 4 ) نـم ةداملا ( 16 ) نم ماـظن مكاـحملا ةـ راجتلا ،) ثيحو نإ اـم ھت بـس ةرئادـلا ب بس رـصاق بيعمو كـلذ نأ : ھنأ عوجرلاـب ةداملل دـناس ملا ا لع ا إف قلعتت ( رظنب مكاحملا ة راجتلا ب بس لا اـميف ھت بـس ا ـصاصتخاب رظنب ىوعدـلا ، ن بلاـف نم تانودـم مك ا نأ ةرئادـلا ت بـس ا ـصاصتخا اـصن ءاـنب ع ( طـس ني صاصتخا ةـمكحملا ةـ راجتلا ع كلت ىوعدـلا قفو ةـي ء ـ لا ـ قملا ھـب ) عـم كـسمتلا اـبب نوـعطلا .ىرخ اـثلاث : فيـضن إ ھـجو نعطلا ع مك ا – رادـم فاـن تس – مدـع صاـصتخا ةـمكحملا اـيعون رظنب ىوعدـلا روـصقلا ع مك ا لـحم نعطلا ـالو اميـس ( عفدـلا مدـع صاصتخا ةـمكحملا ايعون رظنب ىوعدـلا ، كلذـكو عفدـلا مدـع زاوج رظن ىوعدـلا قبـسل لصفلا ا ف بجومب ما حأ ةـيئاضق ةـتاب ةزئاح نإ كـلت تادن ـسملا دـع تادن ـسم ةـ ر وج نم اـ أش ثأـتلا ھجو يأرلا ىوعدـلا ، اـمم ن عتي ھعم در .ىوعدـلا اـيناث : دـيكأتلا كـسمتلاو ةـفا ب ھجوأ نوعطلا ةـمدقملا نم دملا ھيلع نيدن ـسملا نادـع ةـن رق ةـ وق ةـغمادو ت ثت ع عفد دملا ھيلع دادـس ةـميقلا ةـيلعفلا صـص ل نع ق رط عفد نويدلا ةقحتـسملا ع ثروم دملا – ع اب صـص ا - كونبلل ، ثيحو ي رعلا طوـلا اب ـسم ھنوـ ب ةـميقلا ةددـسملا نم دـمحأ ساـبع ز كـنبلل ي رعلا طوـلا غلبمب هردـقو ( 3.000.000 لاـ ر ) ليذـمو عـيقوتب دملا ھيلع ( ةـماسأ دـمحا ز .) ثيحو نإ نيذـ هردـقو ( 3.000.000 لاـ ر ) ليذـمو عيقوتب دملا ھيلع ( ةـماسأ دـمحأ ز .) كيـش ي نب رخآ مقر ( 599139/1 ) خ راتو 26/11/1431 ـ بو ـ م ع كنبلا يدوعـسلا رفلا اصل كنبلا (599140/1 ) خـ راتو 26/11/1431 ـ بو ـ م ع كـنبلا يدوعـسلا ـ رفلا ـ اصل كـنبلا ي رعلا طولا اب ـسم ھنو ب ةـميقلا ةددـسملا نم دـمحأ ساـبع ز كنبلل ي رعلا طولا غلبمب دادـس نويد هدـلاو – ثروم دملا - كونبلل ، ثيحو نإ دملا ھيلع لصوت تادن ـسمل ةـغماد ت ثت دادس دملا ھيلع غلبملل كونبلل ، ا درون ع لي س لاثملا ال رـص ا : كيـش ي نب مقر فنأتـسملا – دـق راـثأ اـعفد اـ ر وج هداـفم ماربإ دـقع عـيب صـصح عم ثروم دملا نودـم ھب ةـميقلا ةـيلعفلا صـص ل ةـغلابلاو ( 120.000.000 لاـ ر ) عفدو ھعفدـب كلذـل غلبملا نم لـالخ درلا اـ لع اـمب ي : ـالوأ : دـيكأتلا ع عفدـلا دادـس غـلبم عـيب صـص ا نويدـلل ةقحتـسملا ع ثروـم دملا كوـنبلل : نـمف ثـيح نأ تباـثلا ن بـلاو نـم تانودـم مـك ا نا دملا ھـيلع –</w:t>
-      </w:r>
-    </w:p>
-    <w:p>
-      <w:pPr>
-        <w:jc w:val="right"/>
-        <w:bidi/>
-      </w:pPr>
-      <w:r>
-        <w:rPr>
-          <w:b w:val="0"/>
-          <w:i w:val="0"/>
-        </w:rPr>
-        <w:t>٤۵۳۰۲٤۱٦۲۲ رقم صك</w:t>
-      </w:r>
-    </w:p>
-    <w:p>
-      <w:pPr>
-        <w:jc w:val="right"/>
-        <w:bidi/>
-      </w:pPr>
-      <w:r>
-        <w:rPr>
-          <w:b w:val="0"/>
-          <w:i w:val="0"/>
-        </w:rPr>
-        <w:t>رات ـخ صلا ـك : ۳۱/۳۰/۵٤٤۱ مقر حفصلا ـة : ۵ ةرئاد فان تس فان تس ةيناثلا ةمكحملا ة راجتلا ة راجتلا ةدجب</w:t>
-      </w:r>
-    </w:p>
-    <w:p>
-      <w:pPr>
-        <w:jc w:val="right"/>
-        <w:bidi/>
-      </w:pPr>
-      <w:r>
-        <w:rPr>
-          <w:b w:val="0"/>
-          <w:i w:val="0"/>
-        </w:rPr>
-        <w:t xml:space="preserve">عيبلا كلتل صـص ا ، نمو مث مدع ة زاوج ھتبلاطم كلتب .ىوعدلا اممو دضع ت ث و مالتـسا ثروم دملا ھيلع ةميقل كلت صص ا و تاررحملا ةيمسرلا لا دناس ا لع دملا ھيلع دملا ھـيلع ( ةـماسأ ز ) داد ـسا صـص ا ةـكولمملا ھـثرومل ثروـمو نـ عدملا ، ثـيحو نإ دملا مـل بـلطي قـح داد ـس وأ قـح ةعفـشلا نأـش كـلت صـص ا ملو دـبي ةـمث ضا ـعا ع ك رـشلل لزانتلا نع ھتصح دحأل ءا رشلا تزاجأو يأل نم ءا رشلا م ضع وأ م عيمج قح داد س بلطو لوص ا ع كلت صص ا ضوع ، ثيحو نإ تباثلا – رارقإ و دملا - بلط سأر لاملا ، اذإو قلع لزاـنتلا ةـصحب ةدـحاو تيطعأ هذـ ةـص ا ءا رـشلل نيذـلا اوبلط داد س عم ةاـعارم مكح ةرقفلا ةـيناثلا نم ةداملا ( 158 .) ب ـ املو ناـ داـفم كـلت ةداملا ا أ تزاجأ مـكح ةرقفلا ةـيناثلا نم ةداملا ( 157 ،) اذإو لمعتـسا قح داد س كأ نم ك رـش نا و لزانتلا قلعتي ةلمجب صـصح تمـسق هذ صـص ا ن ب لاط داد س ةبس ب ةصح ل م م داد ـسا ةـص ا اـ مثب يقيق ا ، اذإـف تـضقنا نوثـالث اـموي نـم خـ رات راـطخ نود نأ لمعتـس دـحأ ءا رـشلا ھقح داد ـس ناـ بحاـصل ةـص ا قـ ا فرـصتلا اـ ف عـم ةاـعارم ةكرـشلا ، عـمو كـلذ اذإ دارأ ك رـشلا لزاـنتلا نـع ھتـصح ضوـع غلل بـجو نأ رطخي اـب ءا رـشلا نـع قـ رط ريدـم ةكرـشلا طورـش لزاـنتلا ، و هذـ ةـلا ا زوـجي لـ ل ك رـش نأ بلطي 1385 ـ رارقو سلجم ءارزوـلا مـقر 185 خ راتب 17 / 3 / 1385 ،ـ دـقو تصن ةداملا ( 165 ) نم ماظنلا ع ھنأ ( : زوجي ك رـشلل نأ لزان ي نع ھتـصح دحأل ءا رـشلا وأ غلل قفو طورـشل دقع ماـظنلا - نإـف دملا طقـس ھـقح ةـبلاطملا كـلتب ىوعدـلا اـناي و كلذـل :أ ـ ةـعقاولا – لـحم ىوعدـلا – ناـ يرـس اـ أش ماـظن تا رـشلا رداـصلا موـسرم ي لم مـقر م6/ خـ راتب 22 / /3 ةـميقب صـص ا ةـعابملا ةكرـش دـمحأ ز ةـ راجتلا : امل نا ن بلا نم ىوعدـلا نأ دملا بلاطي ھب ـصنب نم ةميق صـص ا ةعابملا دملل ھيلع نم ھثروم ، ثيحو ھنأ – اقفو حي ـ ل – دـمحأ سابع ز – دـق هافوت هللا نمو مث الف لوق ھل ، الو زوجي نأ لحي دملا لحم هدـلاو ذـخؤيالو ھلوقب ھتفـصف ال ىدعتت ھنو .ث رو ارـشاع : عفدلا طوقـس قح دملا ةبلاطملا عانقلا ي و لل ) اوررق نأ لوقلا لوق عفادـلا عم ھنيمي ھنأل كلمملا و و ىردأ ةـ جب ھكيلمت .) عو ضرف – ضرفلاو يواس مدعلا - ة ـ ام عفد ھب دملا نأب لوقلا لوق ع ابلا نإف ع ابلا لاملا ةـق رط ھجورخ لوقلاـف لوـق لذاـبلا عم ھنيمي كـلذ ھنأ كـلام لاـملل و و ملعأ ةـق رطب ةفـصو ھجورخ ، املو ناـ ءاـ قفلا ( روثنملا ـ كرزلل ، هابـش رئاـظنلاو يطويـسلل ، فاـشك ىوعدـلا فالتخا دملا - ثروم ع ابلا صـص ل – دملاو ھيلع – ي شملا صـص ل – جورخ لاملا ، ثيحو ھنأ نم ررقملا ءاضق مكاحملا ةـ راجتلا ھنأ ( اذإ فلتخا لذابلا لوذـبملاو ھل عـيقوتلاو ھيلع ءاـج اـي بم ع مك ا يراـجتلا فن .ناـيبلا اـباوج ع ءاـعدا دملا عفدـلاو نو ب لوقلا لوق ع اـبلا ، بيجنف ھيلع ناـب اذـ عفدـلا غ دـيدس كـلذ نأ : تباـثلا نم ةحئـال (130 – ددـع 7 - دـلجم /9ع2/ ماـعل 1434 ـ خـ راتب 10/2/1434 ـ باـطخب بتاـ لدـعلا ةـفرغلاب ةـ راجتلا ةيعانـصلا ةدـجب مـقر ( 7050/34 ) خـ راتو 10/2/1434 ،ـ ثـيح نأ رارق ءا رـشلا دملا ھـيلع – ك رـشك ةكرـشلا ـلاو حبـصأ ا رـش ادرفنم اـ ف ءاـنب ع ءارـش صـصح ثروـم دملا كـلت ةكرـشلا دـقو مت دـيكأت كـلذ لي ـ ب رارق ءا رـشلا ىدـل ةرازو ةراـجتلا مقرب ھثروم ھصـص ةكرـش دـمحأ ز ةـ راجتلا إ دملا ھيلع نع ق رط هرارقإ عضولاب ي وناقلا دـيد ا ءا رـشلل ةكرـش دـمحأ ز ةـ راجتلا هرارقإو ةكارـش ةماسأ نب دمحأ سابع ز – ةـ زاوج دان ـس ع اذـ مـك ا وـ عـيقوت دملا ع رارق ءا رـشلا ليدـعتب دـقع س ـسأت ةكرـش دـمحأ ز ةـ راجتلا م ملا خـ راتب 21/11/1433 ـ يذـلاو ھبجوـمب رقأ دملا ة ـ ب عيب ةكرـشلاب أربأو بجومب اذ مك ا ةمذ دملا ھيلع نم يأ تابلاطم قلعتت كلتب ةكرـشلا وأ ا صصح نمو مث طاقسإ ھقح يأ ةبلاطم – امب ا ف كلت ةبلاطملا .ةن ارلا ب2/ : اممو دكؤي ةـ راجتلا ) ءاوس ام قلعتي ةبـس ب هدـلاو لا (ـ90 )% لا لزانت ا ع ضوع دـملل ھيلع لبق مك ا مدـعو ھضا عا ع اذـ لزانتلا ، كلذـكو ام قلعتي ھب ـصنب ةكرـشلا نم ةبـس لا (ـ10 )% يذـلا ھيعدـي - ءان و ع كلذ عقو ع اذـ ـصلا نودملا مك اب ي اضقلا يذـلا ت ثأ اصت فنأتـسملا فنأتـسملاو هدض نأش ل ام قلعتي ةكرـشلاب – لحم ىوعدلا ( ةكرـش دمحأ ز ھثروـم صـص ل ـلا تناـ ةـكولمم ھـل ةكرـشلاب دـملل ھيلع دـقو ـ ترا اذـ عـضولا ملو دـبي ةـمث ةـضراعم ع اذـ رم ملو دـبي اـعفد مدـع ءاـفي سا نمث كـلت صـص ا – ع وحنلا ع عضولا ي وناـقلا املاو ةكرـشلل لـحم ىوعدـلا - ءاـنثأ رودـص اذـ مك ا نمـضتملا ـصلا - ملعو اـملع اـمات ةـفا ب بناوج عضولا ي وناـقلا املاو ـ املا اـ او ةكرـشلل امب ا ف عيب رداصلا نم ةرئادـلا ةـ راجتلا ةع اسلا رـشع رداصلا مقرب ( 185/17/2 ) خ راتو 02/12/1432 ـ و ف دودرم ھيلع كـلذ نأ :ب1/ : دملا لبق ھعيقوت ع اذـ ـصلا نودملا ةيقافتالاب علطا ت ـس كا كـلت ماـ ح ةفـصلا ةـتابلا تزاـحو ةـي ء ـ لا ـ قملا ھـب نـمو مـث ـالف زوـجي ةداـعإ ھتراـثإ ةرم .ىرخأ نأ اـم هاـعدا دملا ھباوـج مدـع زاوـج دان ـس ع مـك ا ي اـضقلا – ت بثأو ناترئادلا ة ـ عيبلا م ملا ام يب ة و هدونب مالتساب نمثلا رفاوتو ةفا نا ر ةمزاللا ة ل دقعلا جاتنإو هراثآ ةينوناقلا قحب نيدقاعتملا قو نامك ا درب ىوعدلا دقو دـمحم يدـيازلا لاو بلط ام ف لاطبإ عيبلا يذلا مت ن ب فنأتـسملا ام رومو – يذلاو نمـضت مالتـسا ثروم دملا ةميقل صـص ا ةعابملا دقو ت بثأ ةمكحملا دقع عيبلا – دارملا ھلاطبإ ةـمكحملاب مـقرب ( 3218883 ) خـ راتو 4/3/1432 ـ ىدـل ـ اقلا دـمحم نب كراـبم ـ يعدلا ، كلذـكو ىوعدـلا مقر ( 33286392 ) خـ راتو 8/6/1433 ـ تاذـب ةـمكحملا ىدلو ـ اقلا اص نب اـتلاب :- دملا لـفغأ دان ـسا دملا ھـيلع ع ماـ حأ ةـيئاضق ةـتاب ىرخأ تزاـح ةـي ء ـ لا ـ قملا ھـب تـلثمت نـ مك ا ن رداـصلا نـم ةـمكحملا ةـماعلا ةـظفاحمب ةدـج ةدـيقملاو عفدلا مدع زاوج رظن ىوعدلا قبسل لصفلا ا ف اس سأت ع نأ ةص ا لحم ىوعدلا كلم ھثروم دمحأ ز نأو صلا عقو ع ةص ا ةكولمملا كومل ةكرشلا ، بيجنف مكتليضف ةنس عاب صص ا ةصا ا ھب ع ي شملا ھسفن فيكف لبقت ھنم هذ .ىوعدلا اعسات : درلا ع عوفدلا ةيعوضوملا ةمدقملا نم دملا : اباوج ع عفدلا ي دبملا نم دملا مدع ة انالطب اقلطم امنا تع نم بويع ةدار لا جت بحاصل ة ـصملا كسمتلا ا دـقعلاف ان حبـصي لباق لاطبإلل ملو ىرن نا ناندـع كسمت ھقحب نا نا ھل قح كلت ىوعدلا لب دع دـنع ةـماسأ هدـجن و ھسفن نم ماـق دملا ناندـع ھليكوتب ماـمتإ ةـيلمع ھجراخت نم تاذ ةكرـشلا دـع كأ نم ن ت ـس اضيأ صقن ةـيل تس ل نم دـعاوقلا ةـماعلا لا لطبت دقعلا هدجنف ءي جي ع اقولا ثيحب ذخأي نم كلت ىوعدلا ام هاري ھنظ و ھت ـصمل ك و ام .هرضي 4 ـ نمو ليلضت دملا ھنأ ركذ نأب ليكو دمحأ ز لقن صص ا مساب ةماسأ و فظوم عفد دملا ھيلع مدـع زاوج رظنلا ىوعدلا قبـسل لصفلا ا ف مك اب مقر (( 185/17/2 ) خ راتو 2/12/1432 ـ عفد ال ي الو لحم ...ھل ؛) امم ت ثي دكؤ و ليلـضت دملا ع ةرئادلا 2/12/1432 ـ ن ح ھنأ يفني ةلـص كلت ىوعدـلا عوضومب ىوعدـلا مدـعو ا طابترا ا قلع و كلتب ىوعدلا – ع وحنلا دراولا مك ا كلذكو ھتركذم ةيباو ا لا ءاج ا ف اصن ( : نأ </w:t>
-      </w:r>
-    </w:p>
-    <w:p>
-      <w:pPr>
-        <w:jc w:val="right"/>
-        <w:bidi/>
-      </w:pPr>
-      <w:r>
-        <w:rPr>
-          <w:b w:val="0"/>
-          <w:i w:val="0"/>
-        </w:rPr>
-        <w:t>نـم بـتكم لـالط وـبأ ھـلازغ رداـصلا ىوـعد جراـختلا ـلا تناـ ةروـظنم نـم ةرئادـلا ةـ راجتلا ةـع اسلا رـشع ةـمكحملاب ةـ راد ةدـجب رداـصلا اـ مـك ا مـقر ( 185/17/2 ) خ راـتو دـقعلاب ھت ـ و ، نمو ررقملا ءاـضق " مدـع زاوـج عوـجرلا رارق ق ا صاـ ا ." 3 ـ اـمك نأ اـم ت ثي ليلـضت دملا ع ةرئادـلا دان ـسا ھليكو هاوعد ع مييقتلا ساـحملا رداـصلا دـنع ھميدـقت ھت جاوم ىوعد ةـيئاضق ىرخأ ملو نعطي ھيلع را نإلاب وأ ر و لا امم طقـس ھقح هرا نإ وأ را نإ ھت ـ وأ نعطلا هر و ب كلذ نأ ھتو ـس مامأ ةمكحملا تع ارارقإ ةقباس نأ ةميقلا ةيلعفلا صـص ل 120 نويلم لا ر ا أو ةتباث طبـض ىدحإ تاسلج كلت ىواعدلا ، اذ و ت ثي ھملع دقعلاب املع انيقي ھملعو ھتميقب ھت ـ و ھعالطاو ھيلع اقباس تاـ ج ةـيئاضق تاذـب .عوضوملا 2 ـ اـمك ھنأ دملا ناـ ركذـي اـمئاد نأـب دـقعلا ت ثملا ىدـل تاـ ا تاذ ةـقالعلا ناـ ةـميقلاب ةيمـس ركذو اـصن ھنأ دـحأ ءـالكو دملا ھيلع ركذ ىوـعد صـص ا يذلاو ت ثي ةميق صـص ا ةيلعفلا لاو مت ـ ا لا ا لع ةميقب 120 نويلم لا ر ، معزو ھنأ لوأ ةرم عمـس ھنع وأ علطي ھيلع ع مغرلا نم ھنأ ماقأ دـيدع ىواعدـلا ىدل ةدع دـجن اـ أ نار اـ لع س لدـتلا ـ اولا ضقاـنتلاو ا جتو كـلذ اـميف ي 1: ـ لـي س ھيعـس ليلـضتل ةرئادـلا ةردـصم مـك ا نـعط ر و ـب دـقعلا م ملا نـ ب دملا ھـيلع هدـلاوو كلاـم داـقع ا دـقعلا ـالو رثأ ع ة ـ دـقعلا هدوجوو امل دـق أرطي ع ةـيل أ يأ اـم م دـع كـلذ ." اـنماث : ءاوطنا تاءاعدا دملا ع تاضقانت س لدـتو ج : صيحمتبف دودر تاءاعداو دملا ءاوـس ةبـس لاب ع اـبلل وأ ي ـشملا نـمو مـث نإـف دـقعلا دـقعني نـمم وـ لـ أ فرـصتلل وـ و نـم غـلب نـس دـشرلا مـلو ر ي ھـيلع ة ـعلاو رفاوـتب ةـيل فرـصتلل تقوـب فرـصتلا يأ تقو صـص ا وأ ح ا داد ساب دـع اليلد اعطاق ع ھئافي سا ةميقل كلت صـص ا لحم ىوعدلا ، املو نا نم ررقملا ءاضق ھنأ " ـ قت دعاوقلا ةماعلا نأب عيبلا دع نم لامعأ فرـصتلا ع دـقع عـيب صـص ا رم يذـلا تـ ثي ة ـ دـقعلا ھتقفاوـمو حي ـ ل عرـشلا ماـظنلاو ، ثـيحو نا مدـع كولـس ثروـم دملا – لـظ رفاوـت ھـتيل أ - يأ قـ رط ةـبلاطملل لـباقمب كلت ةـ راجتلا ةدـجب تحت مقرلا ( 257 ) ةفي ـ ( 172 ) دلجم ( /8ع/ر ) خ راتو 16/10/1431 ،ـ ملو متي ن يع اـيلو ھنع ـالإ ماع 1436 ـ يأ دـع ام د زي ع ( 5 تاونـس ةلما ) نم خ رات عيقوتلا دـقاعتلل - دملاو ھيلع خـ راتب 16/10/1431 ،ـ ماـقو ثروم دملا عيقوتلاـب ع رارق لزانتلا نع صـص ا بجومب قيدـصتلا رداصلا نم ةرازو ةراجتلا ت ثملاو مامأ بتا لدـعلا ةفرغلاب</w:t>
-      </w:r>
-    </w:p>
-    <w:p>
-      <w:pPr>
-        <w:jc w:val="right"/>
-        <w:bidi/>
-      </w:pPr>
-      <w:r>
-        <w:rPr>
-          <w:b w:val="0"/>
-          <w:i w:val="0"/>
-        </w:rPr>
-        <w:t>٤۵۳۰۲٤۱٦۲۲ رقم صك</w:t>
-      </w:r>
-    </w:p>
-    <w:p>
-      <w:pPr>
-        <w:jc w:val="right"/>
-        <w:bidi/>
-      </w:pPr>
-      <w:r>
-        <w:rPr>
-          <w:b w:val="0"/>
-          <w:i w:val="0"/>
-        </w:rPr>
-        <w:t>رات ـخ صلا ـك : ۳۱/۳۰/۵٤٤۱ مقر حفصلا ـة : ٦ ةرئاد فان تس فان تس ةيناثلا ةمكحملا ة راجتلا ة راجتلا ةدجب</w:t>
-      </w:r>
-    </w:p>
-    <w:p>
-      <w:pPr>
-        <w:jc w:val="right"/>
-        <w:bidi/>
-      </w:pPr>
-      <w:r>
-        <w:rPr>
-          <w:b w:val="0"/>
-          <w:i w:val="0"/>
-        </w:rPr>
-        <w:t xml:space="preserve">مييقتلل ھب ، اذـ و ر رقتلا ـال نكمي نأ بيغ اـي ساحم نع نابـسح بـ ا ملو رـش ھيلإ هر رقت ملو ض ـع ع كـلذ دملا ھيلع ھنيح ، ـالو ىفخي ع ف رـش ملع ةرئادـلا نأ صـصح دـمحأ ز ةـ راجتلا اـمب اـ ل نـم قوـقح لوـصأو اـمو اـ لع نـم تاـما لا ، نوـ و ةكرـش وـ زأ ةـكلام صـص ل طـقف ةبـس ب ةـنيعم ، اذـ ف غ رثؤـم ع اـ ميق ةـيقوسلا ةـلداعلا ـالو ةقـالع ةرئادـلا نأ عـفد دملا ھـيلع عاـفتراب ةـميق صـص ا لـحم عا لا ھب ـس لوـخد ةكرـش وـ زوأ كـلامك صـص ل عـفد لـطاب اـعوضوم نـم ن جو : لو : نأ مييقت بـ ا بصني ع ةكرـش وـ زوأ كـلامك صـص ل ثدـح ميدـق ر ـشمو ماـ إو دملا ھـيلع نـع عفدـلا ھـب صلختـس ھـنم ھـنأ وـ ھتاذـب ملع مدـع ثأـت اذـ عفدـلا ع راـسم .ةيـضقلا ب - اـعوضوم : ن بـن ماـقمل ةـجا ا ھيلإ دـع نأ تبلط ةرئادـلا ةـيئادتب نم دملا ھيلع ميدقت ةن ب ع عافترا ةميق صـص ا تصنو ع اذ بلطلا ا ي س مك ل م أو دملا ھيلع نع كلذ ، عم نأ لوخد صـص ا لوخدـب ةكرـش و زوأ دـع ةـعقاو عيبلا ةـموعزملا ، ھنإـف عفد طقاس دودرمو الكـش ذإ ھنأ نا نا مإب دملا ھيلع عفدـلا اذـ مامأ ةرئادـلا ةـيئادتب اميـسال عم ھتيم أ س ـسمو ةـجردلا و ناـ و ناـ مإب موـص ا ا ميدـقت ، اـم مـل دـجوي ضتقم اـ لوبقل ، ع نأ ن بـت ةـمكحملا كـلذ اـ مكح ،" لازنإـ و صن هذـ ةداملا قـيقحتو اـ طانم ع عفدـلا عاـفتراب ةميق لـطابلا الكـش انومـضمو :أ - الكـش : تـصن ةداملا ةـيدا ا نورـشعلاو نـم ةـحئاللا ةـيذيفنتلا قرطل ضا ـع ع ماـ ح ع " : ـال لـبقت ةـمكحملا يأ ةـلدأ مـل نـكت ةـضورعم ماـمأ ةمكحم لالخ ماع دـحاو طقف نم خـ رات عيبلا إ خـ رات مييقتلا نا دـع لوخد ةكرـش و زأ - ةكولمملا ھل لما لاب امك مت ھنايب لال ـسا هذ ةركذملا - الف ي الو ميقتـس ؛ درلاف ع اذ عفدلا ھمازلإب ةـميقب صـص ا .ةـلداعلا اسداس : امأ ام ھمعزي دملا ھيلع نم نأ مييقتلا يذـلا تدن ـسا ھيلع ةرئادلا ا مكح عافتراو ةميق صـص ا نم ١٢٠ نويلم امل دـ زي نع ٣٣٠ نويلم اـ قافنإب اـمك مـعزي ، اذـ و ضقاـنتلا خراـصلا بجوـي حارطا اذـ مـعزلا مدـعو هراـبتعا اذـ و اـم تراـشأ ھـل ةرئادـلا ةردـصم مـك ا اـ ي س اـمو تـصلخ ھـل نـم ةـجي ن ةحي ـ ا مكح ٤٥٠ فـلأ لاـ ر ، ةراـتو معزي نأـب نمثلا و ۰۲۱ نويلم لاـ ر ، ضقاـنتو ةـيلآ عفدـلا ةراـتف معزي ھنأ ددـس نويد ةـيكنب نع هدـلاو ، ةراـتو ىرخأ معزي ا أ تافورـصم تاقفنو ةيـص ماق ا ـص و .ةذـفانلا اسماخ : نإ امم لدـي ع نأ عيبلا موعزملا يذـلا ھمعزي دملا ھيلع نا الطاب نودـ و نمث و ھضقانت ةـميق صـص ا لحم هذ ىوعدلا ، ةراتف معزي نأب نمثلا و قاقحتـس ثرـإلاب ؛ ءردـل طاقـسإو قـح كوـم ثر ذوحتـسملا ھـيلع لـطابلاب - صـص ا 90 % نـم ةكرـش دـمحأ ز هدـالوأو ةـ راجتلا - بيغـش ش وـش و نـل طني ع مـ ف ةرئادـلا أـش كومل صـص ا لـحم ةـبلاطملا دـع ةاـفو ثروملا ھـمحر هللا ، لآو مـ لإ كـلمتلا ب ـس ثر ةـلواحمو جزملا نـ ب ـصلا يذـلا لـصح نـ ب كوـم دملاو ھـيلع ناـبإ ةاـيح هدـلاو ن و وبأ ةـلازغ نا ع صـص ا ةدئاعلا ھل ةغلابلاو ( 23 )% نم ةكرـش دـمحأ ز و هدالوأ ، الو ةقالع ا ل صـصحب هدلاو دمحأ ز ؛ نأل خ قزري ملو مصتخي ىوعدلا ، قاقحتـس و .ةيـص اـع ار : اـمأ اـم ھمعزي دملا ھيلع نأـب ـصلا تاـب اذـ عا لا ؛ ھنإـف عفد لـطاب جراـخو لـحم عا لا ، ناـي و كلذ : نأ ـص كوم عم دملا ھيلع ت ثملا قفو مييقت ب ا لالط كوم ايـص اقلعتم ھتمذـب س لو اي يع تاذ صـص ا ، دـع نأ ماق ءا إب ةكرـشلا بطـشو ا ل ـ ھتدارإب ةدرفنملا انظ ھنم ھنأ اذـ ءارج توفيـس قوق ا ةقلعتملا ھتمذب ةفـصب ةرئادلا ةرقوملا ةبلاطملل ةميقب صـصح هدلاو ةغلابلا ( ٩٠٪ ) نم ةكرش دمحأ ز ة راجتلا لا ا لقن دملا ھيلع ھسفنل املظ اناودعو ، حبصأو ھما لا ةميقب صص ا ةلداعلا ة جاوم ھتثروـل ، رـصحناو ھـتثرو ھتجوز ةـيعدملا ةـقتاع دـمحم يزار ا ھيدـلوو ناندـع .ةـماسأو ( قـفرم كـص رـصح ثر قـفرم ٤ .) اـثلاث : ماـقأ كوم ناندـع ھمأو هذـ ىوعدـلا ةروظنملا ماـمأ عا لا ر ظي لالغتـسا دملا ھـيلع ضرمل مدـعو كاردإ هدـلاو ذوحتـساو ع صـص ا نود ھـجو .قـح ٢ - خـ راتب ١٤٣٨-٤-٢١ ـ وـت ثروـم كوـم دـمحأ ز تـلقتناو ھقوـقح ھكـالمأو ر ـشأ اـب رقت ، مت ھلاؤس نم لبق ـ اق تاءا ةـمكحملاب ةـماعلا ةدـجب نع ةـعقاو عيبلا ؟ باجأف ھنأب مل عبي ائ ـش طبـضو .ھباوج ( قفرم ۳ .) اذـ و طبـضلا ي اضقلا صن عطاق لحم ىوعدلا دملل ھيلع ، اممو لدي ع مدع ملع ثروم كوم دمحأ ز ھمحر هللا عي ب صص ا وأ مدع ھكاردإ - ام الكو ناطقسم فرصتلل - دع و ةعقاو لاقتنا صص ا اوحب ةع رأ 1437 ،ـ اقلا توب ب مدع ةيل أ دمحأ ز ةماقإو سراح ي اضق توبثل مدع .ھتيل أ ( قفرم ۲ .) اذ و ن ب ي ءالجب ماقمل ةرئادلا نالطب دقع عيبلا يذلا ھبجومب تلقتنا صص ا لحم ھـسفن لـطابلاب ، تـلآو هذـ ةـبلاطملا رودـصب مـك ا ي اـضقلا مـقر ( ٣٤٢٨١٤٤٩ ) خـ راتو 1434-07-26 ،ـ قداـصملاو ھـيلع نـم ةـمكحم فاـن تس مـقرب ( ٣٧١٥٣٥٩٢ ) خـ راتو -05-09 بـس ُي ھـل لـطاب غو ـتعم ـالو بت ـي ھـيلع هرثأ ، لـيلدو كـلذ : نأ ةـثرو يزاـغ دـمحأ ز اومدـقت بلطب ةـماقإ ميق ع دـ ا ؛ نـأل دملا ھيلع ةـماسأ حبـصأ لـقني لاوـمأ كـالمأو هدـلاو إ كـلملا هللادـبع ةـيبطلا سر اـب طوـلا : نمـضت نأ ب دـمحأ ز ي اـع نـم فر ا وخيـشلا مدـقتملا فعـضو كارد ؛ اـمم ع نأ ةـيل أ ثروـم كوـم ةـمدعنم ، اـتلا و يأ فرـصت لـطاب اعرـش اـماظنو نم ةدـع ھجوأ ا اي و امك ي ١: - دـع دـقع عيبلا موعزملا نم لبق دملا ھيلع مايأب ةـليلق خـ رات و 2010-11-09م قفاوملا 1431-11-03 ،ـ ردـص ر رقت ط نم ةنيدم ماـق دملا ھيلع ةـماسأ ليدـعتب دـقع ةكرـش دـمحأ ز ةـ راجتلا ، عاـ و ھسفنل ةـصح ثروم كوم ناندـع ةـكتاعو ةـغلابلا %( 90 ،) اذـ و عيبلا و لـحم اـنعازن اـن بلاطمو ةـلثاملا و و عيب اذـ و ـصلا نا الثمُم فارطأ عا لا كاذـنآ طقف ، ملو نكي ثروملا دـمحأ ز امو ھكلمي نم بس ةـفا تا رـشلا افرط ھيف ؛ ھنأل نا ع دـيق .ةاي ا ايناث : خ راتب ١٤٣١-١٠-١٦ ـ .هدـالوأو مـث ءاـنب ع مـكح ـصلا ( قـفرم ۱ ) لزاـنت لـ وملا ناندـع ز ءاـنبأو يزاـغ ز نـع لـما صـص ا ةـكولمملا مـ ل بجوـمب دـقع س ـسأتلا ، دـقو مت غارفإ صـص ا دـملل ھيلع ، م ـس اـمك ي :أ ( - ٢٣ )% ةـماسأل ز ةكرـشو و زوأ دـع .كـلذ ب ( - ۱۳ )% نم هذـ ةكرـشلا ا كلمي ةكرـش دـمحأ ز .ةـ راجتلا ج ( - ٢٣ )% ناندـعل . ز د ( - ٢٣ )% اـ كلمي ءانبأ يزاغ ز اـمك ي 1: - ثروـم كوـم دـمحأ ز ( 90 )% ـلا ذوحتـسا اـ لع دملا ھـيلع نود ھـجو .قـح 2 - ةكرـش دـمحأ ز هدـالوأو كـلتمت ( ١٠٪ .) 3 - ةكرـشو دـمحأ ز هدـالوأو اـ كلمي ةدـع فارطأ ةـقيق ل ةعـصان .ةـيلج ( رظنُي مسرلل ي ايبلا ،) نم مسرلا ي ايبلا هالعأ ـ تي ماقمل ةرئادـلا ي : الوأ : نأ ةكرـش دـمحأ ز ةـ راجتلا لحم عا لا هذ ةيـضقلا ا كلمي ةدع فارطأ م ـس عا لا لئاملا دون نأ مدـقن ماقمل ةرئادـلا مسر ي ايب ن بن ھيف لسلـس كالمو تا رـشلا ةـكولمملا فارطأل ىوعدلا ح عطقن يأ ةلواحم ش وش لل ع م ف ةرئادلا نمو مث لوصولا دع كلذ ةعدوملا ماظنلا نم ليكو ن يعدملا ( ناندع دمحأ سابع ز )و( ةقتاع دمحم حي دمحم ع يزار ا ) خ راتب 25 02/ 1445/ ـ ا لصاحو ( : ةيادبلا لبقو نأ فلدن ليصافت ع اقو ھيلعو ررقت ةرئادـلا ليجأت رظن .ىوعدـلا و ةـسلج 1445-03-04 ،ـ ةدـقعنملا </w:t>
-      </w:r>
-    </w:p>
-    <w:p>
-      <w:pPr>
-        <w:jc w:val="right"/>
-        <w:bidi/>
-      </w:pPr>
-      <w:r>
-        <w:rPr>
-          <w:b w:val="0"/>
-          <w:i w:val="0"/>
-        </w:rPr>
-        <w:t>ع لاـصت ي رملا نع دـع غلبملاو اـ ا فارطأ اينو كلإ ، تعلطاو ةرئادـلا ع فلم ةيـضقلا ، عو ةركذملا نـكميف اـ لاسرإ ـع لـيميإ ةرئادـلا اـتلا APP-JED-COMM2@moj.gov.sa: عـم ةرورـض نأ موـقي لـ فرط دـ و ب فرطلا رخ ةـباجإلاب ـع لـيميإ لـ اـم م ، مـ فتف لـ فرط .كـلذ نـ فرطلا ، عـم ركذ خـ راوتلا قاـفرإو تادن ـسملا ةـلادلا اـ لع ، نوـ تو غيـصب pdf و word اـمك تـم فأ لـ فرط نأـب نوـ ي درلا ـع ماـظنلا ، ع ھنإ نإ رذـع لاـسرإ ةـباج ـع ماـظنلا ، ع نأ نوـ ت تاركذملا ةرـصتخم غو ةرركم امل مـت ھناـيب اـقباس ، نأو لمتـش تاركذملا ع لسلـس لا مزلا ةـعقاول عيبـلا إ نـ ح خـ رات رودـص مـكح ( طق ) ةـماقإب مـيق ع ثروـم ىوعدـلا ،) بـقعف لـيكو ن يعدملا ـالئاق : ھنأـب بلطي ةـل م ميدـقتل ھباوـج ، مث تبلط ةرئادـلا نم ن فرطلا ميدـقت تاركذـم ةـيماتخ دـملل 3 ماـيأ نم ھخ راـت ، دـمللو ھيلع 3 مايأ ةـيلات ا ل ، دـقع حي ـ س لو ةرئادـلل اـضيأ كـلذ .ق ا ءاـن و ع اـم مدـقت سمتلن نم مكتليـضف ءاـضقلا اـمي ي : لوبق فان تس .الكـش عوضوملا : ءاغلإب مك ا فنأتـسملا ءاضقلاو اددـجم درب نيدـقاعتملا ا ةـلا ا لا انا ا لع لبق دـقاعتلا ، ام و نأ دملا رقأ ة ـ ب دـقعلا ةرئادلاو تررق ھت ـ اضيأ حبـصيف لا او كلذك ال ةفـص دملل بلط ريدقت ةميق صـص ا لـحملا وأ ب ـسلا وأ نمثلا نإـف اذـ نـالطبلا و يذـلا عضخي دـعاوقلل ةـماعلا صلختو نأ دـقعلا لـطابلا مدـعنم لـصأك ـالو جـت ي ارثأ ، ـالو لوزي نالطبلا ةزاجإلاب و ةـلاح نالطبلا داع ماظنلاب ماعلا لا زوجي عفدـلا ا يأ ةـلحرم نو ت ا لع ىوعدـلا ، ثيحو نإ نم ررقملا اذإ عجر نالطبلا تارابتعال ةـيعوضوم امك و لا ا مادـع ا دـحأ نا رأ دقعلا ةثالثلا اضرلا وأ ةـ جاوم . دملا يدا ا رـشع : عفدـلا مدـع لوبق ىوعدلا ا عفرل نم غ يذ ةفـص : امل نا نم ررقملا اماظن نأ عفدلا مدع لوبق ىوعدلا ا عفرل نم غ يذ ةفـص نم عوفدلا ةقلعتملا س ـسأتلا دـع داد ـسا صـصح ثروـم دملا دملاو ھـيلع ةدـ ر ا ةيمـسرلا مـلو ض ـع ھـيلع دملا وأ دـبي ةـمث عوـفد قـلعتت كلذـب اـمم ـضي ھـعم اذـ رـش لا ابـس كم ةـي ل اـمب نود ھيف نم رومأ ماـق اـ هررحم دودـح ھتم م ، وأ تثدـح نم يوذ نأـشلا هروضح ؛ اـم مل ت ثي هر وزت قرطلاـب ةررقملا اـماظن .) ةـفاضإ إ كلذ نإف دملا ھيلع ماق رـش ب دقع ءافي ساو ھقوقح نع عيب كلت صـص ا ، ثيحو نأ اذـ ررحملا بس كي ةـي ةـ جاوم دملا اقفو ةداملل ( 26 ) نم ماظن تابث لا صنت ع ھنأ ( : ررحملا ـسرلا ةـ ع ةفا لا ھفاـن تسا ةـلثمتملاو تارارق ءا رـشلا ةـعقوملا نم دملا ھيلع ةـليذملاو عـيقوتب فظوملا ماـعلا ( بتاـ لدـعلا ) طونملا قيثوتلاـب ةبـس كملاو ةـي ل ـلاو ت ثت مالتـسا ثروم دملا ھيلع</w:t>
-      </w:r>
-    </w:p>
-    <w:p>
-      <w:pPr>
-        <w:jc w:val="right"/>
-        <w:bidi/>
-      </w:pPr>
-      <w:r>
-        <w:rPr>
-          <w:b w:val="0"/>
-          <w:i w:val="0"/>
-        </w:rPr>
-        <w:t>٤۵۳۰۲٤۱٦۲۲ رقم صك</w:t>
-      </w:r>
-    </w:p>
-    <w:p>
-      <w:pPr>
-        <w:jc w:val="right"/>
-        <w:bidi/>
-      </w:pPr>
-      <w:r>
-        <w:rPr>
-          <w:b w:val="0"/>
-          <w:i w:val="0"/>
-        </w:rPr>
-        <w:t>رات ـخ صلا ـك : ۳۱/۳۰/۵٤٤۱ مقر حفصلا ـة : ۷ ةرئاد فان تس فان تس ةيناثلا ةمكحملا ة راجتلا ة راجتلا ةدجب</w:t>
-      </w:r>
-    </w:p>
-    <w:p>
-      <w:pPr>
-        <w:jc w:val="right"/>
-        <w:bidi/>
-      </w:pPr>
-      <w:r>
-        <w:rPr>
-          <w:b w:val="0"/>
-          <w:i w:val="0"/>
-        </w:rPr>
-        <w:t>دـقع س ـسأت ةكرـش دـمحأ ز ةـ راجتلا يذـلاو ھبجوـمب ماـق ةـماسأ ز - دملا ھيلع - ءارـش ةبـس هدـلاو ( 90 )% ةكرـش دـمحأ ز ةـ راجتلا بجوـمب دـقع عيب صـص ا م ملا ھن ب ن و ةكرـشلا إ ( ةكرـش دـمحأ ز ةـ راجتلا ةدودـحملا - ) بجوـمب رارق ءا رـشلا م ملا خـ راتب 1429 11/ 6/ ـ قـثوملا خـ راتب 1429 12/ 3/ ( ـ قـفرم مـقر 4 .) 3 - خـ رات و 1431 09/ 20/ ـ مت ليدـع ز ) يأ نأ ثروـم نـ يعدملا ناـ دـق ى ـشا ھصـصح ةـميقلاب ةيمـس ، مـث جرخ ةـماسأ دـمحأ ز تـلحو ھـلحم ةكرـش دـمحأ ز هدـالوأو ةبـس ب 10 % ةـميقلاب ةيمـس ، متو ليدـع مـسا ةكرـش ع اور معاطملا ةـجزاطلا ةع رـسلا ( دـباع دـبع بكلا ز ) نم ةكرـشلا لزانتو نع ھصـصح ةـغلابلا ( 450 ةـصح ) ا ميقب ةيمـس غلبمب هردـقو ( 450.000 لا ر ) ديـسلل ( دمحأ سابع لدـعلا ةـفرغلاب ةـ راجتلا ةيعانـصلا ةـظفاحمب ةدـج مـقرب (( 58 - ) دـلجم 13 /ش /م خـ راتو 1428 3/ 14/ ( )ـ قـفرم دـقع س ـسأتلا مـقر 3 .) 2 - خـ رات و 1429 11/ 6/ ـ جراخت دـحأ ءا رـشلا معاطملا ةـجزاطلا ةع رـسلا ) ةكارـشلاب عم ديـسلا دباع دبع بكلا ز ل وتملا ( ، عقاوب 10 % ةـماسأل ز ،90 % دـباعل دبع بكلا ل وتملا ) كلذو بجومب دقع س ـسأتلا قثوملا ىدل ةباتك اـع ار : درـس لسلـس لا مزلا عا لل لـحم ىوعدـلا 1: - ماـق دملا ھـيلع ةـماسأ دـمحأ ساـبع ز س ـسأتب ةكرـشلا - لـحم ىوعدـلا - خـ راتب 1427 10/ 14/ ـ تـحت ـسم ( ةكرـش ع اور جتو كـلذ ةحفـصلا 4 ، 6 ، 8 نـم ر رقتلا س لو ( 368.757.931 لاـ ر ) ع وحنلا دراولا ب بس لاـب ، رم يذـلا ـضي ھعم مك ا اـبيعم روصقلاب لالدتـس ـض و ا رح .ءاغلإلاب بساحملا ي وناقلا لالط وبأ ةلازغ ، دنبلا " ايناث : اص قوق ا ةي فدلا ةلدعملا ءا رشلل ( " قفرم مقر 2 ) يذلاو ر ظي نأ ةميق ةكرش دمحأ ز ة راجتلا غلبمب هردقو ( 79.924.901 لا ر ) مقر 1 ،) يذلاو ر ظي نأ ةميق ةكرش دمحأ ز ة راجتلا مت ا مييقت غلبمب هردقو 68.424.362 لا ر ، متو ليدع مييقت ةكرش دمحأ ز ة راجتلا خ راتب 2011 06/ 27/م بسح دروام ر رقتب ول انـض فا ة ـ ر رقتلا راشملا ھيلإ ، ھنإف دق نمـضت ام ركذ ةحارص دنبلا اسماخ " : ص م قوقح ةيكلملا ةي فدلا تا رشلل ةع اتلا ةلدعملا مييقتلاب امك 2011 03/ 31/م ( " قفرم ن بلا نم تانودـم ب بس لا نأ ةرئادـلا تدن ـسا ع قاقحتـسا دملا غلبملل مو حملا ھب اس ـسأت ع ر رقتلا ساـحملا رداصلا نم بتكم لالط وبأ ةـلازغ ، و و لالدتـسا بيعم كلذ ھنأ ةبـس لا ـ90 % دقو تدسجت ةعانق ةرئادلا ع هرارقتسا ةمذ دملا ھيلع ةثرول ثروم فارط و و ام ت ت ةرئادلا إ مازلإ دملا ھيلع ناب عفدي ةثرولل غلبملا راشملا ...ھيلإ ،) املو نا اوجراـختو ع ھـقفو ىوـعد جراـختلا لـثمتملاو ر رقتب بـ ا ساـحملا لـالط وـبأ ھلازغ ها رـشو يذـلا لمتـشا ع مييقت اـمجإ ةـميق صـصح ةكرـشلا غـلبمب ( 368.757.931 لاـ ر ) لثمت س ـسأتب اـ مكح قاقحتـساب دملا غلبمل ( 331.882.138 لاـ ر ) اس ـسأت ع اـم ھتدروأ اـصن ( : ةرئادـلا دـجت لدـعأ مييقت صـص ل لحم ىوعدـلا و ام نا تاذ فارط دـق اوضارت ھيلع 1442 12/ 1/ ."ـ اـثلاث : اـيطايتحا : عفدـلا روصقلاـب لالدتـس ع ر رقتلا ساـحملا عـم كـسمتلا - مدـع ة ـ ىوـعد دملا - نإـف ةرئادـلا دـق نار ع اـ مكح روـصقلا لالدتـس ىوعدـلا ، ـمو لـفغأ مـك ا كـلذ ھنإـف نوـ ي اـبيعم روـصقب ب بـس لا ن عت و ھضقن ھتداـعإو ةـمكحملل ةردـصم رارقلا " ) رارق ةرئادـلا ةـسما ا ةـمكحملاب اـيلعلا مقر 4228122: خ راتو : ىوعدـلا نـ عت و اـ باجإ اـقفو امل رقتـسا ھـيلع ءاـضق ةـمكحملا اـيلعلا ( : ثـيح نإ لـص نأ ىدـصتت ةـمكحم عوـضوملا يـأل عـفد ير وـج ىوعدـلا ، يذـلاو وـل ـ غتل ھـب ھـجو مـك ا نو ل ا لاوقأ نو تـس ةرثؤم كلت ىوعدلا ثيح تب يس مدع ا بغر عفر ىوعدلا توبثل ءافي سا ا روم ثرومو دملا ةميقل صص ا ، نمو مث نإف نم ا أش ثأتلا ھجو يأرلا ـ او ع مغرلا نم ھنو اـعفد ا ر وج ن عتي ھصيحمت ھتباجإو وأ درلا ھيلع ب ـس غ اس ع وحن بيع .مك ا 4 - ثيحو كسمتن بلطب باوجتـسا دملا ا لع ا راضحإو باوجتسالل ىوعد بلاـطت اـ اـ با - دملا ھيلع - مث نو ت ع داـي ا اذـ ف رارقإ ح رـص مدـع اـ ليكوت يماحمل عفرل ىوعد دـض ا با دملا ھيلع ، دـقو تقاس ا ةرئادـلا ءارو ھضفر نود ب ـس وأ ر م ضفر كلذ معزب مدـع ةرورـض ا راضحإ نود ر م ـ او وأ ب ـس غ اس ىفتكاو لوقلاب نأب ةديـسلا ةـقئاع " ع داي ا " در غ يقطنم ذإ ال غاس ـس نأ ميقت ةديـسلا ةقتاع يزار ا ماظنلا ي از ا ةـحفا مل ر و لا امم ن عتي ھعم ام لاحإ ةـباينلل .ةماعلا 3 - امك نأ دملا ھيلع دـق راثأ اعفد ماما ةمكحملا ةيئادتب بلطب باوجتـسا ( ةقتاع يزار ا ) الإ نأ ليكو دملا ھبلاـطت يأـب تاقحتـسم ، اذـ و لـيلد نم ھنأـش ثأـتلا ھجو يأرلا ىوعدـلا ذإ نأ توبث كـلذ نم ھنأـش توبث باـ ترا دملا لـيكولاو ةـم ر ر وزت ةـلمتكم ناـ ر اـقفو ةداـملل ( 2 ) نم ةراـبع نع عطقم ويدـيف دـكؤت ھيف ( ةـقتاع يزار ا ،) ةحارـص مدـع اـ مايق عفرب ىوعدـلا دـض ةـماسأ ز اـ أو مل مقت ليكوتب دـحأ ةـماقإل كلت ىوعدـلا ع دملا ھيلع ( ةـماسأ ز ) الو بـلط دـحأ موـص ا - نأ رمأـت روـضحب مـص ا ھباوجتـسال ، بـج و ع نـم ررقت ھباوجتـسا نأ رـضحي ةـسل ا ةددـحملا كلذـل ،) ثـيحو نإ دملا ھـيلع دـق لـصحت ع لـيلد يداـم غماد ةداملا ( 2 20/ ) نم ماظن تابث لا صنت ع ھنأ ( : 2 - يأل نم موص ا باوجتسا ھمصخ ةرشابم ،) صنتو ةداملا ( 1 21/ ) نم تاذ ماظنلا ع ھنأ ةمكحملل - نم ءاقلت ا سفن وأ ءانب ع دان س ع اذ صنلا .يماظنلا ايناث : كسمتن عفدلاب ىدبملا افلس بلطب باوجتسا ةيعدملا ( ةقتاع يزار ا ) نو ل ا اوجتسا نم ھنأش ثأتلا ھجو يأرلا ىوعدلا 1: - ءانب ع صن 6 26/ ـ ـالامعإ أدـبمل مدـع ةـيعجر قيبـطت ن ناوـقلا كـلذ نأ مـك ا رداـصلا ھـيف مدـع صاـصتخ ردـص ماـع 1438 ـ يأ لـبق لاـمعإ ذـيفنتو كـلت ةـحئاللا ماـع 1441 ـ اـمم ـال زوجي ضرف - ضرفلاو يواس - مدـعلا ة ـ رودـص مك ا مدـع صاصتخ اننإف عفدـن مدع زاوج دان ـس ع صن ةداملا ةدراولا ةحئاللاب ةيذيفنتلا - ةفن نايبلا ةرداصلاو خ راتب /1441 ـ اقلا مدـع صاـصتخ ھنإـف يفت ي ھـعم لاـمعإ صن ةداملا ةـفن ناـيبلا ـض و نـم نـ عتملا ھـعم لاـمعإ لـص وـ و مدـع صاـصتخا ةـمكحملا ةـ راجتلا رظنب كـلت .ىوعدـلا 3 - عو صيحمتلاو اـياضقلا ةـصا ا دملاـب ھـيلع ن بـت مدـع دوـجو اذـ مـك ا ماـظنلا ي و ـكل ي اـضقلا ( زجاـن ) صاـ ا دملاـب ھـيلع ، املو ناـ اـم مدـقت ھنإـف ءاـفتناب دوـجو مك ا ا ـصاصتخا رظنب ىوعدـلا صاـصتخاو ءاـضقلا يراـجتلا اـ رظنب ، ثـيحو ھـنإ ثحبلاـب قاروأ ىوعدـلا اـ اقفرمو ن بـت مدـع ميدـقت دملا اذـ ل مك ا موـعزملا هرودـص ، اـمك ھنأ ثحبلاـب صاـصتخ نأو بـس كي ةفـصلا .ةـيئا لا 2 - اـم و نأ دملا دـق مـعز - ةـحئال هاوـعد رودـص مـكح نـم ةـمكحملا ةـماعلا ةدـجب مـقر ( 3855849 ) خـ راتو 1438 2/ 10/ ـ ـ قي مدـع ةـصتخملا م لتو ةـمكحملا لاـحملا اـ لإ اـ رظنب ،) املو ناـ داـفم اذـ صنلا ھنأ مزلتـسا نو تل ةـمكحملا ىرخ ( مكتمكحم ةرقوملا ) ةـصتخم رظنب ىوعدـلا ةرورـض رودـص مكح قباـس مدـع 26 ـ ـلاو تـصن ع ھـنأ ( : اذإ تأر مدـع ا ـصاصتخا وـنلا رظنب ةيـضقلا اـ أو نـم صاـصتخا ةـمكحم ىرخأ مـكحتف مدـع صاـصتخ اذإـف بس كا مك ا ةـيئا لا اـ ليحتف ةمكحملل ـالامعإ أدـبمل مد</w:t>
-      </w:r>
-    </w:p>
-    <w:p>
-      <w:pPr>
-        <w:jc w:val="right"/>
-        <w:bidi/>
-      </w:pPr>
-      <w:r>
-        <w:rPr>
-          <w:b w:val="0"/>
-          <w:i w:val="0"/>
-        </w:rPr>
-        <w:t>ـع ةـيعجر قيبـطت .ن ناوـقلا 1 - ـش إ صن ةداملا ( 1 78/ /ب ) نـم ةـحئاللا ةـيذيفنتلا ماـظنل تاـعفارملا ةيعرـشلا ةـلدعملاو رارقب ر زو لدـعلا مـقر ( 7414 ) خـ راتو 1441 /6/ دملا مك ل ـ اقلا مدـع صاصتخا ةـمكحملا ةـماعلا رظنب ىوعدـلا داقع او صاصتخ ةـمكحملل ةـ راجتلا ، مدـعو ةـ زاوج دان ـس ع صنلا يماظنلا ھنو ل قحال ةـماقإل ىوعدلا لسلـس لا مزلا عا لل لـحم ىوعدـلا ، مدـقتن انتركذـمب ع وحنلا اـتلا : ـالوأ : حمـس س ةرئادـلا ةرقوملا دـيكأتلاب ع عفدـلا مدـع صاـصتخا ةـمكحملا ايعون رظنب ىوعدـلا ؛ مدـعل ميدـقت مدـقملا نـم اـنلبق .) اـمك تـعلطا ةرئادـلا ع ةركذملا ةـيمات ا ةـمدقملا نـم لـيكو دملا ھـيلع ةـعدوملاو ماـظنلا خـ راتب 29 02/ 1445/ ـ ا لـصاحو ( : ءاـنب ع بـلط ةرئادـلا ةرقوملا درـس اوجراختو ع اذ مييقتلا ؛ كلذل املو قبـس ھضرع ھناي و نإف بلطأ نم ماقم ةرئادلا ةرقوملا اقاقحإ ق ل ةرصنو ةلادعلل : مك ا دييأتب مك ا ليصفتو ھقوطنم قفو بلط فان تس ةـيل ، اـم و نأ ع دـيلا اـم تذـخأ ـح ھيدؤـت ، اـم و نأ صـص ا تمت ا يفـصت اـ رايتخا نم دملا ھيلع ، اـم و اـ أ تحبـصأ ةـمدعنم ملو قبي ـالإ اـ ميق ، اـم و نأ عيمج فارط اوقفتا ةئمتـسو دـحاو نوـسمخو اـفلأ ناـتئمو ةعـس و رـشع ـالا ر ، كلذـل اـم و ھنأ ت ث بجوـمب مك ا ي اـضقلا نأ ثروملا - ءاـنثأ دـقعلا موـعزملا - ناـ ادـقاف ةـيل ألل ـالو زوـجي دـقاعتلا عـم دقاـف (٢٧٠,٧٧٩,٩٦ لاـ ر ) ةتـس نوعـس و نوـيلم ةئمعبـسو ةعـس و نوعبـسو اـفلأ ناـتئمو نوعبـسو ـالا ر ، ـل ومو ھقتاـع قحتـس اـغلبم هردـقو ( ٢١٩,٦٥١,٢٧ لاـ ر ) ةعبـس نورـشعو انوـيلم ـ ولا ، حارطاـ و غـلبم ةيـصولا اذـيفنتو اـ ل اـقفوو ةبـصنألل ةيعرـشلا ؛ نإـف كوـم قحتـس لـ اـم م ءاـنب ع غـلبم ةـميق صـص ا موـ حملا ھـب ، نإـف كوـم ناندـع قحتـس اغلبم ٠٢ ١٢/ ( ـ قفرم مقر ٥ ) لاو غلبت نم ةميق صص ا غلبم هردقو ( ۹۷۳,۲۷٦،١١٠ ) ةئم ةرشعو نويلم ةئمتسو نانثاو و نوعبس افلأ ةئمثالثو ةعس و نوعبسو الا ر ، دملاو ھيلع و اذـ ل ر رقتلا ةرو ـشم اـ ي س مك ل لـحم .رظنلا اـع اس : ثروـم كوـم ھمحر هللا ـ وأ ثلثلاـب ھيقحتـسمل بجومب مكح ةيـصولا مقر ( ۲۲۰۰۲٢٢٩٠١٤٧٢١١٩٤٣ ) خـ راتو /١٤٣٢ ةـيئادتب اـ مكح ي ناـ لحم اضر لوبقو نم دملا ھيلع ال زوجي ھعم لوبق نعطلا كيكـش لاو ھت ـ نم ھلبق ، امل نا ات ثم ق غ ھت ـصم ةرئادـلاو ةـيئادتب تقرطت لوـص اـيقوس س ل نـم ھب ـس اـعطق مـسا .كـلاملا ھجوـلاو ي اـثلا نـم درلا وـضوملا : نأ مـييقت صـص ا نـم لـبق بـ ا يذـلاو تدن ـسا ھـيلإ مـك ا جراـختلاب اـقباس نـمو مـث ةرئادـلا تا رـشلا لوصأـك اـ ل ةـلوادتم وأ غ ةـلوادتم ـال غتت اـ ميق ةـيقوسلا ـالإ ثأـتب ي اـجيإ أرطي ع قوـقح ةـيكلملا اـمإ ـ ب سأر لاـم دـيدج ر ظي ةـمئاق زكرملا املا وأ عاـفترا ةميق</w:t>
-      </w:r>
-    </w:p>
-    <w:p>
-      <w:pPr>
-        <w:jc w:val="right"/>
-        <w:bidi/>
-      </w:pPr>
-      <w:r>
-        <w:rPr>
-          <w:b w:val="0"/>
-          <w:i w:val="0"/>
-        </w:rPr>
-        <w:t>٤۵۳۰۲٤۱٦۲۲ رقم صك</w:t>
-      </w:r>
-    </w:p>
-    <w:p>
-      <w:pPr>
-        <w:jc w:val="right"/>
-        <w:bidi/>
-      </w:pPr>
-      <w:r>
-        <w:rPr>
-          <w:b w:val="0"/>
-          <w:i w:val="0"/>
-        </w:rPr>
-        <w:t>رات ـخ صلا ـك : ۳۱/۳۰/۵٤٤۱ مقر حفصلا ـة : ۸ ةرئاد فان تس فان تس ةيناثلا ةمكحملا ة راجتلا ة راجتلا ةدجب</w:t>
-      </w:r>
-    </w:p>
-    <w:p>
-      <w:pPr>
-        <w:jc w:val="right"/>
-        <w:bidi/>
-      </w:pPr>
-      <w:r>
-        <w:rPr>
-          <w:b w:val="0"/>
-          <w:i w:val="0"/>
-        </w:rPr>
-        <w:t xml:space="preserve">تاداـيعلا ةـيجرا ا ةـنيدمب كـلملا دـبع هللا ةـيبطلا ، نـمو مـث وـ ف ررحم عونـصم نـم عنـص دـي دملا ، املو ناـ نـم ررقملا ءاـضق ھـنا ـال زوـجي ذـخ لوـقب ءرملا ليلدـك ھـسفنل مـغرو ملع تاـطلاغملاو ةـلواحمو لاـخدإل طـغللا س لدـتلاو ع ةرئادـلا ماـ إلاب تاءاـعداب غ ةحي ـ ، بـيجنو ھيلع :أ - ـش ةـيادب إ نأ اذـ ر رقتلا وـ ر رقت عوفدـم نمثلا ثيح ھنأ رداـص نم ءاـعدا دملا نـالطبب عيبـلا ةـباصإل دملا ةخوخيـشلاب كاذـنآ ءاـنب ع ر رقت ـط رداـص نـم ةـنيدم كـلملا دـبع هللا .ةـيبطلا باوـ ا : بـيجنف ع كـلذ نأـب اذـ ءاـعد ء م ضقاـنتلاب ةدراولا افلـس ىوعدـلا ثيح قبـس ھل نأو رقأ ة ـ ب عيقوت ھثروم ع دـقعلا ثيح دا ن غلا ةـلا او نمثلا اذ و رارقإ او ح رـصو ھنم ة ـ ب عيقوت ھثروم ع .دقعلا 3 - امأو ھتاءاعدا ثيح ةرات دي نالطبلاب ةيادب ىوعدلا مث دع كلذ رقي عيقوتلاب ة ـ و دقعلا مث دع كلذ ضقاني ھسفن ث و عفدلا نالطبلاب ةرم .ىرخأ ت - امك نأ دملا ضقاني ھلاوقأ دـقع عيبـلا تررقو ة ـ اذـ دـقعلا ثـيح تركذ اـصن " : نأ ىوعدـلا مـل ضخمتت نـع نـعط ة ـ عيبـلا وأ كـسمت ..ھنـالطبب ،" نـمو مـث نإـف اذـ ب بـس لا تاـبثإ ضقاـنتل دملا اقباس نأ رارق عيب صـص ا مت ملع دملا ھتقفاومو ع رارق ءا رـشلا يذـلا مت ةـيبلغألاب هرارقإو ة ـ ب ع زوت .صـص ا ب - امك نأ ةرئادـلا ترقأ ا ي س مدـع نعط دملا ة ـ مـث نإـف رارق ءا رـشلا ـضي مـكح ررحملا ـسرلا اـقفو صنل ةداملا ( 25 ) نم ماـظن تاـبث دـعُ و ھنومـضم ةـ ةـ جاوم دملا ، اقفوو صنل ةداملا ( 26 ) نم تاذ ماـظنلا ، دـقو ان ب لدعلا ديـشر ي ر ا ) روضح عيقوتو فارط ةينعملا ( قفرم رارق ءا رـشلا - دن سم مقر 9 ،) املو نا رارق ءا رـشلا دـق مت ھقيثوت عيقوتلاو ھيلع نم لبق بتا لدعلا و و فظوم ماع نمو ءا رـشلا نم لبق ةـباتك لدـعلا ةـفرغلاب ة راجتلا ةيعانـصلا ةظفاحمب ةدج بجومب قيثوتلا مقر (( 275 - ) ةفي 172 - دلجم 8 /ع ، / خ راتو 1431 10/ 16/ )ـ يذلاو ت ثأ ھبجومب ( بتا ثروم دملا ( دـمحأ سابع ز ) اصل دملا ھيلع ( ةماسأ ز ) يذلاو جتي ھنم ھنأ ليذم عيقوتب ليكو ثروم دملا دقو مت قيثوت عيقوت ن فرطلا م مو ليكو ثروم دملا ع رارق ھتاءاـعدا كـلذو نأ :أ - نأ دملا ھيلع مل عي ي ھسفنل صـص ا نإو عيبلا مت عيقوتب ليكو ثروم دملا ليلدـلاو ع كلذ رارق ءا رـشلا رداصلا خـ راتب 1431 9/ 20/ ـ يذلاو ھبجومب لزانت ھثروم دـملل ھيلع نو ل دملا ھيلع ةـماسأ ز عاب ھسفنل .صـص ا باو ا : بيجنف ع كلذ نأب اذـ عفدـلا غ حي ـ ت ث و ضقانت دملا ھتاءاعدا ھعوفدو ع وحن بيع و كرحملا ثعابلاو ا ل ا لعو مت ـصلا ـ ا لاو ءارب و ليذملا ھب كص مك ا ، نمو ان ر ظي ىدملا يذـلا لصو ھيلإ دملا .ليلـضتلا 2 - اباوج ع عفد دملا نالطبب عيب صصح صـص ا لداـع ( ٥٤٪ ) نم صـصح تا رـشلا ةبـس و صـصح ناندـع ءاـنبأو يزاـغ ن عمتجم لداـع ( 46 ،)% اـتلا و ناـف صـص ا لـحم عا لا تناـ روحم كلت ىوعدـلا ةيـساس ناندـع ع ةـماسأ تنا ب ـس هذاوحتـسا ع صـصح هدـلاو ةـغلابلا ( 90 )% ةكرـش دـمحأ ز ةـ راجتلا دـقو مت ـصلا جراـختلاو ع كـلذ ساـس ، دـقف تنا ةبـس ھماسأ نم كلمت فارطأ عا لا ، ملو نكي ثروملا دـمحأ ز اـمو ھكلمي نم بس ةـفا تا رـشلا اـفرط ھيف ھنـأل ناـ ع دـيق .ةاـي ا باو ا : نإـف اـم هاـعدا دملا غ حي ـ نإف ىوعدـلا لا ا ماقأ اـم هاـعدا لزاـن ب دملا ناندـع ءاـنبأو يزاـغ ز - مـكحب ـصلا - نـع لـما صـص ا ةـكولمملا مـ ل بجوـمب دـقع س ـسأتلا مـتو غارفإ صـص ا دـملل ھـيلع نأو ـصلا ناـ ـالثمم ع تاءاعدا دملا : ةراشإلاب إ ةركذملا ةـيمات ا ةـمدقملا نم دملا ةمدقملاو 1445 2/ 25/ ،ـ ثيحو توطنا ع تاءاعدا ةـضقانتم ن عتي درلا ا لع ع وحنلا ي 1: - اباوج ع ةدـج ، تضقو ةـمكحملا فرـصب رظنلا نع .ىوعدـلا ةـفاضإ إ دـيدعلا نم ىواعدلا لا ا ماقأ دملا ا مو هذ ىوعدلا امم ت ثي ةلواحم دملا ديكلا ھيخأب دملا .ھيلع اسماخ : درلا ةـيناثلا تـضقو ةـمكحملا درب .ىوعدـلا كلذـك ماـقأ دملا دـض دملا ھـيلع ىوعدـلا مـقر ( 421323538 ) خـ راتو 2021 02/ 03/م ىدـل ةرئادـلا ةـيذيفنتلا و ةـمكحمب ذـيفنتلا ةظفاـحمب ناندـع مقرب كـص ( ٤۰۳۳۸۰۷۲٤ خـ راتو 1442 09/ 01/ .)ـ دـع و ضفر هذـ ىوعدلا ماقأ ناندع ز ىوعد مقرب ( 42823620 خ راتو 1442 11/ 06/ )ـ ةمكحملاب ة راجتلا ةدجب ةرئادلا 2020 12/ 29/م ةـماقملا نم دملا دض دملا ھيلع ىدل ةمكحم ذيفنتلا ةدجب بلط ض وع نع ررـض جراختلا نم تا رـشلا دقو تضق ةمكحم فان تس ةدجب ضفرب فان تس نم بجومب مك ا ي اضقلا فلاسلا ركذـلا الإ نأ دملا ماقأ ديدعلا نم ىواعدلا لا مت ا در اعيمج بابـسأل ةديدع ، ا مو ع لي س لاثملا ال رـص ا : ىوعدلا مقر ( 421254094 ) خ راتو اح رـصو نـم دملا ة ـ ب عيبـلا م ملا نـ ب دملا ھيلع ثروـمو دملا كـلمتو دملا ھيلع صـص هدـلاو - رادـم عا لا - ةـيكلم ةـمات ةـصلاخو ـال كـش .اـ ف عو مغرلا نم جراـختلا ماـتلا ا مك ا نم كلت تا رـشلا ءانثأ كلمت دملا ھيلع امل ھت ـس 54 % نم كلت تا رـشلا لصحت ا لع ءارج هذاوحتسا ع ةبس ( 90 )% نم صـص ا - لحم عا لا - اذ و دع ارارقإ ا او دملا دملاو ھـيلع اـمو ھنمـضت نم رارقإ دملا دـملل ھيلع ءاربإـب ةـمذ دملا ھيلع ( قـفرم مك ا دن ـسم مقر 8 .) 8 - ثيحو نأ جراـخت دملا ع وحنلا ن بملا ةـيقافتاب ـصلا رداصلا اـ بس ـ املا رـضا او لبقتـسملاو اـميف قـلعتي كـلتب ...تا رـشلا ،) ھـيلعو تردـصأ ةرئادـلا اـ مكح مـقر ( 2 17/ 185/ ) ماـعل 1432 ـ رداـصلا خـ راتب 1432 12/ 2/ ـ تاـبثإب ـصلا ن ب اذـ جراـختلا ـصلاب ءاربإ ةـمذ لـماش ي اـ و ةـمذل فرطلا لو نـع لاـمعأ ةراد تا رـشلل جراـختملا اـ ع ءاربإ اـمات ـالماشو طاقـسإو مـ ق يأ بـلطم وأ ىوـعد اـم م ناـ اـ عون وأ لو ثلاثلاو ءاوس ھتفـصب ك رـش وأ ريدـم كلتل تا رـشلا وأ تا رـشلا لحم هذـ ىوعدـلا عورفلاو ةع اتلا ا ل يأب ةبلاطم ام م نا ا عون وأ ا بـس ةقلعتم لامعأب كلت تا رـشلا تع و هدالوأو امب ا ل نم صصح تا ارشو تا رشلا ةرو ذملا ( تا رشلا ةع اتلا ةكرشل دمحأ ز هدالوأو تا رشلاو ةع اتلا ةكرشل دمحا ز ة راجتلا ،) ھنأو س ل ھل يأ قح ةبلاطمب فرطلا اـي مو ةـموص ل مـ يب ن ت ـضقلا ) ـلا مـت قاـفت اـ ف ع رارقإ دملا ( ناندـع ز ) اـمب ي ( : رقي فرطلا ي اـثلا ھلزاـن ب اـيئا نـع ةـفا ھصـصح ا ردـقو 23 % ةكرـش دـمحأ ز ا ـس ئر بـ رقتب تاـ جو رظنلا مـتو لـصوتلا ةـيقافتال ـصلا ( ـلاو تـ بثأ رـضحم ةـسل ا تـمكحو ةرئادـلا : داـمتعاب ـصلا نـ ب فارطأ ىوعدـلا ءارجإو ھنومـضم هراـبتعاو اـمزلم م ل دن ـسم مقر 7 ،) دـقو ل ـ دملا ھـيلع ھـظفحت ع ر رقتلا ، ھنوـ ل ـتعا ريدـقتلا ازج ا فلاـخ و عـقاولا .ةـقيق او 7 - ارظنو مدـعل قاـفتا نـ فرطلا ع ر رقتلا تلخدـت ةرئادـلا ةـلثمم ساس ) ردـقو ةـميق ةكرـش دـمحأ ز ةـ راجتلا غلبمب هردـقو ( 79.924.901 لاـ ر ) ةعـس نوعبـسو انويلم ةئمعـس و ةـع رأو نورـشعو افلأ ةئمعـس و دـحاوو لا ر ( قفرم ر رقتلا ساحملا - خـ رات و 2011 6/ 27/م ردـصأ بـ ا ساـحملا هر رقت عا لا ( تـ ثأو نأ ةـصح دملا ھـيلع ةـماسأ دـمحأ ز ةكرـش دـمحأ ز ةـ راجتلا 90 % ميقو ةـيكلم ءا رـشلا ةكرـشلاب ع اذـ دـمحأ ز هدالوأو ةكرـشو دـمحأ ز ةـ راجتلا ، ارظنو فالتخالل لوح ريدقت ةميق صـص ا تا رـشلاب دقف تمت ا لاحإ ب ساحم بتكم لالط وبأ ھلازغ </w:t>
-      </w:r>
-    </w:p>
-    <w:p>
-      <w:pPr>
-        <w:jc w:val="right"/>
-        <w:bidi/>
-      </w:pPr>
-      <w:r>
-        <w:rPr>
-          <w:b w:val="0"/>
-          <w:i w:val="0"/>
-        </w:rPr>
-        <w:t>نوبـساحم .نوعجارمو -6 ةـ راجتلا مـقر ( 2 5798/ /ق ) ماـعل 1431 ـ دـض دملا ھيلع / ةـماسأ ز ىدـل ةرئادلا ة راجتلا ةع اسلا ةرـشع ةمكحملاب ة راد ةظفاحمب ةدج ابلاط جراختلا نم تا رـشلا ةع اتلا ةكرـشل س ضقن اـم مـت نـم ھـت ج ھيعـسف دودرم ھـيلع .) 5 - دـع و ھقفاوـم دملا ع رارق ءارـش دملا ھـيلع صـص ل ةكرـش دـمحأ ز ةـ راجتلا ماـقأ دملا ناندـع ز ن رخآو ىوعدـلا دملا لييذـتب رارق ءا رـشلا ھعيقوتب قفرم رارق .ءا رـشلا ( دن ـسم مقر 6 .) املو ناـ اـم مدـقت ھنإـف ال زوجي دـملل عوجرلا امع مت ع ھيدـي اقفو ةدـعاقلل ةيعرـشلا لا صنت ع ھنأ ( : نم فرطلا ي شملا ك رـشلا دـيد ا ةكرـشلا - ةـماسأ ز - تع و عيقوت ل ام م ةـباثمب ةـصلاخم ةـمات ةـيئا و ءاربإو ةـمذل ي شملا ،) ارارقإو ة ـ ب ع زوت صـص ا اميف م يب ، دقو ماق ةبـس كـلمت دملا ھـيلع ةبـس ل هدـلاو - ثروـم دملا - أربأو ةـمذ دملا ھـيلع نـم ھـيأ قوـقح قـلعتت كـلتب ةكرـشلا ثـيح نمـضت رارقإ دملا اـصن ( : ثـيح وتـسا فرطلا لزاـنتملا ھـقح نم دحأ ءا رـشلا ا ) نم ةكرش دمحأ ز ة راجتلا اصل ةكرش و زوأ ةدودحملا - ةكولمملا ةماسأل ز - بجومب رارق ءا رشلا قثوملا 1434 2/ 10/ ـ نودو يأ ظفحت وأ ھضراعم اضيأ ع دمحأ ز ة راجتلا ةدمل ن ت ـس ، دع ءارـش ةماسأ صـص هدلاو نود ءادبإ ةمث ضا عا ع كلمت ةماسأ ز ةبس ل هدلاو لا ا ا شا ھنم ، تجراختو ةكرش دمحأ ز هدالوأو ( ناندع ن عتي ھعم لاـ او كلذـك ءاربإ ةـمذ دملا ھيلع درو ىوعد . دملا 4 - رمتـسا دملا ( ناندع ز - ھتفـصب ا رـش ةكرـش دمحأ ز هدالوأو ) ا رش عم دملا ھيلع ( ةماسأ ز ) ةكرش ةيعرـشلا صنت ع ( : نأ لـص دوـقعلا طورـشلاو ة ـ لا موزللاو ،) نـمو مـث ھنإـف نـ عتي لاـمعإ كـلذ دـقعلا رارقو ءا رـشلا ـالامعإ ةدـعاقلل نأ ( : لاـمعإ مـالكلا وأ نـم ھلاـم إ ،) امم ( دمحأ سابع ز ) ثروم دملا ھب ـصن نم دملا ھيلع نم اذ لزانتلا ارارقإو ة ب ع زوت كلت صص ا لا تلآ دملل ھيلع قفرم رارق .ءا رشلا ( دن سم مقر 5 ،) املو تنا ةدعاقلا م مو دملا ناندع ز ،) امك ءاج رارقلا اضيأ ( : رقي ءا رـشلا ة ـ ب ع زوت صـص ا اميف م يب ،) نمو مث نإف اذ رارقلا دعُ ارارقإ نم دملا ة ـ ب عيبلا اخيـسرتو مالتـسال ك رشلا دـيد ا ةكرـشلا تع و عيقوت ل ام م ةـباثمب ةـصلاخم ةـمات ةـيئا و ءاربإو ةـمذل فرطلا ي شملا ، اذـل دـقف ررق ةـيبلغأ ءا رـشلا نيذلا نو لمي كأ نم سأر لاملا لاو لداع 97.7 - % ثروـم دملا ءاـن و ع اذـ دـقعلا دـقف مـت ر رحت رارق ءا رـشلا يذـلا نمـضت اـصن ( : وتـسا فرطلا لزاـنتملا - دـمحأ ز ثروـم دملا ھـقح نـم فرطلا ي ـشملا - دملا ھـيلع - ك رـشلا</w:t>
-      </w:r>
-    </w:p>
-    <w:p>
-      <w:pPr>
-        <w:jc w:val="right"/>
-        <w:bidi/>
-      </w:pPr>
-      <w:r>
-        <w:rPr>
-          <w:b w:val="0"/>
-          <w:i w:val="0"/>
-        </w:rPr>
-        <w:t>٤۵۳۰۲٤۱٦۲۲ رقم صك</w:t>
-      </w:r>
-    </w:p>
-    <w:p>
-      <w:pPr>
-        <w:jc w:val="right"/>
-        <w:bidi/>
-      </w:pPr>
-      <w:r>
-        <w:rPr>
-          <w:b w:val="0"/>
-          <w:i w:val="0"/>
-        </w:rPr>
-        <w:t>رات ـخ صلا ـك : ۳۱/۳۰/۵٤٤۱ مقر حفصلا ـة : ۹ ةرئاد فان تس فان تس ةيناثلا ةمكحملا ة راجتلا ة راجتلا ةدجب</w:t>
-      </w:r>
-    </w:p>
-    <w:p>
-      <w:pPr>
-        <w:jc w:val="right"/>
-        <w:bidi/>
-      </w:pPr>
-      <w:r>
-        <w:rPr>
-          <w:b w:val="0"/>
-          <w:i w:val="0"/>
-        </w:rPr>
-        <w:t xml:space="preserve">ةـ دان ـس ع كـلت ةداملا ، نإـف دملا دـق أ ـجا صنلا ذـخأو اـم نـظي ھـعفن كرتو اـبلا ، ثـيح نإ ةداملا توـطنا ع ءان تـسا ا ـصنب اـم مـل دـجوي ـ تقم اـ لوبقل ، نـمو مـث ة زاوـج ع ما ح دـق تصن ع مدـع لوبق " ةـلدأ " ن ح ھنأ صيحمتب عفد دملا ھيلع دجن ھنأ نا قرطتي إ ةباج ع عفد نم دملا قرفو عساش ن ب ليلدلا عفدلاو .ھب ب - عو ضرف 427036201 خ راتو 1442 6/ 28/ ( ـ قفرم مقر ( 15 .) 7 - اباوج ع عفد دملا مدع ة زاوج عفدلا ةلدأب ةديدج بيجنف ھيلع :أ - نأ كلت ةداملا ( 21 ) نم ةحئاللا ةيذيفنتلا قرطل ضا ع نـالطبب دـقعلا ، مغرلاـب نـم توـبث ةـيل أ خيـشلا دـمحأ ز ، س لو لدأ ع كـلذ نـم مـك ا ي اـ لا ضفرب ىوـعد دملا ناندـع ز لاـطبإب ةيـصو هدـلاو رداـصلاو كـصب مـك ا مقر فرـصب رظنلا نـع بـلط نـ ي ملا ةـلا و لاـط ةـماقإ سلجم ةـيالو ع دـمحأ ز ، ثـيح ضقاـن ي عـم ھـسفن ھلاوـقأو ، يفف ةـيادبلا دـي ةـ روصب دـقعلا ماـقأو ىوـعد كلذـب ، ن و دـي ىوعدـلا نـ لـصفلا ىوـعد ءاـ ةـمدقملا إ ةليـضف ـ اقلا مـي اربإ نادـي لا ـ اقلا ةـمكحملاب ةـماعلا ـلاو مـكح اـ ف بجوـمب كـصلا مـقر 33286392 خـ راتو 1433 6/ 8/ ،ـ 1432 3/ 4/ ـ ماـمأ ةليـضف ـ اقلا دـمحم نـب كراـبم ـ يعدلا ، لاـطبإب عيبـلا يروـصلا رداـصلا نـع دـلاولا ةـلا و عـيب ھصـصح ةكرـش دـمحأ ز ةـ راجتلا ا فنأتـسملا ، ررقتو ظفح نـ عدملا خـ راتب 1438 4/ 12/ ـ ـالو دـجوي يأ ضقاـنت اذـ اـمك ھنأ ـال فلاـخي عرـشلا الو .ماظنلا 3 - خـ راتب 1432 3/ 4/ ـ ماقأ فنأتـسملا هدـض ناندـع ز ، ىوعدـلا مقر 18883 / 32 ن عدملا دـمحأ ساـبع ز ميمعتلاـب ع مكاـحملا تاـباتكو لدـعلا فاـقيإب فرـصتلا عـيمجب تاراـقعلا فاـقيإو رادـصإ تـالا و ھمـساب وأ لـمعلا تـالا ولاب ةـقباسلا ، ـحو خـ رات ةاـفو ثروـم ها رـشو ( قـفرم مـقر 14 ،) رداـصلاو نـم خـ رات 1432 6/ 18/ ـ مـيمعتلا رداـصلا نـم ر زو لدـعلا يذـلا ردـص ءاـنب ع بلط دملا ناندـع ز ، فاـقيإب تاـباس ا ةـيكنبلا ( هدـلاول ) ثروـم موحرملا دـمحأ ساـبع ز عقاوب 135.446.186 ) ةـئم ةـسمخو نوثالثو انويلم ةـئمع رأو ةتـسو نوع رأو افلأ ةـئمو ةتـسو نونامثو الا ر ،) اذـ و ت ثم ر رقتلاب ساحملا ي ي مإ نازوفلا ىوعدـلا و ىوـعد ةـقباس اـ ل ةدـع تاونـس نأ دادـس غـلبملا ناـ نـع قـ رط دادـس تاـما لا ثروـم دملا ةـيكنبلا ( اـمجإب غـلبم عوفدـم نـم دملا ھـيلع / ةـماسأ دـمحأ ز ، نـع هدـلاو مـقر ( 6 ) رطـسلا ي اثلا اذكو ةحفـصلا مقر ( 8 ) رطس ( 13 ) ن رطـسلاو ني خ ( قفرم مقر 13 .) 2 - اـمأو نع دادـس غلبملا ھنإـف مل نكي ھب ضقانت اقلطم ثيح نإ دملا ھيلع عفد ذـنم رجف .راجتلا ( هذـ و ةميقلا ةيلعفلا دق مت ةراش ا لإ ةميقب 120.000.000 نويلم لا ر كص مك ا مقر 342881449 خ راتو 1434 7/ 26/ ـ ةحفص مقر ( 5 ) ن رطسلا ني خ ، ةحفصلا و (450.000 لا ر ) ن ح نأ دقعلا م ملا قلعتملاو عي ب تاذ صص ا دق مت ةميقلاب ةيلعفلا كلتل صص ا كلذو غلبمب ( 120 نويلم لا ر ،) امو مت اذ نأشلا نم فرعلا فراعتملا ھيلع ن ب ةرئادـلا دوـجوب ضقاـنت كـلذ نأ 1: - دملاـف ھـيلع عـفد نأـب عـيب صـص ا ةـكولمملا ھـثرومل ةـغلابلا ( 450 ) ةـصح ، مـت ةـميقلاب ةيمـس رارق ءا رـشلا م ملا ھـن ب نـ و ثروـم دملا غلبمب ھـيلع ةـميق صـص ا ھنأو ةراـت معزي نأ نمثلا 450 فلأ لاـ ر ةراـتو ىرخأ معزي نأـب نمثلا 120 نويلم .لاـ ر باو ا : بيجنف ع كـلذ نأـب اذـ ءاعد غ حي ـ دملاو لواحي ما إ 29 .)ـ 5 - اـمأو اـم عفد ھب دملا عفدـلا ( اـثلاث ، اـع ارو ) راركت لخم عوفدـلل ةـقباسلا قبـسو درلا ھيلع الو ودـع الإ نأ نو ي الدـج .ايعوضوم 6 - اـباوج ع ءاـعدا دملا ضقان ب دملا ـ تقمب رـش وأ يماظن ( ) ةـنودم ما ح ةـيئاضقلا ماعل 1434 مقر كـصلا ( 3431443 ) خ راتو 1434 2/ 6/ ـ قدـصملا نم ةمكحم فان تس رارقلاب مقر ( 34200931 ) خ راتو 1434 /4/ ةراـش ھـيلإ نـمو مـث ة ـ ذاـفنو تافرـصتلا ةرداـصلا ھـنم ةـقباسلاو اذـ ل مـك ا ، املو ناـ نـم ررقملا ءاـضق ( : نأ لـص تافرـصتلا اـ لمح ع ة ـ لا اـم ماد مـل تـ ثي فـالخ كلذ - دـقو تـ ثأ تاذ - ـ اق ءاـ نادـي لا - بجوـمب مـكح ي اـضق بـس كم ةـيعطقلا ةـيل أ ثروـم دملا دـع عـيقوت دـقع عـيب صـص ا لـحم ىوعدـلا بجوـمب ر رقت ـط ـسر قبـس الو اميس نأو ةرئادلا ت بثأ ھكاردإ ءايشأل ةليلق غو كردم ءايشألل ةيضاملا ، نمو مث ھنإف نم غ غاس سملا توبث كلذ ةرئادلل مث ھلأس نع تافرصت م ا لع ام براقي لا ـ6 .ر شأ ث ھتدجوو ةرئادلا كردم ءايـشأل ةليلق غو كردم ءايـشألل ةيـضاملا ، دقو نا لاؤس ةرئادلا ةباجإو ثروم دملا قلعتت عي ب ايأ نم ھكالما ءانثأ ءا نود دادتما كلذ تافرصتلل ةقباسلا ع مـكترئاد ةرقوملا مدـع عـيب ثروـم دملا ھصـص دـملل ھـيلع وـ و غ حي ـ ، ثـيح أ ـجا دملا نومـضم كـصلا ، ةرئادـلاف تـ بثأ اـصن نأ ثروـم دملا ( دـمحأ ز ) رـضح تلزاـنت نع ء ـ نم كـكالمأ دـح نم كـئانبأ ؟ لاـق ـال مل ع أ .ء ـ ثيحو نإ دملا لواـحي طـ ر كلت ةـباج عي ب صـص ا دـملل ھيلع و و لالدتـسا رـصاق ةـلواحمو لاخدإل س للا كسمت .ھنالطبب ت - عو ضرف ضرفلاو يواس مدـعلا - دادـتع اذـ كصلا نإف تباثلا نم كصلا روضح ثروم دملا ليكوتل ةـماسأ ز ناندـعو ز ھنأو دق مت ھلاؤس ل تع وأ .ةـيل ب - نأ اذـ ھض اـني رارقإ دملا افلـس ة ـ ب دـقع عيب صـص ا نم ھثروم كلذـكو دـيكأت ةرئادـلا ع كـلذ رارق ا بس نأ ىوعدـلا مل ضخمتت نع نعط ة ـ عيبلا وأ ھثروـم ھـنأ مـل عي ـي ائ ـش باوـ ا : بـيجنف ع كـلذ :أ - دملا ضقاـني ھـسفن اذـ ءاـعد ثـيح ھـنأ ناـ دـق دا نأـب ھثروـم خـ راتب 1431 11/ 3/ ـ ناـ ي اـع نم فر ا ناـ و مدـعنم ةدـعاقلا ةيعرـشلا " : نأ تو ـسلا ضرعم ةـجا ا إ ناـيبلا ناـیب ." 5 - اـباوج ع دان ـسا دملا ع كـص ءاـ رداـصلا نم ـ اق تاءاـ ةـمكحملاب ةـماعلا ةدـجب نمـضتملا ةباجإ دـع و ن يع و ع تافرـصت ثروـم دملا مل دـبي يأ ضا ـعا ع دـقع عـيب صـص ا اـمم ت ثي ذاـفن فرـصتلا ، ثيحو نأ تو ـس وـلا نع نعطلا نع اذـ فرـصتلا ارارقإ ھب املو تناـ ھس لدتو ع مكترئاد .ةرقوملا خ - ح ول انض فا الدج ذخ اذ مك ا نإف ىوعد ةيالولا لا ا جومب مت ن يع و نع ثروم دملا دق تعفر نأشل نالطب اذ دقعلا لحم ىوعدلا روـفلا نـ يعتب و ھـيلع توـبثو مدـع ةـ زاوج ھتافرـصت ـالإ ھـنأ تردـص دـيدعلا نـم ر راـقتلا ةـيبطلا ةـت ثملا ةمالـسل هاوـق ةـيلقعلا ـح رودـص مـك ا ، رم يذـلا تـ ثي مدـع ة ـ ھتاءاـعدا 6 تاونـس نـم عـيقوت دـقعلا ، اـمك ھـنأ رداـص ىوـعد ةـماقم ماـع 1434 ـ اذـ و تاـبثإ ةمالـسل ىوـقلا ةـيلقعلا ثرومل دملا وـلف ناـ اـباصم ةخوخيـشلاب اـمك دـي دملا ـ قل ع دن ـسم مقر ( 12 .) ح - امأو دان ـسا دملا ع مك ا ي اضقلا رداصلا نم ةـمكحم فان تس مقرب ( 37153592 ) نإف تباثلا نم اذـ مك ا ھنأ ردـص ماع 1437 ـ يأ دع ام د زي نع تـضقو ةـمكحملا مك اـب مـقر ( 33286392 ) خـ راتو 1433 6/ 8/ ( ـ فرـصب رظنلا نـع بـلط نـ ملا ةـماقإ سلجم ةـيالو ع دـمحأ ز ( .) قـفرم مك ا رداـصلا نم ةـمكحملا ةـماعلا .ةدـجب ةـماقإ سلجم ةـيالولا ، ءاـن و ع اذـ باـط ا دـقف تـضق ةـمكحملا ةـماعلا ةـظفاحمب ةدـج تاـبثإب نومـضم اذـ ر رقتلا ىوـعد ءاـ ـلا اـ ماقأ دملا دـض هدـلاو نـ يعتل و ھنع ةروـص طبـضلا حـئاوللاو ةيـضا ع ررقت ةـقفاوملا ع ءارج خ </w:t>
-      </w:r>
-    </w:p>
-    <w:p>
-      <w:pPr>
-        <w:jc w:val="right"/>
-        <w:bidi/>
-      </w:pPr>
-      <w:r>
-        <w:rPr>
-          <w:b w:val="0"/>
-          <w:i w:val="0"/>
-        </w:rPr>
-        <w:t>ةليـضفل ـ اقلا ،) تررقو عـفر ز ا يظفحتلا نـع ةدـصرأ دـمحأ ز يذـلا مـت ءاـنب ع بـلط نـ ي ملا ةـلا و بلاـط عيم تاـمولعملا .....ةيـساس ءان و ع اذـ باط ا ءان و ع رارقلا مقر 33125567 خ راتو 1433 3/ 12/ ـ قداصملا ھيلع نم ةمكحم فان تس ةكمب ةمركملا نمـضتملاو ( : ةـسارد و ـطلا - فـن ناـيبلا - ة ـ و اـم درو ھـب ركذو باـطخ ةرازوـلا اـصن نأ ر رقتلا ـطلا ـ فنلا رداـصلا نـم ىفـش سم ضارم ةيـسفنلا مـقرب 1951 خـ راتو 1432 6/ 8/ ـ تع ايفوتـسم 113 28590/ /ج ) خـ راتو 1432 8/ 4/ ( ـ قفرم باـط ا - دن ـسم مقر 11 .) ج - اـمك ت ثأ بحاص ةليـضفلا ر زو لدـعلا ھباطخ مقر ( 33 567889/ 21/ ) خ راتو 1433 4/ 17/ ،ـ ر رقتلاب ريدـم نوؤشلا ةي ـ لا ةـظفاحمب ةدـج ة ـ ر رقتلا طلا فلاـسلا ناـيبلا ةمالـسو ىوقلا ةـيلقعلا ثرومل دملا - ع ابلا بجومب ھباطخ لسرملا س ئرل ةـمكحملا ةـماعلا ةدـجب مقر ( /47 ن يعتل ميق دـقو لـيذ ر رقتلا عـيقوتب ءاـبط ن ع اـتلا ةرازوـل ةي ـ لا - ن فظوملا ن يمومعلا - قفرم ر رقتلا ـطلا رداـصلا نم ىفـش سم ة ـ لا ةيـسفنلا ( – دن ـسم مقر 10 .) امك ت ثأ صـص ا - نمـضتو نأ روـ ذملا ءيداـ نواـعتمو مـلو ر ظت ھـيلع ضارعأ ضرم قع ناـ و ھـكاردإ ھـيعوو ھـتركاذو دودـ ا ةـيعيبطلا نأو روـ ذملا رداـق ع ماـيقلا ھنوؤـش ـالو جاـتحي دـع ماربإ دـقعلا ىوعد ن يع و دـض ھثروم ، دـقو ردـص ر رقت ةـن لا ةـيبطلا ىفـش سمب ة ـ لا ةيـسفنلا ةدجب رداصلا مقرب ( 1951 ) خ راتو 1432 6/ 8/ - ـ يأ دـع خـ رات ماربا دـقع عيب ركذ ھنأ مل عبي ائ ـش ، عفد ت ثي ضقاـنتلا ميـس ا لاوقأ . دملا ت - اـمك نأ اـمم ضقاـني ءاعدا دملا نأ دـقع عيب صـص ا نا خـ راتب 9 20/ 1431/ ـ دقو قبـس نأو ماقأ دملا مدـقتملا فعـضو كارد نمو مث مادـع ا ھتيل أ و تاذ عفدـلا دن ـس ع دن ـسم رداص خ رات 1432 2/ 18/ - ـ يأ دـع خـ رات اذ ر رقتلا ب ـ3 رو ـش - عفدـ و ھنأب نا لما ةيل ھنأو ة ـ لا ةيـسفنلا .ةدـجب ب - اـمك نأ دملا ضقاـني ھـسفن اـميف دن ـسا ھـيلع ھئاـعدا ع ر رقت ـط رداـص خـ راتب 1431 11/ 3/ ـ مـعزي ھنمـضت نأ ھثروـم ي اـع نم فر ا وخيـشلا ھـب ، اـمأو ر رقتلا رداـصلا نـم ةـنيدم كـلملا دـبع هللا ةـيبطلا وـ ر رقت نـم تاداـيع ةـيجراخ ةـعوفدم رج ملو ھبلطت ةـمكحملا ، لـب نإ ةـمكحملا تضاـغ ھنع تبلطو ر رقتلا نم ىفـش سم ةيـسفنلا وأ باطخ ر زو لدـعلا وأ باطخ ر زو ة ـ لا وأ باطخ ريدـم نوئـشلا ةي ـ لا ةدـجب ، ثيح وعمجأ نأ ر رقت ة ـ لا ةيـسفنلا و ر رقت لماش رداصو نم ن راش ـسا دتع و رـضا ا نع دملا ناندـع ز نأـب ةـمكحملا تضاـغ نع اذـ ر رقتلا ملو ذـخأت ھب ـالإ ھنأ لواـحي ادـ اج لـياحتلا ع عقاولا ماـ إو ةـمكحملا ة ـ ب اـم ھمعزي ملو قرطتي ر رقتل ة ـ لا</w:t>
-      </w:r>
-    </w:p>
-    <w:p>
-      <w:pPr>
-        <w:jc w:val="right"/>
-        <w:bidi/>
-      </w:pPr>
-      <w:r>
-        <w:rPr>
-          <w:b w:val="0"/>
-          <w:i w:val="0"/>
-        </w:rPr>
-        <w:t>٤۵۳۰۲٤۱٦۲۲ رقم صك</w:t>
-      </w:r>
-    </w:p>
-    <w:p>
-      <w:pPr>
-        <w:jc w:val="right"/>
-        <w:bidi/>
-      </w:pPr>
-      <w:r>
-        <w:rPr>
-          <w:b w:val="0"/>
-          <w:i w:val="0"/>
-        </w:rPr>
-        <w:t>رات ـخ صلا ـك : ۳۱/۳۰/۵٤٤۱ مقر حفصلا ـة : ۰۱ ةرئاد فان تس فان تس ةيناثلا ةمكحملا ة راجتلا ة راجتلا ةدجب</w:t>
+        <w:t>بجدة التجار ة التجار ة المحكمة الثانية ست ناف ست ناف دائرة ۲ : ةـ الصفح رقم ۱٤٤۵/۰۳/۱۳ : كـ الص خـ تار</w:t>
       </w:r>
     </w:p>
     <w:p>
@@ -1125,9 +709,9 @@
         <w:bidi/>
       </w:pPr>
       <w:r>
-        <w:t>[ترويسة / كليشة رسمية — معلومات متكررة] ===</w:t>
+        <w:t>[الطلبات / المرفقات] ===</w:t>
         <w:br/>
-        <w:t>ـال لـبقي كيكـش لا لـ وأتلاو ا رارـصإ ع ةـبلاطملا اـ قحب ح ةـيا لا ضحدو تاءا فا دملا ھيلع ھبيذاـ أو ةراـثملا ھنم ةـسل ا ةيـضاملا دـصقب طاقـسإ قوق ا ةـتباثلا ھت جاوم ة اب ال تالي ـ ب ال ملع فورظ ا لي ـ وأ ا يقوت وأ ا ـ ، اديكأتو نم ل وم ع ا ـصرح ع ةبلاطملا ا قحب رـشلا يماظنلاو اننإف قفرن ماقمل ةرئادلا رارق ح رصلا يذلاو لي ـ روـصم ـل ومل يدـبت ھـيف مدـع اـ بغر ةمـصاخم دملا ھـيلع وأ ةـبلاطملا اـ قوقحب ءوـ و دملا ھـيلع هذـ ل بيلاـس ةـ وتلملا ةـثعاب ھـكاردإ ةمالـس ھفقوـم ـالإو ةـ اف عراـقت جارختـسا اذـ قـ ا ھعا ـناو تردـصأ ةـلا ولا ةـيماظنلا اـ ليثمتل ةـبلاطملاو اـ قوقحب ( قـفرم ۲ .) ةروـص ةـلا ولا ، ـالو لاـني نـم هذـ ةـقيق ا ةـتباثلا اـم ھـمعزي دملا ھـيلع نـم دوـجو هللا لثمتملا ا يـصن رـشلا صص ا ةغلابلا 90 % نم ةكرـش دمحأ ز هدالواو ة راجتلا يذلا ذوحتـسا ا لع دملا ھيلع غ قح الو لي س تعم كلمتلل رش وأ يماظن و لي س اذـ و ام لمأن نأ نو ي لحم رابتعا ىدـل ةرئادلا .ةرقوملا ايناث : دكؤن ماقمل ةرئادلا ةرقوملا نأ ل وم ةيعدملا ةقتاع يزار ا ةكـسمتم ةبلاطملاب ا قحب ثرإ ا جوز وتملا دمحأ ز ةمحر ةـمكحملا كاذـنآ ل و اذـ فرـصتلا ةـل مب اـضرلا وأ مدـع ضا ع نم لـبق فارطأ عا لا اـعيمج م مو دملا ھيلع هذـ ىوعدـلا ـالو لـبقي نم خ ھطاقـسإ وأ كيكـش لا ھت ـ دـمعتملا ر رقتل ةـميق صـص ا لـحم ةـبلاطملا و غلبملا مو حملا ھب نم لـبق ةـمكحم ةـجردلا و ءانب ع مييقتلا ر رقتلاو ي ا لا ب ل ساحملا متو جراختلا بجومب اذـ ر رقتلا مامأ نـم لـحارم .ىوعدـلا ٣ - درو ر رقتلا ي اـ لا ( ص ٦ ) اـمو ا دـع نأ ةـميق ةكرـش دـمحأ ز ةـ راجتلا وـ غـلبم هردـقو ( ٩٣١،٧٥٧,٣٦٧ لاـ ر ( ) قـفرم ۱ ةروـص ر رقتلا .) ھـيلعو نإـف غلبملا غـلبم ٩٣١،٧٥٧،٣٦٧ .لا ر ٢ - نأ اذـ غلبملا رو ذملا ر رقتلاب ي ا لا - لحم مك ا - و غلبملا يذلا مت جراخت ءا رـشلا ھيلع رقأو ھب دملا ھيلع ملو ض ع ع ھنيماضم يأ ةلحرم ۹۷ نويلم لاـ ر طقف عفد هاو طقاسو نم هوجو ١: - نأ اذـ غلبملا مل نكي ر رقتلا ي ا لا امنإو نا ر رقتلا ي دبملا مث دع تاضا عا فارط ردص ر رقتلا ي ا لا يذلا ررق نأ ةميقلا اـ لع اـقيبطت صنل ةداملا ( ۱۲ ) ةـفلاس ركذـلا طاقـسإ اذـ عفدلا الكـش مدعو ھلوبق .ھحارطاو نمو ةيحانلا ةيعوضوملا ؛ نإف عفد دملا ھيلع نأب صـص ا لحم عا لا ردقت ةميقب غلبت ھثا كا امب ءاج ھيف نأب ةميقلا صـص ل لحم عا لا ٧٩ نويلم امك معزي الو زوجي خأت نايبلا نع تقو ةجا ا ، املو نا لا ا كلذك نإف ةمكحم فان تس ةرقوملا دق ىرت ھنأ امازل ھيلع مل ي اذـ عفدـلا ماـمأ ةـمكحم ةـجردلا و عم نأ ةـجا ا ةـسام ھكـسمتل اذـ عفدـلا ول ناـ نمؤي ھت ـ ب ر رقتلاو ساـحملا س ل ثيدـح رودـصلا ةأـش لاو ح لـبقي ھنم مدـع نم ةـحئاللا ةـيذيفنتلا قرطل ضا ع ع ( : ـال لـبقت ةـمكحملا - يأ فاـن تس - يأ ةـلدأ مل نكت ةـضورعم ماـمأ ةـمكحم ةـجردلا و ناـ و ناـ مإب موص ا ...ا ميدـقت ،) اـم و نأ دملا ثروملا دـمحأ ز ةـمحر هللا لـحم اذـ عا لا - ردـقت غـلبمب هردـقو ( ۰۰۰,۰۰۰,۹۷ نويلم لاـ ر ) اذـ ف عفدـلا لـطاب دودرمو الكـش .اعوضومو نمف ةـيحانلا ةيل ـشلا دـقف تصن ةداملا ( ۱۲) ةـسل ا ةـقباسلا لاو تنا خـ راتب ١٤٤٥/٠٣/٠٤ ـ ـالوأ : اـميف قلعتي عفدـب دملا ھيلع نأـب ر رقتلا ساـحملا رداـصلا نم ب ا ساـحملا لـالط وبأ ھلازغ دـق نمـضت نأ ةـميق صـصح ز )و( ةـقتاع دـمحم حي دـمحم ع يزار ا ) ةـعدوملاو تاقفرمب ةيـضقلا خ راتب 10 03/ 1445/ ـ ا لـصاحو ( : ـ ون ماـقمل ةرئادـلا ي ادر ع ام هراثأ ليكو دملا ھيلع ةطوبـضملا ةـسلج 1445-03-11 ،ـ ةدـقعنملا ع لاصت ي رملا نع دـع غلبملاو ا ا فارطأ اينو كلإ ، تعلطاو ةرئادـلا ع فلم ةيـضقلا ، عو ةركذملا ةمدقملا ليكو ن يعدملا ( ناندع دمحأ سابع APP-JED-COMM2@moj.gov.sa عم ةرورـض نأ موقي لـ فرط دـ و ب فرطلا رخ ةـباجإلاب ع لـيميإ ل ام م ، م فتف ل فرط .كلذ ھيلعو ررقت ةرئادـلا ليجأت رظن .ىوعدـلا و امك تم فأ ل فرط درلاب ع ماظنلا ع ام ھمدقيـس فارط لالخ ةـل م ةـيلات ا ردـقو موي دحاو ، ع ھنإ نإ رذع لاسرإ ةباج ع ماظنلا ، نكميف ا لاسرإ ع ليميإ ةرئادلا اتلا : ھيلع درلاب ع ام هركذ ن يعدملا ةسلجب مويلا نأش ةلأسم زاجتح ىو ـشلاو ىدل تا ا ةصتخملا ، ميدقتو ھتباجإ لالخ ةل م ال زواجتت موي دحاو ع ماظنلا ، غيـصب pdf و word ةـمداقلا دـ وزتو ةرئادـلا لـئاسوب لـصاوتلا عـم بـ ا ، تـم فأو لـيكو ن يعدملا درلاـب ع اـم ھنمـضت باوـج لـيكو دملا ھيلع نأـش ةـميقلا ـلا ا ردـق بـ ا ، اـمك تم فأ لـيكو دملا داـي ا نـ ب اـ نبا ـالو ىري ةرورـض اـ راضحإل دـقو تباجتـسا ھـل ةرئادـلا ـالو فرع يأ ب ـس عـنمي نـم اـ روضح ةـمكحملل عامـسل اـم ا دـل .) مـث تـم فأ ةرئادـلا بـ ا روض اـب ةـسل ا لقح ةثداحملا ھصنو ( : ىوعدلا ةرو ذملا س ل ا ل ةقالع هذ ىوعدلا ، دقو قبـس ةرئادلل ةيئادتب نأ تبلط روضح ةديـسلا ةقتاع عامسل ام ا دل ، نكلو ليكولا ركذ اصن ا أ فقت ع ةـصتخملا ، مـث نإ دملا ھـيلع ماـقأ ىوـعد دـض ھتدـلاو مـقرب 4570053093 اـ لاطي ميلـس ب 130 نوـيلم لاـ ر ، تلازـالو دـيق رظنلا ةـمكحملاب ةـماعلا ،) بقعف لـيكو دملا ھيلع ھباوـجب ـع كوـم ناندـع اـ أو مـل لـ وت اذـ ف مـالكلا غ حي ـ زوجيـالو نـعطلا قارو ةيمـسرلا ـالإ ر و لاـب س لو اذـ نـم صاـصتخا ةـمكحملا ةـ راجتلا ، ناـ مإ و دملا مدـقتلا تاـ ل صاـ ا ةرئادـلاب ، ھـنأو بـلطي ا اوجتـسا اـنب ع ةداملا 20/2 نـم ماـظن تاـبث بـقعف لـيكو دملا ھـنا ثـع ةـباوجب ـع لـقح ةـثداحملا ھـصنو ( : اـم هركذ دملا ھـيلع نـم زاـجتحا ةدـلاو اـ أب ـال بلاـطت اـ با ةـماسأ يأـب ةـبلاطم ، اـ أو مـل لـ وت يأ يماـحم ـالو فرع نـع ةيـضقلا ائ ـش ، يذـلاو ماـق ر وـصتب ويدـيفلا وـ اـ وخأ قوزرم يزار ا ، متو ھثع ع دـي لا ي و ـكل اذـ ام تدرأ ھنايب .) مث بقع ليكو دملا ھيلع دـيكأتلاب ع نأ ةدـلاو دملا ھيلع ةزجتحم ىدـل دملا ، نأو كان لي ـ ويدـيف مت لبق ن عوبـسأ ر ظت ھيف ةـيعدملا ةـقتاع و لوقت ةيفـصت ةكرـشلا ا رايتخا نم لبق دملا ھيلع اذـ ف دـقعلا تددـع بابـسأ ھطوقـس انكر الحمو مدـع ةـيل أ دـحأ نيدقاعلا ءادتبا مث فلختب نمثلا يقيق ا لداعلا عيبملل توبثو .هءافتنا ءـالجب اـ ي س مـك ل لـحم رظنلا لـيحنو امل قبـس اـعنم راركتلل اـظفحو تقوـل ةرئادـلا نـ مثلا ، اذـ و اـم اـنلعج لدـع نـع عفدـلا ر و ـب دـقع عيبـلا وـ ف عـفد غ رثؤـم غو جـتنم دع ضا فا ھت ـ مدع عفد ةميقلا ةلداعلا صـص ل لب ھنإ مل ملـس ا م ائ ـش ضقانتو دملا ھيلع نايب ةيلآ دادس نمثلا امك و لصفم ةركذملا ةقباسلا ھتلـصفو ةرئادلا ةيئادتب يأ نأ ثروملا دـقاف ةـيل ألل غو كردـم لبق اذـ خـ راتلا ثكب اتلا و نإف دـقع عيبلا طقاس غو تعم اعرـش اماظنو غو جتنم هراثآل ةيماظنلا كلذكو نم تاطقـسم دقع عيبلا ع قـفاوملا ١٤٣١-١٢-٠٢ ـ يأ دـع خ رات دقع عيب صـص ا لحم عا لا مايأب ةليلق ، نمـضتو ر رقتلا نأ ب - ثروم كوم - ي اع نم فر ا وخيـشلا مدقملا فعـضو كارد ( قفرم .) دن ـسم ةـياغ ةـيم ذإ اـننأ اـن ب ةرقفلا مـقر ( ۱ ) نـم دـنبلا ( اـيناث ) نم انتركذـم ةـيقا ة خ ةراـش إ رودـص ر رقت ـط نم ىفـش سم سر ا طوـلا خـ راتب ۹۰-۱۱-۰۱۰۲م اـ لطاممو طـقف دـقو ترج ماـ حأ ءاـضقلا ع مدـع صاـصتخا مكاـحم لاوـح رظنلاـب تاـعزانم تا رـشلا ةـ راجتلا فـال او ع صـص ا وأ .ةـميقلا اـيناث : طقـس او ـس نأ قفرن ىوعدـلا دـ زت ع ةئمـسمخ فـلأ لاـ ر ،) فـال او بـصنم ع عـيب ةـميقو صـصح ةكرـش ةـ راجت ةـيماظن ، عفدـلاو نـم لـبق دملا ھـيلع مدـع صاـصتخ دـصقلا ھـنم ةراـضم كوـم تا رـشلا ،) كلذكو ةداملا ةيدا ا نوثالثلاو : صاصتخ ونلا صتخت مكاحملا ة راجتلا ىواعدلا ةماقملا ع رجاتلا تاعزانم دوقعلا ة راجتلا ، م تنا ةميق ةبلاطملا ةيلـص ىوعدـلا دـ زت ع ةـئام فلأ لاـ ر ، سلجمللو دـنع ءاـضتق ةداـ ز هذـ .ةـميقلا تاـعزانم ءا رـشلا ةكرـش .ةـ راضملا ٤ . ىواعدـلا تاـفلاخملاو ةئـشانلا نع قيبطت ماـ حأ ماظن رظنلاـب ي ١: . تاـعزانملا ـلا أـش ت نـ ب راـجتلا ب ـس م لاـمعأ ةـ راجتلا ةيلـص وأ .ةـيعبتلا ٢ . ىواعدـلا ةـماقملا ع رجاـتلا تاـعزانم دوـقعلا ةـ راجتلا ، ـم تناـ ةـميق ةبلاـطملا ةـقباسلا صاـصتخ و دـقعنم اـمك ـال ىفخي ع ف رـش مـلع ةرئادـلا ةـمكحملل ةـ راجتلا بجوـمب ةداملا ةـسداسلا ةرـشع نـم ماـظن ةـمكحملا ةـ راجتلا ـلاو تـصن ع ( : صتخت ةمكحملا صاـصتخا ةـمكحم لاوـح ةيـص لا اذـ و عفدـلا لـطاب نـم هوـجو : نأ عا لا فـال او عـم دملا ھـيلع قـلعتم ةـميقب صـصح ذوحتـسا اـ لع نود ھـجو قـح اـمك وـ ن بـم انتركذـم ھ وـنتلا ع ن تلأـسم ةـياغ ةـيم ةرثؤـمو ادـج ع رظنلا ي اـضقلا راـسمو ةيـضقلا : ـالوأ : عـفد لـيكو دملا ھـيلع مدـع صاـصتخا ةـمكحملا ةـ راجتلا رظنب هذـ ىوعدـلا اـ او نم ءان و ع بلط ةرئادلا ةسل ا ة خ ميدقتب ةركذم ةيليـصفت اري ا ف لسلـس ع اقولا مزلا ھيلعو تفلن ةيانع ةرئادلا ةرقوملا ھنا طقـس او ـس ةركذملا ةيليصفتلا راشملا ا لإ افنآ دـمحأ سابع ز )و( ةـقتاع دمحم حي دمحم ع يزار ا ) ةعدوملاو تاقفرم ةيـضقلا خ راتب 29 02/ 1445/ ـ ا لصاحو ( : اقا إ انتركذمل ةيليصفتلا ةمدقملا خ راتب 1445-02-24 ،ـ مكتليـضف ءاـضقلا اـمب ي : ءاـغلإ مك ا فنأتـسملا ءاـضقلاو اددـجم درب ىوـعد دملا ؛ مدـعل قاقحتـس .) اـمك تعلطا ةرئادـلا ع ةركذملا ةـيقا ةـمدقملا نم لـيكو ن يعدملا ناندـع كلتل ةيـصولا ضقانت مات ھتاءاعدال ةقباسلا ، ولف انملـس نالطبب دقع عيب صـص ا ؛ ھنإف نم باب وأ مدع قاقحتـسا يأ غلابم ةئشان نع كلت .ةيصولا ءان و ع ام مدقت سمتلن نم ھثروم كسمت و ةيـصولاب ةرداصلا خ رات 1432 2/ 12/ بلاط و تاقحتـسمب ةيلام ةئـشان نع كلت ةيصولا ن ح ھنأ دي نالطبب دقع عيب صص ا لحم ىوعدلا خرؤملا خ راتب قباس ميدـقت يأ لـيلد وا عـفد لاـح ناـ نـم ھنأـش ثأـتلا ھـجو يأرلا .ىوعدـلا 8 - اـمأو دان ـسا دملا ع مـكح ةيـصولا : بـيجنف ع كـلذ 1: - نأ دملا رقي ارارقإ ا ـ او اح رـصو ةيل أـب</w:t>
+        <w:t>، ضده المسـتأنف مواج ة وسـر انھ العادي المحرر ية بقاء ثم ومن البصـمة أو ا تم أو مضاء أو ا ط إن ار من للعقد الشـ لية ا وانب الطعن – العقد مواج تھ المقـدم ا نائية للأدلـة إحال ا س يـل وسـلكت ، ف ـا ا ق سـقوط رغم بـال و ر للـدفع واسـتجابت ع ـا بجان ـا ونـأت وأعرضت القاطعـة ا يـة تلـك أغفلت الـدائرة أن إلاـ تقـدم ممـا الرغم وع اتخاذ عـدم للنظام ا كم مخالفـة - البيع عقـد ع بال و ر الـدفع ا ق سـقوط التمسك مع : سا عا و لغـاء. بـالنقض حر ـا و جعلھ النظـام بمخالفـة ا كم عيب ممـا ي ـا رغم المستأنف أن ا كم من الثابت أن حيث فمن - 1 العليا.. المحكمة من الصادرة القضائية المبادئ ومخالفة الدعوى جو ر ا منتجا ونھ البيع عقد ة للتحقيق النظامية جراءات و العقد أصل إحضار عليھ المد من الدائرة طلبت - أ: حيث ا نائية للأدلة العقد إحالة إجراءات الدائرة سـلكت وقد بال و ر ومور ما المسـتأنف ب ن الم م البيع عقد طعن ضده و ، المركزي للبنـك بالكتابـة الـدائرة قـامت ـ 02/04/1444 بجلسـة - ب ا نائيـة. للأدلـة العقـد لإحالـة تم يـدا البنكيـة الرسـمية التعاملاـت واقـع مـن المتـداع ن مـورث تواقيـع مـن متعـددة للدائرة ورد ـ 10/11/1444 و جلسة - ج المركزي. البنك من الواردة المسـ ندات رفقة للشـرطة وراق بإحالة الـدائرة وقامت المركزي البنك من المسـ ندات إرسال تم ـ 01/08/1444 جلسـة -1 مسـتقل. ظرف بـداخل وتحرز ـا وعزل ـا الطعـن محـل الورقـة أصـل عـث بضـرورة ـ 22/10/1444 وتار ـخ ( 1/4403035471 ) رقـم جـدة محافظـة شـرطة ا نائيـة دلـة مـدير إفـادة خر ا صم وظل ، بھ علمھ نفى أو نائبھ أو خلفھ ذلك أنكر أو ، بصـمتھ أو ختمھ أو إمضـاءه أو خطھ العـادي بـالمحرر عليھ احتـج من أنكر إذا : ) ثبـات نظـام من ( 40 ) المادة نصت وحيـث بـالتحقيق المحكمـة فتـأمر ؛ البصـمة أو ا تـم أو مضـاء أو ا ـط ب ـ ة المحكمـة إقنـاع ومسـ ندا ا الـدعوى وقـا ع تكـف ولـم ، ال اع منتجـا المحرر و ـان ، بـالمحرر متمسـ ا أو ا تم أو مضـاء أو الكتابـة حصـول بإثبـات يتعلـق فيمـا إلاـ الشـ ادة سـمع ولاـ ، النظـام ـذا عل ـا المنصـوص و جراءات للقواعـد وفقـا ، ب ل مـا أو الشـ ود سـماع أو ، بالمضا ـاة تفصـل أن عل ـا و ع ن المحكمـة ع الطعن طرح شوا ـده وأعلن الـ و ر مـواطن وحـدد بـال و ر الطعن إجراءات ا صم اتخـذ إذا أنھ المادة تلـك مفـاد أن وحيث - 2 (. المحرر ع البصـمة ـ ة إثبـات و جـوز بـال و ر دعـاء تحقيـق تتـو وحي ئـذ تزو ره أو المحرر ب ـ ة للقضـاء يكفي مـا تتضـمن ولـم ومسـ ندا ا الـدعوى وقـا ع ـانت إذا إلاـ بتحقيقـھ ملزمـة غ و فيـھ تقـدير ع ذلـك ُعـاب ولاـ ذلـك ل ـا سـيغ اعتبـارات وجـود حـال عـدمھ مـن العقـد ـ ة إثبـات للمحكمـة يجـوز حيـث القضائيـة القرائـن وم ـا القانونيـة الطرق ب افـة تزو ر ـا أو الورقـة ا نـائية دلـة إدارة خطـاب باسـتقبال اكتفـت الـدائرة أن إلاـ الـدعوى للمحرر ا ـو ري التـأث مـن الرغـم وع - 3 الـدعوى. منتجـة لن يجـة الوصـول غيـة للأدلـة الموضـوع محكمـة سـماع أو بالمضا اة التحقيق حق من الشأن ـذا النظام ل ـا أجـازه بمـا تقم ولم الـدعوى المنتـج المحرر ـذا للبت والكفيلـة اللازمـة النظاميـة جراءات تجر ولم صـ العقـد بطلب مـورث توقيـع توثيـق - أ: وم ـا الـدعوى ظروف واقـع مـن عـدمھ مـن الورقـة ـ ة اسـتخلاص لـد ا و ـان العقـد ل ـ ة المث تـة القرائـن مـن العديـد لـد ا متـوافرة ـانت فالـدائرة الشـ ود إ حصـة 450 وعـدد ا بالشـركة حصـصھ امل عن بالبيع تنازل ز عباس أحمـد السـيد ) أن وصـر حا وا ـ ا إقرارا تضـمن والـذي ـ 20/09/1431 المؤرخ الشـر اء قرار ع المتـداع ن و ائية تامة مخالصة بمثابة م ما ل توقيع و عت الشـركة ا ديد الشـر ك المش ي الطرف من حقھ المتنازل الطرف واسـتو ، التنازل ذا قبل الذي ز عباس أحمـد أسامـة السـيد ـ 16/10/1431 وتار خ ( ر/ع/8 ) مجلد ( 172 ) يفة ( 275 ) برقم جدة بمحافظة الصناعية التجار ة الغرفة لدى العدل اتب طر ق عن التوقيعات توثيق تم وقد (، المش ي... لذمة وإبراء ة يث ت ما أن كما - ب عل ا. المتنازل ا صص قيمة ل امل المد مورث استلام وإثبات البيع ـ ة لإثبات يكفي و و القر نة من وأقوى الدامغة دلة تحت يندرج رسـ محرر و و فـإن كـذلك - ت للمبلـغ. مـورثھ اسـتلام مـن تضـمنھ ومـا الـبيع وعقـد الشـر اء قرار ـ ة تث ـت أ ـا حيـث ضـده المسـتأنف أقام ـا الـ الرا نـة الـدعوى ـو – تزو ره المزعـوم – الـبيع عقـد مبـدأ العليـا المحكمـة قضـاء المقرر مـن ـان ولما المضا ـاة. ل ـا و سـ ل ل ـا يج نحـو ع المتـداع ن مـورث توقيعـات تتضـمن المركزي البنـك مـن المرسـلة البنكيـة التعاملاـت مسـ ندات بقصـور معيبـا ي ـون فـإنھ ذلـك ا كـم أغفـل ومـ ، الـدعوى ا كـم وجـھ بـھ لتغ ـ لـو والـذي ، الـدعوى جـو ري دفـع لأـي الموضـوع محكمـة تتصـدى أن صـل : ) أن قضائيـا ـذا عـن الطرف غضـت قـد الـدائرة إن وحيـث ـ(، 1/12/1442: وتار خ 4228122: رقـم العليـا بالمحكمـة ا امسـة الـدائرة قرار (. ) القرار مصـدرة للمحكمـة وإعـادتھ نقضـھ و تع ـن ال سـب ب قد ح ـام ع عـ اض لطرق التنفيذيـة اللائحـة مـن ( 41 ) المادة أن و مـا ، العليـا المحكمـة عـن الصـادرة القضائيـة المبـادئ خـالفت قـد ت ـون ممـا ؛ الـدعوى وا ـو ري المنتـج جراء المحكمة من صادر قضا ي لمبـدأ ا كم مخالفـة ع اض محل ان إذا ) أنھ ع ونصت النظـام مخالفـة تحت ينـدرج العليـا المحكمـة عن الصـادرة القضائيـة المبـادئ أحـد مخالفـة اعت ت ا كم : ثامنـا إلغـاؤه. و تع ن بـالنقض حر ـا و جعلھ النظـام بمخالفـة ا كم عيـب ممـا (، النظـام لمخالفـة اع اضـا دـعُ ، سابقـة قضايـا العليـا المحكمـة دوائر إحـدى بـھ أخـذت أو ، العليـا لعام ٤٤٧٠٩١٣٩٨٨ رقم بالقضـية عشـرة الثامنـة الـدائرة من الصـادر ا كم ( ) المد من المقدمـة ا تاميـة بالطلبـات العـ ة ) ان قضـاء المقرر من ـان لما - 1: ا صـوم يطلبھ ممـا بـأك ٤٤٧٠٩٣٤٢٥٩ رقـم بالقضـية الصـادر ا كـم ـ، ١٤٤٤ لعـام ٤٤٧٠٦٥٢٩٧٥ رقـم بالقضـية الصـادر ا كـم ـ، ١٤٤٤ لعـام ٤٤٧٠٦٣٥٢٠٩ رقـم بالقضـية الصـادر ا كـم ـ، ١٤٤٤ المد بإلزام ا كم طلب إ المد انت : ) نصـا الـدائرة دونتھ بمـا ( 3 الصـفحة ) ا تاميـة طلبـاتھ حصـر قـد المد أن – ع اض محـل – ا كم من الب ن ـان ولما - 2 ـ(. ١٤٤٤ لعـام لورثة يدفع بان المستأنف بإلزام وقضت ا صوم يطلبھ مما بأك قضت الدائرة أن إلا (، ر ال 27.932.012 ) مبلغ ا رازي ولعاتقھ (، ر ال 97.762.042 ) وقدره مبلغ لعدنان يدفع بأن عليھ : تاسـعا بالإلغاء. حر ا و جعلھ بالقصور ا كم عيب مما ، ضـده المسـتأنف من المقدمـة ا تاميـة الطلبات عن يز ـد مبلغ و و ( ر ـال مليون 331.882.138 ) وقـدره مبلغا ز عباس أحمـد بداية ومنـذ أنھ ا وابيـة المسـتأنف ومـذكرات ا كم من الثابت إن حيث - 1: و يتھ المدع ن مورث لتنازل والمث ت النظاميـة لأر انھ المكتمـل الشـر اء قرار الرسـ للمحرر الـدائرة إغفـال حصصـھ امـل عن بـالبيع تنـازل ز عبـاس أحمـد السـيد : ) نصـا تضـمن والـذي - العقليـة قـواه ب امـل – المتـداع ن ومـورث المسـتأنف مـن الموقـع الشـر اء بقرار المسـتأنف وتمسـك الـدعوى توقيع و عت الشـركة ا ديد الشـر ك المش ي الطرف من حقھ المتنازل الطرف اسـتو وحيث ، التنازل ذا قبل الذي ز عباس أحمد أسامة السـيد إ حصة 450 وعدد ا بالشـركة التجـار ة الغرفـة لـدى العـدل كتابـة أمـام والمث ـت التجـارة وزارة قبـل مـن والمدقـق ( رقـم... مسـ ند - الشـر اء قرار مرفـق ( ) المشـ ي... لذمـة وإبراء و ائيـة تامـة مخالصـة بمثابـة م مـا ـل و الرسـ المحرر : ) أنـھ الرسـ المحرر عرفـت قـد ثبـات نظـام مـن ( 25 ) المادة إن حيـث ـ، 16/10/1431 وتار ـخ ( ر/ع/8 ) مجلـد ( 172 ) ـ يفة ( 275 ) برقـم جـدة بمحافظـة الصـناعية يكسـبھ الـذي مر (؛ واختصاصھ سـلطتھ حـدود و ، النظاميـة للأوضاع طبقا ، الشأن ذوي من تلقاه ما أو يـديھ ع تم مـا ، عامـة بخدمـة م لف ـ ص أو عـام موظف فيھ يث ت الـذي الشأن ذوي من حدثت أو ، م متھ حـدود محرره ا قام أمور من فيھ دون بما ال افـة ع ـة الرسـ المحرر : ) أن ع النظام ذات من ( 26 ) المادة نصت كمـا - 2 الرسـ . المحرر صفة ع ـة يضـ فـإنھ ثم ومن (، ذلـك غ يث ت لـم مـا ؛ عليـھ ـة الرسـ المحرر الشـأن ذوي مـن أي ذكره مـا مضـمون و ـون ، نظامـا المقررة بـالطرق تزو ره يث ـت لـم مـا ؛ حضـوره مسـ ند و المسـ ند ـذا إن وحيث : ) مبـدأ أر ـ الـذي ست ناف قضاء عليھ اسـتقر ما خالفت قـد بـذلك الـدائرة وت ون الـدائرة سـلكتھ الـذي النحو ع وإغفالھ تجا لھ يجوز ولا ال افـة ، م متھ حدود محرره ا قام أمور من فيھ دون بما ال افة ع ة الرس المحرر : " ونص ا ثبات نظام من والعشـرون السادسة المادة من و الفقرة ع بناء ، ة و و رسـ أول محكمـة حكم تأييـد من مناصـا الـدائرة معـھ تجـد لاـ الـذي مر ، تزو ره عليـھ المد يـدع لـم وحيـث "، نظامـا المقررة بـالطرق تزو ره يث ـت لـم مـا ؛ حضـوره الشـأن ذوي مـن حـدثت أو -3 ـ(. ١٤٤٤ لعـام ٤٤٧٠٠٩٤٠٨٤ رقم بالقضـية الثانيـة ست نـاف دائرة من المصـدق ـ - ١٤٤٤ لعـام ٤٤٧٠٠٩٤٠٨٤ رقم بالقضـية عشـرة ا اديـة الـدائرة من الصـادر ا كم ( ) درجـة أن : ) المملكة قضاء عليھ استقر ما و و العقد أطراف من ( والقبول يجاب ) من أر انھ توافر و ـ تھ الشـر اء ب ن ل صـص البيع لتمام ش ط أنھ قضاء المقرر من فإن تقدم لما إضافة عقد من ( ثامنا ) المادة نصت وحيث ، عليھ التوقيع عل م المد وإن ار ، التوقيع لتطابق واحد ـ ص عليھ الموقع أن تب ن ، م٣/٣/٢٠١٦ والمؤرخ المد وكيل عليھ اسـ ند الذي العقد يتحقق لم مـا و و العقـد أطراف من والقبول يجـاب تحقـق عـد إلاـ ينفـذ لاـ ذلـك أن شـرعا المقرر من ولكن ، لـورث م وكـذلك الشـر اء ب ن للانتقـال قابلـة ا صـص : ) أن ع التأسـ س الدائرة من المصدق ـ ، ١٤٤٠ لعام ٥٠٦٩ رقم بالقضية الثانية التجار ة الدائرة من الصادر ا كم ( ) الدعوى رفض إ الدائرة معھ ت ت مما ، ذلك عل م المد إن ار عد ، الدعوى ماثل المد يبـدى لم وحيث ، شـأنھ والقبول يجـاب وتوافر البيع ع وارتضـيا وافقـا قـد الـبيع طر أن الـدعوى وقـا ع من الثـابت ـان ولما ـ(، ١٤٤١ لعـام ٧٦٩ رقـم بالقضـية و التجار ـة</w:t>
       </w:r>
     </w:p>
     <w:p>
@@ -1152,45 +736,30 @@
           <w:b w:val="0"/>
           <w:i w:val="0"/>
         </w:rPr>
-        <w:t>رات ـخ صلا ـك : ۳۱/۳۰/۵٤٤۱ مقر حفصلا ـة : ۱۱ ةرئاد فان تس فان تس ةيناثلا ةمكحملا ة راجتلا ة راجتلا ةدجب</w:t>
-      </w:r>
-    </w:p>
-    <w:p>
-      <w:pPr>
-        <w:jc w:val="right"/>
-        <w:bidi/>
-      </w:pPr>
-      <w:r>
-        <w:rPr>
-          <w:b w:val="0"/>
-          <w:i w:val="0"/>
-        </w:rPr>
-        <w:t>اـبيعم روصقلاـب ب بس لا اقفو امل رقتـسا ھيلع ءاضق ةـمكحملا ايلعلا لا ترقأ أدـبم ثيح نإ لص نأ ىدـصتت ةـمكحم عوضوملا يأل عفد ير وج ىوعدـلا ، يذـلاو ول ـ غتل ھب كـلت ىوعدـلا ةـن ارلا كـلذ نأ نـم نأـش اذـ عفدـلا ثأـتلا ھـجو يأرلا ىوعدـلا ع وـحن نـ عتي ذـخ ھـب ھـصيحمت و لـب نأو ةـمكحملا ةـمزلم ھـصيحمتب ھقيقدـتو ـالإو حبـصأ ا مكح ضتقم ...ا لوبقل ثيحو نإ دافم كلت ةداملا ا أ تنمـضت ا اردتـسا ءان تـساو نم مدـع ةـ زاوج ميدـقت يأ ليلد دـيدج فان تس ةزاجإب كلذ لاح دوجو ـ تقم ا لوبقل و و ام رفاوتي ھـنأ عوجرلاـب صنل ةداملا ( 21 ) ةـفلاسلا ركذـلا اـ إف تـصن ع ھـنأ ـال لـبقت ةـمكحملا يأ ةـلدأ مـل نـكت ةـضورعم ماـمأ ةـمكحم ةـجردلا و ناـ و ناـ مإب موـص ا ا ميدـقت ، اـم مـل دجوـي ةركذملاو ةـيباو ا ةـقباسلا ءادبإ فنأتـسملا عفدل ير وج س لو اليلد ايدام .اديدج ث - ليكو فنأتـسملا هدض أ جإ صن كلت ةداملا ذخأو ا م ام معزي دييأت ھفقوم كرتو ام ھضحدي كلذ نـ ح نأ ةداملا ـلا دـناس ي اـ لع ترـصق مدـع لوـبق ةـمكحم فاـن تس ةـلدأل ةدـيدج ، ـالو ىفخي ع مكتليـضف قرفلا ير وـ ا نـ ب عوفدـلا ةـلد و ، تباـثلاو نم رارقإ فنأتـسملا هدـض تانامـضلا لا ا لفك مظنملا عنمو موص ا نم ءادـبإ م عوفد لعجي مك ا ابيعم لالخإلاب قحب عافدـلا افلاخمو .ماظنلل ت - فنأتـسملا هدـض رقأ نأب ام هادـبأ فنأتـسملا تع اعفد هاوـعد لـثمتملاو ر رقتلا ساـحملا نـمو مـث ھنإـف زوـجي لـ ل يذ نأـش ىوعدـلا عفدـلا اـمب دـ ؤي ھفقوـم ىوعدـلا نود ع اـم لوـحي ھـن ب نـ و كـلذ لـب نإ عفدـلا ىوعدـلا نـم زربأ بدـتنملا نم ةـمكحملا بس كي ةفـص فظوملا ماعلا نمو مث ن عتي ھعم لاح ا وبث ھتلاحإ ةـباينلل .ةـماعلا ب - نأ اذـ عفدـلا امنإ قلعتي ليلدب ھمدق فنأتـسملا هدض ھسفن دناس و ھيلع ق رطب ةـفاض وأ فذـ ا وأ لادـب وأ فالت ي ز ا ررحملل يذـلا غ نم ھنومـضم ،) نمو مث نإف ام ھف قا نم مرج بقاع ھيلع صنب ةداملا ( 8 ) نم تاذ ماـظنلا رابتعاب نأ ب ا ھيمحي ماظنلا نم ررحم وأ متاخ وأ ةـمالع وأ ع اط ،) كلذـكو صن ةداملا ( 2 ) نم تاذ ماـظنلا لا ت تعا ار وزت ( د - يغتلا وأ ف رحتلا ررحم وأ متاخ وأ ةـمالع وأ ع اط ، ءاوس عقو كلذ لـيبق ر و لا فرعملا صنب ةداملا ( 1 ) نم ماظنلا ي از ا ةحفا مل ر و لا ھنأ ( : ل يغ ةقيق ل ىدحإب قرطلا صوصنملا ا لع اذ ماظنلا - ثدح ءوس ةين - ادصق لامعتسالل اميف انم ةركذملاب ةيباو ا ةقباسلا دجن نأ ل ةحفـص ر رقتلاب ساحملا رداصلا نم ب ا ساحملا ةليذم خ راتب ر رقتلا مقرو ل ةحفص نم كلت تاحفصلا ، ثيحو نإ توبث كلذ دع نم قاـفرإ ر رقتلا لو عم ةـمدقم ر رقتلا ي اـثلا اـمب يدؤي ةـيا لا إ س لدـتلا ع ةـمكحملا ماـ و قحب غ عورـشم اـن ي عم ةـقيق ا عقاولاو ، ةـلالدو كـلذ ھنأ عوجرلاب ر رقتلل مدـقملا ليدعتلاو نم ليكو فنأتـسملا هدض ثيح ماق فذحب خ راتلا ليذملا ل ب ةحفص نم تاحفص خ راتلا ي ال قباطتي عم خ راتلا نودملا ةحفصلاب و ةمدقمب ر رقتلا ي و نكمي ھسفنل نم تاـسرامم شغلا ليلـضتلاو ةـسرامملا ع ةرئادـلا ماـ إلاب مـعزب نمـضت ر رقتلا مـييقت صـص ا غـلبمب ( 368 نوـيلم لاـ ر ( ) دن ـسم مـقر 2 .) نـ ح نأ اذـ دن ـسملا دـق ھتلاـط يدـيأ ثبعلا دملا ع مدـع زاوـج دان ـس ع ر رقتلا ساـحملا يذـلا ركذـي نأ مـييقت صـصح ةكرـش دـمحأ ز ةـ راجتلا غـلبمب ( 79 نوـيلم لاـ ر ( ) دن ـسم مـقر 1 ) وـ ةـلواحم ھـنم ةـيطغتلل ع ةكرـشلل غـلبمب ( 79.000.000 لاـ ر ) ع دنـس نـم ةداملا ( 21 ) نـم ةـحئاللا ةـيذيفنتلا قرطل ضا ـع ؛ بـيجنف ع كـلذ نأـب اذـ عفدـلا غ دـيدس و غ ھـلحم كـلذ نأ :أ - رارـصإ ليكو دملا لاـح نود .كـلذ اثلاث : درلا ع عوفدـلا ةيل ـشلا ةـيعوضوملاو ةـمدقملا نم ليكو فنأتـسملا هدـض ( ناندـع :) -1 اباوج ع عفدـلا كـشلا مدـع زاوج عفدـلا ريدـقتب ر رقتلا ساحملا ماـعلا تدـيقت مـقرب 2307033671543 خـ راتو 2023/09/20 .م ءاـن و ع اـم مدـقت ھنإـف تـ ثي مكتليـضفل كولـس دملا ھيلع ةـفا ل لبـسلا قرطلاو مدـعو ھتو ـس نع ةـيامح ھتدـلاو ـالإ نأ ا ي ام الو فرع ا ومـضم ا اوتحمو ماق دملا ھيلع عفرب ةـيقرب ةـلجاع ومـسل ر زو ةـيلخادلا تدـيقت مقرب 2307033671544 خ راتو 2023/09/20م ةيقر و ىرخأ ةليـضفل اعم بئانلا اـ داعإو ناـ مل ا ـس ح اـ زاجتحاو نود اـ يكمت نـم ميدـقت .ىو ـشلا 4 - دـع نأ تـغلبأ ةديـسلا ةـقئاع اـ با دملا ھـيلع ماـيقب ناندـع ھـنباو ناـسغ عـضوب ا مـصب ع ةدـع قاروأ ـال ملع كفل ا ـس ح الإ نأ دملا رـضح ھب ـ ب هدـلو ( ناسغ ناندـع ز ) ماقو يدـعتلاب ع ھلاخ : قوزرم ھ رـضو هردـص لاقو ھل اظفل ( هللاو كي رأل لثم ام ت ر ك غ ،) ماقو ذخأب ھتدلاو ةكم ةمركملا ميدقتل ىو ـش هدض الإ ا أ تضفر ىو ـشلا تاذل ب ـسلا .اضيأ 3 - امك نأ وخأ ةدلاو ن عادتملا ديـسلا قوزرم يزار ا ماق ا راضحإب ةطرـشلل ا يكمتل نم ميدقت ىو شلا ىو ش هدـض ىدـل زكرم ةطرـش ةمالـسلا الإ ا أ تضفر كلذ ب ـس ةفـصلا ا ألو ةلما ةيل مدعو دوجو ام ت ثي مدع ا ردق ع كلذ ، امك نأ دملا ھيلع ماق ةعجارمب ةرامإ ةقطنم دملاو ھيلع نم وتي فرـصلا ا لع دـيدس و تاوف ءاملا ءا ر كلاو عفدو بتاور ةـلامعلا ةـيل ملا ةصا ا .ا 2 - مل تكـس دملا ھيلع ءازإ كلت تافرـصتلا ةن شملا نم دملا ررقو ميدقت اـ لثمت ذـنم ءدـب .ىوعدـلا اـضيأ لـقن اـ يب ھمـساب نمثب مل ھضبقت ةـلا و و س ل اـ ف قح عيبـلا ھسفنل لـقنو اـ اراقع اـضيأ ھمـساب ـكأو نم كـلذ ھنإـف نم ـكأ نم رـشع تاونـس ـح ن يماـحملل رـضا ا اـ ع ر ـش يذ ةدـعقلا 1444 ـ نـ ح نأ هذـ ىوعدـلا ةـماقم ةنـس 1442 ،ـ اـ ل عـضب تاونـس ، سمتلن نـم ماـقم ةرئادـلا ةرقوملا ةـظحالم كـلذ ثـح و ىدـم ة ـ نم لاـصت ھتدـلاوب كلذـكو ماـق ليكوتب ھسفن ليكوتو ھيماحم دـع ھئالي سا ع ماقرأ ةـصنم رـش أ دـقو انظحال نأ ةـلا و ةدـلاولا دـملل تنا ر ـش ىدامج ةـيناثلا 1444 ـ ھليكوتو تايفـش سملل ةـعجارمل ءاـبط ن فرـشملا ع ا ـ ، دـقو عنم دملا ھيلع نم ناـنئمط اـ لع عو ا ـ اـمك ماق درط ةـثالث نم ن لماعلا ا دـل س ل ب ـس ھنأ م م ي ن كمتب دملا ھـنيكمت نـم اـ ملا م نـع مـ ق رط ناـنئمطالل ع ا ـ ـالو اميـس اـ أو ةديـس ةـنعاط نـسلا تـغل و نـم ـكلا اـيتع ا ـ و ةئ ـس ا دـلو نـم ضارم ـلا مزلتـس اـ عجارم ا ذـخأو يزار ا ) ا زاجتحاو ةلازإو باب ا يب ذإ مل دع ا يبل لخدم الإ روبعلاب نم ل م دملا ماقو ب ا لاوج عنمو دملا نم لصاوتلا ا عم يأب ل ش ديد و ةلامعلا ةيل ملا م ريذحتو نم يزار ا .) 1 - لاـق اـع ( ـ قو كـ ر ـالأ اودـبع ـالإ هاـيإ نيدـلاولا و اـناسحإ ) الدـ و نـم نأ نـسحي ھتدـلاول لـثتم و رمـأل هللا اـع ماـق دملا س حب ھتدـلاو ةدـلاوو دملا ھـيلع ( ھقتاـع عافدـلا عوفدـلاو ةادـبملا تاركذملاب ةـقباسلا تع و ةفا عوفدلا ةدراولا ا ءزج ال أزجتي نم كلت .ةركذملا ايناث : اباوج ع راسفتـسا ةرئادلا نأش زاجتحا فنأتـسملا هدض ھتدلاول ( ةقتاع قملا ھب .) امك تعلطا ةرئادلا ع ةركذملا ةمدقملا ليكو دملا ھيلع ( ةماسأ دمحا سابع ز ) ةعدوملاو تاقفرمب ةيضقلا خ راتب 10 03/ 1445/ ـ ا لصاحو ( : الوأ : كسمتن ةفا ب ھجوأ ةيـضا ع لا اـنبلاط اـ ف ليـصفتب قوطنم مك ا يذـلا ءاـج ـالمجم ح ققحتت ةـياغلا نم ماـ ح ةـيئاضقلا لصفلا تاعزانملا ل ـش تاب عطاقو بس كتو ما ح ةـي رم هذـ ةركذملا تاركذم</w:t>
-      </w:r>
-    </w:p>
-    <w:p>
-      <w:pPr>
-        <w:jc w:val="right"/>
-        <w:bidi/>
-      </w:pPr>
-      <w:r>
-        <w:rPr>
-          <w:b w:val="0"/>
-          <w:i w:val="0"/>
-        </w:rPr>
-        <w:t>لاو ةـقباسلا بلطن نم ماـقم ةرئادـلا دـييأت مكح ةـمكحم ةـجردلا و لـحم رظنلا عـم ليـصفت ةـقوطنم قـفو ليـصفتلا فـن دـنبلا اـثلاث اـمو هان ـ و انتركذـم ةيـصولل حبـصب نم ا قحتـسملا اـ ل اعرـش اـغلبم هردـقو ( ٢١٩,٦٥١،٢٧ لاـ ر ) ةعبـس نورـشعو اـنويلم ةئمتـسو دـحاوو نوسمخو اـفلأ ناـتئمو ةعـس و رـشع ـالا ر ؛ لـ لو ام قبـس ھنايب دملا ھيلع قحتـس اغلبم هردقو ( ٢٧٠,٧٧٩,٩٦ لا ر ) ةتـس و نوعـس انويلم ةئامعبسو و ةعس نوعبسو افلأ ناتئمو و نوعبس .الا ر 3 - ل وم ةـقتاع يرار ا :، دع مصخ غلبم ثلا (٣٧٩,٦٧٢،١١٠ ) ةـئم ةرـشعو نويلم ةئمتـسو ناـنثاو نوعبـسو اـفلأ ةـئمثالثو ةعـس و نوعبـسو .الا ر ٢ - كوـم ناندـع ز : دـع مـصخ غـلبم ثلثلا ةيـصولل نمثلاو ـل ومل ةفـصانملاب عم ثر ،) ر ظي ةرئادـلل ةرقوملا الو ىفخي ع ف رـش ا ملع نأ ةـميق غلبملا مو حملا ھب حبـصت اتلا ١: - ةيـصولا : ثلثلا فرـصي بسح ا فراصم نو و امجإ كلذ اغلبم هردقو غلبم و هردق تاـبغر ثروملا ھت ـصو ـال غ نـم نأ ةيـصولا ثـلثلا نود ةداـ ز وأ ناـصقن ، لازنإـ و اذـ ر رقتلا رـشلا ع غـلبملا موـ حملا ھـب دـع و عـالط ع كـص رـصح ثر ( قـفرم ٥ رصح تـ ثملا ةيـصولاب ، دـقو ىرت ةرئادـلا ةرقوملا نأ كـص تاـبثإ ةيـصولا أدـتبا نأـب فراـصم ثـلثلا ةـثالثلا ، مـث صن ع نأ اـم ىقبت نـم اذـ ثـلثلا عزوـي ع داـفح ميدـقتلاو خأـتلاو دـصر ةبـس لا ٥٪ ةرـشعلاو ن يـالم ةـسم او ن يـالم مـصخت نم ثلث ةيـصولا تس لو جراـخ ثلثلا اـمو ىقب ي نم اذـ ثلثلا دـع هذـ فراـصملا ةـثالثلا ةددـحملا عزوـي ع داـفح قـفو ليـصفتلا ٥ % فقو لآل ز ةرـشعو ن يالم فقو لع ةسمخو ن يالم ءايحإل ضرأ ةدج يداوب ةمطاف دع اذ ھل مت صنلا ع (( : امو ىقبت نم ثلثلا عزوي ع ...يدافحا إ ،)) امم ع نأ عـالطالا و لـمأتلاو ع كص ةيـصولا ( قفرم ٤ كص ةيـصولا ) دـجن نأ ثروملا ھمحر هللا دـق ـ وأ ثلثب ھتكرت قفو فراصم ةيـصولا ةت ثملا كصب تابثإ ةيـصولا ، دعبف نأ صن ع ةبـس ةرقوملا د زم نايب حاضيإو لوح ةلأسم بلط ليـصفت قوطنم مك ا صيـصنتلاو ع ب ـصن كوم ةميق صص ا مو حملا ا عم دوجو ةيصو نم ثروملا ھمحر هللا ةبجاو ذافنلا ، ةدـجب مقرب ( ٤٥٧٠٠٥٣٠٩٣ ) اـنأو اـ ليكو اـ ماحمو كـلت ىوعدـلا ؛ امم ن بي دوجو ةـموص ا فال او ن ب فارط تفا و اذـ عفدـلا نم دملا .ھيلع اثلاث : بغرن نأ نذأت انل ةرئادـلا ةرقوملا نأ ةـموص ا ن ب كوم دملاو ھيلع ةـمدتحم دـقف ماقأ دملا ھيلع ىوعد دـض ل وم ا مازلإل نأب عفدت ھل غلبم ( ۰۰۰.۰۰۰.۵۳۱ لا ر ) و ةروظنم ةـمكحملاب ةماعلا بيغـش لاو ا لع اذـ و ام نقي ن ھنأ نل طني ع رظن ة ـص و ةرئادلا ا م فو بقاثلا دع نوع هللا هدييأتو دقو د ـش ھيلع ا دافحأ نم ا با يزاغ ( قفرم ۳ ةروص رارق ،) دونو نأ هونن</w:t>
-      </w:r>
-    </w:p>
-    <w:p>
-      <w:pPr>
-        <w:jc w:val="right"/>
-        <w:bidi/>
-      </w:pPr>
-      <w:r>
-        <w:rPr>
-          <w:b w:val="0"/>
-          <w:i w:val="0"/>
-        </w:rPr>
+        <w:t>بجدة التجار ة التجار ة المحكمة الثانية ست ناف ست ناف دائرة ۳ : ةـ الصفح رقم ۱٤٤۵/۰۳/۱۳ : كـ الص خـ تار</w:t>
+      </w:r>
+    </w:p>
+    <w:p>
+      <w:pPr>
+        <w:pStyle w:val="Heading2"/>
+        <w:jc w:val="right"/>
+        <w:bidi/>
+      </w:pPr>
+      <w:r>
+        <w:t>[الطلبات / المرفقات] ===</w:t>
+        <w:br/>
+        <w:t>الم تبة النظامية آثاره وسر ان البيع ة معھ يث ت الذي مر ا صـص تلك قيمة اسـتلام عدم شأن والمسـتأنف المتداع ن مورث ب ن نزاع أي يثار لم وكذلك البيع ع اع اض أي عليھ تصفية الدائرة إغفال : عاشـرا (. بالباطل ب نكم أموالكم تأ لوا ولا : ) عا لقولھ بالمخالفة بالباطل الناس أموال أ ل قبيل من عد دفعھ إعادة ل ون المبلغ بذات المطالبة جواز وعدم عليھ ال ـ ل شـطب وتم النظام حسب تصـفي ا تم قـد التجار ـة ز أحمـد شـركة أن ، درجـة أول محكمـة حكم تجا ل : ا المتعلقـة با صـص المطالبـة جواز وعـدم التجار ـة ز أحمـد شركـة الله رحمھ ز أحمـد الشـيخ من ل تخارج عـد أنھ حيث ، النظام حسب ل ا ولاوجود م يـة شـركة ع الـدعوى إقامـة قبول وعـدم الـدعوى رد عل ا يجب و ان ـ، 1437 منـذ ل ا التجاري الشـر اء قام فقد ( الدعوى محل الشـركة ) التجار ـة ز أحمـد شـركة ، الشـركة نفس من ـ 1434 العام ضـده المسـتأنف تخارج وكـذا ، ضـده والمسـتأنف المسـتأنف مورث ـ، 1431 لعـام للـدفع الـدائرة تجا ل : عشـر ا ـادي (. 8 ورقـم 7 رقـم مرفـق )وـ 11/4/1437 بتار ـخ التجـاري ال ـ ل شـطب وكـذا ، التجار ـة ز أحمـد شـركة بتصـفية التجار ـة ز أحمـد شـركة ا ـدد سـي تب ل ونھ للشـر عة ا كم ومخالفـة الـدعوى الرأي وجھ ا ـو ري تـأث ه رغم ذلـك لإثبـات الكفيلـة جراءات اتخـاذ وعـدم ا صـص مبلـغ بـدفع المسـتأنف من المبـدئ ا ـو ري الدائرة اس يضاح ع أجاب أصالة عليھ المد أن ( 3 الصـفحة بداية ) ع اض محل ا كم من الثابت أن حيث فمن ، بالباطل الناس أموال أ ل قبل من عـد مما مرت ن المبلغ دفع عليھ فأجاب ذلك من أك المد لدعوى وفقا قيم ا أن ح ن ، فقط ( ر ال 450.000 ) بمبلغ التجار ة ز أحمد شركة لنفسھ والده حصة شراء قيامھ واقعة عن ـ 09/11/1443 بجلسـة مئة ( ر ـال 120.000.000 ) مبلـغ مقابـل وذلـك ، المملكـة ف ـا حصـص لوالـده ـان الـ الشـر ات جميـع حصـصھ جميـع منھ شـ ي أن ع حيـاتھ حـال والـده مـع اتفـق أنھ : ) عليـھ المد بمجرد حقوق ا البنوك اسـتوفت وقد الديون تلك من دين ب ل ا اصة البنكية حساباتھ المبالغ إيداع خلال من للبنوك والده ديون سداد خلال من سداد ا تم ر ال مليون وعشـرون تلك ومنتـج جو ر ـا دفعـا أنـھ الـدفع ـذا مـن الـب ن إن وحيـث ، الزايـدي القا ـ قبـل مـن شـأنھ الصـادر العامـة المحكمـة قضـية سـنوات قبـل للمحكمـة وقـدمت ، المبـالغ تلـك إيـداع : ا صـر لا المثال س يل وع عدمھ من الـدفع ـذا إثبات شأ ا من ال جراءات اتخاذ بالـدائرة و و ان أغفلتھ الـدائرة أن إلا الـدعوى الرأي وجھ التأث شأنھ من حيث الـدعوى قوق ا الديون اس يفاء ومدى الديون تلك من دين ب ل ا اصة البنكية حساباتھ المبالغ وإيداع المبلغ سداد المستأنف قام إذا عما للاستعلام السـعودي النقد مؤسـسة مخاطبة - 1 المحـاس ية المسـ ندات لطلب ـ 8/6/1433 وتار ـخ ( 33286392 ) رقـم الـدعوى نـاظرة الـدائرة جـدة بمحافظـة العامـة المحكمـة مخاطبـة - 2 عـدمھ. من والـده عـن المدفوعـة المسـتأنف مـن مرة المبـالغ تلـك بـدفع المسـتأنف بـإلزام – عـ اض محـل – ا كـم صـدور غفـال ذلـك ع وترتـب جراءات تلـك أغفلـت الـدائرة ان إلاـ الـدائرة. حـوزة ل و ـا الـدعوى تلـك المقدمـة تقـديمھ سـبق ولما لھ لـذلك : الطلبات بالإلغاء. حر ا و جعلھ سـلامية الشـر عة ومخالفـة بالقصور ا كم عيب مما بالباطل الناس أموال أ ل قبيـل من عـد ا كم ـذا ـان ولما ، أخرى ورد ما ع عليھ المد وكيل وأكد (. المد دعوى برد مجددا وا كم الصادر ا كم نقض الموضوع و شـكلا ست ناف قبول فضـيلتكم من نطلب أسـباب من الموقرة الـدائرة تراه ولما المنطوق تفصل لم فالـدائرة ا كم منطوق صـيغة ع فقط منصب اع اضـنا أن نؤكـد : ) وحاصـل ا المد وكيـل من المقدمـة ع اض لائحـة ع الـدائرة اطلعت كمـا ، ع اض بلائحـة ، ر الا وثلاثون وثمانية ومئة ألفا وثمانون واثنان وثمانمئـة مليونا وثلاثون وواحـد ثلاثمئـة ( ر ال 331,882,138 ) مبلغ سـداد عليھ المد بـإلزام حكمت الـدائرة إن حيث ال ـ يح النحو ع يتـوجب ح ـام أن فضـيلتكم علم شـر ف ع يخفى ولاـ جمـا المبلـغ بـذكر اكتفت وإنمـا عـدد م رغم التحديـد وجھ ع للمـدع ن المسـتحقة المبـالغ ا كـم مصـدرة الـدائرة تو ـ ولـم عليھ المد أن كما ( الصـك صورة مرفق ( ) 229014721194320022 ) قضا ي حكم بموجب ثابتة وصـية ناك بأن الـدائرة إفادة تم أنھ علما تنفيـذ ا يمكن ح مفصـلة ت ون أن نظاما عدنان ـ 1 :- ي ما عتبار ع ن الوصية أخذ و عد الشـرعية أنصـب م حسب المسـتحق ن بيان فإن عليھ و ـ، 12/05/1438 تار خ و( 38391575 ) رقم الورثة حصـر بموجب الورثة أحـد و محمد عاتقة - 2 ر الا. وسبعون مئتان و ألفا وسبعون و سعة وسـبعمئة مليونا و سـعون سـتة ( ر ال 96.779.270 ) وقدره مبلغ سـتحق و و ( 1017092733 ) رقم و ـة ، ز عباس أحمـد -3 ر الا. عشر سعة و ومئتان ألفا وخمسون وواحد وسـتمئة مليونا وعشـرون سـبعة ( ر ال 27.651.219 ) وقدره مبلغ سـتحق و ( 1007056847 ) رقـم و ـة ، ا رازي ع محمـد يح الفضيلة أ اب ر الا. وسبعون و سعة وثلاثمئة ألفا وسبعون واثنان وستمئة مليون وعشـرة مئة ( ر ال 110.672.379 ) وقدره مبلغ والمستحقة المتداع ن مورث ا أو ـ وال الوصـية شـكلا ست نـاف قبـول : أولاـ الموقرة. الـدائرة مقـام من اطلب فـإن المدع ن مسـتحقات تفصـيل وعـدم وجو ـا ال ـ يح النحـو ع ا كـم تفصـيل عـدم الموقرة الـدائرة لمقـام تـب ن وحيـث و سعون سـتة ( ر ال 96.779.270 ) قـدره إجمـا مبلـغ ( 1017092733 ) رقـم و ـة ، ز عبـاس أحمـد عـدنان للمـد يـدفع أن عليـھ المد بـالزام ا كـم : ثانيـا النظاميـة. المدة لتقـديمھ ( ر ال 27.651.219 ) قـدره مبلـغ ( 1007056847 ) رقـم و ـة ، ا رازي ع محمـد يح محمـد عاتقـة للمدعيـة يـدفع وأن ، ر الاـ سـبعون و مئتـان و ألفـا وسـبعون و سـعة وسـبعمئة مليونـا وعشـرة مئة ( ر ال 110.672.379 ) وقدره مبلغ الوصـية لمسـتحقي يـدفع أن عليھ المد بإلزام وا كم ، ر الا عشـر سـعة و ومئتان ألفا وخمسون وواحـد وسـتمئة مليونا وعشـرون سبعـة -02-11 بتار ـخ النظام المودعـة المذكرة ع الـدائرة اطلعت كمـا ع اض. بلائحـة ورد مـا ع المد وكيـل وأكـد (. ر الاـ سـبعون و و سـعة وثلاثمئـة ألفـا وسـبعون واثنـان وسـتمئة مليون أن تر لا عليھ المد أثار ا ال الطعون جميع أن الفضـيلة لأ ـ اب أب ن أن أود ، ز أسامة عليھ المد من المقـدم ست ناف ع جوابا : ) ونصـ ا ، المد وكيل من المقدمـة ـ، 1445 عليھ المد دفـع أن : أولاـ : أقـول يضـاح ز ـادة بـاب ومن عل ـا للإجابـة يكفي مـا عليھ المعـ ض ا كم اسـباب و حينھ عل ـا جابـة تمت أن وسـبق ، عليھ المعـ ض ا كم ن يجـة غ لموك المملوكـة ا صـة ع وقـع إنمـا المذ ـور والصـ ، ز أحمـد مـوك مـورث ملـك الـدعوى محـل ا صـة لأـن وذلـك ، لـھ محـل ولاـ ي ـ لاـ ف ـا الفصـل لسـبق النظر جـواز عـدم تتغ أن دون ا صوم ب ن قام نزاع إلا ا يـة ح ـام لتلـك ت ون ولاـ : ) نصت وال ، ثبـات نظـام من ٨٦ المادة إ واسـ نادا ، الـدعوى تلك طرفـا المورث يكن ولم ، آنـذاك الشـركة ان والذي ـ الدعوى ذه محل ـ ز أحمد المورث حصـص ع ول س للمو ل المملوكة ا صة ع وقع الصـ أن يت المادة ـذه و النظر (، وسـ با محلا ذاتھ با ق و علق صفا م البيع أن ع يـدل مما إن : ثانيا لھ. وجھ لا النظر جواز عـدم عليھ المد دفع فإن و التا ، تمثيلھ أو عنھ الصـ ا ق للمو ل ول س ، الـدعوى يُختصم ولم ، يرزق حيا الوقت ذلك ١٢٠ و الثمن بـأن يزعم وتـارة ر ـال ألـف ٤٥٠ و الثمن بـأن يزعم فتـارة الـدعوى ـذه محـل ا صـص قيمـة عليھ المد تنـاقض ـو ثمن بـدون ـان المد عليھ سـ ند الـذي المزعـوم بـإلزامھ حكم ـا ـ يحة ن يجـة من لھ خلصت ومـا س ي ـا ا كم مصـدرة الـدائرة لـھ أشـارت مـا و ـذا ، اعتبـاره وعـدم الزعـم ـذا اطراح يـوجب الصـارخ التنـاقض ف ـذا ، ر ـال مليـون وقـدره بمبلـغ قيم ـا والـذي لـھ المحكمـة ت ليـف عـد غزالـة أبـو طلاـل المحـاسب قبـل مـن تقييم ـا تـم ال اع محـل الشـركة حصـص أن و مـا الفضـيلة أ ـ اب العادلـة. ا صـص بقيمـة أنھ يزعـم عليـھ المد أن و مـا لـذلك عليـھ التخـارج وتـم الشـر اء واعتمـده ، ر الاـ وثلاـثون وثمانيـة ومئـة ألفـا وثمـانون واثنـان وثمانمئـة مليونـا وثلاـثون وواحـد ثلاثمئـة ( ر ـال 331,882,138) الـدعوى يؤكـد تناقضـا والقيمـة الثمـن تنـاقض بـل ، تـم الـبيع أن ع ـ يح دليـل أو ب نـة يقـدم ولـم ، الـدعوى محـل وأولاـده ز أحمـد شـركة لـھ المملوكـة ا صـة المورث مـن اشـ ى فـالقول ب نـة بي مـا ول س البيعـان اختلـف إذا : وسـلم عليھ الله صـ الله رسـول عن مسـعود ابن روى لما ، البـا ع قـول فـالقول والقيمـة الثمن ختلاـف عنـد أنھ صـل أن و مـا . و ؤ ـد ا ع اض رفض : أولا : الموقرة دائرتكم من أطلب فإ ي لذلك ، القيمة يضـمن فإنھ عتبار ة صـف ا وأل مال ا رأس و ـ ب اختيار ا الشـركة بتصـفية قام عليھ المد أن و ما ، البا ع قول وكيل فعقـب (. ست نـاف ـ يفة مو ـ ة مـا وفـق المبـالغ وتفصـيل ا رازي وعاتقـة ز احمـد عـدنان مـن المقـدم عـ اض قبـول : ثانيـا موضوعـا. ز أحمـد أسامـة مـن المقـدم ونطلب عليـھ المد عـن وكلاـء منـا المقدمـة عـ اض لائحـة ع المد وكيـل جـواب ع أيضـا يطلـع ولـم المد وكيـل مـن المقدمـة ع اضـية اللائحـة ع يطلـع لـم بـأنھ عل ـا المد جلسـة و لك و ي. الـدائرة بر ـد فع عـذر فإن ، القضـا ي ال نامـج يقـدمانھ مـا وإدراج أيـام 5 مـدة خلال المذكرات ب بادل الطرف ن الـدائرة فـأف مت جابـة. وتقـديم لـذلك م ـال الرد : ) من لأجلھ اسـتم ل ما عل ا المد وكيل تقـديم ل ا ي ب ن فلم القضـية ملف ع الـدائرة واطلعت ، إلك ونيا أطراف ا ا والمبلغ عـد عن المر ي تصـال ع المنعقـدة ــ، 1445-02-20 بـأنھ أفـاد إنھ ثم ، مقبـول غ السـلوك ـذا بـأن وأف متھ (، عل ـا المد مـن المقدمـة عـ اض لائحـة ع المد وكيـل جـواب ع والرد المد وكيـل مـن المقدمـة ع اضـية اللائحـة ع يتع ن ادعـاءات ع انطوت وحيث ، عليھ المد من المقدمـة ع اضـية اللائحـة ع عقيبـا المد من المقدمـة المذكرة إ بالإشـارة : ) ونصھ ، الـدائرة إيميـل عـ ليلاـ بالأـمس بجوابھ تقـدم</w:t>
+      </w:r>
+    </w:p>
+    <w:p>
+      <w:pPr>
+        <w:pStyle w:val="Heading2"/>
+        <w:jc w:val="right"/>
+        <w:bidi/>
+      </w:pPr>
+      <w:r>
+        <w:t>[المتن الفعلي: الوقائع / الأسباب / المنطوق] ===</w:t>
+        <w:br/>
         <w:t>٤۵۳۰۲٤۱٦۲۲ رقم صك</w:t>
       </w:r>
     </w:p>
@@ -1204,33 +773,33 @@
           <w:b w:val="0"/>
           <w:i w:val="0"/>
         </w:rPr>
-        <w:t>رات ـخ صلا ـك : ۳۱/۳۰/۵٤٤۱ مقر حفصلا ـة : ۲۱ ةرئاد فان تس فان تس ةيناثلا ةمكحملا ة راجتلا ة راجتلا ةدجب</w:t>
-      </w:r>
-    </w:p>
-    <w:p>
-      <w:pPr>
-        <w:jc w:val="right"/>
-        <w:bidi/>
-      </w:pPr>
-      <w:r>
-        <w:rPr>
-          <w:b w:val="0"/>
-          <w:i w:val="0"/>
-        </w:rPr>
-        <w:t xml:space="preserve">اـمك ھنأ بلطي روضح ةدـلاو دملا و دملا ھيلع ؛ نـأل اـم هر ظت ع اـقو ىوعدـلا اـ أ مل لـ وت ادـحأ ةـماقإل هذـ ىوعدـلا ، بقعف لـيكو ن يعدملا : نأـب لـيكو دملا ھيلع لواـحي ةـلاطإ دمأ ةـباينلل ةـماعلا قيقحتلل اـم عم نأـش ر و لا يذـلا اـماق ھب لاـح ھتوبث .) بقف لـيكو ن عدملا ـالئاق : ھنأـب ررقي .ءاـفتك اميف دـكأ ليكو دملا ھيلع نأب ب ا مل رـضحي ةـسلجب مويلا ، (000,500 ) ةئمـسمخ فلأ لا ر يدوعس ظن باع أ .ةاماحملا ايطايتحا : ءاعدتسا ةقتاع يزار ا ةدافإلل ا م نأش ا ليكوت ليكول دملا عفرل ىوعدلا نم ھمدع ، ةلاحإو دملا ھليكوو سمتلن نـم مكتليـضف ءاـضقلا اـمب ي : ـالوأ : لوـبق فاـن تس .الكـش اـيناث عوـضوملا : ءاـغلإب مـك ا فنأتـسملا ءاـضقلاو اددـجم اـمب ي : ايلـصأ در ىوـعد دملا عـم ھـمازلإ غـلبمب هردـقو داـ ج لثم هذـ روم ر رقتو ام هاري اققحم لدـعلل ال زمو ملظلل ناودـعلاو ارجاز نم دـمعتي رارـض ھناوخإب ن ملـسملا اعدار ه غل نمم لوس م ل م ـسفنا كلذ ؛" ءان و ع ام مدـقت ةـحابلا ةـباينلاب " : صوـصخب مكداـش سا نمع دـمعتي ةـبغاشملا رارـض و ه غ نع ق رط ةاـعادملا اـمو ھمزلتـس ةاـعادملا نم تاـقفن رفـسلا ةـماق و هوحنو مكدـيفن نأ مكاـ ل رـشلا هللا ةرـصبتلا " : نـم ماـق ةيكـش غ قـح وأ دا ـالطاب ب يف نأ بدؤـي ،" ءاـجو ىواـتف ةحامـس خيـشلا دـمحم نـب مـي اربإ ھـمحر هللا اـع باـطخ ھجوـم ةليـضفل س ئر ةمكحم هللا ح ع ي ،)) املو ءاـج دـنع يراـخبلا نع ي أ ـ وم يرعـش ـ ر هللا ھنع لاـق اولاـق اي لوسر هللا يأ ن ملـسملا لضفأ لاق (( : نم ملـس سانلا نم ھناسل هدـ و .)) لاق نبا نوحرف ھمحر رمع ـ ر هللا ام ع لاق تعمـس لوسر هللا ـص هللا ھيلع ملـسو لوقي (( : نم تلاح ھتعافـش نود دـح نم دودـح هللا دقف داض هللا نمو مصاخ لطاب و و ھملع مل لزي ط ـ نم عـقو ع كوـم نـم ملظ اـمو قـ ھب نم ررـض يداـم يوـنعمو ةـجي ن ىواـعد ةـيديك ةدـيدع ـالو ىفخي مكيلع ةـمرح ءاـعد لـطابلا ، امل ھجرخأ وـبأ دوواد دـمحأو يق بـلاو نم ثيدـح نبا ىوعدـلا ، ظاـفتح و قاروألاب ىرخ ا ميدـقتل لاح حاضتفا ام ھبكترا نم تاسرامم ةـلطاب دـصقب راث تس ھسفنل كالمأب ھتدـلاو ا ـصحو نم .ةـك لا با ـ أ ةليـضفلا ال مكافخي ام نويعلا ذـخأو ا مـصب نود و وأ كاردإ اـ اوتحمل اـمك رقت ھب ةحارـص كـلذو ع قاروأ ا دـعأ قيقحتل هاياون غلا ةميلـس لاو ال ا رقي ال عرـشلا الو ماظنلا ةـيغ ليلظت ةـمكحملا هذـ فنأتـسملا و ھتدـلاو ةـليل عـضو ا مـصب ع ددـع نـم قارو اـ م اـم مـت ھميدـقت ةركذملاـب ة خ ن بـتو نـم ةملاـ ملا ةـسرامملا ةـئطا ا ةملاـظلاو نـم دملا عـم ھتدـلاو ا احطـصاب ب بـطل رم يذـلا نعطي ة ـ كـلت ةـقرولا ن عت و تاـفتل .ا ع 5 - لاـق هللا اـع (( : لـب فذـقن ق اـب ع لطابلا ھغمدـيف اذإف و ق از .) مدـقن مكل لي ـ ي وص ةملا ملل لا ترج ن ب ةـقرولا مني نع نومـضم ي وناـق يوق ـال ردـصي نم ي وناـق ، ولو تناـ ع ةـيارد ھنومـضمب تناـ ل تعقو الدـب نم ا مـصب ـالو اميـس اـ أو ع ردـق نم ميلعتلا يذـلا اـ كمي نم ةباـتكلا نمـضتت ا رارقإ موعزملا مغر ا أ دـق تغلب نم كلا ايتع تغل و ةـع رأ ن عـس و اماع تحبـصأو ةزجاع نع ةءارق تامل لا ةـياردلاو امب ھنمـضتت كلت ةـقرولا دـناس ملا ا لع ، امك نأ ىوتحم لي ـ ويدـيفلا مدـعو مـلع ھـفورظ ھت ـ و نـ ح مـكحي نـم ءاـقلت ھـسفن ع رارق موـعزملا ھت ـ ب ضغو فرطلا نـع فورظ عـيقوت ةديـسلا ةـقتاع يزار ا ع كـلت ةـقرولا ـلا ، بـيجنف ع كـلذ :ت 1/ : عفدـن راـ نإب ة ـ كـلت ةـقرولا ةـلمج .اليـصفتو ت 2/ : نإ لـيكو فنأتـسملا هدـض لازـال كلـس ةـفا لبـس ضقاـنتلا بارغتـس و ھعوـفد ثـيح نـعطي ع ةـيحان .ىرخأ ب - امأو اباوج ع نعط فنأتـسملا هدـض ع لي ـ لا مدعو ملع فورظ تيقوتو لي ـ لا ھقافرإو رارقإ - موعزم هرودص نم ةيعدملا ع ا رارـصإ ع ةبلاطملا ا قحب - اـمع اذإ تناـ بلاـطت دملا ھـيلع كـلتب ىوعدـلا نم ھمدـع ذإ نأ كـلذ نم ھنأـش ثأـتلا ھجو يأرلا ىوعدـلا عـطقل رباد تاءاـعد نم دـيكأتلا ع اـ ليكوت نم ةـيحان يفنو اـ ل وت نم هدـض عـفد فنأتـسملا مدـع اـ ليكوت ھل ةـبلاطملل اـ قوقحب ثرإ اـ جوز وتملا دـمحأ ز بيجنف ع كـلذ :أ - كـسمتن ءاعدتـساب ةديـسلا ( ةـقئاع يزار ا ) ا اوجتـسال كـلذو ا لاؤسل ھص ـ ا و ءا رـشلا ةكرش دمحأ ز هدالوأو نع ةبس لا لا تنا ةيقبتم و 10 .% دع و كلذ مت ةيفصت ةكرشلا بسح ماظنلا ماع 1437 .ـ 4 - اباوج ع نعط ليكو فنأتسملا نوـيلم ، مـلعللو ھنإـف مـت ضا ـع ع نـ ر رقتلا مـتو جراـخت ءا رـشلا ـصلاب ـ ا لاو ، جراـختلا و مـل دـع ن يعدـملل يأ قوـقح ةكرـش دـمحأ ز ةـ راجتلا ـلا جراـخت اـ م دملا ناندـع لاـ ر ةئمتـس ناـنثاو ن رـشعو نوـيلم لاـ ر اـب رقت ، اـمب عم نأ ةبـس لا ( ـ 10 )% كـلتل تا رـشلا اـمك ةدوـسملا و غـلبم 68 نوـيلم ، و ةدوـسملا ةـيناثلا خـ راتب 2011-06-27م ، غـلبم 79 233 .نوـيلم ( ةكرـشو ة م ا ) اـ ميقو ةـيلامج اـب رقت 17 .نويلم ( ةكرـشو اـن ترو ) اـ ميقو ةـيلامج اـب رقت 14 .نوـيلم اذـ و ع نأ عوـمجم ةـميق كـلت تا رـشلا وـ غلبم 622 نويلم ن ومتلل ) اـ ميقو ةـيلامج اب رقت 15 نويلم ( .) ةكرـشو دـمحأ ز ءاـ ر كلل فييكتلاو ) ا ميقو ةـيلامج اب رقت 31 .نويلم ( ةكرـشلاو ةـينطولا ةرادإلل تامدـ او ) ا ميقو ةيلامج اب رقت 10 % لـ ةكرـش و ( ةكرـش ةـعرزم يداو ةـمطاف ) اـ ميقو ةـيلامج اـب رقت 37 .نويلم ( ةكرـشو عنـصم تاـ ول ا ةـنيحطلاو ) اـ ميقو ةـيلامج اب رقت 270 .نوـيلم ( ةكرـشو دـمحأ ز ةليـضفلا : طيحن مكتليـضف املع نأب ةكرـش دـمحأ ز ةـ راجتلا ةكرـش ةـيقرو ا ميقو ي أت نم ا ـصصح تا رـشلا لا ا كلمت ةكرـش دـمحأ ز هدالوأو ا ددعو ( 7 ) تا رش عقاوب ھعيقوـتب ، املو ناـ اـم مدـقت ھنإـف ـال زوـجي دـملل عوـجرلا اـمع مـت ع ھيدـي اـقفو ةدـعاقلل ةيعرـشلا ـلا صنت ع ھنأ ( : نم ـس ضقن اـم مت نم ھت ج ھيعـسف دودرم ھيلع .) با ـ أ ديد ا ةكرـشلا - ةماسأ ز - تع و عيقوت ل ام م ةباثمب ةصلاخم ةمات ةيئا و ءاربإو ةمذل ي شملا ) ارارقإو ة ب ع زوت صص ا اميف م يب ، دقو ماق دملا لييذتب رارق ءا رشلا ةـمذ دملا ھـيلع نـم ةـيأ قوـقح قـلعتت كـلتب ةكرـشلا ثـيح نمـضت رارقإ دملا فنأتـسملا هدـض - اـصن ھـنأ ( : وتـسا فرطلا لزاـنتملا - فنأتـسملا هدـض - ھقح نم فرطلا ي ـشملا ك رـشلا ءارش ةـماسأ صـص هدـلاو نود ءادـبإ ةـمث ضا عا ع كلمت ةماسأ ز ةبـس ل هدلاو لا ا ا شا ھنم ، كلذكو ل اجت رارق ءا رـشلا قثوملا 1434/2/10 ( .ـ دن سم مقر 5 .) يذلا أربأ لـ اجت لـيكو فنأتـسملا هدـض رارمتـسا ھل وـم ( ناندـع ز - ھتفـصب ا رـش ةكرـش دـمحأ ز هدـالوأو ) ا رـش عـم دملا ھـيلع ( ةـماسأ ز ) ةكرـش دـمحأ ز ةـ راجتلا ةدمل ن ت ـس دع ة ـ ب عيبـلا اخيـسرتو مالتـسال ك رـشلا ( دـمحأ ساـبع ز ) ثروـم دملا ھب ـصن نـم دملا ھـيلع نـم اذـ لزاـنتلا ارارقإو ة ـ ب عـ زوت كـلت صـص ا ـلا تـلآ .فنأتـسملل ت - كلذـك دملا ناندـع ز ،) اـمك ءاـج رارقلا اـضيأ ( : رقي ءا رـشلا - مـ مو فنأتـسملا هدـض ة ـ ب عـ زوت صـص ا اـميف مـ يب ،) نـمو مـث نإـف اذـ رارقلا دـع ارارقإ ءاـضرو نـم فنأتـسملا هدـض ةكرـشلا تع و عيقوت لـ اـم م ةـباثمب ةـصلاخم ةـمات ةـيئا و ءاربإو ةـمذل فرطلا ي شملا ، اذـل دـقف ررق ةـيبلغأ ءا رـشلا نيذـلا نو لمي كأ </w:t>
-      </w:r>
-    </w:p>
-    <w:p>
-      <w:pPr>
-        <w:jc w:val="right"/>
-        <w:bidi/>
-      </w:pPr>
-      <w:r>
-        <w:rPr>
-          <w:b w:val="0"/>
-          <w:i w:val="0"/>
-        </w:rPr>
-        <w:t>نم % سأر لاملا لاو لداـع 97.7 - % م مو 1431/09/20 ( ـ دن ـسم مقر 4 ) يذـلا دـع اررحم ايمـسر يذلاو نمـضت ھنأ ( : وتـسا فرطلا لزانتملا - دمحأ ز ثروم دملا ھقح نم فرطلا ي شملا - دملا ھيلع - ك رـشلا ديد ا ةل م اضرلا مدعو ضا ع نم فنأتـسملا .هدض ب - كلذك برغتـس كسمتلا اضرلاب ر رقت ساحم ل اجت و اضرلا ماتلا رداصلا نم ثروم فنأتـسملا هدض رارقب ءا رشلا خرؤملا لو اطاقـسإو م ق يأ بلطم وأ ىوعد اـم م ناـ اـ عون وأ ا بـس ـ املا رـضا او لبقتـسملاو اـميف قلعتي كـلتب تا رـشلا ام ادـع ام قبـس ھعفر نم ىواعد ةـقباس نا و اضيأ وأ ريدـم تا رـشلل لـحم ىوعدـلا - اـ مو ةكرـش دـمحأ ز ةـ راجتلا عورفلاو ةـع اتلا ا ل يأب ةـبلاطم ام م نا ا عون وأ ا بـس تع و جراختلا ـصلاب ءاربإ ةـمذ لماش ي ا و ةـمذل فرطلا (2/17/185 ) خـ راتو 1432/12/2 ( .)ـ دن سم مقر 3 .) يذلاو رقأ ھيف فنأتسملا هدض دنبلاب ( 1/4 ) نم مك ا ھنأب س ل ھل يأ قح ةبلاطم فرطلا لو - فنأتـسملا ءاوس ھتفصب ك رش ةـيحانو ىرخأ دـجن ھنأ كـسمتي ر رقتلاـب ساـحملا ه ـتع و ھل مب اـضرلا ـالو زوـجي ھطاقـسإ ، ن ح ھنأ بلاـطي طاقـسإب مك ا ي اـضقلا نم ةرئادـلا ةـ راجتلا ةـع اسلا رـشع رداـصلا مقرب ر رقتلا لواـح و ادـ اج ث ةـمكحملا نـم عـالط ع اـم ھني نـس ھفـشكنو نـم طيلـس ءوـضلا ع كاذ ر رقتلا اـمو ھثدـحأ ھـب نـم فـ رحت يغ و دـمعتم امل ھـب نـم تاـنايب ةـيئا نـم ة ج هراـبتعاو ل مب اـضرلا وأ مدـع ضا ـع ـالو لـبقي ھطاقـسإ وأ كيكـش لا ھت ـ اـننإف برغتـس ضقاـنتلا ـ اولا ح رـصلاو رداـصلا نم دملا :أ - أدـبي ھتركذـم ضفرب ضو ا كلذ لاؤـس دـكؤي تـ ث و مدـع ة ـ ىوـعد دملا نأو هاوـعد ةئـشان نـع تاـباسح ةـينظ ةـيم وو اـ ياغ رارـض .فنأتـسملاب 3 - اـمأو اـباوج ع دان ـسا دملا ع ر رقتلا بـ ل ساـحملا ز هدـالوأو ا ددـعو ( 11 ) ةكرـش نوـ تو ھتـصح ( 170.000.000 ) نوـيلم لاـ ر ( ، ةـلماش كرـش نـكياد ،) فـيكو بلاـطي ھتـصحب ةكرـش ةدـحاو نم كـلت تا رـشلا 96.779.270 لا ر !\!\؟؟ معزو نأـب ھتـصح ةيعرـشلا نم ثرإ هدـلاو ةكرـش دـمحأ ز ةـ راجتلا غلبمب هردـقو ( 96.779.270 لاـ ر ) اـن و لءاـس ن فيك دـملل نأ جراختي ھتـصحب نم عيمج تا رـشلا ةكرـش دمحأ تايـضتقم لقعلا قطنملاو ضقان و عم تباثلا قاروألاب فلاخ و مك ا طقلا رداصلا تابثإب ـصلا ـ ا لاو ن ب فارطأ عا لا كلذ نأ فنأتـسملا هدـض دـق لصف ھقوقح - ةموعزملا 4228122 خـ راتو 1442/12/1: ."ـ 2 - اباوج ع عفد فنأتـسملا هدـض نأب ةـميق ةكرـش دمحأ ز ة راجتلا غلبم ( 367.757.931 لاـ ر ) ر رقتلا بيجنف ع كلذ نأب اذـ ان ي عم طـس أ ھـجو مـك ا ىوعدـلا ، ـمو لـفغأ مـك ا كـلذ ھنإـف نوـ ي اـبيعم روـصقب ب بـس لا نـ عت و ھـضقن ھتداـعإو ةـمكحملل ةردـصم .رارقلا " رارق ةرئادـلا ةـسما ا ةـمكحملاب اـيلعلا مـقر :</w:t>
+        <w:t>بجدة التجار ة التجار ة المحكمة الثانية ست ناف ست ناف دائرة ٤ : ةـ الصفح رقم ۱٤٤۵/۰۳/۱۳ : كـ الص خـ تار</w:t>
+      </w:r>
+    </w:p>
+    <w:p>
+      <w:pPr>
+        <w:jc w:val="right"/>
+        <w:bidi/>
+      </w:pPr>
+      <w:r>
+        <w:rPr>
+          <w:b w:val="0"/>
+          <w:i w:val="0"/>
+        </w:rPr>
+        <w:t>– عليـھ المد ان ا كـم مـدونات مـن والـب ن الثـابت أن حيـث فمـن : للبنـوك المد مـورث ع المسـتحقة للـديون ا صـص بيـع مبلـغ سـداد الـدفع ع التأكيـد : أولاـ : ي بمـا عل ـا الرد خلاـل من المبلغ لـذلك بـدفعھ ودفع ( ر ـال 120.000.000 ) والبالغـة ل صـص الفعليـة القيمـة بھ مـدون المد مورث مع حصـص بيـع عقـد إبرام مفـاده جو ر ـا دفعـا أثـار قـد – المسـتأنف رقم بن ي شـيك : ا صـر لا المثال س يل ع نورد ا ، للبنوك للمبلغ عليھ المد سداد تث ت دامغـة لمسـ ندات توصل عليھ المد إن وحيث ، للبنوك - المد مورث – والـده ديون سـداد بمبلغ الوط العر ي للبنك ز عبـاس أحمـد من المسـددة القيمـة ب ونھ مسـ با الوط العر ي البنـك لصا ـ الفر ـ السـعودي البنـك ع م ـ وب ـ 26/11/1431 وتار ـخ ( 599140/1) البنك لصا الفر السـعودي البنك ع م ـ وب ـ 26/11/1431 وتار خ ( 599139/1 ) رقم آخر بن ي شـيك (. ز أحمـد أسامـة ) عليھ المد بتوقيع ومـذيل ( ر ـال 3.000.000 ) وقـدره ـذين إن وحيث (. ز احمـد أسامـة ) عليھ المد بتوقيـع ومـذيل ( ر ـال 3.000.000 ) وقـدره بمبلغ الـوط العر ي للبنـك ز عبـاس أحمـد من المسـددة القيمـة ب ـونھ مسـ با الـوط العر ي وحيث ، للبنوك - ا صـص با ع – المد مورث ع المسـتحقة الديون دفع طر ق عن ل صـص الفعليـة القيمـة سـداد عليھ المد دفع ع تث ت ودامغـة قو ـة قر نـة عـدان المسـ ندين عليھ المد من المقدمـة الطعون أوجھ ب افـة والتمسـك التأكيـد : ثانيـا الـدعوى. رد معھ يتع ن ممـا ، الـدعوى الرأي وجھ التـأث شأ ـا من جو ر ـة مسـ ندات عـد المسـ ندات تلـك إن حائزة باتـة قضائيـة أح ام بموجب ف ا الفصل لسـبق الـدعوى نظر جواز عـدم الـدفع وكـذلك ، الـدعوى بنظر نوعيا المحكمـة اختصاص عـدم الـدفع ) سـيما ولاـ الطعن محـل ا كم ع القصـور الـدعوى بنظر نوعيـا المحكمـة اختصـاص عـدم – ست نـاف مـدار – ا كم ع الطعن وجـھ إ نضـيف : ثالثـا خرى. الطعـون ببـا التمسـك مـع ( بـھ المق ـ ال ـ ء يـة وفق الـدعوى تلك ع التجار ـة المحكمـة اختصاص ين سـط ) ع بنـاء نصـا اختصاصـ ا سـب ت الـدائرة أن ا كم مـدونات من فـالب ن ، الـدعوى بنظر باختصاصـ ا سـب تھ فيمـا ال سب ب التجار ة المحاكم بنظر ) تتعلق فإ ا عل ا الم سانـد للمادة بـالرجوع أنھ : أن ذلـك ومعيب قاصـر سب ب الـدائرة سـب تھ مـا إن وحيث (، التجار ـة المحـاكم نظـام من ( 16 ) المادة مـن ( 4 ) الفقرة ع و شـتمل مادة 250 عن يز ـد ما إ تصل ال النظاميـة النصوص من العديـد ع يحتوي الشـر ات نظام إن وحيث (، الشـر ات نظام أح ـام تطبيق عن الناشـئة والمخالفـات للـدعاوى تاما خروجا تخرج الدعوى ذه طبيعة أن كما -. العدم ساوي والفرض ـ ا فرض ع – بي ما العلاقة شابت ال المخالفة وجھ تحدد لم الدائرة أن وحيث مرة القواعـد من العديـد تلك بنظر باختصاصـ ا حكم ـا تأسـ س للـدائرة سـيغ الـدعوى تلـك طبيعـة مخالفـة أي توجـد لاـ إذا الشـر ات نظـام أح ـام تطـبيق عـن الناشـئة بالمخالفـات ا اصـة الفقرة تلـك عـن الـدفع : را عا الـدعوى. بنظر نوعيا المحكمـة اختصاص عـدم ا كم من منـاص لاـ و ضـ ، بالإلغـاء حر ـا و جعلھ بـالقصور ا كم عيب ممـا ، البيـان نفـة المادة ـذه ع بنـاء الـدعوى خـاص نص فيـھ يرد لـم فيمـا ) أنـھ ع نصـت التجار ـة المحـاكم نظـام مـن ( 93 ) المادة ـانت لما : بالتج يـل عي ـا تناقضـات ع تنطـوي ل و ـا تحر ر ـا لعـدم الـدعوى عـن النظر بصـرف قد الشرعية المرافعات نظام من ( 66 ) المادة إن وحيث (، التجار ة الدعوى طبيعـة يخالف لا بما المحكمـة بنظر ا تختص ال الـدعاوى ع الشـرعية المرافعات نظام أح ام تطبق ، النظام : " المغ – عا الله رحمھ – الموفق قال ، بھ المد معلومة ، معلومة أي محررة الدعوى ت ون أن الدعوى شروط من أن من - الله رحم م - الفق اء قرره ولما ، الدعوى تحر ر اسـتلزمت تحر را محررة إلاـ الـدعوى ت ـ ولاـ : " ال و ي الشـيخ قـال تحر ر ـا قبـل ف ـا السـ ي ـ لاـ الـدعوى أن ونظامـا فق ـا المقرر من ـان ولما (, 510 /8 " ) محررة إلاـ الـدعوى ا ـاكم سـمع ولاـ نجد الدعوى لائحة بتمحيص إنھ وحيث (. 436-435 -6 –( ) القناع کشاف " ) مج ولا يلزمھ أن يمكنھ ولا ألزمھ بھ اع ف فإن المد ادعاه عما عليھ المد سأل ا اكم لأـن المد علمھ بناء البيع بطلان ع ف ا و سانـد دعواه ضـمن قـد المد أن ذلك و ام والغموض بالتج يل الـدعوى عيب تناقضات ع انطوت حيث نظاما اللازم الوا ـ التحر ر من خلت قـد أ ا – دعـواه ومضـمون فحـوى ينـاقض بمـا دعـواه ختـم أنـھ إلاـ (، الـبيع فـ ة أثنـاء للأ ليـة المورث فقـدان ع بنـاء باطلـة و الاـت الـبيع عمليـة ـا أجر ـت الـ الو الاـت أن : ) نصـا أورده مـا ع الـدعوى يجعـل ممـا أخرى مرة الـبيع عقـد ب ـ ة وأقر عـاد ثم ا صـص قيمـة بـدفع عليـھ المد بـإلزام وطـالب – الو الاـت بطلاـن ن يجـة الـبيع عقـد ببطلاـن ف ـا يطـالب ـان الـ السـابق عـاتقة ) عل ـا المد اسـتجواب بطلب الـدفع : خامسـا الـدعوى. تلـك عن النظر صـرف معـھ يتع ـن ممـا والغمـوض و ـام بالتج يـل الـدعوى عيـب الـذي ا سـيم التنـاقض ع منطو ـة (، مباشـرة خصـمھ اسـتجواب ا صوم من لأي - 2 : ) أنھ ع تنص الـ ثبـات نظـام مـن ( 20/2 ) المادة نص ع بنـاء : الـدعوى الرأي وجـھ التـأث شـأنھ مـن اسـتجوا ا ل ـون ( ا رازي يحضر أن استجوابھ تقرر من ع و جب ، لاستجوابھ ا صم بحضور تأمر أن - ا صوم أحد طلب ع بناء أو نفسـ ا تلقاء من - للمحكمة : ) أنھ ع النظام ذات من ( 21/1 ) المادة وتنص دون ذلك ضـرورة عدم بزعم رفض المد وكيل أن إلا ( ا رازي عاتقة ) عل ا المد اسـتجواب بطلب بتدائية المحكمـة امام دفعا أثار قـد عليھ المد ان ولما (، لـذلك المحـددة ا لسـة ثم ( عليھ المد - اب ا ) ا تطالب دعوى عل ا المد تقيم أن س ساغ لا إذ منطقي وغ مف وم وغ م م رد " ا ياد ع " عل ا المد بأن بالقول واكتفى سا غ س ب أو وا م ر ا كم. عيب نحو ع سا غ سـ ب عليھ الرد أو وإجابتھ تمحيصھ يتع ن جو ر ا دفعا ونھ من الرغم ع وا ـ م ر أو سـ ب دون رفضھ وراء الـدائرة ا ساقت وقـد ، ا يـاد ع ت ون مـور ا اس يفـاء لثبـوت الـدعوى تلـك رفـع رغب ـا عـدم سـي بت حيث الـدعوى تلـك مـؤثرة سـت ون أقوال ـا ل ـون للاسـتجواب وإحضار ـا عل ـا المد اسـتجواب بطلـب نتمسـك وحيـث مكتب من الصادر المحاس التقييم ع سـ ناد جواز عـدم بالـدفع والتمسـك التأكيـد : سادسـا الـدعوى. الرأي وجھ التـأُث شأ ـا من فـإن ثم ومن ا صـص لقيمـة المد ومورث المنظورة التخـارج دعوى الصـادر المحـاس التقييم ع سـ ناد جواز عـدم مؤداه جو ر ـا دفعـا الـدعوى تلـك فجر منـذ أثـار عليھ فـالمد : ا صـص لتقييم كأسـاس غزالھ أبو طلاـل تقـدير يتضـمن والـذي ب ـ تھ المد أقر وقـد المد ومـورث عليـھ المد ب ـن ر ـان ومكتمـل ـ يح عقـد تقـدير ا تـم قـد المباعـة ا صـص تلـك أن ـ 1: أن ذلـك دار ـة المحكمـة لـدى ب امل و ما القيمـة تلـك والمش ي البـا ع ارت ـ وقـد الرضائيـة العقود من البيع عقـد أن و مـا ، ر ـال مليون وعشـرون مئـة ( ر ـال 120.000.000 ) وقـدره بمبلغ المد مـورث حصـص قيمـة اسـتمر ( والده حصة %- 90 ) ب سـبة التجار ة ز احمـد شـركة ك ا صـة وتملكھ المد مورث حصـص شـرائھ عـد عليھ المد فإن ذلك إ إضافـة ونظاما. شـرعا المعت ة ا لي ما والتـوقيع عليھ لل</w:t>
+      </w:r>
+    </w:p>
+    <w:p>
+      <w:pPr>
+        <w:jc w:val="right"/>
+        <w:bidi/>
+      </w:pPr>
+      <w:r>
+        <w:rPr>
+          <w:b w:val="0"/>
+          <w:i w:val="0"/>
+        </w:rPr>
+        <w:t>مـد حصـصھ و يـع الشـركة من بالتخـارج قـام ثم والـده صـص عليھ المد ملكيـة شـأن اعـ اض أي يبـد ولم سـ ت ن لمدة عليھ المد مـع الشـركة شـراكتھ المد تـامة مخالصـة عـد القرار ع التوقيع أن ع تفـاق تم بمـوجبھ والـذي ـ 21/11/1433 بتار خ الم م - الـدعوى محل – التجار ـة ز أحمـد شـركة تأسـ س عقـد بتعـديل الشـر اء قرار ع بخطاب ـ 10/2/1434 بتار ـخ ـ 1434 لعـام 2/ع/9 مجلـد - 7 عـدد – 130 ) برقـم التجـارة وزارة لـدى الشـر اء قرار ب ـ يل ذلـك تأكيـد تـم وقـد - المشـ ي – عليـھ المد لذمـة وإبراء و ائيـة تنص ال ثبات نظام من ( 26 ) للمادة وفقا المد مواج ة يـة يك سب المحرر ـذا إن وحيث ـ 10/2/1434 وتار خ ( 7050/34 ) رقم بجدة الصـناعية التجار ة بالغرفة العـدل اتب وحيث (، نظاما المقررة بالطرق تزو ره يث ت لم ما ؛ حضوره الشـأن ذوي من حـدثت أو ، م متھ حـدود محرره ـا قـام أمور من فيھ دون بمـا ال افـة ع ـة الرسـ المحرر : ) أنھ ع قضاء المقرر ومن الشركة بتلك تتعلق مطالبات أي من عليھ المد ذمة ب اءة وإقرار ا صـص تلك شان التعاقد ب ـ ة منھ وصـر حا وا ـ ا إقرارا عد القرار ذا ع المد توقيع إن ُسـقط ممـا ونحـوه براء ) أن قضـاء المقرر مـن انـھ وحيـث (، مردود فسـعيھ يـديھ ع تـم مـا لنقض سـ مـن ) انـھ المقرر مـن أنـھ وحيـث (، ا ـاص ا ـق قرار الرجـوع جـواز عـدم ) ـ(. ١٤٤٤ لعـام ٤٤٧٠٧٧٠٩٠٣ رقـم القضـية ـ ١١/١١/١٤٤٤: وتار ـخ ٤٤٣٠٩٤٤١٥٠ رقـم بـا كم الصـادر التجار ـة بالمحكمـة الثالثـة التجار ـة الـدائرة مـن الصـادر ا كـم ( ) ا ـق من الصـادر القضـا ي بالإـقرار التمسـك : سا عـا الفع . بتقييم ـا ومقر الطرف ن ب ن فعليـا مقيمـة ل و ـا محـاس تقييم بمـوجب ا صـص تقييم إعـادة يجـوز لاـ فـإنھ تقـدم مـا ع و نـاء شـركة مورثھ حصـص قيمة بدفع عليھ المد بإلزام ا كم غية دعواه أقام المد أن الدعوى من الثابت أن حيث فمن : المد ومورث عليھ المد ب ن التام البيع عقـد ب ـ ة المد والبـالغة ل صـص الفعليـة القيمـة تضـمن والـذي المد ومـورث عليـھ المد ب ـن الم م ا صـص بيـع عقـد بتقـديم الـدعوى فجر منـذ دفـع عليـھ المد أن وحيـث ، التجار ـة ز أحمـد النظامية آثاره وسـر ان ومضـمونھ العقـد ب ـ ة أقر قـد ي ون المد فإن ثم ومن ، ببطلانھ التمسك أو البيع ـ ة المد طعن عـدم س ي ا الـدائرة أكـدت وقـد (، ر ـال مليون 120) المد . دعوى برد القضاء معھ يتع ن الذي مر ومضمونھ بنوده إن ار ثم ب تھ قرار يتم بحيث العقد بنود تجزئة جواز عدم قضاء المقرر من انھ ذلك ، حقھ ل ية حائزا وأض ونظـاما شـرعا المعت ة أ ليتھ ب امـل و و – المد مورث ب ن ا صـص بيع عقـد توقيع الثـابت أن و ا صـص لقيمـة المد مورث واس يفـاء الم م العقـد ب ـ ة سـبق مـا عضـد وممـا</w:t>
       </w:r>
     </w:p>
     <w:p>
@@ -1256,20 +825,376 @@
           <w:b w:val="0"/>
           <w:i w:val="0"/>
         </w:rPr>
-        <w:t>رات ـخ صلا ـك : ۳۱/۳۰/۵٤٤۱ مقر حفصلا ـة : ۳۱ ةرئاد فان تس فان تس ةيناثلا ةمكحملا ة راجتلا ة راجتلا ةدجب</w:t>
-      </w:r>
-    </w:p>
-    <w:p>
-      <w:pPr>
-        <w:jc w:val="right"/>
-        <w:bidi/>
-      </w:pPr>
-      <w:r>
-        <w:rPr>
-          <w:b w:val="0"/>
-          <w:i w:val="0"/>
-        </w:rPr>
-        <w:t>لصفلل ا ف تعفر ةسل ا .ةلوادملل ىوعدـلا ةماقم ذنم ماع 1442 ،ـ بقعف ليكو ن يعدملا نأب ھتلا و ذـنم 7 ر ـشأ اب رقت ، ھنأو مل ركذي ھنأ نا اليكو م ع ذنم ةيادب .ىوعدلا مث ررق فارط ءافتك ، ةيحالصلو ةيضقلا دـيد ا وـ نأ لـيكو ن يعدملا مدـقت ةـلا وب ةـخرؤم 16/11/1444 ـ نم دملا ناندـع ھتفـصب ـاليكو نع ھتدـلاو ةـقتاع ةـلا وو ةـقتاع اـ بال ناندـع ةـخرؤم 26/06/1444 ـ نـ ح نأ بـقعف لـيكو دملا ھـيلع : نأـب ىوعدـلا ةـمكحملا ةـماعلا تاـبثإل ثرإ دملا ( ةـماسأ ) تـس لو ةمـصاخم ةـيقيقح و تـس ل ةرـصتقم ع ھتدـلاو لـب ع عـيمج ةـثرولا ، ب ـسو عفدـلا ةيـضقلا ةراـثإب تاـبلطلا ةدـيد ا ، اـملع نأ دملا ھـيلع ماـقأ ىوـعد ع ھتدـلاو غـلبمب 135 نوـيلم ، ـالو لازت دـيق رظنلا ةـمكحملاب ةـماعلا ةدـجب ، دـقو تل و ھتدـلاو باو اـب ع هاوـعد ،</w:t>
+        <w:t>بجدة التجار ة التجار ة المحكمة الثانية ست ناف ست ناف دائرة ۵ : ةـ الصفح رقم ۱٤٤۵/۰۳/۱۳ : كـ الص خـ تار</w:t>
+      </w:r>
+    </w:p>
+    <w:p>
+      <w:pPr>
+        <w:jc w:val="right"/>
+        <w:bidi/>
+      </w:pPr>
+      <w:r>
+        <w:rPr>
+          <w:b w:val="0"/>
+          <w:i w:val="0"/>
+        </w:rPr>
+        <w:t>بالغرفة العـدل اتب أمام والمث ت التجارة وزارة من الصادر التصـديق بموجب ا صـص عن التنازل قرار ع بـالتوقيع المد مورث وقـام ـ، 16/10/1431 بتار ـخ عليھ والمد - للتعاقـد التوقيع تار خ من ( املة سـنوات 5 ) ع يز د ما عـد أي ـ 1436 عام إلاـ عنھ وليـا عي ن يتم ولم ـ، 16/10/1431 وتار خ ( ر/ع/8 ) مجلد ( 172 ) ـ يفة ( 257 ) الرقم تحت بجـدة التجار ـة تلك بمقابـل للمطالبـة طر ـق أي - أ ليتـھ تـوافر ظـل – المد مـورث سـلوك عـدم ان وحيـث ، والنظـام الشـرع ل ـ يح ومـوافقتھ العقـد ـ ة يث ـت الـذي مر ا صـص بيـع عقـد ع التصـرف أعمال من عد البيع بأن العامة القواعد تق ـ " أنھ قضاء المقرر من ان ولما ، الدعوى محل ا صـص تلك لقيمة اس يفائھ ع قاطعا دليلا عـد باس داد ا ح أو ا صـص وقت أي التصـرف بـوقت للتصـرف ليـة بتـوافر والعـ ة عليـھ ي ر ولـم الرشـد سـن بلـغ مـن و ـو للتصـرف أ ـل ـو ممـن ينعقـد العقـد فـإن ثـم ومـن المشـ ي أو للبـا ع بال سـبة سـواء المد وادعاءات ردود فبتمحيص : ج وتـدل س تناقضات ع المد ادعاءات انطواء : ثامنـا ". ذلـك عـد م مـا أي أ ليـة ع يطرأ قـد لما ووجوده العقـد ـ ة ع أثر ولاـ العقـد ا عقـاد مـالك ووالـده عليـھ المد ب ـن الم م العقـد بـ و ر طعـن ا كـم مصـدرة الـدائرة لتضـليل سـعيھ س يـل ـ 1: ي فيمـا ذلـك وتج ا والتنـاقض الوا ـ التـدل س عل ـا ران أ ـا نجـد عدة لدى الـدعاوى عديـد أقام أنھ من الرغم ع عليھ يطلع أو عنھ سـمع مرة أول أنھ وزعم ، ر ال مليون 120 بقيمة عل ا ال ا ـ تم وال الفعلية ا صـص قيمة يث ت والذي ا صـص دعـوى ذكر عليھ المد وكلاـء أحـد أنھ نصـا وذكر سـمية بالقيمـة ـان العلاقـة ذات ا ـات لـدى المث ت العقـد بـأن دائمـا يـذكر ـان المد أنھ كمـا ـ 2 الموضوع. بـذات قضائيـة ج ـات سابقا عليھ واطلاعھ و ـ تھ بقيمتھ وعلمھ يقينا علما بالعقد علمھ يث ت و ذا ، الدعاوى تلك جلسات إحدى ضـبط ثابتة وأ ا ر ال مليون 120 ل صـص الفعلية القيمة أن سابقة إقرارا عت المحكمة أمام سـ وتھ أن ذلك ب و ره الطعن أو ـ تھ إن ار أو إن اره حقھ سـقط مما ال و ر أو بالإن ار عليھ يطعن ولم أخرى قضائيـة دعوى مواج تھ تقـديمھ عنـد الصـادر المحـاس التقييم ع دعواه وكيلھ اسـ ناد الـدائرة ع المد تضـليل يث ت مـا أن كمـا ـ 3 ". ا ـاص ا ق قرار الرجـوع جـواز عـدم " قضـاء المقرر ومن ، و ـ تھ بالعقـد وتـار خ ( 185/17/2 ) رقـم ا كـم ـا الصـادر بجـدة دار ـة بالمحكمـة عشـر السا عـة التجار ـة الـدائرة مـن منظـورة ـانت الـ التخـارج دعـوى الصـادر غزالـھ أبـو طلاـل مكتـب مـن أن : ) نصا ف ا جاء ال ا وابية مذكرتھ وكذلك ا كم الوارد النحو ع – الدعوى بتلك و علق ا ارتباط ا وعـدم الـدعوى بموضوع الـدعوى تلك صـلة ينفي أنھ ح ن ـ 2/12/1432 الدائرة ع المد تضـليل و ؤكد يث ت مما (؛ لھ... محل ولا ي لا دفع ـ 2/12/1432 وتار خ ( 185/17/2 )) رقم با كم ف ا الفصل لسـبق الدعوى النظر جواز عـدم عليھ المد دفع موظف و أسامة باسم ا صص نقل ز أحمد وكيل بأن ذكر أنھ المد تضليل ومن ـ 4 يضره. ما و ك لمصـ تھ و ظنھ يراه ما الدعوى تلك من يأخذ بحيث الوقا ع يج يء فنجده العقد تبطل ال العامـة القواعـد من ل ست ليـة نقص أيضا سـ ت ن من أك عـد الشـركة ذات من تخارجھ عمليـة إتمـام بتوكيلھ عـدنان المد قـام من نفسھ و نجـده أسامـة عنـد عد بل الدعوى تلك حق لھ ان ان بحقھ تمسك عـدنان ان نرى ولم للإبطال قابل يصـبح نا فالعقـد ا التمسك المصـ ة لصاحب تج ال رادة عيوب من عت انما مطلقا بطلانا ة عدم المد من المبد ي الدفع ع جوابا : المد من المقدمة الموضوعية الدفوع ع الرد : تاسعا الدعوى. ذه منھ تقبل فكيف نفسھ المش ي ع بھ ا اصة ا صص باع سنة فضيلتكم فنجيب ، الشركة لموك المملوكة ا صة ع وقع الص وأن ز أحمد مورثھ ملك الدعوى محل ا صة أن ع تأس سا ف ا الفصل لسبق الدعوى نظر جواز عدم الدفع والمقيـدة جـدة بمحافظـة العامـة المحكمـة مـن الصـادر ن ا كم ـن تمثلـت بـھ المق ـ ال ـ ء يـة حـازت أخرى باتـة قضائيـة أح ـام ع عليـھ المد اسـ ناد أغفـل المد :- بالتـا بن صا القا ـ ولدى المحكمـة بـذات ـ 8/6/1433 وتار ـخ ( 33286392 ) رقم الـدعوى وكـذلك ، الدعي ـ مبـارك بن محمـد القا ـ لـدى ـ 4/3/1432 وتار ـخ ( 3218883 ) برقـم بالمحكمـة إبطالھ المراد – البيع عقد المحكمة أثب ت وقد المباعة ا صـص لقيمة المد مورث اسـتلام تضـمن والذي – ومور ما المسـتأنف ب ن تم الذي البيع إبطال ف ما طلب وال الزايـدي محمـد وقد الدعوى برد ا كمان وق المتعاقدين بحق القانونية آثاره وإنتاج العقد ل ة اللازمة ر ان افة وتوافر الثمن باستلام بنوده و ة بي ما الم م البيع ـ ة الدائرتان وأثب ت – القضـا ي ا كـم ع سـ ناد جـواز عـدم جـوابھ المد ادعـاه مـا أن أخرى. مرة إثـارتھ إعـادة يجـوز فلاـ ثـم ومـن بـھ المق ـ ال ـ ء يـة وحـازت الباتـة الصـفة ح ـام تلـك اك سـ ت اطلع بالاتفاقية المدون الصـ ـذا ع توقيعھ قبل المد : 1/ب: أن ذلـك عليھ مردود ف و ـ 02/12/1432 وتار خ ( 185/17/2 ) برقم الصادر عشـر السا عة التجار ـة الـدائرة من الصادر بيع ف ا بما للشـركة وا ـا الما ـ والما القـانو ي الوضع جوانب ب افـة تامـا علمـا وعلم - الصـ المتضـمن ا كم ـذا صـدور أثنـاء - الـدعوى محـل للشـركة والما القـانو ي الوضع ع النحو ع – ا صـص تلـك ثمن اس يفـاء عـدم دفعـا يبـد ولم مر ـذا ع معارضـة ثمـة يبـد ولم الوضـع ـذا ارت ـ وقـد عليھ للمـد بالشـركة لـھ مملوكـة ـانت الـ ل صـص مـورثھ ز أحمد شـركة ) الدعوى محل – بالشـركة يتعلق ما ل شأن ضده والمسـتأنف المسـتأنف تصا أث ت الـذي القضا ي با كم المدون الصـ ـذا ع وقع ذلك ع و ناء - يـدعيھ الـذي %( 10ـ) ال سـبة من الشـركة بنصـ بھ يتعلق ما وكـذلك ، التنازل ـذا ع اع اضھ وعـدم ا كم قبل عليھ للمـد عوض ع ا تنازل ال %( 90ـ) ال والـده ب سـبة يتعلق ما سواء ( التجار ـة يؤكد ومما : 2/ب الرا نة. المطالبة تلك ف ا بما – مطالبة أي حقھ إسقاط ثم ومن حصص ا أو الشـركة بتلك تتعلق مطالبات أي من عليھ المد ذمة ا كم ذا بموجب وأبرأ بالشـركة بيع ب ـ ة المد أقر بمـوجبھ والـذي ـ 21/11/1433 بتار ـخ الم م التجار ـة ز أحمـد شـركة تأسـ س عقـد بتعـديل الشـر اء قرار ع المد توقيـع ـو ا كـم ـذا ع سـ ناد جواز ـة – ز عباس أحمد بن أسامة شـراكة وإقراره التجار ـة ز أحمـد شـركة للشـر اء ا ديـد القانو ي بالوضع إقراره طر ق عن عليھ المد إ التجار ـة ز أحمـد شـركة صـصھ مورثھ برقم التجـارة وزارة لـدى الشـر اء قرار ب ـ يل ذلـك تأكيـد تم وقـد الشـركة تلـك المد مـورث حصـص شـراء ع بنـاء ف ـا منفردا شـر ا أصـبح والـ الشـركة كشـر ك – عليـھ المد الشـر اء قرار أن حيـث ـ، 10/2/1434 وتار ـخ ( 7050/34 ) رقـم بجـدة الصـناعية التجار ـة بالغرفـة العـدل ـاتب بخطـاب ـ 10/2/1434 بتار ـخ ـ 1434 لعـام 2/ع/9 مجلـد - 7 عـدد – 130) لاـئحة من الثـابت : أن ذلـك سديـد غ الـدفع ـذا بـان عليھ فنجيب ، البـا ع قول القول ب ون والـدفع المد ادعـاء ع جوابـا البيـان. نف التجـاري ا كم ع مب يـا جـاء عليھ والتوقيـع لھ والمبـذول الباذل اختلف إذا ) أنھ التجار ـة المحاكم قضاء المقرر من أنھ وحيث ، المال خروج – ل صـص المش ي – عليھ والمد – ل صـص البا ع مورث - الم</w:t>
+      </w:r>
+    </w:p>
+    <w:p>
+      <w:pPr>
+        <w:jc w:val="right"/>
+        <w:bidi/>
+      </w:pPr>
+      <w:r>
+        <w:rPr>
+          <w:b w:val="0"/>
+          <w:i w:val="0"/>
+        </w:rPr>
+        <w:t>د اختلاف الـدعوى كشـاف ، للسـيوطي والنظـائر شـباه ، للزرك ـ المنثور ) الفق ـاء ـان ولما ، خروجھ وصـفة بطر قـة أعلم و و للمـال مالـك أنھ ذلـك يمينھ مع البـاذل قـول فـالقول خروجھ طر قـة المال البا ع فإن البا ع قول القول بأن المد بھ دفع ما ـ ة - العدم ساوي والفرض – فرض وع (. تمليكھ بج ـة أدرى و و المملك لأنھ يمينھ مع الـدافع قول القول أن قرروا ( لل و ي القناع المطالبة المد حق سـقوط الدفع : عاشـرا ور ث. ونھ تتعدى لا فصـفتھ بقولھ ولايؤخـذ والـده محل المد يحل أن يجوز ولا ، لھ قول فلا ثم ومن الله توفاه قـد – ز عباس أحمـد – ل ـ يح وفقا – أنھ وحيث ، مورثھ من عليھ للمد المباعة ا صـص قيمة من بنصـ بھ يطالب المد أن الـدعوى من الب ن ان لما : التجار ـة ز أحمـد شـركة المباعـة ا صـص بقيمـة /3 / 22 بتار ـخ 6/م رقـم مل ي مرسـوم الصـادر الشـر ات نظـام شأ ـا سـري ـان – الـدعوى محـل – الواقعـة ـ أ: لـذلك و يانـا الـدعوى بتلـك المطالبـة حقـھ سـقط المد فـإن - النظـام عقد لشـروط وفق للغ أو الشـر اء لأحد حصـتھ عن ي نازل أن للشـر ك يجوز : ) أنھ ع النظام من ( 165 ) المادة نصت وقـد ـ، 1385 / 3 / 17 بتار خ 185 رقـم الـوزراء مجلس وقرار ـ 1385 يطلب أن شـر ك ل ـل يجـوز ا الـة ـذه و ، التنـازل شـروط الشـركة مـدير طر ـق عـن الشـر اء بـا يخطر أن وجـب للغ عـوض حصـتھ عـن التنـازل الشـر ك أراد إذا ذلـك ومـع ، الشـركة مراعـاة مـع ف ـا التصـرف ا ـق ا صـة لصـاحب ـان سـ داد حقھ الشـر اء أحـد سـتعمل أن دون خطـار تار ـخ مـن يومـا ثلاـثون انقضـت فـإذا ، ا قيقي بثم ـا ا صـة اسـ داد م م ل حصة ب سبة س داد طال ب ن ا صـص ذه قسـمت حصـص بجملة يتعلق التنازل و ان شـر ك من أك س داد حق اسـتعمل وإذا (، 157 ) المادة من الثانيـة الفقرة حكـم أجازت أ ا المادة تلـك مفـاد ـان ولما ـ ب (. 158 ) المادة من الثانيـة الفقرة حكم مراعـاة مع س داد طلبوا الـذين للشـر اء ا صـة ـذه أعطيت واحـدة بحصـة التنـازل علق وإذا ، المال رأس طلب - المد و إقرار – الثابت إن وحيث ، عوض ا صص تلك ع ا صول وطلب س داد حق جميع م أو عض م الشر اء من لأي وأجازت الشر اء لأحد حصتھ عن التنازل للشـر ك ع اعـ اض ثمـة يبـد ولم ا صـص تلـك شـأن الشـفعة حـق أو سـ داد حـق يطلـب لـم المد إن وحيـث ، المدع ـن ومـورث لمورثـھ المملوكـة ا صـص اسـ داد ( ز أسامـة ) عليـھ المد عليھ المد عل ا ساند ال الرسمية المحررات و ا صص تلك لقيمة عليھ المد مورث اسـتلام و ث ت عضد ومما الدعوى. بتلك مطالبتھ جواز ة عدم ثم ومن ، ا صـص لتلك البيع</w:t>
+      </w:r>
+    </w:p>
+    <w:p>
+      <w:pPr>
+        <w:jc w:val="right"/>
+        <w:bidi/>
+      </w:pPr>
+      <w:r>
+        <w:rPr>
+          <w:b w:val="0"/>
+          <w:i w:val="0"/>
+        </w:rPr>
+        <w:t>٤۵۳۰۲٤۱٦۲۲ رقم صك</w:t>
+      </w:r>
+    </w:p>
+    <w:p>
+      <w:pPr>
+        <w:jc w:val="right"/>
+        <w:bidi/>
+      </w:pPr>
+      <w:r>
+        <w:rPr>
+          <w:b w:val="0"/>
+          <w:i w:val="0"/>
+        </w:rPr>
+        <w:t>بجدة التجار ة التجار ة المحكمة الثانية ست ناف ست ناف دائرة ٦ : ةـ الصفح رقم ۱٤٤۵/۰۳/۱۳ : كـ الص خـ تار</w:t>
+      </w:r>
+    </w:p>
+    <w:p>
+      <w:pPr>
+        <w:pStyle w:val="Heading2"/>
+        <w:jc w:val="right"/>
+        <w:bidi/>
+      </w:pPr>
+      <w:r>
+        <w:t>[الطلبات / المرفقات] ===</w:t>
+        <w:br/>
+        <w:t>عليھ المد مورث اسـتلام تث ت والـ ل يـة والمك سـبة بـالتوثيق المنوط ( العـدل ـاتب ) العـام الموظف بتوقيـع والمذيلـة عليھ المد من الموقعـة الشـر اء قرارات والمتمثلـة است نـافھ ال افة ع ـة الرسـ المحرر : ) أنھ ع تنص ال ثبات نظام من ( 26 ) للمادة وفقا المد مواج ـة يـة يك سب المحرر ـذا أن وحيث ، ا صـص تلك بيع عن حقوقھ واس يفاء عقد ب شـر قام عليھ المد فإن ذلك إ إضافـة (. نظامـا المقررة بـالطرق تزو ره يث ت لم مـا ؛ حضوره الشـأن ذوي من حـدثت أو ، م متھ حـدود محرره ـا قـام أمور من فيھ دون بمـا ل يـة مك سـبا ال شـر ـذا معـھ يضـ ممـا بـذلك تتعلـق دفـوع ثمـة يبـد أو المد عليـھ عـ ض ولـم الرسـمية ا ر ـدة عليـھ والمد المد مـورث حصـص اسـ داد عـد التأسـ س المتعلقة الدفوع من صـفة ذي غ من لرفع ا الدعوى قبول عدم الدفع أن نظاما المقرر من ان لما : صـفة ذي غ من لرفع ا الدعوى قبول عـدم الـدفع : عشـر ا ادي المد . مواج ـة أو الرضا الثلاثة العقد أر ان أحـد ا عـدام ا ال و كما موضوعيـة لاعتبارات البطلان رجع إذا المقرر من إن وحيث ، الـدعوى عل ا ت ون مرحلـة أي ا الـدفع يجوز ال العام بالنظام عاد البطلان حالـة و بالإجازة البطلان يزول ولاـ ، أثرا ي تـج ولاـ كأصـل منعـدم الباطـل العقـد أن وتخلص العامـة للقواعـد يخضع الـذي و البطلاـن ـذا فـإن الثمن أو السـ ب أو المحـل ا صـص قيمة تقدير طلب للمد صـفة لا كذلك وا ال فيصـبح أيضا ـ تھ قررت والدائرة العقـد ب ـ ة أقر المد أن و ما ، التعاقـد قبل عل ا انا ال ا الـة ا المتعاقـدين برد مجـددا والقضاء المسـتأنف ا كم بإلغاء : الموضوع شـكلا. ست ناف قبول : ي يمـا القضـاء فضـيلتكم من نلتمس تقـدم مـا ع و نـاء ا ق. ذلـك أيضـا للـدائرة ول س ـ يح عقـد ، ل ا تاليـة أيام 3 عليھ وللمـد ، تـار خھ من أيـام 3 للمـد ختاميـة مـذكرات تقـديم الطرف ن من الـدائرة طلبت ثم ، جـوابھ لتقـديم م لـة يطلب بـأنھ : قائلاـ المدعي ن وكيـل فعقـب (، الـدعوى مـورث ع قيـم بإقامـة ( قط ) حكـم صـدور تار ـخ ح ـن إ الـبيع لواقعـة الزم ال سـلسل ع المذكرات شـتمل وأن ، سابقـا بيـانھ تـم لما مكررة وغ مختصـرة المذكرات ت ـون أن ع ، النظـام عـ جابـة إرسـال عـذر إن إنھ ع ، النظـام عـ الرد ي ـون بـأن طرف ـل أف مـت كمـا word و pdf بصـيغ وت ـون ، عل ـا الدالـة المسـ ندات وإرفـاق التوار ـخ ذكر مـع ، الطرف ـن ذلـك. طرف ـل فتف ـم ، م مـا ـل إيميـل عـ بالإجابـة خر الطرف ب و ـد طرف ـل يقـوم أن ضـرورة مـع APP-JED-COMM2@moj.gov.sa: التـا الـدائرة إيميـل عـ إرسال ـا فيمكـن المذكرة وع ، القضـية ملف ع الـدائرة واطلعت ، إلك ونيا أطراف ا ـا والمبلغ عـد عن المر ي تصـال ع المنعقـدة ـ، 1445-03-04 جلسـة و الـدعوى. نظر تأجيل الـدائرة تقرر وعليھ وقا ع تفاصيل ندلف أن وقبل البداية : ) وحاصل ا ـ 1445/ 02/ 25 بتار خ ( ا رازي ع محمد يح محمد عاتقة )و( ز عباس أحمد عدنان ) المدعي ن وكيل من النظام المودعة ذلك عد الوصول ثم ومن الدائرة ف م ع لل شو ش محاولة أي نقطع ح الدعوى لأطراف المملوكـة الشـر ات وملاك سـلسل فيھ نب ن بيا ي رسم الـدائرة لمقام نقـدم أن نود المائل ال اع سـ م أطراف عدة يملك ا القضـية ذه ال اع محل التجار ـة ز أحمـد شـركة أن : أولا : ي الـدائرة لمقام يت ـ أعلاه البيا ي الرسم من (، البيا ي للرسم يُنظر ) جليـة. ناصـعة ل قيقـة أطراف عـدة يملك ـا وأولاـده ز أحمـد وشـركة - 3 (. ٪١٠ ) تمتلـك وأولاـده ز أحمـد شـركة - 2 حـق. وجـھ دون عليـھ المد عل ـا اسـتحوذ الـ %( 90 ) ز أحمـد مـوك مـورث - 1: ي كمـا ز غازي أبناء يملك ـا %( ٢٣ - ) د ز . لعـدنان %( ٢٣ - ) ج التجار ـة. ز أحمـد شـركة يملك ا الشـركة ـذه من %( ۳۱ - ) ب ذلـك. عـد أوز و وشـركة ز لأسامـة %( ٢٣ - ) أ: ي كمـا سـ م ، عليھ للمـد ا صـص إفراغ تم وقـد ، التأسـ س عقـد بمـوجب ل ـم المملوكـة ا صـص امـل عـن ز غـازي وأبنـاء ز عـدنان المو ـل تنـازل ( ۱ مرفـق ) الصـ حكـم ع بنـاء ثـم وأولاـده. ـ ١٤٣١-١٠-١٦ بتار خ : ثانيا ا ياة. قيـد ع ان لأنھ ؛ فيھ طرفا الشـر ات افـة سب من يملكھ وما ز أحمـد المورث يكن ولم ، فقط آنـذاك ال اع أطراف مُمثلا ان الصـ و ـذا بيع و و الماثلـة ومطالب نـا نزاعنـا محـل و البيع و ـذا (، 90 )% البالغـة وعاتكـة عـدنان موك مورث حصـة لنفسھ و ـاع ، التجار ـة ز أحمـد شـركة عقـد بتعـديل أسامـة عليھ المد قـام مدينة من ط تقر ر صـدر ـ، 1431-11-03 الموافق م2010-11-09 و تار ـخ قليلـة بأيام عليھ المد قبل من المزعوم البيع عقـد عـد - ١: ي كما و يا ا أوجھ عـدة من ونظامـا شـرعا باطـل تصـرف أي و التـا ، منعدمـة مـوك مـورث أ ليـة أن ع ممـا ؛ دراك وضـعف المتقـدم الشـيخو ا رف مـن عـا ي ز أحمـد ب أن تضـمن : الـوط بـا رس الطبيـة عبـدالله الملـك إ والـده وأملاـك أمـوال ينقـل أصـبح أسامـة عليھ المد لأـن ؛ ا ـد ع قيم إقامـة بطلب تقـدموا ز أحمـد غـازي ورثـة أن : ذلـك ودليـل ، أثره عليـھ يـ تب ولاـ معتـ وغ باطـل لـھ يُ سـب -05-09 وتار ـخ ( ٣٧١٥٣٥٩٢ ) برقـم ست نـاف محكمـة مـن عليـھ والمصـادق ـ، 1434-07-26 وتار ـخ ( ٣٤٢٨١٤٤٩ ) رقـم القضـا ي ا كـم بصـدور المطالبـة ـذه وآلـت ، بالباطـل نفسـھ محل ا صص انتقلت بموجبھ الذي البيع عقد بطلان الدائرة لمقام بجلاء ي ب ن و ذا (. ۲ مرفق ) أ ليتھ. عدم لثبوت قضا ي حارس وإقامة ز أحمد أ لية عدم ب بوت القا ـ، 1437 أر عة بحوا ا صص انتقال واقعة و عد - للتصرف مسقطان وكلا ما - إدراكھ عدم أو ا صص ب يع الله رحمھ ز أحمد موك مورث علم عدم ع يدل ومما ، عليھ للمد الدعوى محل قاطع نص القضا ي الضـبط و ـذا (. ۳ مرفق ) جوابھ. وضـبط شـ ئا يبع لم بأنھ فأجاب ؟ البيع واقعـة عن بجـدة العامـة بالمحكمـة اءات قا ـ قبل من سؤالھ تم ، تقر بـا أشـ ر وأملاـكھ حقـوقھ وانتقلـت ز أحمـد مـوك مـورث تـو ـ ١٤٣٨-٤-٢١ بتار ـخ - ٢ حـق. وجـھ دون ا صـص ع واسـتحوذ والـده إدراك وعـدم لمرض عليـھ المد اسـتغلال يظ ر ال اع أمـام المنظورة الـدعوى ـذه وأمھ عـدنان موك أقـام : ثالثـا (. ٤ مرفـق رث حصـر صـك مرفـق ) وأسامـة. عـدنان وولـديھ ا رازي محمـد عاتقـة المدعيـة زوجتھ ورثتـھ وانحصـر ، لـورثتھ مواج ة العادلة ا صص بقيمة ال امھ وأصبح ، وعدوانا ظلما لنفسھ عليھ المد نقل ا ال التجار ة ز أحمد شركة من ( ٪٩٠ ) البالغة والده حصـص بقيمة للمطالبة الموقرة الدائرة بصـفة بذمتھ المتعلقة ا قوق سـيفوت جراء ـذا أنھ منھ ظنا المنفردة بإرادتھ ـ ل ا وشـطب الشـركة بإ اء قام أن عـد ، ا صـص ذات عي يا ول س بـذمتھ متعلقا صـيا موك طلال ا ب تقييم وفق المث ت عليھ المد مع موك صـ أن : ذلك و يـان ، ال اع محـل وخـارج باطـل دفع فـإنھ ؛ ال اع ـذا بـات الصـ بـأن عليھ المد يزعمھ مـا أمـا : را عـا صـية. و سـتحقاق ، الدعوى يختصم ولم يرزق خ لأن ؛ ز أحمد والده بحصـص ل ا علاقة ولا ، أولاده و ز أحمـد شـركة من %( 23 ) والبالغة لھ العائدة ا صـص ع ان غزالـة أبو و ن والـده حيـاة إبـان عليـھ والمد مـوك ب ـن حصـل الـذي الصـ ب ـن المزج ومحاولـة رث سـ ب التملـك إل ـم وآل ، الله رحمـھ المورث وفـاة عـد المطالبـة محـل ا صـص لموك شـأ الـدائرة ف ـم ع ينط لـن و شـو ش شـغيب - التجار ـة وأولاـده ز أحمـد شـركة مـن % 90 ا صـص - بالباطـل عليـھ المسـتحوذ رث مـوك حـق وإسـقاط لـدرء ؛ بالإـرث سـتحقاق و الثمن بأن يزعم فتارة ، الدعوى ذه محل ا صـص قيمـة تناقضھ و ثمن و ـدون باطلا ان عليھ المد يزعمھ الـذي المزعوم البيع أن ع يـدل مما إن : خامسا النافـذة. و صـ ا قام صـية ونفقات مصـروفات أ ا يزعم أخرى وتـارة ، والـده عن بنكيـة ديون سـدد أنھ يزعم فتـارة الـدفع آليـة وتنـاقض ، ر ـال مليون ۱۲۰ و الثمن بـأن يزعم وتـارة ، ر ـال ألـف ٤٥٠ حكم ا ـ يحة ن يجـة مـن لـھ خلصـت ومـا س ي ـا ا كـم مصـدرة الـدائرة لـھ أشـارت مـا و ـذا اعتبـاره وعـدم الزعـم ـذا اطراح يـوجب الصـارخ التنـاقض و ـذا ، يزعـم كمـا بإنفاق ـا مليون ٣٣٠ عن يز ـد لما مليون ١٢٠ من ا صـص قيمة وارتفاع حكم ا الدائرة عليھ اسـ ندت الـذي التقييم أن من عليھ المد يزعمھ ما أما : سادسا العادلـة. ا صـص بقيمـة بإلزامھ الدفع ذا ع فالرد ؛ سـتقيم ولا ي فلا - المذكرة ذه اسـ لال بيانھ تم كما بال امل لھ المملوكة - أز و شـركة دخول عـد ان التقييم تار ـخ إ البيع تار ـخ من فقط واحـد عام خلال محكمة أمـام معروضـة تكـن لـم أدلـة أي المحكمـة تقبـل لاـ : " ع ح ـام ع عـ اض لطرق التنفيذيـة اللائحـة مـن والعشـرون ا اديـة المادة نصـت : شـكلا - أ: ومضـمونا شـكلا الباطـل قيمة بارتفـاع الـدفع ع مناط ـا وتحقيـق المادة ـذه نص و ـإنزال "، حكم ـا ذلـك المحكمـة تـب ن أن ع ، لقبول ـا مقتض يوجـد لـم مـا ، تقـديم ا ا صـوم بإم ـان و ـان و الدرجـة ومسـ س أ ميتھ مع لاسـيما بتدائيـة الـدائرة أمام ـذا الـدفع عليھ المد بإم ان ان أنھ إذ شـكلا ومردود ساقط دفع فـإنھ ، المزعومـة البيع واقعـة عـد أوز و شـركة بـدخول ا صـص دخول أن مع ، ذلك عن عليھ المد وأ م ل كم س ي ا الطلب ذا ع ونصت ا صـص قيمة ارتفاع ع ب نة تقديم عليھ المد من بتدائيـة الـدائرة طلبت أن عـد إليھ ا اجـة لمقـام نـب ن : موضوعـا - ب القضـية. مسـار ع الـدفع ـذا تـأث عـدم علم بـذاتھ ـو أنـھ منـھ سـتخلص بـھ الـدفع عـن عليـھ المد وإ ـام ومشـ ر قـديم حـدث ل صـص كمالـك أوز ـو شـركة ع ينصب ا ـب تقييم أن : ول : وج ن مـن موضوعـا باطـل دفـع ل صـص كمالـك أوز ـو شـركة دخـول سـ بھ ال اع محـل ا صـص قيمـة بارتفـاع عليـھ المد دفـع أن الـدائرة علاـقة ولاـ العادلـة السوقيـة قيم ـا ع مـؤثر غ ف ـذا ، معينـة ب سـبة فقـط ل صـص مالكـة أز ـو شـركة و ـون ، ال امـات مـن عل ـا ومـا وأصـول حقـوق مـن ل ـا بمـا التجار ـة ز أحمـد حصـص أن الـدائرة علم شـر ف ع يخفى ولاـ ، حينھ عليھ المد ذلـك ع عـ ض ولم تقر ره إليھ شـر ولم ا ـب حسـبان عن محاس يـا غيب أن يمكن لاـ التقر ر و ـذا ، بھ للتقييم</w:t>
+      </w:r>
+    </w:p>
+    <w:p>
+      <w:pPr>
+        <w:pStyle w:val="Heading2"/>
+        <w:jc w:val="right"/>
+        <w:bidi/>
+      </w:pPr>
+      <w:r>
+        <w:t>[المتن الفعلي: الوقائع / الأسباب / المنطوق] ===</w:t>
+        <w:br/>
+        <w:t>٤۵۳۰۲٤۱٦۲۲ رقم صك</w:t>
+      </w:r>
+    </w:p>
+    <w:p>
+      <w:pPr>
+        <w:jc w:val="right"/>
+        <w:bidi/>
+      </w:pPr>
+      <w:r>
+        <w:rPr>
+          <w:b w:val="0"/>
+          <w:i w:val="0"/>
+        </w:rPr>
+        <w:t>بجدة التجار ة التجار ة المحكمة الثانية ست ناف ست ناف دائرة ۷ : ةـ الصفح رقم ۱٤٤۵/۰۳/۱۳ : كـ الص خـ تار</w:t>
+      </w:r>
+    </w:p>
+    <w:p>
+      <w:pPr>
+        <w:jc w:val="right"/>
+        <w:bidi/>
+      </w:pPr>
+      <w:r>
+        <w:rPr>
+          <w:b w:val="0"/>
+          <w:i w:val="0"/>
+        </w:rPr>
+        <w:t>قيمة ارتفـاع أو الما المركز قائمـة يظ ر جديـد مـال رأس ب ـ إمـا الملكيـة حقـوق ع يطرأ إيجـا ي بتـأث إلاـ السوقيـة قيم ـا تتغ لاـ متداولـة غ أو متداولـة ل ـا كـأصول الشـر ات الـدائرة ثـم ومـن سابقـا بالتخـارج ا كـم إليـھ اسـ ندت والـذي ا ـب قبـل مـن ا صـص تقييـم أن : الموضـو الرد مـن الثـا ي والـوجھ المالـك. اسـم قطعـا سـ بھ مـن ل س سوقيـا صـول تطرقت بتدائيـة والـدائرة مصـ تھ غ ق مث تا ان لما ، قبلھ من ـ تھ وال شـكيك الطعن قبول معھ يجوز لا عليھ المد من وقبول رضا محل ـان ي حكم ـا بتدائيـة /١٤٣٢ وتار ـخ ( ٢٢٩٠١٤٧٢١١٩٤٣۲۰۰۲۲ ) رقم الوصـية حكم بموجب لمسـتحقيھ بـالثلث أو ـ الله رحمھ مـوك مـورث : سا عـا النظر. محـل ل كم س ي ـا مشـ ورة التقر ر ل ـذا و عليھ والمد ، ر الا وسبعون و سعة وثلاثمئة ألفا سبعون و واثنان وستمئة مليون وعشرة مئة ( ١١٠،٦۷۲,۳۷۹ ) وقدره مبلغ ا صص قيمة من تبلغ وال ( ٥ رقم مرفق ـ ) ١٢/ ٠٢ مبلغا سـتحق عـدنان مـوك فـإن ، بـھ المح ـوم ا صـص قيمـة مبلـغ ع بنـاء م مـا ـل سـتحق مـوك فـإن ؛ الشـرعية للأنصـبة ووفقـا ل ـا وتنفيـذا الوصـية مبلـغ و ـاطراح ، الو ـ مليـونا وعشـرون سـبعة ( ر ـال ٢٧,٦٥١,٢١٩ ) وقـدره مبلغـا سـتحق عـاتقھ ومو لـ ، ر الاـ وسـبعون ومئتـان ألفـا وسـبعون و سـعة وسـبعمئة مليـون و سـعون سـتة ( ر ـال ٩٦,٧٧٩,٢٧٠) فـاقد مـع التعاقـد يجـوز ولاـ للأ ليـة فاقـدا ـان - المزعـوم العقـد أثنـاء - المورث أن القضـا ي ا كم بمـوجب ث ت أنھ و مـا لـذلك ، ر الاـ عشـر و سـعة ومئتـان ألفـا وخمسـون واحـد وسـتمئة اتفقوا طراف جميع أن و مـا ، قيم ـا إلاـ يبق ولم منعدمـة أصـبحت أ ـا و مـا ، عليھ المد من اختيار ـا تصـفي ا تمت ا صـص أن و مـا ، تـؤديھ حـ أخـذت مـا اليـد ع أن و مـا ، ليـة ست ناف طلب وفق منطوقھ وتفصيل ا كم بتأييد ا كم : للعدالة ونصرة ل ق إحقاقا الموقرة الدائرة مقام من أطلب فإن و يانھ عرضھ سـبق ولما لذلك ؛ التقييم ذا ع وتخارجوا سـرد الموقرة الـدائرة طلـب ع بنـاء : ) وحاصـل ا ـ 1445/ 02/ 29 بتار ـخ النظـام والمودعـة عليـھ المد وكيـل مـن المقدمـة ا تاميـة المذكرة ع الـدائرة اطلعـت كمـا (. قبلنـا مـن المقـدم تقـديم لعـدم ؛ الـدعوى بنظر نوعيا المحكمـة اختصـاص عـدم الـدفع ع بالتأكيـد الموقرة الـدائرة س سـمح : أولاـ : التـا النحو ع بمـذكرتنا نتقـدم ، الـدعوى محـل لل اع الزم ال سـلسل الدعوى لإقامـة لاحق ل ونھ النظامي النص ع سـ ناد جواز ـة وعـدم ، التجار ـة للمحكمـة ختصاص وا عقاد الـدعوى بنظر العامـة المحكمـة اختصاص عـدم القا ـ ل كم المد /6/ 1441 وتار ـخ ( 7414 ) رقـم العـدل وز ر بقرار والمعدلـة الشـرعية المرافعـات لنظـام التنفيذيـة اللائحـة مـن ( ب/ 78/ 1 ) المادة نص إ شـ - 1 القـوان ن. تطـبيق رجعيـة عـدم لمبـدأ إعمالاـ للمحكمة فتحيل ـا ال ائيـة ا كم اك سب فـإذا ختصـاص عـدم فتحكـم أخرى محكمـة اختصـاص مـن وأ ـا القضـية بنظر النـو اختصاصـ ا عـدم رأت إذا : ) أنـھ ع نصـت والـ ـ 26 عـدم سـابق حكم صـدور ضـرورة الـدعوى بنظر مختصـة ( الموقرة محكمتكم ) خرى المحكمـة لت ون اسـتلزم أنھ النص ـذا مفـاد ـان ولما (، بنظر ـا إل ـا المحـال المحكمـة وتل م المختصـة عـدم يق ـ ـ 10/ 2/ 1438 وتار ـخ ( 3855849 ) رقـم بجـدة العامـة المحكمـة مـن حكـم صـدور دعـواه لائحـة - زعـم قـد المد أن و مـا - 2 ال ائيـة. الصـفة يك سـب وأن ختصـاص بـالبحث أنھ كمـا ، صـدوره المزعـوم ا كم ل ـذا المد تقـديم عـدم تـب ن ومرفقا ـا الـدعوى أوراق بـالبحث إنـھ وحيـث ، بنظر ـا التجـاري القضـاء واختصـاص الـدعوى بنظر اختصاصـ ا ا كم وجـود بانتفـاء فـإنھ تقـدم مـا ـان ولما ، عليـھ بـالمد ا ـاص ( نـاجز ) القضـا ي لكـ و ي النظـام ا كـم ـذا وجـود عـدم تـب ن عليـھ بـالمد ا اصـة القضايـا والتمحيص وع - 3 الـدعوى. تلـك بنظر التجار ـة المحكمـة اختصـاص عـدم و ـو صـل إعمـال معـھ المتع ـن مـن و ضـ البيـان نفـة المادة نص إعمـال معـھ ي تفي فـإنھ ختصـاص عـدم القا ـ /1441 بتار خ والصادرة البيان نفة - التنفيذية باللائحة الواردة المادة نص ع سـ ناد جواز عدم نـدفع فإننا ختصاص عـدم ا كم صـدور ـ ة العـدم - ساوي والفرض - فرض يجوز لاـ ممـا ـ 1441 عـام اللائحـة تلـك وتنفيـذ إعمـال قبـل أي ـ 1438 عـام صـدر ختصـاص عـدم فيـھ الصـادر ا كـم أن ذلـك القـوان ن تطـبيق رجعيـة عـدم لمبـدأ إعمالاـ ـ 26/ 6 نص ع بناء - 1: الدعوى الرأي وجھ التأث شأنھ من استجوا ا ل ون ( ا رازي عاتقة ) المدعية استجواب بطلب سلفا المبدى بالدفع نتمسك : ثانيا النظامي. النص ذا ع س ناد ع بناء أو نفس ا تلقاء من - للمحكمة أنھ ع النظام ذات من ( 21/ 1 ) المادة وتنص (، مباشرة خصمھ استجواب ا صوم من لأي - 2 : ) أنھ ع تنص ال ثبات نظام من ( 20/ 2 ) المادة دامغ مـادي دليـل ع تحصـل قـد عليـھ المد إن وحيـث (، لـذلك المحـددة ا لسـة يحضـر أن اسـتجوابھ تقرر مـن ع و جـب ، لاسـتجوابھ ا صـم بحضـور تـأمر أن - ا صـوم أحـد طلـب ولا ( ز أسامـة ) عليھ المد ع الـدعوى تلك لإقامـة أحـد بتوكيل تقم لم وأ ـا ز أسامـة ضـد الـدعوى برفع قيام ـا عـدم صـراحة (، ا رازي عاتقـة ) فيھ تؤكـد فيـديو مقطع عن عبـارة من ( 2 ) للمـادة وفقـا ر ـان مكتملـة تزو ر ر مـة والوكيـل المد ارت ـاب ثبوت شـأنھ من ذلـك ثبوت أن إذ الـدعوى الرأي وجھ التـأث شـأنھ من دليـل و ـذا ، مسـتحقات بـأي تطـالبھ المد وكيل أن إلا ( ا رازي عاتقة ) اسـتجواب بطلب بتدائية المحكمة امام دفعا أثار قـد عليھ المد أن كما - 3 العامة. للنيابـة إحال ما معھ يتع ن مما ال و ر لم افحـة ا زا ي النظام ا رازي عاتقة السـيدة تقيم أن سـ ساغ لا إذ منطقي غ رد " ا ياد ع " عائقـة السـيدة بأن بالقول واكتفى سا غ سـ ب أو وا ـ م ر دون إحضار ا ضـرورة عـدم بزعم ذلك رفض م ر أو سـ ب دون رفضھ وراء الـدائرة ا ساقت وقـد ، عليھ المد اب ا ضـد دعوى لرفع لمحامي توكيل ـا عـدم صـر ح إقرار ف ـذا ا يـاد ع ت ون ثم - عليھ المد - اب ـا ـا تطـالب دعوى للاستجواب وإحضار ا عل ا المد اسـتجواب بطلب نتمسك وحيث - 4 ا كم. عيب نحو ع سا غ سـ ب عليھ الرد أو وإجابتھ تمحيصھ يتع ن جو ر ا دفعـا ونھ من الرغم ع وا ـ الرأي وجھ التأث شأ ا من فإن ثم ومن ، ا صص لقيمة المد ومورث مور ا اس يفاء لثبوت الدعوى رفع رغب ا عدم سي بت حيث الدعوى تلك مؤثرة سـت ون أقوال ا ل ون ا كـم وجـھ بـھ لتغ ـ لـو والـذي ، الـدعوى جـو ري دفـع لأـي الموضـوع محكمـة تتصـدى أن صـل إن حيـث : ) العليـا المحكمـة قضـاء عليـھ اسـتقر لما وفقـا إجاب ـا و تع ـن الـدعوى : وتار خ 4228122: رقم العليـا بالمحكمـة ا امسـة الـدائرة قرار ( " القرار مصـدرة للمحكمـة وإعـادتھ نقضھ و تع ن ال سـب ب بقصـور معيبـا ي ـون فـإنھ ذلـك ا كـم أغفـل ومـ ، الـدعوى سـتدلال القصـور حكم ـا ع ران قـد الـدائرة فـإن - المد دعـوى ـ ة عـدم - التمسـك مـع المحـاس التقر ر ع سـتدلال بـالقصور الـدفع : احتياطيـا : ثالثـا ـ". 1/ 12/ 1442 عليھ تراضوا قـد طراف ذات ان ما و الـدعوى محل ل صـص تقييم أعـدل تجـد الـدائرة : ) نصـا أوردتھ مـا ع تأسـ سا ( ر ـال 331.882.138 ) لمبلغ المد باسـتحقاق حكم ـا بتأسـ س تمثل ( ر ـال 368.75</w:t>
+      </w:r>
+    </w:p>
+    <w:p>
+      <w:pPr>
+        <w:jc w:val="right"/>
+        <w:bidi/>
+      </w:pPr>
+      <w:r>
+        <w:rPr>
+          <w:b w:val="0"/>
+          <w:i w:val="0"/>
+        </w:rPr>
+        <w:t>7.931 ) بمبلـغ الشـركة حصـص قيمـة إجمـا تقييم ع اشـتمل الـذي وشـر اه غزالھ أبـو طلاـل المحـاس ا ـب بتقر ر والمتمثـل التخـارج دعـوى وفقـھ ع وتخـارجوا ان ولما (، إليھ... المشار المبلغ للورثة يدفع بان عليھ المد إلزام إ الدائرة ت ت ما و و طراف مورث لورثة عليھ المد ذمة استقراره ع الدائرة قناعة تجسدت وقد % 90ـ ال سـبة أنھ ذلك معيب اسـتدلال و و ، غزالـة أبو طلال مكتب من الصادر المحـاس التقر ر ع تأسـ سا بھ المح وم للمبلغ المد اسـتحقاق ع اسـ ندت الـدائرة أن ال سب ب مـدونات من الب ن مرفق " ) م31/ 03/ 2011 كما بالتقييم المعدلة التا عة للشر ات الدف ية الملكية حقوق م ص : " خامسا البند صراحة ذكر ما تضـمن قد فإنھ ، إليھ المشار التقر ر ـ ة اف ضـنا لو بتقر ر ماورد حسب م27/ 06/ 2011 بتار خ التجار ة ز أحمد شركة تقييم عديل وتم ، ر ال 68.424.362 وقدره بمبلغ تقييم ا تم التجار ة ز أحمد شركة قيمة أن يظ ر والذي (، 1 رقم ( ر ال 79.924.901 ) وقدره بمبلغ التجار ة ز أحمد شركة قيمة أن يظ ر والذي ( 2 رقم مرفق " ) للشر اء المعدلة الدف ية ا قوق صا : ثانيا " البند ، غزالة أبو طلال القانو ي المحاسب بالإلغاء. حر ا و ضـ سـتدلال بالقصور معيبـا ا كم معھ يضـ الـذي مر ، بـال سب ب الوارد النحو ع ( ر ـال 368.757.931 ) ول س التقر ر مـن 8 ، 6 ، 4 الصـفحة ذلـك وتج روا ع شـركة ) مسـ تحـت ـ 14/ 10/ 1427 بتار ـخ - الـدعوى محـل - الشـركة بتأسـ س ز عبـاس أحمـد أسامـة عليـھ المد قـام - 1: الـدعوى محـل لل اع الزم ال سـلسل سـرد : را عـا كتابة لدى الموثق التأسـ س عقد بموجب وذلك ( المتو ل الكب عبد لعابـد % 90، ز لأسامـة % 10 بواقع ، ) المتو ل ز الكب عبد عابد السـيد مع بالشـراكة ( السـر عة الطازجـة المطاعم الشـر اء أحـد تخارج ـ 6/ 11/ 1429 و تار ـخ - 2 (. 3 رقـم التأسـ س عقـد مرفـق ـ( ) 14/ 3/ 1428 وتار ـخ م/ ش/ 13 مجلـد ( - 58 )) برقـم جـدة بمحافظـة الصـناعية التجار ـة بالغرفـة العـدل عباس أحمد ) للسـيد ( ر ال 450.000 ) وقـدره بمبلغ سـمية بقيم ا ( حصـة 450 ) البالغـة حصـصھ عن وتنازل الشـركة من ( ز الكب عبـد عابـد ) السـر عة الطازجـة المطاعم روا ع شـركة اسـم عـديل وتم ، سـمية بالقيمـة % 10 ب سـبة وأولاـده ز أحمـد شـركة محلـھ وحلـت ز أحمـد أسامـة خرج ثـم ، سـمية بالقيمـة حصـصھ اشـ ى قـد ـان المدعي ـن مـورث أن أي ( ز عـديل تم ـ 20/ 09/ 1431 و تار ـخ - 3 (. 4 رقـم مرفـق ـ ) 3/ 12/ 1429 بتار ـخ الموثـق ـ 6/ 11/ 1429 بتار ـخ الم م الشـر اء قرار بمـوجب ( - المحـدودة التجار ـة ز أحمـد شـركة ) إ الشـركة و ن ب نھ الم م ا صـص بيع عقـد بمـوجب التجار ـة ز أحمـد شـركة %( 90 ) والـده سـبة شـراء - عليھ المد - ز أسامـة قـام بمـوجبھ والـذي التجار ـة ز أحمـد شـركة تأسـ س عقـد</w:t>
+      </w:r>
+    </w:p>
+    <w:p>
+      <w:pPr>
+        <w:jc w:val="right"/>
+        <w:bidi/>
+      </w:pPr>
+      <w:r>
+        <w:rPr>
+          <w:b w:val="0"/>
+          <w:i w:val="0"/>
+        </w:rPr>
+        <w:t>٤۵۳۰۲٤۱٦۲۲ رقم صك</w:t>
+      </w:r>
+    </w:p>
+    <w:p>
+      <w:pPr>
+        <w:jc w:val="right"/>
+        <w:bidi/>
+      </w:pPr>
+      <w:r>
+        <w:rPr>
+          <w:b w:val="0"/>
+          <w:i w:val="0"/>
+        </w:rPr>
+        <w:t>بجدة التجار ة التجار ة المحكمة الثانية ست ناف ست ناف دائرة ۸ : ةـ الصفح رقم ۱٤٤۵/۰۳/۱۳ : كـ الص خـ تار</w:t>
+      </w:r>
+    </w:p>
+    <w:p>
+      <w:pPr>
+        <w:jc w:val="right"/>
+        <w:bidi/>
+      </w:pPr>
+      <w:r>
+        <w:rPr>
+          <w:b w:val="0"/>
+          <w:i w:val="0"/>
+        </w:rPr>
+        <w:t xml:space="preserve">الشـر ك - عليـھ المد - المشـ ي الطرف مـن حقـھ المد مـورث ز أحمـد - المتنـازل الطرف اسـتو : ) نصـا تضـمن الـذي الشـر اء قرار تحر ر تـم فقـد العقـد ـذا ع و نـاء المد مـورث % - 97.7 عادل وال المال رأس من أك يمل ون الذين الشـر اء أغلبيـة قرر فقـد لـذا ، المش ي الطرف لذمـة وإبراء و ائيـة تامـة مخالصـة بمثابـة م ما ل توقيع و عت الشـركة ا ديـد الشر ك لاسـتلام وترسـيخا البيع ب ـ ة المد من إقرارا ُعد القرار ذا فإن ثم ومن (، بي م فيما ا صـص توز ع ب ـ ة الشـر اء يقر : ) أيضا القرار جاء كما (، ز عدنان المد وم م القاعدة انت ولما (، 5 رقم مس ند ) الشر اء. قرار مرفق عليھ للمد آلت ال ا صص تلك توز ع ب ة وإقرارا التنازل ذا من عليھ المد من نصـ بھ المد مورث ( ز عباس أحمد ) مما (، إ مـالھ مـن أو الكلاـم إعمـال : ) أن للقاعـدة إعمالاـ الشـر اء وقرار العقـد ذلـك إعمـال يتع ـن فـإنھ ثـم ومـن (، واللزوم ال ـ ة والشـروط العقـود صـل أن : ) ع تنص الشـرعية شركة ( ز أسامة ) عليھ المد مع شر ا ( وأولاده ز أحمد شـركة شـر ا بصـفتھ - ز عدنان ) المد اسـتمر - 4 المد . دعوى ورد عليھ المد ذمـة إبراء كـذلك وا ـال معھ يتع ن عدنان ) وأولاده ز أحمد شركة وتخارجت ، منھ اش ا ا ال والده ل سبة ز أسامة تملك ع اع اض ثمة إبداء دون والده صـص أسامة شـراء عد ، سـ ت ن لمدة التجار ة ز أحمد ع أيضا معارضھ أو تحفظ أي ودون ـ 10/ 2/ 1434 الموثق الشر اء قرار بموجب - ز لأسامة المملوكة - المحدودة أوز و شركة لصا التجار ة ز أحمد شركة من ( ا الشـر اء أحد من حقـھ المتنـازل الطرف اسـتو حيـث : ) نصـا المد إقرار تضـمن حيـث الشـركة بتلـك تتعلـق حقـوق أيـھ مـن عليـھ المد ذمـة وأبرأ - المد مـورث - والـده ل سـبة عليـھ المد تملـك سـبة قام وقد ، بي م فيما ا صـص توز ع ب ـ ة وإقرارا (، المش ي لذمـة وإبراء و ائيـة تامـة مخالصـة بمثابـة م ما ل توقيع و عت - ز أسامـة - الشـركة ا ديـد الشـر ك المش ي الطرف من : ) أنھ ع تنص ال الشـرعية للقاعـدة وفقا يـديھ ع تم عما الرجوع للمـد يجوز لا فـإنھ تقـدم مـا ـان ولما (. 6 رقم مسـ ند ) الشـر اء. قرار مرفق بتوقيعھ الشـر اء قرار بتـذييل المد الـدعوى وآخر ن ز عـدنان المد أقـام التجار ـة ز أحمـد شـركة ل صـص عليـھ المد شـراء قرار ع المد مـوافقھ و عـد - 5 (. عليـھ مردود فسـعيھ ج تـھ مـن تـم مـا نقض س لشـركة التا عة الشـر ات من التخارج طالبا جدة بمحافظة دار ة بالمحكمة عشـرة السا عة التجار ة الدائرة لـدى ز أسامـة / عليھ المد ضـد ـ 1431 لعـام ( ق/ 5798/ 2 ) رقـم التجار ـة -6 ومراجعون. محاسـبون غزالھ أبو طلال مكتب محاس ب إحال ا تمت فقد بالشـر ات ا صـص قيمة تقدير حول للاختلاف ونظرا ، التجار ـة ز أحمـد وشـركة وأولاده ز أحمـد ـذا ع بالشـركة الشـر اء ملكيـة وقيم % 90 التجار ـة ز أحمـد شـركة ز أحمـد أسامـة عليـھ المد حصـة أن وأث ـت ) ال اع تقر ره المحـاس ا ـب أصـدر م27/ 6/ 2011 و تار ـخ - المحاس التقر ر مرفق ) ر ال وواحـد و سـعمئة ألفا وعشـرون وأر عـة و سـعمئة مليونا وسـبعون سـعة ( ر ـال 79.924.901 ) وقـدره بمبلغ التجار ـة ز أحمـد شـركة قيمـة وقـدر ( ساس ممثلـة الـدائرة تـدخلت التقر ر ع الطرف ـن اتفـاق لعـدم ونظرا - 7 وا قيقـة. الواقـع و خـالف ا جزا التقـدير اعتـ ل ـونھ ، التقر ر ع تحفظـھ عليـھ المد ـ ل وقـد (، 7 رقم مسـ ند ل م ملزمـا واعتبـاره مضـمونھ وإجراء الـدعوى أطراف ب ـن الصـ باعتمـاد : الـدائرة وحكمـت ا لسـة محضـر أثب ـت والـ ) الصـ لاتفاقيـة التوصـل وتـم النظر وج ـات بتقر ـب رئ سـ ا ز أحمـد شـركة % 23 وقـدر ا حصـصھ افـة عـن ائيـا ب نـازلھ الثـا ي الطرف يقر : ) ي بمـا ( ز عـدنان ) المد إقرار ع ف ـا تفـاق تـم الـ ( القضـ ت ن بي ـم ل صومـة وم يـا الطرف بمطالبة حق أي لھ ل س وأنھ (، التجار ة ز احمد لشركة التا عة والشر ات وأولاده ز أحمد لشركة التا عة الشر ات ) المذ ورة الشر ات وشرا ات حصص من ل ا بما وأولاده و عت الشـر ات تلك بأعمال متعلقة سـب ا أو نوع ا ان م ما مطالبة بأي ل ا التا عة والفروع الـدعوى ـذه محل الشـر ات أو الشـر ات لتلك مـدير أو شـر ك بصـفتھ سواء والثالث ول أو نوع ـا ـان م مـا دعـوى أو مطلـب أي ق ـم وإسـقاط وشاملاـ تامـا إبراء ع ـا المتخـارج للشـر ات دارة أعمـال عـن ول الطرف لذمـة و ـا ي شامـل ذمـة إبراء بالصـ التخـارج ـذا ب ن الصـ بإثبـات ـ 2/ 12/ 1432 بتار ـخ الصـادر ـ 1432 لعـام ( 185/ 17/ 2 ) رقـم حكم ـا الـدائرة أصـدرت وعليـھ (، الشـر ات... بتلـك يتعلـق فيمـا والمسـتقبل وا اضـر الما ـ سب ـا الصادر الصـ باتفاقيـة المب ن النحو ع المد تخـارج أن وحيث - 8 (. 8 رقم مسـ ند ا كم مرفـق ) عليھ المد ذمـة بـإبراء عليھ للمـد المد إقرار من تضـمنھ ومـا عليـھ والمد المد وا ا إقرارا عد و ذا - ال اع محل - ا صـص من %( 90 ) سبة ع استحواذه جراء عل ا تحصل الشـر ات تلك من % 54 سـ تھ لما عليھ المد تملك أثناء الشـر ات تلك من ا كم ا التـام التخـارج من الرغم وع ف ـا. شـك لاـ وخالصـة تامـة ملكيـة - ال اع مـدار - والـده صـص عليھ المد وتملـك المد ومـورث عليھ المد ب ـن الم م الـبيع ب ـ ة المد مـن وصـر حا وتار خ ( 421254094 ) رقم الدعوى : ا صـر لا المثال س يل ع وم ا ، عديدة لأسـباب جميعا رد ا تم ال الدعاوى من العديد أقام المد أن إلا الـذكر السالف القضا ي ا كم بموجب من ست ناف برفض بجدة ست ناف محكمة قضت وقد الشـر ات من التخارج ضـرر عن عو ض طلب بجدة التنفيذ محكمة لدى عليھ المد ضد المد من المقامـة م29/ 12/ 2020 الدائرة بجدة التجار ة بالمحكمة ـ( 06/ 11/ 1442 وتار خ 42823620 ) برقم دعوى ز عدنان أقام الدعوى ـذه رفض و عـد ـ(. 01/ 09/ 1442 وتار ـخ ٤۲۷۰۸۳۳۰٤ ) صـك برقم عـدنان بمحـافظة التنفيـذ بمحكمـة و التنفيذيـة الـدائرة لـدى م03/ 02/ 2021 وتار ـخ ( 421323538 ) رقـم الـدعوى عليـھ المد ضـد المد أقـام كـذلك الـدعوى. برد المحكمـة وقضـت الثانيـة الرد : خامسا عليھ. المد بأخيھ الكيد المد محاولة يث ت مما الدعوى ذه وم ا المد أقام ا ال الدعاوى من العديـد إ إضافـة الـدعوى. عن النظر بصـرف المحكمـة وقضت ، جـدة ع جوابا - 1: ي النحو ع عل ا الرد يتع ن متناقضـة ادعاءات ع انطوت وحيث ـ، 25/ 2/ 1445 والمقدمة المد من المقدمـة ا تاميـة المذكرة إ بالإشارة : المد ادعاءات ع ممثلاـ ـان الصـ وأن عليـھ للمـد ا صـص إفراغ وتـم التأسـ س عقـد بمـوجب ل ـم المملوكـة ا صـص امـل عـن - الصـ بحكـم - ز غـازي وأبنـاء عـدنان المد ب نـازل ادعـاه مـا أقام ا ال الـدعوى فإن ـ يح غ المد ادعـاه مـا فـإن : ا واب ا يـاة. قيـد ع ـان لأـنھ فيھ طرفـا الشـر ات افـة سب من يملكھ ومـا ز أحمـد المورث يكن ولم ، ال اع أطراف تملك من أسامھ سـبة انت فقـد ، سـاس ذلـك ع والتخـارج الصـ تم وقـد التجار ـة ز أحمـد شـركة %( 90 ) البالغـة والـده حصـص ع اسـتحواذه سـ ب انت أسامـة ع عـدنان ساسـية الـدعوى تلك محور ـانت ال اع محـل ا صـص فـان و التـا %(، 46 ) عـادل مجتمع ن غـازي وأبنـاء عـدنان حصـص و سـبة الشـر ات حصـص من ( ٪٥٤ ) عـادل ا صـص حصص بيع ببطلان المد دفع ع جوابا - 2 التضـليل. المد إليھ وصل الـذي المدى يظ ر نا ومن ، ا كم صك بھ </w:t>
+      </w:r>
+    </w:p>
+    <w:p>
+      <w:pPr>
+        <w:jc w:val="right"/>
+        <w:bidi/>
+      </w:pPr>
+      <w:r>
+        <w:rPr>
+          <w:b w:val="0"/>
+          <w:i w:val="0"/>
+        </w:rPr>
+        <w:t>المذيل و براء وال ا ـ الصـ تم وعل ا ل ا والباعث المحرك و عيب نحو ع ودفوعھ ادعاءاتھ المد تناقض و ث ت ـ يح غ الـدفع ـذا بأن ذلك ع فنجيب : ا واب ا صـص. لنفسھ باع ز أسامـة عليھ المد ل ون عليھ للمـد مورثھ تنازل بموجبھ والذي ـ 20/ 9/ 1431 بتار ـخ الصادر الشـر اء قرار ذلك ع والـدليل المد مورث وكيل بتوقيع تم البيع وإن ا صـص لنفسھ ي يع لم عليھ المد أن - أ: أن وذلـك ادعـاءاتھ قرار ع المد مورث وكيل وم م الطرف ن توقيع توثيق تم وقد المد مورث وكيل بتوقيع مذيل أنھ منھ يتج والذي ( ز أسامة ) عليھ المد لصا ( ز عباس أحمـد ) المد مورث اتب ) بموجبھ أث ت والذي ـ( 16/ 10/ 1431 وتار خ / ، ع/ 8 مجلد - 172 يفة ( - 275 )) رقم التوثيق بموجب جدة بمحافظة الصـناعية التجار ة بالغرفـة العـدل كتابـة قبل من الشـر اء ومن عام موظف و و العدل اتب قبل من عليھ والتوقيع توثيقھ تم قـد الشـر اء قرار ان ولما (، 9 رقم مس ند - الشـر اء قرار مرفق ) المعنية طراف وتوقيع حضور ( ا ر ي رشـيد العدل ب نا وقـد ، النظـام ذات من ( 26 ) المادة لنص ووفقا ، المد مواج ـة ـة مضـمونھ و ُعـد ثبـات نظـام من ( 25 ) المادة لنص وفقـا الرسـ المحرر حكـم يضـ الشـر اء قرار فـإن ثـم ـ ة المد طعن عـدم س ي ا أقرت الـدائرة أن كما - ب ا صـص. توز ع ب ـ ة وإقراره بالأغلبيـة تم الـذي الشـر اء قرار ع وموافقتھ المد علم تم ا صـص بيع قرار أن سابقا المد لتنـاقض إثبـات ال سـب ب ـذا فـإن ثـم ومـن "، ببطلاـنھ.. تمسـك أو الـبيع ـ ة طعـن عـن تتمخض لـم الـدعوى أن : " نصـا ذكرت حيـث العقـد ـذا ـ ة وقررت الـبيع عقـد أقوالھ يناقض المد أن كما - ت أخرى. مرة بالبطلان الدفع و ث نفسھ يناقض ذلك عد ثم العقد و ـ ة بالتوقيع يقر ذلك عد ثم الدعوى بداية بالبطلان يد تارة حيث ادعاءاتھ وأما - 3 العقد. ع مورثھ توقيع ب ـ ة منھ وصـر ح وا إقرار و ذا الثمن وا الـة الغ ن اد حيث العقـد ع مورثھ توقيع ب ـ ة أقر وأن لھ سـبق حيث الـدعوى سـلفا الواردة بالتنـاقض م ء دعـاء ـذا بـأن ذلـك ع فنجيـب : ا ـواب الطبيـة. الله عبـد الملـك مدينـة مـن صـادر طـ تقر ر ع بنـاء آنـذاك بالشـيخوخة المد لإصابـة الـبيع ببطلاـن المد ادعـاء من صـادر أنھ حيث الثمن مـدفوع تقر ر ـو التقر ر ـذا أن إ بدايـة شـ - أ: عليھ ونجيـب ، ـ يحة غ بادعـاءات بالإ ـام الـدائرة ع والتـدل س اللغـط لإدخـال ومحاولـة والمغالطـات علم ورغـم لنفسـھ كـدليل المرء بقـول خـذ يجـوز لاـ انـھ قضـاء المقرر مـن ـان ولما ، المد يـد صـنع مـن مصـنوع محرر ف ـو ثـم ومـن ، الطبيـة الله عبـد الملـك بمدينـة ا ارجيـة العيـادات</w:t>
+      </w:r>
+    </w:p>
+    <w:p>
+      <w:pPr>
+        <w:jc w:val="right"/>
+        <w:bidi/>
+      </w:pPr>
+      <w:r>
+        <w:rPr>
+          <w:b w:val="0"/>
+          <w:i w:val="0"/>
+        </w:rPr>
+        <w:t>٤۵۳۰۲٤۱٦۲۲ رقم صك</w:t>
+      </w:r>
+    </w:p>
+    <w:p>
+      <w:pPr>
+        <w:jc w:val="right"/>
+        <w:bidi/>
+      </w:pPr>
+      <w:r>
+        <w:rPr>
+          <w:b w:val="0"/>
+          <w:i w:val="0"/>
+        </w:rPr>
+        <w:t>بجدة التجار ة التجار ة المحكمة الثانية ست ناف ست ناف دائرة ۹ : ةـ الصفح رقم ۱٤٤۵/۰۳/۱۳ : كـ الص خـ تار</w:t>
+      </w:r>
+    </w:p>
+    <w:p>
+      <w:pPr>
+        <w:jc w:val="right"/>
+        <w:bidi/>
+      </w:pPr>
+      <w:r>
+        <w:rPr>
+          <w:b w:val="0"/>
+          <w:i w:val="0"/>
+        </w:rPr>
+        <w:t>ال ـ ة لتقر ر يتطرق ولم يزعمھ مـا ب ـ ة المحكمـة وإ ـام الواقع ع التحايـل جا ـدا يحـاول أنھ إلاـ بھ تأخـذ ولم التقر ر ـذا عن غـاضت المحكمـة بـأن ز عـدنان المد عن ا اضـر و عتد اسـ شار ن من وصادر شامل تقر ر و النفسـية ال ـ ة تقر ر أن أجمعو حيث ، بجـدة ال ـ ية الشـئون مـدير خطاب أو ال ـ ة وز ر خطاب أو العـدل وز ر خطاب أو النفسـية مس شـفى من التقر ر وطلبت عنھ غـاضت المحكمـة إن بـل ، المحكمـة تطلبھ ولم جر مدفوعـة خارجيـة عيـادات مـن تقر ر ـو الطبيـة الله عبـد الملـك مدينـة مـن الصـادر التقر ر وأمـا ، بـھ الشـيخو ا رف من عـا ي مـورثھ أن تضـمنھ يزعـم ـ 3/ 11/ 1431 بتار ـخ صـادر طـ تقر ر ع ادعـائھ عليـھ اسـ ند فيمـا نفسـھ ينـاقض المد أن كمـا - ب بجـدة. النفسـية ال ـ ة وأنھ لية امل ان بأنھ و ـدفع - شـ ور 3ـ ب التقر ر ذا تار ـخ عـد أي ـ - 18/ 2/ 1432 تار خ صادر مسـ ند ع سـ ند الـدفع ذات و أ ليتھ ا عـدام ثم ومن دراك وضـعف المتقـدم المد أقام وأن سـبق وقد ـ 1431/ 20/ 9 بتار ـخ ان ا صـص بيع عقـد أن المد ادعاء ينـاقض ممـا أن كمـا - ت المد . أقوال ا سـيم التنـاقض يث ت دفع ، شـ ئا يبع لم أنھ ذكر بيع عقـد ابرام تار ـخ عـد أي ـ - 8/ 6/ 1432 وتار خ ( 1951 ) برقم الصادر بجدة النفسـية ال ـ ة بمس شـفى الطبيـة ال نـة تقر ر صـدر وقـد ، مورثھ ضـد و عي ن دعوى العقـد إبرام عـد يحتـاج ولاـ شـؤونھ القيـام ع قـادر المذ ـور وأن الطبيعيـة ا ـدود وذاكرتـھ ووعيـھ إدراكـھ و ـان عق مرض أعراض عليـھ تظ ر ولـم ومتعـاون ـاديء المذ ـور أن وتضـمن - ا صـص أث ت كما (. 10 رقم مسـ ند – ) النفسـية ال ـ ة مس شـفى من الصـادر الطـ التقر ر مرفق - العمومي ن الموظف ن - ال ـ ية لـوزارة التـا ع ن طبـاء بتوقيـع التقر ر ذيـل وقـد قيم لتعي ن /47 ) رقم بجـدة العامـة المحكمـة لرئ س المرسل خطابھ بموجب البا ع - المد لمورث العقليـة القوى وسـلامة البيـان السـالف الط التقر ر ـ ة جـدة بمحافظـة ال ـ ية الشؤون مـدير بالتقر ر ـ، 17/ 4/ 1433 وتار خ ( 21/ 567889/ 33 ) رقم خطابھ العـدل وز ر الفضـيلة صاحب أث ت كمـا - ج (. 11 رقم مسـ ند - ا طـاب مرفق ـ ) 4/ 8/ 1432 وتار ـخ ( ج/ 28590/ 113 مسـتوفيا عت ـ 8/ 6/ 1432 وتار ـخ 1951 برقـم النفسـية مراض مس شـفى مـن الصـادر النف ـ الطـ التقر ر أن نصـا الـوزارة خطـاب وذكر بـھ ورد مـا و ـ ة - البيـان نـف - الطـ و دراسـة : ) والمتضـمن المكرمة بمكة ست ناف محكمة من عليھ المصادق ـ 12/ 3/ 1433 وتار خ 33125567 رقم القرار ع و ناء ا طاب ـذا ع و ناء ساسـية..... المعلومـات ميع طـالب و الـة الم ي ـن طلـب ع بنـاء تـم الـذي ز أحمـد أرصـدة عـن التحفظي ا ز رفـع وقررت (، القا ـ لفضـيلة خ جراء ع الموافقـة تقرر ع اضـية واللوائـح الضـبط صـورة عنھ و لتعي ـن والـده ضـد المد أقام ـا الـ ـاء دعـوى التقر ر ـذا مضـمون بإثبـات جـدة بمحافظـة العامـة المحكمـة قضـت فقـد ا طـاب ـذا ع و نـاء ، الولايـة مجلس إقامـة بجـدة. العامـة المحكمـة من الصـادر ا كم مرفـق (. ) ز أحمـد ع ولايـة مجلس إقامـة الم ـن طلـب عـن النظر بصـرف ـ ) 8/ 6/ 1433 وتار ـخ ( 33286392 ) رقـم بـا كم المحكمـة وقضـت عن يز د ما عد أي ـ 1437 عام صـدر أنھ ا كم ـذا من الثابت فإن ( 37153592 ) برقم ست ناف محكمـة من الصادر القضا ي ا كم ع المد اسـ ناد وأما - ح (. 12 ) رقم مسـ ند ع لق ـ المد يـد كمـا بالشـيخوخة مصابـا ـان فلـو المد لمورث العقليـة القـوى لسـلامة إثبـات و ـذا ـ 1434 عـام مقامـة دعـوى صـادر أنـھ كمـا ، العقـد توقيـع مـن سـنوات 6 ادعـاءاتھ ـ ة عـدم يث ـت الـذي مر ، ا كـم صـدور حـ العقليـة قـواه لسـلامة المث تـة الطبيـة التقـار ر مـن العديـد صـدرت أنـھ إلاـ تصـرفاتھ جواز ـة عـدم وثبـوت عليـھ و بتعي ـن الفـور الدعوى محل العقد ذا بطلان لشأن رفعت قد المد مورث عن و عي ن تم بموج ا ال الولاية دعوى فإن ا كم ذا خذ جدلا اف ضنا لو ح - خ الموقرة. دائرتكم ع وتدل سھ ـانت ولما بھ إقرارا التصـرف ـذا عن الطعن عن الـو سـ وت أن وحيث ، التصـرف نفـاذ يث ت ممـا ا صـص بيـع عقـد ع اعـ اض أي يبـد لم المد مـورث تصـرفات ع و عي ن و عـد إجابة المتضـمن بجـدة العامـة بالمحكمـة ـاءات قا ـ من الصـادر ـاء صـك ع المد اسـ ناد ع جوابـا - 5 ". بیـان البيـان إ ا اجـة معرض السـ وت أن : " الشـرعية القاعـدة منعـدم و ـان ا رف من عـا ي ـان ـ 3/ 11/ 1431 بتار ـخ مـورثھ بـأن اد قـد ـان أنـھ حيـث دعـاء ـذا نفسـھ ينـاقض المد - أ: ذلـك ع فنجيـب : ا ـواب شـ ئا يـ يع لـم أنـھ مـورثھ أو البيع ـ ة طعن عن تتمخض لم الـدعوى أن سب ا قرار ذلـك ع الـدائرة تأكيـد وكـذلك مورثھ من ا صـص بيع عقـد ب ـ ة سـلفا المد إقرار ينـا ضھ ـذا أن - ب ليـة. أو عت ل سؤالھ تم قد وأنھ ز وعـدنان ز أسامـة لتوكيل المد مورث حضور الصك من الثابت فإن الصك ـذا عتـداد - العـدم ساوي والفرض فرض وع - ت ببطلانھ. تمسك الل س لإدخال ومحاولـة قاصـر اسـتدلال و و عليھ للمـد ا صـص ب يع جابـة تلك ر ـط يحـاول المد إن وحيث ـ ء. أ ع لم لاـ قـال ؟ أبنائـك من حـد أملاكـك من ـ ء عن تنـازلت حضـر ( ز أحمـد ) المد مـورث أن نصـا أثب ـت فالـدائرة ، الصـك مضـمون المد اجـ أ حيـث ، ـ يح غ و ـو عليـھ للمـد صـصھ المد مـورث بيـع عـدم الموقرة دائرتكـم ع السابقة للتصرفات ذلك امتداد دون اء أثناء املاكھ من أيا ب يع تتعلق المد مورث وإجابة الدائرة سؤال ان وقد ، الماضـية للأشـياء مدرك وغ قليلة لأشـياء مدرك الدائرة ووجدتھ ث أش ر. 6ـ ال يقارب ما عل ا م تصرفات عن سألھ ثم للدائرة ذلك ثبوت المس ساغ غ من فإنھ ثم ومن ، الماضية للأشياء مدرك وغ قليلة لأشياء إدراكھ أثب ت الدائرة وأن سيما ولا سـبق رسـ طـ تقر ر بمـوجب الـدعوى محـل ا صـص بيـع عقـد توقيـع عـد المد مـورث أ ليـة القطعيـة مك سـب قضـا ي حكـم بمـوجب - ال يـدان ـاء قا ـ - ذات أث ـت وقـد - ذلك خلاـف يث ـت لـم دام مـا ال ـ ة ع حمل ـا التصـرفات صـل أن : ) قضـاء المقرر مـن ـان ولما ، ا كـم ل ـذا والسابقـة منـھ الصـادرة التصـرفات ونفـاذ ـ ة ثـم ومـن إليـھ شـارة /4/ 1434 وتار خ ( 34200931 ) رقم بالقرار ست ناف محكمة من المصـدق ـ 6/ 2/ 1434 وتار خ ( 3431443 ) الصـك رقم 1434 لعام القضائيـة ح ام مدونـة ( ) نظامي أو شـر بمقت ـ المد ب ناقض المد ادعـاء ع جوابـا - 6 موضوعيا. جـدلا ي ون أن إلا عـدو ولا عليھ الرد وسـبق السابقـة للـدفوع مخل تكرار ( ورا عـا ، ثالثـا ) الـدفع المد بھ دفع مـا وأمـا - 5 ـ(. 29 إ ام يحاول والمد ـ يح غ دعاء ـذا بـأن ذلـك ع فنجيب : ا واب ر ـال. مليون 120 الثمن بـأن يزعم أخرى وتـارة ر ـال ألف 450 الثمن أن يزعم تـارة وأنھ ا صـص قيمـة عليـھ بمبلغ المد مـورث و ـن ب نـھ الم م الشـر اء قرار سـمية بالقيمـة تـم ، حصـة ( 450 ) البالغـة لمورثـھ المملوكـة ا صـص بيـع بـأن دفـع عليـھ فـالمد - 1: أن ذلـك تنـاقض بوجـود الـدائرة ب ن عليھ المتعارف العرف من الشأن ذا تم وما (، ر ال مليون 120 ) بمبلغ وذلك ا صص لتلك الفعلية بالقيمة تم قد ا صص ذات ب يع والمتعلق الم م العقد أن ح ن ( ر ال 450.000) و الصفحة ، خ ين السطر ن ( 5 ) رقم صفحة ـ 26/ 7/ 1434 وتار خ 342881449 رقم ا</w:t>
+      </w:r>
+    </w:p>
+    <w:p>
+      <w:pPr>
+        <w:jc w:val="right"/>
+        <w:bidi/>
+      </w:pPr>
+      <w:r>
+        <w:rPr>
+          <w:b w:val="0"/>
+          <w:i w:val="0"/>
+        </w:rPr>
+        <w:t xml:space="preserve"> كم صك ر ال مليون 120.000.000 بقيمة إل ا شارة تم قد الفعلية القيمة و ـذه ) التجار. فجر منـذ دفع عليھ المد إن حيث مطلقا تناقض بھ يكن لم فـإنھ المبلغ سـداد عن وأمـا - 2 (. 13 رقم مرفق ) خ ين والسـطر ن ( 13 ) سطر ( 8 ) رقم الصـفحة وكذا الثا ي السـطر ( 6 ) رقـم والـده عـن ، ز أحمـد أسامـة / عليـھ المد مـن مـدفوع مبلـغ بإجمـا ) البنكيـة المد مـورث ال امـات سـداد طر ـق عـن ـان المبلـغ سـداد أن سـنوات عـدة ل ـا سابقـة دعـوى و الـدعوى الفوزان إم ي ي المحاس بالتقر ر مث ت و ـذا (، ر الا وثمانون وسـتة ومئـة ألفا وأر عون وسـتة وأر عمئـة مليونا وثلاثون وخمسـة مئـة ( 135.446.186 بواقع ز عبـاس أحمـد المرحوم مـورث ( لوالـده ) البنكيـة ا سابـات بإيقـاف ، ز عـدنان المد طلب ع بنـاء صـدر الـذي العـدل وز ر مـن الصـادر التعميـم ـ 18/ 6/ 1432 تار ـخ مـن والصـادر (، 14 رقـم مرفـق ) وشـر اه مـورث وفـاة تار ـخ وحـ ، السابقـة بالو الاـت العمـل أو باسـمھ و الاـت إصـدار وإيقـاف العقـارات بجميـع التصـرف بإيقـاف العـدل وكتابـات المحـاكم ع بـالتعميم ز عبـاس أحمـد المدع ن 32 / 18883 رقم الـدعوى ، ز عـدنان ضـده المسـتأنف أقام ـ 4/ 3/ 1432 بتار ـخ - 3 النظام. ولا الشـرع يخـالف لاـ أنھ كمـا ـذا تنـاقض أي يوجـد ولاـ ـ 12/ 4/ 1438 بتار ـخ المدع ـن حفظ وتقرر ، المسـتأنف ا التجار ـة ز أحمـد شـركة حصـصھ بيـع و الـة الوالـد عـن الصـادر الصـوري الـبيع بإبطـال ، الدعي ـ مبـارك بـن محمـد القا ـ فضـيلة أمـام ـ 4/ 3/ 1432 ـ، 8/ 6/ 1433 وتار ـخ 33286392 رقـم الصـك بمـوجب ف ـا حكـم والـ العامـة بالمحكمـة القا ـ ال يـدان إبرا يـم القا ـ فضـيلة إ المقدمـة ـاء دعـوى الفصـل ـن الـدعوى يـد و ن ، بـذلك دعـوى وأقـام العقـد بصور ـة يـد البدايـة ففي ، وأقـوالھ نفسـھ مـع ي نـاقض حيـث ، ز أحمـد ع ولايـة مجلس إقامـة طـال و الـة الم ي ـن طلـب عـن النظر بصـرف رقم ا كـم بصـك والصـادر والـده وصـية بإبطـال ز عـدنان المد دعـوى برفض ال ـا ي ا كـم مـن ذلـك ع أدل ول س ، ز أحمـد الشـيخ أ ليـة ثبـوت مـن بـالرغم ، العقـد ببطلاـن ع اض لطرق التنفيذية اللائحة من ( 21 ) المادة تلك أن - أ: عليھ فنجيب جديدة بأدلة الدفع جواز ة عدم المد دفع ع جوابا - 7 (. 15 ) رقم مرفق ـ ) 28/ 6/ 1442 وتار خ 427036201 فرض وع - ب بھ. والدفع الدليل ب ن شاسع وفرق المد من دفع ع جابة إ يتطرق ان أنھ نجد عليھ المد دفع بتمحيص أنھ ح ن " أدلـة " قبول عـدم ع نصت قـد ح ام ع جـواز ة ثـم ومـن ، لقبول ـا مقت ـ يوجـد لـم مـا بنصـ ا اسـت ناء ع انطـوت المادة إن حيـث ، البـا وترك نفعـھ يظـن مـا وأخـذ النص اجـ أ قـد المد فـإن ، المادة تلـك ع سـ ناد ـة</w:t>
+      </w:r>
+    </w:p>
+    <w:p>
+      <w:pPr>
+        <w:jc w:val="right"/>
+        <w:bidi/>
+      </w:pPr>
+      <w:r>
+        <w:rPr>
+          <w:b w:val="0"/>
+          <w:i w:val="0"/>
+        </w:rPr>
+        <w:t>٤۵۳۰۲٤۱٦۲۲ رقم صك</w:t>
+      </w:r>
+    </w:p>
+    <w:p>
+      <w:pPr>
+        <w:jc w:val="right"/>
+        <w:bidi/>
+      </w:pPr>
+      <w:r>
+        <w:rPr>
+          <w:b w:val="0"/>
+          <w:i w:val="0"/>
+        </w:rPr>
+        <w:t>بجدة التجار ة التجار ة المحكمة الثانية ست ناف ست ناف دائرة ۱۰ : ةـ الصفح رقم ۱٤٤۵/۰۳/۱۳ : كـ الص خـ تار</w:t>
+      </w:r>
+    </w:p>
+    <w:p>
+      <w:pPr>
+        <w:pStyle w:val="Heading2"/>
+        <w:jc w:val="right"/>
+        <w:bidi/>
+      </w:pPr>
+      <w:r>
+        <w:t>[الطلبات / المرفقات] ===</w:t>
+        <w:br/>
+        <w:t>بـأ لية وصـر حا وا ـ ا إقرارا يقر المد أن - 1: ذلـك ع فنجيـب : الوصـية حكـم ع المد اسـ ناد وأمـا - 8 الـدعوى. الرأي وجـھ التـأث شـأنھ مـن ـان حـال دفـع او دليـل أي تقـديم سابق بتار خ المؤرخ الدعوى محل ا صص بيع عقد ببطلان يد أنھ ح ن الوصية تلك عن ناشـئة مالية بمسـتحقات و طالب 12/ 2/ 1432 تار خ الصادرة بالوصـية و تمسك مورثھ من نلتمس تقدم ما ع و ناء الوصية. تلك عن ناشئة مبالغ أي اسـتحقاق عدم أو باب من فإنھ ؛ ا صـص بيع عقد ببطلان سـلمنا فلو ، السابقة لادعاءاتھ تام تناقض الوصـية لتلك عـدنان المدعي ن وكيـل من المقدمـة اقيـة المذكرة ع الـدائرة اطلعت كمـا (. سـتحقاق لعـدم ؛ المد دعـوى برد مجـددا والقضـاء المسـتأنف ا كم إلغـاء : ي بمـا القضـاء فضـيلتكم ـ، 1445-02-24 بتار خ المقدمة التفصيلية لمذكرتنا إ اقا : ) وحاصل ا ـ 1445/ 02/ 29 بتار خ القضـية مرفقات والمودعة ( ا رازي ع محمد يح محمد عاتقـة )و( ز عباس أحمـد آنفا إل ا المشار التفصيلية المذكرة سـ وا سـقط انھ الموقرة الدائرة عناية نلفت وعليھ الزم الوقا ع سـلسل ف ا يرا تفصـيلية مذكرة بتقديم خ ة ا لسة الدائرة طلب ع و ناء من وا ـا الـدعوى ـذه بنظر التجار ـة المحكمـة اختصـاص عـدم عليـھ المد وكيـل دفـع : أولاـ : القضـية ومسـار القضـا ي النظر ع جـدا ومـؤثرة ميـة غايـة مسـألت ن ع التنـو ھ مـذكرتنا مـب ن ـو كمـا حـق وجـھ دون عل ـا اسـتحوذ حصـص بقيمـة متعلـق عليـھ المد مـع وا لاـف ال اع أن : وجـوه مـن باطـل الـدفع و ـذا ال صـية حـوال محكمـة اختصـاص المحكمة تختص : ) ع نصـت والـ التجار ـة المحكمـة نظـام مـن عشـرة السادسـة المادة بمـوجب التجار ـة للمحكمـة الـدائرة علـم شـر ف ع يخفى لاـ كمـا منعقـد و ختصـاص السابقـة المطـالبة قيمـة ـانت مـ ، التجار ـة العقـود منازعـات التـاجر ع المقامـة الـدعاوى . ٢ التبعيـة. أو صـلية التجار ـة أعمـال م سـ ب التجـار ب ـن ت شـأ الـ المنازعـات . ١: ي بـالنظر نظام أح ـام تطبيق عن الناشـئة والمخالفـات الـدعاوى . ٤ المضار ـة. شـركة الشـر اء منازعـات القيمـة. ـذه ز ـادة قتضـاء عنـد وللمجلس ، ر ـال ألف مائـة ع تز ـد الـدعوى صـلية المطالبة قيمة انت م ، التجار ة العقود منازعات التاجر ع المقامة الدعاوى التجار ة المحاكم تختص النو ختصاص : والثلاثون ا ادية المادة وكذلك (، الشـر ات مـوك مضـارة منـھ القصـد ختصـاص عـدم عليـھ المد قبـل مـن والـدفع ، نظاميـة تجار ـة شـركة حصـص وقيمـة بيـع ع منصـب وا لاـف (، ر ـال ألـف خمسـمئة ع تز ـد الـدعوى نرفق أن سـ وا سـقط : ثانيـا القيمـة. أو ا صـص ع وا لاـف التجار ـة الشـر ات منازعـات بـالنظر حـوال محـاكم اختصـاص عـدم ع القضـاء أح ـام جرت وقـد فقـط ومماطل ـا م۲۰۱۰-۱۱-۰۹ بتار ـخ الـوط ا رس مس شـفى من طـ تقر ر صـدور إ شـارة خ ة اقيـة مـذكرتنا من ( ثانيـا ) البنـد مـن ( ۱ ) رقـم الفقرة ب نـا أننـا إذ ميـة غايـة مسـ ند (. مرفق ) دراك وضـعف المقدم الشـيخو ا رف من عا ي - موك مورث - ب أن التقر ر وتضـمن ، قليلة بأيام ال اع محل ا صـص بيع عقد تار خ عـد أي ـ ١٤٣١-١٢-٠٢ الموافـق ع البيع عقد مسـقطات من وكذلك النظامية لآثاره منتج وغ ونظاما شـرعا معت وغ ساقط البيع عقـد فإن و التا بكث التار ـخ ـذا قبل مـدرك وغ للأ ليـة فاقـد المورث أن أي بتدائية الدائرة وفصـلتھ السابقة المذكرة مفصل و كما الثمن سداد آلية بيان عليھ المد وتناقض شـ ئا م ا سـلم لم إنھ بل ل صـص العادلة القيمة دفع عدم ـ تھ اف اض عد منتـج وغ مـؤثر غ دفـع ف ـو الـبيع عقـد بـ و ر الـدفع عـن عـدل جعلنـا مـا و ـذا ، الثم ـن الـدائرة لـوقت وحفظـا للتكرار منعـا سـبق لما ونحيـل النظر محـل ل كـم س ي ـا بجلاـء انتفاءه. وثبوت للمبيع العادل ا قيقي الثمن بتخلف ثم ابتداء العاقدين أحـد أ ليـة عـدم ومحلا ركنا سـقوطھ أسـباب عـددت العقـد ف ـذا عليھ المد قبل من اختيار ا الشـركة تصـفية تقول و عاتقـة المدعيـة فيھ تظ ر أسـبوع ن قبل تم فيـديو ـ يل ناك وأن ، المد لـدى محتجزة عليھ المد والـدة أن ع بالتأكيـد عليھ المد وكيل عقب ثم (. بيانھ أردت ما ـذا لكـ و ي ال يـد ع عثھ وتم ، ا رازي مرزوق أخو ـا ـو الفيـديو بتصـو ر قـام والـذي ، شـ ئا القضـية عـن عرف ولاـ محـامي أي تو ـل لـم وأ ـا ، مطالبـة بـأي أسامـة اب ـا تطـالب لاـ بأ ـا والـدة احتجـاز مـن عليـھ المد ذكره مـا : ) ونصـھ المحادثـة حقـل عـ بجوابـة عـث انـھ المد وكيـل فعقـب ثبـات نظـام مـن 20/2 المادة ع بنـا اسـتجوا ا يطلـب وأنـھ ، بالـدائرة ا ـاص ل ـات التقـدم المد و إم ـان ، التجار ـة المحكمـة اختصـاص مـن ـذا ول س بـال و ر إلاـ الرسـمية وراق الطعـن ولاـيجوز ـ يح غ الكلاـم ف ـذا تو ـل لـم وأ ـا عـدنان مـوك عـ بجـوابھ عليھ المد وكيـل فعقب (، العامـة بالمحكمـة النظر قيـد ولاـزالت ، ر ـال مليـون 130 ب سـليم يطال ـا 4570053093 برقـم والـدتھ ضـد دعـوى أقـام عليـھ المد إن ثـم ، المختصـة ع تقف أ ا نصا ذكر الوكيل ولكن ، لد ا ما لسماع عاتقة السـيدة حضور طلبت أن بتدائية للدائرة سـبق وقد ، الدعوى ذه علاقة ل ا ل س المذ ورة الدعوى : ) ونصھ المحادثة حقل ا لسـة بـا ضور ا ـب الـدائرة أف مـت ثـم (. لـد ا مـا لسـماع للمحكمـة حضور ـا مـن يمنـع سـ ب أي عرف ولاـ الـدائرة لـھ اسـتجابت وقـد لإحضار ـا ضـرورة يرى ولاـ ابن ـا ب ـن ا يـاد المد وكيـل أف مت كمـا ، ا ـب قـدر ا الـ القيمـة شـأن عليھ المد وكيـل جـواب تضـمنھ مـا ع بـالرد المدعي ن وكيـل وأف مـت ، ا ـب مـع التواصـل بوسائـل الـدائرة وتزو ـد القادمـة word و pdf بصـيغ ، النظام ع واحد يوم تتجاوز لا م لة خلال إجابتھ وتقديم ، المختصة ا ات لدى والشـ وى حتجاز مسألة شأن اليوم بجلسة المدعي ن ذكره ما ع بالرد عليھ : التا الدائرة إيميل ع إرسال ا فيمكن ، النظام ع جابة إرسال عذر إن إنھ ع ، واحد يوم وقـدر ا تاليـة م لـة خلال طراف سـيقدمھ ما ع النظام ع بالرد طرف ل أف مت كما و الـدعوى. نظر تأجيل الـدائرة تقرر وعليھ ذلك. طرف ل فتف م ، م ما ل إيميـل ع بالإجابـة خر الطرف ب و ـد طرف ـل يقوم أن ضـرورة مع APP-JED-COMM2@moj.gov.sa عباس أحمد عدنان ) المدعي ن وكيل المقدمة المذكرة وع ، القضـية ملف ع الـدائرة واطلعت ، إلك ونيا أطراف ا ا والمبلغ عـد عن المر ي تصال ع المنعقـدة ـ، 1445-03-11 جلسـة المضـبوطة عليھ المد وكيل أثاره ما ع ردا ي الـدائرة لمقـام نو ـ : ) وحاصـل ا ـ 1445/ 03/ 10 بتار خ القضـية بمرفقات والمودعـة ( ا رازي ع محمـد يح محمـد عاتقـة )و( ز حصـص قيمـة أن تضـمن قـد غزالھ أبو طلاـل المحـاس ا ب من الصـادر المحـاس التقر ر بـأن عليھ المد بـدفع يتعلق فيمـا : أولاـ ـ ١٤٤٥/٠٣/٠٤ بتار ـخ انت وال السابقـة ا لسـة (۲۱ ) المادة نصت فقـد الشـ لية الناحيـة فمن وموضوعا. شـكلا ومردود باطـل الـدفع ف ـذا ( ر ـال مليون ۷۹,۰۰۰,۰۰۰ ) وقـدره بمبلـغ تقـدر - ال اع ـذا محـل الله رحمـة ز أحمـد المورث المد أن و مـا (، تقـديم ا... ا صوم بإم ـان و ـان و الدرجـة محكمـة أمـام معروضـة تكن لم أدلـة أي - ست نـاف أي - المحكمـة تقبـل لاـ : ) ع ع اض لطرق التنفيذيـة اللائحـة من عـدم منھ يقبـل ح وال شـأة الصـدور حـديث ل س المحـاس والتقر ر ب ـ تھ يؤمن ـان لو الـدفع ـذا لتمسـكھ ماسـة ا اجـة أن مع و الدرجـة محكمـة أمـام الـدفع ـذا ي لم عليھ لزاما أنھ ترى قد الموقرة ست ناف محكمة فإن كذلك ا ال ان ولما ، ا اجة وقت عن البيان تأخ يجوز ولا يزعم كما مليون ٧٩ ال اع محل ل صـص القيمة بأن فيھ جاء بما اك اثھ تبلغ بقيمة تقدر ال اع محل ا صـص بأن عليھ المد دفع فإن ؛ الموضوعية الناحية ومن واطراحھ. قبولھ وعدم شـكلا الدفع ـذا إسـقاط الـذكر سالفـة ( ۲۱ ) المادة لنص تطبيقـا عل ـا القيمة أن قرر الذي ال ا ي التقر ر صدر طراف اع اضات عد ثم المبد ي التقر ر ان وإنما ال ا ي التقر ر يكن لم المبلغ ـذا أن - ١: وجوه من وساقط واه دفع فقط ر ـال مليون ۷۹ مرحلة أي مضامينھ ع ع ض ولم عليھ المد بھ وأقر عليھ الشـر اء تخارج تم الذي المبلغ و - ا كم محل - ال ا ي بالتقر ر المذ ور المبلغ ـذا أن - ٢ ر ال. ٣٦٧،٧٥٧،٩٣١ مبلـغ المبلغ فـإن وعليـھ (. التقر ر صـورة ۱ مرفـق ( ) ر ـال ٣٦٧,٧٥٧،٩٣١ ) وقـدره مبلـغ ـو التجار ـة ز أحمـد شـركة قيمـة أن عـد ا ومـا ( ٦ ص ) ال ـا ي التقر ر ورد - ٣ الـدعوى. مراحـل مـن أمام التقر ر ـذا بموجب التخارج وتم المحاس ل ب ال ا ي والتقر ر التقييم ع بناء و الدرجـة محكمـة قبـل من بھ المح وم المبلغ و المطالبـة محـل ا صـص قيمـة لتقر ر المتعمـد ـ تھ ال شـكيك أو إسـقاطھ خ من يقبـل ولاـ الـدعوى ـذه عليھ المد وم م جميعـا ال اع أطراف قبـل من ع اض عـدم أو الرضـا بم لـة التصـرف ـذا و ل آنـذاك المحكمـة رحمة ز أحمد المتو زوج ا إرث بحق ا بالمطالبة متمسـكة ا رازي عاتقة المدعية مو ل أن الموقرة الدائرة لمقام نؤكد : ثانيا الموقرة. الدائرة لـدى اعتبار محل ي ون أن نأمل ما و ـذا س يل و نظامي أو شر للتملك معت س يل ولا حق غ عليھ المد عل ا اسـتحوذ الذي التجار ة واولاده ز أحمد شـركة من % 90 البالغة ا صص الشـر نصـي ا المتمثل الله وجـود مـن عليـھ المد يزعمـھ مـا الثابتـة ا قيقـة ـذه مـن ينـال ولاـ ، الو الـة صـورة (. ۲ مرفـق ) بحقوق ـا والمطالبـة لتمثيل ـا النظاميـة الو الـة أصـدرت وانـ اعھ ا ـق ـذا اسـتخراج تقـارع فا ـة وإلاـ مـوقفھ سـلامة إدراكـھ باعثـة الملتو ـة سـاليب ل ـذه عليـھ المد و ـوء بحقوق ـا المطالبـة أو عليـھ المد مخاصـمة رغب ـا عـدم فيـھ تبـدي لمو لـ مصـور ـ يل والذي الصر ح قرار الدائرة لمقام نرفق فإننا والنظامي الشـر بحق ا المطالبة ع حرصـ ا ع مو ل من وتأكيدا ، ـ ا أو توقي ا أو ـ يل ا ظروف علم لا ب ـ يلات لا با ة مواج تھ الثابتـة ا قوق إسـقاط بقصـد الماضـية ا لسـة منھ المثـارة وأ ـاذيبھ عليھ المد اف اءات ودحض ال ايـة ح بحق ـا المطالبـة ع إصـرار ا والتأو ـل ال شـكيك يقبـل لاـ</w:t>
+      </w:r>
+    </w:p>
+    <w:p>
+      <w:pPr>
+        <w:pStyle w:val="Heading2"/>
+        <w:jc w:val="right"/>
+        <w:bidi/>
+      </w:pPr>
+      <w:r>
+        <w:t>[المتن الفعلي: الوقائع / الأسباب / المنطوق] ===</w:t>
+        <w:br/>
+        <w:t>٤۵۳۰۲٤۱٦۲۲ رقم صك</w:t>
+      </w:r>
+    </w:p>
+    <w:p>
+      <w:pPr>
+        <w:jc w:val="right"/>
+        <w:bidi/>
+      </w:pPr>
+      <w:r>
+        <w:rPr>
+          <w:b w:val="0"/>
+          <w:i w:val="0"/>
+        </w:rPr>
+        <w:t>بجدة التجار ة التجار ة المحكمة الثانية ست ناف ست ناف دائرة ۱۱ : ةـ الصفح رقم ۱٤٤۵/۰۳/۱۳ : كـ الص خـ تار</w:t>
+      </w:r>
+    </w:p>
+    <w:p>
+      <w:pPr>
+        <w:pStyle w:val="Heading2"/>
+        <w:jc w:val="right"/>
+        <w:bidi/>
+      </w:pPr>
+      <w:r>
+        <w:t>[الطلبات / المرفقات] ===</w:t>
+        <w:br/>
+        <w:t>ننوه أن ونود (، قرار صورة ۳ مرفق ) غازي اب ا من أحفاد ا عليھ شـ د وقد وتأييده الله عون عد الثاقب وف م ا الدائرة و صـ ة نظر ع ينط لن أنھ ن يقن ما و ـذا عل ا وال شـغيب العامة بالمحكمـة منظورة و ( ر ال ۱۳۵.۰۰۰.۰۰۰ ) مبلغ لھ تدفع بأن لإلزام ا مو ل ضـد دعوى عليھ المد أقام فقـد محتدمـة عليھ والمد موك ب ن ا صومـة أن الموقرة الـدائرة لنا تأذن أن نرغب : ثالثا عليھ. المد من الـدفع ـذا و افت طراف ب ن وا لاف ا صومـة وجود يب ن مما ؛ الـدعوى تلـك ومحام ـا وكيل ـا وأنـا ( ٤٥٧٠٠٥٣٠٩٣ ) برقم بجـدة ، النفاذ واجبة الله رحمھ المورث من وصية وجود مع ا المح وم ا صص قيمة موك نصـ ب ع والتنصـيص ا كم منطوق تفصـيل طلب مسألة حول وإيضاح بيان مز د الموقرة سـبة ع نص أن فبعد ، الوصـية إثبات بصك المث تة الوصـية مصارف وفق تركتھ بثلث أو ـ قـد الله رحمھ المورث أن نجـد ( الوصـية صك ٤ مرفق ) الوصـية صك ع والتأمـل و الاطلاـع أن ع مما ((، إ احفادي... ع يوزع الثلث من تبقى وما : )) ع النص تم لھ ذا عد فاطمة بوادي جدة أرض لإحياء ملاي ن وخمسة عل وقف ملاي ن وعشـرة ز لآل وقف % ٥ التفصـيل وفـق حفـاد ع يـوزع المحـددة الثلاثـة المصـارف ـذه عـد الثلث ـذا من ي بقى ومـا الثلث خـارج ول ست الوصـية ثلث من تخصـم ملاـي ن وا مسـة ملاـي ن والعشـرة ٪٥ ال سـبة رصـد والتـأخ والتقـديم حفـاد ع يـوزع الثلـث ـذا مـن تبقى مـا أن ع نص ثـم ، الثلاثـة الثلـث مصـارف بـأن ابتـدأ الوصـية إثبـات صـك أن الموقرة الـدائرة ترى وقـد ، بالوصـية المث ـت حصر ٥ مرفـق ) رث حصـر صـك ع طلاـع و عـد بـھ المح ـوم المبلـغ ع الشـر التقر ر ـذا و ـإنزال ، نقصـان أو ز ـادة دون الثلـث الوصـية أن مـن غ لاـ وصـ تھ المورث رغبـات قدره و مبلغ وقدره مبلغا ذلك إجما و ون مصارف ا حسب يصـرف الثلث : الوصـية - ١: التا تصـبح بھ المح وم المبلغ قيمـة أن علم ا شـر ف ع يخفى ولا الموقرة للـدائرة يظ ر (، رث مع بالمناصـفة لمو لـ والثمن للوصـية الثلث مبلـغ خصـم عـد : ز عـدنان مـوك - ٢ ر الا. وسـبعون و سـعة وثلاثمئـة ألفـا وسـبعون واثنـان وسـتمئة مليون وعشـرة مئـة ( ١١٠،٦٧٢,٣٧٩) الث مبلغ خصم عد ،: ا راري عاتقـة مو ل - 3 ر الا. سبعون و ومئتان ألفا وسبعون سعة و وسبعمائة مليونا سـعون و سـتة ( ر ال ٩٦,٧٧٩,٢٧٠ ) وقدره مبلغا سـتحق عليھ المد بيانھ سـبق ما ول ـل ؛ ر الاـ عشـر و سـعة ومئتـان ألفـا وخمسون وواحـد وسـتمئة مليونـا وعشـرون سـبعة ( ر ـال ٢٧،٦٥١,٢١٩ ) وقـدره مبلغـا شـرعا ل ـا المسـتحق ا من بصـبح للوصـية مـذكرتنا و ـ ناه ومـا ثالثـا البنـد نـف التفصـيل وفـق منطوقـة تفصـيل مـع النظر محـل و الدرجـة محكمـة حكم تأييـد الـدائرة مقـام من نطلب السابقـة والمذكرات المذكرة ـذه مر يـة ح ام وتك سب وقاطع بات شـ ل المنازعات الفصل القضائيـة ح ـام من الغايـة تتحقق ح مجملاـ جـاء الـذي ا كم منطوق بتفصـيل ف ـا طالبنـا ال ع اضـية أوجھ ب افة نتمسك : أولا : ) وحاصل ا ـ 1445/ 03/ 10 بتار خ القضية بمرفقات والمودعة ( ز عباس احمد أسامة ) عليھ المد وكيل المقدمة المذكرة ع الدائرة اطلعت كما (. بھ المق عاتقة ) لوالدتھ ضده المسـتأنف احتجاز شأن الدائرة اسـتفسار ع جوابا : ثانيا المذكرة. تلك من يتجزأ لا جزء ا الواردة الدفوع افة و عت السابقـة بالمذكرات المبـداة والـدفوع الـدفاع عـاتقھ ) عليـھ المد ووالـدة والـدتھ بح س المد قـام عـا الله لأـمر و متثـل لوالـدتھ يحسـن أن مـن و ـدلا ( إحسانـا و الوالـدين إيـاه إلاـ عبـدوا ألاـ ر ـك وق ـ ) عـا قـال - 1 (. ا رازي من وتحذير م الم لية العمالة و ديد ش ل بأي مع ا التواصل من المد ومنع جوال ا ب وقام المد م ل من بالعبور إلا مدخل لبي ا عد لم إذ بي ا باب وإزالة واحتجاز ا ( ا رازي وأخـذ ا مراجع ـا سـتلزم الـ مراض مـن ولـد ا سـ ئة و ـ ا عتيـا الكـ مـن و لغـت السـن طاعنـة سـيدة وأ ـا سـيما ولاـ ـ ا ع للاطمئنـان طر ق ـم عـن م الم ـا مـن تمكينـھ المد بتمك ن ي م م أنھ سـ ب ل س لـد ا العامل ن من ثلاثـة طرد قام كمـا ـ ا وع عل ـا طمئنـان من عليھ المد منع وقـد ، ـ ا ع المشـرف ن طبـاء لمراجعـة للمس شـفيات وتوكيلھ ـ 1444 الثانيـة جمادى شـ ر انت للمـد الوالـدة و الـة أن لاحظنا وقـد أ شـر منصـة أرقام ع اس يلائھ عـد محاميھ وتوكيل نفسھ بتوكيل قـام وكـذلك بوالـدتھ تصـال من ـ ة مـدى و حـث ذلـك ملاحظـة الموقرة الـدائرة مقـام مـن نلتمس ، سـنوات بضـع ل ـا ـ، 1442 سـنة مقامـة الـدعوى ـذه أن ح ـن ـ 1444 القعـدة ذي شـ ر ع ـا ا اضـر للمحـامي ن حـ سـنوات عشـر من أكـ من فـإنھ ذلـك من وأكـ باسـمھ أيضـا عقارا ـا ونقـل لنفسھ الـبيع حق ف ـا ل س و و الـة تقبضھ لم بثمن باسـمھ بي ـا نقـل أيضـا الـدعوى. بـدء منـذ تمثل ـا تقديم وقرر المد من المش نة التصـرفات تلك إزاء عليھ المد سـكت لم - 2 ا. ا اصة الم ليـة العمالـة رواتب ودفع والك ر اء الماء فوات و سديـد عل ا الصـرف يتو من عليھ والمد منطقة إمارة بمراجعة قام عليھ المد أن كما ، ذلك ع قدر ا عدم يث ت ما وجود وعدم لية املة ولأ ا الصـفة سـ ب ذلك رفضت أ ا إلا السـلامة شـرطة مركز لـدى ضـده ش وى الش وى تقديم من لتمكي ا للشـرطة بإحضار ا قام ا رازي مرزوق السـيد المتداع ن والدة أخو أن كما - 3 أيضا. السـ ب لذات الشـ وى رفضت أ ا إلا ضده شـ وى لتقديم المكرمة مكة والدتھ بأخذ وقام (، غ ك ر ت ما مثل لأر يك والله ) لفظا لھ وقال صـدره وضـر ھ مرزوق : خالھ ع بالتعـدي وقام ( ز عـدنان غسان ) ولـده ب ـ بھ حضـر المد أن إلا ح سـ ا لفك علم لاـ أوراق عـدة ع بصـم ا بوضـع غسـان وابنـھ عـدنان بقيـام عليـھ المد اب ـا عائقـة السـيدة أبلغـت أن عـد - 4 الشـ وى. تقـديم مـن تمكي ـا دون واحتجاز ـا ح سـ ا لم ـان وإعاد ـا النائب معا لفضـيلة أخرى و رقية م2023/09/20 وتار خ 2307033671544 برقم تقيـدت الداخليـة وز ر لسـمو عاجلـة برقيـة برفع عليھ المد قام ومحتوا ا مضـمو ا عرف ولا ما ي ا أن إلاـ والـدتھ حمايـة عن سـ وتھ وعـدم والطرق السـبل ل افـة عليھ المد سـلوك لفضـيلتكم يث ـت فـإنھ تقـدم مـا ع و نـاء م. 2023/09/20 وتار ـخ 2307033671543 برقـم تقيـدت العـام المحاس التقر ر بتقـدير الـدفع جواز عـدم الشـك الـدفع ع جوابا -1 (: عـدنان ) ضـده المسـتأنف وكيل من المقدمـة والموضوعيـة الشـ لية الـدفوع ع الرد : ثالثا ذلـك. دون حـال المد وكيل إصـرار - أ: أن ذلـك محلـھ غ و سديـد غ الـدفع ـذا بـأن ذلـك ع فنجيـب ؛ عـ اض لطرق التنفيذيـة اللائحـة مـن ( 21 ) المادة مـن سـند ع ( ر ـال 79.000.000 ) بمبلـغ للشـركة ع للتغطيـة منـھ محاولـة ـو ( 1 رقـم مسـ ند ( ) ر ـال مليـون 79 ) بمبلـغ التجار ـة ز أحمـد شـركة حصـص تقييـم أن يـذكر الـذي المحـاس التقر ر ع سـ ناد جـواز عـدم ع المد العبث أيـدي طـالتھ قـد المسـ ند ـذا أن ح ـن (. 2 رقـم مسـ ند ( ) ر ـال مليـون 368 ) بمبلـغ ا صـص تقييـم التقر ر تضـمن بزعـم بالإ ـام الـدائرة ع الممارسـة والتضـليل الغش ممارسـات من لنفسھ يمكن و ي التقر ر بمقدمة و بالصفحة المدون التار خ مع يتطابق لا ي التار خ صفحات من صفحة ب ل المذيل التار خ بحذف قام حيث ضده المسـتأنف وكيل من والتعديل المقـدم للتقر ر بالرجوع أنھ ذلـك ودلالـة ، والواقع ا قيقـة مع ي نـا مشـروع غ بحق و ـام المحكمـة ع التـدل س إ ال ايـة يؤدي بمـا الثـا ي التقر ر مقدمـة مع ول التقر ر إرفـاق من عد ذلك ثبوت إن وحيث ، الصفحات تلك من صفحة ل ورقم التقر ر بتار خ مذيلة المحاس ا ب من الصادر المحاس بالتقر ر صـفحة ل أن نجد السابقة ا وابية بالمذكرة منا فيما للاستعمال قصدا - نية سوء حدث - النظام ذا عل ا المنصوص الطرق بإحدى ل قيقة غي ل : ) أنھ ال و ر لم افحة ا زا ي النظام من ( 1 ) المادة بنص المعرف ال و ر قبيـل ذلك وقع سواء ، طا ع أو علامـة أو خاتم أو محرر التحر ف أو التغي - د ) تزو را اعت ت ال النظـام ذات من ( 2 ) المادة نص وكـذلك (، طا ع أو علامـة أو خاتم أو محرر من النظام يحميھ ا ب أن باعتبار النظـام ذات من ( 8 ) المادة بنص عليھ عاقب جرم من اق فھ ما فإن ثم ومن (، مضـمونھ من غ الـذي للمحرر ا ز ي تلاف أو بـدال أو ا ـذف أو ضافـة بطر ق عليھ و ساند نفسھ ضده المسـتأنف قدمھ بدليل يتعلق إنما الـدفع ـذا أن - ب العامـة. للنيابـة إحالتھ ثبو ا حال معھ يتع ن ثم ومن العام الموظف صـفة يك سب المحكمـة من المنتـدب أبرز مـن الـدعوى الـدفع إن بـل ذلـك و ـن ب نـھ يحـول مـا ع دون الـدعوى مـوقفھ يؤ ـد بمـا الـدفع الـدعوى شـأن ذي ل ـل يجـوز فـإنھ ثـم ومـن المحـاس التقر ر والمتمثـل دعـواه دفعا عت المسـتأنف أبـداه ما بأن أقر ضـده المسـتأنف - ت للنظام. ومخالفا الـدفاع بحق بالإخلال معيبا ا كم يجعل دفوع م إبـداء من ا صوم ومنع المنظم كفل ا ال الضـمانات ضـده المسـتأنف إقرار من والثـابت ، و دلـة الـدفوع ب ـن ا ـو ري الفرق فضـيلتكم ع يخفى ولاـ ، جديـدة لأدلـة ست نـاف محكمـة قبـول عـدم قصـرت عل ـا ي سانـد الـ المادة أن ح ـن ذلك يدحضھ ما وترك موقفھ تأييد يزعم ما م ا وأخذ المادة تلك نص إج أ ضده المسـتأنف وكيل - ث جديدا. ماديا دليلا ول س جو ري لدفع المسـتأنف إبداء السابقـة ا وابيـة والمذكرة يـوجد لـم مـا ، تقـديم ا ا صـوم بإم ـان و ـان و الدرجـة محكمـة أمـام معروضـة تكـن لـم أدلـة أي المحكمـة تقبـل لاـ أنـھ ع نصـت فإ ـا الـذكر السالفـة ( 21 ) المادة لنص بـالرجوع أنـھ يتوافر ما و و لقبول ا مقت ـ وجود حال ذلك بإجازة ست ناف جديـد دليل أي تقـديم جواز ـة عـدم من واسـت ناء اسـتدرا ا تضـمنت أ ا المادة تلك مفاد إن وحيث لقبول ا... مقتض حكم ا أصـبح وإلاـ وتـدقيقھ بتمحيصـھ ملزمـة المحكمـة وأن بـل و تمحيصـھ بـھ خـذ يتع ـن نحـو ع الـدعوى الرأي وجـھ التـأث الـدفع ـذا شـأن مـن أن ذلـك الرا نـة الـدعوى تلـك بھ لتغ ـ لو والـذي ، الـدعوى جو ري دفع لأي الموضوع محكمـة تتصـدى أن صل إن حيث مبـدأ أقرت ال العليا المحكمـة قضاء عليھ اسـتقر لما وفقا ال سب ب بـالقصور معيبـا</w:t>
+      </w:r>
+    </w:p>
+    <w:p>
+      <w:pPr>
+        <w:pStyle w:val="Heading2"/>
+        <w:jc w:val="right"/>
+        <w:bidi/>
+      </w:pPr>
+      <w:r>
+        <w:t>[المتن الفعلي: الوقائع / الأسباب / المنطوق] ===</w:t>
+        <w:br/>
+        <w:t>٤۵۳۰۲٤۱٦۲۲ رقم صك</w:t>
+      </w:r>
+    </w:p>
+    <w:p>
+      <w:pPr>
+        <w:jc w:val="right"/>
+        <w:bidi/>
+      </w:pPr>
+      <w:r>
+        <w:rPr>
+          <w:b w:val="0"/>
+          <w:i w:val="0"/>
+        </w:rPr>
+        <w:t>بجدة التجار ة التجار ة المحكمة الثانية ست ناف ست ناف دائرة ۱۲ : ةـ الصفح رقم ۱٤٤۵/۰۳/۱۳ : كـ الص خـ تار</w:t>
+      </w:r>
+    </w:p>
+    <w:p>
+      <w:pPr>
+        <w:pStyle w:val="Heading2"/>
+        <w:jc w:val="right"/>
+        <w:bidi/>
+      </w:pPr>
+      <w:r>
+        <w:t>[الطلبات / المرفقات] ===</w:t>
+        <w:br/>
+        <w:t>: رقـم العليـا بالمحكمـة ا امسـة الـدائرة قرار " القرار. مصـدرة للمحكمـة وإعـادتھ نقضـھ و تع ـن ال سـب ب بقصـور معيبـا ي ـون فـإنھ ذلـك ا كـم أغفـل ومـ ، الـدعوى ا كـم وجـھ أ سـط مع ي نا ـذا بأن ذلك ع فنجيب التقر ر ( ر ـال 367.757.931 ) مبلغ التجار ة ز أحمد شـركة قيمـة بأن ضـده المسـتأنف دفع ع جوابا - 2 ـ". 1442/12/1: وتار ـخ 4228122 المزعومة - حقوقھ فصل قـد ضـده المسـتأنف أن ذلك ال اع أطراف ب ن وال ا ـ الصـ بإثبات الصادر القط ا كم و خالف بالأوراق الثابت مع و ناقض والمنطق العقل مقتضـيات أحمد شـركة الشـر ات جميع من بحصـتھ يتخارج أن للمـد كيف ن سـاءل و نـا ( ر ـال 96.779.270 ) وقـدره بمبلغ التجار ـة ز أحمـد شـركة والـده إرث من الشـرعية حصـتھ بـأن وزعم ؟؟\!\! ر ال 96.779.270 الشـر ات تلـك من واحـدة شـركة بحصـتھ يطـالب وكيـف (، دايكـن شـرك شاملـة ، ) ر ـال مليـون ( 170.000.000 ) حصـتھ وت ـون شـركة ( 11 ) وعـدد ا وأولاـده ز المحـاس ل ـب التقر ر ع المد اسـ ناد ع جوابـا وأمـا - 3 بالمسـتأنف. ضـرار غاي ـا وو ميـة ظنيـة حسابـات عـن ناشـئة دعـواه وأن المد دعـوى ـ ة عـدم و ث ـت يؤكـد سـؤال ذلك ا وض برفض مـذكرتھ يبـدأ - أ: المد من الصـادر والصـر ح الوا ـ التنـاقض سـتغرب فإننـا ـ تھ ال شـكيك أو إسـقاطھ يقبـل ولاـ عـ اض عـدم أو الرضـا بم ل واعتبـاره ج ة مـن ائيـة بيانـات مـن بـھ لما متعمـد و غي تحر ـف مـن بـھ أحـدثھ ومـا التقر ر ذاك ع الضـوء سـليط مـن ونكشـفھ سـن ينھ مـا ع طلاـع مـن المحكمـة ث جا ـدا و حـاول التقر ر برقم الصـادر عشـر السا عـة التجار ـة الـدائرة من القضـا ي ا كم بإسـقاط يطـالب أنھ ح ن ، إسـقاطھ يجـوز ولاـ الرضـا بم لھ و عتـ ه المحـاس بـالتقر ر يتمسـك أنھ نجـد أخرى وناحيـة شر ك بصفتھ سواء المسـتأنف - ول الطرف مطالبة حق أي لھ ل س بأنھ ا كم من ( 1/4 ) بالبند ضده المستأنف فيھ أقر والذي (. 3 رقم مس ند ـ(. ) 1432/12/2 وتار ـخ ( 2/17/185) الطرف لذمـة و ا ي شامل ذمـة إبراء بالصـ التخارج و عت سـب ا أو نوع ا ان م ما مطالبـة بأي ل ا التا عـة والفروع التجار ـة ز أحمـد شـركة وم ـا - الـدعوى محـل للشـر ات مـدير أو أيضا و ان سابقـة دعاوى من رفعھ سـبق ما عـدا ما الشـر ات بتلـك يتعلق فيمـا والمسـتقبل وا اضـر الما ـ سـب ا أو نوع ـا ـان م مـا دعوى أو مطلب أي ق م وإسـقاطا ول المؤرخ الشر اء بقرار ضده المسـتأنف مورث من الصادر التام الرضا و تجا ل محاس تقر ر بالرضا التمسك سـتغرب كذلك - ب ضده. المسـتأنف من ع اض وعدم الرضا م لة ا ديد الشـر ك - عليھ المد - المش ي الطرف من حقھ المد مورث ز أحمد - المتنازل الطرف اسـتو : ) أنھ تضـمن والذي رسـميا محررا عـد الـذي ( 4 رقم مسـ ند ـ ) 1431/09/20 وم م % - 97.7 عـادل وال المال رأس % من أك يمل ون الـذين الشـر اء أغلبيـة قرر فقـد لـذا ، المش ي الطرف لذمـة وإبراء و ائيـة تامـة مخالصـة بمثابـة م مـا ـل توقيع و عت الشـركة ضـده المسـتأنف مـن ورضـاء إقرارا عـد القرار ـذا فـإن ثـم ومـن (، بي ـم فيمـا ا صـص توز ـع ب ـ ة ضـده المسـتأنف وم ـم - الشـر اء يقر : ) أيضـا القرار جـاء كمـا (، ز عـدنان المد كـذلك - ت للمسـتأنف. آلـت الـ ا صـص تلـك توز ـع ب ـ ة وإقرارا التنـازل ـذا مـن عليـھ المد مـن نصـ بھ المد مـورث ( ز عبـاس أحمـد ) الشـر ك لاسـتلام وترسـيخا الـبيع ب ـ ة عد سـ ت ن لمدة التجار ـة ز أحمـد شـركة ( ز أسامـة ) عليـھ المد مـع شـر ا ( وأولاـده ز أحمـد شـركة شـر ا بصـفتھ - ز عـدنان ) مـو لھ اسـتمرار ضـده المسـتأنف وكيـل تجا ـل أبرأ الذي (. 5 رقم مس ند ـ. ) 1434/2/10 الموثق الشـر اء قرار تجا ل وكذلك ، منھ اش ا ا ال والده ل سـبة ز أسامة تملك ع اع اض ثمـة إبـداء دون والـده صـص أسامـة شراء الشـر ك المشـ ي الطرف من حقھ - ضـده المسـتأنف - المتنـازل الطرف اسـتو : ) أنـھ نصـا - ضـده المسـتأنف المد إقرار تضـمن حيـث الشـركة بتلـك تتعلـق حقـوق أيـة مـن عليـھ المد ذمـة الشر اء قرار بتذييل المد قام وقد ، بي م فيما ا صص توز ع ب ة وإقرارا ( المش ي لذمة وإبراء و ائية تامة مخالصة بمثابة م ما ل توقيع و عت - ز أسامة - الشـركة ا ديد أ ـ اب (. عليھ مردود فسـعيھ ج تھ من تم مـا نقض سـ من : ) أنھ ع تنص الـ الشـرعية للقاعـدة وفقـا يـديھ ع تـم عمـا الرجـوع للمـد يجـوز لاـ فـإنھ تقـدم مـا ـان ولما ، بتـوقيعھ بواقع شر ات ( 7 ) وعدد ا وأولاده ز أحمـد شـركة تملك ا ال الشـر ات حصصـ ا من تأ ي وقيم ا ورقيـة شـركة التجار ـة ز أحمـد شـركة بأن علما فضـيلتكم نحيط : الفضـيلة ز أحمـد وشـركة ) مليـون. 270 تقر با جماليـة وقيم ـا ( والطحينـة ا لو ـات مصـنع وشـركة ) مليون. 37 تقر بـا جماليـة وقيم ـا ( فاطمـة وادي مزرعـة شـركة ) و شـركة ـل % 10 تقر با جمالية وقيم ا ( وا ـدمات للإدارة الوطنيـة والشـركة ) مليون. 31 تقر با جماليـة وقيم ا ( والتكييف للك ر ـاء ز أحمـد وشـركة (. ) مليون 15 تقر با جماليـة وقيم ـا ( للتمو ن مليون 622 مبلغ ـو الشـر ات تلـك قيمـة مجمـوع أن ع و ـذا مليـون. 14 تقر بـا جماليـة وقيم ـا ( ورت نـا وشـركة ) مليون. 17 تقر بـا جماليـة وقيم ـا ( ا م ة وشـركة ) مليـون. 233 79 مبلـغ ، م2011-06-27 بتار ـخ الثانيـة المسـودة و ، مليـون 68 مبلـغ و المسـودة كمـا الشـر ات لتلـك %( 10 ـ ) ال سـبة أن مع بمـا ، تقر بـا ر ـال مليـون وعشـر ن واثنـان سـتمئة ر ـال عـدنان المد م ـا تخـارج الـ التجار ـة ز أحمـد شـركة حقـوق أي للمـدعي ن عـد لـم و التخـارج ، وال ا ـ بالصـ الشـر اء تخـارج وتـم التقر ر ـن ع عـ اض تـم فـإنھ وللعلـم ، مليـون المستأنف وكيل طعن ع جوابا - 4 ـ. 1437 عام النظام حسب الشركة تصفية تم ذلك و عد %. 10 و متبقية انت ال ال سبة عن وأولاده ز أحمد شركة الشـر اء و ا ـ صھ لسؤال ا وذلـك لاسـتجوا ا ( ا رازي عائقـة ) السـيدة باسـتدعاء نتمسـك - أ: ذلـك ع فنجيب ز أحمـد المتو زوج ـا إرث بحقوق ـا للمطالبـة لھ توكيل ـا عـدم المسـتأنف دفـع ضـده من تو ل ـا ونفي ناحيـة من توكيل ـا ع التأكيـد من دعـاءات دابر لقطـع الـدعوى الرأي وجھ التـأث شـأنھ من ذلـك أن إذ عـدمھ من الـدعوى بتلـك عليـھ المد تطـالب ـانت إذا عمـا - بحق ا المطالبة ع إصـرار ا ع المدعية من صدوره مزعوم - إقرار وإرفاقھ ال ـ يل وتوقيت ظروف علم وعدم ال ـ يل ع ضـده المسـتأنف طعن ع جوابا وأما - ب أخرى. ناحيـة ع يطعـن حيـث دفـوعھ و سـتغراب التنـاقض سـبل افـة سـلك لاـزال ضـده المسـتأنف وكيـل إن : 2/ ت وتفصـيلا. جملـة الورقـة تلـك ـ ة بإن ـار نـدفع : 1/ ت: ذلـك ع فنجيـب ، الـ الورقـة تلـك ع ا رازي عاتقـة السـيدة توقيـع ظروف عـن الطرف وغض ب ـ تھ المزعـوم قرار ع نفسـھ تلقـاء مـن يحكـم ح ـن و ـ تھ ظروفـھ علـم وعـدم الفيـديو ـ يل محتوى أن كما ، عل ا الم سانـد الورقـة تلك تتضـمنھ بما والدرايـة ال لمات قراءة عن عاجزة وأصـبحت عاما و سـع ن أر عـة و لغت عتيا الك من بلغت قـد أ ا رغم المزعوم إقرار ا تتضـمن الكتـابة من يمك ـا الـذي التعليم من قـدر ع وأ ـا سـيما ولاـ بصـم ا من بـدلا وقعت ل ـانت بمضـمونھ درايـة ع ـانت ولو ، قـانو ي من يصـدر لاـ قوي قـانو ي مضـمون عن ينم الورقـة ب ن جرت ال للم المة صو ي ـ يل لكم نقـدم (. زا ق و فإذا فيـدمغھ الباطل ع بـا ق نقـذف بـل : )) عـا الله قـال - 5 ع ا. لتفـات و تع ن الورقـة تلـك ـ ة يطعن الـذي مر لطـب ب باصـطحا ا والـدتھ مـع المد مـن والظـالمة ا اطئـة الممارسـة الم ـالمة مـن وتـب ن خ ة بـالمذكرة تقـديمھ تـم مـا م ـا وراق مـن عـدد ع بصـم ا وضـع ليلـة والـدتھ و المسـتأنف ـذه المحكمـة تظليل غيـة النظام ولا الشـرع لا يقر ا لا وال سـليمة الغ نواياه لتحقيق أعـد ا أوراق ع وذلـك صـراحة بھ تقر كمـا لمحتوا ـا إدراك أو و دون بصـم ا وأخـذ العيون ما يخفاكم لا الفضـيلة أ ـ اب ال كـة. من وحصـ ا والـدتھ بأملاك لنفسھ ست ثار بقصـد باطلـة ممارسات من ارتكبھ ما افتضاح حال لتقـديم ا خرى بالأوراق و حتفـاظ ، الـدعوى ابن حـديث من والـب قي وأحمـد داوود أبـو أخرجھ لما ، الباطـل دعـاء حرمـة عليكم يخفى ولاـ عديـدة كيديـة دعـاوى ن يجـة ومعنـوي مـادي ضـرر من بھ ـق ومـا ظلم مـن مـوك ع وقـع من ـ ط يزل لم علمھ و و باطل خاصم ومن الله ضاد فقد الله حـدود من حـد دون شـفاعتھ حالت من : )) يقول وسـلم عليھ الله صـ الله رسول سـمعت قال ع ما الله ر ـ عمر رحمھ فرحون ابن قال ((. و ـده لسانھ من الناس سـلم من : )) قال أفضل المسـلم ن أي الله رسول يا قـالوا قـال عنھ الله ر ـ شـعري مو ـ أ ي عن البخـاري عنـد جـاء ولما ((، ي ع ح الله محكمة رئ س لفضـيلة مـوجھ خطـاب عـا الله رحمـھ إبرا يـم بـن محمـد الشـيخ سـماحة فتـاوى وجـاء "، يـؤدب أن في ب باطلاـ اد أو حـق غ شـكية قـام مـن : " التبصـرة الله الشـر ل ـاكم أن نفيـدكم ونحوه و قامـة السـفر نفقـات من المداعـاة سـتلزمھ ومـا المداعـاة طر ق عن غ ه و ضـرار المشاغبـة يتعمـد عمن اس شـادكم بخصـوص : " بالنيابـة الباحـة تقـدم ما ع و ناء "؛ ذلك انفسـ م ل م سول ممن لغ ه رادعا المسـلم ن بإخوانھ ضـرار يتعمـد من زاجرا والعـدوان للظلم ومز لا للعـدل محققا يراه ما وتقر ر مور ـذه مثل ج ـاد وقـدره بمبلـغ إلزامـھ مـع المد دعـوى رد أصـليا : ي بمـا مجـددا والقضـاء المسـتأنف ا كـم بإلغـاء : الموضـوع ثانيـا شـكلا. ست نـاف قبـول : أولاـ : ي بمـا القضـاء فضـيلتكم مـن نلتمس ووكيلھ المد وإحالة ، عدمھ من الدعوى لرفع المد لوكيل توكيل ا شأن م ا للإفادة ا رازي عاتقة استدعاء : احتياطيا المحاماة. أ عاب نظ سعودي ر ال ألف خمسـمئة ( 500,000) ، اليوم بجلسـة يحضـر لم ا ب بأن عليھ المد وكيل أكـد فيما كتفـاء. يقرر بـأنھ : قائلاـ المدع ن وكيـل فقب (. ثبوتھ حـال بھ قامـا الـذي ال و ر شـأن مع مـا للتحقيق العامـة للنيابـة أمد إطالـة يحـاول عليھ المد وكيـل بـأن : المدعي ن وكيـل فعقب ، الـدعوى ـذه لإقامـة أحـدا تو ـل لم أ ـا الـدعوى وقـا ع تظ ره مـا لأـن ؛ عليھ المد و المد والـدة حضور يطلب أنھ كمـا</w:t>
+      </w:r>
+    </w:p>
+    <w:p>
+      <w:pPr>
+        <w:pStyle w:val="Heading2"/>
+        <w:jc w:val="right"/>
+        <w:bidi/>
+      </w:pPr>
+      <w:r>
+        <w:t>[المتن الفعلي: الوقائع / الأسباب / المنطوق] ===</w:t>
+        <w:br/>
+        <w:t>٤۵۳۰۲٤۱٦۲۲ رقم صك</w:t>
+      </w:r>
+    </w:p>
+    <w:p>
+      <w:pPr>
+        <w:jc w:val="right"/>
+        <w:bidi/>
+      </w:pPr>
+      <w:r>
+        <w:rPr>
+          <w:b w:val="0"/>
+          <w:i w:val="0"/>
+        </w:rPr>
+        <w:t>بجدة التجار ة التجار ة المحكمة الثانية ست ناف ست ناف دائرة ۱۳ : ةـ الصفح رقم ۱٤٤۵/۰۳/۱۳ : كـ الص خـ تار</w:t>
+      </w:r>
+    </w:p>
+    <w:p>
+      <w:pPr>
+        <w:jc w:val="right"/>
+        <w:bidi/>
+      </w:pPr>
+      <w:r>
+        <w:rPr>
+          <w:b w:val="0"/>
+          <w:i w:val="0"/>
+        </w:rPr>
+        <w:t>، دعـواه ع بـا واب والـدتھ و لت وقـد ، بجـدة العامـة بالمحكمـة النظر قيـد تزال ولاـ ، مليـون 135 بمبلـغ والـدتھ ع دعـوى أقـام عليـھ المد أن علمـا ، ا ديـدة الطلبـات بإثـارة القضـية الـدفع وسـ ب ، الورثـة جميـع ع بـل والـدتھ ع مقتصـرة ل سـت و حقيقيـة مخاصـمة ول سـت ( أسامـة ) المد إرث لإثبـات العامـة المحكمـة الـدعوى بـأن : عليـھ المد وكيـل فعقـب أن ح ـن ـ 26/06/1444 مؤرخـة عـدنان لاب ـا عاتقـة وو الـة عاتقـة والـدتھ عن وكيلاـ بصـفتھ عـدنان المد من ـ 16/11/1444 مؤرخـة بو الـة تقـدم المدعي ن وكيـل أن ـو ا ديـد القضية ولصلاحية ، كتفاء طراف قرر ثم الدعوى. بداية منذ ع م وكيلا ان أنھ يذكر لم وأنھ ، تقر با أشـ ر 7 منـذ و التھ بأن المدعي ن وكيل فعقب ـ، 1442 عام منذ مقامة الـدعوى للمداولة. ا لسة رفعت ف ا للفصل</w:t>
       </w:r>
     </w:p>
     <w:p>
@@ -1295,20 +1220,20 @@
           <w:b w:val="0"/>
           <w:i w:val="0"/>
         </w:rPr>
-        <w:t xml:space="preserve">ةـميق ةكرـش دـمحأ ز ةـ راجتلا مـت اـ مييقت غـلبمب هردـقو 68.424.362 لاـ ر ، مـتو ليدـع مـييقت ةكرـش دـمحأ ز ةـ راجتلا خـ راتب 2011 06/ 27/م بـسح درواـم ر رقتب بساـحملا ي وناـقلا راشملا ھيلإ ، ھنإف دـق نمـضت ام ركذ ةحارـص دـنبلا اسماخ " : ص م قوقح ةـيكلملا ةـي فدلا تا رـشلل ةـع اتلا ةلدعملا مييقتلاب امك 2011 03/ 31/م ( " قـفرم مقر 1 ،) يذلاو ر ظي نأ نأ ةرئادـلا تدن ـسا ع قاقحتـسا دملا غـلبملل موـ حملا ھب اس ـسأت ع ر رقتلا ساـحملا رداـصلا نم بتكم لـالط وـبأ ةـلازغ ، وـ و لالدتـسا بيعم كـلذ ھنأ وـل انـض فا ة ـ ر رقتلا ن فرطلا رقمو اـ مييقتب ... عفلا .) 5 - ھتركذـم ةدوصرملا ةـسل ا ةدوقعملا مامأ ةرئاد فان تس خ راتب 1445-03-04 ،ـ ثيح دروأ ا ف ھصنام ...( : املو نا ن بلا نم تانودـم ب بس لا رداـصلا نم بتكم لـالط وـبأ ھلازغ ساـسأك مييقتل ...صـص ا ) اـم و ھصن ...( : ءاـن و ع اـم مدـقت ھنإـف ـال زوجي ةداـعإ مييقت صـص ا بجومب مييقت ساـحم اـ و ل ةـميقم اـيلعف ن ب ةـميقلا ل ـش ...ام .) 4 - مامأ هذـ ةرئادـلا ةـسل ا ةدوقعملا خ راتب 1445-02-20 ،ـ باجأ ھتركذـم امب ھصن ...( : دـيكأتلا كسمتلاو عفدـلاب مدـع زاوج دان ـس ع مييقتلا ساحملا ةرئاد فان تس ةـحئال ضا ع ، ثيح ركذ امب ھصن ...( : ھنأ مل تفتلي لوخدـل ك رـش دـيدج ةكرـش و زوأ ةدودـحملا م اسمك امب ا ل نم ( ا ادوجوم ...و إ ) يذلاو ىدأ امتح إ عفر دملا ھـيلع بـلطب در ىوعدـلا ، ھنأو ناـ ع ن عدملا مدـع ةـقفاوملا ع ـصلا ، نأو ةـميق صـص ا ةـعابملا غـلبمب هردـق ( 120.000.000 ) لاـ ر ، لـبق رودـص مييقت وبأ .ةـلازغ 3 - مامأ خـ راتو 1434-07-26 ،ـ ةدـع عـضاوم ، اـ مو ن تحفـصلا ةـع اسلا ةـنماثلاو ھنم ، ذإ صن دملا كـلت ىوعدـلا ع ر رقتلا دـعملا نم وـبأ ةـلازغ ، خرؤملاو 1432-11-07 ،ـ باـجأو ھنع ةقيثو ـصلا ، اقفو امل و دراو ن تحفـصلا ( 10 و 11 ) نم كص .مك ا 2 - مامأ ةمكحملا ةماعلا ةدج ةيضقلا مقرب ( 3216104 ) خ راتو 1432-02-22 ،ـ كصلا مقر ( 34281449) ةـمكحملا ةـ راد ةدجب ن ت ـضقلا مقر ( 5798 2/ /ق ماعل 1431 ،ـ و 1375 2/ /ق ماعل 1432 ،)ـ رداصلا ام مك ا مقر ( 185/17/2 ماعل 1432 ،))ـ ةي نملا ا ص ، ةدع دونب نم ةـيلامج صـص ل غـلبمب هردـق ( : 368.757.931 ) لاـ ر ، مـلو عدـي يأ نـم نـ فرطلا هر وزت ؛ لـب نإ دملا ھـيلع ھشقاـن ةدـع عـضاوم اـ م 1: - مامأ ةرئادـلا ةـيئادتب ةـع اسلا ةرـشع إ عوفد دملا ھيلع ةـضقانتملا ةـقباسلا ، ذإ نأ ر رقتلا لا تسـسأ ھيلع ةرئادلا ا مكح و ر رقتلا خرؤملا 1432-11-07 ،ـ قفاوملا 2011-10-05م ، دقو درو ھيف نأب ةميقلا ھسفنل نم قافرإ ر رقتلا لو عم ةـمدقم ر رقتلا ي اثلا امب يدؤي ةـيا لا إ س لدتلا ع ةمكحملا ما و قحب غ عورـشم ان ي عم ةقيق ا ...عقاولاو إ ؛) نإف اذ عفدلا فاضي ثـبعلا ليدـعتلاو نـم لـيكو فنأتـسملا هدـض ثيح ماـق فذـحب خـ راتلا لـيذملا لـ ب ةحفـص نم تاحفـص خـ راتلا ي ـال قباـطتي عـم خـ راتلا نودملا ةحفـصلاب و ةـمدقمب ر رقتلا ي و نكمي ةـ راجتلا ، ھـيلعو عفدـف دملا ھـيلع قبـس لـصفلا ، قفاوتيـال عـم ـس .ن ت ـضقلا اـمك لاـنيال نـم كـلذ ءاـعدا دملا ھـيلع نـم نأ ر رقتلا يذـلا تدـمتعا ھيلع ةرئادـلا ...( : دـق ھتلاـط يدـيأ عيبلا نم ھمدـع ، اـمأو ىوعدـلا ىرخ ، نإو ناـ بلطلا ا ف لاطبإ عيبلا ـ لحم هذـ ىوعدـلا ـ الإ نأ ةـمكحملا تمكح مدـع ا ـصاصتخا ونلا ا رظنب ، نأو صاصتخ دـقعنم رئاودـلل عوفدـلا عيبلا ـ لحم هذـ ىوعدـلا ـ الإ ام أ مل الـصفي عا لا ، ىوعدـلاف و ةقلعتم ةماقإب ميق ع ثروملا ، ت ناو ةماقإب ةكرـش قازرلادبع و ت ـس اميق ، ملو لصفت ة ـ ماـمأ ةـمكحملا ةـماعلا ةـظفاحمب ةدـج ةيـضقلا مـقرب ( 3216104 ) خـ راتو 1432-02-22 ،ـ كلذـكو ةيـضقلا مـقر ( 3218883 ) خـ راتو 1432-03-04 ،ـ ذإ نأ ن وعدـلا نإو اـنا دـق الواـنت لاملا ( ، لاـم ھثروم تـالا وب ھنع لاـح ھتاـيح ،) لـعج و ھب نوبغملل وأ ھتثرو قح عوجرلا ع نباـغلا اـمإ ـ فلاب وأ دادـس .قرفلا لاـنُيالو نم كـلذ عفد دملا ھيلع قبـس لصفلا عا لا مـلو مصتخُي كـلت ىوعدـلا ، ـالو غ نم كـلذ ءاـضقنا ةكرـشلا ( : ةيفـصت ةكرـش دـمحأ ز ةـ راجتلا ،) كـلذ ھنأ دـق ت ث قـقحت ن غلا شحاـفلا ، دملاو ھيلع مكح فرـشملا فرـصتملا اب ـسو ،) رظنلا و هذـ ةداملا ـ تي نأ ـصلا عقو ع ةـص ا ةـكولمملا دملل س لو ع صـصح ثروملا دمحأ ز ـ لحم هذ ىوعدلا ـ يذلاو نا كلذ تقولا ع ديق ةاي ا ، ادان ـسا ع ةداملا ةـسداسلا نوناـمثلاو نـم ماـظن تاـبث ، ـلاو تـصن ( : ـالو نوـ ت كـلتل ماـ ح ةـي ا ـالإ عازن ماـق نـ ب موـص ا نود نأ غتت م افـص قـلع و ق اـب ھـتاذ الحم ثر عيبلا يذـلا مت ن ب دملا ھيلع ثروملاو ، س لو نع ھتـصح ةيلـص ، لاو تنا لحم عا لا ىوعدلا ةقباسلا ( ةي نملا ا ـص ،) ھيلعو الف قدصي ع عا لا لثاملا قبـس لصفلا ، (185/17/2 ماـعل 1432 )ـ خـ راتب 1432-12-02 ،ـ موـ حملا اـم ف ا ـص ، اذـل نوـ يف ر رقتلا ةـباثمب ريدـقتلا حي ـ لا اـ ل ، الـضف نـع نأ بـلط دملا هذـ ىوعدـلا وـ نع ھتـصح فـيل ت ةـمكحملا ھـل ،) ءاـ إل ةيـضقلا ةروـظنملا ماـمأ ةـمكحملا ةـ راد ةدـجب ن ت ـضقلا مـقر ( 5798 2/ /ق ماـ عل 1431 ،ـ و 1375 2/ /ق ماـ عل 1432 ،)ـ رداـصلا اـم مـك ا مقر ر رقت ىفـش سم ة ـ لا ةيـسفنلا خرؤملا 1432-06-08 ،ـ ثـيح تـ ثأ ( ھتاـيط ) نأ ثروملا ي اـع نـم .نايـس لا اـم و نأ ر رقت لـالط وـبأ ةـلازغ وـ ر رقتلا يذـلا هاـضترا فارط ( دع ءاعدا بيع ع رارق رو ذملا ، امك نأ تباثلا رودـص ر رقت ط نم ةـنيدم كلملا ز زعلادـبع ةـيبطلا ( ىفـش سم سر ا طولا ) خـ راتب 1431-12-02 ،ـ ن بي مدـع كاردإ ثروملا ، هززعو دـحأل ھئاـنبأ ( ، ت ثملاو كصلاب مقر ( 33286392 ) خ راتو 1433-06-08 ،ـ ةحفـصلا ةـع ارلا ھنم ، رداصلا نع ةمكحملا ةماعلا ةدجب ،) رارق و ة هزوع ال ليلد إ ھتابثإ ، ملو نكي ةمث الـضف نع نأ باـطخ ـ اق ةـمكحملا ةـماعلا ةدـجب خرؤملا 1442-02-18 ،ـ يذـلاو رـضح ھـيف ثروملا ھماـمأ نم لـجأ لـيكوت ھنبا ةـماسأ ، رقأ ( ثروملا ) ھنأـب مل عـبي يأ ء ـ نم ھكـالمأ باوـج لـيكو دملا ھيلع نأـب فرـصتلا مت تقو ناـ ثروملا ھيف اـيلاخ نم ةـفا ضراوعلا ، ھنإـف ھضراـع بارطـضا دملا ھيلع ھعوفد ، اـقفو امل ھتقاـس بابـسأ ةـمكحم لوأ ةـجرد ، ةـميقب ةـصح ةكرـش ةـعابم نم ثروم ن يعدملا دملل ھيلع ، و نم صاصتخا مكاحملا ة راجتلا ، اقفو ةرقفلل ةع ارلا نم ةداملا ةسداسلا ةرـشع نم ماظن مكاحملا .ة راجتلا امأو نع ىوعدـلا ـ لـحم فاـن تس ـ تدـيُق ىدـل هذـ ةـمكحملا دـع نا رـس ليدـعتلا ئـاللا روـ ذملا ، ھـيلعو نوـ تف ةـمزلُم اـ رظنب ، اـقفو مـك ةـمكحملا ةـماعلا .ةدـجب الـضف نع اـ و ةبلاطم نوـ ت نـم صاـصتخا مكاـحملا .ةـ راجتلا لاـنُيالو ھـنم عـفد دملا ھـيلع نأـب ةـحئاللا ةـيذيفنتلا ةروـ ذملا تردـص دـع مكح ةـمكحملا ةـماعلا ةدـجب ، نأو ماـظنلا يرـس ال رثأـب جر ، كـلذ نأ مكحم ـة خأ ـىر كحتف ـم ع ـ مد ـصتخ ـ صا ،فـ اذإ ـس كا ـب ك ا ـم فـصلا ـة يئا لا ـة ، ليحتف ـا إ ةمكحملا ةصتخملا ، تلتو ـمز ةمكحملا لاحملا لإ ـا عدلا ـ ىو رظنب ـا ،) ھيلعو نإف هذ ىوعدلا ـلاو تـصن ع ھنأ ( : اذإ تعفر ةيـضقلا ةـمكحمل ، تأرو اـ أ غ ةـصتخم نوـ يف اـ رظن اـقفو لاوحـألل ةـيت ( : ب ) اذإ </w:t>
-      </w:r>
-    </w:p>
-    <w:p>
-      <w:pPr>
-        <w:jc w:val="right"/>
-        <w:bidi/>
-      </w:pPr>
-      <w:r>
-        <w:rPr>
-          <w:b w:val="0"/>
-          <w:i w:val="0"/>
-        </w:rPr>
-        <w:t>تأر عـ مد ـصاصتخا ـا عوـنلا ـي ظنب ـر يـضقلا ـة اـ أو مـن ـصتخا ـ صا ةـيقوق ا ةـع اسلا ةـمكحمب فان تس ةكمب ةمركملا رارقلاب مقر ( 38403785 ،) خ راتو 1438-11-25 ،ـ ھيلعو ادان ـساو ع ةداملا ( : 78 ) نم ةحئاللا ةيذيفنتلا ماظنل تاعفارملا ةع رـشلا (3855849 ) خـ راتو 1438-10-25 ،ـ ـ اقلاو بـ ام ھصن ( : فرـص رظنلا نع ىوعدـلا مدـعل صاصتخ ، و نم صاصتخا رئاودـلا ةـ راجتلا ناويدـب ملاظملا ،) قداصملاو ھيلع نم ةرئادلا رظنب ىوعدـلا ، كلذ نأ تباثلا رودـص مكح ةرئادـلا ةـيقوق ا ةـثلاثلا ةرـشع ةمكحملاب ةماعلا ةظفاحمب ةدج ةيـضقلا مقر ( 3218883 ) خ راتو 1432-03-04 ،ـ رداـصلاو ا كصلا مقر فـ و مـ بق ـ نالو كـش ـال ، امأو نع عوضوملا : دع و عالط ع بابـسأ مك ا ي ادتب ، فيـضت هذ ةرئادلا : لانُيالو نم كلذ ام هراثأ ليكو دملا ھيلع نم مدع صاصتخا مكاحملا ة راجتلا ةـلاحإ و ةيـضقلا هذـ ل ةرئادـلا تعلطا ع اـ قاروأ عو مك ا رداـصلا اـ ف عو ن ـضا ع ن مدـقُملا ھيلع ـ تاف لـ اـ نأ تع ـ ن ـضار قـد قُـ امد خـ لال ج ـل لاـ حم ـ دد نـظـ ما ـا مو ـن ثـم</w:t>
+        <w:t>مـث نـ وم اـ ام ـظـن دد ـ مح ـال لـ ج لال ـخ دما ـُق دـق راضـ ن ـ عت أن ـا ـل فات ـ عليھ المُقـدم ن ع اضـ ن وع ف ـا الصـادر ا كم وع أوراق ـا ع اطلعت الـدائرة ل ـذه القضـية و إحالـة التجار ة المحاكم اختصاص عدم من عليھ المد وكيل أثاره ما ذلك من ولايُنال : الدائرة ذه تضـيف ، بتدا ي ا كم أسـباب ع طلاع و عد : الموضوع عن وأما ، لاـ شـك ولان ـ قب ـم و ـف رقم الصك ا والصـادر ـ، 1432-03-04 وتار خ ( 3218883 ) رقم القضـية جدة بمحافظة العامة بالمحكمة عشـرة الثالثـة ا قوقيـة الـدائرة حكم صـدور الثابت أن ذلك ، الـدعوى بنظر الدائرة من عليھ والمصادق (، المظالم بـديوان التجار ـة الـدوائر اختصاص من و ، ختصاص لعـدم الـدعوى عن النظر صـرف : ) نصھ ما ـب والقا ـ ـ، 1438-10-25 وتار ـخ ( 3855849) الشـر عة المرافعات لنظام التنفيذية اللائحة من ( 78 : ) المادة ع واسـ نادا وعليھ ـ، 1438-11-25 وتار خ (، 38403785 ) رقم بالقرار المكرمة بمكة ست ناف بمحكمـة السا عـة ا قوقيـة اص ـ اختصـ نـم وأ ـا ةـ القضـي رـ بنظ يـ النـوع اـ اختصاصـ دم ـع رأت إذا ( ب : ) تيـة للأـحوال وفقـا نظر ـا في ـون مختصـة غ أ ـا ورأت ، لمحكمـة القضـية رفعت إذا : ) أنھ ع نصـت والـ الدعوى ذه فإن وعليھ (، اـ بنظر وى ـ الدع اـ إل المحال المحكمة زمـ وتلت ، المختصة المحكمة إ اـ فتحيل ، ةـ ال ائي ةـ الصـف مـ ا ك بـ اك سـ إذا ـف، اص ـ ختصـ دم ـ ع مـ فتحك رىـ أخ ةـ محكم أن ذلـك ، رج بـأثر لا سـري النظـام وأن ، بجـدة العامـة المحكمـة حكم عـد صـدرت المذ ـورة التنفيذيـة اللائحـة بـأن عليـھ المد دفـع منـھ ولايُنـال التجار ـة. المحـاكم اختصـاص مـن ت ـون مطالبة و ـا عن فضـلا بجـدة. العامـة المحكمـة كـم وفقـا ، بنظر ـا مُلزمـة فت ـون وعليـھ ، المذ ـور اللاـئ التعـديل سـر ان عـد المحكمـة ـذه لـدى قُيـدت ـ ست نـاف محـل ـ الـدعوى عن وأما التجار ة. المحاكم نظام من عشـرة السادسة المادة من الرا عة للفقرة وفقا ، التجار ة المحاكم اختصاص من و ، عليھ للمد المدعي ن مورث من مباعـة شـركة حصـة بقيمـة ، درجـة أول محكمـة أسـباب سـاقتھ لما وفقـا ، دفوعھ عليھ المد اضـطراب عـارضھ فـإنھ ، العوارض افـة من خاليـا فيھ المورث ـان وقت تم التصـرف بـأن عليھ المد وكيـل جـواب أملاـكھ من ـ ء أي يبـع لم بـأنھ ( المورث ) أقر ، أسامـة ابنھ توكيـل أجـل من أمـامھ المورث فيـھ حضـر والـذي ـ، 1442-02-18 المؤرخ بجـدة العامـة المحكمـة قا ـ خطـاب أن عن فضـلا ثمة يكن ولم ، إثباتھ إ دليل لا عوزه ة و قرار (، بجدة العامة المحكمة عن الصادر ، منھ الرا عـة الصـفحة ـ، 1433-06-08 وتار خ ( 33286392 ) رقم بالصك والمث ت ، ) أبنـائھ لأحـد وعززه ، المورث إدراك عـدم يب ن ـ، 1431-12-02 بتار ـخ ( الوط ا رس مس شـفى ) الطبيـة عبـدالعز ز الملك مدينـة من ط تقر ر صـدور الثابت أن كما ، المذ ور قرار ع عيب ادعاء عد ) طراف ارتضـاه الـذي التقر ر ـو غزالـة أبـو طلاـل تقر ر أن و مـا ال سـيان. مـن عـا ي المورث أن ( طيـاتھ ) أث ـت حيـث ـ، 1432-06-08 المؤرخ النفسـية ال ـ ة مس شـفى تقر ر رقم ا كـم مـا الصـادر ـ(، 1432 لع ـام ق/ 2/ 1375 و ـ، 1431 لع ـام ق/ 2/ 5798 ) رقـم القضـ ت ن بجـدة دار ـة المحكمـة أمـام المنظـورة القضـية لإ ـاء (، لـھ المحكمـة ت ليـف حصـتھ عن ـو الـدعوى ـذه المد طلـب أن عـن فضـلا ، ل ـا ال ـ يح التقـدير بمثابـة التقر ر في ـون لـذا ، صـ ا ف مـا المح ـوم ـ، 1432-12-02 بتار ـخ ـ( 1432 لعـام 185/17/2) ، الفصل سـبق الماثل ال اع ع يصدق فلا وعليھ (، صـ ا المن ية ) السابقة الدعوى ال اع محل انت وال ، صـلية حصـتھ عن ول س ، والمورث عليھ المد ب ن تم الـذي البيع رث محلا ذاتـھ بـا ق و علـق صـفا م تتغ أن دون ا صـوم ب ـن قـام نزاع إلاـ ا يـة ح ـام لتلـك ت ـون ولاـ : ) نصـت والـ ، ثبـات نظـام مـن والثمـانون السادسـة المادة ع اسـ نادا ، ا ياة قيد ع الوقت ذلك ان والذي ـ الدعوى ذه محل ـ ز أحمد المورث حصـص ع ول س للمد المملوكـة ا صـة ع وقع الصـ أن يت ـ المادة ـذه و النظر (، وسـ با المتصـرف المشـرف حكم عليھ والمد ، الفـاحش الغ ن تحقـق ث ت قـد أنھ ذلـك (، التجار ـة ز أحمـد شـركة تصـفية : ) الشـركة انقضـاء ذلـك من غ ولاـ ، الـدعوى تلـك يُختصم ولـم ال اع الفصل سـبق عليھ المد دفع ذلـك من ولايُنـال الفرق. سـداد أو بالف ـ إمـا الغـابن ع الرجوع حق ورثتھ أو للمغبون بھ و جعـل (، حيـاتھ حـال عنھ بو الاـت مورثھ مـال ، ) المال تنـاولا قـد انـا وإن الـدعو ن أن إذ ـ، 1432-03-04 وتار ـخ ( 3218883 ) رقـم القضـية وكـذلك ـ، 1432-02-22 وتار ـخ ( 3216104 ) برقـم القضـية جـدة بمحافظـة العامـة المحكمـة أمـام ـ ة تفصل ولم ، قيما سـ ت و عبدالرزاق شـركة بإقامة وان ت ، المورث ع قيم بإقامة متعلقة و فالـدعوى ، ال اع يفصـلا لم أ ما إلا ـ الـدعوى ـذه محل ـ البيع الـدفوع للـدوائر منعقـد ختصاص وأن ، بنظر ا النو اختصاصـ ا عـدم حكمت المحكمـة أن إلا ـ الـدعوى ـذه محل ـ البيع إبطال ف ا الطلب ـان وإن ، خرى الـدعوى وأمـا ، عـدمھ من البيع أيـدي طـالتھ قـد : )... الـدائرة عليھ اعتمـدت الـذي التقر ر أن مـن عليـھ المد ادعـاء ذلـك مـن لاينـال كمـا القضـ ت ن. سـ مـع لاـيتوافق ، الفصـل سـبق عليـھ المد فـدفع وعليـھ ، التجار ـة يمكن و ي التقر ر بمقدمـة و بالصـفحة المدون التار ـخ مـع يتطـابق لاـ ي التار ـخ صـفحات من صـفحة ب ـل المذيـل التار ـخ بحـذف قـام حيث ضـده المسـتأنف وكيـل مـن والتعـديل العبـث يضاف الدفع ذا فإن (؛ إ والواقع... ا قيقة مع ي نا مشـروع غ بحق و ام المحكمة ع التدل س إ ال ايـة يؤدي بما الثا ي التقر ر مقدمـة مع ول التقر ر إرفاق من لنفسھ القيمة بأن فيھ ورد وقد ، م2011-10-05 الموافق ـ، 1432-11-07 المؤرخ التقر ر و حكم ا الدائرة عليھ أسـست ال التقر ر أن إذ ، السابقـة المتناقضـة عليھ المد دفوع إ عشـرة السا عـة بتدائيـة الـدائرة أمام - 1: م ـا مواضـع عـدة نـاقشھ عليـھ المد إن بـل ؛ تزو ره الطرف ـن مـن أي يـدع ولـم ، ر ـال ( 368.757.931 : ) قـدره بمبلـغ ل صـص جماليـة من بنود عدة ، ص ا المن ية ـ((، 1432 لعام 185/17/2 ) رقم ا كم ما الصادر ـ(، 1432 لعام ق/ 2/ 1375 و ـ، 1431 لعام ق/ 2/ 5798 ) رقم القضـ ت ن بجدة دار ـة المحكمـة (34281449 ) رقم الصك ـ، 1432-02-22 وتار خ ( 3216104 ) برقم القضية جدة العامة المحكمة أمام - 2 ا كم. صك من ( 11 و 10 ) الصـفحت ن وارد و لما وفقا ، الصـ وثيقة عنھ وأجـاب ـ، 1432-11-07 والمؤرخ ، غزالـة أبـو من المعـد التقر ر ع الـدعوى تلـك المد نص إذ ، منھ والثامنـة السا عـة الصـفحت ن وم ـا ، مواضـع عـدة ـ، 1434-07-26 وتار ـخ أمام - 3 غزالـة. أبو تقييم صـدور قبـل ، ر ـال ( 120.000.000 ) قـدره بمبلـغ المباعـة ا صـص قيمـة وأن ، الصـ ع الموافقـة عـدم المدع ن ع ـان وأنھ ، الـدعوى رد بطلـب عليـھ المد رفع إ حتما أدى والذي ( إ و... موجودا ا ) من ل ا بما كمسا م المحـدودة أوز و شـركة جديـد شـر ك لـدخول يلتفت لم أنھ : )... نصھ بما ذكر حيث ، ع اض لائحـة ست ناف دائرة المحاس التقييم ع سـ ناد جواز عـدم بالـدفع والتمسك التأكيـد : )... نصھ بما مـذكرتھ أجاب ـ، 1445-02-20 بتار خ</w:t>
+      </w:r>
+    </w:p>
+    <w:p>
+      <w:pPr>
+        <w:jc w:val="right"/>
+        <w:bidi/>
+      </w:pPr>
+      <w:r>
+        <w:rPr>
+          <w:b w:val="0"/>
+          <w:i w:val="0"/>
+        </w:rPr>
+        <w:t xml:space="preserve"> المعقودة ا لسـة الـدائرة ـذه أمام - 4 (. ما... شـ ل القيمـة ب ن فعليـا مقيمـة ل و ـا محـاس تقييم بموجب ا صـص تقييم إعـادة يجوز لاـ فـإنھ تقـدم مـا ع و نـاء : )... نصھ و مـا ( ا صـص... لتقييم كأسـاس غزالھ أبـو طلاـل مكتب من الصـادر ال سب ب مـدونات من الب ن ان ولما : )... مانصھ ف ا أورد حيث ـ، 1445-03-04 بتار خ ست ناف دائرة أمام المعقودة ا لسـة المرصودة مـذكرتھ - 5 (. الفع ... بتقييم ـا ومقر الطرف ن التقر ر ـ ة اف ضـنا لـو أنھ ذلـك معيب اسـتدلال و ـو ، غزالـة أبـو طلاـل مكتب من الصـادر المحـاس التقر ر ع تأسـ سا بھ المح ـوم للمبلـغ المد اسـتحقاق ع اسـ ندت الـدائرة أن أن يظ ر والذي (، 1 رقم مرفـق " ) م31/ 03/ 2011 كما بالتقييم المعدلة التا عـة للشـر ات الدف يـة الملكيـة حقوق م ص : " خامسا البنـد صـراحة ذكر ما تضـمن قـد فإنھ ، إليھ المشار القـانو ي المحـاسب بتقر ر مـاورد حسـب م27/ 06/ 2011 بتار ـخ التجار ـة ز أحمـد شـركة تقييـم عـديل وتـم ، ر ـال 68.424.362 وقـدره بمبلـغ تقييم ـا تـم التجار ـة ز أحمـد شـركة قيمـة</w:t>
       </w:r>
     </w:p>
     <w:p>
@@ -1334,33 +1259,33 @@
           <w:b w:val="0"/>
           <w:i w:val="0"/>
         </w:rPr>
-        <w:t>رات ـخ صلا ـك : ۳۱/۳۰/۵٤٤۱ مقر حفصلا ـة : ٤۱ ةرئاد فان تس فان تس ةيناثلا ةمكحملا ة راجتلا ة راجتلا ةدجب</w:t>
-      </w:r>
-    </w:p>
-    <w:p>
-      <w:pPr>
-        <w:jc w:val="right"/>
-        <w:bidi/>
-      </w:pPr>
-      <w:r>
-        <w:rPr>
-          <w:b w:val="0"/>
-          <w:i w:val="0"/>
-        </w:rPr>
-        <w:t>كـلذ اذإ دارأ ك رـشلا لزاـنتلا نع ھتـصح ضوع غلل بجو نأ رطخي اب ءا رـشلا نع ق رط ريدـم ةكرـشلا طورـش لزانتلا ، و هذـ ةـلا ا زوجي ل ل ك رـش نأ بلطي داد سا ةـص ا سلجم ءارزوـلا مـقر 185 خـ راتب 17 / 3 / 1385 ،ـ دـقو تصن ةداملا ( 165 ) نم ماظنلا ع ھنأ ( : زوجي ك رـشلل نأ لزان ي نع ھتـصح دحأل ءا رـشلا وأ غلل قفو طورـشل دقع ةكرـشلا ، عمو دملا طقـس ھـقح ةـبلاطملا كـلتب ىوعدـلا اـناي و كلذـل :أ ـ ةـعقاولا – لـحم ىوعدـلا – ناـ يرـس اـ أش ماـظن تا رـشلا رداـصلا موـسرم ي لم مـقر م6/ خـ راتب 22 / 3 / 1385 ـ رارقو ةـعابملا ةكرـش دـمحأ ز ةـ راجتلا : امل ناـ ن بـلا نـم ىوعدـلا نأ دملا بلاـطي ھب ـصنب نـم ةـميق صـص ا ةـعابملا دـملل ھـيلع نـم ھثروـم ، ثـيحو ھنأ – اـقفو حي ـ ل ماـظنلا - نإـف لاـنُيالو نـم كـلذ اـم هراـثأ دملا ھـيلع نـم طوقـس قـح نـ يعدملا ةـميق صـص ا ، طوقـس اـم قح داد ـس اـ ل ، ھلوـقب ( : عفدـلا طوقـس قـح دملا ةـبلاطملا ةـميقب صـص ا ءاضمإب دملا ھعي و ھصـص ةيلـص ( ةكرـش دـمحأ ز ةـ راجتلا ،) ال ةـقالع اذـ ل عفدلا ىوعدلاب ةلثاملا ، نم ثيح ر رقت ة ـ ةميق صـص ا ةعابملا نم ثروملا ، ة اف .ةكفنم ثروملا ھـتاذ ، لـب لـيكو ھـنع ، وـ و ض اـنيام ھـب ءاـعدا دملا ھـيلع نـم نأ ثروملا وـ نـم ـ مأ عـيب صـص ا ، ـ مأو عـيقوتلا ع ليدـع دـقع .س ـسأتلا اـمك نأ عـفد دملا ھيلع شحافلا ؛ اذـل نو يف قيثوتلا اميف ( صخي ةـميق صـص ا ،) غ ذـفان ة جاوم .ةثرولا " تباـثلاو ال راصي إ ه غ الإ ليلدـب ج دـمتعم ." الـضف نع نأ نم ماق عيقوتلاب ع كلذ س ل عيبـلا ليدـع و دـقع س ـسأتلا ، اـمك نأ نـئارقلا تـفتحا ھنوـ ب غ كردـم دـقافو ةـيل ألل ، اـمك نأ ةـلد ترفاـضت نأـب ةـميقلا لزاـنتملا اـ ع نـم ثروملا دـملل ھـيلع دـق قـقحت اـ ف ن غلا نم ماـظن تاـبث ع ھنأ ( : نو ي نومـضم هركذاـم يأ نم يوذ نأـشلا ررحملا ـسرلا ةـ ھيلع ؛ ملاـم ت ثي غ كلذ ،) ام و نأ نئارقلا ةـفتحم نو ب ثروملا مل عقوي ةـلاصأ ع دقع ماظنلا ، اذإ تضراع ةـلدأ تابث ، ملو نكمي عم ا ا يب ، ذـخأتف ةـمكحملا ا م بسحب يام ا ل نم فورظ ..ىوعدلا ،) املو تصن ھيلع ةرقفلا ةيناثلا نم ةداملا ةسداسلا نورـشعلاو كـلذ تابث وأ ءاضم نم رثأ قحال وأ قباس ، ليلدـلاو اذإ قرطت ھل لامتح ، طقـس ھب لالدتـس ، املو تصن ھيلع ةداملا ةـع ارلا نم ماظن تابث ع ھنأ ( : نود لالخ ما حأب اذـ ترجأ ھـيلع ةرازو ةراـجتلا بتاـ و لدـعلا ءاـضم ، احبـصأو تاررحم ةيمـسر ، ـالإ نأ اـم رود رـصتقي ع قـيثوت اـم بلطي اـم م ھقيثوـت اـقفو تاءارجـإلل ةـقبطملا ام دـل ، نود اـم أـش ي نع تاما ل قوق او ةئـشانلا نع دـقعلا و ءافولا ا نم ا أش نأ ر ظت اذإ تنا ةحي ـ نم خ رات رارق ءا رـشلا عيب صـص ا ا را ـشإو ، نودو رو ظ ام ا ـضراع ، ثيحو نإو نا عيبلا ثـيحو نإ لـص نأ نوـ ت لـثم هذـ لاوـم اـمم طاـتحي اـ ل ، مـت و اـ ابثإ بجوـمب ةـلاوح ةـيكنب اـ وحنو نـم تادن ـسملا ةـت ثملا ؛ اـظفح قوـق ءا رـشلا ن ع اـبتملا ، اـمك ھـنأ املو تناـ نازوـفلا ها رـشو ،) ن بـت ھـنأ مـل مـقي صحفب ةـفا تادن ـسملا ، اـمنإو ھتجي ـن تـتأ ع وـحن نـم صحف تاـنيع اـ م بـسحف ، ةوـالع ع ھلامتـشا ع اـم س ل ھـل ةـقالع ةـميقب .صـص ا ھنوـ بـلط ماـمأ ةرئاد فاـن تس ةـل م ميدـقتل ت ثياـم دادـسلا ، مـلو مدـقي كـلذ ؛ اـتلا و ف تـس ل ةـن ب ةـيفا ع ماـيق دملا ھـيلع عفدـب ةـميقلا ، الـضف نـع نأ ر رقت ( ي ي مإ ھثودـح ، امك ھنأ ا ـضراع تاءاعدا دملا ھيلع ىرخ لا دـي ھنأ مت دادـس سأر لاملا نع ق رط دادـس تاينويدـم ع هدـلاو ، وأ تافيل ت ا فل ا هدلاو ا م : فرـصلا ھيلع ، الـضف نع دملا ھـيلع تاـبثإل دادـس ةـميق ةـص ا ھنإـف صحفتب ةـن بلا و ن بـ ي نأ درجم عـيقوتلا ع دـقع س ـسأتلا يذـلا صن ع ءاـفي سا لـما صـص ا نـم ءا رـشلا ـال ع ةرورـضلاب ساـحملا ( ي ي مإ نازوـفلا ها رـشو ،) ثيحو نإ لـصاح باوـج دملا ھيلع ت ثُي رارق نأـب نمث ةـص ا – عوـضوم عا لا - س ل وـ نمثلا نودملا ليدـع دـقع ةكرـشلا ، هركذاـمو دـمحأ ز ، نـع هدـلاو موـحرملا دـمحأ ساـبع ز ، عـقاوب 135.446.186: ) ةـئم ةـسمخو نوثـالثو اـنويلم ةـئمع رأو ةتـسو نوـع رأو اـفلأ ةـئمو ةتـسو نوناـمثو ـالا ر ،) اذـ و تـ ثم ر رقتلاـب ...ع اـقولا .) .أ .ـ مث دا ا خأ ھتركذـم ةـمدقملا 1445-02-29 ،ـ نأـب دادـس غلبملا نا نع ق رط دادـس تاما لا ثروم دملا ةـيكنبلا ( امجإب غلبم عوفدـم نم دملا ھيلع / ةماسأ 9/11/1443 ؛ـ لـب ركذ اـم ضقاـني اـم لمتـشا ھـيلع دن ـسملا اـمامت ، وـ و اـم تناـ ةرئادـلا دـق تنغتـسا ةـلمجب اـم ـشأ ھـيلإ نـع لامكتـسا تاءارجإ صحف دن ـسملا قـفو اـم ھتقاـس ةكرـشلا لـحم ىوعدـلا ، الـضف نـع كـلذ ھـل مدـع ميدـقت دن ـسملا راـشملا ھـيلإ اـقالطإ يأ ةـلحرم ةـقباس ىوعدـلا ؛ لـب ـح مـل رـش دملا ھـيلع ةـلاصأ إ دوـجو دن ـسملا ةـسلج اـ لامعأ ، كـي ان اـمع لمتـشا ھـيلع نـم لـباقم يق نـم غ روـصتملا ناـ مإ قـقحتلا نـم ھت ـ وأ ھـتقد لـمحتك ف راـصم ةـيلئاع وأ ةرجأ لـمع ةـقباس صخت ـح تا رـش ىرخأ غ ةـمكحم لوأ ةـجرد ةب ـسم كلذ امب ھصن ...( : ھنأ راشأ إ ةـلمج ع اقو ةـينوناق ةيخ راتو ةقباس اساسأ ع س ـسأت ةكرـشلا لحم ىوعدلا تاونـس ةل وط ا لمجو ال قلعتي ةكرـشلاب الو ھنأـب بجوـمب دـقع عـيب قاـفتاو خرؤـم 1431-09-20 ،ـ يذـلاو دـي ھـنأ عـقي نمـض ھلومـشم ةـميق عـيبملا ، عـم اـم درو دـقعلا نـم تاـما لا ع دملا ھـيلع هاـجت هدـلاو ، دـقو ھتحرطا صن ع ءاـفي سا لـما صـص ا نم لبق عيمج ءا رـشلا ، غلبمب هردـق ( 450.000 ) لاـ ر ، مث دا ھنأ قـفتا عم هدـلاو ع دادـس تانويدـم ھيلع غلبمب هردـق ( 120.000.000 ) لاـ ر ، مث دا نم ثروملا ھل ، ھقيثوتو مامأ ةرازو ةراجتلا بتا و لدـعلا ، ثيح نإ دملا ھيلع برطـضا ھباوج ع ھعفد ةـميقل صـص ا ةا شملا ھنم ، ثيح دـي ھنأ بجومب دقع س ـسأتلا ، يذلاو ھطوقس انكر الحمو مدـع ةيل أ دحأ نيدقاعلا ءادتبا مث فلختب نمثلا يقيق ا لداعلا عيبملل توبثو ...ھئافتنا .) امك لانُيال نم كلذ عفد دملا ھيلع رودص رارق ءا رشلا عي ب صص ا 1445 ،ـ اـمب ھـصن ...( : اذـ و اـم اـنلعج لدـع نع عفدـلا ر و ـب دـقع عيبـلا وـ ف عـفد غ رثؤـم غو جـتنم دـع ةيفـصت ةكرـشلا اـ رايتخا نم لـبق دملا ھيلع اذـ ف دـقعلا تددـع بابـسأ 1444 ،ـ ررق اـمب ھصن ...( : نأـب تاـن بلا لا كـسمتي ھب ھيل وم ةـيفا تاـبثإ م اوعد نود ةـجا ا إ اـم قلعتي ر و لاـب .) اـمك ررق ماـمأ ةرئاد فان تس ھتركذـم ةـخرؤملا -02-29 لدـع اـمع ترمأ ھـب نـم تاءارجإ تاـبث ؛ طرـش نأ ن بـت بابـسأ لودـعلا رـضحم ةـسل ا ،) الـضف نـع نأ لـيكو دملا ةـسل ا ةدوـقعملا ماـمأ ةرئادـلا ةـيئادتب خـ رات -11-17 ىوعدـلا ةـلثاملا ةـ جوتم س ل راـ نإل ةـعقاو عيبلا مدـعو ا ـ ، لـب ن غلل ةـميق عيبملا س ل ـالإ ، املو تصن ھيلع ةرقفلا و نم ةداملا ةعـساتلا نم ماظن تابث ع ھنأ ( : ةـمكحملل نأ ىوعدـلا ا ادن ـسمو مـل نمـضتت اـم يفكي ءاـضقلل ة ـ ب ررحملا وأ هر وزت وأ مدـع ھت ـ ، ذإ نأ ةرئادـلل صحف نـئارقلا اـ زوو ةـيغ لوـصولل ةـجي نلل ةـجتنملا ىوعدـلا ، الـضف نع نأشلا ، دع و ةقباطم ا لـصأل ،) ام و نأ نئارقلا ةفتحم مدع ة دقع عيبلا ، عوقوو ن غلا شحافلا ھيف ، ع لوقلا ھت ب ، ةرئادلاو ةيئا</w:t>
-      </w:r>
-    </w:p>
-    <w:p>
-      <w:pPr>
-        <w:jc w:val="right"/>
-        <w:bidi/>
-      </w:pPr>
-      <w:r>
-        <w:rPr>
-          <w:b w:val="0"/>
-          <w:i w:val="0"/>
-        </w:rPr>
-        <w:t>ضقلا غ ةمزلم ھقيقحتب الإ اذإ تنا ع اقو ءاـضم وأ مـت ا وأ ةمـصبلا ع ررحملا ،) املو تصن ھيلع ةرقفلا و نم ةداملا نوـع ر نم ةـلد ةـيئارج ماـظنل تاـبث ع ھنأ ( : دـتع ةروـصب ررحملا يداـعلا ـلا مل عزاـني اـ ف ووذ ةـمكحملا قيقحتلاـب ةاـ اضملاب ، وأ عامـس دو ـشلا وأ اـم ل ب ، اـقفو دـعاوقلل تاءارج و صوـصنملا اـ لع اذـ .ماـظنلا ـالو عمـس ةدا ـشلا ـالإ اـميف قـلعتي تاـبثإب لوـصح ةـباتكلا وأ ھـب ، لـظو مـص ا رخ ا ـسمتم ررحملاـب ، ناـ و ررحملا اـجتنم عا لا ، مـلو فـكت ع اـقو ىوعدـلا ا ادن ـسمو عاـنقإ ةـمكحملا ة ـ ب طـ ا وأ ءاـضم وأ مـت ا وأ ةمـصبلا ؛ رمأـتف ا مدـع ، املو تـصن ھـيلع ةداملا نوـع ر نـم ماـظن تاـبث ع ھـنأ ( : اذإ ركنأ نم جـتحا ھيلع ررحملاـب يداـعلا ھطخ وأ هءاـضمإ وأ ھمتخ وأ ھتمـصب ، وأ ركنأ كـلذ ھفلخ وأ ھبئاـن وأ يفن ھملع تأر لامعإ لص ءوض ام قبـس ھنايب ، نم نأ بارطـض بجوي طوقسلا ، ھنأو ة ال عم ضقانتلا ، ع اقوو ىوعدلا ت أ ةجتنم عا لا ، امب مزليال ھنم رظنلا ة دقعلا وأ دـعوملا ددـحملا كلذـل ،) اـم و نأ نم دارُي ةا اضم ھعيقوت وتم ، ھيلعو الف نكمي ةا اضم عيقوتلا ءارجإب باتكتـس ، وأ ثع تادن ـسملا ةـ ل ةـصتخملا وأ ب صـصختم ، ةرئادـلاو تاـبث ع ھـنأ ( : 1 ـ ددـحت ةـمكحملا ةـسلج روـض موص ا ميدـقتل اـم م دـل نم تاررحم .ةاـ اضملل 2 ـ بـجي ع مـص ا يذـلا عزاـني ة ـ ررحملا نأ رـضحي ھـسفنب باتكتـسالل ىوـعد دملا اـ أب غ ةررحم ، اـمم دـع اـضقانت عـم قبـسام ھـل باوـ ا .ھـب نـعو مدـع ذاـختا ةرئادـلا ءارج يماـظنلا لاـيح عفدـلا ر و لاـب دـقعلل ، ثـيحو تـصن ةداملا ( 41 ) نـم ماـظن ھصن ...( : اـمأو نع مييقت وـبأ ةـلازغ نإـف ھل وـم مل قفاوي ھيلع اـمنإو قفاو ع ـصلا ...جراـختلا .) و ھتركذـم ةـمدقملا ةرئادـل فاـن تس ةـسل ا ةـخرؤملا 1445-02-20 ،ـ فصو س ـسأتلا ءاـفولاو ...ةـميقلاب إ رخآ ھعوـفد ةـيلا ا نـم نـعطلا ع ر رقتلا ، لـب باـجأ نـع ر رقت وـبأ ةـلازغ ةـسل ا ةدوـقعملا ماـمأ ةرئادـلا ةـيئادتب ةـخرؤملا 1444-12-02 ،ـ امب ةـميقلا ةيمـس ( 450.000 ) لاـ ر ، نأو ةـميقلا ةددـسملا ( 120.000.000 ) لاـ ر ، نأو كاـن دـقع عـيب عـم هدـلاو ، كـسمت و مك اـب تنملا ا ـص ، اـمك كـسمتي تاليدـعتب دقع ناـ هُدـمع ىوعدـلا ر رقتلا رداـصلا نـم وـبأ ةـلازغ ، خرؤملاو 1432-11-07 ،ـ دـقو راـشأ ھيلإ غ اـم عـضوم ماـمأ ةرئادـلا ةـيئادتب ، ملو نعطي ھيف دملا ھيلع ، لـب ناـ ھعفد نأـب ةحفـصلا 4 ، 6 ، 8 نـم ر رقتلا س لو ( 368.757.931 لاـ ر ) ع وحنلا دراولا ب بس لاـب ، رم يذـلا ـضي ھعم مك ا اـبيعم روصقلاـب لالدتـس ـض و اـ رح ...ءاـغلإلاب .) 6 - دملا لـالط وـبأ ةـلازغ ، دـنبلا " اـيناث : اـص قوـق ا ةـي فدلا ةـلدعملا ءا رـشلل ( " قفرم مقر 2 ) يذـلاو ر ظي نأ ةـميق ةكرـش دـمحأ ز ةـ راجتلا غـلبمب هردـقو ( 79.924.901 لاـ ر ) جتو كـلذ</w:t>
+        <w:t>بجدة التجار ة التجار ة المحكمة الثانية ست ناف ست ناف دائرة ۱٤ : ةـ الصفح رقم ۱٤٤۵/۰۳/۱۳ : كـ الص خـ تار</w:t>
+      </w:r>
+    </w:p>
+    <w:p>
+      <w:pPr>
+        <w:jc w:val="right"/>
+        <w:bidi/>
+      </w:pPr>
+      <w:r>
+        <w:rPr>
+          <w:b w:val="0"/>
+          <w:i w:val="0"/>
+        </w:rPr>
+        <w:t>ذلـك وتج ( ر ـال 79.924.901 ) وقـدره بمبلـغ التجار ـة ز أحمـد شـركة قيمـة أن يظ ر والـذي ( 2 رقم مرفق " ) للشـر اء المعدلـة الدف يـة ا قـوق صـا : ثانيـا " البنـد ، غزالـة أبـو طلاـل المد - 6 (. بالإلغـاء... حر ـا و ضـ سـتدلال بـالقصور معيبـا ا كم معھ يضـ الـذي مر ، بـال سب ب الوارد النحو ع ( ر ـال 368.757.931 ) ول س التقر ر مـن 8 ، 6 ، 4 الصـفحة بـأن دفعھ ـان بـل ، عليھ المد فيھ يطعن ولم ، بتدائيـة الـدائرة أمـام موضـع مـا غ إليھ أشـار وقـد ـ، 1432-11-07 والمؤرخ ، غزالـة أبـو مـن الصـادر التقر ر الـدعوى عمـدُه ـان عقد بتعـديلات يتمسـك كمـا ، صـ ا المنت بـا كم و تمسـك ، والـده مـع بيـع عقـد نـاك وأن ، ر ـال ( 120.000.000 ) المسـددة القيمـة وأن ، ر ـال ( 450.000 ) سـمية القيمـة بما ـ، 1444-12-02 المؤرخـة بتدائيـة الـدائرة أمـام المعقـودة ا لسـة غزالـة أبـو تقر ر عـن أجـاب بـل ، التقر ر ع الطعـن مـن ا اليـة دفـوعھ آخر إ بالقيمـة... والوفـاء التأسـ س وصف ـ، 1445-02-20 المؤرخـة ا لسـة ست نـاف لـدائرة المقدمـة مـذكرتھ و (. التخـارج... الصـ ع وافق وإنمـا عليھ يوافق لم مـو لھ فـإن غزالـة أبـو تقييم عن وأمـا : )... نصھ نظـام مـن ( 41 ) المادة نصـت وحيـث ، للعقـد بـال و ر الـدفع حيـال النظـامي جراء الـدائرة اتخـاذ عـدم وعـن بـھ. ا ـواب لـھ ماسـبق مـع تناقضـا عـد ممـا ، محررة غ بأ ـا المد دعـوى للاسـتكتاب بنفسـھ يحضـر أن المحرر ـ ة ينـازع الـذي ا صـم ع يجـب ـ 2 للمضا ـاة. محررات من لـد م مـا لتقـديم ا صوم ضـور جلسـة المحكمـة تحـدد ـ 1 : ) أنـھ ع ثبـات والـدائرة ، متخصـص ب أو المختصـة ل ـة المسـ ندات عث أو ، سـتكتاب بإجراء التوقيع مضا اة يمكن فلا وعليھ ، متو توقيعھ مضا اة يُراد من أن و مـا (، لـذلك المحـدد الموعـد أو العقد ة النظر منھ لايلزم بما ، ال اع منتجة أ ت الدعوى ووقا ع ، التناقض مع لا ة وأنھ ، السقوط يوجب ضـطراب أن من ، بيانھ سـبق ما ضوء صل إعمال رأت علمھ نفي أو نـائبھ أو خلفھ ذلـك أنكر أو ، بصـمتھ أو ختمھ أو إمضـاءه أو خطھ العـادي بـالمحرر عليھ احتـج من أنكر إذا : ) أنـھ ع ثبـات نظـام مـن ر عـون المادة عليـھ نصـت ولما ، عـدم ا فتـأمر ؛ البصـمة أو ا تـم أو مضـاء أو ا ـط ب ـ ة المحكمـة إقنـاع ومسـ ندا ا الـدعوى وقـا ع تكـف ولـم ، ال اع منتجـا المحرر و ـان ، بـالمحرر متمسـ ا خر ا صـم وظـل ، بـھ أو الكتابـة حصـول بإثبـات يتعلـق فيمـا إلاـ الشـ ادة سـمع ولاـ النظـام. ـذا عل ـا المنصـوص و جراءات للقواعـد وفقـا ، ب ل مـا أو الشـ ود سـماع أو ، بالمضا ـاة بـالتحقيق المحكمـة ذوو ف ـا ينـازع لم الـ العـادي المحرر بصـورة عتـد : ) أنھ ع ثبـات لنظـام جرائيـة دلـة من ر عـون المادة من و الفقرة عليھ نصت ولما (، المحرر ع البصـمة أو ا تـم أو مضـاء وقا ع انت إذا إلا بتحقيقھ ملزمة غ القضائية والدائرة ، ب تھ القول ع ، فيھ الفاحش الغ ن ووقوع ، البيع عقد ة عدم محتفة القرائن أن و ما (، لأصـل ا مطابقة و عد ، الشأن عن فضـلا ، الـدعوى المنتجـة للن يجـة للوصـول غيـة ووز ـا القرائـن فحص للـدائرة أن إذ ، ـ تھ عـدم أو تزو ره أو المحرر ب ـ ة للقضـاء يكفي مـا تتضـمن لـم ومسـ ندا ا الـدعوى أن للمحكمـة : ) أنھ ع ثبات نظام من التاسـعة المادة من و الفقرة عليھ نصت ولما ، إلاـ ل س المبيع قيمـة للغ ن بـل ، ـ ا وعـدم البيع واقعـة لإن ـار ل س متوج ـة الماثلـة الـدعوى -11-17 تار ـخ بتدائيـة الـدائرة أمـام المعقـودة ا لسـة المد وكيـل أن عـن فضـلا (، ا لسـة محضـر العـدول أسـباب تـب ن أن شـرط ؛ ثبـات إجراءات مـن بـھ أمرت عمـا عـدل -02-29 المؤرخـة مـذكرتھ ست ناف دائرة أمـام قرر كمـا (. بـال و ر يتعلق مـا إ ا اجـة دون دعوا م إثبـات افيـة مو ليھ بھ يتمسـك ال الب نـات بـأن : )... نصھ بمـا قرر ـ، 1444 أسـباب عـددت العقـد ف ـذا عليھ المد قبـل من اختيار ـا الشـركة تصـفية عـد منتـج وغ مـؤثر غ دفـع ف ـو الـبيع عقـد بـ و ر الـدفع عن عـدل جعلنـا مـا و ـذا : )... نصـھ بمـا ـ، 1445 ا صص ب يع الشر اء قرار صدور عليھ المد دفع ذلك من لايُنال كما (. انتفائھ... وثبوت للمبيع العادل ا قيقي الثمن بتخلف ثم ابتداء العاقدين أحد أ لية عـدم ومحلا ركنا سقوطھ والذي ، التأسـ س عقد بموجب أنھ يـد حيث ، منھ المش اة ا صـص لقيمـة دفعھ ع جوابھ اضـطرب عليھ المد إن حيث ، العـدل و اتب التجارة وزارة أمام وتوثيقھ ، لھ المورث من اد ثم ، ر ـال ( 120.000.000 ) قـدره بمبلغ عليھ مـديونات سـداد ع والـده مع اتفـق أنھ اد ثم ، ر ـال ( 450.000 ) قـدره بمبلغ ، الشـر اء جميع قبل من ا صـص امـل اس يفـاء ع نص اطرحتھ وقـد ، والـده تجـاه عليـھ المد ع ال امـات مـن العقـد ورد مـا مـع ، المبيـع قيمـة مشـمولھ ضـمن يقـع أنـھ يـد والـذي ـ، 1431-09-20 مـؤرخ واتفـاق بيـع عقـد بمـوجب بـأنھ ولا بالشـركة يتعلق لا وجمل ا طو لة سـنوات الدعوى محل الشـركة تأسـ س ع أساسا سابقة وتار خية قانونيـة وقا ع جملـة إ أشار أنھ : )... نصھ بما ذلك مسـ بة درجـة أول محكمـة غ أخرى شـر ات حـ تخص سابقـة عمـل أجرة أو عائليـة مصـار ف كتحمـل دقتـھ أو ـ تھ مـن التحقـق إم ـان المتصـور غ مـن قي مقابـل مـن عليـھ اشـتمل عمـا نا يـك ، أعمال ـا جلسـة المسـ ند وجـود إ أصالـة عليـھ المد شـر لـم حـ بـل ؛ الـدعوى سابقـة مرحلـة أي إطلاقـا إليـھ المشـار المسـ ند تقـديم عـدم لـھ ذلـك عـن فضـلا ، الـدعوى محـل الشـركة سـاقتھ مـا وفـق المسـ ند فحص إجراءات اسـتكمال عـن إليـھ أشـ مـا بجملـة اسـتغنت قـد الـدائرة ـانت مـا و ـو ، تمامـا المسـ ند عليـھ اشـتمل مـا ينـاقض مـا ذكر بـل ـ؛ 9/11/1443 أسامة / عليھ المد من مـدفوع مبلغ بإجما ) البنكيـة المد مورث ال امات سـداد طر ق عن ان المبلغ سـداد بـأن ـ، 1445-02-29 المقدمـة مـذكرتھ أخ ا اد ثم ـ. أ. (. الوقـا ع... بـالتقر ر مث ـت و ـذا (، ر الاـ وثمـانون وسـتة ومئـة ألفـا وأر عـون وسـتة وأر عمئـة مليونـا وثلاـثون وخمسـة مئـة ( 135.446.186: بواقـع ، ز عبـاس أحمـد المرحـوم والـده عـن ، ز أحمـد ومـاذكره ، الشـركة عقـد عـديل المدون الثمن ـو ل س - ال اع موضـوع – ا صـة ثمن بـأن قرار يُث ت عليھ المد جـواب حاصـل إن وحيث (، وشـر اه الفـوزان إم ي ي ) المحـاس بالضـرورة ع لاـ الشـر اء مـن ا صـص امـل اس يفـاء ع نص الـذي التأسـ س عقـد ع التوقيـع مجرد أن ي ـب ن و الب نـة بتفحص فـإنھ ا صـة قيمـة سـداد لإثبـات عليـھ المد عن فضـلا ، عليھ الصـرف : م ا والده ا لف ا ت ليفات أو ، والـده ع مـديونيات سـداد طر ق عن المال رأس سـداد تم أنھ يـد ال خرى عليھ المد ادعاءات عارضـ ا أنھ كما ، حـدوثھ إم ي ي ) تقر ر أن عـن فضـلا ، القيمـة بـدفع عليـھ المد قيـام ع افيـة ب نـة ل سـت ف و التـا ؛ ذلـك يقـدم ولـم ، السـداد مـايث ت لتقـديم م لـة ست نـاف دائرة أمـام طلـب ـونھ ا صـص. بقيمـة علاقـة لـھ ل س مـا ع اشـتمالھ ع علاـوة ، فحسـب م ـا عينـات فحص مـن نحـو ع أتـت نـ يجتھ وإنمـا ، المسـ ندات افـة بفحص يقـم لـم أنـھ تـب ن (، وشـر اه الفـوزان ـانت ولما أنـھ كمـا ، المتبـا ع ن الشـر اء قـوق حفظـا ؛ المث تـة المسـ ندات مـن ونحو ـا بنكيـة حوالـة بمـوجب</w:t>
+      </w:r>
+    </w:p>
+    <w:p>
+      <w:pPr>
+        <w:jc w:val="right"/>
+        <w:bidi/>
+      </w:pPr>
+      <w:r>
+        <w:rPr>
+          <w:b w:val="0"/>
+          <w:i w:val="0"/>
+        </w:rPr>
+        <w:t xml:space="preserve"> إثبا ـا و تـم ، ل ـا يحتـاط ممـا مـوال ـذه مثـل ت ـون أن صـل إن وحيـث البيع ان وإن وحيث ، عارضـ ا ما ظ ور ودون ، وإشـ ار ا ا صـص بيع الشـر اء قرار تار خ من ـ يحة انت إذا تظ ر أن شأ ا من ا الوفاء و العقـد عن الناشـئة وا قوق ل امات عن ي شـأ مـا دون ، لـد ما المطبقـة للإـجراءات وفقـا تـوثيقھ م مـا يطلب مـا توثيـق ع يقتصـر دور مـا أن إلاـ ، رسـمية محررات وأصـبحا ، مضـاء العـدل و ـاتب التجـارة وزارة عليـھ أجرت ـذا بأح ام خلال دون : ) أنھ ع ثبات نظام من الرا عـة المادة عليھ نصت ولما ، سـتدلال بھ سـقط ، حتمال لھ تطرق إذا والـدليل ، سابق أو لاحق أثر من مضاء أو ثبات ذلـك والعشـرون السادسة المادة من الثانية الفقرة عليھ نصت ولما (، الدعوى.. ظروف من ل ا ماي بحسب م ا المحكمـة فتأخـذ ، بي ا ا مع يمكن ولم ، ثبات أدلـة عارضت إذا ، النظام عقد ع أصالـة يوقع لم المورث ب ون محتفـة القرائن أن و ما (، ذلك غ يث ت مـالم ؛ عليھ ـة الرسـ المحرر الشـأن ذوي من أي مـاذكره مضـمون ي ون : ) أنھ ع ثبـات نظـام من الغ ن ف ـا تحقـق قـد عليـھ للمـد المورث مـن ع ـا المتنـازل القيمـة بـأن تضـافرت دلـة أن كمـا ، للأ ليـة وفاقـد مـدرك غ ب ـونھ احتفـت القرائـن أن كمـا ، التأسـ س عقـد و عـديل الـبيع ل س ذلك ع بالتوقيع قام من أن عن فضـلا ". معتمـد ج بـدليل إلا غ ه إ يصار لا والثـابت " الورثة. مواج ة نافـذ غ (، ا صـص قيمـة يخص ) فيما التوثيق في ون لـذا ؛ الفاحش عليھ المد دفـع أن كمـا التأسـ س. عقـد عـديل ع التوقيـع وأم ـ ، ا صـص بيـع أم ـ مـن ـو المورث أن مـن عليـھ المد ادعـاء بـھ ماينـا ض و ـو ، عنـھ وكيـل بـل ، ذاتـھ المورث منفكة. فا ة ، المورث من المباعة ا صـص قيمة ـ ة تقر ر حيث من ، الماثلة بالدعوى الدفع ل ـذا علاقـة لا (، التجار ـة ز أحمـد شـركة ) صـلية صـصھ و يعھ المد بإمضاء ا صـص بقيمـة المطالبـة المد حـق سـقوط الـدفع : ) بقـولھ ، ل ـا سـ داد حق مـا سـقوط ، ا صـص قيمـة المدعي ـن حـق سـقوط مـن عليـھ المد أثـاره مـا ذلـك مـن ولايُنـال فـإن - النظـام ل ـ يح وفقـا – أنھ وحيـث ، مـورثھ مـن عليـھ للمـد المباعـة ا صـص قيمـة مـن بنصـ بھ يطـالب المد أن الـدعوى مـن الـب ن ـان لما : التجار ـة ز أحمـد شـركة المباعـة وقرار ـ 1385 / 3 / 22 بتار ـخ 6/م رقـم مل ي مرسـوم الصـادر الشـر ات نظـام شأ ـا سـري ـان – الـدعوى محـل – الواقعـة ـ أ: لـذلك و يانـا الـدعوى بتلـك المطالبـة حقـھ سـقط المد ومع ، الشـركة عقد لشـروط وفق للغ أو الشـر اء لأحد حصـتھ عن ي نازل أن للشـر ك يجوز : ) أنھ ع النظام من ( 165 ) المادة نصت وقـد ـ، 1385 / 3 / 17 بتار ـخ 185 رقـم الـوزراء مجلس ا صـة اس داد يطلب أن شـر ك ل ل يجوز ا الـة ـذه و ، التنازل شـروط الشـركة مـدير طر ق عن الشـر اء با يخطر أن وجب للغ عوض حصـتھ عن التنـازل الشـر ك أراد إذا ذلـك</w:t>
       </w:r>
     </w:p>
     <w:p>
@@ -1386,33 +1311,33 @@
           <w:b w:val="0"/>
           <w:i w:val="0"/>
         </w:rPr>
-        <w:t>رات ـخ صلا ـك : ۳۱/۳۰/۵٤٤۱ مقر حفصلا ـة : ۵۱ ةرئاد فان تس فان تس ةيناثلا ةمكحملا ة راجتلا ة راجتلا ةدجب</w:t>
-      </w:r>
-    </w:p>
-    <w:p>
-      <w:pPr>
-        <w:jc w:val="right"/>
-        <w:bidi/>
-      </w:pPr>
-      <w:r>
-        <w:rPr>
-          <w:b w:val="0"/>
-          <w:i w:val="0"/>
-        </w:rPr>
-        <w:t>الومحم ع ھبابسأ ، عو ھنمضتام ( اذ مك ا ) نم بابسأ .ةيفاضإ رظنُتل قفو ـ تقملا رـشلا يماـظنلاو ، اـمب ن عتي ھعم رـصح لـصفلا ىوعد ن يعدملا ؛ ھيلعو اس ـسأتو امل قبـس ھنايب ، ت تف ھعم ةرئاد فان تس إ دـييأت مكح ةـمكحم لوأ ةجرد إ ةرئادـلا ةردـصم مـك ا ، اـمو ھلبقت ةـمكحملا نم ةـلدأ عوـفدو ھجوأو عاـفد ةدـيدج ،) ھيلعو نكميف بحاـصل ةفـصلا ـ نإ بغر ـ مدـقتلا ىوعدب ةديدج ةلقتـسم مامأ ةمكحملا ةصتخملا ، ةـ راجتلا ع ھنأ ( : لقنُي فان تس ىوعدـلا ا لاحب لا تنا ا لع لبق رودـص مك ا فنأتـسملا ةبـس لاب إ ام عفر ھنع فان تس طقف ، رظنتو ةـمكحملا فان تس ع ساسأ ام مدق ھعفدـب ، نـمو قحتـسملا ھمالتـسال ، اـقفوو ةدـعاقل رث لـقانلا فاـن تسالل ، أدـبملو ـ اقتلا ع ن تـجرد ، املو تـصن ھـيلع ةرقفلا و نـم ةداملا ةـيناثلا نوناـمثلاو نـم ماـظن مكاـحملا ةيـصولا فرـصب ( 5 )% ھجوـأل ـلا او ، فرـصو يقبتملا نـم ثـلثلا ءاـنبأل وـتملا ( يزاـغ ،) اـم و نأ اذـ بـلطلا مـل ھلواـن ت ةـمكحم لوأ ةـجرد ملو لـصفت ھيف ، ثيح مل ن بـت ھيف نم مزلُملا دملا ھـيلع لوـصولا إ ةـجي ن لاـطبإ تـالا ولا ةرداـصلا نـع م دـلاو دـملل ، نود دنـس حي ـ ، اذـل نوـ يف بـلط دملا ھـيلع ( باوجتـسا ھتدـلاو ) غ .لوـبقم اـميفو قـلعتي ذيفن ب ةرئادـلا ترـشاب عـالط ع ويدـيفلا لـسرملا نـم لـيكو دملا ھـيلع ع دـ رب ةرئادـلا ي و ـكل ، يذـلاو مـت ھـيف لي ـ بوـس م ل ـ ةدـلاو رط ىوعدـلا ، تأرو ھـنأ ى أ ع وـحن تبا ھنم نو ةـياغ دملا ھيلع نم باوجتـس و لصوتلا إ لاطبإ ةـلا ولا ةيعرـشلا ةرداصلا ا م دملل ، لاو ررحم ـسر ھل ھتي ةمئاقلا ھتاذب ، ملو متي نعطلا ا ف ر و لاب ، امك نأ باوجتـس يأ ةـلحرم تناـ اـ لع ىوعدـلا ،) اـم و نأ ءارج يزاوـج ـال ي وـجو ، اـم و نأ ةرئاد فاـن تس تأر مدـع ةـجا ا ھيلإ ، ةـيافكل ع اـقو ىوعدـلا لـصفلا عا لا ، الـضف نع ةددـحملا كلذـل ،) املو تـصن ھـيلع ةداملا ةـسما ا نوثـالثلاو نـم ةـلد ةـيئارج ماـظنل تاـبث ع ھـنأ ( : زوـجي ةـمكحملل - نـم ءاـقلت ا ـسفن وأ ءاـنب ع بـلط دـحأ موـص ا - ءارجإ (21/1 ) نم ماـظن تاـبث ع ھنأ ( : ةـمكحملل - نم ءاـقلت ا ـسفن وأ ءاـنب ع بلط دـحأ موـص ا - نأ رمأـت روـضحب مص ا ھباوجتـسال ، بج و ع نم ررقت ھباوجتـسا نأ رـضحي ةـسل ا هدروأ دملا ھـيلع ةـميق صـص ا ، اـمم نو يـال ھـعم لـحم ءاعدتـسال بـ ا بدـتنملا ؛ ءاـفتنال .ھب ـس اـمأو نـع بـلط دملا ھـيلع ( باوجتـسا ھتدـلاو : ةـقتاع ،) املو تـصن ھـيلع ةداملا نأ لدـع امع ترمأ ھب نم تاءارجإ تابث ؛ طرـش نأ ن بت بابـسأ لودـعلا رـضحم ةسل ا ،) ام و ھنأ ناب ـسا ةرئادلل نابإ ا ـصحف ن ر رقتلل ي دبملا ي ا لاو ، لاوز لا ـش س يذلا ز هدالوأو ..ةـ راجتلا .) ھيلعو اس ـسأتو نع لودـع ةرئادـلا لاـيح ءاعدتـسا ب ا ( لالط وبأ ةـلازغ ،) امل تصن ھيلع ةرقفلا و نم ةداملا ةعـساتلا نم ماظن تابث ع ھنأ ( : ةمكحملل و و ام دـكأ ھيلع ب ا بدـتنملا ةـيا ةرقفلا ( ج ) نم دنبلا ايناث ، امب ھصن ( : ع زوت اص قوقح ءا رـشلا ةكرـش دمحأ ز ة راجتلا ، ع ءا رـشلا دع ةداعإ ع زوت ةصح ةكرـش دمحأ دـمتعملا نم ب ا ساـحملا ةـميقلا ةـيقيق ا ةكرـشلل ؛ اـ و ل تلمتـشا ع اـص قوق ا باـس حاو تازواـجت دملا ھيلع اـ ف ، س لو امك هاعدا دملا ھيلع نم ھنو مقرلا لو ، 2011م ،) نـ ح نأ بـ ا لـصف غـلبملا رخ هردـقو ( : 368.757.931 ) لاـ ر ، ع ھـنأ ( : اـص قوـقح ءا رـشلا ةـي فدلا ةـلدعملا مييقتلاـب رثأو تازواـجتلا ،) ھـيلعو نإـف مـقرلا خ و كـص .مـك ا ةوـالع إ نأ ( ر رقت لـالط وـبأ ةـلازغ ،) ناب ـسا نأ بـ ا ركذ غـلبم ( 68.424.362 ) لاـ ر ، ع ھـنأ ( : ص م قوـقح ةـيكلملا ةـي فدلا ةـع اتلا ةـلدعملا مييقتلاـب اـمك -03-31 م عـالطاب ع ر رقتلا ةرقفلا ةـع ارلا نـم دـنبلا عـ ارلا نم ةـقيثو ـصلا ةـت ثملا ةحفـصلا ةرـشاعلا نم كـص مك ا ، دـنبلاو سداـسلا نم ـصلا ت ثملا ةحفـصلا ةـيدا ا ةرـشع نم الـضف نـع نأ مـكح ـصلا ردـص خـ رات قحـال نـع اذـ ر رقتلا ، ثـيح ردـص مـك ا 1432-12-02 ،ـ اس ـسؤُم ع ھمدـقام بـ ا ر رقتلا ( خ ) فـنآ ركذـلا ، رقأو فارط قـفاوملا 2011-06-27م ، ن ح نأ غـلبملا ردـقملا ب( ـ 368.757.931 ) لاـ ر ، هدروأ بـ ا هر رقت ي اـ لا خرؤملا 1432-11-07 ،ـ قفاوملا 2011-10-05م ة علاو ر رقتلاب ي ا لا ال ي دـبملا ؛ ھيف ةـيافكلا ، ةوـالع إ ھنأ دـع عـالطا ةرئادـلا ع ر رقتلا ( ر رقت لالط وبأ ةـلازغ ،) ناب ـسا نأ ب ا دروأ غلبملا ردـقملا ب ( :ـ 79.924.901 لاـ ر ،) هر رقت ي دـبملا خرؤملا 1432-07-25 ،ـ ر رقت دامتعا ةرئادـلا ھيلع ، مث ن بلطي حي ـ ت ةـميقلا ةـيلعفلا ةكرـشلل ، امك نأ ام هراثأ دملا ھيلع نم ة ـ دـقع عيبلا م ملا عم ھثروم ، دقف تلوانت ةمكحم لوأ ةجرد درلا ھيلع امب لا ر ،) ام و نأ اذـ عفدـلا فاضي إ عوفد دملا ھيلع ةـضقانتملا قباسلا ا ركذ ، ذإ دـي نأ ر رقتلا ةدوسم ، مث دـي ھنأ مل قفاوي ھيلع امنإو قفاو ع ـصلا جراختلا ، مث نعطي نـم نأ ةـميق ةكرـش دـمحأ ز ةـ راجتلا ـ اـقفو ر رقتل لـالط وـبأ ةـلازغ ـ تـس ل اـمك ھـتررق ةـمكحم لوأ ةـجرد نـم اـ أ ( : 368.757.931 ) لاـ ر ، ثيح دـي اـ أ ةـميقب ا ردـق ( : 79.924.901 مامأ بتا لدعلا نا خ رات 2010-09-25م ، ةوالع ع ولخ كيشلا نم يأ حرش ھيلع ن بي ب س .هر رحت لانيالو نم كلذ ام هراثأ دملا ھيلع ھتركذم ةمدقملا خ رات 1445-02-29 ،ـ دادـسلاب ، ذإ برطـضا – اـمك قبـس ھناـيب – ھعوفد ةـميق صـص ا ددـسملاو ا م ، الـضف نع نو كيـشلا ھخ رات قحال خـ راتل عيبلا ، ذإ نأ خـ رات عيبلا نا 2010-08-30م ، ھقيثوتو نو ي ھعم دـسجت ة ـ ىوعد .ن عدملا امأو كيـشلا ةميقب ( 450.000 ) لاـ ر ، مقرب ( 000844 ) خ راتو 2010-10-04م ، بو ـ ملا ع كنب ابماس ، ھنإف مل نكي دـمع دملا ھيلع هاوعد نـم ...ليلدـلا اـقفرم ھـب ي :أ - ةركذـم ن بـت عوـن ليلدـلا .ھتاـناي و ب - ھتلـص ىوعدـلاب هرثأو اـ ف ،) اـم و نأ دملا ھيلع ـح ھخ راـت ، مل مدـقي اـم م ـلا ھميدـقتب نم ھت يب ع دادـسلا ، امم ھيلع ةرقفلا و نم ةداملا ةـسداسلا ةرـشع نم ةـلد ةـيئارج ماظنل تابث ( : اميف مل دري ھب صن صاخ ؛ بجي دـنع ميدـقت يأ ليلد نم ةلدأ تابث ةمكحملل ، قافرإ ة ـ ة ـ او ةـميقل صـص ا ، عـالطا و ةرئادـلا ع اـم ھقفرأ ( ع ماظنلا ) ـ تا مدـع ھميدـقت يأل دن ـسم لدـي ع كلذ ، ىوس قيثوت بتا لدـعلا دـقعو س ـسأتلا لدـعملا ( رركم ن ترم ،) املو تـصن ھـيلع ةرقفلا و نـم ةداملا ةـثلاثلا نـم تاذ ماـظنلا ع ھـنأ ( : ةـن بلا ع نـم ... دا ،) اـم و نأ دملا ھـيلع ةـسلج 1445-02-20 ،ـ دا ھنأ مدـقت روـصب تا يـش ت ثت هدادـس فـيل ت ةـمكحملا عنـصب ليلدـلا ، ھـيفف ضقاـنت أدـبمل داـيح ءاـضقلا ، امل تـصن ھـيلع ةرقفلا و نـم ةداملا ةـيناثلا نـم ماـظن تاـبث ع ھـنأ ( : ع دملا نأ تـ ثي ھيعدـيام نـم قـح ،) امو ةـباتكلاب كـنبلل يزكرملا كونبلاو تاذ ةـقالعلا وأ ةـمكحملا ةـماعلا ةدـجب نم لـجأ بالجتـسا ليلد ھل ع ھنو ماق دادـس ةـميق صـص ا ، نإف نم دا ائ ـش ھيلعف ميدـقت ھت ثيام ، امأو امل سـسأ ھب ىوعدـلا نم دوـجو ن غلا شحاـفلا ، نو و ثروملا ادـقاف ةـيل ألل كارد و ، ھيلعو نكميـالف لاـمعإ هذـ داوملا ةـفنآ ركذـلا ع ةـعقاولا لـحم .ىوعدـلا اـمأو بلط دملا ھيلع صـص ا ، نمو مث مدـع ة ز</w:t>
-      </w:r>
-    </w:p>
-    <w:p>
-      <w:pPr>
-        <w:jc w:val="right"/>
-        <w:bidi/>
-      </w:pPr>
-      <w:r>
-        <w:rPr>
-          <w:b w:val="0"/>
-          <w:i w:val="0"/>
-        </w:rPr>
-        <w:t>اوج ھتبلاطم كلتب ىوعدلا .) .أ .ـ كلذ نأ دملا مل بلطي داد س ا ل ، ملو ركني ةـعقاو عيبلا ا ل ، امنإ نعطي ة ـ ةميقلا لا ا عاتبا دملا ھيلع ، اقفو ( ةـماسأ ز ) داد ـسا صـص ا ةـكولمملا ھـثرومل ثروـمو نـ عدملا ، ثـيحو نإ دملا مـل بـلطي قـح داد ـس وأ قـح ةعفـشلا نأـش كـلت صـص ا مـلو دـبي ةـمث ضا ـعا ع عيبـلا كلتل ھتـصح دـحأل ءا رـشلا تزاـجأو يـأل نـم ءا رـشلا م ـضع وأ مـ عيمج قـح داد ـس بـلطو لوـص ا ع كـلت صـص ا ضوـع ، ثـيحو نإ تباـثلا – رارقإـ و دملا - بـلط دملا ھيلع لزاـنتلا ةـصحب ةدـحاو تيطعأ هذـ ةـص ا ءا رـشلل نيذـلا اوبلط داد ـس عم ةاـعارم مكح ةرقفلا ةـيناثلا نم ةداملا ( 158 .) ب ـ املو ناـ داـفم كـلت ةداملا اـ أ تزاـجأ ك رـشلل لزاـنتلا نع نـم ةداملا ( 157 ،) اذإو لمعتسا قح داد س كأ نم ك رش نا و لزانتلا قلعتي ةلمجب صصح تمسق هذ صص ا ن ب لاط داد س ةبس ب ةصح ل م م سأر لاملا ، اذإو قلع اـ مثب يقيق ا ، اذإـف تضقنا نوثـالث اـموي نم خـ رات راطخ نود نأ لمعتـس دـحأ ءا رـشلا ھقح داد س نا بحاصل ةـص ا ق ا فرـصتلا ا ف عم ةاعارم مكح ةرقفلا ةيناثلا</w:t>
+        <w:t>بجدة التجار ة التجار ة المحكمة الثانية ست ناف ست ناف دائرة ۱۵ : ةـ الصفح رقم ۱٤٤۵/۰۳/۱۳ : كـ الص خـ تار</w:t>
+      </w:r>
+    </w:p>
+    <w:p>
+      <w:pPr>
+        <w:jc w:val="right"/>
+        <w:bidi/>
+      </w:pPr>
+      <w:r>
+        <w:rPr>
+          <w:b w:val="0"/>
+          <w:i w:val="0"/>
+        </w:rPr>
+        <w:t>الثانية الفقرة حكم مراعاة مع ف ا التصـرف ا ق ا صـة لصاحب ان س داد حقھ الشـر اء أحـد سـتعمل أن دون خطار تار ـخ من يومـا ثلاـثون انقضت فـإذا ، ا قيقي بثم ـا علق وإذا ، المال رأس م م ل حصة ب سبة س داد طال ب ن ا صص ذه قسمت حصص بجملة يتعلق التنازل و ان شر ك من أك س داد حق استعمل وإذا (، 157 ) المادة مـن عن التنـازل للشـر ك أجـازت أ ـا المادة تلـك مفـاد ـان ولما ـ ب (. 158 ) المادة من الثانيـة الفقرة حكم مراعـاة مع سـ داد طلبوا الـذين للشـر اء ا صـة ـذه أعطيت واحـدة بحصـة التنـازل عليھ المد طلـب - المد و ـإقرار – الثـابت إن وحيـث ، عـوض ا صـص تلـك ع ا صـول وطلـب سـ داد حـق جميع ـم أو عضـ م الشـر اء مـن لأـي وأجـازت الشـر اء لأحـد حصـتھ لتلك الـبيع ع اعـ اض ثمـة يبـد ولـم ا صـص تلـك شـأن الشـفعة حـق أو سـ داد حـق يطلـب لـم المد إن وحيـث ، المدع ـن ومـورث لمورثـھ المملوكـة ا صـص اسـ داد ( ز أسامـة ) وفقا ، عليھ المد ابتاع ا ال القيمة ـ ة يطعن إنما ، ل ا البيع واقعـة ينكر ولم ، ل ا س داد يطلب لم المد أن ذلك ـ. أ. (. الدعوى بتلك مطالبتھ جواز ة عـدم ثم ومن ، ا صـص عليھ المد طلب وأمـا الـدعوى. محـل الواقعـة ع الـذكر آنفـة المواد ـذه إعمـال فلاـيمكن وعليھ ، و دراك للأ ليـة فاقـدا المورث و ون ، الفـاحش الغ ن وجـود من الـدعوى بھ أسـس لما وأما ، مايث تھ تقـديم فعليھ شـ ئا اد من فإن ، ا صـص قيمـة سـداد قام ونھ ع لھ دليل اسـتجلاب أجـل من بجـدة العامـة المحكمـة أو العلاقـة ذات والبنوك المركزي للبنـك بالكتابـة وما (، حـق مـن مايـدعيھ يث ـت أن المد ع : ) أنـھ ع ثبـات نظـام مـن الثانيـة المادة مـن و الفقرة عليـھ نصـت لما ، القضـاء حيـاد لمبـدأ تنـاقض ففيـھ ، الـدليل بصـنع المحكمـة ت ليـف سـداده تث ت شـي ات بصـور تقـدم أنھ اد ـ، 1445-02-20 جلسـة عليـھ المد أن و مـا (، اد ... مـن ع الب نـة : ) أنـھ ع النظـام ذات مـن الثالثـة المادة مـن و الفقرة عليـھ نصـت ولما (، مرت ن مكرر ) المعـدل التأسـ س وعقـد العـدل اتب توثيق سوى ، ذلك ع يـدل مسـ ند لأي تقـديمھ عـدم ات ـ ( النظام ع ) أرفقھ مـا ع الـدائرة و اطلاـع ، ا صـص لقيمـة وا ـ ة ـ ة إرفاق ، للمحكمة ثبات أدلة من دليل أي تقـديم عنـد يجب ؛ خاص نص بھ يرد لم فيما : ) ثبات لنظام جرائيـة دلـة من عشـرة السادسـة المادة من و الفقرة عليھ مما ، السـداد ع بي تھ من بتقـديمھ الـ م مـا يقـدم لم ، تـار خھ حـ عليھ المد أن و مـا (، ف ـا وأثره بالـدعوى صـلتھ - ب و يانـاتھ. الـدليل نـوع تـب ن مـذكرة - أ: ي بـھ مرفقـا الـدليل... مـن دعواه عليھ المد عمـد يكن لم فإنھ ، سامبا بنك ع الم ـ وب ، م2010-10-04 وتار خ ( 000844 ) برقم ، ر ـال ( 450.000 ) بقيمة الشـيك وأما المدع ن. دعوى ـ ة تجسـد معھ ي ون وتوثيقھ ، م2010-08-30 ان البيع تار ـخ أن إذ ، البيع لتار ـخ لاحق تار خھ الشـيك ون عن فضـلا ، م ا والمسـدد ا صـص قيمـة دفوعھ – بيـانھ سـبق كمـا – اضـطرب إذ ، بالسـداد ـ، 1445-02-29 تار خ المقدمة مذكرتھ عليھ المد أثاره ما ذلك من ولاينال تحر ره. س ب يب ن عليھ شرح أي من الشيك خلو ع علاوة ، م2010-09-25 تار خ ان العدل اتب أمام 79.924.901 : ) قـدر ا بقيمـة أ ـا يـد حيث ، ر ـال ( 368.757.931 : ) أ ـا مـن درجـة أول محكمـة قررتـھ كمـا ل سـت ـ غزالـة أبـو طلاـل لتقر ر وفقـا ـ التجار ـة ز أحمـد شـركة قيمـة أن مـن يطعن ثم ، التخارج الصـ ع وافق وإنما عليھ يوافق لم أنھ يـد ثم ، مسودة التقر ر أن يـد إذ ، ذكر ا السابق المتناقضـة عليھ المد دفوع إ يضاف الـدفع ـذا أن و ما (، ر ال بما عليھ الرد درجة أول محكمة تناولت فقد ، مورثھ مع الم م البيع عقـد ـ ة من عليھ المد أثاره ما أن كما ، للشـركة الفعليـة القيمـة ت ـ يح يطلب ن ثم ، عليھ الـدائرة اعتماد تقر ر ـ، 1432-07-25 المؤرخ المبـد ي تقر ره (، ر ـال 79.924.901 ـ: ) ب المقـدر المبلغ أورد ا ب أن اسـ بان (، غزالـة أبو طلال تقر ر ) التقر ر ع الـدائرة اطلاـع عـد أنھ إ علاـوة ، الكفايـة فيھ ؛ المبـد ي لا ال ا ي بالتقر ر والع ة م2011-10-05 الموافق ـ، 1432-11-07 المؤرخ ال ـا ي تقر ره ا ـب أورده ، ر ـال ( 368.757.931 ـ )ب المقـدر المبلـغ أن ح ن ، م2011-06-27 الموافـق طراف وأقر ، الـذكر آنـف ( خ ) التقر ر ا ـب ماقـدمھ ع مُؤسـ سا ـ، 1432-12-02 ا كـم صـدر حيـث ، التقر ر ـذا عـن لاـحق تار ـخ صـدر الصـ حكـم أن عـن فضـلا من عشـرة ا اديـة الصـفحة المث ت الصـ من السـادس والبنـد ، ا كم صـك من العاشـرة الصـفحة المث تـة الصـ وثيقـة من الرا ـع البنـد مـن الرا عـة الفقرة التقر ر ع باطلاـع م -03-31 كمـا بـالتقييم المعدلـة التا عـة الدف يـة الملكيـة حقـوق م ص : ) أنـھ ع ، ر ـال ( 68.424.362 ) مبلـغ ذكر ا ـب أن اسـ بان (، غزالـة أبـو طلاـل تقر ر ) أن إ علاـوة ا كـم. صـك و خ الرقـم فـإن وعليـھ (، التجـاوزات وأثر بـالتقييم المعدلـة الدف يـة الشـر اء حقـوق صـا : ) أنـھ ع ، ر ـال ( 368.757.931 : ) وقـدره خر المبلـغ فصـل ا ـب أن ح ـن (، م2011 ، ول الرقم ونھ من عليھ المد ادعاه كما ول س ، ف ـا عليھ المد تجـاوزات واح سـاب ا قوق صـا ع اشـتملت ل و ـا ؛ للشـركة ا قيقيـة القيمـة المحـاس ا ب من المعتمـد أحمد شـركة حصة توز ع إعادة عد الشـر اء ع ، التجار ة ز أحمد شـركة الشـر اء حقوق صا توز ع : ) نصھ بما ، ثانيا البند من ( ج ) الفقرة ايـة المنتـدب ا ب عليھ أكـد ما و و للمحكمة : ) أنھ ع ثبات نظام من التاسـعة المادة من و الفقرة عليھ نصت لما (، غزالـة أبو طلال ) ا ب اسـتدعاء حيـال الـدائرة عـدول عن وتأسـ سا وعليھ (. التجار ـة.. وأولاده ز الذي س شـ ال زوال ، وال ا ي المبد ي للتقر ر ن فحصـ ا إبان للدائرة اسـ بان أنھ و ما (، ا لسة محضـر العـدول أسـباب تب ن أن شـرط ؛ ثبات إجراءات من بھ أمرت عما عـدل أن المادة عليـھ نصـت ولما (، عاتقـة : والـدتھ اسـتجواب ) عليـھ المد طلـب عـن وأمـا سـ بھ. لانتفـاء ؛ المنتـدب ا ـب لاسـتدعاء محـل معـھ لاـي ون ممـا ، ا صـص قيمـة عليـھ المد أورده ا لسـة يحضـر أن اسـتجوابھ تقرر من ع و جب ، لاسـتجوابھ ا صم بحضـور تـأمر أن - ا صـوم أحـد طلب ع بنـاء أو نفسـ ا تلقـاء من - للمحكمـة : ) أنھ ع ثبـات نظـام من ( 21/1) إجراء - ا صـوم أحـد طلـب ع بنـاء أو نفسـ ا تلقـاء مـن - للمحكمـة يجـوز : ) أنـھ ع ثبـات لنظـام جرائيـة دلـة مـن والثلاـثون ا امسـة المادة عليـھ نصـت ولما (، لـذلك المحـددة عن فضـلا ، ال اع الفصـل الـدعوى وقـا ع لكفايـة ، إليھ ا اجـة عـدم رأت ست نـاف دائرة أن و مـا ، وجـو ي لاـ جـوازي جراء أن و مـا (، الـدعوى عل ـا ـانت مرحلـة أي سـتجواب أن كما ، بال و ر ف ا الطعن يتم ولم ، بذاتھ القائمة يتھ لھ رسـ محرر وال ، للمد م ا الصادرة الشـرعية الو الـة إبطال إ التوصل و سـتجواب من عليھ المد غايـة ون منھ ابت نحـو ع أ ى أنـھ ورأت ، الـدعوى طر والـدة ـ ل م سـوب ـ يل فيـھ تـم والـذي ، لكـ و ي الـدائرة بر ـد ع عليـھ المد وكيـل مـن المرسـل الفيـديو ع طلاـع باشـرت الـدائرة ب نفيذ يتعلـق وفيمـا مقبـول. غ ( والـدتھ اسـتجواب ) عليـھ المد طلـب في ـون لـذا ، ـ يح سـند دون ، للمـد والـد م عـن الصـادرة الو الاـ</w:t>
+      </w:r>
+    </w:p>
+    <w:p>
+      <w:pPr>
+        <w:jc w:val="right"/>
+        <w:bidi/>
+      </w:pPr>
+      <w:r>
+        <w:rPr>
+          <w:b w:val="0"/>
+          <w:i w:val="0"/>
+        </w:rPr>
+        <w:t>ت إبطـال ن يجـة إ الوصـول عليـھ المد المُلزم من فيھ تـب ن لم حيث ، فيھ تفصـل ولم درجـة أول محكمـة ت نـاولھ لـم الطلـب ـذا أن و مـا (، غـازي ) المتـو لأبنـاء الثلـث مـن المتبقي وصـرف ، وا الـ لأـوجھ %( 5 ) بصـرف الوصـية المحـاكم نظـام مـن والثمـانون الثانيـة المادة مـن و الفقرة عليـھ نصـت ولما ، درجـت ن ع التقا ـ ولمبـدأ ، للاست نـاف الناقـل ثر لقاعـدة ووفقـا ، لاسـتلامھ المسـتحق ومـن ، بـدفعھ قدم ما أساس ع ست ناف المحكمـة وتنظر ، فقط ست ناف عنھ رفع ما إ بال سـبة المسـتأنف ا كم صـدور قبل عل ا انت ال بحال ا الـدعوى ست ناف يُنقل : ) أنھ ع التجار ـة ، المختصة المحكمة أمام مسـتقلة جديدة بدعوى التقـدم ـ رغب إن ـ الصـفة لصـاحب فيمكن وعليھ (، جديـدة دفـاع وأوجھ ودفـوع أدلـة من المحكمـة تقبلھ ومـا ، ا كـم مصـدرة الـدائرة إ درجة أول محكمـة حكم تأييـد إ ست ناف دائرة معھ فت ت ، بيانھ سـبق لما وتأسـ سا وعليھ ؛ المدعي ن دعوى الفصـل حصـر معھ يتع ن بمـا ، والنظـامي الشـر المقت ـ وفق لتُنظر إضافية. أسباب من ( ا كم ذا ) ماتضمنھ وع ، أسبابھ ع محمولا</w:t>
       </w:r>
     </w:p>
     <w:p>
@@ -1438,7 +1363,7 @@
           <w:b w:val="0"/>
           <w:i w:val="0"/>
         </w:rPr>
-        <w:t>ةعـس و رـشع .ـالا ر اـيناث : مازلإ ةـماسأ نـب دـمحأ نـب ساـبع ز ، ةـ و ةـينطو مـقر ( 1008017301 ) نأـب عفدـي ل ـ ناندـع دـمحأ ساـبع ز ، ةـ و ةـينطو مقر حي دـمحم ع يزار ا ، ةـ و ةـينطو مـقر ( 1007056847 ،) اـغلبم هردـق ( : ٢١٩,٦٥١,٢٧ ) ةعبـس نورـشعو اـنويلم ةئمتـسو دـحاو نوـسمخو اـفلأ ناـتئمو مـقر ( 42824717 ) عـم ليدـع ھقوـطنم نوـ يل بـ اـم ي ( : ـالوأ : مازلإ ةـماسأ نـب دـمحأ نـب ساـبع ز ، ةـ و ةـينطو مقر ( 1008017301 ) نأـب عفدـي ل ـ ةـقتاع دمحم تمكح ُةرئادـلا : لوـبقب ن ـضا ع الكـش ، و عوـضوملا : دـييأتب مكح ةرئادـلا ةـ راجتلا و ةـمكحملا ةـ راجتلا ةدـجب خرؤملا 1445-01-01 ،ـ ةيـضقلا</w:t>
+        <w:t>القضـية ـ، 1445-01-01 المؤرخ بجـدة التجار ـة المحكمـة و التجار ـة الـدائرة حكم بتأييـد : الموضـوع و ، شـكلا ع اضـ ن بقبـول : الـدائرةُ حكمت محمد عاتقـة ـ ل يـدفع بـأن ( 1008017301 ) رقم وطنيـة و ـة ، ز عبـاس بـن أحمـد بـن أسامـة إلزام : أولاـ : ) ي مـا ـب لي ـون منطـوقھ عـديل مـع ( 42824717 ) رقـم ومئتـان ألفـا وخمسـون واحـد وسـتمئة مليونـا وعشـرون سـبعة ( ٢٧,٦٥١,٢١٩ : ) قـدره مبلغـا (، 1007056847 ) رقـم وطنيـة و ـة ، ا رازي ع محمـد يح رقم وطنيـة و ـة ، ز عبـاس أحمـد عـدنان ـ ل يـدفع بـأن ( 1008017301 ) رقـم وطنيـة و ـة ، ز عبـاس بـن أحمـد بـن أسامـة إلزام : ثانيـا ر الاـ. عشـر و سـعة</w:t>
       </w:r>
     </w:p>
     <w:p>
@@ -1464,20 +1389,20 @@
           <w:b w:val="0"/>
           <w:i w:val="0"/>
         </w:rPr>
-        <w:t>رات ـخ صلا ـك : ۳۱/۳۰/۵٤٤۱ مقر حفصلا ـة : ٦۱ ةرئاد فان تس فان تس ةيناثلا ةمكحملا ة راجتلا ة راجتلا ةدجب</w:t>
-      </w:r>
-    </w:p>
-    <w:p>
-      <w:pPr>
-        <w:jc w:val="right"/>
-        <w:bidi/>
-      </w:pPr>
-      <w:r>
-        <w:rPr>
-          <w:b w:val="0"/>
-          <w:i w:val="0"/>
-        </w:rPr>
-        <w:t>قفوملا ، صو هللا ملسو ع ان بن دمحم ھلآو ھب و .ن عمجأ (1017092733 ،) اـغلبم هردـق ( : ٢٧٠,٧٧٩,٩٦ ) ةتـس نوعـس و اـنويلم ةئمعبـسو ةعـس و نوعبـسو اـفلأ ناـتئمو نوعبـسو ـالا ر ؛) امل وـ ـ وم .بابـسألاب هللاو</w:t>
+        <w:t>بجدة التجار ة التجار ة المحكمة الثانية ست ناف ست ناف دائرة ۱٦ : ةـ الصفح رقم ۱٤٤۵/۰۳/۱۳ : كـ الص خـ تار</w:t>
+      </w:r>
+    </w:p>
+    <w:p>
+      <w:pPr>
+        <w:jc w:val="right"/>
+        <w:bidi/>
+      </w:pPr>
+      <w:r>
+        <w:rPr>
+          <w:b w:val="0"/>
+          <w:i w:val="0"/>
+        </w:rPr>
+        <w:t>والله بالأسـباب. مو ـ ـو لما (؛ ر الاـ وسـبعون ومئتـان ألفـا وسـبعون و سـعة وسـبعمئة مليونـا و سـعون سـتة ( ٩٦,٧٧٩,٢٧٠ : ) قـدره مبلغـا (، 1017092733) أجمع ن. و بھ وآلھ محمد نب نا ع وسلم الله وص ، الموفق</w:t>
       </w:r>
     </w:p>
     <w:p>
@@ -1503,7 +1428,7 @@
           <w:b w:val="0"/>
           <w:i w:val="0"/>
         </w:rPr>
-        <w:t>بلطي نم عيمج تارازولا ةز ج و ةيمو ا ىرخ لمعلا ع ذيفنت اذ مك ا عيمجب لئاسولا ةيماظنلا ةعبتملا ولو ىدأ إ لامعتسا ةوقلا ةي ا</w:t>
+        <w:t>ا ية القوة استعمال إ أدى ولو المتبعة النظامية الوسائل بجميع ا كم ذا تنفيذ ع العمل خرى ا ومية و ج زة الوزارات جميع من يطلب</w:t>
       </w:r>
     </w:p>
     <w:p>
@@ -1542,59 +1467,59 @@
           <w:b w:val="0"/>
           <w:i w:val="0"/>
         </w:rPr>
-        <w:t>ديبع ضوع ع يرمعلا س ئر ةرئادلا ةيئاضقلا</w:t>
-      </w:r>
-    </w:p>
-    <w:p>
-      <w:pPr>
-        <w:jc w:val="right"/>
-        <w:bidi/>
-      </w:pPr>
-      <w:r>
-        <w:rPr>
-          <w:b w:val="0"/>
-          <w:i w:val="0"/>
-        </w:rPr>
-        <w:t>رات ـخ صلا ـك : ۳۱/۳۰/۵٤٤۱ مقر حفصلا ـة : ۷۱ ةرئاد فان تس فان تس ةيناثلا ةمكحملا ة راجتلا ة راجتلا ةدجب</w:t>
-      </w:r>
-    </w:p>
-    <w:p>
-      <w:pPr>
-        <w:jc w:val="right"/>
-        <w:bidi/>
-      </w:pPr>
-      <w:r>
-        <w:rPr>
-          <w:b w:val="0"/>
-          <w:i w:val="0"/>
-        </w:rPr>
-        <w:t>نسحملادبع نب ز زعلادبع يفيل ا وضع ةرئادلا</w:t>
-      </w:r>
-    </w:p>
-    <w:p>
-      <w:pPr>
-        <w:jc w:val="right"/>
-        <w:bidi/>
-      </w:pPr>
-      <w:r>
-        <w:rPr>
-          <w:b w:val="0"/>
-          <w:i w:val="0"/>
-        </w:rPr>
-        <w:t>ةرادإ ىواعدلا ما ح و ما ح و</w:t>
-      </w:r>
-    </w:p>
-    <w:p>
-      <w:pPr>
-        <w:jc w:val="right"/>
-        <w:bidi/>
-      </w:pPr>
-      <w:r>
-        <w:rPr>
-          <w:b w:val="0"/>
-          <w:i w:val="0"/>
-        </w:rPr>
-        <w:t>منصة ناجز AM 9:02 ,10/3/23</w:t>
+        <w:t>القضائية الدائرة رئ س العمري ع عوض عبيد</w:t>
+      </w:r>
+    </w:p>
+    <w:p>
+      <w:pPr>
+        <w:jc w:val="right"/>
+        <w:bidi/>
+      </w:pPr>
+      <w:r>
+        <w:rPr>
+          <w:b w:val="0"/>
+          <w:i w:val="0"/>
+        </w:rPr>
+        <w:t>بجدة التجار ة التجار ة المحكمة الثانية ست ناف ست ناف دائرة ۱۷ : ةـ الصفح رقم ۱٤٤۵/۰۳/۱۳ : كـ الص خـ تار</w:t>
+      </w:r>
+    </w:p>
+    <w:p>
+      <w:pPr>
+        <w:jc w:val="right"/>
+        <w:bidi/>
+      </w:pPr>
+      <w:r>
+        <w:rPr>
+          <w:b w:val="0"/>
+          <w:i w:val="0"/>
+        </w:rPr>
+        <w:t>الدائرة عضو ا ليفي عبدالعز ز بن عبدالمحسن</w:t>
+      </w:r>
+    </w:p>
+    <w:p>
+      <w:pPr>
+        <w:jc w:val="right"/>
+        <w:bidi/>
+      </w:pPr>
+      <w:r>
+        <w:rPr>
+          <w:b w:val="0"/>
+          <w:i w:val="0"/>
+        </w:rPr>
+        <w:t>و ح ام و ح ام الدعاوى إدارة</w:t>
+      </w:r>
+    </w:p>
+    <w:p>
+      <w:pPr>
+        <w:jc w:val="right"/>
+        <w:bidi/>
+      </w:pPr>
+      <w:r>
+        <w:rPr>
+          <w:b w:val="0"/>
+          <w:i w:val="0"/>
+        </w:rPr>
+        <w:t>10/3/23, 9:02 AM زجان ةصنم</w:t>
       </w:r>
     </w:p>
     <w:p>
@@ -1659,7 +1584,7 @@
           <w:b w:val="0"/>
           <w:i w:val="0"/>
         </w:rPr>
-        <w:t>مقر ذيفنت بلط بلطلا ميدقت ينمزلا طخلا بلطلا تانايب نيصخرملا ليلد</w:t>
+        <w:t>دليل المرخصين بيانات الطلب الخط الزمني تقديم الطلب طلب تنفيذ رقم</w:t>
       </w:r>
     </w:p>
     <w:p>
@@ -1729,54 +1654,50 @@
     </w:p>
     <w:p>
       <w:pPr>
-        <w:jc w:val="right"/>
-        <w:bidi/>
-      </w:pPr>
-      <w:r>
-        <w:rPr>
-          <w:b w:val="0"/>
-          <w:i w:val="0"/>
-        </w:rPr>
-        <w:t>ةمكحملا دنسلا عون دنسلا عون يف ةفصلا بلطلا</w:t>
-      </w:r>
-    </w:p>
-    <w:p>
-      <w:pPr>
-        <w:jc w:val="right"/>
-        <w:bidi/>
-      </w:pPr>
-      <w:r>
-        <w:rPr>
-          <w:b w:val="0"/>
-          <w:i w:val="0"/>
-        </w:rPr>
-        <w:t>ذيفنتلا ةرئاد ةمكحم يعرفلا</w:t>
-      </w:r>
-    </w:p>
-    <w:p>
-      <w:pPr>
-        <w:jc w:val="right"/>
-        <w:bidi/>
-      </w:pPr>
-      <w:r>
-        <w:rPr>
-          <w:b w:val="0"/>
-          <w:i w:val="0"/>
-        </w:rPr>
-        <w:t>يسيئرلا</w:t>
-      </w:r>
-    </w:p>
-    <w:p>
-      <w:pPr>
-        <w:jc w:val="right"/>
-        <w:bidi/>
-      </w:pPr>
-      <w:r>
-        <w:rPr>
-          <w:b w:val="0"/>
-          <w:i w:val="0"/>
-        </w:rPr>
-        <w:t>بلطلا ریال96779270.00 :ةبلاطملا يلامجا</w:t>
+        <w:pStyle w:val="Heading2"/>
+        <w:jc w:val="right"/>
+        <w:bidi/>
+      </w:pPr>
+      <w:r>
+        <w:t>[بيانات الأطراف: المدعي / المدعى عليه / الحاضرون] ===</w:t>
+        <w:br/>
+        <w:t>الطلب الصفة في نوع السند نوع السند المحكمة</w:t>
+      </w:r>
+    </w:p>
+    <w:p>
+      <w:pPr>
+        <w:pStyle w:val="Heading2"/>
+        <w:jc w:val="right"/>
+        <w:bidi/>
+      </w:pPr>
+      <w:r>
+        <w:t>[المتن الفعلي: الوقائع / الأسباب / المنطوق] ===</w:t>
+        <w:br/>
+        <w:t>الفرعي محكمة دائرة التنفيذ</w:t>
+      </w:r>
+    </w:p>
+    <w:p>
+      <w:pPr>
+        <w:pStyle w:val="Heading2"/>
+        <w:jc w:val="right"/>
+        <w:bidi/>
+      </w:pPr>
+      <w:r>
+        <w:t>[المُرسَل إليه / المخاطَب والتحية] ===</w:t>
+        <w:br/>
+        <w:t>الرئيسي</w:t>
+      </w:r>
+    </w:p>
+    <w:p>
+      <w:pPr>
+        <w:pStyle w:val="Heading2"/>
+        <w:jc w:val="right"/>
+        <w:bidi/>
+      </w:pPr>
+      <w:r>
+        <w:t>[المتن الفعلي: الوقائع / الأسباب / المنطوق] ===</w:t>
+        <w:br/>
+        <w:t>اجمالي المطالبة: 96779270.00لایر الطلب</w:t>
       </w:r>
     </w:p>
     <w:p>
@@ -1828,20 +1749,20 @@
           <w:b w:val="0"/>
           <w:i w:val="0"/>
         </w:rPr>
-        <w:t>و قرارات أمر صادر من منفذ ضده مالي - احكام حكم /قرار/</w:t>
-      </w:r>
-    </w:p>
-    <w:p>
-      <w:pPr>
-        <w:jc w:val="right"/>
-        <w:bidi/>
-      </w:pPr>
-      <w:r>
-        <w:rPr>
-          <w:b w:val="0"/>
-          <w:i w:val="0"/>
-        </w:rPr>
-        <w:t>ةمكحملا</w:t>
+        <w:t>/رارق/ مكح ماكحا - يلام هدض ذفنم نم رداص رمأ تارارق و</w:t>
+      </w:r>
+    </w:p>
+    <w:p>
+      <w:pPr>
+        <w:jc w:val="right"/>
+        <w:bidi/>
+      </w:pPr>
+      <w:r>
+        <w:rPr>
+          <w:b w:val="0"/>
+          <w:i w:val="0"/>
+        </w:rPr>
+        <w:t>المحكمة</w:t>
       </w:r>
     </w:p>
     <w:p>
@@ -1880,20 +1801,20 @@
           <w:b w:val="0"/>
           <w:i w:val="0"/>
         </w:rPr>
-        <w:t>المحول للمستفيد 0لایر</w:t>
-      </w:r>
-    </w:p>
-    <w:p>
-      <w:pPr>
-        <w:jc w:val="right"/>
-        <w:bidi/>
-      </w:pPr>
-      <w:r>
-        <w:rPr>
-          <w:b w:val="0"/>
-          <w:i w:val="0"/>
-        </w:rPr>
-        <w:t>ریال96779270 يقبتملا غلبملا</w:t>
+        <w:t>ریال0 ديفتسملل لوحملا</w:t>
+      </w:r>
+    </w:p>
+    <w:p>
+      <w:pPr>
+        <w:jc w:val="right"/>
+        <w:bidi/>
+      </w:pPr>
+      <w:r>
+        <w:rPr>
+          <w:b w:val="0"/>
+          <w:i w:val="0"/>
+        </w:rPr>
+        <w:t>المبلغ المتبقي 96779270لایر</w:t>
       </w:r>
     </w:p>
     <w:p>
@@ -1984,7 +1905,7 @@
           <w:b w:val="0"/>
           <w:i w:val="0"/>
         </w:rPr>
-        <w:t>46 طلب رفع اجراء من قرار</w:t>
+        <w:t>رارق نم ءارجا عفر بلط 46</w:t>
       </w:r>
     </w:p>
     <w:p>
@@ -2036,7 +1957,7 @@
           <w:b w:val="0"/>
           <w:i w:val="0"/>
         </w:rPr>
-        <w:t>بلطلا ىلع تاءارجإ</w:t>
+        <w:t>إجراءات على الطلب</w:t>
       </w:r>
     </w:p>
     <w:p>
@@ -2075,7 +1996,7 @@
           <w:b w:val="0"/>
           <w:i w:val="0"/>
         </w:rPr>
-        <w:t>بلطلا لوبق مت</w:t>
+        <w:t>تم قبول الطلب</w:t>
       </w:r>
     </w:p>
     <w:p>
@@ -2140,33 +2061,33 @@
           <w:b w:val="0"/>
           <w:i w:val="0"/>
         </w:rPr>
-        <w:t>يلدعلا غيلبتلا</w:t>
-      </w:r>
-    </w:p>
-    <w:p>
-      <w:pPr>
-        <w:jc w:val="right"/>
-        <w:bidi/>
-      </w:pPr>
-      <w:r>
-        <w:rPr>
-          <w:b w:val="0"/>
-          <w:i w:val="0"/>
-        </w:rPr>
-        <w:t> ةيئاضقلا فيلاكتلا</w:t>
-      </w:r>
-    </w:p>
-    <w:p>
-      <w:pPr>
-        <w:jc w:val="right"/>
-        <w:bidi/>
-      </w:pPr>
-      <w:r>
-        <w:rPr>
-          <w:b w:val="0"/>
-          <w:i w:val="0"/>
-        </w:rPr>
-        <w:t> يلدعلا لصاوتلا</w:t>
+        <w:t>التبليغ العدلي</w:t>
+      </w:r>
+    </w:p>
+    <w:p>
+      <w:pPr>
+        <w:jc w:val="right"/>
+        <w:bidi/>
+      </w:pPr>
+      <w:r>
+        <w:rPr>
+          <w:b w:val="0"/>
+          <w:i w:val="0"/>
+        </w:rPr>
+        <w:t>التكاليف القضائية </w:t>
+      </w:r>
+    </w:p>
+    <w:p>
+      <w:pPr>
+        <w:jc w:val="right"/>
+        <w:bidi/>
+      </w:pPr>
+      <w:r>
+        <w:rPr>
+          <w:b w:val="0"/>
+          <w:i w:val="0"/>
+        </w:rPr>
+        <w:t>التواصل العدلي </w:t>
       </w:r>
     </w:p>
     <w:p>
@@ -2192,7 +2113,7 @@
           <w:b w:val="0"/>
           <w:i w:val="0"/>
         </w:rPr>
-        <w:t>ةيلدعلا   قيثوتلا   ذيفنتلا  سلافلإا  ءاضقلا ...</w:t>
+        <w:t>... القضاء  اإلفالس  التنفيذ   التوثيق   العدلية</w:t>
       </w:r>
     </w:p>
     <w:p>
@@ -2262,54 +2183,50 @@
     </w:p>
     <w:p>
       <w:pPr>
-        <w:jc w:val="right"/>
-        <w:bidi/>
-      </w:pPr>
-      <w:r>
-        <w:rPr>
-          <w:b w:val="0"/>
-          <w:i w:val="0"/>
-        </w:rPr>
-        <w:t>ةمكحملا دنسلا عون دنسلا عون يف ةفصلا بلطلا</w:t>
-      </w:r>
-    </w:p>
-    <w:p>
-      <w:pPr>
-        <w:jc w:val="right"/>
-        <w:bidi/>
-      </w:pPr>
-      <w:r>
-        <w:rPr>
-          <w:b w:val="0"/>
-          <w:i w:val="0"/>
-        </w:rPr>
-        <w:t>ذيفنتلا ةرئاد ةمكحم يعرفلا</w:t>
-      </w:r>
-    </w:p>
-    <w:p>
-      <w:pPr>
-        <w:jc w:val="right"/>
-        <w:bidi/>
-      </w:pPr>
-      <w:r>
-        <w:rPr>
-          <w:b w:val="0"/>
-          <w:i w:val="0"/>
-        </w:rPr>
-        <w:t>يسيئرلا</w:t>
-      </w:r>
-    </w:p>
-    <w:p>
-      <w:pPr>
-        <w:jc w:val="right"/>
-        <w:bidi/>
-      </w:pPr>
-      <w:r>
-        <w:rPr>
-          <w:b w:val="0"/>
-          <w:i w:val="0"/>
-        </w:rPr>
-        <w:t>بلطلا ریال27651219.00 :ةبلاطملا يلامجا</w:t>
+        <w:pStyle w:val="Heading2"/>
+        <w:jc w:val="right"/>
+        <w:bidi/>
+      </w:pPr>
+      <w:r>
+        <w:t>[بيانات الأطراف: المدعي / المدعى عليه / الحاضرون] ===</w:t>
+        <w:br/>
+        <w:t>الطلب الصفة في نوع السند نوع السند المحكمة</w:t>
+      </w:r>
+    </w:p>
+    <w:p>
+      <w:pPr>
+        <w:pStyle w:val="Heading2"/>
+        <w:jc w:val="right"/>
+        <w:bidi/>
+      </w:pPr>
+      <w:r>
+        <w:t>[المتن الفعلي: الوقائع / الأسباب / المنطوق] ===</w:t>
+        <w:br/>
+        <w:t>الفرعي محكمة دائرة التنفيذ</w:t>
+      </w:r>
+    </w:p>
+    <w:p>
+      <w:pPr>
+        <w:pStyle w:val="Heading2"/>
+        <w:jc w:val="right"/>
+        <w:bidi/>
+      </w:pPr>
+      <w:r>
+        <w:t>[المُرسَل إليه / المخاطَب والتحية] ===</w:t>
+        <w:br/>
+        <w:t>الرئيسي</w:t>
+      </w:r>
+    </w:p>
+    <w:p>
+      <w:pPr>
+        <w:pStyle w:val="Heading2"/>
+        <w:jc w:val="right"/>
+        <w:bidi/>
+      </w:pPr>
+      <w:r>
+        <w:t>[المتن الفعلي: الوقائع / الأسباب / المنطوق] ===</w:t>
+        <w:br/>
+        <w:t>اجمالي المطالبة: 27651219.00لایر الطلب</w:t>
       </w:r>
     </w:p>
     <w:p>
@@ -2361,20 +2278,20 @@
           <w:b w:val="0"/>
           <w:i w:val="0"/>
         </w:rPr>
-        <w:t>قرارات أمر صادر من منفذ ضده مالي - احكام و حكم /قرار/</w:t>
-      </w:r>
-    </w:p>
-    <w:p>
-      <w:pPr>
-        <w:jc w:val="right"/>
-        <w:bidi/>
-      </w:pPr>
-      <w:r>
-        <w:rPr>
-          <w:b w:val="0"/>
-          <w:i w:val="0"/>
-        </w:rPr>
-        <w:t>ةمكحملا</w:t>
+        <w:t>/رارق/ مكح و ماكحا - يلام هدض ذفنم نم رداص رمأ تارارق</w:t>
+      </w:r>
+    </w:p>
+    <w:p>
+      <w:pPr>
+        <w:jc w:val="right"/>
+        <w:bidi/>
+      </w:pPr>
+      <w:r>
+        <w:rPr>
+          <w:b w:val="0"/>
+          <w:i w:val="0"/>
+        </w:rPr>
+        <w:t>المحكمة</w:t>
       </w:r>
     </w:p>
     <w:p>
@@ -2413,20 +2330,20 @@
           <w:b w:val="0"/>
           <w:i w:val="0"/>
         </w:rPr>
-        <w:t>المحول للمستفيد 0لایر</w:t>
-      </w:r>
-    </w:p>
-    <w:p>
-      <w:pPr>
-        <w:jc w:val="right"/>
-        <w:bidi/>
-      </w:pPr>
-      <w:r>
-        <w:rPr>
-          <w:b w:val="0"/>
-          <w:i w:val="0"/>
-        </w:rPr>
-        <w:t>ریال27651219 يقبتملا غلبملا</w:t>
+        <w:t>ریال0 ديفتسملل لوحملا</w:t>
+      </w:r>
+    </w:p>
+    <w:p>
+      <w:pPr>
+        <w:jc w:val="right"/>
+        <w:bidi/>
+      </w:pPr>
+      <w:r>
+        <w:rPr>
+          <w:b w:val="0"/>
+          <w:i w:val="0"/>
+        </w:rPr>
+        <w:t>المبلغ المتبقي 27651219لایر</w:t>
       </w:r>
     </w:p>
     <w:p>
@@ -2543,7 +2460,7 @@
           <w:b w:val="0"/>
           <w:i w:val="0"/>
         </w:rPr>
-        <w:t>46 طلب رفع اجراء من قرار</w:t>
+        <w:t>رارق نم ءارجا عفر بلط 46</w:t>
       </w:r>
     </w:p>
     <w:p>
@@ -2595,7 +2512,7 @@
           <w:b w:val="0"/>
           <w:i w:val="0"/>
         </w:rPr>
-        <w:t>بلطلا ىلع تاءارجإ</w:t>
+        <w:t>إجراءات على الطلب</w:t>
       </w:r>
     </w:p>
     <w:p>
@@ -2647,7 +2564,7 @@
           <w:b w:val="0"/>
           <w:i w:val="0"/>
         </w:rPr>
-        <w:t>بلطلا لوبق مت</w:t>
+        <w:t>تم قبول الطلب</w:t>
       </w:r>
     </w:p>
     <w:p>
@@ -2686,20 +2603,20 @@
           <w:b w:val="0"/>
           <w:i w:val="0"/>
         </w:rPr>
-        <w:t>غلبملا تانايب</w:t>
-      </w:r>
-    </w:p>
-    <w:p>
-      <w:pPr>
-        <w:jc w:val="right"/>
-        <w:bidi/>
-      </w:pPr>
-      <w:r>
-        <w:rPr>
-          <w:b w:val="0"/>
-          <w:i w:val="0"/>
-        </w:rPr>
-        <w:t>ملتسملا غلبملاهب موكحملا / دنسلا يف نودملا غلبملا</w:t>
+        <w:t>بيانات المبلغ</w:t>
+      </w:r>
+    </w:p>
+    <w:p>
+      <w:pPr>
+        <w:jc w:val="right"/>
+        <w:bidi/>
+      </w:pPr>
+      <w:r>
+        <w:rPr>
+          <w:b w:val="0"/>
+          <w:i w:val="0"/>
+        </w:rPr>
+        <w:t>المبلغ المدون في السند / المحكوم بهالمبلغ المستلم</w:t>
       </w:r>
     </w:p>
     <w:p>
@@ -2751,7 +2668,7 @@
           <w:b w:val="0"/>
           <w:i w:val="0"/>
         </w:rPr>
-        <w:t>يقبتملا غلبملا 27651219</w:t>
+        <w:t>27651219 المبلغ المتبقي</w:t>
       </w:r>
     </w:p>
     <w:p>
@@ -2769,27 +2686,25 @@
     </w:p>
     <w:p>
       <w:pPr>
-        <w:jc w:val="right"/>
-        <w:bidi/>
-      </w:pPr>
-      <w:r>
-        <w:rPr>
-          <w:b w:val="0"/>
-          <w:i w:val="0"/>
-        </w:rPr>
-        <w:t>ةلمعلا يدوعس ریال</w:t>
-      </w:r>
-    </w:p>
-    <w:p>
-      <w:pPr>
-        <w:jc w:val="right"/>
-        <w:bidi/>
-      </w:pPr>
-      <w:r>
-        <w:rPr>
-          <w:b w:val="0"/>
-          <w:i w:val="0"/>
-        </w:rPr>
+        <w:pStyle w:val="Heading2"/>
+        <w:jc w:val="right"/>
+        <w:bidi/>
+      </w:pPr>
+      <w:r>
+        <w:t>[بيانات الأطراف: المدعي / المدعى عليه / الحاضرون] ===</w:t>
+        <w:br/>
+        <w:t>لایر سعودي العملة</w:t>
+      </w:r>
+    </w:p>
+    <w:p>
+      <w:pPr>
+        <w:pStyle w:val="Heading2"/>
+        <w:jc w:val="right"/>
+        <w:bidi/>
+      </w:pPr>
+      <w:r>
+        <w:t>[المتن الفعلي: الوقائع / الأسباب / المنطوق] ===</w:t>
+        <w:br/>
         <w:t>دنسلا تانايب</w:t>
       </w:r>
     </w:p>
@@ -2816,20 +2731,20 @@
           <w:b w:val="0"/>
           <w:i w:val="0"/>
         </w:rPr>
-        <w:t>مكحلا هردصم همكحملا 42824717</w:t>
-      </w:r>
-    </w:p>
-    <w:p>
-      <w:pPr>
-        <w:jc w:val="right"/>
-        <w:bidi/>
-      </w:pPr>
-      <w:r>
-        <w:rPr>
-          <w:b w:val="0"/>
-          <w:i w:val="0"/>
-        </w:rPr>
-        <w:t>ةدجب ةيراجتلا ةمكحملا</w:t>
+        <w:t>42824717 المحكمه مصدره الحكم</w:t>
+      </w:r>
+    </w:p>
+    <w:p>
+      <w:pPr>
+        <w:jc w:val="right"/>
+        <w:bidi/>
+      </w:pPr>
+      <w:r>
+        <w:rPr>
+          <w:b w:val="0"/>
+          <w:i w:val="0"/>
+        </w:rPr>
+        <w:t>المحكمة التجارية بجدة</w:t>
       </w:r>
     </w:p>
     <w:p>
@@ -2897,40 +2812,38 @@
     </w:p>
     <w:p>
       <w:pPr>
-        <w:jc w:val="right"/>
-        <w:bidi/>
-      </w:pPr>
-      <w:r>
-        <w:rPr>
-          <w:b w:val="0"/>
-          <w:i w:val="0"/>
-        </w:rPr>
-        <w:t>تاقفرملا</w:t>
-      </w:r>
-    </w:p>
-    <w:p>
-      <w:pPr>
-        <w:jc w:val="right"/>
-        <w:bidi/>
-      </w:pPr>
-      <w:r>
-        <w:rPr>
-          <w:b w:val="0"/>
-          <w:i w:val="0"/>
-        </w:rPr>
-        <w:t>:يلاتلا نم دكأت حاجنب كبلط لامكلا , ديفتسملا يزيزع</w:t>
-      </w:r>
-    </w:p>
-    <w:p>
-      <w:pPr>
         <w:pStyle w:val="Heading2"/>
         <w:jc w:val="right"/>
         <w:bidi/>
       </w:pPr>
       <w:r>
-        <w:t>[بيانات الأطراف: المدعي / المدعى عليه / الحاضرون] ===</w:t>
+        <w:t>[الطلبات / المرفقات] ===</w:t>
         <w:br/>
-        <w:t>. تاقفرملا حسمل ةدعاسم تاقيبطت مادختسا لضفي يئوض حسام دجوي لا لاح يف</w:t>
+        <w:t>المرفقات</w:t>
+      </w:r>
+    </w:p>
+    <w:p>
+      <w:pPr>
+        <w:pStyle w:val="Heading2"/>
+        <w:jc w:val="right"/>
+        <w:bidi/>
+      </w:pPr>
+      <w:r>
+        <w:t>[المتن الفعلي: الوقائع / الأسباب / المنطوق] ===</w:t>
+        <w:br/>
+        <w:t>عزيزي المستفيد , الكمال طلبك بنجاح تأكد من التالي:</w:t>
+      </w:r>
+    </w:p>
+    <w:p>
+      <w:pPr>
+        <w:pStyle w:val="Heading2"/>
+        <w:jc w:val="right"/>
+        <w:bidi/>
+      </w:pPr>
+      <w:r>
+        <w:t>[الطلبات / المرفقات] ===</w:t>
+        <w:br/>
+        <w:t>في حال ال يوجد ماسح ضوئي يفضل استخدام تطبيقات مساعدة لمسح المرفقات .</w:t>
       </w:r>
     </w:p>
     <w:p>
@@ -2968,20 +2881,20 @@
           <w:b w:val="0"/>
           <w:i w:val="0"/>
         </w:rPr>
-        <w:t>. بيترتلا سفنبو دحاو pdf فلمب تاحفصلا عيمج قافرإ نم دكأت تاحفص ةدع نم نوكم يذيفنتلا دنسلا ناك نا</w:t>
-      </w:r>
-    </w:p>
-    <w:p>
-      <w:pPr>
-        <w:jc w:val="right"/>
-        <w:bidi/>
-      </w:pPr>
-      <w:r>
-        <w:rPr>
-          <w:b w:val="0"/>
-          <w:i w:val="0"/>
-        </w:rPr>
-        <w:t>. ىرخلأا تادنتسملا نم اهريغ نود, طقف يذيفنتلا دنسلاب ةصاخلا تادنتسملا قافرإ متي</w:t>
+        <w:t>ان كان السند التنفيذي مكون من عدة صفحات تأكد من إرفاق جميع الصفحات بملف pdf واحد وبنفس الترتيب .</w:t>
+      </w:r>
+    </w:p>
+    <w:p>
+      <w:pPr>
+        <w:jc w:val="right"/>
+        <w:bidi/>
+      </w:pPr>
+      <w:r>
+        <w:rPr>
+          <w:b w:val="0"/>
+          <w:i w:val="0"/>
+        </w:rPr>
+        <w:t>يتم إرفاق المستندات الخاصة بالسند التنفيذي فقط ,دون غيرها من المستندات األخرى .</w:t>
       </w:r>
     </w:p>
     <w:p>
@@ -3005,20 +2918,20 @@
       <w:r>
         <w:t>[المتن الفعلي: الوقائع / الأسباب / المنطوق] ===</w:t>
         <w:br/>
-        <w:t>\* دنسلا نم ةخسن ينيزلا ةماسا دض مكح ضرع فانئتسلاا ديات و يئادبا pdf.ةيعطقلا بستكملا</w:t>
-      </w:r>
-    </w:p>
-    <w:p>
-      <w:pPr>
-        <w:jc w:val="right"/>
-        <w:bidi/>
-      </w:pPr>
-      <w:r>
-        <w:rPr>
-          <w:b w:val="0"/>
-          <w:i w:val="0"/>
-        </w:rPr>
-        <w:t>ةنولم ةروصلا نوكت نا بجي - PDF فلملا ةغيص</w:t>
+        <w:t>المكتسب القطعيةpdf. ابدائي و تايد االستئناف عرض حكم ضد اسامة الزيني نسخة من السند *\</w:t>
+      </w:r>
+    </w:p>
+    <w:p>
+      <w:pPr>
+        <w:jc w:val="right"/>
+        <w:bidi/>
+      </w:pPr>
+      <w:r>
+        <w:rPr>
+          <w:b w:val="0"/>
+          <w:i w:val="0"/>
+        </w:rPr>
+        <w:t>صيغة الملف PDF - يجب ان تكون الصورة ملونة</w:t>
       </w:r>
     </w:p>
     <w:p>
@@ -3044,33 +2957,33 @@
           <w:b w:val="0"/>
           <w:i w:val="0"/>
         </w:rPr>
-        <w:t>يلدعلا غيلبتلا</w:t>
-      </w:r>
-    </w:p>
-    <w:p>
-      <w:pPr>
-        <w:jc w:val="right"/>
-        <w:bidi/>
-      </w:pPr>
-      <w:r>
-        <w:rPr>
-          <w:b w:val="0"/>
-          <w:i w:val="0"/>
-        </w:rPr>
-        <w:t> ةيئاضقلا فيلاكتلا</w:t>
-      </w:r>
-    </w:p>
-    <w:p>
-      <w:pPr>
-        <w:jc w:val="right"/>
-        <w:bidi/>
-      </w:pPr>
-      <w:r>
-        <w:rPr>
-          <w:b w:val="0"/>
-          <w:i w:val="0"/>
-        </w:rPr>
-        <w:t> يلدعلا لصاوتلا</w:t>
+        <w:t>التبليغ العدلي</w:t>
+      </w:r>
+    </w:p>
+    <w:p>
+      <w:pPr>
+        <w:jc w:val="right"/>
+        <w:bidi/>
+      </w:pPr>
+      <w:r>
+        <w:rPr>
+          <w:b w:val="0"/>
+          <w:i w:val="0"/>
+        </w:rPr>
+        <w:t>التكاليف القضائية </w:t>
+      </w:r>
+    </w:p>
+    <w:p>
+      <w:pPr>
+        <w:jc w:val="right"/>
+        <w:bidi/>
+      </w:pPr>
+      <w:r>
+        <w:rPr>
+          <w:b w:val="0"/>
+          <w:i w:val="0"/>
+        </w:rPr>
+        <w:t>التواصل العدلي </w:t>
       </w:r>
     </w:p>
     <w:p>
@@ -3096,7 +3009,7 @@
           <w:b w:val="0"/>
           <w:i w:val="0"/>
         </w:rPr>
-        <w:t>ةيلدعلا   قيثوتلا   ذيفنتلا  سلافلإا  ءاضقلا  تامولعملا ةحول</w:t>
+        <w:t>لوحة المعلومات  القضاء  اإلفالس  التنفيذ   التوثيق   العدلية</w:t>
       </w:r>
     </w:p>
     <w:p>
@@ -3148,33 +3061,33 @@
           <w:b w:val="0"/>
           <w:i w:val="0"/>
         </w:rPr>
-        <w:t>يلدعلا غيلبتلا</w:t>
-      </w:r>
-    </w:p>
-    <w:p>
-      <w:pPr>
-        <w:jc w:val="right"/>
-        <w:bidi/>
-      </w:pPr>
-      <w:r>
-        <w:rPr>
-          <w:b w:val="0"/>
-          <w:i w:val="0"/>
-        </w:rPr>
-        <w:t> ةيئاضقلا فيلاكتلا</w:t>
-      </w:r>
-    </w:p>
-    <w:p>
-      <w:pPr>
-        <w:jc w:val="right"/>
-        <w:bidi/>
-      </w:pPr>
-      <w:r>
-        <w:rPr>
-          <w:b w:val="0"/>
-          <w:i w:val="0"/>
-        </w:rPr>
-        <w:t> يلدعلا لصاوتلا</w:t>
+        <w:t>التبليغ العدلي</w:t>
+      </w:r>
+    </w:p>
+    <w:p>
+      <w:pPr>
+        <w:jc w:val="right"/>
+        <w:bidi/>
+      </w:pPr>
+      <w:r>
+        <w:rPr>
+          <w:b w:val="0"/>
+          <w:i w:val="0"/>
+        </w:rPr>
+        <w:t>التكاليف القضائية </w:t>
+      </w:r>
+    </w:p>
+    <w:p>
+      <w:pPr>
+        <w:jc w:val="right"/>
+        <w:bidi/>
+      </w:pPr>
+      <w:r>
+        <w:rPr>
+          <w:b w:val="0"/>
+          <w:i w:val="0"/>
+        </w:rPr>
+        <w:t>التواصل العدلي </w:t>
       </w:r>
     </w:p>
     <w:p>
@@ -3200,7 +3113,7 @@
           <w:b w:val="0"/>
           <w:i w:val="0"/>
         </w:rPr>
-        <w:t>ةيلدعلا   قيثوتلا   ذيفنتلا  سلافلإا بلطلا  مدقم</w:t>
+        <w:t>مقدم  الطلب اإلفالس  التنفيذ   التوثيق   العدلية</w:t>
       </w:r>
     </w:p>
     <w:p>
@@ -3237,20 +3150,20 @@
       <w:r>
         <w:t>[المتن الفعلي: الوقائع / الأسباب / المنطوق] ===</w:t>
         <w:br/>
-        <w:t>المنفذ ضده</w:t>
-      </w:r>
-    </w:p>
-    <w:p>
-      <w:pPr>
-        <w:jc w:val="right"/>
-        <w:bidi/>
-      </w:pPr>
-      <w:r>
-        <w:rPr>
-          <w:b w:val="0"/>
-          <w:i w:val="0"/>
-        </w:rPr>
-        <w:t>ذيفنتلا بلاط</w:t>
+        <w:t>هدض ذفنملا</w:t>
+      </w:r>
+    </w:p>
+    <w:p>
+      <w:pPr>
+        <w:jc w:val="right"/>
+        <w:bidi/>
+      </w:pPr>
+      <w:r>
+        <w:rPr>
+          <w:b w:val="0"/>
+          <w:i w:val="0"/>
+        </w:rPr>
+        <w:t>طالب التنفيذ</w:t>
       </w:r>
     </w:p>
     <w:p>
@@ -3276,7 +3189,7 @@
           <w:b w:val="0"/>
           <w:i w:val="0"/>
         </w:rPr>
-        <w:t>غلبملا - يزارحلا ىلعدمحم يحيدمحم هقتاع</w:t>
+        <w:t>عاتقه محمديحي محمدعلى الحرازي - المبلغ</w:t>
       </w:r>
     </w:p>
     <w:p>
@@ -3361,20 +3274,20 @@
       <w:r>
         <w:t>[المتن الفعلي: الوقائع / الأسباب / المنطوق] ===</w:t>
         <w:br/>
-        <w:t>رارقلا مقر 400344502394972</w:t>
-      </w:r>
-    </w:p>
-    <w:p>
-      <w:pPr>
-        <w:jc w:val="right"/>
-        <w:bidi/>
-      </w:pPr>
-      <w:r>
-        <w:rPr>
-          <w:b w:val="0"/>
-          <w:i w:val="0"/>
-        </w:rPr>
-        <w:t>رارقلا رادصإ خيرات 1445/04/08</w:t>
+        <w:t>400344502394972 رقم القرار</w:t>
+      </w:r>
+    </w:p>
+    <w:p>
+      <w:pPr>
+        <w:jc w:val="right"/>
+        <w:bidi/>
+      </w:pPr>
+      <w:r>
+        <w:rPr>
+          <w:b w:val="0"/>
+          <w:i w:val="0"/>
+        </w:rPr>
+        <w:t>1445/04/08 تاريخ إصدار القرار</w:t>
       </w:r>
     </w:p>
     <w:p>
@@ -3426,20 +3339,20 @@
           <w:b w:val="0"/>
           <w:i w:val="0"/>
         </w:rPr>
-        <w:t>رضاحملا </w:t>
-      </w:r>
-    </w:p>
-    <w:p>
-      <w:pPr>
-        <w:jc w:val="right"/>
-        <w:bidi/>
-      </w:pPr>
-      <w:r>
-        <w:rPr>
-          <w:b w:val="0"/>
-          <w:i w:val="0"/>
-        </w:rPr>
-        <w:t>يلاملا ريرقتلا </w:t>
+        <w:t> المحاضر</w:t>
+      </w:r>
+    </w:p>
+    <w:p>
+      <w:pPr>
+        <w:jc w:val="right"/>
+        <w:bidi/>
+      </w:pPr>
+      <w:r>
+        <w:rPr>
+          <w:b w:val="0"/>
+          <w:i w:val="0"/>
+        </w:rPr>
+        <w:t> التقرير المالي</w:t>
       </w:r>
     </w:p>
     <w:p>
@@ -3504,7 +3417,7 @@
           <w:b w:val="0"/>
           <w:i w:val="0"/>
         </w:rPr>
-        <w:t>عن</w:t>
+        <w:t>نع</w:t>
       </w:r>
     </w:p>
     <w:p>
@@ -3606,46 +3519,46 @@
       <w:r>
         <w:t>[المتن الفعلي: الوقائع / الأسباب / المنطوق] ===</w:t>
         <w:br/>
-        <w:t>منصة ناجز AM 9:02 ,10/3/23</w:t>
-      </w:r>
-    </w:p>
-    <w:p>
-      <w:pPr>
-        <w:jc w:val="right"/>
-        <w:bidi/>
-      </w:pPr>
-      <w:r>
-        <w:rPr>
-          <w:b w:val="0"/>
-          <w:i w:val="0"/>
-        </w:rPr>
-        <w:t>بلطلا نومضم  ةمكحملا نم رداص رمأ /رارق/ مكح</w:t>
-      </w:r>
-    </w:p>
-    <w:p>
-      <w:pPr>
-        <w:jc w:val="right"/>
-        <w:bidi/>
-      </w:pPr>
-      <w:r>
-        <w:rPr>
-          <w:b w:val="0"/>
-          <w:i w:val="0"/>
-        </w:rPr>
-        <w:t>غلبملا تانايب</w:t>
-      </w:r>
-    </w:p>
-    <w:p>
-      <w:pPr>
-        <w:jc w:val="right"/>
-        <w:bidi/>
-      </w:pPr>
-      <w:r>
-        <w:rPr>
-          <w:b w:val="0"/>
-          <w:i w:val="0"/>
-        </w:rPr>
-        <w:t>ملتسملا غلبملاهب موكحملا / دنسلا يف نودملا غلبملا</w:t>
+        <w:t>10/3/23, 9:02 AM زجان ةصنم</w:t>
+      </w:r>
+    </w:p>
+    <w:p>
+      <w:pPr>
+        <w:jc w:val="right"/>
+        <w:bidi/>
+      </w:pPr>
+      <w:r>
+        <w:rPr>
+          <w:b w:val="0"/>
+          <w:i w:val="0"/>
+        </w:rPr>
+        <w:t>حكم /قرار/ أمر صادر من المحكمة  مضمون الطلب</w:t>
+      </w:r>
+    </w:p>
+    <w:p>
+      <w:pPr>
+        <w:jc w:val="right"/>
+        <w:bidi/>
+      </w:pPr>
+      <w:r>
+        <w:rPr>
+          <w:b w:val="0"/>
+          <w:i w:val="0"/>
+        </w:rPr>
+        <w:t>بيانات المبلغ</w:t>
+      </w:r>
+    </w:p>
+    <w:p>
+      <w:pPr>
+        <w:jc w:val="right"/>
+        <w:bidi/>
+      </w:pPr>
+      <w:r>
+        <w:rPr>
+          <w:b w:val="0"/>
+          <w:i w:val="0"/>
+        </w:rPr>
+        <w:t>المبلغ المدون في السند / المحكوم بهالمبلغ المستلم</w:t>
       </w:r>
     </w:p>
     <w:p>
@@ -3697,7 +3610,7 @@
           <w:b w:val="0"/>
           <w:i w:val="0"/>
         </w:rPr>
-        <w:t>يقبتملا غلبملا 96779270</w:t>
+        <w:t>96779270 المبلغ المتبقي</w:t>
       </w:r>
     </w:p>
     <w:p>
@@ -3715,27 +3628,25 @@
     </w:p>
     <w:p>
       <w:pPr>
-        <w:jc w:val="right"/>
-        <w:bidi/>
-      </w:pPr>
-      <w:r>
-        <w:rPr>
-          <w:b w:val="0"/>
-          <w:i w:val="0"/>
-        </w:rPr>
-        <w:t>ةلمعلا يدوعس ریال</w:t>
-      </w:r>
-    </w:p>
-    <w:p>
-      <w:pPr>
-        <w:jc w:val="right"/>
-        <w:bidi/>
-      </w:pPr>
-      <w:r>
-        <w:rPr>
-          <w:b w:val="0"/>
-          <w:i w:val="0"/>
-        </w:rPr>
+        <w:pStyle w:val="Heading2"/>
+        <w:jc w:val="right"/>
+        <w:bidi/>
+      </w:pPr>
+      <w:r>
+        <w:t>[بيانات الأطراف: المدعي / المدعى عليه / الحاضرون] ===</w:t>
+        <w:br/>
+        <w:t>لایر سعودي العملة</w:t>
+      </w:r>
+    </w:p>
+    <w:p>
+      <w:pPr>
+        <w:pStyle w:val="Heading2"/>
+        <w:jc w:val="right"/>
+        <w:bidi/>
+      </w:pPr>
+      <w:r>
+        <w:t>[المتن الفعلي: الوقائع / الأسباب / المنطوق] ===</w:t>
+        <w:br/>
         <w:t>دنسلا تانايب</w:t>
       </w:r>
     </w:p>
@@ -3762,20 +3673,20 @@
           <w:b w:val="0"/>
           <w:i w:val="0"/>
         </w:rPr>
-        <w:t>مكحلا هردصم همكحملا 42824717</w:t>
-      </w:r>
-    </w:p>
-    <w:p>
-      <w:pPr>
-        <w:jc w:val="right"/>
-        <w:bidi/>
-      </w:pPr>
-      <w:r>
-        <w:rPr>
-          <w:b w:val="0"/>
-          <w:i w:val="0"/>
-        </w:rPr>
-        <w:t>ةدجب ةيراجتلا ةمكحملا</w:t>
+        <w:t>42824717 المحكمه مصدره الحكم</w:t>
+      </w:r>
+    </w:p>
+    <w:p>
+      <w:pPr>
+        <w:jc w:val="right"/>
+        <w:bidi/>
+      </w:pPr>
+      <w:r>
+        <w:rPr>
+          <w:b w:val="0"/>
+          <w:i w:val="0"/>
+        </w:rPr>
+        <w:t>المحكمة التجارية بجدة</w:t>
       </w:r>
     </w:p>
     <w:p>
@@ -3843,40 +3754,38 @@
     </w:p>
     <w:p>
       <w:pPr>
-        <w:jc w:val="right"/>
-        <w:bidi/>
-      </w:pPr>
-      <w:r>
-        <w:rPr>
-          <w:b w:val="0"/>
-          <w:i w:val="0"/>
-        </w:rPr>
-        <w:t>تاقفرملا</w:t>
-      </w:r>
-    </w:p>
-    <w:p>
-      <w:pPr>
-        <w:jc w:val="right"/>
-        <w:bidi/>
-      </w:pPr>
-      <w:r>
-        <w:rPr>
-          <w:b w:val="0"/>
-          <w:i w:val="0"/>
-        </w:rPr>
-        <w:t>:يلاتلا نم دكأت حاجنب كبلط لامكلا , ديفتسملا يزيزع</w:t>
-      </w:r>
-    </w:p>
-    <w:p>
-      <w:pPr>
         <w:pStyle w:val="Heading2"/>
         <w:jc w:val="right"/>
         <w:bidi/>
       </w:pPr>
       <w:r>
-        <w:t>[بيانات الأطراف: المدعي / المدعى عليه / الحاضرون] ===</w:t>
+        <w:t>[الطلبات / المرفقات] ===</w:t>
         <w:br/>
-        <w:t>\! . تاقفرملا حسمل ةدعاسم تاقيبطت مادختسا لضفي يئوض حسام دجوي لا لاح يف</w:t>
+        <w:t>المرفقات</w:t>
+      </w:r>
+    </w:p>
+    <w:p>
+      <w:pPr>
+        <w:pStyle w:val="Heading2"/>
+        <w:jc w:val="right"/>
+        <w:bidi/>
+      </w:pPr>
+      <w:r>
+        <w:t>[المتن الفعلي: الوقائع / الأسباب / المنطوق] ===</w:t>
+        <w:br/>
+        <w:t>عزيزي المستفيد , الكمال طلبك بنجاح تأكد من التالي:</w:t>
+      </w:r>
+    </w:p>
+    <w:p>
+      <w:pPr>
+        <w:pStyle w:val="Heading2"/>
+        <w:jc w:val="right"/>
+        <w:bidi/>
+      </w:pPr>
+      <w:r>
+        <w:t>[الطلبات / المرفقات] ===</w:t>
+        <w:br/>
+        <w:t>في حال ال يوجد ماسح ضوئي يفضل استخدام تطبيقات مساعدة لمسح المرفقات . !\</w:t>
       </w:r>
     </w:p>
     <w:p>
@@ -3901,20 +3810,20 @@
           <w:b w:val="0"/>
           <w:i w:val="0"/>
         </w:rPr>
-        <w:t>بيترتلا سفنبو دحاو pdf فلمب تاحفصلا عيمج قافرإ نم دكأت تاحفص ةدع نم نوكم يذيفنتلا دنسلا ناك نا.</w:t>
-      </w:r>
-    </w:p>
-    <w:p>
-      <w:pPr>
-        <w:jc w:val="right"/>
-        <w:bidi/>
-      </w:pPr>
-      <w:r>
-        <w:rPr>
-          <w:b w:val="0"/>
-          <w:i w:val="0"/>
-        </w:rPr>
-        <w:t>. ىرخلأا تادنتسملا نم اهريغ نود, طقف يذيفنتلا دنسلاب ةصاخلا تادنتسملا قافرإ متي</w:t>
+        <w:t>.ان كان السند التنفيذي مكون من عدة صفحات تأكد من إرفاق جميع الصفحات بملف pdf واحد وبنفس الترتيب</w:t>
+      </w:r>
+    </w:p>
+    <w:p>
+      <w:pPr>
+        <w:jc w:val="right"/>
+        <w:bidi/>
+      </w:pPr>
+      <w:r>
+        <w:rPr>
+          <w:b w:val="0"/>
+          <w:i w:val="0"/>
+        </w:rPr>
+        <w:t>يتم إرفاق المستندات الخاصة بالسند التنفيذي فقط ,دون غيرها من المستندات األخرى .</w:t>
       </w:r>
     </w:p>
     <w:p>
@@ -3938,20 +3847,20 @@
       <w:r>
         <w:t>[المتن الفعلي: الوقائع / الأسباب / المنطوق] ===</w:t>
         <w:br/>
-        <w:t>\* دنسلا نم ةخسن ينيزلا ةماسا دض مكح ضرع فانئتسلاا ديات و يئادبا بستكملا pdf.ةيعطقلا</w:t>
-      </w:r>
-    </w:p>
-    <w:p>
-      <w:pPr>
-        <w:jc w:val="right"/>
-        <w:bidi/>
-      </w:pPr>
-      <w:r>
-        <w:rPr>
-          <w:b w:val="0"/>
-          <w:i w:val="0"/>
-        </w:rPr>
-        <w:t>ةنولم ةروصلا نوكت نا بجي - PDF فلملا ةغيص</w:t>
+        <w:t>القطعيةpdf. المكتسب ابدائي و تايد االستئناف عرض حكم ضد اسامة الزيني نسخة من السند *\</w:t>
+      </w:r>
+    </w:p>
+    <w:p>
+      <w:pPr>
+        <w:jc w:val="right"/>
+        <w:bidi/>
+      </w:pPr>
+      <w:r>
+        <w:rPr>
+          <w:b w:val="0"/>
+          <w:i w:val="0"/>
+        </w:rPr>
+        <w:t>صيغة الملف PDF - يجب ان تكون الصورة ملونة</w:t>
       </w:r>
     </w:p>
     <w:p>
@@ -3990,7 +3899,7 @@
           <w:b w:val="0"/>
           <w:i w:val="0"/>
         </w:rPr>
-        <w:t>منصة ناجز AM 9:02 ,10/3/23</w:t>
+        <w:t>10/3/23, 9:02 AM زجان ةصنم</w:t>
       </w:r>
     </w:p>
     <w:p>
@@ -4040,20 +3949,20 @@
       <w:r>
         <w:t>[المتن الفعلي: الوقائع / الأسباب / المنطوق] ===</w:t>
         <w:br/>
-        <w:t>المنفذ ضده</w:t>
-      </w:r>
-    </w:p>
-    <w:p>
-      <w:pPr>
-        <w:jc w:val="right"/>
-        <w:bidi/>
-      </w:pPr>
-      <w:r>
-        <w:rPr>
-          <w:b w:val="0"/>
-          <w:i w:val="0"/>
-        </w:rPr>
-        <w:t>ذيفنتلا بلاط</w:t>
+        <w:t>هدض ذفنملا</w:t>
+      </w:r>
+    </w:p>
+    <w:p>
+      <w:pPr>
+        <w:jc w:val="right"/>
+        <w:bidi/>
+      </w:pPr>
+      <w:r>
+        <w:rPr>
+          <w:b w:val="0"/>
+          <w:i w:val="0"/>
+        </w:rPr>
+        <w:t>طالب التنفيذ</w:t>
       </w:r>
     </w:p>
     <w:p>
@@ -4164,20 +4073,20 @@
       <w:r>
         <w:t>[المتن الفعلي: الوقائع / الأسباب / المنطوق] ===</w:t>
         <w:br/>
-        <w:t>رارقلا مقر 400344502309377</w:t>
-      </w:r>
-    </w:p>
-    <w:p>
-      <w:pPr>
-        <w:jc w:val="right"/>
-        <w:bidi/>
-      </w:pPr>
-      <w:r>
-        <w:rPr>
-          <w:b w:val="0"/>
-          <w:i w:val="0"/>
-        </w:rPr>
-        <w:t>رارقلا رادصإ خيرات 1445/03/16</w:t>
+        <w:t>400344502309377 رقم القرار</w:t>
+      </w:r>
+    </w:p>
+    <w:p>
+      <w:pPr>
+        <w:jc w:val="right"/>
+        <w:bidi/>
+      </w:pPr>
+      <w:r>
+        <w:rPr>
+          <w:b w:val="0"/>
+          <w:i w:val="0"/>
+        </w:rPr>
+        <w:t>1445/03/16 تاريخ إصدار القرار</w:t>
       </w:r>
     </w:p>
     <w:p>
@@ -4229,7 +4138,7 @@
           <w:b w:val="0"/>
           <w:i w:val="0"/>
         </w:rPr>
-        <w:t>رضاحملا  رضاحم دجوي لا</w:t>
+        <w:t>ال يوجد محاضر  المحاضر</w:t>
       </w:r>
     </w:p>
     <w:p>
@@ -4255,20 +4164,20 @@
           <w:b w:val="0"/>
           <w:i w:val="0"/>
         </w:rPr>
-        <w:t>منصة ناجز AM 9:02 ,10/3/23</w:t>
-      </w:r>
-    </w:p>
-    <w:p>
-      <w:pPr>
-        <w:jc w:val="right"/>
-        <w:bidi/>
-      </w:pPr>
-      <w:r>
-        <w:rPr>
-          <w:b w:val="0"/>
-          <w:i w:val="0"/>
-        </w:rPr>
-        <w:t>يلاملا ريرقتلا  يلاملا ريرقتلا</w:t>
+        <w:t>10/3/23, 9:02 AM زجان ةصنم</w:t>
+      </w:r>
+    </w:p>
+    <w:p>
+      <w:pPr>
+        <w:jc w:val="right"/>
+        <w:bidi/>
+      </w:pPr>
+      <w:r>
+        <w:rPr>
+          <w:b w:val="0"/>
+          <w:i w:val="0"/>
+        </w:rPr>
+        <w:t>التقرير المالي  التقرير المالي</w:t>
       </w:r>
     </w:p>
     <w:p>
@@ -4320,7 +4229,7 @@
           <w:b w:val="0"/>
           <w:i w:val="0"/>
         </w:rPr>
-        <w:t>اجمالي ما تم ايداعه </w:t>
+        <w:t> هعاديا مت ام يلامجا</w:t>
       </w:r>
     </w:p>
     <w:p>
@@ -4346,7 +4255,7 @@
           <w:b w:val="0"/>
           <w:i w:val="0"/>
         </w:rPr>
-        <w:t>يقبتملا غلبملا</w:t>
+        <w:t>المبلغ المتبقي</w:t>
       </w:r>
     </w:p>
     <w:p>
@@ -4372,72 +4281,72 @@
           <w:b w:val="0"/>
           <w:i w:val="0"/>
         </w:rPr>
-        <w:t>ةبلاطملا غلبم يلامجا</w:t>
-      </w:r>
-    </w:p>
-    <w:p>
-      <w:pPr>
-        <w:jc w:val="right"/>
-        <w:bidi/>
-      </w:pPr>
-      <w:r>
-        <w:rPr>
-          <w:b w:val="0"/>
-          <w:i w:val="0"/>
-        </w:rPr>
-        <w:t>96779270.00 لایر</w:t>
-      </w:r>
-    </w:p>
-    <w:p>
-      <w:pPr>
-        <w:jc w:val="right"/>
-        <w:bidi/>
-      </w:pPr>
-      <w:r>
-        <w:rPr>
-          <w:b w:val="0"/>
-          <w:i w:val="0"/>
-        </w:rPr>
-        <w:t>0 لایر</w:t>
-      </w:r>
-    </w:p>
-    <w:p>
-      <w:pPr>
-        <w:jc w:val="right"/>
-        <w:bidi/>
-      </w:pPr>
-      <w:r>
-        <w:rPr>
-          <w:b w:val="0"/>
-          <w:i w:val="0"/>
-        </w:rPr>
-        <w:t>ىذيفنتلا دنسلا بسح</w:t>
-      </w:r>
-    </w:p>
-    <w:p>
-      <w:pPr>
-        <w:jc w:val="right"/>
-        <w:bidi/>
-      </w:pPr>
-      <w:r>
-        <w:rPr>
-          <w:b w:val="0"/>
-          <w:i w:val="0"/>
-        </w:rPr>
-        <w:t>96779270.00 لایر</w:t>
-      </w:r>
-    </w:p>
-    <w:p>
-      <w:pPr>
-        <w:jc w:val="right"/>
-        <w:bidi/>
-      </w:pPr>
-      <w:r>
-        <w:rPr>
-          <w:b w:val="0"/>
-          <w:i w:val="0"/>
-        </w:rPr>
-        <w:t>بلطلا ىلع تمت ىتلا تامدخلا وا فيلاكتلا وا ءارجلاا ةلاح بسحب ذيفنتلا ةرئادب ةيلعفلا غلابملا نع غلابملا ثيدحت فلتخي دق \*</w:t>
+        <w:t>اجمالي مبلغ المطالبة</w:t>
+      </w:r>
+    </w:p>
+    <w:p>
+      <w:pPr>
+        <w:jc w:val="right"/>
+        <w:bidi/>
+      </w:pPr>
+      <w:r>
+        <w:rPr>
+          <w:b w:val="0"/>
+          <w:i w:val="0"/>
+        </w:rPr>
+        <w:t>ریال 96779270.00</w:t>
+      </w:r>
+    </w:p>
+    <w:p>
+      <w:pPr>
+        <w:jc w:val="right"/>
+        <w:bidi/>
+      </w:pPr>
+      <w:r>
+        <w:rPr>
+          <w:b w:val="0"/>
+          <w:i w:val="0"/>
+        </w:rPr>
+        <w:t>ریال 0</w:t>
+      </w:r>
+    </w:p>
+    <w:p>
+      <w:pPr>
+        <w:jc w:val="right"/>
+        <w:bidi/>
+      </w:pPr>
+      <w:r>
+        <w:rPr>
+          <w:b w:val="0"/>
+          <w:i w:val="0"/>
+        </w:rPr>
+        <w:t>حسب السند التنفيذى</w:t>
+      </w:r>
+    </w:p>
+    <w:p>
+      <w:pPr>
+        <w:jc w:val="right"/>
+        <w:bidi/>
+      </w:pPr>
+      <w:r>
+        <w:rPr>
+          <w:b w:val="0"/>
+          <w:i w:val="0"/>
+        </w:rPr>
+        <w:t>ریال 96779270.00</w:t>
+      </w:r>
+    </w:p>
+    <w:p>
+      <w:pPr>
+        <w:jc w:val="right"/>
+        <w:bidi/>
+      </w:pPr>
+      <w:r>
+        <w:rPr>
+          <w:b w:val="0"/>
+          <w:i w:val="0"/>
+        </w:rPr>
+        <w:t>*\ قد يختلف تحديث المبالغ عن المبالغ الفعلية بدائرة التنفيذ بحسب حالة االجراء او التكاليف او الخدمات التى تمت على الطلب</w:t>
       </w:r>
     </w:p>
     <w:p>
@@ -4455,27 +4364,25 @@
     </w:p>
     <w:p>
       <w:pPr>
-        <w:jc w:val="right"/>
-        <w:bidi/>
-      </w:pPr>
-      <w:r>
-        <w:rPr>
-          <w:b w:val="0"/>
-          <w:i w:val="0"/>
-        </w:rPr>
-        <w:t>ءارجلاا ةلاح ءارجلاا خيرات غلبملا يعجرملا مقرلا ةيلام تانايب دجوي لا</w:t>
-      </w:r>
-    </w:p>
-    <w:p>
-      <w:pPr>
-        <w:jc w:val="right"/>
-        <w:bidi/>
-      </w:pPr>
-      <w:r>
-        <w:rPr>
-          <w:b w:val="0"/>
-          <w:i w:val="0"/>
-        </w:rPr>
+        <w:pStyle w:val="Heading2"/>
+        <w:jc w:val="right"/>
+        <w:bidi/>
+      </w:pPr>
+      <w:r>
+        <w:t>[ترويسة / كليشة رسمية — معلومات متكررة] ===</w:t>
+        <w:br/>
+        <w:t>ال يوجد بيانات مالية الرقم المرجعي المبلغ تاريخ االجراء حالة االجراء</w:t>
+      </w:r>
+    </w:p>
+    <w:p>
+      <w:pPr>
+        <w:pStyle w:val="Heading2"/>
+        <w:jc w:val="right"/>
+        <w:bidi/>
+      </w:pPr>
+      <w:r>
+        <w:t>[المتن الفعلي: الوقائع / الأسباب / المنطوق] ===</w:t>
+        <w:br/>
         <w:t>ةظوفحم قوقحلا عيمج</w:t>
       </w:r>
     </w:p>
@@ -4528,7 +4435,7 @@
           <w:b w:val="0"/>
           <w:i w:val="0"/>
         </w:rPr>
-        <w:t>عن</w:t>
+        <w:t>نع</w:t>
       </w:r>
     </w:p>
     <w:p>
@@ -4682,7 +4589,7 @@
           <w:b w:val="0"/>
           <w:i w:val="0"/>
         </w:rPr>
-        <w:t>ينيز دمحأ هماسأ / يناثلا فرطلا</w:t>
+        <w:t>الطرف الثاني / أسامه أحمد زيني</w:t>
       </w:r>
     </w:p>
     <w:p>
@@ -4773,20 +4680,20 @@
           <w:b w:val="0"/>
           <w:i w:val="0"/>
         </w:rPr>
-        <w:t>. لماكلاب لوألا فرطلل صاخلا نكسلا ىلع فارشإلاو هليومت ىلع فارشإلاو ةلئاعلل ينكسلا عمجملا ءاشنإ 1- : يف ةلثمتملاو لوألا فرطلا اهب ةفلك ةصاخ لامعأب يناثلا فرطلا ماق : اثلاث</w:t>
-      </w:r>
-    </w:p>
-    <w:p>
-      <w:pPr>
-        <w:jc w:val="right"/>
-        <w:bidi/>
-      </w:pPr>
-      <w:r>
-        <w:rPr>
-          <w:b w:val="0"/>
-          <w:i w:val="0"/>
-        </w:rPr>
-        <w:t>اهصوصخب رشابم فيلكت يأو ةرسألا تاجايتحا عيمج ىلع رشابملا فارشإ 3- . اهنع جتانلا ليصحتو اهيلع فارشإلاو ةيلاملا ةظفاحملا ةرادإ 2</w:t>
+        <w:t>ثالثا : قام الطرف الثاني بأعمال خاصة كلفة بها الطرف الأول والمتمثلة في : 1- إنشاء المجمع السكني للعائلة والإشراف على تمويله والإشراف على السكن الخاص للطرف الأول بالكامل .</w:t>
+      </w:r>
+    </w:p>
+    <w:p>
+      <w:pPr>
+        <w:jc w:val="right"/>
+        <w:bidi/>
+      </w:pPr>
+      <w:r>
+        <w:rPr>
+          <w:b w:val="0"/>
+          <w:i w:val="0"/>
+        </w:rPr>
+        <w:t>2 إدارة المحافظة المالية والإشراف عليها وتحصيل الناتج عنها . 3- إشراف المباشر على جميع احتياجات الأسرة وأي تكليف مباشر بخصوصها</w:t>
       </w:r>
     </w:p>
     <w:p>
@@ -4864,33 +4771,33 @@
           <w:b w:val="0"/>
           <w:i w:val="0"/>
         </w:rPr>
-        <w:t>. لوألا دنبلا يف هراشملا صصحلا ةميق نم غلبملا اذه مصخ متو لاير نويلم نوعبسو هينامث يلامجإلا غلبملا نوكيو ةنس لكل لاير فلأ ةئامتسو نينويلم عقاوب ًاماع نيثالثلا لالخ يناثلا فرطلا ةرجأ باستحاب لوألا فرطلا رقي :ًاثلاث</w:t>
-      </w:r>
-    </w:p>
-    <w:p>
-      <w:pPr>
-        <w:jc w:val="right"/>
-        <w:bidi/>
-      </w:pPr>
-      <w:r>
-        <w:rPr>
-          <w:b w:val="0"/>
-          <w:i w:val="0"/>
-        </w:rPr>
-        <w:t>.ةيرجه ةنس لك ةيادب عفدت ةنس لكل لاير نينويلم عقاوب تاونس رشع ةدمل طاسقألا ةقيرط ىلع يقبتملا غلبملا ديدستب يناثلا فرطلا موقي :ًاعبار</w:t>
-      </w:r>
-    </w:p>
-    <w:p>
-      <w:pPr>
-        <w:jc w:val="right"/>
-        <w:bidi/>
-      </w:pPr>
-      <w:r>
-        <w:rPr>
-          <w:b w:val="0"/>
-          <w:i w:val="0"/>
-        </w:rPr>
-        <w:t>. اهلخد ةدايزو اهتيمنتو اهيلع ةظفاحملا يفو هلامعأو هكالمأو هنوؤش ةرادإبو اهب لوألا فرطلا هفلكي لازي الو ناك يتلا ةصاخلا لامعألا نم هب موقي امل هل ةأفاكم يناثلا فرطلل نييالم رشع هردقو غلبملا يقاب نع هلزانتب لوألا فرطلا رقأو تاونس رشع ةدمل ةنس لكل لاير فلأ نيتئامو نويلم عقاوب لوعي نمو لوألا فرطلل ةيشيعملا فيلاكتلا ةفاك عفدب يناثلا فرطلا مزتلي :ًاسماخ</w:t>
+        <w:t>ثالثاً: يقر الطرف الأول باحتساب أجرة الطرف الثاني خلال الثلاثين عاماً بواقع مليونين وستمائة ألف ريال لكل سنة ويكون المبلغ الإجمالي ثمانيه وسبعون مليون ريال وتم خصم هذا المبلغ من قيمة الحصص المشاره في البند الأول .</w:t>
+      </w:r>
+    </w:p>
+    <w:p>
+      <w:pPr>
+        <w:jc w:val="right"/>
+        <w:bidi/>
+      </w:pPr>
+      <w:r>
+        <w:rPr>
+          <w:b w:val="0"/>
+          <w:i w:val="0"/>
+        </w:rPr>
+        <w:t>رابعاً: يقوم الطرف الثاني بتسديد المبلغ المتبقي على طريقة الأقساط لمدة عشر سنوات بواقع مليونين ريال لكل سنة تدفع بداية كل سنة هجرية.</w:t>
+      </w:r>
+    </w:p>
+    <w:p>
+      <w:pPr>
+        <w:jc w:val="right"/>
+        <w:bidi/>
+      </w:pPr>
+      <w:r>
+        <w:rPr>
+          <w:b w:val="0"/>
+          <w:i w:val="0"/>
+        </w:rPr>
+        <w:t>خامساً: يلتزم الطرف الثاني بدفع كافة التكاليف المعيشية للطرف الأول ومن يعول بواقع مليون ومائتين ألف ريال لكل سنة لمدة عشر سنوات وأقر الطرف الأول بتنازله عن باقي المبلغ وقدره عشر ملايين للطرف الثاني مكافأة له لما يقوم به من الأعمال الخاصة التي كان ولا يزال يكلفه الطرف الأول بها وبإدارة شؤونه وأملاكه وأعماله وفي المحافظة عليها وتنميتها وزيادة دخلها .</w:t>
       </w:r>
     </w:p>
     <w:p>
@@ -4942,7 +4849,7 @@
           <w:b w:val="0"/>
           <w:i w:val="0"/>
         </w:rPr>
-        <w:t>اهيلإ راشملا هتاقحتسم ةفاك ةداعإو دقعلا خسف لوألا فرطلل زوجي ةدادس مدع ةلاح يفو ـه1432/01/01 نم اءدتبا مرحم رهش يف لوألا قفاوي يذلاو يرجه ماع لك ةيادب يف لوألا فرطلل ةددحملا طاسقألا ةفاك عفدب يناثلا فرطلا مزتلي :ًانماث</w:t>
+        <w:t>ثامناً: يلتزم الطرف الثاني بدفع كافة الأقساط المحددة للطرف الأول في بداية كل عام هجري والذي يوافق الأول في شهر محرم ابتدءا من 1432/01/01هـ وفي حالة عدم سدادة يجوز للطرف الأول فسخ العقد وإعادة كافة مستحقاته المشار إليها</w:t>
       </w:r>
     </w:p>
     <w:p>
@@ -4968,7 +4875,7 @@
           <w:b w:val="0"/>
           <w:i w:val="0"/>
         </w:rPr>
-        <w:t>.صتخملا لدعلا بتاك ىدل كلذ قيثوت ةراجتلا ةرازو ىدل ةيماظنلا تاءارجإلا يقاب لامكتساو يناثلا فرطلا ةيكلم ىلإ لوألا فرطلا ةيكلم نم هراشملا صصحلا لماك لقنو ءارجإب نافرطلا موقي :ًاعسات</w:t>
+        <w:t>تاسعاً: يقوم الطرفان بإجراء ونقل كامل الحصص المشاره من ملكية الطرف الأول إلى ملكية الطرف الثاني واستكمال باقي الإجراءات النظامية لدى وزارة التجارة توثيق ذلك لدى كاتب العدل المختص.</w:t>
       </w:r>
     </w:p>
     <w:p>
@@ -4994,46 +4901,46 @@
           <w:b w:val="0"/>
           <w:i w:val="0"/>
         </w:rPr>
-        <w:t>؛؛؛؛؛ نيدهاشلا ريخ هللاو</w:t>
-      </w:r>
-    </w:p>
-    <w:p>
-      <w:pPr>
-        <w:jc w:val="right"/>
-        <w:bidi/>
-      </w:pPr>
-      <w:r>
-        <w:rPr>
-          <w:b w:val="0"/>
-          <w:i w:val="0"/>
-        </w:rPr>
-        <w:t>لوألا فرطلا</w:t>
-      </w:r>
-    </w:p>
-    <w:p>
-      <w:pPr>
-        <w:jc w:val="right"/>
-        <w:bidi/>
-      </w:pPr>
-      <w:r>
-        <w:rPr>
-          <w:b w:val="0"/>
-          <w:i w:val="0"/>
-        </w:rPr>
-        <w:t>فراطلا</w:t>
-      </w:r>
-    </w:p>
-    <w:p>
-      <w:pPr>
-        <w:jc w:val="right"/>
-        <w:bidi/>
-      </w:pPr>
-      <w:r>
-        <w:rPr>
-          <w:b w:val="0"/>
-          <w:i w:val="0"/>
-        </w:rPr>
-        <w:t>يناثلا فر</w:t>
+        <w:t>والله خير الشاهدين ؛؛؛؛؛</w:t>
+      </w:r>
+    </w:p>
+    <w:p>
+      <w:pPr>
+        <w:jc w:val="right"/>
+        <w:bidi/>
+      </w:pPr>
+      <w:r>
+        <w:rPr>
+          <w:b w:val="0"/>
+          <w:i w:val="0"/>
+        </w:rPr>
+        <w:t>الطرف الأول</w:t>
+      </w:r>
+    </w:p>
+    <w:p>
+      <w:pPr>
+        <w:jc w:val="right"/>
+        <w:bidi/>
+      </w:pPr>
+      <w:r>
+        <w:rPr>
+          <w:b w:val="0"/>
+          <w:i w:val="0"/>
+        </w:rPr>
+        <w:t>الطارف</w:t>
+      </w:r>
+    </w:p>
+    <w:p>
+      <w:pPr>
+        <w:jc w:val="right"/>
+        <w:bidi/>
+      </w:pPr>
+      <w:r>
+        <w:rPr>
+          <w:b w:val="0"/>
+          <w:i w:val="0"/>
+        </w:rPr>
+        <w:t>رف الثاني</w:t>
       </w:r>
     </w:p>
     <w:p>
@@ -5111,20 +5018,20 @@
           <w:b w:val="0"/>
           <w:i w:val="0"/>
         </w:rPr>
-        <w:t>يدهتلا</w:t>
-      </w:r>
-    </w:p>
-    <w:p>
-      <w:pPr>
-        <w:jc w:val="right"/>
-        <w:bidi/>
-      </w:pPr>
-      <w:r>
-        <w:rPr>
-          <w:b w:val="0"/>
-          <w:i w:val="0"/>
-        </w:rPr>
-        <w:t>يماثقلا دهف لصون</w:t>
+        <w:t>التهدي</w:t>
+      </w:r>
+    </w:p>
+    <w:p>
+      <w:pPr>
+        <w:jc w:val="right"/>
+        <w:bidi/>
+      </w:pPr>
+      <w:r>
+        <w:rPr>
+          <w:b w:val="0"/>
+          <w:i w:val="0"/>
+        </w:rPr>
+        <w:t>نوصل فهد القثامي</w:t>
       </w:r>
     </w:p>
     <w:p>
@@ -5155,27 +5062,25 @@
     </w:p>
     <w:p>
       <w:pPr>
-        <w:jc w:val="right"/>
-        <w:bidi/>
-      </w:pPr>
-      <w:r>
-        <w:rPr>
-          <w:b w:val="0"/>
-          <w:i w:val="0"/>
-        </w:rPr>
-        <w:t>لدعلا ةرازو ةرحلا ةيحلا ةكلاملا</w:t>
-      </w:r>
-    </w:p>
-    <w:p>
-      <w:pPr>
-        <w:jc w:val="right"/>
-        <w:bidi/>
-      </w:pPr>
-      <w:r>
-        <w:rPr>
-          <w:b w:val="0"/>
-          <w:i w:val="0"/>
-        </w:rPr>
+        <w:pStyle w:val="Heading2"/>
+        <w:jc w:val="right"/>
+        <w:bidi/>
+      </w:pPr>
+      <w:r>
+        <w:t>[ترويسة / كليشة رسمية — معلومات متكررة] ===</w:t>
+        <w:br/>
+        <w:t>المالكة الحية الحرة وزارة العدل</w:t>
+      </w:r>
+    </w:p>
+    <w:p>
+      <w:pPr>
+        <w:pStyle w:val="Heading2"/>
+        <w:jc w:val="right"/>
+        <w:bidi/>
+      </w:pPr>
+      <w:r>
+        <w:t>[المتن الفعلي: الوقائع / الأسباب / المنطوق] ===</w:t>
+        <w:br/>
         <w:t>وزارة العدل الموضوع ..</w:t>
       </w:r>
     </w:p>
@@ -5226,7 +5131,7 @@
       <w:r>
         <w:t>[المتن الفعلي: الوقائع / الأسباب / المنطوق] ===</w:t>
         <w:br/>
-        <w:t>ةدج ةظفاحمب ةراجتلا ةرازو عرف ماع ريدم ةداعس</w:t>
+        <w:t>سعادة مدير عام فرع وزارة التجارة بمحافظة جدة</w:t>
       </w:r>
     </w:p>
     <w:p>
@@ -5276,7 +5181,7 @@
           <w:b w:val="0"/>
           <w:i w:val="0"/>
         </w:rPr>
-        <w:t>-اجتلا نيز دمحأ ةكرش دقع ليقلا رق ليجستب صاخلا ـه ١٤٣٤ / ٢ ١٠/ خيراتو ٣٤٧ ١٥٠ : مقرلاب انيدل ديقملاو</w:t>
+        <w:t>والمقيد لدينا بالرقم : ١٥٠ ٣٤٧ وتاريخ ١٠/ ٢ / ١٤٣٤ هـ الخاص بتسجيل قر القيل عقد شركة أحمد زين التجا-</w:t>
       </w:r>
     </w:p>
     <w:p>
@@ -5307,27 +5212,25 @@
     </w:p>
     <w:p>
       <w:pPr>
-        <w:jc w:val="right"/>
-        <w:bidi/>
-      </w:pPr>
-      <w:r>
-        <w:rPr>
-          <w:b w:val="0"/>
-          <w:i w:val="0"/>
-        </w:rPr>
-        <w:t>ـه١٤٣٤ / ٢ / ١٠ خيراتب ـه١٤٣٤ ماعل (٢ / ٤٩) ١٤ ) تاحفصلا ددع يلامجإ ، ةحفص (٢) نم نوكملاو ، روكذملا</w:t>
-      </w:r>
-    </w:p>
-    <w:p>
-      <w:pPr>
-        <w:jc w:val="right"/>
-        <w:bidi/>
-      </w:pPr>
-      <w:r>
-        <w:rPr>
-          <w:b w:val="0"/>
-          <w:i w:val="0"/>
-        </w:rPr>
+        <w:pStyle w:val="Heading2"/>
+        <w:jc w:val="right"/>
+        <w:bidi/>
+      </w:pPr>
+      <w:r>
+        <w:t>[ترويسة / كليشة رسمية — معلومات متكررة] ===</w:t>
+        <w:br/>
+        <w:t>المذكور ، والمكون من (٢) صفحة ، إجمالي عدد الصفحات ( ١٤ (٤٩ / ٢) لعام ١٤٣٤هـ بتاريخ ١٠ / ٢ / ١٤٣٤هـ</w:t>
+      </w:r>
+    </w:p>
+    <w:p>
+      <w:pPr>
+        <w:pStyle w:val="Heading2"/>
+        <w:jc w:val="right"/>
+        <w:bidi/>
+      </w:pPr>
+      <w:r>
+        <w:t>[المتن الفعلي: الوقائع / الأسباب / المنطوق] ===</w:t>
+        <w:br/>
         <w:t>للأطلاع وإكمال اللازم</w:t>
       </w:r>
     </w:p>
@@ -5378,20 +5281,20 @@
           <w:b w:val="0"/>
           <w:i w:val="0"/>
         </w:rPr>
-        <w:t>ةدج ةظفاحمب ةيعاخضلا يراجتلا ةفرغلا</w:t>
-      </w:r>
-    </w:p>
-    <w:p>
-      <w:pPr>
-        <w:jc w:val="right"/>
-        <w:bidi/>
-      </w:pPr>
-      <w:r>
-        <w:rPr>
-          <w:b w:val="0"/>
-          <w:i w:val="0"/>
-        </w:rPr>
-        <w:t>ينرقلا رفسم نب هللا دبع</w:t>
+        <w:t>الغرفة التجاري الضخاعية بمحافظة جدة</w:t>
+      </w:r>
+    </w:p>
+    <w:p>
+      <w:pPr>
+        <w:jc w:val="right"/>
+        <w:bidi/>
+      </w:pPr>
+      <w:r>
+        <w:rPr>
+          <w:b w:val="0"/>
+          <w:i w:val="0"/>
+        </w:rPr>
+        <w:t>عبد الله بن مسفر القرني</w:t>
       </w:r>
     </w:p>
     <w:p>
@@ -5430,7 +5333,7 @@
           <w:b w:val="0"/>
           <w:i w:val="0"/>
         </w:rPr>
-        <w:t>لایر ۰۰۰,۰۰۵ :لاملا سأر</w:t>
+        <w:t>رأس المال: ۵۰۰,۰۰۰ ریال</w:t>
       </w:r>
     </w:p>
     <w:p>
@@ -5597,7 +5500,7 @@
           <w:b w:val="0"/>
           <w:i w:val="0"/>
         </w:rPr>
-        <w:t>: يلاتلا وحنلا ىلع ةكرشلا يف نييلاحلا ءاكرشلا حبصيل سيسأتلا دقع ةمدقم ليدعت : ًايناث</w:t>
+        <w:t>ثانياً : تعديل مقدمة عقد التأسيس ليصبح الشركاء الحاليين في الشركة على النحو التالي :</w:t>
       </w:r>
     </w:p>
     <w:p>
@@ -5699,32 +5602,30 @@
           <w:b w:val="0"/>
           <w:i w:val="0"/>
         </w:rPr>
-        <w:t>لاير ۰۰۰.۰۰٥ :لاملا سأر</w:t>
-      </w:r>
-    </w:p>
-    <w:p>
-      <w:pPr>
-        <w:jc w:val="right"/>
-        <w:bidi/>
-      </w:pPr>
-      <w:r>
-        <w:rPr>
-          <w:b w:val="0"/>
-          <w:i w:val="0"/>
-        </w:rPr>
-        <w:t>كيرشلا مسا</w:t>
-      </w:r>
-    </w:p>
-    <w:p>
-      <w:pPr>
-        <w:jc w:val="right"/>
-        <w:bidi/>
-      </w:pPr>
-      <w:r>
-        <w:rPr>
-          <w:b w:val="0"/>
-          <w:i w:val="0"/>
-        </w:rPr>
+        <w:t>رأس المال: ٥۰۰.۰۰۰ ريال</w:t>
+      </w:r>
+    </w:p>
+    <w:p>
+      <w:pPr>
+        <w:pStyle w:val="Heading2"/>
+        <w:jc w:val="right"/>
+        <w:bidi/>
+      </w:pPr>
+      <w:r>
+        <w:t>[بيانات الأطراف: المدعي / المدعى عليه / الحاضرون] ===</w:t>
+        <w:br/>
+        <w:t>اسم الشريك</w:t>
+      </w:r>
+    </w:p>
+    <w:p>
+      <w:pPr>
+        <w:pStyle w:val="Heading2"/>
+        <w:jc w:val="right"/>
+        <w:bidi/>
+      </w:pPr>
+      <w:r>
+        <w:t>[المتن الفعلي: الوقائع / الأسباب / المنطوق] ===</w:t>
+        <w:br/>
         <w:t>۱</w:t>
       </w:r>
     </w:p>
@@ -5829,7 +5730,7 @@
           <w:b w:val="0"/>
           <w:i w:val="0"/>
         </w:rPr>
-        <w:t>ةصحلا ةميق</w:t>
+        <w:t>قيمة الحصة</w:t>
       </w:r>
     </w:p>
     <w:p>
@@ -5855,7 +5756,7 @@
           <w:b w:val="0"/>
           <w:i w:val="0"/>
         </w:rPr>
-        <w:t>ةبسنلا</w:t>
+        <w:t>النسبة</w:t>
       </w:r>
     </w:p>
     <w:p>
@@ -5881,33 +5782,33 @@
           <w:b w:val="0"/>
           <w:i w:val="0"/>
         </w:rPr>
-        <w:t>لايرلاب</w:t>
-      </w:r>
-    </w:p>
-    <w:p>
-      <w:pPr>
-        <w:jc w:val="right"/>
-        <w:bidi/>
-      </w:pPr>
-      <w:r>
-        <w:rPr>
-          <w:b w:val="0"/>
-          <w:i w:val="0"/>
-        </w:rPr>
-        <w:t>لايرلاب صصحلا</w:t>
-      </w:r>
-    </w:p>
-    <w:p>
-      <w:pPr>
-        <w:jc w:val="right"/>
-        <w:bidi/>
-      </w:pPr>
-      <w:r>
-        <w:rPr>
-          <w:b w:val="0"/>
-          <w:i w:val="0"/>
-        </w:rPr>
-        <w:t>ةيوئملا</w:t>
+        <w:t>بالريال</w:t>
+      </w:r>
+    </w:p>
+    <w:p>
+      <w:pPr>
+        <w:jc w:val="right"/>
+        <w:bidi/>
+      </w:pPr>
+      <w:r>
+        <w:rPr>
+          <w:b w:val="0"/>
+          <w:i w:val="0"/>
+        </w:rPr>
+        <w:t>الحصص بالريال</w:t>
+      </w:r>
+    </w:p>
+    <w:p>
+      <w:pPr>
+        <w:jc w:val="right"/>
+        <w:bidi/>
+      </w:pPr>
+      <w:r>
+        <w:rPr>
+          <w:b w:val="0"/>
+          <w:i w:val="0"/>
+        </w:rPr>
+        <w:t>المئوية</w:t>
       </w:r>
     </w:p>
     <w:p>
@@ -6115,7 +6016,7 @@
           <w:b w:val="0"/>
           <w:i w:val="0"/>
         </w:rPr>
-        <w:t>نيعمتجم ةيسنجلا نييدوعس يتحشلا يملح تزع / ديسلا ، ناربج نب هللا الع رباج / ديسلا نم لك اهب ضوفملاو ةيماظنلا ليجستلاو رهشلا تاءارجا يف اهمادختسال ىرخالا خسنلاو ةخسن فرط لك ديب خسن ٨ نم رارقلا اذه</w:t>
+        <w:t>هذا القرار من ٨ نسخ بيد كل طرف نسخة والنسخ الاخرى لاستخدامها في اجراءات الشهر والتسجيل النظامية والمفوض بها كل من السيد / جابر علا الله بن جبران ، السيد / عزت حلمي الشحتي سعوديين الجنسية مجتمعين</w:t>
       </w:r>
     </w:p>
     <w:p>
@@ -6154,7 +6055,7 @@
           <w:b w:val="0"/>
           <w:i w:val="0"/>
         </w:rPr>
-        <w:t>: لزانتملا يناثلا فرطلا</w:t>
+        <w:t>الطرف الثاني المتنازل :</w:t>
       </w:r>
     </w:p>
     <w:p>
@@ -6204,7 +6105,7 @@
           <w:b w:val="0"/>
           <w:i w:val="0"/>
         </w:rPr>
-        <w:t>: عيقوتلا</w:t>
+        <w:t>التوقيع :</w:t>
       </w:r>
     </w:p>
     <w:p>
@@ -6230,46 +6131,46 @@
           <w:b w:val="0"/>
           <w:i w:val="0"/>
         </w:rPr>
-        <w:t>: عيقوتلا</w:t>
-      </w:r>
-    </w:p>
-    <w:p>
-      <w:pPr>
-        <w:jc w:val="right"/>
-        <w:bidi/>
-      </w:pPr>
-      <w:r>
-        <w:rPr>
-          <w:b w:val="0"/>
-          <w:i w:val="0"/>
-        </w:rPr>
-        <w:t>ةيدمحألا عيقوتلا</w:t>
-      </w:r>
-    </w:p>
-    <w:p>
-      <w:pPr>
-        <w:jc w:val="right"/>
-        <w:bidi/>
-      </w:pPr>
-      <w:r>
-        <w:rPr>
-          <w:b w:val="0"/>
-          <w:i w:val="0"/>
-        </w:rPr>
-        <w:t>ةدودحملا وكزوأ ةكرش .</w:t>
-      </w:r>
-    </w:p>
-    <w:p>
-      <w:pPr>
-        <w:jc w:val="right"/>
-        <w:bidi/>
-      </w:pPr>
-      <w:r>
-        <w:rPr>
-          <w:b w:val="0"/>
-          <w:i w:val="0"/>
-        </w:rPr>
-        <w:t>ب عيقوتلا</w:t>
+        <w:t>التوقيع :</w:t>
+      </w:r>
+    </w:p>
+    <w:p>
+      <w:pPr>
+        <w:jc w:val="right"/>
+        <w:bidi/>
+      </w:pPr>
+      <w:r>
+        <w:rPr>
+          <w:b w:val="0"/>
+          <w:i w:val="0"/>
+        </w:rPr>
+        <w:t>التوقيع الأحمدية</w:t>
+      </w:r>
+    </w:p>
+    <w:p>
+      <w:pPr>
+        <w:jc w:val="right"/>
+        <w:bidi/>
+      </w:pPr>
+      <w:r>
+        <w:rPr>
+          <w:b w:val="0"/>
+          <w:i w:val="0"/>
+        </w:rPr>
+        <w:t>. شركة أوزكو المحدودة</w:t>
+      </w:r>
+    </w:p>
+    <w:p>
+      <w:pPr>
+        <w:jc w:val="right"/>
+        <w:bidi/>
+      </w:pPr>
+      <w:r>
+        <w:rPr>
+          <w:b w:val="0"/>
+          <w:i w:val="0"/>
+        </w:rPr>
+        <w:t>التوقيع ب</w:t>
       </w:r>
     </w:p>
     <w:p>
@@ -6295,7 +6196,7 @@
           <w:b w:val="0"/>
           <w:i w:val="0"/>
         </w:rPr>
-        <w:t>: عيقوتلا</w:t>
+        <w:t>التوقيع :</w:t>
       </w:r>
     </w:p>
     <w:p>
@@ -6332,7 +6233,7 @@
       <w:r>
         <w:t>[المتن الفعلي: الوقائع / الأسباب / المنطوق] ===</w:t>
         <w:br/>
-        <w:t>/ عيقوتلا</w:t>
+        <w:t>التوقيع /</w:t>
       </w:r>
     </w:p>
     <w:p>
@@ -6358,20 +6259,20 @@
           <w:b w:val="0"/>
           <w:i w:val="0"/>
         </w:rPr>
-        <w:t>عقوتلا</w:t>
-      </w:r>
-    </w:p>
-    <w:p>
-      <w:pPr>
-        <w:jc w:val="right"/>
-        <w:bidi/>
-      </w:pPr>
-      <w:r>
-        <w:rPr>
-          <w:b w:val="0"/>
-          <w:i w:val="0"/>
-        </w:rPr>
-        <w:t>ديدجلا كيرشلا يناثلا فرطلا</w:t>
+        <w:t>التوقع</w:t>
+      </w:r>
+    </w:p>
+    <w:p>
+      <w:pPr>
+        <w:jc w:val="right"/>
+        <w:bidi/>
+      </w:pPr>
+      <w:r>
+        <w:rPr>
+          <w:b w:val="0"/>
+          <w:i w:val="0"/>
+        </w:rPr>
+        <w:t>الطرف الثاني الشريك الجديد</w:t>
       </w:r>
     </w:p>
     <w:p>
@@ -6431,7 +6332,7 @@
       <w:r>
         <w:t>[المتن الفعلي: الوقائع / الأسباب / المنطوق] ===</w:t>
         <w:br/>
-        <w:t>درقعلا قيثوت مسق</w:t>
+        <w:t>قسم توثيق العقرد</w:t>
       </w:r>
     </w:p>
     <w:p>
@@ -6470,20 +6371,20 @@
           <w:b w:val="0"/>
           <w:i w:val="0"/>
         </w:rPr>
-        <w:t>.مقرلا تحت تاكرشلا دوقع لجسب قيثوتو ليجست ىرج</w:t>
-      </w:r>
-    </w:p>
-    <w:p>
-      <w:pPr>
-        <w:jc w:val="right"/>
-        <w:bidi/>
-      </w:pPr>
-      <w:r>
-        <w:rPr>
-          <w:b w:val="0"/>
-          <w:i w:val="0"/>
-        </w:rPr>
-        <w:t>يف ًاريرحت انم قيدصتلاو قيثوتلا ىرج ةيلعو ةينعملا فارطألا رارقلاو روضحب كلذو ٨٢ ةفيحص ١٠ خيرات و ٤/٩ دلجم</w:t>
+        <w:t>جرى تسجيل وتوثيق بسجل عقود الشركات تحت الرقم.</w:t>
+      </w:r>
+    </w:p>
+    <w:p>
+      <w:pPr>
+        <w:jc w:val="right"/>
+        <w:bidi/>
+      </w:pPr>
+      <w:r>
+        <w:rPr>
+          <w:b w:val="0"/>
+          <w:i w:val="0"/>
+        </w:rPr>
+        <w:t>مجلد ٤/٩ و تاريخ ١٠ صحيفة ٨٢ وذلك بحضور والقرار الأطراف المعنية وعلية جرى التوثيق والتصديق منا تحريراً في</w:t>
       </w:r>
     </w:p>
     <w:p>
@@ -6533,7 +6434,7 @@
           <w:b w:val="0"/>
           <w:i w:val="0"/>
         </w:rPr>
-        <w:t>ةلا رهسم نب هللا دبع</w:t>
+        <w:t>عبد الله بن مسهر الة</w:t>
       </w:r>
     </w:p>
     <w:p>
@@ -6594,7 +6495,7 @@
       <w:r>
         <w:t>[المتن الفعلي: الوقائع / الأسباب / المنطوق] ===</w:t>
         <w:br/>
-        <w:t>ةدج ةظفاحمب ةراجتلا ةرازو عرف ماع ريدم ةداعس</w:t>
+        <w:t>سعادة مدير عام فرع وزارة التجارة بمحافظة جدة</w:t>
       </w:r>
     </w:p>
     <w:p>
@@ -6670,7 +6571,7 @@
           <w:b w:val="0"/>
           <w:i w:val="0"/>
         </w:rPr>
-        <w:t>ملا</w:t>
+        <w:t>الم</w:t>
       </w:r>
     </w:p>
     <w:p>
@@ -6688,27 +6589,25 @@
     </w:p>
     <w:p>
       <w:pPr>
-        <w:jc w:val="right"/>
-        <w:bidi/>
-      </w:pPr>
-      <w:r>
-        <w:rPr>
-          <w:b w:val="0"/>
-          <w:i w:val="0"/>
-        </w:rPr>
-        <w:t>ةحفص (٢١) تاحفصلا ددع يلامجإ ،ةحفص (د ) نم نوكملاو ، روكذملا</w:t>
-      </w:r>
-    </w:p>
-    <w:p>
-      <w:pPr>
-        <w:jc w:val="right"/>
-        <w:bidi/>
-      </w:pPr>
-      <w:r>
-        <w:rPr>
-          <w:b w:val="0"/>
-          <w:i w:val="0"/>
-        </w:rPr>
+        <w:pStyle w:val="Heading2"/>
+        <w:jc w:val="right"/>
+        <w:bidi/>
+      </w:pPr>
+      <w:r>
+        <w:t>[ترويسة / كليشة رسمية — معلومات متكررة] ===</w:t>
+        <w:br/>
+        <w:t>المذكور ، والمكون من ( د) صفحة، إجمالي عدد الصفحات (٢١) صفحة</w:t>
+      </w:r>
+    </w:p>
+    <w:p>
+      <w:pPr>
+        <w:pStyle w:val="Heading2"/>
+        <w:jc w:val="right"/>
+        <w:bidi/>
+      </w:pPr>
+      <w:r>
+        <w:t>[المتن الفعلي: الوقائع / الأسباب / المنطوق] ===</w:t>
+        <w:br/>
         <w:t>مجلد ٤٨ - ٢ ) لعام ١٤٣٤هـ بتاريخ ١٠ / ٢ / ١٤٣٤هـ</w:t>
       </w:r>
     </w:p>
@@ -6761,20 +6660,20 @@
           <w:b w:val="0"/>
           <w:i w:val="0"/>
         </w:rPr>
-        <w:t>ةدج ةظفاحمب ةيعانصلا ةيراجتلا ةفرغلا</w:t>
-      </w:r>
-    </w:p>
-    <w:p>
-      <w:pPr>
-        <w:jc w:val="right"/>
-        <w:bidi/>
-      </w:pPr>
-      <w:r>
-        <w:rPr>
-          <w:b w:val="0"/>
-          <w:i w:val="0"/>
-        </w:rPr>
-        <w:t>ينرقلا رفسم نب هللا دبع</w:t>
+        <w:t>الغرفة التجارية الصناعية بمحافظة جدة</w:t>
+      </w:r>
+    </w:p>
+    <w:p>
+      <w:pPr>
+        <w:jc w:val="right"/>
+        <w:bidi/>
+      </w:pPr>
+      <w:r>
+        <w:rPr>
+          <w:b w:val="0"/>
+          <w:i w:val="0"/>
+        </w:rPr>
+        <w:t>عبد الله بن مسفر القرني</w:t>
       </w:r>
     </w:p>
     <w:p>
@@ -6969,7 +6868,7 @@
           <w:b w:val="0"/>
           <w:i w:val="0"/>
         </w:rPr>
-        <w:t>ثلاث فرط</w:t>
+        <w:t>طرف ثالث</w:t>
       </w:r>
     </w:p>
     <w:p>
@@ -6995,7 +6894,7 @@
           <w:b w:val="0"/>
           <w:i w:val="0"/>
         </w:rPr>
-        <w:t>سماخ فرط</w:t>
+        <w:t>طرف خامس</w:t>
       </w:r>
     </w:p>
     <w:p>
@@ -7060,7 +6959,7 @@
           <w:b w:val="0"/>
           <w:i w:val="0"/>
         </w:rPr>
-        <w:t>لاير ٠٠٠,٤٦ ةغلابلا صصحلل ةيمسألا ةميقلاب (ةصح (٤٦) ةصح ٤٦ ةغلابلاو ةروكذملا ةكرشلا يف هصصح لماك نع عيبلاب لزانتلا يف سداسلا كيرشلا بغر ثيحو ( لوألا فرطلاب دعب اميف هيلا راشيو) ةكرشلاب ديدج كيرشك ينيز سابع دمحأ ةماسأ / ديسلا ديدجلا لوألا كيرشلل (ريغال لاير فلأ نوعستو (نانثا) لایر ۰۰۰,۲۹ ةغلابلا صصحلل ةيمسألا ةميقلاب (ةصح (۲۹) ةصح ۲۹ ةغلابلاو ةروكذملا ةكرشلا يف هصصح لماك نع عيبلاب لزانتلا يف سماخلا كيرشلا بغر ثيحو ، (لوألا فرطلاب دعب اميف هيلا راشيو ةكرشلاب ديدج كيرشك ينيز سابع دمحأ ةماسأ / ديسلا ديدجلا لوألا كيرشلل ريغال لاير فلأ نوعستو نانثا لاير (۰۰۰,۲۹ ةغلابلا صصحلل ةيمسألا ةميقلاب (ةصح (۲۹) ةصح ۲۹ ةغلابلاو ةروكذملا ةكرشلا يف هصصح لماك نع عيبلاب لزانتلا يف عبارلا كيرشلا بغر ثيحو (لوألا فرطلاب دعب اميف هيلا راشيو ةكرشلاب ديدج كيرشك ينيز سابع دمحأ ةماسأ / ديسلا ديدجلا لوألا كيرشلل ريغال لاير فلأ نوثالثو ناتئام) لایر ۰۰۰,۰۳۲ ةغلابلا صصحلل ةيمسألا ةميقلاب ةصح) (۰۲) ةصح ۰۳۲ ةغلابلاو ةروكذملا ةكرشلا يف هصصح لماك نع عيبلاب لزانتلا يف يناثلا كيرشلا بغر ثيحو ، لوألا فرطلاب دعب اميف هيلا راشيو ةكرشلاب ديدج كيرشك ينيز سابع دمحأ ةماسأ / ديسلا ديدجلا لوألا كيرشلا ىلا ريغال لاير فلأ) لاير ١٠٠٠ ةدحاولا ةصحلا ةميق نأو ريغال) يدوعس لاير فلأ ةرشعو ةئامثالث) لاير ۰۱۳ ۰۰۰ ةغلابلا صصحلل ةيمسالا ةميقلاب ةصح (۰۱۳ ) ةصح (۰۱۳ ةغلابلاو ةروكذملا ةكرشلا يف ةصصح لماك نع عيبلاب لزانتلا يف لوألا كيرشلا بغر ثيح ، ـه١٤٣٠/٤/٤ خيراتو ع / ٤/٥ دلجم ٥١ ةفيحص ٥١ مقرب ةدج لدع بتاك ىدل تبثملا ءاكرشلا رارقب لدعملاو ، ـه۹/۳/۹١٤٢ دلجم ٥٥ ةفيحص ٥٢ مقرب ةدج لدع بتاك ىدل تبثملا ءاكرشلا رارقب لدعملاو ، ـه١٤٢٧/١٢/١٨ خيرات و ۲/ش/۹ دلجم ۹۸۱ ۸۸۱ ةفيحص ١٧٤ مقر ةدج لدع بتاك ىدل تبثملا ءاكرشلا رارقب لدعملاو . ـه١٤٢٣/١٢/٢ خيراتو ع /ش/۰۱ دلجم ٨١ ةفيحص ٤٩ مقر ةدج لدع بتاك ىدل تبثملا ءاكرشلا رارقب و . ـه١٤١٣/٩/٨ خيراتو ٤٠٧ ددعلاب ىلوألا ةدج لدع بتاك ىدل اهسيسأت دقع تبثملاو .</w:t>
+        <w:t>. والمثبت عقد تأسيسها لدى كاتب عدل جدة الأولى بالعدد ٤٠٧ وتاريخ ١٤١٣/٩/٨هـ . و بقرار الشركاء المثبت لدى كاتب عدل جدة رقم ٤٩ صحيفة ٨١ مجلد ۱۰/ش/ ع وتاريخ ١٤٢٣/١٢/٢هـ . والمعدل بقرار الشركاء المثبت لدى كاتب عدل جدة رقم ١٧٤ صحيفة ۱۸۸ ۱۸۹ مجلد ۹/ش/۲ و تاريخ ١٤٢٧/١٢/١٨هـ ، والمعدل بقرار الشركاء المثبت لدى كاتب عدل جدة برقم ٥٢ صحيفة ٥٥ مجلد ١٤٢۹/۳/۹هـ ، والمعدل بقرار الشركاء المثبت لدى كاتب عدل جدة برقم ٥١ صحيفة ٥١ مجلد ٤/٥ / ع وتاريخ ١٤٣٠/٤/٤هـ ، حيث رغب الشريك الأول في التنازل بالبيع عن كامل حصصة في الشركة المذكورة والبالغة ۳۱۰) حصة ( ۳۱۰) حصة بالقيمة الاسمية للحصص البالغة ۰۰۰ ۳۱۰ ريال (ثلاثمائة وعشرة ألف ريال سعودي (لاغير وأن قيمة الحصة الواحدة ١٠٠٠ ريال (ألف ريال لاغير الى الشريك الأول الجديد السيد / أسامة أحمد عباس زيني كشريك جديد بالشركة ويشار اليه فيما بعد بالطرف الأول ، وحيث رغب الشريك الثاني في التنازل بالبيع عن كامل حصصه في الشركة المذكورة والبالغة ۲۳۰ حصة (۲۰) (حصة بالقيمة الأسمية للحصص البالغة ۲۳۰,۰۰۰ ریال (مائتان وثلاثون ألف ريال لاغير للشريك الأول الجديد السيد / أسامة أحمد عباس زيني كشريك جديد بالشركة ويشار اليه فيما بعد بالطرف الأول) وحيث رغب الشريك الرابع في التنازل بالبيع عن كامل حصصه في الشركة المذكورة والبالغة ۹۲ حصة (۹۲) حصة) بالقيمة الأسمية للحصص البالغة ۹۲,۰۰۰) ريال اثنان وتسعون ألف ريال لاغير للشريك الأول الجديد السيد / أسامة أحمد عباس زيني كشريك جديد بالشركة ويشار اليه فيما بعد بالطرف الأول) ، وحيث رغب الشريك الخامس في التنازل بالبيع عن كامل حصصه في الشركة المذكورة والبالغة ۹۲ حصة (۹۲) حصة) بالقيمة الأسمية للحصص البالغة ۹۲,۰۰۰ ریال (اثنان) وتسعون ألف ريال لاغير) للشريك الأول الجديد السيد / أسامة أحمد عباس زيني كشريك جديد بالشركة (ويشار اليه فيما بعد بالطرف الأول ) وحيث رغب الشريك السادس في التنازل بالبيع عن كامل حصصه في الشركة المذكورة والبالغة ٤٦ حصة (٤٦) حصة) بالقيمة الأسمية للحصص البالغة ٤٦,٠٠٠ ريال</w:t>
       </w:r>
     </w:p>
     <w:p>
@@ -7091,27 +6990,25 @@
     </w:p>
     <w:p>
       <w:pPr>
-        <w:jc w:val="right"/>
-        <w:bidi/>
-      </w:pPr>
-      <w:r>
-        <w:rPr>
-          <w:b w:val="0"/>
-          <w:i w:val="0"/>
-        </w:rPr>
-        <w:t>۹۱۹۰ (۲) ٦٥٤١٦۰۱ :سکاف ۹۹۹ (۲) ٦۱۳۰۱۰۲ :فتاه ةيدوعسلا ةيبرعلا ةكلمملا ٢١٤٩٤ ةكج ١٧٩٥٦ ب ص ةيدلاخلا يح ةريزجلا بلق عراش عم ناطلس ريمألا عراش - وكزوأ ىنبم يدوعس لاير ۰۰۰۰۰۰۰۰۱ لاملا سأر</w:t>
-      </w:r>
-    </w:p>
-    <w:p>
-      <w:pPr>
-        <w:jc w:val="right"/>
-        <w:bidi/>
-      </w:pPr>
-      <w:r>
-        <w:rPr>
-          <w:b w:val="0"/>
-          <w:i w:val="0"/>
-        </w:rPr>
+        <w:pStyle w:val="Heading2"/>
+        <w:jc w:val="right"/>
+        <w:bidi/>
+      </w:pPr>
+      <w:r>
+        <w:t>[ترويسة / كليشة رسمية — معلومات متكررة] ===</w:t>
+        <w:br/>
+        <w:t>رأس المال ۱۰۰۰۰۰۰۰۰ ريال سعودي مبنى أوزكو - شارع الأمير سلطان مع شارع قلب الجزيرة حي الخالدية ص ب ١٧٩٥٦ جكة ٢١٤٩٤ المملكة العربية السعودية هاتف: ۲۰۱۰۳۱٦ (۲) ۹۹۹ فاکس: ۱۰٦٥٤١٦ (۲) ۰۹۱۹</w:t>
+      </w:r>
+    </w:p>
+    <w:p>
+      <w:pPr>
+        <w:pStyle w:val="Heading2"/>
+        <w:jc w:val="right"/>
+        <w:bidi/>
+      </w:pPr>
+      <w:r>
+        <w:t>[المتن الفعلي: الوقائع / الأسباب / المنطوق] ===</w:t>
+        <w:br/>
         <w:t>OZCO Building, Prince Sultan Street with Qalb Al Jazirah Street, Al-Khalidiyah District. P.O. Box 17956, Jeddah 21494, Kingdom of Saudi Arabia</w:t>
       </w:r>
     </w:p>
@@ -7214,7 +7111,7 @@
           <w:b w:val="0"/>
           <w:i w:val="0"/>
         </w:rPr>
-        <w:t>:- يلي امل اقفو هالعأ ةكرشلا سيسأت دقع ليدعت لاملا سأر نم (%۰۰۱) ةبسن لثمت ةصح (١٠٠٠) نوكلمي نيذلا عامجالاب ءاكرشلا ررق دقف هيلعو ةعابملا صصحلا نأشب مهنيب اميف ةيئاهنو ةمات ةصلاخم ةباثمب رارقلا اذه ىلع عيقوتلاب ءاكرشلا مايق ربتعيو ، ديدجلا لوألا كيرشلا هاجت مهقوقح سداسلاو سماخلاو عبارلاو يناثلاو لوألا فارطالا ىفوتسا دقو هلجأ وأ هلاح تامازتلا نم اهيلع امو قوقح نم اهعيمج ةعابملا صصحلل امب هالعأ سداسلاو سماخلاو عبارلاو يناثلاو لوألا فارطألا نم هعيمج لزانتلا اذه لبق يذلاو ، لوألا فرطلاب دعب اميف هيلا راشيو ةكرشلاب ديدج كيرشك ينيز سابع دمحأ ةماسأ / ديسلا ديدجلا لوأل كيرشلل ريغال لاير فلأ نوعبرأو ةتس)</w:t>
+        <w:t>(ستة وأربعون ألف ريال لاغير للشريك لأول الجديد السيد / أسامة أحمد عباس زيني كشريك جديد بالشركة ويشار اليه فيما بعد بالطرف الأول ، والذي قبل هذا التنازل جميعه من الأطراف الأول والثاني والرابع والخامس والسادس أعلاه بما للحصص المباعة جميعها من حقوق وما عليها من التزامات حاله أو أجله وقد استوفى الاطراف الأول والثاني والرابع والخامس والسادس حقوقهم تجاه الشريك الأول الجديد ، ويعتبر قيام الشركاء بالتوقيع على هذا القرار بمثابة مخالصة تامة ونهائية فيما بينهم بشأن الحصص المباعة وعليه فقد قرر الشركاء بالاجماع الذين يملكون (١٠٠٠) حصة تمثل نسبة (۱۰۰%) من رأس المال تعديل عقد تأسيس الشركة أعلاه وفقا لما يلي :-</w:t>
       </w:r>
     </w:p>
     <w:p>
@@ -7334,67 +7231,65 @@
     </w:p>
     <w:p>
       <w:pPr>
-        <w:jc w:val="right"/>
-        <w:bidi/>
-      </w:pPr>
-      <w:r>
-        <w:rPr>
-          <w:b w:val="0"/>
-          <w:i w:val="0"/>
-        </w:rPr>
-        <w:t>كيرشلا مسا</w:t>
-      </w:r>
-    </w:p>
-    <w:p>
-      <w:pPr>
-        <w:jc w:val="right"/>
-        <w:bidi/>
-      </w:pPr>
-      <w:r>
-        <w:rPr>
-          <w:b w:val="0"/>
-          <w:i w:val="0"/>
-        </w:rPr>
-        <w:t>ةميق عومجم ةصحلا ةميق صصحلا ددع</w:t>
-      </w:r>
-    </w:p>
-    <w:p>
-      <w:pPr>
-        <w:jc w:val="right"/>
-        <w:bidi/>
-      </w:pPr>
-      <w:r>
-        <w:rPr>
-          <w:b w:val="0"/>
-          <w:i w:val="0"/>
-        </w:rPr>
-        <w:t>ةيوئملا ةبسنلا</w:t>
-      </w:r>
-    </w:p>
-    <w:p>
-      <w:pPr>
-        <w:jc w:val="right"/>
-        <w:bidi/>
-      </w:pPr>
-      <w:r>
-        <w:rPr>
-          <w:b w:val="0"/>
-          <w:i w:val="0"/>
-        </w:rPr>
-        <w:t>لايرلاب</w:t>
-      </w:r>
-    </w:p>
-    <w:p>
-      <w:pPr>
-        <w:jc w:val="right"/>
-        <w:bidi/>
-      </w:pPr>
-      <w:r>
-        <w:rPr>
-          <w:b w:val="0"/>
-          <w:i w:val="0"/>
-        </w:rPr>
-        <w:t>لايرلاب صصحلا</w:t>
+        <w:pStyle w:val="Heading2"/>
+        <w:jc w:val="right"/>
+        <w:bidi/>
+      </w:pPr>
+      <w:r>
+        <w:t>[بيانات الأطراف: المدعي / المدعى عليه / الحاضرون] ===</w:t>
+        <w:br/>
+        <w:t>اسم الشريك</w:t>
+      </w:r>
+    </w:p>
+    <w:p>
+      <w:pPr>
+        <w:pStyle w:val="Heading2"/>
+        <w:jc w:val="right"/>
+        <w:bidi/>
+      </w:pPr>
+      <w:r>
+        <w:t>[المتن الفعلي: الوقائع / الأسباب / المنطوق] ===</w:t>
+        <w:br/>
+        <w:t>عدد الحصص قيمة الحصة مجموع قيمة</w:t>
+      </w:r>
+    </w:p>
+    <w:p>
+      <w:pPr>
+        <w:jc w:val="right"/>
+        <w:bidi/>
+      </w:pPr>
+      <w:r>
+        <w:rPr>
+          <w:b w:val="0"/>
+          <w:i w:val="0"/>
+        </w:rPr>
+        <w:t>النسبة المئوية</w:t>
+      </w:r>
+    </w:p>
+    <w:p>
+      <w:pPr>
+        <w:jc w:val="right"/>
+        <w:bidi/>
+      </w:pPr>
+      <w:r>
+        <w:rPr>
+          <w:b w:val="0"/>
+          <w:i w:val="0"/>
+        </w:rPr>
+        <w:t>بالريال</w:t>
+      </w:r>
+    </w:p>
+    <w:p>
+      <w:pPr>
+        <w:jc w:val="right"/>
+        <w:bidi/>
+      </w:pPr>
+      <w:r>
+        <w:rPr>
+          <w:b w:val="0"/>
+          <w:i w:val="0"/>
+        </w:rPr>
+        <w:t>الحصص بالريال</w:t>
       </w:r>
     </w:p>
     <w:p>
@@ -7420,7 +7315,7 @@
           <w:b w:val="0"/>
           <w:i w:val="0"/>
         </w:rPr>
-        <w:t>ةدودحملا وكزوأ ةكرش</w:t>
+        <w:t>شركة أوزكو المحدودة</w:t>
       </w:r>
     </w:p>
     <w:p>
@@ -7620,27 +7515,25 @@
     </w:p>
     <w:p>
       <w:pPr>
-        <w:jc w:val="right"/>
-        <w:bidi/>
-      </w:pPr>
-      <w:r>
-        <w:rPr>
-          <w:b w:val="0"/>
-          <w:i w:val="0"/>
-        </w:rPr>
-        <w:t>۹۱۹۰ (۲) ٦٠٦٥٤١٦ :سكاف ۹۱۹۰ (۲) ٦۱۲۰۱۰۱ :فتاه - ةيدوعسلا ةيبرعلا ةكلمملا ٢١٤٩٤ ةدج ١٧٩٥٦ ب ص ةيدلاخلا يح ةريزجلا بلق عراش عم ناطلس ريمألا عراش - وكزوأ ىنبم يدوعس لاير ۰۰۰۰۰۰۰۰۱ لاملا سأر</w:t>
-      </w:r>
-    </w:p>
-    <w:p>
-      <w:pPr>
-        <w:jc w:val="right"/>
-        <w:bidi/>
-      </w:pPr>
-      <w:r>
-        <w:rPr>
-          <w:b w:val="0"/>
-          <w:i w:val="0"/>
-        </w:rPr>
+        <w:pStyle w:val="Heading2"/>
+        <w:jc w:val="right"/>
+        <w:bidi/>
+      </w:pPr>
+      <w:r>
+        <w:t>[ترويسة / كليشة رسمية — معلومات متكررة] ===</w:t>
+        <w:br/>
+        <w:t>رأس المال ۱۰۰۰۰۰۰۰۰ ريال سعودي مبنى أوزكو - شارع الأمير سلطان مع شارع قلب الجزيرة حي الخالدية ص ب ١٧٩٥٦ جدة ٢١٤٩٤ المملكة العربية السعودية - هاتف: ۱۰۱۰۲۱٦ (۲) ۰۹۱۹ فاكس: ٦٠٦٥٤١٦ (۲) ۰۹۱۹</w:t>
+      </w:r>
+    </w:p>
+    <w:p>
+      <w:pPr>
+        <w:pStyle w:val="Heading2"/>
+        <w:jc w:val="right"/>
+        <w:bidi/>
+      </w:pPr>
+      <w:r>
+        <w:t>[المتن الفعلي: الوقائع / الأسباب / المنطوق] ===</w:t>
+        <w:br/>
         <w:t>OZCO Building, Prince Sultan Street with Qalb Al Jazirah Street, Al-Khalidiyah District, P.O. Box 17956, Jeddah 21494, Kingdom of Saudi Arabia</w:t>
       </w:r>
     </w:p>
@@ -7756,20 +7649,20 @@
           <w:b w:val="0"/>
           <w:i w:val="0"/>
         </w:rPr>
-        <w:t>.عيقوتلا</w:t>
-      </w:r>
-    </w:p>
-    <w:p>
-      <w:pPr>
-        <w:jc w:val="right"/>
-        <w:bidi/>
-      </w:pPr>
-      <w:r>
-        <w:rPr>
-          <w:b w:val="0"/>
-          <w:i w:val="0"/>
-        </w:rPr>
-        <w:t>قفوملا هللاو</w:t>
+        <w:t>التوقيع.</w:t>
+      </w:r>
+    </w:p>
+    <w:p>
+      <w:pPr>
+        <w:jc w:val="right"/>
+        <w:bidi/>
+      </w:pPr>
+      <w:r>
+        <w:rPr>
+          <w:b w:val="0"/>
+          <w:i w:val="0"/>
+        </w:rPr>
+        <w:t>والله الموفق</w:t>
       </w:r>
     </w:p>
     <w:p>
@@ -7795,7 +7688,7 @@
           <w:b w:val="0"/>
           <w:i w:val="0"/>
         </w:rPr>
-        <w:t>: لزانتملا لوألا فرطلا</w:t>
+        <w:t>الطرف الأول المتنازل :</w:t>
       </w:r>
     </w:p>
     <w:p>
@@ -7834,7 +7727,7 @@
           <w:b w:val="0"/>
           <w:i w:val="0"/>
         </w:rPr>
-        <w:t>(يناثلا كيرشلا) : ثلا فرطلا</w:t>
+        <w:t>الطرف الث : (الشريك الثاني)</w:t>
       </w:r>
     </w:p>
     <w:p>
@@ -7858,20 +7751,20 @@
       <w:r>
         <w:t>[المتن الفعلي: الوقائع / الأسباب / المنطوق] ===</w:t>
         <w:br/>
-        <w:t>يقوتلا</w:t>
-      </w:r>
-    </w:p>
-    <w:p>
-      <w:pPr>
-        <w:jc w:val="right"/>
-        <w:bidi/>
-      </w:pPr>
-      <w:r>
-        <w:rPr>
-          <w:b w:val="0"/>
-          <w:i w:val="0"/>
-        </w:rPr>
-        <w:t>: لزانتملا يناثلا فرطلا</w:t>
+        <w:t>التوقي</w:t>
+      </w:r>
+    </w:p>
+    <w:p>
+      <w:pPr>
+        <w:jc w:val="right"/>
+        <w:bidi/>
+      </w:pPr>
+      <w:r>
+        <w:rPr>
+          <w:b w:val="0"/>
+          <w:i w:val="0"/>
+        </w:rPr>
+        <w:t>الطرف الثاني المتنازل :</w:t>
       </w:r>
     </w:p>
     <w:p>
@@ -7895,20 +7788,20 @@
       <w:r>
         <w:t>[المتن الفعلي: الوقائع / الأسباب / المنطوق] ===</w:t>
         <w:br/>
-        <w:t>: عيقوتلا</w:t>
-      </w:r>
-    </w:p>
-    <w:p>
-      <w:pPr>
-        <w:jc w:val="right"/>
-        <w:bidi/>
-      </w:pPr>
-      <w:r>
-        <w:rPr>
-          <w:b w:val="0"/>
-          <w:i w:val="0"/>
-        </w:rPr>
-        <w:t>: لزانتملا عبارلا فرطلا</w:t>
+        <w:t>التوقيع :</w:t>
+      </w:r>
+    </w:p>
+    <w:p>
+      <w:pPr>
+        <w:jc w:val="right"/>
+        <w:bidi/>
+      </w:pPr>
+      <w:r>
+        <w:rPr>
+          <w:b w:val="0"/>
+          <w:i w:val="0"/>
+        </w:rPr>
+        <w:t>الطرف الرابع المتنازل :</w:t>
       </w:r>
     </w:p>
     <w:p>
@@ -7932,7 +7825,7 @@
       <w:r>
         <w:t>[المتن الفعلي: الوقائع / الأسباب / المنطوق] ===</w:t>
         <w:br/>
-        <w:t>: عيقوتلا</w:t>
+        <w:t>التوقيع :</w:t>
       </w:r>
     </w:p>
     <w:p>
@@ -7958,7 +7851,7 @@
           <w:b w:val="0"/>
           <w:i w:val="0"/>
         </w:rPr>
-        <w:t>: لزانتملا سماخلا فرطلا</w:t>
+        <w:t>الطرف الخامس المتنازل :</w:t>
       </w:r>
     </w:p>
     <w:p>
@@ -7982,20 +7875,20 @@
       <w:r>
         <w:t>[المتن الفعلي: الوقائع / الأسباب / المنطوق] ===</w:t>
         <w:br/>
-        <w:t>: لزانتملا سداسلا فرطلا</w:t>
-      </w:r>
-    </w:p>
-    <w:p>
-      <w:pPr>
-        <w:jc w:val="right"/>
-        <w:bidi/>
-      </w:pPr>
-      <w:r>
-        <w:rPr>
-          <w:b w:val="0"/>
-          <w:i w:val="0"/>
-        </w:rPr>
-        <w:t>: عيقوتلا</w:t>
+        <w:t>الطرف السادس المتنازل :</w:t>
+      </w:r>
+    </w:p>
+    <w:p>
+      <w:pPr>
+        <w:jc w:val="right"/>
+        <w:bidi/>
+      </w:pPr>
+      <w:r>
+        <w:rPr>
+          <w:b w:val="0"/>
+          <w:i w:val="0"/>
+        </w:rPr>
+        <w:t>التوقيع :</w:t>
       </w:r>
     </w:p>
     <w:p>
@@ -8019,20 +7912,20 @@
       <w:r>
         <w:t>[المتن الفعلي: الوقائع / الأسباب / المنطوق] ===</w:t>
         <w:br/>
-        <w:t>: عيقوتلا</w:t>
-      </w:r>
-    </w:p>
-    <w:p>
-      <w:pPr>
-        <w:jc w:val="right"/>
-        <w:bidi/>
-      </w:pPr>
-      <w:r>
-        <w:rPr>
-          <w:b w:val="0"/>
-          <w:i w:val="0"/>
-        </w:rPr>
-        <w:t>( ديدجلا لوألا كيرشلا ) لوألا فرطلا</w:t>
+        <w:t>التوقيع :</w:t>
+      </w:r>
+    </w:p>
+    <w:p>
+      <w:pPr>
+        <w:jc w:val="right"/>
+        <w:bidi/>
+      </w:pPr>
+      <w:r>
+        <w:rPr>
+          <w:b w:val="0"/>
+          <w:i w:val="0"/>
+        </w:rPr>
+        <w:t>الطرف الأول ( الشريك الأول الجديد )</w:t>
       </w:r>
     </w:p>
     <w:p>
@@ -8056,7 +7949,7 @@
       <w:r>
         <w:t>[المتن الفعلي: الوقائع / الأسباب / المنطوق] ===</w:t>
         <w:br/>
-        <w:t>:عيقوتلا</w:t>
+        <w:t>التوقيع:</w:t>
       </w:r>
     </w:p>
     <w:p>
@@ -8087,27 +7980,25 @@
     </w:p>
     <w:p>
       <w:pPr>
-        <w:jc w:val="right"/>
-        <w:bidi/>
-      </w:pPr>
-      <w:r>
-        <w:rPr>
-          <w:b w:val="0"/>
-          <w:i w:val="0"/>
-        </w:rPr>
-        <w:t>۹۱۹۰ (۲) ۹۱۱۹۰۹ : سكاف ۹۱۹۰ (۲) ٦٥٢١٦۰۱ :فتاه - ةيدوعسلا ةيبرعلا ةكلمملا ٢١٤٩٤- ةدج ١٧٩٥٦ ب ص - ةيدلاخلا يح - ةريزجلا بلق عراش عم ناطلس ريمألا عراش وكزوأ ىنبم يدوعس لاير ١ ۰۰۰۰۰۰ لاملا سأر</w:t>
-      </w:r>
-    </w:p>
-    <w:p>
-      <w:pPr>
-        <w:jc w:val="right"/>
-        <w:bidi/>
-      </w:pPr>
-      <w:r>
-        <w:rPr>
-          <w:b w:val="0"/>
-          <w:i w:val="0"/>
-        </w:rPr>
+        <w:pStyle w:val="Heading2"/>
+        <w:jc w:val="right"/>
+        <w:bidi/>
+      </w:pPr>
+      <w:r>
+        <w:t>[ترويسة / كليشة رسمية — معلومات متكررة] ===</w:t>
+        <w:br/>
+        <w:t>رأس المال ۰۰۰۰۰۰ ١ ريال سعودي مبنى أوزكو شارع الأمير سلطان مع شارع قلب الجزيرة - حي الخالدية - ص ب ١٧٩٥٦ جدة ٢١٤٩٤- المملكة العربية السعودية - هاتف: ۱۰٦٥٢١٦ (۲) ۰۹۱۹ فاكس : ۹۰۹۱۱۹ (۲) ۰۹۱۹</w:t>
+      </w:r>
+    </w:p>
+    <w:p>
+      <w:pPr>
+        <w:pStyle w:val="Heading2"/>
+        <w:jc w:val="right"/>
+        <w:bidi/>
+      </w:pPr>
+      <w:r>
+        <w:t>[المتن الفعلي: الوقائع / الأسباب / المنطوق] ===</w:t>
+        <w:br/>
         <w:t>OZCO Building, Prince Sultan Street with Qalb Al Jazirah Street, Al-Khalidiyah District, P.O. Box 17956, Jeddah 21494, Kingdom of Saudi Arabia</w:t>
       </w:r>
     </w:p>
@@ -8158,7 +8049,7 @@
       <w:r>
         <w:t>[المتن الفعلي: الوقائع / الأسباب / المنطوق] ===</w:t>
         <w:br/>
-        <w:t>دوقعلا قيثوت مسق</w:t>
+        <w:t>قسم توثيق العقود</w:t>
       </w:r>
     </w:p>
     <w:p>
@@ -8210,7 +8101,7 @@
           <w:b w:val="0"/>
           <w:i w:val="0"/>
         </w:rPr>
-        <w:t>.مقرلا تحت تاكرشلا دوقع لجسب</w:t>
+        <w:t>بسجل عقود الشركات تحت الرقم.</w:t>
       </w:r>
     </w:p>
     <w:p>
@@ -8249,7 +8140,7 @@
           <w:b w:val="0"/>
           <w:i w:val="0"/>
         </w:rPr>
-        <w:t>.ةيريرحت انم قيدصتلاو قينرتلا ىرج ةيلعو ةينعملا فارطألا رارقلاو روضحب كلذو</w:t>
+        <w:t>وذلك بحضور والقرار الأطراف المعنية وعلية جرى الترنيق والتصديق منا تحريرية.</w:t>
       </w:r>
     </w:p>
     <w:p>

--- a/zaini_case_audit_output/outputs/word/documents/179_شكوى أسامة أحمد زيني ـ دعوى رقم 42824717 ـ 30-04-1445 ـ حجم اقل.docx
+++ b/zaini_case_audit_output/outputs/word/documents/179_شكوى أسامة أحمد زيني ـ دعوى رقم 42824717 ـ 30-04-1445 ـ حجم اقل.docx
@@ -1610,7 +1610,7 @@
           <w:b w:val="0"/>
           <w:i w:val="0"/>
         </w:rPr>
-        <w:t>... محا نب هماسأ / ابحرم https://new.najiz.sa/applications/iexecution/Request/View?requestId=CfDJ8GyQMJD4wvpOv8eHR-GWJd1IViQ3L0YZs9DUInsFXKCy\_w7MnkTUnuxaoXwSot76\_QqMcKhm0j-pA-anKTqv4PZKLbIuKCUlN6BzYabVx-I... 1/4</w:t>
+        <w:t>1/4 _QqMcKhm0j-pA-anKTqv4PZKLbIuKCUlN6BzYabVx-I...\_w7MnkTUnuxaoXwSot76\CfDJ8GyQMJD4wvpOv8eHR-GWJd1IViQ3L0YZs9DUInsFXKCy=requestId?https://new.najiz.sa/applications/iexecution/Request/View مرحبا / أسامه بن احم ...</w:t>
       </w:r>
     </w:p>
     <w:p>
@@ -1636,7 +1636,7 @@
           <w:b w:val="0"/>
           <w:i w:val="0"/>
         </w:rPr>
-        <w:t>هيلاملا ةكرحلا رشؤم</w:t>
+        <w:t>مؤشر الحركة الماليه</w:t>
       </w:r>
     </w:p>
     <w:p>
@@ -1749,7 +1749,7 @@
           <w:b w:val="0"/>
           <w:i w:val="0"/>
         </w:rPr>
-        <w:t>/رارق/ مكح ماكحا - يلام هدض ذفنم نم رداص رمأ تارارق و</w:t>
+        <w:t>و قرارات أمر صادر من منفذ ضده مالي - احكام حكم /قرار/</w:t>
       </w:r>
     </w:p>
     <w:p>
@@ -2126,7 +2126,7 @@
           <w:b w:val="0"/>
           <w:i w:val="0"/>
         </w:rPr>
-        <w:t>محا  نب هماسأ تامولعملا / ابحرم ةحول</w:t>
+        <w:t>لوحة مرحبا / المعلومات أسامه بن  احم</w:t>
       </w:r>
     </w:p>
     <w:p>
@@ -2165,7 +2165,7 @@
           <w:b w:val="0"/>
           <w:i w:val="0"/>
         </w:rPr>
-        <w:t>هيلاملا ةكرحلا رشؤم</w:t>
+        <w:t>مؤشر الحركة الماليه</w:t>
       </w:r>
     </w:p>
     <w:p>
@@ -2278,7 +2278,7 @@
           <w:b w:val="0"/>
           <w:i w:val="0"/>
         </w:rPr>
-        <w:t>/رارق/ مكح و ماكحا - يلام هدض ذفنم نم رداص رمأ تارارق</w:t>
+        <w:t>قرارات أمر صادر من منفذ ضده مالي - احكام و حكم /قرار/</w:t>
       </w:r>
     </w:p>
     <w:p>
@@ -2868,7 +2868,7 @@
           <w:b w:val="0"/>
           <w:i w:val="0"/>
         </w:rPr>
-        <w:t>.pdf ةغيصبو حوضولا يلاعو نولم قفرملا نوكي نأ بجي</w:t>
+        <w:t>يجب أن يكون المرفق ملون وعالي الوضوح وبصيغة .pdf</w:t>
       </w:r>
     </w:p>
     <w:p>
@@ -2944,7 +2944,7 @@
           <w:b w:val="0"/>
           <w:i w:val="0"/>
         </w:rPr>
-        <w:t>(0) در ىلا ةجاحب ءارجا تابلط  </w:t>
+        <w:t>  طلبات اجراء بحاجة الى رد (0)</w:t>
       </w:r>
     </w:p>
     <w:p>
@@ -3430,7 +3430,7 @@
           <w:b w:val="0"/>
           <w:i w:val="0"/>
         </w:rPr>
-        <w:t>ةيلاملا ةكرحلا لجس </w:t>
+        <w:t> سجل الحركة المالية</w:t>
       </w:r>
     </w:p>
     <w:p>
@@ -3797,7 +3797,7 @@
       <w:r>
         <w:t>[المتن الفعلي: الوقائع / الأسباب / المنطوق] ===</w:t>
         <w:br/>
-        <w:t>.pdf ةغيصبو حوضولا يلاعو نولم قفرملا نوكي نأ بجي</w:t>
+        <w:t>يجب أن يكون المرفق ملون وعالي الوضوح وبصيغة .pdf</w:t>
       </w:r>
     </w:p>
     <w:p>
@@ -3873,7 +3873,7 @@
           <w:b w:val="0"/>
           <w:i w:val="0"/>
         </w:rPr>
-        <w:t>(0) در ىلا ةجاحب ءارجا تابلط </w:t>
+        <w:t> طلبات اجراء بحاجة الى رد (0)</w:t>
       </w:r>
     </w:p>
     <w:p>
@@ -3925,7 +3925,7 @@
           <w:b w:val="0"/>
           <w:i w:val="0"/>
         </w:rPr>
-        <w:t>يلعثلا رينم نب زاوف دمحم</w:t>
+        <w:t>محمد فواز بن منير الثعلي</w:t>
       </w:r>
     </w:p>
     <w:p>
@@ -4190,7 +4190,7 @@
           <w:b w:val="0"/>
           <w:i w:val="0"/>
         </w:rPr>
-        <w:t>نابيلاا</w:t>
+        <w:t>االيبان</w:t>
       </w:r>
     </w:p>
     <w:p>
@@ -4216,20 +4216,20 @@
           <w:b w:val="0"/>
           <w:i w:val="0"/>
         </w:rPr>
-        <w:t>ةيلاملا ةكرحلا لجس  </w:t>
-      </w:r>
-    </w:p>
-    <w:p>
-      <w:pPr>
-        <w:jc w:val="right"/>
-        <w:bidi/>
-      </w:pPr>
-      <w:r>
-        <w:rPr>
-          <w:b w:val="0"/>
-          <w:i w:val="0"/>
-        </w:rPr>
-        <w:t> هعاديا مت ام يلامجا</w:t>
+        <w:t>  سجل الحركة المالية</w:t>
+      </w:r>
+    </w:p>
+    <w:p>
+      <w:pPr>
+        <w:jc w:val="right"/>
+        <w:bidi/>
+      </w:pPr>
+      <w:r>
+        <w:rPr>
+          <w:b w:val="0"/>
+          <w:i w:val="0"/>
+        </w:rPr>
+        <w:t>اجمالي ما تم ايداعه </w:t>
       </w:r>
     </w:p>
     <w:p>
